--- a/pesaje/analytica/Report/PrintRecepcionGuiaRecepcionV2.docx
+++ b/pesaje/analytica/Report/PrintRecepcionGuiaRecepcionV2.docx
@@ -1,17 +1,20 @@
 
 <file path=word/document.xml><?xml version="1.0" encoding="utf-8"?>
-<w:document xmlns:wpc="http://schemas.microsoft.com/office/word/2010/wordprocessingCanvas" xmlns:cx="http://schemas.microsoft.com/office/drawing/2014/chartex" xmlns:cx1="http://schemas.microsoft.com/office/drawing/2015/9/8/chartex" xmlns:cx2="http://schemas.microsoft.com/office/drawing/2015/10/21/chartex" xmlns:cx3="http://schemas.microsoft.com/office/drawing/2016/5/9/chartex" xmlns:cx4="http://schemas.microsoft.com/office/drawing/2016/5/10/chartex" xmlns:cx5="http://schemas.microsoft.com/office/drawing/2016/5/11/chartex" xmlns:cx6="http://schemas.microsoft.com/office/drawing/2016/5/12/chartex" xmlns:cx7="http://schemas.microsoft.com/office/drawing/2016/5/13/chartex" xmlns:cx8="http://schemas.microsoft.com/office/drawing/2016/5/14/chartex" xmlns:mc="http://schemas.openxmlformats.org/markup-compatibility/2006" xmlns:aink="http://schemas.microsoft.com/office/drawing/2016/ink" xmlns:am3d="http://schemas.microsoft.com/office/drawing/2017/model3d" xmlns:o="urn:schemas-microsoft-com:office:office" xmlns:oel="http://schemas.microsoft.com/office/2019/extlst" xmlns:r="http://schemas.openxmlformats.org/officeDocument/2006/relationships" xmlns:m="http://schemas.openxmlformats.org/officeDocument/2006/math" xmlns:v="urn:schemas-microsoft-com:vml" xmlns:wp14="http://schemas.microsoft.com/office/word/2010/wordprocessingDrawing" xmlns:wp="http://schemas.openxmlformats.org/drawingml/2006/wordprocessingDrawing" xmlns:w10="urn:schemas-microsoft-com:office:word" xmlns:w="http://schemas.openxmlformats.org/wordprocessingml/2006/main" xmlns:w14="http://schemas.microsoft.com/office/word/2010/wordml" xmlns:w15="http://schemas.microsoft.com/office/word/2012/wordml" xmlns:w16cex="http://schemas.microsoft.com/office/word/2018/wordml/cex" xmlns:w16cid="http://schemas.microsoft.com/office/word/2016/wordml/cid" xmlns:w16="http://schemas.microsoft.com/office/word/2018/wordml" xmlns:w16du="http://schemas.microsoft.com/office/word/2023/wordml/word16du" xmlns:w16sdtdh="http://schemas.microsoft.com/office/word/2020/wordml/sdtdatahash" xmlns:w16sdtfl="http://schemas.microsoft.com/office/word/2024/wordml/sdtformatlock" xmlns:w16se="http://schemas.microsoft.com/office/word/2015/wordml/symex" xmlns:wpg="http://schemas.microsoft.com/office/word/2010/wordprocessingGroup" xmlns:wpi="http://schemas.microsoft.com/office/word/2010/wordprocessingInk" xmlns:wne="http://schemas.microsoft.com/office/word/2006/wordml" xmlns:wps="http://schemas.microsoft.com/office/word/2010/wordprocessingShape" mc:Ignorable="w14 w15 w16se w16cid w16 w16cex w16sdtdh w16sdtfl w16du wp14">
+<w:document xmlns:o="urn:schemas-microsoft-com:office:office" xmlns:r="http://schemas.openxmlformats.org/officeDocument/2006/relationships" xmlns:v="urn:schemas-microsoft-com:vml" xmlns:w="http://schemas.openxmlformats.org/wordprocessingml/2006/main" xmlns:w10="urn:schemas-microsoft-com:office:word" xmlns:wp="http://schemas.openxmlformats.org/drawingml/2006/wordprocessingDrawing" xmlns:pic="http://schemas.openxmlformats.org/drawingml/2006/picture" xmlns:wps="http://schemas.microsoft.com/office/word/2010/wordprocessingShape" xmlns:wpg="http://schemas.microsoft.com/office/word/2010/wordprocessingGroup" xmlns:mc="http://schemas.openxmlformats.org/markup-compatibility/2006" xmlns:wp14="http://schemas.microsoft.com/office/word/2010/wordprocessingDrawing" xmlns:w14="http://schemas.microsoft.com/office/word/2010/wordml" xmlns:w15="http://schemas.microsoft.com/office/word/2012/wordml" mc:Ignorable="w14 wp14 w15">
   <w:body>
     <w:tbl>
       <w:tblPr>
-        <w:tblW w:w="0" w:type="auto"/>
+        <w:tblW w:w="11210" w:type="dxa"/>
+        <w:jc w:val="start"/>
+        <w:tblInd w:w="0" w:type="dxa"/>
         <w:tblLayout w:type="fixed"/>
         <w:tblCellMar>
-          <w:left w:w="0" w:type="dxa"/>
-          <w:right w:w="0" w:type="dxa"/>
+          <w:top w:w="0" w:type="dxa"/>
+          <w:start w:w="0" w:type="dxa"/>
+          <w:bottom w:w="0" w:type="dxa"/>
+          <w:end w:w="0" w:type="dxa"/>
         </w:tblCellMar>
-        <w:tblLook w:val="04A0" w:firstRow="1" w:lastRow="0" w:firstColumn="1" w:lastColumn="0" w:noHBand="0" w:noVBand="1"/>
-        <w:tblDescription w:val="Tabla de diseño de encabezado"/>
+        <w:tblLook w:val="04a0" w:noHBand="0" w:noVBand="1" w:firstColumn="1" w:lastRow="0" w:lastColumn="0" w:firstRow="1"/>
       </w:tblPr>
       <w:tblGrid>
         <w:gridCol w:w="7089"/>
@@ -19,108 +22,48 @@
       </w:tblGrid>
       <w:tr>
         <w:trPr>
-          <w:trHeight w:val="1518"/>
+          <w:trHeight w:val="1518" w:hRule="atLeast"/>
         </w:trPr>
         <w:tc>
           <w:tcPr>
             <w:tcW w:w="7089" w:type="dxa"/>
-            <w:shd w:val="clear" w:color="auto" w:fill="404040" w:themeFill="text1" w:themeFillTint="BF"/>
+            <w:tcBorders/>
+            <w:shd w:color="auto" w:fill="404040" w:themeFill="text1" w:themeFillTint="bf" w:val="clear"/>
           </w:tcPr>
           <w:p>
             <w:pPr>
               <w:pStyle w:val="Informacindecontacto"/>
+              <w:spacing w:before="40" w:after="0"/>
+              <w:rPr/>
             </w:pPr>
+            <w:r>
+              <w:rPr/>
+            </w:r>
           </w:p>
           <w:p>
             <w:pPr>
               <w:pStyle w:val="Informacindecontacto"/>
-              <w:ind w:left="567"/>
+              <w:ind w:start="567"/>
               <w:rPr>
                 <w:szCs w:val="24"/>
               </w:rPr>
             </w:pPr>
             <w:sdt>
               <w:sdtPr>
-                <w:alias w:val="Escriba el nombre de la empresa:"/>
-                <w:tag w:val="Escriba el nombre de la empresa:"/>
-                <w:id w:val="1598371961"/>
                 <w:placeholder>
                   <w:docPart w:val="F2272986E0664430B1C58758EE790705"/>
                 </w:placeholder>
                 <w15:appearance w15:val="hidden"/>
+                <w:alias w:val="Escriba el nombre de la empresa:"/>
+                <w:tag w:val="Escriba el nombre de la empresa:"/>
+                <w:id w:val="1598371961"/>
               </w:sdtPr>
-              <w:sdtEndPr>
-                <w:rPr>
-                  <w:szCs w:val="24"/>
-                </w:rPr>
-              </w:sdtEndPr>
               <w:sdtContent>
                 <w:r>
                   <w:rPr>
                     <w:szCs w:val="24"/>
                     <w:lang w:val="it-IT"/>
                   </w:rPr>
-                  <w:fldChar w:fldCharType="begin"/>
-                </w:r>
-                <w:r>
-                  <w:rPr>
-                    <w:szCs w:val="24"/>
-                    <w:lang w:val="it-IT"/>
-                  </w:rPr>
-                  <w:instrText xml:space="preserve"> MERGEFIELD  razon_social_empresa  \* MERGEFORMAT </w:instrText>
-                </w:r>
-                <w:r>
-                  <w:rPr>
-                    <w:szCs w:val="24"/>
-                    <w:lang w:val="it-IT"/>
-                  </w:rPr>
-                  <w:fldChar w:fldCharType="separate"/>
-                </w:r>
-                <w:r>
-                  <w:rPr>
-                    <w:noProof/>
-                    <w:szCs w:val="24"/>
-                    <w:lang w:val="it-IT"/>
-                  </w:rPr>
-                  <w:t>«razon_social_empresa»</w:t>
-                </w:r>
-                <w:r>
-                  <w:rPr>
-                    <w:szCs w:val="24"/>
-                    <w:lang w:val="it-IT"/>
-                  </w:rPr>
-                  <w:fldChar w:fldCharType="end"/>
-                </w:r>
-              </w:sdtContent>
-            </w:sdt>
-          </w:p>
-          <w:sdt>
-            <w:sdtPr>
-              <w:rPr>
-                <w:szCs w:val="24"/>
-              </w:rPr>
-              <w:alias w:val="Escriba la dirección, ciudad y código postal:"/>
-              <w:tag w:val="Escriba la dirección, ciudad y código postal:"/>
-              <w:id w:val="1560205729"/>
-              <w:placeholder>
-                <w:docPart w:val="012F7E20EAC445359C7DB90CD2E7C210"/>
-              </w:placeholder>
-              <w15:appearance w15:val="hidden"/>
-            </w:sdtPr>
-            <w:sdtContent>
-              <w:p>
-                <w:pPr>
-                  <w:pStyle w:val="Informacindecontacto"/>
-                  <w:ind w:left="567"/>
-                  <w:rPr>
-                    <w:szCs w:val="24"/>
-                  </w:rPr>
-                </w:pPr>
-                <w:r>
-                  <w:rPr>
-                    <w:szCs w:val="24"/>
-                  </w:rPr>
-                  <w:t xml:space="preserve">RUC: </w:t>
                 </w:r>
                 <w:r>
                   <w:rPr>
@@ -134,7 +77,7 @@
                     <w:szCs w:val="24"/>
                     <w:lang w:val="it-IT"/>
                   </w:rPr>
-                  <w:instrText xml:space="preserve"> MERGEFIELD  ruc_empresa  \* MERGEFORMAT </w:instrText>
+                  <w:instrText xml:space="preserve"> MERGEFIELD razon_social_empresa </w:instrText>
                 </w:r>
                 <w:r>
                   <w:rPr>
@@ -145,11 +88,10 @@
                 </w:r>
                 <w:r>
                   <w:rPr>
-                    <w:noProof/>
                     <w:szCs w:val="24"/>
                     <w:lang w:val="it-IT"/>
                   </w:rPr>
-                  <w:t>«ruc_empresa»</w:t>
+                  <w:t>«razon_social_empresa»</w:t>
                 </w:r>
                 <w:r>
                   <w:rPr>
@@ -158,14 +100,48 @@
                   </w:rPr>
                   <w:fldChar w:fldCharType="end"/>
                 </w:r>
-              </w:p>
-            </w:sdtContent>
-          </w:sdt>
+                <w:r>
+                  <w:rPr>
+                    <w:szCs w:val="24"/>
+                    <w:lang w:val="it-IT"/>
+                  </w:rPr>
+                </w:r>
+              </w:sdtContent>
+            </w:sdt>
+          </w:p>
           <w:p>
             <w:pPr>
               <w:pStyle w:val="Informacindecontacto"/>
-              <w:ind w:left="567"/>
+              <w:ind w:start="567"/>
+              <w:rPr>
+                <w:szCs w:val="24"/>
+              </w:rPr>
             </w:pPr>
+            <w:sdt>
+              <w:sdtPr>
+                <w:placeholder>
+                  <w:docPart w:val="012F7E20EAC445359C7DB90CD2E7C210"/>
+                </w:placeholder>
+                <w15:appearance w15:val="hidden"/>
+                <w:alias w:val="Escriba la dirección, ciudad y código postal:"/>
+                <w:tag w:val="Escriba la dirección, ciudad y código postal:"/>
+                <w:id w:val="1560205729"/>
+                <w:text/>
+              </w:sdtPr>
+              <w:sdtContent>
+                <w:r>
+                  <w:rPr>
+                    <w:szCs w:val="24"/>
+                  </w:rPr>
+                </w:r>
+                <w:r>
+                  <w:rPr>
+                    <w:szCs w:val="24"/>
+                  </w:rPr>
+                  <w:t xml:space="preserve">RUC: </w:t>
+                </w:r>
+              </w:sdtContent>
+            </w:sdt>
             <w:r>
               <w:rPr>
                 <w:szCs w:val="24"/>
@@ -178,7 +154,7 @@
                 <w:szCs w:val="24"/>
                 <w:lang w:val="it-IT"/>
               </w:rPr>
-              <w:instrText xml:space="preserve"> MERGEFIELD  direc_empresa  \* MERGEFORMAT </w:instrText>
+              <w:instrText xml:space="preserve"> MERGEFIELD ruc_empresa </w:instrText>
             </w:r>
             <w:r>
               <w:rPr>
@@ -189,7 +165,48 @@
             </w:r>
             <w:r>
               <w:rPr>
-                <w:noProof/>
+                <w:szCs w:val="24"/>
+                <w:lang w:val="it-IT"/>
+              </w:rPr>
+              <w:t>«ruc_empresa»</w:t>
+            </w:r>
+            <w:r>
+              <w:rPr>
+                <w:szCs w:val="24"/>
+                <w:lang w:val="it-IT"/>
+              </w:rPr>
+              <w:fldChar w:fldCharType="end"/>
+            </w:r>
+          </w:p>
+          <w:p>
+            <w:pPr>
+              <w:pStyle w:val="Informacindecontacto"/>
+              <w:ind w:start="567"/>
+              <w:rPr/>
+            </w:pPr>
+            <w:r>
+              <w:rPr>
+                <w:szCs w:val="24"/>
+                <w:lang w:val="it-IT"/>
+              </w:rPr>
+              <w:fldChar w:fldCharType="begin"/>
+            </w:r>
+            <w:r>
+              <w:rPr>
+                <w:szCs w:val="24"/>
+                <w:lang w:val="it-IT"/>
+              </w:rPr>
+              <w:instrText xml:space="preserve"> MERGEFIELD direc_empresa </w:instrText>
+            </w:r>
+            <w:r>
+              <w:rPr>
+                <w:szCs w:val="24"/>
+                <w:lang w:val="it-IT"/>
+              </w:rPr>
+              <w:fldChar w:fldCharType="separate"/>
+            </w:r>
+            <w:r>
+              <w:rPr>
                 <w:szCs w:val="24"/>
                 <w:lang w:val="it-IT"/>
               </w:rPr>
@@ -207,26 +224,26 @@
         <w:tc>
           <w:tcPr>
             <w:tcW w:w="4121" w:type="dxa"/>
-            <w:shd w:val="clear" w:color="auto" w:fill="404040" w:themeFill="text1" w:themeFillTint="BF"/>
+            <w:tcBorders/>
+            <w:shd w:color="auto" w:fill="404040" w:themeFill="text1" w:themeFillTint="bf" w:val="clear"/>
             <w:vAlign w:val="center"/>
           </w:tcPr>
           <w:p>
             <w:pPr>
               <w:pStyle w:val="Grfico"/>
-              <w:rPr>
-                <w:color w:val="006666" w:themeColor="accent3"/>
+              <w:spacing w:before="40" w:after="0"/>
+              <w:rPr>
+                <w:color w:themeColor="accent3" w:val="006666"/>
               </w:rPr>
             </w:pPr>
             <w:r>
               <w:rPr>
-                <w:rFonts w:ascii="Times New Roman" w:hAnsi="Times New Roman" w:cs="Times New Roman"/>
-                <w:sz w:val="24"/>
-                <w:szCs w:val="24"/>
+                <w:color w:themeColor="accent3" w:val="006666"/>
               </w:rPr>
               <mc:AlternateContent>
                 <mc:Choice Requires="wps">
                   <w:drawing>
-                    <wp:anchor distT="0" distB="0" distL="114300" distR="114300" simplePos="0" relativeHeight="251662336" behindDoc="0" locked="0" layoutInCell="1" allowOverlap="1" wp14:anchorId="522B1D2F" wp14:editId="307D45BA">
+                    <wp:anchor behindDoc="0" distT="0" distB="0" distL="0" distR="0" simplePos="0" locked="0" layoutInCell="1" allowOverlap="1" relativeHeight="2" wp14:anchorId="522B1D2F">
                       <wp:simplePos x="0" y="0"/>
                       <wp:positionH relativeFrom="margin">
                         <wp:posOffset>-407035</wp:posOffset>
@@ -235,22 +252,17 @@
                         <wp:posOffset>-19050</wp:posOffset>
                       </wp:positionV>
                       <wp:extent cx="2859405" cy="927735"/>
-                      <wp:effectExtent l="0" t="0" r="0" b="0"/>
+                      <wp:effectExtent l="1270" t="1270" r="0" b="0"/>
                       <wp:wrapNone/>
-                      <wp:docPr id="1154350600" name="Rectángulo: esquinas redondeadas 1154350600"/>
-                      <wp:cNvGraphicFramePr>
-                        <a:graphicFrameLocks xmlns:a="http://schemas.openxmlformats.org/drawingml/2006/main"/>
-                      </wp:cNvGraphicFramePr>
+                      <wp:docPr id="1" name="Rectángulo: esquinas redondeadas 1154350600"/>
                       <a:graphic xmlns:a="http://schemas.openxmlformats.org/drawingml/2006/main">
                         <a:graphicData uri="http://schemas.microsoft.com/office/word/2010/wordprocessingShape">
                           <wps:wsp>
-                            <wps:cNvSpPr>
-                              <a:spLocks noChangeArrowheads="1"/>
-                            </wps:cNvSpPr>
-                            <wps:spPr bwMode="auto">
+                            <wps:cNvSpPr/>
+                            <wps:spPr>
                               <a:xfrm>
                                 <a:off x="0" y="0"/>
-                                <a:ext cx="2859405" cy="927735"/>
+                                <a:ext cx="2859480" cy="927720"/>
                               </a:xfrm>
                               <a:prstGeom prst="roundRect">
                                 <a:avLst>
@@ -260,20 +272,29 @@
                               <a:noFill/>
                               <a:ln w="9525">
                                 <a:noFill/>
-                                <a:miter lim="800000"/>
-                                <a:headEnd/>
-                                <a:tailEnd/>
                               </a:ln>
                             </wps:spPr>
+                            <wps:style>
+                              <a:lnRef idx="0"/>
+                              <a:fillRef idx="0"/>
+                              <a:effectRef idx="0"/>
+                              <a:fontRef idx="minor"/>
+                            </wps:style>
                             <wps:txbx>
                               <w:txbxContent>
                                 <w:p>
                                   <w:pPr>
+                                    <w:pStyle w:val="FrameContents"/>
+                                    <w:spacing w:before="40" w:after="40"/>
                                     <w:jc w:val="center"/>
+                                    <w:rPr>
+                                      <w:color w:val="595959"/>
+                                    </w:rPr>
                                   </w:pPr>
                                   <w:r>
                                     <w:rPr>
-                                      <w:rFonts w:ascii="Arial" w:eastAsia="Arial Unicode MS" w:hAnsi="Arial"/>
+                                      <w:rFonts w:eastAsia="Arial Unicode MS" w:ascii="Arial" w:hAnsi="Arial"/>
+                                      <w:color w:val="595959"/>
                                       <w:sz w:val="18"/>
                                       <w:szCs w:val="18"/>
                                     </w:rPr>
@@ -281,15 +302,17 @@
                                   </w:r>
                                   <w:r>
                                     <w:rPr>
-                                      <w:rFonts w:ascii="Arial" w:eastAsia="Arial Unicode MS" w:hAnsi="Arial"/>
+                                      <w:rFonts w:eastAsia="Arial Unicode MS" w:ascii="Arial" w:hAnsi="Arial"/>
+                                      <w:color w:val="595959"/>
                                       <w:sz w:val="18"/>
                                       <w:szCs w:val="18"/>
                                     </w:rPr>
-                                    <w:instrText xml:space="preserve"> MERGEFIELD  Image:logoEmpresa  \* MERGEFORMAT </w:instrText>
+                                    <w:instrText xml:space="preserve"> MERGEFIELD Image:logoEmpresa </w:instrText>
                                   </w:r>
                                   <w:r>
                                     <w:rPr>
-                                      <w:rFonts w:ascii="Arial" w:eastAsia="Arial Unicode MS" w:hAnsi="Arial"/>
+                                      <w:rFonts w:eastAsia="Arial Unicode MS" w:ascii="Arial" w:hAnsi="Arial"/>
+                                      <w:color w:val="595959"/>
                                       <w:sz w:val="18"/>
                                       <w:szCs w:val="18"/>
                                     </w:rPr>
@@ -297,8 +320,8 @@
                                   </w:r>
                                   <w:r>
                                     <w:rPr>
-                                      <w:rFonts w:ascii="Arial" w:eastAsia="Arial Unicode MS" w:hAnsi="Arial"/>
-                                      <w:noProof/>
+                                      <w:rFonts w:eastAsia="Arial Unicode MS" w:ascii="Arial" w:hAnsi="Arial"/>
+                                      <w:color w:val="595959"/>
                                       <w:sz w:val="18"/>
                                       <w:szCs w:val="18"/>
                                     </w:rPr>
@@ -306,7 +329,8 @@
                                   </w:r>
                                   <w:r>
                                     <w:rPr>
-                                      <w:rFonts w:ascii="Arial" w:eastAsia="Arial Unicode MS" w:hAnsi="Arial"/>
+                                      <w:rFonts w:eastAsia="Arial Unicode MS" w:ascii="Arial" w:hAnsi="Arial"/>
+                                      <w:color w:val="595959"/>
                                       <w:sz w:val="18"/>
                                       <w:szCs w:val="18"/>
                                     </w:rPr>
@@ -315,34 +339,35 @@
                                 </w:p>
                               </w:txbxContent>
                             </wps:txbx>
-                            <wps:bodyPr rot="0" vertOverflow="clip" horzOverflow="clip" vert="horz" wrap="square" lIns="91440" tIns="45720" rIns="91440" bIns="45720" anchor="t" anchorCtr="0" upright="1">
+                            <wps:bodyPr anchor="t" upright="1">
                               <a:noAutofit/>
                             </wps:bodyPr>
                           </wps:wsp>
                         </a:graphicData>
                       </a:graphic>
-                      <wp14:sizeRelH relativeFrom="margin">
-                        <wp14:pctWidth>0</wp14:pctWidth>
-                      </wp14:sizeRelH>
-                      <wp14:sizeRelV relativeFrom="margin">
-                        <wp14:pctHeight>0</wp14:pctHeight>
-                      </wp14:sizeRelV>
                     </wp:anchor>
                   </w:drawing>
                 </mc:Choice>
                 <mc:Fallback>
                   <w:pict>
-                    <v:roundrect w14:anchorId="522B1D2F" id="Rectángulo: esquinas redondeadas 1154350600" o:spid="_x0000_s1026" style="position:absolute;left:0;text-align:left;margin-left:-32.05pt;margin-top:-1.5pt;width:225.15pt;height:73.05pt;z-index:251662336;visibility:visible;mso-wrap-style:square;mso-width-percent:0;mso-height-percent:0;mso-wrap-distance-left:9pt;mso-wrap-distance-top:0;mso-wrap-distance-right:9pt;mso-wrap-distance-bottom:0;mso-position-horizontal:absolute;mso-position-horizontal-relative:margin;mso-position-vertical:absolute;mso-position-vertical-relative:text;mso-width-percent:0;mso-height-percent:0;mso-width-relative:margin;mso-height-relative:margin;v-text-anchor:top" arcsize="10923f" o:gfxdata="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" filled="f" stroked="f">
-                      <v:stroke joinstyle="miter"/>
+                    <v:roundrect id="shape_0" path="l-2147483642,-2147483642l-2147483631,-2147483630l-2147483641,0l-2147483642,-2147483642l-2147483629,-2147483628l-2147483632,-2147483640l-2147483642,-2147483642xe" stroked="f" o:allowincell="t" style="position:absolute;margin-left:-32.05pt;margin-top:-1.5pt;width:225.1pt;height:73pt;mso-wrap-style:square;v-text-anchor:top;mso-position-horizontal-relative:margin" wp14:anchorId="522B1D2F">
+                      <v:fill o:detectmouseclick="t" on="false"/>
+                      <v:stroke color="#3465a4" weight="9360" joinstyle="miter" endcap="flat"/>
                       <v:textbox>
                         <w:txbxContent>
                           <w:p>
                             <w:pPr>
+                              <w:pStyle w:val="FrameContents"/>
+                              <w:spacing w:before="40" w:after="40"/>
                               <w:jc w:val="center"/>
+                              <w:rPr>
+                                <w:color w:val="595959"/>
+                              </w:rPr>
                             </w:pPr>
                             <w:r>
                               <w:rPr>
-                                <w:rFonts w:ascii="Arial" w:eastAsia="Arial Unicode MS" w:hAnsi="Arial"/>
+                                <w:rFonts w:eastAsia="Arial Unicode MS" w:ascii="Arial" w:hAnsi="Arial"/>
+                                <w:color w:val="595959"/>
                                 <w:sz w:val="18"/>
                                 <w:szCs w:val="18"/>
                               </w:rPr>
@@ -350,15 +375,17 @@
                             </w:r>
                             <w:r>
                               <w:rPr>
-                                <w:rFonts w:ascii="Arial" w:eastAsia="Arial Unicode MS" w:hAnsi="Arial"/>
+                                <w:rFonts w:eastAsia="Arial Unicode MS" w:ascii="Arial" w:hAnsi="Arial"/>
+                                <w:color w:val="595959"/>
                                 <w:sz w:val="18"/>
                                 <w:szCs w:val="18"/>
                               </w:rPr>
-                              <w:instrText xml:space="preserve"> MERGEFIELD  Image:logoEmpresa  \* MERGEFORMAT </w:instrText>
+                              <w:instrText xml:space="preserve"> MERGEFIELD Image:logoEmpresa </w:instrText>
                             </w:r>
                             <w:r>
                               <w:rPr>
-                                <w:rFonts w:ascii="Arial" w:eastAsia="Arial Unicode MS" w:hAnsi="Arial"/>
+                                <w:rFonts w:eastAsia="Arial Unicode MS" w:ascii="Arial" w:hAnsi="Arial"/>
+                                <w:color w:val="595959"/>
                                 <w:sz w:val="18"/>
                                 <w:szCs w:val="18"/>
                               </w:rPr>
@@ -366,8 +393,8 @@
                             </w:r>
                             <w:r>
                               <w:rPr>
-                                <w:rFonts w:ascii="Arial" w:eastAsia="Arial Unicode MS" w:hAnsi="Arial"/>
-                                <w:noProof/>
+                                <w:rFonts w:eastAsia="Arial Unicode MS" w:ascii="Arial" w:hAnsi="Arial"/>
+                                <w:color w:val="595959"/>
                                 <w:sz w:val="18"/>
                                 <w:szCs w:val="18"/>
                               </w:rPr>
@@ -375,7 +402,8 @@
                             </w:r>
                             <w:r>
                               <w:rPr>
-                                <w:rFonts w:ascii="Arial" w:eastAsia="Arial Unicode MS" w:hAnsi="Arial"/>
+                                <w:rFonts w:eastAsia="Arial Unicode MS" w:ascii="Arial" w:hAnsi="Arial"/>
+                                <w:color w:val="595959"/>
                                 <w:sz w:val="18"/>
                                 <w:szCs w:val="18"/>
                               </w:rPr>
@@ -384,7 +412,7 @@
                           </w:p>
                         </w:txbxContent>
                       </v:textbox>
-                      <w10:wrap anchorx="margin"/>
+                      <w10:wrap type="none"/>
                     </v:roundrect>
                   </w:pict>
                 </mc:Fallback>
@@ -395,18 +423,21 @@
       </w:tr>
       <w:tr>
         <w:trPr>
-          <w:trHeight w:val="1276"/>
+          <w:trHeight w:val="1276" w:hRule="atLeast"/>
         </w:trPr>
         <w:tc>
           <w:tcPr>
             <w:tcW w:w="11210" w:type="dxa"/>
             <w:gridSpan w:val="2"/>
+            <w:tcBorders/>
             <w:vAlign w:val="bottom"/>
           </w:tcPr>
           <w:p>
             <w:pPr>
-              <w:pStyle w:val="Ttulo"/>
-              <w:ind w:right="290"/>
+              <w:pStyle w:val="Title"/>
+              <w:spacing w:before="400" w:after="160"/>
+              <w:ind w:end="290"/>
+              <w:contextualSpacing/>
               <w:rPr>
                 <w:sz w:val="40"/>
                 <w:szCs w:val="40"/>
@@ -417,20 +448,15 @@
                 <w:sz w:val="40"/>
                 <w:szCs w:val="40"/>
               </w:rPr>
-              <w:t xml:space="preserve">GUÍA DE </w:t>
-            </w:r>
-            <w:r>
-              <w:rPr>
-                <w:sz w:val="40"/>
-                <w:szCs w:val="40"/>
-              </w:rPr>
-              <w:t>PESAJE LIBRE</w:t>
+              <w:t>GUÍA DE PESAJE LIBRE</w:t>
             </w:r>
           </w:p>
           <w:p>
             <w:pPr>
-              <w:pStyle w:val="Ttulo"/>
-              <w:ind w:right="290"/>
+              <w:pStyle w:val="Title"/>
+              <w:spacing w:before="400" w:after="160"/>
+              <w:ind w:end="290"/>
+              <w:contextualSpacing/>
               <w:rPr>
                 <w:b/>
                 <w:bCs/>
@@ -454,7 +480,7 @@
                 <w:sz w:val="40"/>
                 <w:szCs w:val="40"/>
               </w:rPr>
-              <w:instrText xml:space="preserve"> MERGEFIELD  nro_lote  \* MERGEFORMAT </w:instrText>
+              <w:instrText xml:space="preserve"> MERGEFIELD nro_lote </w:instrText>
             </w:r>
             <w:r>
               <w:rPr>
@@ -480,262 +506,6 @@
                 <w:bCs/>
                 <w:sz w:val="40"/>
                 <w:szCs w:val="40"/>
-              </w:rPr>
-              <w:fldChar w:fldCharType="end"/>
-            </w:r>
-          </w:p>
-        </w:tc>
-      </w:tr>
-    </w:tbl>
-    <w:tbl>
-      <w:tblPr>
-        <w:tblStyle w:val="Tablaconcuadrcula"/>
-        <w:tblW w:w="5007" w:type="pct"/>
-        <w:tblBorders>
-          <w:top w:val="none" w:sz="0" w:space="0" w:color="auto"/>
-          <w:left w:val="none" w:sz="0" w:space="0" w:color="auto"/>
-          <w:bottom w:val="none" w:sz="0" w:space="0" w:color="auto"/>
-          <w:right w:val="none" w:sz="0" w:space="0" w:color="auto"/>
-          <w:insideH w:val="none" w:sz="0" w:space="0" w:color="auto"/>
-          <w:insideV w:val="none" w:sz="0" w:space="0" w:color="auto"/>
-        </w:tblBorders>
-        <w:tblCellMar>
-          <w:left w:w="0" w:type="dxa"/>
-          <w:right w:w="0" w:type="dxa"/>
-        </w:tblCellMar>
-        <w:tblLook w:val="04A0" w:firstRow="1" w:lastRow="0" w:firstColumn="1" w:lastColumn="0" w:noHBand="0" w:noVBand="1"/>
-        <w:tblDescription w:val="Tabla de diseño de encabezado"/>
-      </w:tblPr>
-      <w:tblGrid>
-        <w:gridCol w:w="11242"/>
-      </w:tblGrid>
-      <w:tr>
-        <w:trPr>
-          <w:trHeight w:val="451"/>
-        </w:trPr>
-        <w:tc>
-          <w:tcPr>
-            <w:tcW w:w="11242" w:type="dxa"/>
-            <w:tcBorders>
-              <w:bottom w:val="single" w:sz="18" w:space="0" w:color="FEDE00" w:themeColor="accent2"/>
-            </w:tcBorders>
-            <w:vAlign w:val="bottom"/>
-          </w:tcPr>
-          <w:p>
-            <w:pPr>
-              <w:pStyle w:val="Ttulo1"/>
-              <w:rPr>
-                <w:b w:val="0"/>
-                <w:bCs/>
-              </w:rPr>
-            </w:pPr>
-            <w:r>
-              <w:rPr>
-                <w:b w:val="0"/>
-                <w:bCs/>
-                <w:color w:val="262626" w:themeColor="text1" w:themeTint="D9"/>
-                <w:lang w:bidi="es-ES"/>
-              </w:rPr>
-              <w:t>DATOS DE</w:t>
-            </w:r>
-            <w:r>
-              <w:rPr>
-                <w:b w:val="0"/>
-                <w:bCs/>
-                <w:color w:val="262626" w:themeColor="text1" w:themeTint="D9"/>
-                <w:lang w:bidi="es-ES"/>
-              </w:rPr>
-              <w:t xml:space="preserve"> </w:t>
-            </w:r>
-            <w:r>
-              <w:rPr>
-                <w:b w:val="0"/>
-                <w:bCs/>
-                <w:color w:val="262626" w:themeColor="text1" w:themeTint="D9"/>
-                <w:lang w:bidi="es-ES"/>
-              </w:rPr>
-              <w:t>PROVEEDOR</w:t>
-            </w:r>
-          </w:p>
-        </w:tc>
-      </w:tr>
-      <w:tr>
-        <w:trPr>
-          <w:trHeight w:hRule="exact" w:val="216"/>
-        </w:trPr>
-        <w:tc>
-          <w:tcPr>
-            <w:tcW w:w="11242" w:type="dxa"/>
-            <w:tcBorders>
-              <w:top w:val="single" w:sz="18" w:space="0" w:color="FEDE00" w:themeColor="accent2"/>
-            </w:tcBorders>
-            <w:vAlign w:val="center"/>
-          </w:tcPr>
-          <w:p/>
-        </w:tc>
-      </w:tr>
-    </w:tbl>
-    <w:tbl>
-      <w:tblPr>
-        <w:tblStyle w:val="Tablaconcuadrculaclara"/>
-        <w:tblW w:w="4994" w:type="pct"/>
-        <w:tblLook w:val="04A0" w:firstRow="1" w:lastRow="0" w:firstColumn="1" w:lastColumn="0" w:noHBand="0" w:noVBand="1"/>
-        <w:tblDescription w:val="Tabla de diseño de encabezado"/>
-      </w:tblPr>
-      <w:tblGrid>
-        <w:gridCol w:w="1559"/>
-        <w:gridCol w:w="4957"/>
-        <w:gridCol w:w="1595"/>
-        <w:gridCol w:w="3092"/>
-      </w:tblGrid>
-      <w:tr>
-        <w:trPr>
-          <w:trHeight w:val="378"/>
-        </w:trPr>
-        <w:tc>
-          <w:tcPr>
-            <w:tcW w:w="1559" w:type="dxa"/>
-            <w:shd w:val="clear" w:color="auto" w:fill="404040" w:themeFill="text1" w:themeFillTint="BF"/>
-          </w:tcPr>
-          <w:p>
-            <w:pPr>
-              <w:rPr>
-                <w:bCs/>
-                <w:color w:val="FFFFFF" w:themeColor="background1"/>
-              </w:rPr>
-            </w:pPr>
-            <w:r>
-              <w:rPr>
-                <w:bCs/>
-                <w:color w:val="FFFFFF" w:themeColor="background1"/>
-              </w:rPr>
-              <w:t>Raz</w:t>
-            </w:r>
-            <w:r>
-              <w:rPr>
-                <w:bCs/>
-                <w:color w:val="FFFFFF" w:themeColor="background1"/>
-              </w:rPr>
-              <w:t>ó</w:t>
-            </w:r>
-            <w:r>
-              <w:rPr>
-                <w:bCs/>
-                <w:color w:val="FFFFFF" w:themeColor="background1"/>
-              </w:rPr>
-              <w:t>n Social</w:t>
-            </w:r>
-          </w:p>
-        </w:tc>
-        <w:tc>
-          <w:tcPr>
-            <w:tcW w:w="4957" w:type="dxa"/>
-          </w:tcPr>
-          <w:p>
-            <w:pPr>
-              <w:rPr>
-                <w:bCs/>
-              </w:rPr>
-            </w:pPr>
-            <w:r>
-              <w:rPr>
-                <w:bCs/>
-              </w:rPr>
-              <w:fldChar w:fldCharType="begin"/>
-            </w:r>
-            <w:r>
-              <w:rPr>
-                <w:bCs/>
-              </w:rPr>
-              <w:instrText xml:space="preserve"> MERGEFIELD  nom_proveedor  \* MERGEFORMAT </w:instrText>
-            </w:r>
-            <w:r>
-              <w:rPr>
-                <w:bCs/>
-              </w:rPr>
-              <w:fldChar w:fldCharType="separate"/>
-            </w:r>
-            <w:r>
-              <w:rPr>
-                <w:bCs/>
-                <w:noProof/>
-              </w:rPr>
-              <w:t>«nom_proveedor»</w:t>
-            </w:r>
-            <w:r>
-              <w:rPr>
-                <w:bCs/>
-              </w:rPr>
-              <w:fldChar w:fldCharType="end"/>
-            </w:r>
-          </w:p>
-        </w:tc>
-        <w:tc>
-          <w:tcPr>
-            <w:tcW w:w="1595" w:type="dxa"/>
-            <w:shd w:val="clear" w:color="auto" w:fill="404040" w:themeFill="text1" w:themeFillTint="BF"/>
-          </w:tcPr>
-          <w:p>
-            <w:pPr>
-              <w:rPr>
-                <w:bCs/>
-                <w:color w:val="FFFFFF" w:themeColor="background1"/>
-              </w:rPr>
-            </w:pPr>
-            <w:r>
-              <w:rPr>
-                <w:bCs/>
-                <w:color w:val="FFFFFF" w:themeColor="background1"/>
-              </w:rPr>
-              <w:t>Ruc</w:t>
-            </w:r>
-            <w:r>
-              <w:rPr>
-                <w:bCs/>
-                <w:color w:val="FFFFFF" w:themeColor="background1"/>
-              </w:rPr>
-              <w:t>:</w:t>
-            </w:r>
-          </w:p>
-        </w:tc>
-        <w:tc>
-          <w:tcPr>
-            <w:tcW w:w="3092" w:type="dxa"/>
-          </w:tcPr>
-          <w:p>
-            <w:pPr>
-              <w:rPr>
-                <w:bCs/>
-              </w:rPr>
-            </w:pPr>
-            <w:r>
-              <w:rPr>
-                <w:bCs/>
-              </w:rPr>
-              <w:fldChar w:fldCharType="begin"/>
-            </w:r>
-            <w:r>
-              <w:rPr>
-                <w:bCs/>
-              </w:rPr>
-              <w:instrText xml:space="preserve"> MERGEFIELD  ruc_proveedor  \* MERGEFORMAT </w:instrText>
-            </w:r>
-            <w:r>
-              <w:rPr>
-                <w:bCs/>
-              </w:rPr>
-              <w:fldChar w:fldCharType="separate"/>
-            </w:r>
-            <w:r>
-              <w:rPr>
-                <w:bCs/>
-                <w:noProof/>
-              </w:rPr>
-              <w:t>«ruc_proveedor»</w:t>
-            </w:r>
-            <w:r>
-              <w:rPr>
-                <w:bCs/>
               </w:rPr>
               <w:fldChar w:fldCharType="end"/>
             </w:r>
@@ -747,88 +517,419 @@
       <w:tblPr>
         <w:tblStyle w:val="Tablaconcuadrcula"/>
         <w:tblW w:w="5000" w:type="pct"/>
-        <w:tblBorders>
-          <w:top w:val="none" w:sz="0" w:space="0" w:color="auto"/>
-          <w:left w:val="none" w:sz="0" w:space="0" w:color="auto"/>
-          <w:bottom w:val="none" w:sz="0" w:space="0" w:color="auto"/>
-          <w:right w:val="none" w:sz="0" w:space="0" w:color="auto"/>
-          <w:insideH w:val="none" w:sz="0" w:space="0" w:color="auto"/>
-          <w:insideV w:val="none" w:sz="0" w:space="0" w:color="auto"/>
-        </w:tblBorders>
+        <w:jc w:val="start"/>
+        <w:tblInd w:w="0" w:type="dxa"/>
+        <w:tblLayout w:type="fixed"/>
         <w:tblCellMar>
-          <w:left w:w="0" w:type="dxa"/>
-          <w:right w:w="0" w:type="dxa"/>
+          <w:top w:w="0" w:type="dxa"/>
+          <w:start w:w="0" w:type="dxa"/>
+          <w:bottom w:w="0" w:type="dxa"/>
+          <w:end w:w="0" w:type="dxa"/>
         </w:tblCellMar>
-        <w:tblLook w:val="04A0" w:firstRow="1" w:lastRow="0" w:firstColumn="1" w:lastColumn="0" w:noHBand="0" w:noVBand="1"/>
-        <w:tblDescription w:val="Tabla de diseño de encabezado"/>
+        <w:tblLook w:val="04a0" w:noHBand="0" w:noVBand="1" w:firstColumn="1" w:lastRow="0" w:lastColumn="0" w:firstRow="1"/>
       </w:tblPr>
       <w:tblGrid>
         <w:gridCol w:w="11226"/>
       </w:tblGrid>
       <w:tr>
         <w:trPr>
-          <w:trHeight w:val="433"/>
+          <w:trHeight w:val="451" w:hRule="atLeast"/>
         </w:trPr>
         <w:tc>
           <w:tcPr>
             <w:tcW w:w="11226" w:type="dxa"/>
             <w:tcBorders>
-              <w:bottom w:val="single" w:sz="18" w:space="0" w:color="FEDE00" w:themeColor="accent2"/>
+              <w:top w:val="nil"/>
+              <w:start w:val="nil"/>
+              <w:bottom w:val="single" w:sz="18" w:space="0" w:color="FEDE00"/>
+              <w:end w:val="nil"/>
             </w:tcBorders>
             <w:vAlign w:val="bottom"/>
           </w:tcPr>
           <w:p>
             <w:pPr>
-              <w:pStyle w:val="Ttulo1"/>
-              <w:rPr>
-                <w:b w:val="0"/>
+              <w:pStyle w:val="Heading1"/>
+              <w:widowControl/>
+              <w:spacing w:before="0" w:after="60"/>
+              <w:contextualSpacing/>
+              <w:jc w:val="start"/>
+              <w:rPr>
+                <w:b w:val="false"/>
                 <w:bCs/>
-                <w:u w:val="single"/>
               </w:rPr>
             </w:pPr>
             <w:r>
               <w:rPr>
-                <w:b w:val="0"/>
+                <w:b w:val="false"/>
                 <w:bCs/>
-                <w:color w:val="262626" w:themeColor="text1" w:themeTint="D9"/>
-                <w:lang w:bidi="es-ES"/>
-              </w:rPr>
-              <w:t xml:space="preserve">DATOS </w:t>
-            </w:r>
-            <w:r>
-              <w:rPr>
-                <w:b w:val="0"/>
-                <w:bCs/>
-                <w:color w:val="262626" w:themeColor="text1" w:themeTint="D9"/>
-                <w:lang w:bidi="es-ES"/>
-              </w:rPr>
-              <w:t>de</w:t>
-            </w:r>
-            <w:r>
-              <w:rPr>
-                <w:b w:val="0"/>
-                <w:bCs/>
-                <w:color w:val="262626" w:themeColor="text1" w:themeTint="D9"/>
-                <w:lang w:bidi="es-ES"/>
-              </w:rPr>
-              <w:t xml:space="preserve"> PESAJE LIBRE</w:t>
+                <w:color w:themeColor="text1" w:themeTint="d9" w:val="262626"/>
+                <w:lang w:val="es-ES" w:eastAsia="en-US" w:bidi="es-ES"/>
+              </w:rPr>
+              <w:t>DATOS DE PROVEEDOR</w:t>
             </w:r>
           </w:p>
         </w:tc>
       </w:tr>
       <w:tr>
         <w:trPr>
-          <w:trHeight w:hRule="exact" w:val="216"/>
+          <w:trHeight w:val="216" w:hRule="exact"/>
         </w:trPr>
         <w:tc>
           <w:tcPr>
             <w:tcW w:w="11226" w:type="dxa"/>
             <w:tcBorders>
-              <w:top w:val="single" w:sz="18" w:space="0" w:color="FEDE00" w:themeColor="accent2"/>
+              <w:top w:val="single" w:sz="18" w:space="0" w:color="FEDE00"/>
+              <w:start w:val="nil"/>
+              <w:bottom w:val="nil"/>
+              <w:end w:val="nil"/>
             </w:tcBorders>
             <w:vAlign w:val="center"/>
           </w:tcPr>
-          <w:p/>
+          <w:p>
+            <w:pPr>
+              <w:pStyle w:val="Normal"/>
+              <w:widowControl/>
+              <w:spacing w:before="40" w:after="0"/>
+              <w:jc w:val="start"/>
+              <w:rPr>
+                <w:rFonts w:ascii="Franklin Gothic Book" w:hAnsi="Franklin Gothic Book" w:eastAsia="MS Mincho" w:cs=""/>
+                <w:sz w:val="20"/>
+                <w:szCs w:val="20"/>
+                <w:lang w:val="es-ES" w:eastAsia="en-US" w:bidi="ar-SA"/>
+              </w:rPr>
+            </w:pPr>
+            <w:r>
+              <w:rPr>
+                <w:rFonts w:eastAsia="MS Mincho" w:cs=""/>
+                <w:sz w:val="20"/>
+                <w:szCs w:val="20"/>
+                <w:lang w:val="es-ES" w:eastAsia="en-US" w:bidi="ar-SA"/>
+              </w:rPr>
+            </w:r>
+          </w:p>
+        </w:tc>
+      </w:tr>
+    </w:tbl>
+    <w:tbl>
+      <w:tblPr>
+        <w:tblStyle w:val="Tablaconcuadrculaclara"/>
+        <w:tblW w:w="4950" w:type="pct"/>
+        <w:jc w:val="start"/>
+        <w:tblInd w:w="0" w:type="dxa"/>
+        <w:tblLayout w:type="fixed"/>
+        <w:tblCellMar>
+          <w:top w:w="0" w:type="dxa"/>
+          <w:start w:w="108" w:type="dxa"/>
+          <w:bottom w:w="0" w:type="dxa"/>
+          <w:end w:w="108" w:type="dxa"/>
+        </w:tblCellMar>
+        <w:tblLook w:val="04a0" w:noHBand="0" w:noVBand="1" w:firstColumn="1" w:lastRow="0" w:lastColumn="0" w:firstRow="1"/>
+      </w:tblPr>
+      <w:tblGrid>
+        <w:gridCol w:w="1546"/>
+        <w:gridCol w:w="4917"/>
+        <w:gridCol w:w="1582"/>
+        <w:gridCol w:w="3068"/>
+      </w:tblGrid>
+      <w:tr>
+        <w:trPr>
+          <w:trHeight w:val="378" w:hRule="atLeast"/>
+        </w:trPr>
+        <w:tc>
+          <w:tcPr>
+            <w:tcW w:w="1546" w:type="dxa"/>
+            <w:tcBorders/>
+            <w:shd w:color="auto" w:fill="404040" w:themeFill="text1" w:themeFillTint="bf" w:val="clear"/>
+            <w:vAlign w:val="center"/>
+          </w:tcPr>
+          <w:p>
+            <w:pPr>
+              <w:pStyle w:val="Normal"/>
+              <w:widowControl/>
+              <w:spacing w:before="40" w:after="0"/>
+              <w:jc w:val="start"/>
+              <w:rPr>
+                <w:bCs/>
+                <w:color w:themeColor="background1" w:val="FFFFFF"/>
+              </w:rPr>
+            </w:pPr>
+            <w:r>
+              <w:rPr>
+                <w:rFonts w:eastAsia="MS Mincho" w:cs=""/>
+                <w:bCs/>
+                <w:color w:themeColor="background1" w:val="FFFFFF"/>
+                <w:sz w:val="20"/>
+                <w:szCs w:val="20"/>
+                <w:lang w:val="es-ES" w:eastAsia="en-US" w:bidi="ar-SA"/>
+              </w:rPr>
+              <w:t>Razón Social</w:t>
+            </w:r>
+          </w:p>
+        </w:tc>
+        <w:tc>
+          <w:tcPr>
+            <w:tcW w:w="4917" w:type="dxa"/>
+            <w:tcBorders/>
+            <w:vAlign w:val="center"/>
+          </w:tcPr>
+          <w:p>
+            <w:pPr>
+              <w:pStyle w:val="Normal"/>
+              <w:widowControl/>
+              <w:spacing w:before="40" w:after="0"/>
+              <w:jc w:val="start"/>
+              <w:rPr>
+                <w:bCs/>
+              </w:rPr>
+            </w:pPr>
+            <w:r>
+              <w:rPr>
+                <w:rFonts w:eastAsia="MS Mincho" w:cs=""/>
+                <w:bCs/>
+                <w:sz w:val="20"/>
+                <w:szCs w:val="20"/>
+                <w:lang w:val="es-ES" w:eastAsia="en-US" w:bidi="ar-SA"/>
+              </w:rPr>
+              <w:fldChar w:fldCharType="begin"/>
+            </w:r>
+            <w:r>
+              <w:rPr>
+                <w:rFonts w:eastAsia="MS Mincho" w:cs=""/>
+                <w:bCs/>
+                <w:sz w:val="20"/>
+                <w:szCs w:val="20"/>
+                <w:lang w:val="es-ES" w:eastAsia="en-US" w:bidi="ar-SA"/>
+              </w:rPr>
+              <w:instrText xml:space="preserve"> MERGEFIELD nom_proveedor </w:instrText>
+            </w:r>
+            <w:r>
+              <w:rPr>
+                <w:rFonts w:eastAsia="MS Mincho" w:cs=""/>
+                <w:bCs/>
+                <w:sz w:val="20"/>
+                <w:szCs w:val="20"/>
+                <w:lang w:val="es-ES" w:eastAsia="en-US" w:bidi="ar-SA"/>
+              </w:rPr>
+              <w:fldChar w:fldCharType="separate"/>
+            </w:r>
+            <w:r>
+              <w:rPr>
+                <w:rFonts w:eastAsia="MS Mincho" w:cs=""/>
+                <w:bCs/>
+                <w:sz w:val="20"/>
+                <w:szCs w:val="20"/>
+                <w:lang w:val="es-ES" w:eastAsia="en-US" w:bidi="ar-SA"/>
+              </w:rPr>
+              <w:t>«nom_proveedor»</w:t>
+            </w:r>
+            <w:r>
+              <w:rPr>
+                <w:rFonts w:eastAsia="MS Mincho" w:cs=""/>
+                <w:bCs/>
+                <w:sz w:val="20"/>
+                <w:szCs w:val="20"/>
+                <w:lang w:val="es-ES" w:eastAsia="en-US" w:bidi="ar-SA"/>
+              </w:rPr>
+              <w:fldChar w:fldCharType="end"/>
+            </w:r>
+          </w:p>
+        </w:tc>
+        <w:tc>
+          <w:tcPr>
+            <w:tcW w:w="1582" w:type="dxa"/>
+            <w:tcBorders/>
+            <w:shd w:color="auto" w:fill="404040" w:themeFill="text1" w:themeFillTint="bf" w:val="clear"/>
+            <w:vAlign w:val="center"/>
+          </w:tcPr>
+          <w:p>
+            <w:pPr>
+              <w:pStyle w:val="Normal"/>
+              <w:widowControl/>
+              <w:spacing w:before="40" w:after="0"/>
+              <w:jc w:val="start"/>
+              <w:rPr>
+                <w:bCs/>
+                <w:color w:themeColor="background1" w:val="FFFFFF"/>
+              </w:rPr>
+            </w:pPr>
+            <w:r>
+              <w:rPr>
+                <w:rFonts w:eastAsia="MS Mincho" w:cs=""/>
+                <w:bCs/>
+                <w:color w:themeColor="background1" w:val="FFFFFF"/>
+                <w:sz w:val="20"/>
+                <w:szCs w:val="20"/>
+                <w:lang w:val="es-ES" w:eastAsia="en-US" w:bidi="ar-SA"/>
+              </w:rPr>
+              <w:t>Ruc:</w:t>
+            </w:r>
+          </w:p>
+        </w:tc>
+        <w:tc>
+          <w:tcPr>
+            <w:tcW w:w="3068" w:type="dxa"/>
+            <w:tcBorders/>
+            <w:vAlign w:val="center"/>
+          </w:tcPr>
+          <w:p>
+            <w:pPr>
+              <w:pStyle w:val="Normal"/>
+              <w:widowControl/>
+              <w:spacing w:before="40" w:after="0"/>
+              <w:jc w:val="start"/>
+              <w:rPr>
+                <w:bCs/>
+              </w:rPr>
+            </w:pPr>
+            <w:r>
+              <w:rPr>
+                <w:rFonts w:eastAsia="MS Mincho" w:cs=""/>
+                <w:bCs/>
+                <w:sz w:val="20"/>
+                <w:szCs w:val="20"/>
+                <w:lang w:val="es-ES" w:eastAsia="en-US" w:bidi="ar-SA"/>
+              </w:rPr>
+              <w:fldChar w:fldCharType="begin"/>
+            </w:r>
+            <w:r>
+              <w:rPr>
+                <w:rFonts w:eastAsia="MS Mincho" w:cs=""/>
+                <w:bCs/>
+                <w:sz w:val="20"/>
+                <w:szCs w:val="20"/>
+                <w:lang w:val="es-ES" w:eastAsia="en-US" w:bidi="ar-SA"/>
+              </w:rPr>
+              <w:instrText xml:space="preserve"> MERGEFIELD ruc_proveedor </w:instrText>
+            </w:r>
+            <w:r>
+              <w:rPr>
+                <w:rFonts w:eastAsia="MS Mincho" w:cs=""/>
+                <w:bCs/>
+                <w:sz w:val="20"/>
+                <w:szCs w:val="20"/>
+                <w:lang w:val="es-ES" w:eastAsia="en-US" w:bidi="ar-SA"/>
+              </w:rPr>
+              <w:fldChar w:fldCharType="separate"/>
+            </w:r>
+            <w:r>
+              <w:rPr>
+                <w:rFonts w:eastAsia="MS Mincho" w:cs=""/>
+                <w:bCs/>
+                <w:sz w:val="20"/>
+                <w:szCs w:val="20"/>
+                <w:lang w:val="es-ES" w:eastAsia="en-US" w:bidi="ar-SA"/>
+              </w:rPr>
+              <w:t>«ruc_proveedor»</w:t>
+            </w:r>
+            <w:r>
+              <w:rPr>
+                <w:rFonts w:eastAsia="MS Mincho" w:cs=""/>
+                <w:bCs/>
+                <w:sz w:val="20"/>
+                <w:szCs w:val="20"/>
+                <w:lang w:val="es-ES" w:eastAsia="en-US" w:bidi="ar-SA"/>
+              </w:rPr>
+              <w:fldChar w:fldCharType="end"/>
+            </w:r>
+          </w:p>
+        </w:tc>
+      </w:tr>
+    </w:tbl>
+    <w:tbl>
+      <w:tblPr>
+        <w:tblStyle w:val="Tablaconcuadrcula"/>
+        <w:tblW w:w="5000" w:type="pct"/>
+        <w:jc w:val="start"/>
+        <w:tblInd w:w="0" w:type="dxa"/>
+        <w:tblLayout w:type="fixed"/>
+        <w:tblCellMar>
+          <w:top w:w="0" w:type="dxa"/>
+          <w:start w:w="0" w:type="dxa"/>
+          <w:bottom w:w="0" w:type="dxa"/>
+          <w:end w:w="0" w:type="dxa"/>
+        </w:tblCellMar>
+        <w:tblLook w:val="04a0" w:noHBand="0" w:noVBand="1" w:firstColumn="1" w:lastRow="0" w:lastColumn="0" w:firstRow="1"/>
+      </w:tblPr>
+      <w:tblGrid>
+        <w:gridCol w:w="11226"/>
+      </w:tblGrid>
+      <w:tr>
+        <w:trPr>
+          <w:trHeight w:val="433" w:hRule="atLeast"/>
+        </w:trPr>
+        <w:tc>
+          <w:tcPr>
+            <w:tcW w:w="11226" w:type="dxa"/>
+            <w:tcBorders>
+              <w:top w:val="nil"/>
+              <w:start w:val="nil"/>
+              <w:bottom w:val="single" w:sz="18" w:space="0" w:color="FEDE00"/>
+              <w:end w:val="nil"/>
+            </w:tcBorders>
+            <w:vAlign w:val="bottom"/>
+          </w:tcPr>
+          <w:p>
+            <w:pPr>
+              <w:pStyle w:val="Heading1"/>
+              <w:widowControl/>
+              <w:spacing w:before="0" w:after="60"/>
+              <w:contextualSpacing/>
+              <w:jc w:val="start"/>
+              <w:rPr>
+                <w:b w:val="false"/>
+                <w:bCs/>
+                <w:u w:val="single"/>
+              </w:rPr>
+            </w:pPr>
+            <w:r>
+              <w:rPr>
+                <w:b w:val="false"/>
+                <w:bCs/>
+                <w:color w:themeColor="text1" w:themeTint="d9" w:val="262626"/>
+                <w:lang w:val="es-ES" w:eastAsia="en-US" w:bidi="es-ES"/>
+              </w:rPr>
+              <w:t>DATOS de PESAJE LIBRE</w:t>
+            </w:r>
+          </w:p>
+        </w:tc>
+      </w:tr>
+      <w:tr>
+        <w:trPr>
+          <w:trHeight w:val="216" w:hRule="exact"/>
+        </w:trPr>
+        <w:tc>
+          <w:tcPr>
+            <w:tcW w:w="11226" w:type="dxa"/>
+            <w:tcBorders>
+              <w:top w:val="single" w:sz="18" w:space="0" w:color="FEDE00"/>
+              <w:start w:val="nil"/>
+              <w:bottom w:val="nil"/>
+              <w:end w:val="nil"/>
+            </w:tcBorders>
+            <w:vAlign w:val="center"/>
+          </w:tcPr>
+          <w:p>
+            <w:pPr>
+              <w:pStyle w:val="Normal"/>
+              <w:widowControl/>
+              <w:spacing w:before="40" w:after="0"/>
+              <w:jc w:val="start"/>
+              <w:rPr>
+                <w:rFonts w:ascii="Franklin Gothic Book" w:hAnsi="Franklin Gothic Book" w:eastAsia="MS Mincho" w:cs=""/>
+                <w:sz w:val="20"/>
+                <w:szCs w:val="20"/>
+                <w:lang w:val="es-ES" w:eastAsia="en-US" w:bidi="ar-SA"/>
+              </w:rPr>
+            </w:pPr>
+            <w:r>
+              <w:rPr>
+                <w:rFonts w:eastAsia="MS Mincho" w:cs=""/>
+                <w:sz w:val="20"/>
+                <w:szCs w:val="20"/>
+                <w:lang w:val="es-ES" w:eastAsia="en-US" w:bidi="ar-SA"/>
+              </w:rPr>
+            </w:r>
+          </w:p>
         </w:tc>
       </w:tr>
     </w:tbl>
@@ -836,105 +937,137 @@
       <w:tblPr>
         <w:tblStyle w:val="Tablaconcuadrculaclara"/>
         <w:tblW w:w="5000" w:type="pct"/>
+        <w:jc w:val="start"/>
+        <w:tblInd w:w="0" w:type="dxa"/>
         <w:tblLayout w:type="fixed"/>
-        <w:tblLook w:val="04A0" w:firstRow="1" w:lastRow="0" w:firstColumn="1" w:lastColumn="0" w:noHBand="0" w:noVBand="1"/>
-        <w:tblDescription w:val="Tabla de diseño de encabezado"/>
+        <w:tblCellMar>
+          <w:top w:w="0" w:type="dxa"/>
+          <w:start w:w="108" w:type="dxa"/>
+          <w:bottom w:w="0" w:type="dxa"/>
+          <w:end w:w="108" w:type="dxa"/>
+        </w:tblCellMar>
+        <w:tblLook w:val="04a0" w:noHBand="0" w:noVBand="1" w:firstColumn="1" w:lastRow="0" w:lastColumn="0" w:firstRow="1"/>
       </w:tblPr>
       <w:tblGrid>
-        <w:gridCol w:w="1403"/>
-        <w:gridCol w:w="2034"/>
-        <w:gridCol w:w="953"/>
-        <w:gridCol w:w="425"/>
+        <w:gridCol w:w="1404"/>
+        <w:gridCol w:w="2035"/>
+        <w:gridCol w:w="954"/>
+        <w:gridCol w:w="426"/>
         <w:gridCol w:w="709"/>
-        <w:gridCol w:w="1920"/>
-        <w:gridCol w:w="1127"/>
-        <w:gridCol w:w="2645"/>
+        <w:gridCol w:w="1922"/>
+        <w:gridCol w:w="1128"/>
+        <w:gridCol w:w="2648"/>
       </w:tblGrid>
       <w:tr>
         <w:trPr>
-          <w:trHeight w:val="331"/>
+          <w:trHeight w:val="331" w:hRule="atLeast"/>
         </w:trPr>
         <w:tc>
           <w:tcPr>
-            <w:tcW w:w="1403" w:type="dxa"/>
-            <w:shd w:val="clear" w:color="auto" w:fill="404040" w:themeFill="text1" w:themeFillTint="BF"/>
+            <w:tcW w:w="1404" w:type="dxa"/>
+            <w:tcBorders/>
+            <w:shd w:color="auto" w:fill="404040" w:themeFill="text1" w:themeFillTint="bf" w:val="clear"/>
+            <w:vAlign w:val="center"/>
           </w:tcPr>
           <w:p>
             <w:pPr>
-              <w:rPr>
-                <w:color w:val="FFFFFF" w:themeColor="background1"/>
+              <w:pStyle w:val="Normal"/>
+              <w:widowControl/>
+              <w:spacing w:before="40" w:after="0"/>
+              <w:jc w:val="start"/>
+              <w:rPr>
+                <w:color w:themeColor="background1" w:val="FFFFFF"/>
               </w:rPr>
             </w:pPr>
             <w:r>
               <w:rPr>
-                <w:color w:val="FFFFFF" w:themeColor="background1"/>
-              </w:rPr>
-              <w:t>Fecha Ingreso</w:t>
+                <w:rFonts w:eastAsia="MS Mincho" w:cs=""/>
+                <w:color w:themeColor="background1" w:val="FFFFFF"/>
+                <w:sz w:val="20"/>
+                <w:szCs w:val="20"/>
+                <w:lang w:val="es-ES" w:eastAsia="en-US" w:bidi="ar-SA"/>
+              </w:rPr>
+              <w:t>Fecha</w:t>
             </w:r>
           </w:p>
         </w:tc>
         <w:tc>
           <w:tcPr>
-            <w:tcW w:w="2034" w:type="dxa"/>
+            <w:tcW w:w="2035" w:type="dxa"/>
+            <w:tcBorders/>
+            <w:vAlign w:val="center"/>
           </w:tcPr>
           <w:p>
             <w:pPr>
-              <w:pStyle w:val="Ttulo2"/>
-              <w:rPr>
-                <w:rFonts w:eastAsia="MS Mincho" w:cstheme="minorBidi"/>
-                <w:caps w:val="0"/>
-                <w:noProof/>
+              <w:pStyle w:val="Heading2"/>
+              <w:widowControl/>
+              <w:spacing w:before="40" w:after="0"/>
+              <w:jc w:val="start"/>
+              <w:rPr>
+                <w:rFonts w:eastAsia="MS Mincho" w:cs="" w:cstheme="minorBidi"/>
+                <w:caps w:val="false"/>
+                <w:smallCaps w:val="false"/>
                 <w:color w:val="auto"/>
                 <w:szCs w:val="20"/>
               </w:rPr>
             </w:pPr>
             <w:r>
               <w:rPr>
-                <w:rFonts w:eastAsia="MS Mincho" w:cstheme="minorBidi"/>
-                <w:caps w:val="0"/>
-                <w:noProof/>
+                <w:rFonts w:eastAsia="MS Mincho" w:cs="" w:cstheme="minorBidi"/>
+                <w:caps w:val="false"/>
+                <w:smallCaps w:val="false"/>
                 <w:color w:val="auto"/>
-                <w:szCs w:val="20"/>
+                <w:sz w:val="20"/>
+                <w:szCs w:val="20"/>
+                <w:lang w:val="es-ES" w:eastAsia="en-US" w:bidi="ar-SA"/>
               </w:rPr>
               <w:fldChar w:fldCharType="begin"/>
             </w:r>
             <w:r>
               <w:rPr>
-                <w:rFonts w:eastAsia="MS Mincho" w:cstheme="minorBidi"/>
-                <w:caps w:val="0"/>
-                <w:noProof/>
+                <w:rFonts w:eastAsia="MS Mincho" w:cs=""/>
+                <w:caps w:val="false"/>
+                <w:smallCaps w:val="false"/>
                 <w:color w:val="auto"/>
-                <w:szCs w:val="20"/>
-              </w:rPr>
-              <w:instrText xml:space="preserve"> MERGEFIELD  fecha  \* MERGEFORMAT </w:instrText>
-            </w:r>
-            <w:r>
-              <w:rPr>
-                <w:rFonts w:eastAsia="MS Mincho" w:cstheme="minorBidi"/>
-                <w:caps w:val="0"/>
-                <w:noProof/>
+                <w:sz w:val="20"/>
+                <w:szCs w:val="20"/>
+                <w:lang w:val="es-ES" w:eastAsia="en-US" w:bidi="ar-SA"/>
+              </w:rPr>
+              <w:instrText xml:space="preserve"> MERGEFIELD fecha </w:instrText>
+            </w:r>
+            <w:r>
+              <w:rPr>
+                <w:rFonts w:eastAsia="MS Mincho" w:cs=""/>
+                <w:caps w:val="false"/>
+                <w:smallCaps w:val="false"/>
                 <w:color w:val="auto"/>
-                <w:szCs w:val="20"/>
+                <w:sz w:val="20"/>
+                <w:szCs w:val="20"/>
+                <w:lang w:val="es-ES" w:eastAsia="en-US" w:bidi="ar-SA"/>
               </w:rPr>
               <w:fldChar w:fldCharType="separate"/>
             </w:r>
             <w:r>
               <w:rPr>
-                <w:rFonts w:eastAsia="MS Mincho" w:cstheme="minorBidi"/>
-                <w:caps w:val="0"/>
-                <w:noProof/>
+                <w:rFonts w:eastAsia="MS Mincho" w:cs=""/>
+                <w:caps w:val="false"/>
+                <w:smallCaps w:val="false"/>
                 <w:color w:val="auto"/>
-                <w:szCs w:val="20"/>
+                <w:sz w:val="20"/>
+                <w:szCs w:val="20"/>
+                <w:lang w:val="es-ES" w:eastAsia="en-US" w:bidi="ar-SA"/>
               </w:rPr>
               <w:t>«fecha»</w:t>
             </w:r>
             <w:r>
               <w:rPr>
-                <w:rFonts w:eastAsia="MS Mincho" w:cstheme="minorBidi"/>
-                <w:caps w:val="0"/>
-                <w:noProof/>
+                <w:rFonts w:eastAsia="MS Mincho" w:cs=""/>
+                <w:caps w:val="false"/>
+                <w:smallCaps w:val="false"/>
                 <w:color w:val="auto"/>
-                <w:szCs w:val="20"/>
+                <w:sz w:val="20"/>
+                <w:szCs w:val="20"/>
+                <w:lang w:val="es-ES" w:eastAsia="en-US" w:bidi="ar-SA"/>
               </w:rPr>
               <w:fldChar w:fldCharType="end"/>
             </w:r>
@@ -942,72 +1075,98 @@
         </w:tc>
         <w:tc>
           <w:tcPr>
-            <w:tcW w:w="1378" w:type="dxa"/>
+            <w:tcW w:w="1380" w:type="dxa"/>
             <w:gridSpan w:val="2"/>
-            <w:shd w:val="clear" w:color="auto" w:fill="404040" w:themeFill="text1" w:themeFillTint="BF"/>
+            <w:tcBorders/>
+            <w:shd w:color="auto" w:fill="404040" w:themeFill="text1" w:themeFillTint="bf" w:val="clear"/>
+            <w:vAlign w:val="center"/>
           </w:tcPr>
           <w:p>
             <w:pPr>
-              <w:rPr>
-                <w:color w:val="FFFFFF" w:themeColor="background1"/>
+              <w:pStyle w:val="Normal"/>
+              <w:widowControl/>
+              <w:spacing w:before="40" w:after="0"/>
+              <w:jc w:val="start"/>
+              <w:rPr>
+                <w:color w:themeColor="background1" w:val="FFFFFF"/>
               </w:rPr>
             </w:pPr>
             <w:r>
               <w:rPr>
-                <w:color w:val="FFFFFF" w:themeColor="background1"/>
-              </w:rPr>
-              <w:t>Fecha Salida</w:t>
-            </w:r>
-            <w:r>
-              <w:rPr>
-                <w:color w:val="FFFFFF" w:themeColor="background1"/>
-              </w:rPr>
-              <w:t xml:space="preserve"> </w:t>
+                <w:rFonts w:eastAsia="MS Mincho" w:cs=""/>
+                <w:color w:themeColor="background1" w:val="FFFFFF"/>
+                <w:sz w:val="20"/>
+                <w:szCs w:val="20"/>
+                <w:lang w:val="es-ES" w:eastAsia="en-US" w:bidi="ar-SA"/>
+              </w:rPr>
+              <w:t xml:space="preserve">Fecha Salida </w:t>
             </w:r>
           </w:p>
         </w:tc>
         <w:tc>
           <w:tcPr>
-            <w:tcW w:w="2629" w:type="dxa"/>
+            <w:tcW w:w="2631" w:type="dxa"/>
             <w:gridSpan w:val="2"/>
+            <w:tcBorders/>
+            <w:vAlign w:val="center"/>
           </w:tcPr>
           <w:p>
             <w:pPr>
-              <w:rPr>
-                <w:color w:val="FFFFFF" w:themeColor="background1"/>
+              <w:pStyle w:val="Normal"/>
+              <w:widowControl/>
+              <w:spacing w:before="40" w:after="0"/>
+              <w:jc w:val="start"/>
+              <w:rPr>
+                <w:color w:themeColor="background1" w:val="FFFFFF"/>
               </w:rPr>
             </w:pPr>
             <w:r>
               <w:rPr>
+                <w:rFonts w:eastAsia="MS Mincho" w:cs=""/>
                 <w:caps/>
-                <w:noProof/>
+                <w:sz w:val="20"/>
+                <w:szCs w:val="20"/>
+                <w:lang w:val="es-ES" w:eastAsia="en-US" w:bidi="ar-SA"/>
               </w:rPr>
               <w:fldChar w:fldCharType="begin"/>
             </w:r>
             <w:r>
               <w:rPr>
+                <w:rFonts w:eastAsia="MS Mincho" w:cs=""/>
                 <w:caps/>
-                <w:noProof/>
-              </w:rPr>
-              <w:instrText xml:space="preserve"> MERGEFIELD  fecha_salida \* Lower  \* MERGEFORMAT </w:instrText>
-            </w:r>
-            <w:r>
-              <w:rPr>
+                <w:sz w:val="20"/>
+                <w:szCs w:val="20"/>
+                <w:lang w:val="es-ES" w:eastAsia="en-US" w:bidi="ar-SA"/>
+              </w:rPr>
+              <w:instrText xml:space="preserve"> MERGEFIELD fecha_salida </w:instrText>
+            </w:r>
+            <w:r>
+              <w:rPr>
+                <w:rFonts w:eastAsia="MS Mincho" w:cs=""/>
                 <w:caps/>
-                <w:noProof/>
+                <w:sz w:val="20"/>
+                <w:szCs w:val="20"/>
+                <w:lang w:val="es-ES" w:eastAsia="en-US" w:bidi="ar-SA"/>
               </w:rPr>
               <w:fldChar w:fldCharType="separate"/>
             </w:r>
             <w:r>
               <w:rPr>
-                <w:noProof/>
+                <w:rFonts w:eastAsia="MS Mincho" w:cs=""/>
+                <w:caps/>
+                <w:sz w:val="20"/>
+                <w:szCs w:val="20"/>
+                <w:lang w:val="es-ES" w:eastAsia="en-US" w:bidi="ar-SA"/>
               </w:rPr>
               <w:t>«fecha_salida»</w:t>
             </w:r>
             <w:r>
               <w:rPr>
+                <w:rFonts w:eastAsia="MS Mincho" w:cs=""/>
                 <w:caps/>
-                <w:noProof/>
+                <w:sz w:val="20"/>
+                <w:szCs w:val="20"/>
+                <w:lang w:val="es-ES" w:eastAsia="en-US" w:bidi="ar-SA"/>
               </w:rPr>
               <w:fldChar w:fldCharType="end"/>
             </w:r>
@@ -1015,93 +1174,110 @@
         </w:tc>
         <w:tc>
           <w:tcPr>
-            <w:tcW w:w="1127" w:type="dxa"/>
-            <w:shd w:val="clear" w:color="auto" w:fill="404040" w:themeFill="text1" w:themeFillTint="BF"/>
+            <w:tcW w:w="1128" w:type="dxa"/>
+            <w:tcBorders/>
+            <w:shd w:color="auto" w:fill="404040" w:themeFill="text1" w:themeFillTint="bf" w:val="clear"/>
+            <w:vAlign w:val="center"/>
           </w:tcPr>
           <w:p>
             <w:pPr>
-              <w:rPr>
-                <w:color w:val="FFFFFF" w:themeColor="background1"/>
+              <w:pStyle w:val="Normal"/>
+              <w:widowControl/>
+              <w:spacing w:before="40" w:after="0"/>
+              <w:jc w:val="start"/>
+              <w:rPr>
+                <w:color w:themeColor="background1" w:val="FFFFFF"/>
               </w:rPr>
             </w:pPr>
             <w:r>
               <w:rPr>
-                <w:color w:val="FFFFFF" w:themeColor="background1"/>
-              </w:rPr>
-              <w:t>Obs</w:t>
-            </w:r>
-            <w:r>
-              <w:rPr>
-                <w:color w:val="FFFFFF" w:themeColor="background1"/>
-              </w:rPr>
-              <w:t>.</w:t>
+                <w:rFonts w:eastAsia="MS Mincho" w:cs=""/>
+                <w:color w:themeColor="background1" w:val="FFFFFF"/>
+                <w:sz w:val="20"/>
+                <w:szCs w:val="20"/>
+                <w:lang w:val="es-ES" w:eastAsia="en-US" w:bidi="ar-SA"/>
+              </w:rPr>
+              <w:t>Obs.</w:t>
             </w:r>
           </w:p>
         </w:tc>
         <w:tc>
           <w:tcPr>
-            <w:tcW w:w="2645" w:type="dxa"/>
+            <w:tcW w:w="2648" w:type="dxa"/>
             <w:vMerge w:val="restart"/>
-            <w:vAlign w:val="top"/>
+            <w:tcBorders/>
           </w:tcPr>
           <w:p>
             <w:pPr>
-              <w:pStyle w:val="Ttulo2"/>
-              <w:rPr>
-                <w:rFonts w:eastAsia="MS Mincho" w:cstheme="minorBidi"/>
-                <w:caps w:val="0"/>
-                <w:noProof/>
+              <w:pStyle w:val="Heading2"/>
+              <w:widowControl/>
+              <w:spacing w:before="40" w:after="0"/>
+              <w:jc w:val="start"/>
+              <w:rPr>
+                <w:rFonts w:eastAsia="MS Mincho" w:cs="" w:cstheme="minorBidi"/>
+                <w:caps w:val="false"/>
+                <w:smallCaps w:val="false"/>
                 <w:color w:val="auto"/>
                 <w:szCs w:val="20"/>
               </w:rPr>
             </w:pPr>
             <w:r>
               <w:rPr>
-                <w:rFonts w:eastAsia="MS Mincho" w:cstheme="minorBidi"/>
-                <w:caps w:val="0"/>
-                <w:noProof/>
+                <w:rFonts w:eastAsia="MS Mincho" w:cs="" w:cstheme="minorBidi"/>
+                <w:caps w:val="false"/>
+                <w:smallCaps w:val="false"/>
                 <w:color w:val="auto"/>
-                <w:szCs w:val="20"/>
+                <w:sz w:val="20"/>
+                <w:szCs w:val="20"/>
+                <w:lang w:val="es-ES" w:eastAsia="en-US" w:bidi="ar-SA"/>
               </w:rPr>
               <w:fldChar w:fldCharType="begin"/>
             </w:r>
             <w:r>
               <w:rPr>
-                <w:rFonts w:eastAsia="MS Mincho" w:cstheme="minorBidi"/>
-                <w:caps w:val="0"/>
-                <w:noProof/>
+                <w:rFonts w:eastAsia="MS Mincho" w:cs=""/>
+                <w:caps w:val="false"/>
+                <w:smallCaps w:val="false"/>
                 <w:color w:val="auto"/>
-                <w:szCs w:val="20"/>
-              </w:rPr>
-              <w:instrText xml:space="preserve"> MERGEFIELD  obs  \* MERGEFORMAT </w:instrText>
-            </w:r>
-            <w:r>
-              <w:rPr>
-                <w:rFonts w:eastAsia="MS Mincho" w:cstheme="minorBidi"/>
-                <w:caps w:val="0"/>
-                <w:noProof/>
+                <w:sz w:val="20"/>
+                <w:szCs w:val="20"/>
+                <w:lang w:val="es-ES" w:eastAsia="en-US" w:bidi="ar-SA"/>
+              </w:rPr>
+              <w:instrText xml:space="preserve"> MERGEFIELD obs </w:instrText>
+            </w:r>
+            <w:r>
+              <w:rPr>
+                <w:rFonts w:eastAsia="MS Mincho" w:cs=""/>
+                <w:caps w:val="false"/>
+                <w:smallCaps w:val="false"/>
                 <w:color w:val="auto"/>
-                <w:szCs w:val="20"/>
+                <w:sz w:val="20"/>
+                <w:szCs w:val="20"/>
+                <w:lang w:val="es-ES" w:eastAsia="en-US" w:bidi="ar-SA"/>
               </w:rPr>
               <w:fldChar w:fldCharType="separate"/>
             </w:r>
             <w:r>
               <w:rPr>
-                <w:rFonts w:eastAsia="MS Mincho" w:cstheme="minorBidi"/>
-                <w:caps w:val="0"/>
-                <w:noProof/>
+                <w:rFonts w:eastAsia="MS Mincho" w:cs=""/>
+                <w:caps w:val="false"/>
+                <w:smallCaps w:val="false"/>
                 <w:color w:val="auto"/>
-                <w:szCs w:val="20"/>
+                <w:sz w:val="20"/>
+                <w:szCs w:val="20"/>
+                <w:lang w:val="es-ES" w:eastAsia="en-US" w:bidi="ar-SA"/>
               </w:rPr>
               <w:t>«obs»</w:t>
             </w:r>
             <w:r>
               <w:rPr>
-                <w:rFonts w:eastAsia="MS Mincho" w:cstheme="minorBidi"/>
-                <w:caps w:val="0"/>
-                <w:noProof/>
+                <w:rFonts w:eastAsia="MS Mincho" w:cs=""/>
+                <w:caps w:val="false"/>
+                <w:smallCaps w:val="false"/>
                 <w:color w:val="auto"/>
-                <w:szCs w:val="20"/>
+                <w:sz w:val="20"/>
+                <w:szCs w:val="20"/>
+                <w:lang w:val="es-ES" w:eastAsia="en-US" w:bidi="ar-SA"/>
               </w:rPr>
               <w:fldChar w:fldCharType="end"/>
             </w:r>
@@ -1110,22 +1286,32 @@
       </w:tr>
       <w:tr>
         <w:trPr>
-          <w:trHeight w:val="331"/>
+          <w:trHeight w:val="331" w:hRule="atLeast"/>
         </w:trPr>
         <w:tc>
           <w:tcPr>
-            <w:tcW w:w="1403" w:type="dxa"/>
-            <w:shd w:val="clear" w:color="auto" w:fill="404040" w:themeFill="text1" w:themeFillTint="BF"/>
+            <w:tcW w:w="1404" w:type="dxa"/>
+            <w:tcBorders/>
+            <w:shd w:color="auto" w:fill="404040" w:themeFill="text1" w:themeFillTint="bf" w:val="clear"/>
+            <w:vAlign w:val="center"/>
           </w:tcPr>
           <w:p>
             <w:pPr>
-              <w:rPr>
-                <w:color w:val="FFFFFF" w:themeColor="background1"/>
+              <w:pStyle w:val="Normal"/>
+              <w:widowControl/>
+              <w:spacing w:before="40" w:after="0"/>
+              <w:jc w:val="start"/>
+              <w:rPr>
+                <w:color w:themeColor="background1" w:val="FFFFFF"/>
               </w:rPr>
             </w:pPr>
             <w:r>
               <w:rPr>
-                <w:color w:val="FFFFFF" w:themeColor="background1"/>
+                <w:rFonts w:eastAsia="MS Mincho" w:cs=""/>
+                <w:color w:themeColor="background1" w:val="FFFFFF"/>
+                <w:sz w:val="20"/>
+                <w:szCs w:val="20"/>
+                <w:lang w:val="es-ES" w:eastAsia="en-US" w:bidi="ar-SA"/>
               </w:rPr>
               <w:t>Cantidad</w:t>
             </w:r>
@@ -1133,67 +1319,82 @@
         </w:tc>
         <w:tc>
           <w:tcPr>
-            <w:tcW w:w="2987" w:type="dxa"/>
+            <w:tcW w:w="2989" w:type="dxa"/>
             <w:gridSpan w:val="2"/>
+            <w:tcBorders/>
+            <w:vAlign w:val="center"/>
           </w:tcPr>
           <w:p>
             <w:pPr>
-              <w:pStyle w:val="Ttulo2"/>
-              <w:rPr>
-                <w:rFonts w:eastAsia="MS Mincho" w:cstheme="minorBidi"/>
-                <w:caps w:val="0"/>
-                <w:noProof/>
+              <w:pStyle w:val="Heading2"/>
+              <w:widowControl/>
+              <w:spacing w:before="40" w:after="0"/>
+              <w:jc w:val="start"/>
+              <w:rPr>
+                <w:rFonts w:eastAsia="MS Mincho" w:cs="" w:cstheme="minorBidi"/>
+                <w:caps w:val="false"/>
+                <w:smallCaps w:val="false"/>
                 <w:color w:val="auto"/>
                 <w:szCs w:val="20"/>
               </w:rPr>
             </w:pPr>
             <w:r>
               <w:rPr>
-                <w:rFonts w:eastAsia="MS Mincho" w:cstheme="minorBidi"/>
-                <w:caps w:val="0"/>
-                <w:noProof/>
+                <w:rFonts w:eastAsia="MS Mincho" w:cs="" w:cstheme="minorBidi"/>
+                <w:caps w:val="false"/>
+                <w:smallCaps w:val="false"/>
                 <w:color w:val="auto"/>
-                <w:szCs w:val="20"/>
+                <w:sz w:val="20"/>
+                <w:szCs w:val="20"/>
+                <w:lang w:val="es-ES" w:eastAsia="en-US" w:bidi="ar-SA"/>
               </w:rPr>
               <w:fldChar w:fldCharType="begin"/>
             </w:r>
             <w:r>
               <w:rPr>
-                <w:rFonts w:eastAsia="MS Mincho" w:cstheme="minorBidi"/>
-                <w:caps w:val="0"/>
-                <w:noProof/>
+                <w:rFonts w:eastAsia="MS Mincho" w:cs=""/>
+                <w:caps w:val="false"/>
+                <w:smallCaps w:val="false"/>
                 <w:color w:val="auto"/>
-                <w:szCs w:val="20"/>
-              </w:rPr>
-              <w:instrText xml:space="preserve"> MERGEFIELD  suma_cantidad_um  \* MERGEFORMAT </w:instrText>
-            </w:r>
-            <w:r>
-              <w:rPr>
-                <w:rFonts w:eastAsia="MS Mincho" w:cstheme="minorBidi"/>
-                <w:caps w:val="0"/>
-                <w:noProof/>
+                <w:sz w:val="20"/>
+                <w:szCs w:val="20"/>
+                <w:lang w:val="es-ES" w:eastAsia="en-US" w:bidi="ar-SA"/>
+              </w:rPr>
+              <w:instrText xml:space="preserve"> MERGEFIELD suma_cantidad_um </w:instrText>
+            </w:r>
+            <w:r>
+              <w:rPr>
+                <w:rFonts w:eastAsia="MS Mincho" w:cs=""/>
+                <w:caps w:val="false"/>
+                <w:smallCaps w:val="false"/>
                 <w:color w:val="auto"/>
-                <w:szCs w:val="20"/>
+                <w:sz w:val="20"/>
+                <w:szCs w:val="20"/>
+                <w:lang w:val="es-ES" w:eastAsia="en-US" w:bidi="ar-SA"/>
               </w:rPr>
               <w:fldChar w:fldCharType="separate"/>
             </w:r>
             <w:r>
               <w:rPr>
-                <w:rFonts w:eastAsia="MS Mincho" w:cstheme="minorBidi"/>
-                <w:caps w:val="0"/>
-                <w:noProof/>
+                <w:rFonts w:eastAsia="MS Mincho" w:cs=""/>
+                <w:caps w:val="false"/>
+                <w:smallCaps w:val="false"/>
                 <w:color w:val="auto"/>
-                <w:szCs w:val="20"/>
+                <w:sz w:val="20"/>
+                <w:szCs w:val="20"/>
+                <w:lang w:val="es-ES" w:eastAsia="en-US" w:bidi="ar-SA"/>
               </w:rPr>
               <w:t>«suma_cantidad_um»</w:t>
             </w:r>
             <w:r>
               <w:rPr>
-                <w:rFonts w:eastAsia="MS Mincho" w:cstheme="minorBidi"/>
-                <w:caps w:val="0"/>
-                <w:noProof/>
+                <w:rFonts w:eastAsia="MS Mincho" w:cs=""/>
+                <w:caps w:val="false"/>
+                <w:smallCaps w:val="false"/>
                 <w:color w:val="auto"/>
-                <w:szCs w:val="20"/>
+                <w:sz w:val="20"/>
+                <w:szCs w:val="20"/>
+                <w:lang w:val="es-ES" w:eastAsia="en-US" w:bidi="ar-SA"/>
               </w:rPr>
               <w:fldChar w:fldCharType="end"/>
             </w:r>
@@ -1201,27 +1402,34 @@
         </w:tc>
         <w:tc>
           <w:tcPr>
-            <w:tcW w:w="1134" w:type="dxa"/>
+            <w:tcW w:w="1135" w:type="dxa"/>
             <w:gridSpan w:val="2"/>
-            <w:shd w:val="clear" w:color="auto" w:fill="404040" w:themeFill="text1" w:themeFillTint="BF"/>
+            <w:tcBorders/>
+            <w:shd w:color="auto" w:fill="404040" w:themeFill="text1" w:themeFillTint="bf" w:val="clear"/>
+            <w:vAlign w:val="center"/>
           </w:tcPr>
           <w:p>
             <w:pPr>
-              <w:pStyle w:val="Ttulo2"/>
-              <w:rPr>
-                <w:rFonts w:eastAsia="MS Mincho" w:cstheme="minorBidi"/>
-                <w:caps w:val="0"/>
-                <w:noProof/>
+              <w:pStyle w:val="Heading2"/>
+              <w:widowControl/>
+              <w:spacing w:before="40" w:after="0"/>
+              <w:jc w:val="start"/>
+              <w:rPr>
+                <w:rFonts w:eastAsia="MS Mincho" w:cs="" w:cstheme="minorBidi"/>
+                <w:caps w:val="false"/>
+                <w:smallCaps w:val="false"/>
                 <w:color w:val="auto"/>
                 <w:szCs w:val="20"/>
               </w:rPr>
             </w:pPr>
             <w:r>
               <w:rPr>
-                <w:rFonts w:eastAsia="MS Mincho" w:cstheme="minorBidi"/>
-                <w:caps w:val="0"/>
-                <w:noProof/>
-                <w:szCs w:val="20"/>
+                <w:rFonts w:eastAsia="MS Mincho" w:cs="" w:cstheme="minorBidi"/>
+                <w:caps w:val="false"/>
+                <w:smallCaps w:val="false"/>
+                <w:sz w:val="20"/>
+                <w:szCs w:val="20"/>
+                <w:lang w:val="es-ES" w:eastAsia="en-US" w:bidi="ar-SA"/>
               </w:rPr>
               <w:t>Peso</w:t>
             </w:r>
@@ -1229,86 +1437,148 @@
         </w:tc>
         <w:tc>
           <w:tcPr>
-            <w:tcW w:w="1920" w:type="dxa"/>
+            <w:tcW w:w="1922" w:type="dxa"/>
+            <w:tcBorders/>
+            <w:vAlign w:val="center"/>
           </w:tcPr>
           <w:p>
             <w:pPr>
-              <w:rPr>
-                <w:color w:val="FFFFFF" w:themeColor="background1"/>
+              <w:pStyle w:val="Normal"/>
+              <w:widowControl/>
+              <w:spacing w:before="40" w:after="0"/>
+              <w:jc w:val="start"/>
+              <w:rPr>
+                <w:color w:themeColor="background1" w:val="FFFFFF"/>
                 <w:u w:val="single"/>
               </w:rPr>
             </w:pPr>
             <w:r>
               <w:rPr>
-                <w:caps/>
-                <w:noProof/>
+                <w:rFonts w:eastAsia="MS Mincho" w:cs=""/>
+                <w:sz w:val="20"/>
+                <w:szCs w:val="20"/>
+                <w:lang w:val="es-ES" w:eastAsia="en-US" w:bidi="ar-SA"/>
               </w:rPr>
               <w:fldChar w:fldCharType="begin"/>
             </w:r>
             <w:r>
               <w:rPr>
-                <w:noProof/>
-              </w:rPr>
-              <w:instrText xml:space="preserve"> MERGEFIELD  tmh  \* MERGEFORMAT </w:instrText>
-            </w:r>
-            <w:r>
-              <w:rPr>
-                <w:caps/>
-                <w:noProof/>
+                <w:rFonts w:eastAsia="MS Mincho" w:cs=""/>
+                <w:sz w:val="20"/>
+                <w:szCs w:val="20"/>
+                <w:lang w:val="es-ES" w:eastAsia="en-US" w:bidi="ar-SA"/>
+              </w:rPr>
+              <w:instrText xml:space="preserve"> MERGEFIELD tmh </w:instrText>
+            </w:r>
+            <w:r>
+              <w:rPr>
+                <w:rFonts w:eastAsia="MS Mincho" w:cs=""/>
+                <w:sz w:val="20"/>
+                <w:szCs w:val="20"/>
+                <w:lang w:val="es-ES" w:eastAsia="en-US" w:bidi="ar-SA"/>
               </w:rPr>
               <w:fldChar w:fldCharType="separate"/>
             </w:r>
             <w:r>
               <w:rPr>
-                <w:noProof/>
+                <w:rFonts w:eastAsia="MS Mincho" w:cs=""/>
+                <w:sz w:val="20"/>
+                <w:szCs w:val="20"/>
+                <w:lang w:val="es-ES" w:eastAsia="en-US" w:bidi="ar-SA"/>
               </w:rPr>
               <w:t>«tmh»</w:t>
             </w:r>
             <w:r>
               <w:rPr>
-                <w:caps/>
-                <w:noProof/>
+                <w:rFonts w:eastAsia="MS Mincho" w:cs=""/>
+                <w:sz w:val="20"/>
+                <w:szCs w:val="20"/>
+                <w:lang w:val="es-ES" w:eastAsia="en-US" w:bidi="ar-SA"/>
               </w:rPr>
               <w:fldChar w:fldCharType="end"/>
             </w:r>
             <w:r>
               <w:rPr>
-                <w:noProof/>
-              </w:rPr>
-              <w:t xml:space="preserve"> TNE</w:t>
+                <w:rFonts w:eastAsia="MS Mincho" w:cs=""/>
+                <w:sz w:val="20"/>
+                <w:szCs w:val="20"/>
+                <w:lang w:val="es-ES" w:eastAsia="en-US" w:bidi="ar-SA"/>
+              </w:rPr>
+              <w:t xml:space="preserve"> </w:t>
+            </w:r>
+            <w:r>
+              <w:rPr>
+                <w:rFonts w:eastAsia="MS Mincho" w:cs=""/>
+                <w:sz w:val="20"/>
+                <w:szCs w:val="20"/>
+                <w:lang w:val="es-ES" w:eastAsia="en-US" w:bidi="ar-SA"/>
+              </w:rPr>
+              <w:t>TNE</w:t>
             </w:r>
           </w:p>
         </w:tc>
         <w:tc>
           <w:tcPr>
-            <w:tcW w:w="1127" w:type="dxa"/>
-            <w:shd w:val="clear" w:color="auto" w:fill="404040" w:themeFill="text1" w:themeFillTint="BF"/>
+            <w:tcW w:w="1128" w:type="dxa"/>
+            <w:tcBorders/>
+            <w:shd w:color="auto" w:fill="404040" w:themeFill="text1" w:themeFillTint="bf" w:val="clear"/>
+            <w:vAlign w:val="center"/>
           </w:tcPr>
           <w:p>
             <w:pPr>
-              <w:rPr>
-                <w:color w:val="FFFFFF" w:themeColor="background1"/>
+              <w:pStyle w:val="Normal"/>
+              <w:widowControl/>
+              <w:spacing w:before="40" w:after="0"/>
+              <w:jc w:val="start"/>
+              <w:rPr>
+                <w:color w:themeColor="background1" w:val="FFFFFF"/>
                 <w:u w:val="single"/>
               </w:rPr>
             </w:pPr>
+            <w:r>
+              <w:rPr>
+                <w:rFonts w:eastAsia="MS Mincho" w:cs=""/>
+                <w:color w:themeColor="background1" w:val="FFFFFF"/>
+                <w:sz w:val="20"/>
+                <w:szCs w:val="20"/>
+                <w:u w:val="single"/>
+                <w:lang w:val="es-ES" w:eastAsia="en-US" w:bidi="ar-SA"/>
+              </w:rPr>
+            </w:r>
           </w:p>
         </w:tc>
         <w:tc>
           <w:tcPr>
-            <w:tcW w:w="2645" w:type="dxa"/>
-            <w:vMerge/>
+            <w:tcW w:w="2648" w:type="dxa"/>
+            <w:vMerge w:val="continue"/>
+            <w:tcBorders/>
+            <w:vAlign w:val="center"/>
           </w:tcPr>
           <w:p>
             <w:pPr>
-              <w:pStyle w:val="Ttulo2"/>
-              <w:rPr>
-                <w:rFonts w:eastAsia="MS Mincho" w:cstheme="minorBidi"/>
-                <w:caps w:val="0"/>
-                <w:noProof/>
+              <w:pStyle w:val="Heading2"/>
+              <w:widowControl/>
+              <w:spacing w:before="40" w:after="0"/>
+              <w:jc w:val="start"/>
+              <w:rPr>
+                <w:rFonts w:eastAsia="MS Mincho" w:cs="" w:cstheme="minorBidi"/>
+                <w:caps w:val="false"/>
+                <w:smallCaps w:val="false"/>
                 <w:color w:val="auto"/>
                 <w:szCs w:val="20"/>
               </w:rPr>
             </w:pPr>
+            <w:r>
+              <w:rPr>
+                <w:rFonts w:eastAsia="MS Mincho" w:cs="" w:cstheme="minorBidi"/>
+                <w:caps w:val="false"/>
+                <w:smallCaps w:val="false"/>
+                <w:color w:val="auto"/>
+                <w:sz w:val="20"/>
+                <w:szCs w:val="20"/>
+                <w:lang w:val="es-ES" w:eastAsia="en-US" w:bidi="ar-SA"/>
+              </w:rPr>
+            </w:r>
           </w:p>
         </w:tc>
       </w:tr>
@@ -1316,93 +1586,102 @@
     <w:tbl>
       <w:tblPr>
         <w:tblStyle w:val="Tablaconcuadrcula"/>
-        <w:tblW w:w="4988" w:type="pct"/>
-        <w:tblBorders>
-          <w:top w:val="none" w:sz="0" w:space="0" w:color="auto"/>
-          <w:left w:val="none" w:sz="0" w:space="0" w:color="auto"/>
-          <w:bottom w:val="none" w:sz="0" w:space="0" w:color="auto"/>
-          <w:right w:val="none" w:sz="0" w:space="0" w:color="auto"/>
-          <w:insideH w:val="none" w:sz="0" w:space="0" w:color="auto"/>
-          <w:insideV w:val="none" w:sz="0" w:space="0" w:color="auto"/>
-        </w:tblBorders>
+        <w:tblW w:w="4950" w:type="pct"/>
+        <w:jc w:val="start"/>
+        <w:tblInd w:w="0" w:type="dxa"/>
+        <w:tblLayout w:type="fixed"/>
         <w:tblCellMar>
-          <w:left w:w="0" w:type="dxa"/>
-          <w:right w:w="0" w:type="dxa"/>
+          <w:top w:w="0" w:type="dxa"/>
+          <w:start w:w="0" w:type="dxa"/>
+          <w:bottom w:w="0" w:type="dxa"/>
+          <w:end w:w="0" w:type="dxa"/>
         </w:tblCellMar>
-        <w:tblLook w:val="04A0" w:firstRow="1" w:lastRow="0" w:firstColumn="1" w:lastColumn="0" w:noHBand="0" w:noVBand="1"/>
-        <w:tblDescription w:val="Tabla de diseño de encabezado"/>
+        <w:tblLook w:val="04a0" w:noHBand="0" w:noVBand="1" w:firstColumn="1" w:lastRow="0" w:lastColumn="0" w:firstRow="1"/>
       </w:tblPr>
       <w:tblGrid>
-        <w:gridCol w:w="11199"/>
+        <w:gridCol w:w="11113"/>
       </w:tblGrid>
       <w:tr>
         <w:trPr>
-          <w:trHeight w:val="341"/>
+          <w:trHeight w:val="341" w:hRule="atLeast"/>
         </w:trPr>
         <w:tc>
           <w:tcPr>
-            <w:tcW w:w="11199" w:type="dxa"/>
+            <w:tcW w:w="11113" w:type="dxa"/>
             <w:tcBorders>
-              <w:bottom w:val="single" w:sz="18" w:space="0" w:color="FEDE00" w:themeColor="accent2"/>
+              <w:top w:val="nil"/>
+              <w:start w:val="nil"/>
+              <w:bottom w:val="single" w:sz="18" w:space="0" w:color="FEDE00"/>
+              <w:end w:val="nil"/>
             </w:tcBorders>
             <w:vAlign w:val="bottom"/>
           </w:tcPr>
           <w:p>
             <w:pPr>
-              <w:pStyle w:val="Ttulo1"/>
-              <w:rPr>
-                <w:b w:val="0"/>
+              <w:pStyle w:val="Heading1"/>
+              <w:widowControl/>
+              <w:spacing w:before="0" w:after="60"/>
+              <w:contextualSpacing/>
+              <w:jc w:val="start"/>
+              <w:rPr>
+                <w:b w:val="false"/>
                 <w:bCs/>
               </w:rPr>
             </w:pPr>
             <w:r>
               <w:rPr>
-                <w:b w:val="0"/>
+                <w:b w:val="false"/>
                 <w:bCs/>
-                <w:color w:val="262626" w:themeColor="text1" w:themeTint="D9"/>
-                <w:lang w:bidi="es-ES"/>
-              </w:rPr>
-              <w:t>D</w:t>
-            </w:r>
-            <w:r>
-              <w:rPr>
-                <w:b w:val="0"/>
-                <w:bCs/>
-                <w:color w:val="262626" w:themeColor="text1" w:themeTint="D9"/>
-                <w:lang w:bidi="es-ES"/>
-              </w:rPr>
-              <w:t>ETALLE</w:t>
+                <w:color w:themeColor="text1" w:themeTint="d9" w:val="262626"/>
+                <w:lang w:val="es-ES" w:eastAsia="en-US" w:bidi="es-ES"/>
+              </w:rPr>
+              <w:t>DETALLE</w:t>
             </w:r>
           </w:p>
         </w:tc>
       </w:tr>
       <w:tr>
         <w:trPr>
-          <w:trHeight w:hRule="exact" w:val="109"/>
+          <w:trHeight w:val="109" w:hRule="exact"/>
         </w:trPr>
         <w:tc>
           <w:tcPr>
-            <w:tcW w:w="11199" w:type="dxa"/>
+            <w:tcW w:w="11113" w:type="dxa"/>
             <w:tcBorders>
-              <w:top w:val="single" w:sz="18" w:space="0" w:color="FEDE00" w:themeColor="accent2"/>
+              <w:top w:val="single" w:sz="18" w:space="0" w:color="FEDE00"/>
+              <w:start w:val="nil"/>
+              <w:bottom w:val="nil"/>
+              <w:end w:val="nil"/>
             </w:tcBorders>
             <w:vAlign w:val="center"/>
           </w:tcPr>
           <w:p>
             <w:pPr>
-              <w:spacing w:line="20" w:lineRule="exact"/>
+              <w:pStyle w:val="Normal"/>
+              <w:widowControl/>
+              <w:spacing w:lineRule="exact" w:line="20" w:before="40" w:after="0"/>
+              <w:jc w:val="start"/>
               <w:rPr>
                 <w:sz w:val="10"/>
                 <w:szCs w:val="10"/>
               </w:rPr>
             </w:pPr>
+            <w:r>
+              <w:rPr>
+                <w:rFonts w:eastAsia="MS Mincho" w:cs=""/>
+                <w:sz w:val="10"/>
+                <w:szCs w:val="10"/>
+                <w:lang w:val="es-ES" w:eastAsia="en-US" w:bidi="ar-SA"/>
+              </w:rPr>
+            </w:r>
           </w:p>
         </w:tc>
       </w:tr>
     </w:tbl>
     <w:p>
       <w:pPr>
-        <w:spacing w:after="0"/>
+        <w:pStyle w:val="Normal"/>
+        <w:spacing w:before="40" w:after="0"/>
         <w:rPr>
           <w:sz w:val="10"/>
           <w:szCs w:val="10"/>
@@ -1420,7 +1699,7 @@
           <w:sz w:val="10"/>
           <w:szCs w:val="10"/>
         </w:rPr>
-        <w:instrText xml:space="preserve"> MERGEFIELD  TableStart:ticket1  \* MERGEFORMAT </w:instrText>
+        <w:instrText xml:space="preserve"> MERGEFIELD TableStart:ticket1 </w:instrText>
       </w:r>
       <w:r>
         <w:rPr>
@@ -1431,7 +1710,6 @@
       </w:r>
       <w:r>
         <w:rPr>
-          <w:noProof/>
           <w:sz w:val="10"/>
           <w:szCs w:val="10"/>
         </w:rPr>
@@ -1446,7 +1724,7 @@
       </w:r>
       <w:r>
         <w:rPr>
-          <w:rFonts w:ascii="Arial" w:eastAsia="Times New Roman" w:hAnsi="Arial"/>
+          <w:rFonts w:eastAsia="Times New Roman" w:ascii="Arial" w:hAnsi="Arial"/>
           <w:vanish/>
           <w:sz w:val="10"/>
           <w:szCs w:val="10"/>
@@ -1458,31 +1736,43 @@
     <w:tbl>
       <w:tblPr>
         <w:tblStyle w:val="Tablaconcuadrcula"/>
-        <w:tblW w:w="0" w:type="auto"/>
-        <w:tblBorders>
-          <w:top w:val="single" w:sz="4" w:space="0" w:color="BFBFBF" w:themeColor="background1" w:themeShade="BF"/>
-          <w:left w:val="single" w:sz="4" w:space="0" w:color="BFBFBF" w:themeColor="background1" w:themeShade="BF"/>
-          <w:bottom w:val="single" w:sz="4" w:space="0" w:color="BFBFBF" w:themeColor="background1" w:themeShade="BF"/>
-          <w:right w:val="single" w:sz="4" w:space="0" w:color="BFBFBF" w:themeColor="background1" w:themeShade="BF"/>
-          <w:insideH w:val="single" w:sz="4" w:space="0" w:color="BFBFBF" w:themeColor="background1" w:themeShade="BF"/>
-          <w:insideV w:val="single" w:sz="4" w:space="0" w:color="BFBFBF" w:themeColor="background1" w:themeShade="BF"/>
-        </w:tblBorders>
-        <w:tblLook w:val="04A0" w:firstRow="1" w:lastRow="0" w:firstColumn="1" w:lastColumn="0" w:noHBand="0" w:noVBand="1"/>
+        <w:tblW w:w="11216" w:type="dxa"/>
+        <w:jc w:val="start"/>
+        <w:tblInd w:w="0" w:type="dxa"/>
+        <w:tblLayout w:type="fixed"/>
+        <w:tblCellMar>
+          <w:top w:w="0" w:type="dxa"/>
+          <w:start w:w="108" w:type="dxa"/>
+          <w:bottom w:w="0" w:type="dxa"/>
+          <w:end w:w="108" w:type="dxa"/>
+        </w:tblCellMar>
+        <w:tblLook w:val="04a0" w:noHBand="0" w:noVBand="1" w:firstColumn="1" w:lastRow="0" w:lastColumn="0" w:firstRow="1"/>
       </w:tblPr>
       <w:tblGrid>
-        <w:gridCol w:w="1555"/>
-        <w:gridCol w:w="4053"/>
-        <w:gridCol w:w="1758"/>
-        <w:gridCol w:w="3850"/>
+        <w:gridCol w:w="1554"/>
+        <w:gridCol w:w="4054"/>
+        <w:gridCol w:w="1757"/>
+        <w:gridCol w:w="3851"/>
       </w:tblGrid>
       <w:tr>
+        <w:trPr/>
         <w:tc>
           <w:tcPr>
-            <w:tcW w:w="1555" w:type="dxa"/>
-            <w:shd w:val="clear" w:color="auto" w:fill="404040" w:themeFill="text1" w:themeFillTint="BF"/>
+            <w:tcW w:w="1554" w:type="dxa"/>
+            <w:tcBorders>
+              <w:top w:val="single" w:sz="4" w:space="0" w:color="BFBFBF"/>
+              <w:start w:val="single" w:sz="4" w:space="0" w:color="BFBFBF"/>
+              <w:bottom w:val="single" w:sz="4" w:space="0" w:color="BFBFBF"/>
+              <w:end w:val="single" w:sz="4" w:space="0" w:color="BFBFBF"/>
+            </w:tcBorders>
+            <w:shd w:color="auto" w:fill="404040" w:themeFill="text1" w:themeFillTint="bf" w:val="clear"/>
           </w:tcPr>
           <w:p>
             <w:pPr>
+              <w:pStyle w:val="Normal"/>
+              <w:widowControl/>
+              <w:spacing w:before="40" w:after="0"/>
+              <w:jc w:val="start"/>
               <w:rPr>
                 <w:sz w:val="10"/>
                 <w:szCs w:val="10"/>
@@ -1490,27 +1780,35 @@
             </w:pPr>
             <w:r>
               <w:rPr>
-                <w:color w:val="FFFFFF" w:themeColor="background1"/>
-              </w:rPr>
-              <w:t xml:space="preserve">N° </w:t>
-            </w:r>
-            <w:r>
-              <w:rPr>
-                <w:color w:val="FFFFFF" w:themeColor="background1"/>
-              </w:rPr>
-              <w:t>Detalle</w:t>
+                <w:rFonts w:eastAsia="MS Mincho" w:cs=""/>
+                <w:color w:themeColor="background1" w:val="FFFFFF"/>
+                <w:sz w:val="20"/>
+                <w:szCs w:val="20"/>
+                <w:lang w:val="es-ES" w:eastAsia="en-US" w:bidi="ar-SA"/>
+              </w:rPr>
+              <w:t>N° Detalle</w:t>
             </w:r>
           </w:p>
         </w:tc>
         <w:tc>
           <w:tcPr>
-            <w:tcW w:w="4053" w:type="dxa"/>
-            <w:shd w:val="clear" w:color="auto" w:fill="DC9E1F" w:themeFill="background2"/>
+            <w:tcW w:w="4054" w:type="dxa"/>
+            <w:tcBorders>
+              <w:top w:val="single" w:sz="4" w:space="0" w:color="BFBFBF"/>
+              <w:start w:val="single" w:sz="4" w:space="0" w:color="BFBFBF"/>
+              <w:bottom w:val="single" w:sz="4" w:space="0" w:color="BFBFBF"/>
+              <w:end w:val="single" w:sz="4" w:space="0" w:color="BFBFBF"/>
+            </w:tcBorders>
+            <w:shd w:color="auto" w:fill="DC9E1F" w:themeFill="background2" w:val="clear"/>
           </w:tcPr>
           <w:p>
             <w:pPr>
-              <w:rPr>
-                <w:color w:val="FFFFFF" w:themeColor="background1"/>
+              <w:pStyle w:val="Normal"/>
+              <w:widowControl/>
+              <w:spacing w:before="40" w:after="0"/>
+              <w:jc w:val="start"/>
+              <w:rPr>
+                <w:color w:themeColor="background1" w:val="FFFFFF"/>
                 <w:sz w:val="10"/>
                 <w:szCs w:val="10"/>
                 <w:u w:val="single"/>
@@ -1518,39 +1816,51 @@
             </w:pPr>
             <w:r>
               <w:rPr>
-                <w:caps/>
-                <w:noProof/>
-                <w:color w:val="FFFFFF" w:themeColor="background1"/>
+                <w:rFonts w:eastAsia="MS Mincho" w:cs=""/>
+                <w:color w:themeColor="background1" w:val="FFFFFF"/>
+                <w:sz w:val="20"/>
+                <w:szCs w:val="20"/>
+                <w:lang w:val="es-ES" w:eastAsia="en-US" w:bidi="ar-SA"/>
               </w:rPr>
               <w:fldChar w:fldCharType="begin"/>
             </w:r>
             <w:r>
               <w:rPr>
-                <w:noProof/>
-                <w:color w:val="FFFFFF" w:themeColor="background1"/>
-              </w:rPr>
-              <w:instrText xml:space="preserve"> MERGEFIELD  nro_ticket  \* MERGEFORMAT </w:instrText>
-            </w:r>
-            <w:r>
-              <w:rPr>
-                <w:caps/>
-                <w:noProof/>
-                <w:color w:val="FFFFFF" w:themeColor="background1"/>
+                <w:rFonts w:eastAsia="MS Mincho" w:cs=""/>
+                <w:color w:themeColor="background1" w:val="FFFFFF"/>
+                <w:sz w:val="20"/>
+                <w:szCs w:val="20"/>
+                <w:lang w:val="es-ES" w:eastAsia="en-US" w:bidi="ar-SA"/>
+              </w:rPr>
+              <w:instrText xml:space="preserve"> MERGEFIELD nro_ticket </w:instrText>
+            </w:r>
+            <w:r>
+              <w:rPr>
+                <w:rFonts w:eastAsia="MS Mincho" w:cs=""/>
+                <w:color w:themeColor="background1" w:val="FFFFFF"/>
+                <w:sz w:val="20"/>
+                <w:szCs w:val="20"/>
+                <w:lang w:val="es-ES" w:eastAsia="en-US" w:bidi="ar-SA"/>
               </w:rPr>
               <w:fldChar w:fldCharType="separate"/>
             </w:r>
             <w:r>
               <w:rPr>
-                <w:noProof/>
-                <w:color w:val="FFFFFF" w:themeColor="background1"/>
+                <w:rFonts w:eastAsia="MS Mincho" w:cs=""/>
+                <w:color w:themeColor="background1" w:val="FFFFFF"/>
+                <w:sz w:val="20"/>
+                <w:szCs w:val="20"/>
+                <w:lang w:val="es-ES" w:eastAsia="en-US" w:bidi="ar-SA"/>
               </w:rPr>
               <w:t>«nro_ticket»</w:t>
             </w:r>
             <w:r>
               <w:rPr>
-                <w:caps/>
-                <w:noProof/>
-                <w:color w:val="FFFFFF" w:themeColor="background1"/>
+                <w:rFonts w:eastAsia="MS Mincho" w:cs=""/>
+                <w:color w:themeColor="background1" w:val="FFFFFF"/>
+                <w:sz w:val="20"/>
+                <w:szCs w:val="20"/>
+                <w:lang w:val="es-ES" w:eastAsia="en-US" w:bidi="ar-SA"/>
               </w:rPr>
               <w:fldChar w:fldCharType="end"/>
             </w:r>
@@ -1558,11 +1868,21 @@
         </w:tc>
         <w:tc>
           <w:tcPr>
-            <w:tcW w:w="1758" w:type="dxa"/>
-            <w:shd w:val="clear" w:color="auto" w:fill="7F7F7F" w:themeFill="text1" w:themeFillTint="80"/>
+            <w:tcW w:w="1757" w:type="dxa"/>
+            <w:tcBorders>
+              <w:top w:val="single" w:sz="4" w:space="0" w:color="BFBFBF"/>
+              <w:start w:val="single" w:sz="4" w:space="0" w:color="BFBFBF"/>
+              <w:bottom w:val="single" w:sz="4" w:space="0" w:color="BFBFBF"/>
+              <w:end w:val="single" w:sz="4" w:space="0" w:color="BFBFBF"/>
+            </w:tcBorders>
+            <w:shd w:color="auto" w:fill="7F7F7F" w:themeFill="text1" w:themeFillTint="80" w:val="clear"/>
           </w:tcPr>
           <w:p>
             <w:pPr>
+              <w:pStyle w:val="Normal"/>
+              <w:widowControl/>
+              <w:spacing w:before="40" w:after="0"/>
+              <w:jc w:val="start"/>
               <w:rPr>
                 <w:sz w:val="10"/>
                 <w:szCs w:val="10"/>
@@ -1570,7 +1890,11 @@
             </w:pPr>
             <w:r>
               <w:rPr>
-                <w:color w:val="FFFFFF" w:themeColor="background1"/>
+                <w:rFonts w:eastAsia="MS Mincho" w:cs=""/>
+                <w:color w:themeColor="background1" w:val="FFFFFF"/>
+                <w:sz w:val="20"/>
+                <w:szCs w:val="20"/>
+                <w:lang w:val="es-ES" w:eastAsia="en-US" w:bidi="ar-SA"/>
               </w:rPr>
               <w:t>Transportista-sub</w:t>
             </w:r>
@@ -1578,10 +1902,20 @@
         </w:tc>
         <w:tc>
           <w:tcPr>
-            <w:tcW w:w="3850" w:type="dxa"/>
+            <w:tcW w:w="3851" w:type="dxa"/>
+            <w:tcBorders>
+              <w:top w:val="single" w:sz="4" w:space="0" w:color="BFBFBF"/>
+              <w:start w:val="single" w:sz="4" w:space="0" w:color="BFBFBF"/>
+              <w:bottom w:val="single" w:sz="4" w:space="0" w:color="BFBFBF"/>
+              <w:end w:val="single" w:sz="4" w:space="0" w:color="BFBFBF"/>
+            </w:tcBorders>
           </w:tcPr>
           <w:p>
             <w:pPr>
+              <w:pStyle w:val="Normal"/>
+              <w:widowControl/>
+              <w:spacing w:before="40" w:after="0"/>
+              <w:jc w:val="start"/>
               <w:rPr>
                 <w:sz w:val="10"/>
                 <w:szCs w:val="10"/>
@@ -1589,34 +1923,46 @@
             </w:pPr>
             <w:r>
               <w:rPr>
-                <w:caps/>
-                <w:noProof/>
+                <w:rFonts w:eastAsia="MS Mincho" w:cs=""/>
+                <w:sz w:val="20"/>
+                <w:szCs w:val="20"/>
+                <w:lang w:val="es-ES" w:eastAsia="en-US" w:bidi="ar-SA"/>
               </w:rPr>
               <w:fldChar w:fldCharType="begin"/>
             </w:r>
             <w:r>
               <w:rPr>
-                <w:noProof/>
-              </w:rPr>
-              <w:instrText xml:space="preserve"> MERGEFIELD  nom_tran_sub  \* MERGEFORMAT </w:instrText>
-            </w:r>
-            <w:r>
-              <w:rPr>
-                <w:caps/>
-                <w:noProof/>
+                <w:rFonts w:eastAsia="MS Mincho" w:cs=""/>
+                <w:sz w:val="20"/>
+                <w:szCs w:val="20"/>
+                <w:lang w:val="es-ES" w:eastAsia="en-US" w:bidi="ar-SA"/>
+              </w:rPr>
+              <w:instrText xml:space="preserve"> MERGEFIELD nom_tran_sub </w:instrText>
+            </w:r>
+            <w:r>
+              <w:rPr>
+                <w:rFonts w:eastAsia="MS Mincho" w:cs=""/>
+                <w:sz w:val="20"/>
+                <w:szCs w:val="20"/>
+                <w:lang w:val="es-ES" w:eastAsia="en-US" w:bidi="ar-SA"/>
               </w:rPr>
               <w:fldChar w:fldCharType="separate"/>
             </w:r>
             <w:r>
               <w:rPr>
-                <w:noProof/>
+                <w:rFonts w:eastAsia="MS Mincho" w:cs=""/>
+                <w:sz w:val="20"/>
+                <w:szCs w:val="20"/>
+                <w:lang w:val="es-ES" w:eastAsia="en-US" w:bidi="ar-SA"/>
               </w:rPr>
               <w:t>«nom_tran_sub»</w:t>
             </w:r>
             <w:r>
               <w:rPr>
-                <w:caps/>
-                <w:noProof/>
+                <w:rFonts w:eastAsia="MS Mincho" w:cs=""/>
+                <w:sz w:val="20"/>
+                <w:szCs w:val="20"/>
+                <w:lang w:val="es-ES" w:eastAsia="en-US" w:bidi="ar-SA"/>
               </w:rPr>
               <w:fldChar w:fldCharType="end"/>
             </w:r>
@@ -1624,20 +1970,35 @@
         </w:tc>
       </w:tr>
       <w:tr>
+        <w:trPr/>
         <w:tc>
           <w:tcPr>
-            <w:tcW w:w="1555" w:type="dxa"/>
-            <w:shd w:val="clear" w:color="auto" w:fill="404040" w:themeFill="text1" w:themeFillTint="BF"/>
+            <w:tcW w:w="1554" w:type="dxa"/>
+            <w:tcBorders>
+              <w:top w:val="single" w:sz="4" w:space="0" w:color="BFBFBF"/>
+              <w:start w:val="single" w:sz="4" w:space="0" w:color="BFBFBF"/>
+              <w:bottom w:val="single" w:sz="4" w:space="0" w:color="BFBFBF"/>
+              <w:end w:val="single" w:sz="4" w:space="0" w:color="BFBFBF"/>
+            </w:tcBorders>
+            <w:shd w:color="auto" w:fill="404040" w:themeFill="text1" w:themeFillTint="bf" w:val="clear"/>
           </w:tcPr>
           <w:p>
             <w:pPr>
-              <w:rPr>
-                <w:color w:val="FFFFFF" w:themeColor="background1"/>
+              <w:pStyle w:val="Normal"/>
+              <w:widowControl/>
+              <w:spacing w:before="40" w:after="0"/>
+              <w:jc w:val="start"/>
+              <w:rPr>
+                <w:color w:themeColor="background1" w:val="FFFFFF"/>
               </w:rPr>
             </w:pPr>
             <w:r>
               <w:rPr>
-                <w:color w:val="FFFFFF" w:themeColor="background1"/>
+                <w:rFonts w:eastAsia="MS Mincho" w:cs=""/>
+                <w:color w:themeColor="background1" w:val="FFFFFF"/>
+                <w:sz w:val="20"/>
+                <w:szCs w:val="20"/>
+                <w:lang w:val="es-ES" w:eastAsia="en-US" w:bidi="ar-SA"/>
               </w:rPr>
               <w:t>Producto</w:t>
             </w:r>
@@ -1645,48 +2006,72 @@
         </w:tc>
         <w:tc>
           <w:tcPr>
-            <w:tcW w:w="9661" w:type="dxa"/>
+            <w:tcW w:w="9662" w:type="dxa"/>
             <w:gridSpan w:val="3"/>
+            <w:tcBorders>
+              <w:top w:val="single" w:sz="4" w:space="0" w:color="BFBFBF"/>
+              <w:start w:val="single" w:sz="4" w:space="0" w:color="BFBFBF"/>
+              <w:bottom w:val="single" w:sz="4" w:space="0" w:color="BFBFBF"/>
+              <w:end w:val="single" w:sz="4" w:space="0" w:color="BFBFBF"/>
+            </w:tcBorders>
           </w:tcPr>
           <w:p>
             <w:pPr>
+              <w:pStyle w:val="Normal"/>
+              <w:widowControl/>
+              <w:spacing w:before="40" w:after="0"/>
+              <w:jc w:val="start"/>
               <w:rPr>
                 <w:caps/>
-                <w:noProof/>
               </w:rPr>
             </w:pPr>
             <w:r>
               <w:rPr>
+                <w:rFonts w:eastAsia="MS Mincho" w:cs=""/>
                 <w:caps/>
-                <w:noProof/>
+                <w:sz w:val="20"/>
+                <w:szCs w:val="20"/>
+                <w:lang w:val="es-ES" w:eastAsia="en-US" w:bidi="ar-SA"/>
               </w:rPr>
               <w:fldChar w:fldCharType="begin"/>
             </w:r>
             <w:r>
               <w:rPr>
+                <w:rFonts w:eastAsia="MS Mincho" w:cs=""/>
                 <w:caps/>
-                <w:noProof/>
-              </w:rPr>
-              <w:instrText xml:space="preserve"> MERGEFIELD  producto_recepcion  \* MERGEFORMAT </w:instrText>
-            </w:r>
-            <w:r>
-              <w:rPr>
+                <w:sz w:val="20"/>
+                <w:szCs w:val="20"/>
+                <w:lang w:val="es-ES" w:eastAsia="en-US" w:bidi="ar-SA"/>
+              </w:rPr>
+              <w:instrText xml:space="preserve"> MERGEFIELD producto_recepcion </w:instrText>
+            </w:r>
+            <w:r>
+              <w:rPr>
+                <w:rFonts w:eastAsia="MS Mincho" w:cs=""/>
                 <w:caps/>
-                <w:noProof/>
+                <w:sz w:val="20"/>
+                <w:szCs w:val="20"/>
+                <w:lang w:val="es-ES" w:eastAsia="en-US" w:bidi="ar-SA"/>
               </w:rPr>
               <w:fldChar w:fldCharType="separate"/>
             </w:r>
             <w:r>
               <w:rPr>
+                <w:rFonts w:eastAsia="MS Mincho" w:cs=""/>
                 <w:caps/>
-                <w:noProof/>
+                <w:sz w:val="20"/>
+                <w:szCs w:val="20"/>
+                <w:lang w:val="es-ES" w:eastAsia="en-US" w:bidi="ar-SA"/>
               </w:rPr>
               <w:t>«producto_recepcion»</w:t>
             </w:r>
             <w:r>
               <w:rPr>
+                <w:rFonts w:eastAsia="MS Mincho" w:cs=""/>
                 <w:caps/>
-                <w:noProof/>
+                <w:sz w:val="20"/>
+                <w:szCs w:val="20"/>
+                <w:lang w:val="es-ES" w:eastAsia="en-US" w:bidi="ar-SA"/>
               </w:rPr>
               <w:fldChar w:fldCharType="end"/>
             </w:r>
@@ -1694,13 +2079,24 @@
         </w:tc>
       </w:tr>
       <w:tr>
+        <w:trPr/>
         <w:tc>
           <w:tcPr>
-            <w:tcW w:w="1555" w:type="dxa"/>
-            <w:shd w:val="clear" w:color="auto" w:fill="404040" w:themeFill="text1" w:themeFillTint="BF"/>
+            <w:tcW w:w="1554" w:type="dxa"/>
+            <w:tcBorders>
+              <w:top w:val="single" w:sz="4" w:space="0" w:color="BFBFBF"/>
+              <w:start w:val="single" w:sz="4" w:space="0" w:color="BFBFBF"/>
+              <w:bottom w:val="single" w:sz="4" w:space="0" w:color="BFBFBF"/>
+              <w:end w:val="single" w:sz="4" w:space="0" w:color="BFBFBF"/>
+            </w:tcBorders>
+            <w:shd w:color="auto" w:fill="404040" w:themeFill="text1" w:themeFillTint="bf" w:val="clear"/>
           </w:tcPr>
           <w:p>
             <w:pPr>
+              <w:pStyle w:val="Normal"/>
+              <w:widowControl/>
+              <w:spacing w:before="40" w:after="0"/>
+              <w:jc w:val="start"/>
               <w:rPr>
                 <w:sz w:val="10"/>
                 <w:szCs w:val="10"/>
@@ -1709,7 +2105,11 @@
             </w:pPr>
             <w:r>
               <w:rPr>
-                <w:color w:val="FFFFFF" w:themeColor="background1"/>
+                <w:rFonts w:eastAsia="MS Mincho" w:cs=""/>
+                <w:color w:themeColor="background1" w:val="FFFFFF"/>
+                <w:sz w:val="20"/>
+                <w:szCs w:val="20"/>
+                <w:lang w:val="es-ES" w:eastAsia="en-US" w:bidi="ar-SA"/>
               </w:rPr>
               <w:t>Transportista</w:t>
             </w:r>
@@ -1717,10 +2117,20 @@
         </w:tc>
         <w:tc>
           <w:tcPr>
-            <w:tcW w:w="4053" w:type="dxa"/>
+            <w:tcW w:w="4054" w:type="dxa"/>
+            <w:tcBorders>
+              <w:top w:val="single" w:sz="4" w:space="0" w:color="BFBFBF"/>
+              <w:start w:val="single" w:sz="4" w:space="0" w:color="BFBFBF"/>
+              <w:bottom w:val="single" w:sz="4" w:space="0" w:color="BFBFBF"/>
+              <w:end w:val="single" w:sz="4" w:space="0" w:color="BFBFBF"/>
+            </w:tcBorders>
           </w:tcPr>
           <w:p>
             <w:pPr>
+              <w:pStyle w:val="Normal"/>
+              <w:widowControl/>
+              <w:spacing w:before="40" w:after="0"/>
+              <w:jc w:val="start"/>
               <w:rPr>
                 <w:sz w:val="10"/>
                 <w:szCs w:val="10"/>
@@ -1728,34 +2138,46 @@
             </w:pPr>
             <w:r>
               <w:rPr>
-                <w:caps/>
-                <w:noProof/>
+                <w:rFonts w:eastAsia="MS Mincho" w:cs=""/>
+                <w:sz w:val="20"/>
+                <w:szCs w:val="20"/>
+                <w:lang w:val="es-ES" w:eastAsia="en-US" w:bidi="ar-SA"/>
               </w:rPr>
               <w:fldChar w:fldCharType="begin"/>
             </w:r>
             <w:r>
               <w:rPr>
-                <w:noProof/>
-              </w:rPr>
-              <w:instrText xml:space="preserve"> MERGEFIELD  nom_transportista  \* MERGEFORMAT </w:instrText>
-            </w:r>
-            <w:r>
-              <w:rPr>
-                <w:caps/>
-                <w:noProof/>
+                <w:rFonts w:eastAsia="MS Mincho" w:cs=""/>
+                <w:sz w:val="20"/>
+                <w:szCs w:val="20"/>
+                <w:lang w:val="es-ES" w:eastAsia="en-US" w:bidi="ar-SA"/>
+              </w:rPr>
+              <w:instrText xml:space="preserve"> MERGEFIELD nom_transportista </w:instrText>
+            </w:r>
+            <w:r>
+              <w:rPr>
+                <w:rFonts w:eastAsia="MS Mincho" w:cs=""/>
+                <w:sz w:val="20"/>
+                <w:szCs w:val="20"/>
+                <w:lang w:val="es-ES" w:eastAsia="en-US" w:bidi="ar-SA"/>
               </w:rPr>
               <w:fldChar w:fldCharType="separate"/>
             </w:r>
             <w:r>
               <w:rPr>
-                <w:noProof/>
+                <w:rFonts w:eastAsia="MS Mincho" w:cs=""/>
+                <w:sz w:val="20"/>
+                <w:szCs w:val="20"/>
+                <w:lang w:val="es-ES" w:eastAsia="en-US" w:bidi="ar-SA"/>
               </w:rPr>
               <w:t>«nom_transportista»</w:t>
             </w:r>
             <w:r>
               <w:rPr>
-                <w:caps/>
-                <w:noProof/>
+                <w:rFonts w:eastAsia="MS Mincho" w:cs=""/>
+                <w:sz w:val="20"/>
+                <w:szCs w:val="20"/>
+                <w:lang w:val="es-ES" w:eastAsia="en-US" w:bidi="ar-SA"/>
               </w:rPr>
               <w:fldChar w:fldCharType="end"/>
             </w:r>
@@ -1763,11 +2185,21 @@
         </w:tc>
         <w:tc>
           <w:tcPr>
-            <w:tcW w:w="1758" w:type="dxa"/>
-            <w:shd w:val="clear" w:color="auto" w:fill="7F7F7F" w:themeFill="text1" w:themeFillTint="80"/>
+            <w:tcW w:w="1757" w:type="dxa"/>
+            <w:tcBorders>
+              <w:top w:val="single" w:sz="4" w:space="0" w:color="BFBFBF"/>
+              <w:start w:val="single" w:sz="4" w:space="0" w:color="BFBFBF"/>
+              <w:bottom w:val="single" w:sz="4" w:space="0" w:color="BFBFBF"/>
+              <w:end w:val="single" w:sz="4" w:space="0" w:color="BFBFBF"/>
+            </w:tcBorders>
+            <w:shd w:color="auto" w:fill="7F7F7F" w:themeFill="text1" w:themeFillTint="80" w:val="clear"/>
           </w:tcPr>
           <w:p>
             <w:pPr>
+              <w:pStyle w:val="Normal"/>
+              <w:widowControl/>
+              <w:spacing w:before="40" w:after="0"/>
+              <w:jc w:val="start"/>
               <w:rPr>
                 <w:sz w:val="10"/>
                 <w:szCs w:val="10"/>
@@ -1775,24 +2207,32 @@
             </w:pPr>
             <w:r>
               <w:rPr>
-                <w:color w:val="FFFFFF" w:themeColor="background1"/>
-              </w:rPr>
-              <w:t>Ruc</w:t>
-            </w:r>
-            <w:r>
-              <w:rPr>
-                <w:color w:val="FFFFFF" w:themeColor="background1"/>
-              </w:rPr>
-              <w:t>-sub</w:t>
+                <w:rFonts w:eastAsia="MS Mincho" w:cs=""/>
+                <w:color w:themeColor="background1" w:val="FFFFFF"/>
+                <w:sz w:val="20"/>
+                <w:szCs w:val="20"/>
+                <w:lang w:val="es-ES" w:eastAsia="en-US" w:bidi="ar-SA"/>
+              </w:rPr>
+              <w:t>Ruc-sub</w:t>
             </w:r>
           </w:p>
         </w:tc>
         <w:tc>
           <w:tcPr>
-            <w:tcW w:w="3850" w:type="dxa"/>
+            <w:tcW w:w="3851" w:type="dxa"/>
+            <w:tcBorders>
+              <w:top w:val="single" w:sz="4" w:space="0" w:color="BFBFBF"/>
+              <w:start w:val="single" w:sz="4" w:space="0" w:color="BFBFBF"/>
+              <w:bottom w:val="single" w:sz="4" w:space="0" w:color="BFBFBF"/>
+              <w:end w:val="single" w:sz="4" w:space="0" w:color="BFBFBF"/>
+            </w:tcBorders>
           </w:tcPr>
           <w:p>
             <w:pPr>
+              <w:pStyle w:val="Normal"/>
+              <w:widowControl/>
+              <w:spacing w:before="40" w:after="0"/>
+              <w:jc w:val="start"/>
               <w:rPr>
                 <w:sz w:val="10"/>
                 <w:szCs w:val="10"/>
@@ -1800,34 +2240,46 @@
             </w:pPr>
             <w:r>
               <w:rPr>
-                <w:caps/>
-                <w:noProof/>
+                <w:rFonts w:eastAsia="MS Mincho" w:cs=""/>
+                <w:sz w:val="20"/>
+                <w:szCs w:val="20"/>
+                <w:lang w:val="es-ES" w:eastAsia="en-US" w:bidi="ar-SA"/>
               </w:rPr>
               <w:fldChar w:fldCharType="begin"/>
             </w:r>
             <w:r>
               <w:rPr>
-                <w:noProof/>
-              </w:rPr>
-              <w:instrText xml:space="preserve"> MERGEFIELD  ruc_tran_sub  \* MERGEFORMAT </w:instrText>
-            </w:r>
-            <w:r>
-              <w:rPr>
-                <w:caps/>
-                <w:noProof/>
+                <w:rFonts w:eastAsia="MS Mincho" w:cs=""/>
+                <w:sz w:val="20"/>
+                <w:szCs w:val="20"/>
+                <w:lang w:val="es-ES" w:eastAsia="en-US" w:bidi="ar-SA"/>
+              </w:rPr>
+              <w:instrText xml:space="preserve"> MERGEFIELD ruc_tran_sub </w:instrText>
+            </w:r>
+            <w:r>
+              <w:rPr>
+                <w:rFonts w:eastAsia="MS Mincho" w:cs=""/>
+                <w:sz w:val="20"/>
+                <w:szCs w:val="20"/>
+                <w:lang w:val="es-ES" w:eastAsia="en-US" w:bidi="ar-SA"/>
               </w:rPr>
               <w:fldChar w:fldCharType="separate"/>
             </w:r>
             <w:r>
               <w:rPr>
-                <w:noProof/>
+                <w:rFonts w:eastAsia="MS Mincho" w:cs=""/>
+                <w:sz w:val="20"/>
+                <w:szCs w:val="20"/>
+                <w:lang w:val="es-ES" w:eastAsia="en-US" w:bidi="ar-SA"/>
               </w:rPr>
               <w:t>«ruc_tran_sub»</w:t>
             </w:r>
             <w:r>
               <w:rPr>
-                <w:caps/>
-                <w:noProof/>
+                <w:rFonts w:eastAsia="MS Mincho" w:cs=""/>
+                <w:sz w:val="20"/>
+                <w:szCs w:val="20"/>
+                <w:lang w:val="es-ES" w:eastAsia="en-US" w:bidi="ar-SA"/>
               </w:rPr>
               <w:fldChar w:fldCharType="end"/>
             </w:r>
@@ -1835,13 +2287,24 @@
         </w:tc>
       </w:tr>
       <w:tr>
+        <w:trPr/>
         <w:tc>
           <w:tcPr>
-            <w:tcW w:w="1555" w:type="dxa"/>
-            <w:shd w:val="clear" w:color="auto" w:fill="404040" w:themeFill="text1" w:themeFillTint="BF"/>
+            <w:tcW w:w="1554" w:type="dxa"/>
+            <w:tcBorders>
+              <w:top w:val="single" w:sz="4" w:space="0" w:color="BFBFBF"/>
+              <w:start w:val="single" w:sz="4" w:space="0" w:color="BFBFBF"/>
+              <w:bottom w:val="single" w:sz="4" w:space="0" w:color="BFBFBF"/>
+              <w:end w:val="single" w:sz="4" w:space="0" w:color="BFBFBF"/>
+            </w:tcBorders>
+            <w:shd w:color="auto" w:fill="404040" w:themeFill="text1" w:themeFillTint="bf" w:val="clear"/>
           </w:tcPr>
           <w:p>
             <w:pPr>
+              <w:pStyle w:val="Normal"/>
+              <w:widowControl/>
+              <w:spacing w:before="40" w:after="0"/>
+              <w:jc w:val="start"/>
               <w:rPr>
                 <w:sz w:val="10"/>
                 <w:szCs w:val="10"/>
@@ -1849,7 +2312,11 @@
             </w:pPr>
             <w:r>
               <w:rPr>
-                <w:color w:val="FFFFFF" w:themeColor="background1"/>
+                <w:rFonts w:eastAsia="MS Mincho" w:cs=""/>
+                <w:color w:themeColor="background1" w:val="FFFFFF"/>
+                <w:sz w:val="20"/>
+                <w:szCs w:val="20"/>
+                <w:lang w:val="es-ES" w:eastAsia="en-US" w:bidi="ar-SA"/>
               </w:rPr>
               <w:t>Ruc</w:t>
             </w:r>
@@ -1857,10 +2324,20 @@
         </w:tc>
         <w:tc>
           <w:tcPr>
-            <w:tcW w:w="4053" w:type="dxa"/>
+            <w:tcW w:w="4054" w:type="dxa"/>
+            <w:tcBorders>
+              <w:top w:val="single" w:sz="4" w:space="0" w:color="BFBFBF"/>
+              <w:start w:val="single" w:sz="4" w:space="0" w:color="BFBFBF"/>
+              <w:bottom w:val="single" w:sz="4" w:space="0" w:color="BFBFBF"/>
+              <w:end w:val="single" w:sz="4" w:space="0" w:color="BFBFBF"/>
+            </w:tcBorders>
           </w:tcPr>
           <w:p>
             <w:pPr>
+              <w:pStyle w:val="Normal"/>
+              <w:widowControl/>
+              <w:spacing w:before="40" w:after="0"/>
+              <w:jc w:val="start"/>
               <w:rPr>
                 <w:sz w:val="10"/>
                 <w:szCs w:val="10"/>
@@ -1868,34 +2345,46 @@
             </w:pPr>
             <w:r>
               <w:rPr>
-                <w:caps/>
-                <w:noProof/>
+                <w:rFonts w:eastAsia="MS Mincho" w:cs=""/>
+                <w:sz w:val="20"/>
+                <w:szCs w:val="20"/>
+                <w:lang w:val="es-ES" w:eastAsia="en-US" w:bidi="ar-SA"/>
               </w:rPr>
               <w:fldChar w:fldCharType="begin"/>
             </w:r>
             <w:r>
               <w:rPr>
-                <w:noProof/>
-              </w:rPr>
-              <w:instrText xml:space="preserve"> MERGEFIELD  ruc_trans  \* MERGEFORMAT </w:instrText>
-            </w:r>
-            <w:r>
-              <w:rPr>
-                <w:caps/>
-                <w:noProof/>
+                <w:rFonts w:eastAsia="MS Mincho" w:cs=""/>
+                <w:sz w:val="20"/>
+                <w:szCs w:val="20"/>
+                <w:lang w:val="es-ES" w:eastAsia="en-US" w:bidi="ar-SA"/>
+              </w:rPr>
+              <w:instrText xml:space="preserve"> MERGEFIELD ruc_trans </w:instrText>
+            </w:r>
+            <w:r>
+              <w:rPr>
+                <w:rFonts w:eastAsia="MS Mincho" w:cs=""/>
+                <w:sz w:val="20"/>
+                <w:szCs w:val="20"/>
+                <w:lang w:val="es-ES" w:eastAsia="en-US" w:bidi="ar-SA"/>
               </w:rPr>
               <w:fldChar w:fldCharType="separate"/>
             </w:r>
             <w:r>
               <w:rPr>
-                <w:noProof/>
+                <w:rFonts w:eastAsia="MS Mincho" w:cs=""/>
+                <w:sz w:val="20"/>
+                <w:szCs w:val="20"/>
+                <w:lang w:val="es-ES" w:eastAsia="en-US" w:bidi="ar-SA"/>
               </w:rPr>
               <w:t>«ruc_trans»</w:t>
             </w:r>
             <w:r>
               <w:rPr>
-                <w:caps/>
-                <w:noProof/>
+                <w:rFonts w:eastAsia="MS Mincho" w:cs=""/>
+                <w:sz w:val="20"/>
+                <w:szCs w:val="20"/>
+                <w:lang w:val="es-ES" w:eastAsia="en-US" w:bidi="ar-SA"/>
               </w:rPr>
               <w:fldChar w:fldCharType="end"/>
             </w:r>
@@ -1903,11 +2392,21 @@
         </w:tc>
         <w:tc>
           <w:tcPr>
-            <w:tcW w:w="1758" w:type="dxa"/>
-            <w:shd w:val="clear" w:color="auto" w:fill="7F7F7F" w:themeFill="text1" w:themeFillTint="80"/>
+            <w:tcW w:w="1757" w:type="dxa"/>
+            <w:tcBorders>
+              <w:top w:val="single" w:sz="4" w:space="0" w:color="BFBFBF"/>
+              <w:start w:val="single" w:sz="4" w:space="0" w:color="BFBFBF"/>
+              <w:bottom w:val="single" w:sz="4" w:space="0" w:color="BFBFBF"/>
+              <w:end w:val="single" w:sz="4" w:space="0" w:color="BFBFBF"/>
+            </w:tcBorders>
+            <w:shd w:color="auto" w:fill="7F7F7F" w:themeFill="text1" w:themeFillTint="80" w:val="clear"/>
           </w:tcPr>
           <w:p>
             <w:pPr>
+              <w:pStyle w:val="Normal"/>
+              <w:widowControl/>
+              <w:spacing w:before="40" w:after="0"/>
+              <w:jc w:val="start"/>
               <w:rPr>
                 <w:sz w:val="10"/>
                 <w:szCs w:val="10"/>
@@ -1915,7 +2414,11 @@
             </w:pPr>
             <w:r>
               <w:rPr>
-                <w:color w:val="FFFFFF" w:themeColor="background1"/>
+                <w:rFonts w:eastAsia="MS Mincho" w:cs=""/>
+                <w:color w:themeColor="background1" w:val="FFFFFF"/>
+                <w:sz w:val="20"/>
+                <w:szCs w:val="20"/>
+                <w:lang w:val="es-ES" w:eastAsia="en-US" w:bidi="ar-SA"/>
               </w:rPr>
               <w:t>Guía Trans.</w:t>
             </w:r>
@@ -1923,10 +2426,20 @@
         </w:tc>
         <w:tc>
           <w:tcPr>
-            <w:tcW w:w="3850" w:type="dxa"/>
+            <w:tcW w:w="3851" w:type="dxa"/>
+            <w:tcBorders>
+              <w:top w:val="single" w:sz="4" w:space="0" w:color="BFBFBF"/>
+              <w:start w:val="single" w:sz="4" w:space="0" w:color="BFBFBF"/>
+              <w:bottom w:val="single" w:sz="4" w:space="0" w:color="BFBFBF"/>
+              <w:end w:val="single" w:sz="4" w:space="0" w:color="BFBFBF"/>
+            </w:tcBorders>
           </w:tcPr>
           <w:p>
             <w:pPr>
+              <w:pStyle w:val="Normal"/>
+              <w:widowControl/>
+              <w:spacing w:before="40" w:after="0"/>
+              <w:jc w:val="start"/>
               <w:rPr>
                 <w:sz w:val="10"/>
                 <w:szCs w:val="10"/>
@@ -1934,34 +2447,46 @@
             </w:pPr>
             <w:r>
               <w:rPr>
-                <w:caps/>
-                <w:noProof/>
+                <w:rFonts w:eastAsia="MS Mincho" w:cs=""/>
+                <w:sz w:val="20"/>
+                <w:szCs w:val="20"/>
+                <w:lang w:val="es-ES" w:eastAsia="en-US" w:bidi="ar-SA"/>
               </w:rPr>
               <w:fldChar w:fldCharType="begin"/>
             </w:r>
             <w:r>
               <w:rPr>
-                <w:noProof/>
-              </w:rPr>
-              <w:instrText xml:space="preserve"> MERGEFIELD  guia_st  \* MERGEFORMAT </w:instrText>
-            </w:r>
-            <w:r>
-              <w:rPr>
-                <w:caps/>
-                <w:noProof/>
+                <w:rFonts w:eastAsia="MS Mincho" w:cs=""/>
+                <w:sz w:val="20"/>
+                <w:szCs w:val="20"/>
+                <w:lang w:val="es-ES" w:eastAsia="en-US" w:bidi="ar-SA"/>
+              </w:rPr>
+              <w:instrText xml:space="preserve"> MERGEFIELD guia_st </w:instrText>
+            </w:r>
+            <w:r>
+              <w:rPr>
+                <w:rFonts w:eastAsia="MS Mincho" w:cs=""/>
+                <w:sz w:val="20"/>
+                <w:szCs w:val="20"/>
+                <w:lang w:val="es-ES" w:eastAsia="en-US" w:bidi="ar-SA"/>
               </w:rPr>
               <w:fldChar w:fldCharType="separate"/>
             </w:r>
             <w:r>
               <w:rPr>
-                <w:noProof/>
+                <w:rFonts w:eastAsia="MS Mincho" w:cs=""/>
+                <w:sz w:val="20"/>
+                <w:szCs w:val="20"/>
+                <w:lang w:val="es-ES" w:eastAsia="en-US" w:bidi="ar-SA"/>
               </w:rPr>
               <w:t>«guia_st»</w:t>
             </w:r>
             <w:r>
               <w:rPr>
-                <w:caps/>
-                <w:noProof/>
+                <w:rFonts w:eastAsia="MS Mincho" w:cs=""/>
+                <w:sz w:val="20"/>
+                <w:szCs w:val="20"/>
+                <w:lang w:val="es-ES" w:eastAsia="en-US" w:bidi="ar-SA"/>
               </w:rPr>
               <w:fldChar w:fldCharType="end"/>
             </w:r>
@@ -1969,13 +2494,24 @@
         </w:tc>
       </w:tr>
       <w:tr>
+        <w:trPr/>
         <w:tc>
           <w:tcPr>
-            <w:tcW w:w="1555" w:type="dxa"/>
-            <w:shd w:val="clear" w:color="auto" w:fill="404040" w:themeFill="text1" w:themeFillTint="BF"/>
+            <w:tcW w:w="1554" w:type="dxa"/>
+            <w:tcBorders>
+              <w:top w:val="single" w:sz="4" w:space="0" w:color="BFBFBF"/>
+              <w:start w:val="single" w:sz="4" w:space="0" w:color="BFBFBF"/>
+              <w:bottom w:val="single" w:sz="4" w:space="0" w:color="BFBFBF"/>
+              <w:end w:val="single" w:sz="4" w:space="0" w:color="BFBFBF"/>
+            </w:tcBorders>
+            <w:shd w:color="auto" w:fill="404040" w:themeFill="text1" w:themeFillTint="bf" w:val="clear"/>
           </w:tcPr>
           <w:p>
             <w:pPr>
+              <w:pStyle w:val="Normal"/>
+              <w:widowControl/>
+              <w:spacing w:before="40" w:after="0"/>
+              <w:jc w:val="start"/>
               <w:rPr>
                 <w:sz w:val="10"/>
                 <w:szCs w:val="10"/>
@@ -1983,7 +2519,11 @@
             </w:pPr>
             <w:r>
               <w:rPr>
-                <w:color w:val="FFFFFF" w:themeColor="background1"/>
+                <w:rFonts w:eastAsia="MS Mincho" w:cs=""/>
+                <w:color w:themeColor="background1" w:val="FFFFFF"/>
+                <w:sz w:val="20"/>
+                <w:szCs w:val="20"/>
+                <w:lang w:val="es-ES" w:eastAsia="en-US" w:bidi="ar-SA"/>
               </w:rPr>
               <w:t>Guía Trans.</w:t>
             </w:r>
@@ -1991,10 +2531,20 @@
         </w:tc>
         <w:tc>
           <w:tcPr>
-            <w:tcW w:w="4053" w:type="dxa"/>
+            <w:tcW w:w="4054" w:type="dxa"/>
+            <w:tcBorders>
+              <w:top w:val="single" w:sz="4" w:space="0" w:color="BFBFBF"/>
+              <w:start w:val="single" w:sz="4" w:space="0" w:color="BFBFBF"/>
+              <w:bottom w:val="single" w:sz="4" w:space="0" w:color="BFBFBF"/>
+              <w:end w:val="single" w:sz="4" w:space="0" w:color="BFBFBF"/>
+            </w:tcBorders>
           </w:tcPr>
           <w:p>
             <w:pPr>
+              <w:pStyle w:val="Normal"/>
+              <w:widowControl/>
+              <w:spacing w:before="40" w:after="0"/>
+              <w:jc w:val="start"/>
               <w:rPr>
                 <w:sz w:val="10"/>
                 <w:szCs w:val="10"/>
@@ -2002,34 +2552,46 @@
             </w:pPr>
             <w:r>
               <w:rPr>
-                <w:caps/>
-                <w:noProof/>
+                <w:rFonts w:eastAsia="MS Mincho" w:cs=""/>
+                <w:sz w:val="20"/>
+                <w:szCs w:val="20"/>
+                <w:lang w:val="es-ES" w:eastAsia="en-US" w:bidi="ar-SA"/>
               </w:rPr>
               <w:fldChar w:fldCharType="begin"/>
             </w:r>
             <w:r>
               <w:rPr>
-                <w:noProof/>
-              </w:rPr>
-              <w:instrText xml:space="preserve"> MERGEFIELD  guia_gt  \* MERGEFORMAT </w:instrText>
-            </w:r>
-            <w:r>
-              <w:rPr>
-                <w:caps/>
-                <w:noProof/>
+                <w:rFonts w:eastAsia="MS Mincho" w:cs=""/>
+                <w:sz w:val="20"/>
+                <w:szCs w:val="20"/>
+                <w:lang w:val="es-ES" w:eastAsia="en-US" w:bidi="ar-SA"/>
+              </w:rPr>
+              <w:instrText xml:space="preserve"> MERGEFIELD guia_gt </w:instrText>
+            </w:r>
+            <w:r>
+              <w:rPr>
+                <w:rFonts w:eastAsia="MS Mincho" w:cs=""/>
+                <w:sz w:val="20"/>
+                <w:szCs w:val="20"/>
+                <w:lang w:val="es-ES" w:eastAsia="en-US" w:bidi="ar-SA"/>
               </w:rPr>
               <w:fldChar w:fldCharType="separate"/>
             </w:r>
             <w:r>
               <w:rPr>
-                <w:noProof/>
+                <w:rFonts w:eastAsia="MS Mincho" w:cs=""/>
+                <w:sz w:val="20"/>
+                <w:szCs w:val="20"/>
+                <w:lang w:val="es-ES" w:eastAsia="en-US" w:bidi="ar-SA"/>
               </w:rPr>
               <w:t>«guia_gt»</w:t>
             </w:r>
             <w:r>
               <w:rPr>
-                <w:caps/>
-                <w:noProof/>
+                <w:rFonts w:eastAsia="MS Mincho" w:cs=""/>
+                <w:sz w:val="20"/>
+                <w:szCs w:val="20"/>
+                <w:lang w:val="es-ES" w:eastAsia="en-US" w:bidi="ar-SA"/>
               </w:rPr>
               <w:fldChar w:fldCharType="end"/>
             </w:r>
@@ -2037,11 +2599,21 @@
         </w:tc>
         <w:tc>
           <w:tcPr>
-            <w:tcW w:w="1758" w:type="dxa"/>
-            <w:shd w:val="clear" w:color="auto" w:fill="404040" w:themeFill="text1" w:themeFillTint="BF"/>
+            <w:tcW w:w="1757" w:type="dxa"/>
+            <w:tcBorders>
+              <w:top w:val="single" w:sz="4" w:space="0" w:color="BFBFBF"/>
+              <w:start w:val="single" w:sz="4" w:space="0" w:color="BFBFBF"/>
+              <w:bottom w:val="single" w:sz="4" w:space="0" w:color="BFBFBF"/>
+              <w:end w:val="single" w:sz="4" w:space="0" w:color="BFBFBF"/>
+            </w:tcBorders>
+            <w:shd w:color="auto" w:fill="404040" w:themeFill="text1" w:themeFillTint="bf" w:val="clear"/>
           </w:tcPr>
           <w:p>
             <w:pPr>
+              <w:pStyle w:val="Normal"/>
+              <w:widowControl/>
+              <w:spacing w:before="40" w:after="0"/>
+              <w:jc w:val="start"/>
               <w:rPr>
                 <w:sz w:val="10"/>
                 <w:szCs w:val="10"/>
@@ -2049,24 +2621,32 @@
             </w:pPr>
             <w:r>
               <w:rPr>
-                <w:color w:val="FFFFFF" w:themeColor="background1"/>
-              </w:rPr>
-              <w:t xml:space="preserve">Guía </w:t>
-            </w:r>
-            <w:r>
-              <w:rPr>
-                <w:color w:val="FFFFFF" w:themeColor="background1"/>
-              </w:rPr>
-              <w:t>Remisión</w:t>
+                <w:rFonts w:eastAsia="MS Mincho" w:cs=""/>
+                <w:color w:themeColor="background1" w:val="FFFFFF"/>
+                <w:sz w:val="20"/>
+                <w:szCs w:val="20"/>
+                <w:lang w:val="es-ES" w:eastAsia="en-US" w:bidi="ar-SA"/>
+              </w:rPr>
+              <w:t>Guía Remisión</w:t>
             </w:r>
           </w:p>
         </w:tc>
         <w:tc>
           <w:tcPr>
-            <w:tcW w:w="3850" w:type="dxa"/>
+            <w:tcW w:w="3851" w:type="dxa"/>
+            <w:tcBorders>
+              <w:top w:val="single" w:sz="4" w:space="0" w:color="BFBFBF"/>
+              <w:start w:val="single" w:sz="4" w:space="0" w:color="BFBFBF"/>
+              <w:bottom w:val="single" w:sz="4" w:space="0" w:color="BFBFBF"/>
+              <w:end w:val="single" w:sz="4" w:space="0" w:color="BFBFBF"/>
+            </w:tcBorders>
           </w:tcPr>
           <w:p>
             <w:pPr>
+              <w:pStyle w:val="Normal"/>
+              <w:widowControl/>
+              <w:spacing w:before="40" w:after="0"/>
+              <w:jc w:val="start"/>
               <w:rPr>
                 <w:sz w:val="10"/>
                 <w:szCs w:val="10"/>
@@ -2074,34 +2654,46 @@
             </w:pPr>
             <w:r>
               <w:rPr>
-                <w:caps/>
-                <w:noProof/>
+                <w:rFonts w:eastAsia="MS Mincho" w:cs=""/>
+                <w:sz w:val="20"/>
+                <w:szCs w:val="20"/>
+                <w:lang w:val="es-ES" w:eastAsia="en-US" w:bidi="ar-SA"/>
               </w:rPr>
               <w:fldChar w:fldCharType="begin"/>
             </w:r>
             <w:r>
               <w:rPr>
-                <w:noProof/>
-              </w:rPr>
-              <w:instrText xml:space="preserve"> MERGEFIELD  guia_re  \* MERGEFORMAT </w:instrText>
-            </w:r>
-            <w:r>
-              <w:rPr>
-                <w:caps/>
-                <w:noProof/>
+                <w:rFonts w:eastAsia="MS Mincho" w:cs=""/>
+                <w:sz w:val="20"/>
+                <w:szCs w:val="20"/>
+                <w:lang w:val="es-ES" w:eastAsia="en-US" w:bidi="ar-SA"/>
+              </w:rPr>
+              <w:instrText xml:space="preserve"> MERGEFIELD guia_re </w:instrText>
+            </w:r>
+            <w:r>
+              <w:rPr>
+                <w:rFonts w:eastAsia="MS Mincho" w:cs=""/>
+                <w:sz w:val="20"/>
+                <w:szCs w:val="20"/>
+                <w:lang w:val="es-ES" w:eastAsia="en-US" w:bidi="ar-SA"/>
               </w:rPr>
               <w:fldChar w:fldCharType="separate"/>
             </w:r>
             <w:r>
               <w:rPr>
-                <w:noProof/>
+                <w:rFonts w:eastAsia="MS Mincho" w:cs=""/>
+                <w:sz w:val="20"/>
+                <w:szCs w:val="20"/>
+                <w:lang w:val="es-ES" w:eastAsia="en-US" w:bidi="ar-SA"/>
               </w:rPr>
               <w:t>«guia_re»</w:t>
             </w:r>
             <w:r>
               <w:rPr>
-                <w:caps/>
-                <w:noProof/>
+                <w:rFonts w:eastAsia="MS Mincho" w:cs=""/>
+                <w:sz w:val="20"/>
+                <w:szCs w:val="20"/>
+                <w:lang w:val="es-ES" w:eastAsia="en-US" w:bidi="ar-SA"/>
               </w:rPr>
               <w:fldChar w:fldCharType="end"/>
             </w:r>
@@ -2109,13 +2701,24 @@
         </w:tc>
       </w:tr>
       <w:tr>
+        <w:trPr/>
         <w:tc>
           <w:tcPr>
-            <w:tcW w:w="1555" w:type="dxa"/>
-            <w:shd w:val="clear" w:color="auto" w:fill="404040" w:themeFill="text1" w:themeFillTint="BF"/>
+            <w:tcW w:w="1554" w:type="dxa"/>
+            <w:tcBorders>
+              <w:top w:val="single" w:sz="4" w:space="0" w:color="BFBFBF"/>
+              <w:start w:val="single" w:sz="4" w:space="0" w:color="BFBFBF"/>
+              <w:bottom w:val="single" w:sz="4" w:space="0" w:color="BFBFBF"/>
+              <w:end w:val="single" w:sz="4" w:space="0" w:color="BFBFBF"/>
+            </w:tcBorders>
+            <w:shd w:color="auto" w:fill="404040" w:themeFill="text1" w:themeFillTint="bf" w:val="clear"/>
           </w:tcPr>
           <w:p>
             <w:pPr>
+              <w:pStyle w:val="Normal"/>
+              <w:widowControl/>
+              <w:spacing w:before="40" w:after="0"/>
+              <w:jc w:val="start"/>
               <w:rPr>
                 <w:sz w:val="10"/>
                 <w:szCs w:val="10"/>
@@ -2123,7 +2726,11 @@
             </w:pPr>
             <w:r>
               <w:rPr>
-                <w:color w:val="FFFFFF" w:themeColor="background1"/>
+                <w:rFonts w:eastAsia="MS Mincho" w:cs=""/>
+                <w:color w:themeColor="background1" w:val="FFFFFF"/>
+                <w:sz w:val="20"/>
+                <w:szCs w:val="20"/>
+                <w:lang w:val="es-ES" w:eastAsia="en-US" w:bidi="ar-SA"/>
               </w:rPr>
               <w:t>Placa</w:t>
             </w:r>
@@ -2131,10 +2738,20 @@
         </w:tc>
         <w:tc>
           <w:tcPr>
-            <w:tcW w:w="4053" w:type="dxa"/>
+            <w:tcW w:w="4054" w:type="dxa"/>
+            <w:tcBorders>
+              <w:top w:val="single" w:sz="4" w:space="0" w:color="BFBFBF"/>
+              <w:start w:val="single" w:sz="4" w:space="0" w:color="BFBFBF"/>
+              <w:bottom w:val="single" w:sz="4" w:space="0" w:color="BFBFBF"/>
+              <w:end w:val="single" w:sz="4" w:space="0" w:color="BFBFBF"/>
+            </w:tcBorders>
           </w:tcPr>
           <w:p>
             <w:pPr>
+              <w:pStyle w:val="Normal"/>
+              <w:widowControl/>
+              <w:spacing w:before="40" w:after="0"/>
+              <w:jc w:val="start"/>
               <w:rPr>
                 <w:sz w:val="10"/>
                 <w:szCs w:val="10"/>
@@ -2142,34 +2759,46 @@
             </w:pPr>
             <w:r>
               <w:rPr>
-                <w:caps/>
-                <w:noProof/>
+                <w:rFonts w:eastAsia="MS Mincho" w:cs=""/>
+                <w:sz w:val="20"/>
+                <w:szCs w:val="20"/>
+                <w:lang w:val="es-ES" w:eastAsia="en-US" w:bidi="ar-SA"/>
               </w:rPr>
               <w:fldChar w:fldCharType="begin"/>
             </w:r>
             <w:r>
               <w:rPr>
-                <w:noProof/>
-              </w:rPr>
-              <w:instrText xml:space="preserve"> MERGEFIELD  nro_placa  \* MERGEFORMAT </w:instrText>
-            </w:r>
-            <w:r>
-              <w:rPr>
-                <w:caps/>
-                <w:noProof/>
+                <w:rFonts w:eastAsia="MS Mincho" w:cs=""/>
+                <w:sz w:val="20"/>
+                <w:szCs w:val="20"/>
+                <w:lang w:val="es-ES" w:eastAsia="en-US" w:bidi="ar-SA"/>
+              </w:rPr>
+              <w:instrText xml:space="preserve"> MERGEFIELD nro_placa </w:instrText>
+            </w:r>
+            <w:r>
+              <w:rPr>
+                <w:rFonts w:eastAsia="MS Mincho" w:cs=""/>
+                <w:sz w:val="20"/>
+                <w:szCs w:val="20"/>
+                <w:lang w:val="es-ES" w:eastAsia="en-US" w:bidi="ar-SA"/>
               </w:rPr>
               <w:fldChar w:fldCharType="separate"/>
             </w:r>
             <w:r>
               <w:rPr>
-                <w:noProof/>
+                <w:rFonts w:eastAsia="MS Mincho" w:cs=""/>
+                <w:sz w:val="20"/>
+                <w:szCs w:val="20"/>
+                <w:lang w:val="es-ES" w:eastAsia="en-US" w:bidi="ar-SA"/>
               </w:rPr>
               <w:t>«nro_placa»</w:t>
             </w:r>
             <w:r>
               <w:rPr>
-                <w:caps/>
-                <w:noProof/>
+                <w:rFonts w:eastAsia="MS Mincho" w:cs=""/>
+                <w:sz w:val="20"/>
+                <w:szCs w:val="20"/>
+                <w:lang w:val="es-ES" w:eastAsia="en-US" w:bidi="ar-SA"/>
               </w:rPr>
               <w:fldChar w:fldCharType="end"/>
             </w:r>
@@ -2177,12 +2806,22 @@
         </w:tc>
         <w:tc>
           <w:tcPr>
-            <w:tcW w:w="1758" w:type="dxa"/>
-            <w:shd w:val="clear" w:color="auto" w:fill="404040" w:themeFill="text1" w:themeFillTint="BF"/>
+            <w:tcW w:w="1757" w:type="dxa"/>
+            <w:tcBorders>
+              <w:top w:val="single" w:sz="4" w:space="0" w:color="BFBFBF"/>
+              <w:start w:val="single" w:sz="4" w:space="0" w:color="BFBFBF"/>
+              <w:bottom w:val="single" w:sz="4" w:space="0" w:color="BFBFBF"/>
+              <w:end w:val="single" w:sz="4" w:space="0" w:color="BFBFBF"/>
+            </w:tcBorders>
+            <w:shd w:color="auto" w:fill="404040" w:themeFill="text1" w:themeFillTint="bf" w:val="clear"/>
             <w:vAlign w:val="center"/>
           </w:tcPr>
           <w:p>
             <w:pPr>
+              <w:pStyle w:val="Normal"/>
+              <w:widowControl/>
+              <w:spacing w:before="40" w:after="0"/>
+              <w:jc w:val="start"/>
               <w:rPr>
                 <w:sz w:val="10"/>
                 <w:szCs w:val="10"/>
@@ -2190,7 +2829,11 @@
             </w:pPr>
             <w:r>
               <w:rPr>
-                <w:color w:val="FFFFFF" w:themeColor="background1"/>
+                <w:rFonts w:eastAsia="MS Mincho" w:cs=""/>
+                <w:color w:themeColor="background1" w:val="FFFFFF"/>
+                <w:sz w:val="20"/>
+                <w:szCs w:val="20"/>
+                <w:lang w:val="es-ES" w:eastAsia="en-US" w:bidi="ar-SA"/>
               </w:rPr>
               <w:t xml:space="preserve">Peso </w:t>
             </w:r>
@@ -2198,10 +2841,20 @@
         </w:tc>
         <w:tc>
           <w:tcPr>
-            <w:tcW w:w="3850" w:type="dxa"/>
+            <w:tcW w:w="3851" w:type="dxa"/>
+            <w:tcBorders>
+              <w:top w:val="single" w:sz="4" w:space="0" w:color="BFBFBF"/>
+              <w:start w:val="single" w:sz="4" w:space="0" w:color="BFBFBF"/>
+              <w:bottom w:val="single" w:sz="4" w:space="0" w:color="BFBFBF"/>
+              <w:end w:val="single" w:sz="4" w:space="0" w:color="BFBFBF"/>
+            </w:tcBorders>
           </w:tcPr>
           <w:p>
             <w:pPr>
+              <w:pStyle w:val="Normal"/>
+              <w:widowControl/>
+              <w:spacing w:before="40" w:after="0"/>
+              <w:jc w:val="start"/>
               <w:rPr>
                 <w:sz w:val="10"/>
                 <w:szCs w:val="10"/>
@@ -2209,34 +2862,46 @@
             </w:pPr>
             <w:r>
               <w:rPr>
-                <w:caps/>
-                <w:noProof/>
+                <w:rFonts w:eastAsia="MS Mincho" w:cs=""/>
+                <w:sz w:val="20"/>
+                <w:szCs w:val="20"/>
+                <w:lang w:val="es-ES" w:eastAsia="en-US" w:bidi="ar-SA"/>
               </w:rPr>
               <w:fldChar w:fldCharType="begin"/>
             </w:r>
             <w:r>
               <w:rPr>
-                <w:noProof/>
-              </w:rPr>
-              <w:instrText xml:space="preserve"> MERGEFIELD  tmh  \* MERGEFORMAT </w:instrText>
-            </w:r>
-            <w:r>
-              <w:rPr>
-                <w:caps/>
-                <w:noProof/>
+                <w:rFonts w:eastAsia="MS Mincho" w:cs=""/>
+                <w:sz w:val="20"/>
+                <w:szCs w:val="20"/>
+                <w:lang w:val="es-ES" w:eastAsia="en-US" w:bidi="ar-SA"/>
+              </w:rPr>
+              <w:instrText xml:space="preserve"> MERGEFIELD tmh </w:instrText>
+            </w:r>
+            <w:r>
+              <w:rPr>
+                <w:rFonts w:eastAsia="MS Mincho" w:cs=""/>
+                <w:sz w:val="20"/>
+                <w:szCs w:val="20"/>
+                <w:lang w:val="es-ES" w:eastAsia="en-US" w:bidi="ar-SA"/>
               </w:rPr>
               <w:fldChar w:fldCharType="separate"/>
             </w:r>
             <w:r>
               <w:rPr>
-                <w:noProof/>
+                <w:rFonts w:eastAsia="MS Mincho" w:cs=""/>
+                <w:sz w:val="20"/>
+                <w:szCs w:val="20"/>
+                <w:lang w:val="es-ES" w:eastAsia="en-US" w:bidi="ar-SA"/>
               </w:rPr>
               <w:t>«tmh»</w:t>
             </w:r>
             <w:r>
               <w:rPr>
-                <w:caps/>
-                <w:noProof/>
+                <w:rFonts w:eastAsia="MS Mincho" w:cs=""/>
+                <w:sz w:val="20"/>
+                <w:szCs w:val="20"/>
+                <w:lang w:val="es-ES" w:eastAsia="en-US" w:bidi="ar-SA"/>
               </w:rPr>
               <w:fldChar w:fldCharType="end"/>
             </w:r>
@@ -2244,13 +2909,24 @@
         </w:tc>
       </w:tr>
       <w:tr>
+        <w:trPr/>
         <w:tc>
           <w:tcPr>
-            <w:tcW w:w="1555" w:type="dxa"/>
-            <w:shd w:val="clear" w:color="auto" w:fill="404040" w:themeFill="text1" w:themeFillTint="BF"/>
+            <w:tcW w:w="1554" w:type="dxa"/>
+            <w:tcBorders>
+              <w:top w:val="single" w:sz="4" w:space="0" w:color="BFBFBF"/>
+              <w:start w:val="single" w:sz="4" w:space="0" w:color="BFBFBF"/>
+              <w:bottom w:val="single" w:sz="4" w:space="0" w:color="BFBFBF"/>
+              <w:end w:val="single" w:sz="4" w:space="0" w:color="BFBFBF"/>
+            </w:tcBorders>
+            <w:shd w:color="auto" w:fill="404040" w:themeFill="text1" w:themeFillTint="bf" w:val="clear"/>
           </w:tcPr>
           <w:p>
             <w:pPr>
+              <w:pStyle w:val="Normal"/>
+              <w:widowControl/>
+              <w:spacing w:before="40" w:after="0"/>
+              <w:jc w:val="start"/>
               <w:rPr>
                 <w:sz w:val="10"/>
                 <w:szCs w:val="10"/>
@@ -2258,7 +2934,11 @@
             </w:pPr>
             <w:r>
               <w:rPr>
-                <w:color w:val="FFFFFF" w:themeColor="background1"/>
+                <w:rFonts w:eastAsia="MS Mincho" w:cs=""/>
+                <w:color w:themeColor="background1" w:val="FFFFFF"/>
+                <w:sz w:val="20"/>
+                <w:szCs w:val="20"/>
+                <w:lang w:val="es-ES" w:eastAsia="en-US" w:bidi="ar-SA"/>
               </w:rPr>
               <w:t>Conductor</w:t>
             </w:r>
@@ -2266,10 +2946,20 @@
         </w:tc>
         <w:tc>
           <w:tcPr>
-            <w:tcW w:w="4053" w:type="dxa"/>
+            <w:tcW w:w="4054" w:type="dxa"/>
+            <w:tcBorders>
+              <w:top w:val="single" w:sz="4" w:space="0" w:color="BFBFBF"/>
+              <w:start w:val="single" w:sz="4" w:space="0" w:color="BFBFBF"/>
+              <w:bottom w:val="single" w:sz="4" w:space="0" w:color="BFBFBF"/>
+              <w:end w:val="single" w:sz="4" w:space="0" w:color="BFBFBF"/>
+            </w:tcBorders>
           </w:tcPr>
           <w:p>
             <w:pPr>
+              <w:pStyle w:val="Normal"/>
+              <w:widowControl/>
+              <w:spacing w:before="40" w:after="0"/>
+              <w:jc w:val="start"/>
               <w:rPr>
                 <w:sz w:val="10"/>
                 <w:szCs w:val="10"/>
@@ -2277,34 +2967,46 @@
             </w:pPr>
             <w:r>
               <w:rPr>
-                <w:caps/>
-                <w:noProof/>
+                <w:rFonts w:eastAsia="MS Mincho" w:cs=""/>
+                <w:sz w:val="20"/>
+                <w:szCs w:val="20"/>
+                <w:lang w:val="es-ES" w:eastAsia="en-US" w:bidi="ar-SA"/>
               </w:rPr>
               <w:fldChar w:fldCharType="begin"/>
             </w:r>
             <w:r>
               <w:rPr>
-                <w:noProof/>
-              </w:rPr>
-              <w:instrText xml:space="preserve"> MERGEFIELD  nom_conductor  \* MERGEFORMAT </w:instrText>
-            </w:r>
-            <w:r>
-              <w:rPr>
-                <w:caps/>
-                <w:noProof/>
+                <w:rFonts w:eastAsia="MS Mincho" w:cs=""/>
+                <w:sz w:val="20"/>
+                <w:szCs w:val="20"/>
+                <w:lang w:val="es-ES" w:eastAsia="en-US" w:bidi="ar-SA"/>
+              </w:rPr>
+              <w:instrText xml:space="preserve"> MERGEFIELD nom_conductor </w:instrText>
+            </w:r>
+            <w:r>
+              <w:rPr>
+                <w:rFonts w:eastAsia="MS Mincho" w:cs=""/>
+                <w:sz w:val="20"/>
+                <w:szCs w:val="20"/>
+                <w:lang w:val="es-ES" w:eastAsia="en-US" w:bidi="ar-SA"/>
               </w:rPr>
               <w:fldChar w:fldCharType="separate"/>
             </w:r>
             <w:r>
               <w:rPr>
-                <w:noProof/>
+                <w:rFonts w:eastAsia="MS Mincho" w:cs=""/>
+                <w:sz w:val="20"/>
+                <w:szCs w:val="20"/>
+                <w:lang w:val="es-ES" w:eastAsia="en-US" w:bidi="ar-SA"/>
               </w:rPr>
               <w:t>«nom_conductor»</w:t>
             </w:r>
             <w:r>
               <w:rPr>
-                <w:caps/>
-                <w:noProof/>
+                <w:rFonts w:eastAsia="MS Mincho" w:cs=""/>
+                <w:sz w:val="20"/>
+                <w:szCs w:val="20"/>
+                <w:lang w:val="es-ES" w:eastAsia="en-US" w:bidi="ar-SA"/>
               </w:rPr>
               <w:fldChar w:fldCharType="end"/>
             </w:r>
@@ -2312,11 +3014,21 @@
         </w:tc>
         <w:tc>
           <w:tcPr>
-            <w:tcW w:w="1758" w:type="dxa"/>
-            <w:shd w:val="clear" w:color="auto" w:fill="404040" w:themeFill="text1" w:themeFillTint="BF"/>
+            <w:tcW w:w="1757" w:type="dxa"/>
+            <w:tcBorders>
+              <w:top w:val="single" w:sz="4" w:space="0" w:color="BFBFBF"/>
+              <w:start w:val="single" w:sz="4" w:space="0" w:color="BFBFBF"/>
+              <w:bottom w:val="single" w:sz="4" w:space="0" w:color="BFBFBF"/>
+              <w:end w:val="single" w:sz="4" w:space="0" w:color="BFBFBF"/>
+            </w:tcBorders>
+            <w:shd w:color="auto" w:fill="404040" w:themeFill="text1" w:themeFillTint="bf" w:val="clear"/>
           </w:tcPr>
           <w:p>
             <w:pPr>
+              <w:pStyle w:val="Normal"/>
+              <w:widowControl/>
+              <w:spacing w:before="40" w:after="0"/>
+              <w:jc w:val="start"/>
               <w:rPr>
                 <w:sz w:val="10"/>
                 <w:szCs w:val="10"/>
@@ -2324,7 +3036,11 @@
             </w:pPr>
             <w:r>
               <w:rPr>
-                <w:color w:val="FFFFFF" w:themeColor="background1"/>
+                <w:rFonts w:eastAsia="MS Mincho" w:cs=""/>
+                <w:color w:themeColor="background1" w:val="FFFFFF"/>
+                <w:sz w:val="20"/>
+                <w:szCs w:val="20"/>
+                <w:lang w:val="es-ES" w:eastAsia="en-US" w:bidi="ar-SA"/>
               </w:rPr>
               <w:t>Cantidad</w:t>
             </w:r>
@@ -2332,10 +3048,20 @@
         </w:tc>
         <w:tc>
           <w:tcPr>
-            <w:tcW w:w="3850" w:type="dxa"/>
+            <w:tcW w:w="3851" w:type="dxa"/>
+            <w:tcBorders>
+              <w:top w:val="single" w:sz="4" w:space="0" w:color="BFBFBF"/>
+              <w:start w:val="single" w:sz="4" w:space="0" w:color="BFBFBF"/>
+              <w:bottom w:val="single" w:sz="4" w:space="0" w:color="BFBFBF"/>
+              <w:end w:val="single" w:sz="4" w:space="0" w:color="BFBFBF"/>
+            </w:tcBorders>
           </w:tcPr>
           <w:p>
             <w:pPr>
+              <w:pStyle w:val="Normal"/>
+              <w:widowControl/>
+              <w:spacing w:before="40" w:after="0"/>
+              <w:jc w:val="start"/>
               <w:rPr>
                 <w:sz w:val="10"/>
                 <w:szCs w:val="10"/>
@@ -2343,34 +3069,46 @@
             </w:pPr>
             <w:r>
               <w:rPr>
-                <w:caps/>
-                <w:noProof/>
+                <w:rFonts w:eastAsia="MS Mincho" w:cs=""/>
+                <w:sz w:val="20"/>
+                <w:szCs w:val="20"/>
+                <w:lang w:val="es-ES" w:eastAsia="en-US" w:bidi="ar-SA"/>
               </w:rPr>
               <w:fldChar w:fldCharType="begin"/>
             </w:r>
             <w:r>
               <w:rPr>
-                <w:noProof/>
-              </w:rPr>
-              <w:instrText xml:space="preserve"> MERGEFIELD  cant_um  \* MERGEFORMAT </w:instrText>
-            </w:r>
-            <w:r>
-              <w:rPr>
-                <w:caps/>
-                <w:noProof/>
+                <w:rFonts w:eastAsia="MS Mincho" w:cs=""/>
+                <w:sz w:val="20"/>
+                <w:szCs w:val="20"/>
+                <w:lang w:val="es-ES" w:eastAsia="en-US" w:bidi="ar-SA"/>
+              </w:rPr>
+              <w:instrText xml:space="preserve"> MERGEFIELD cant_um </w:instrText>
+            </w:r>
+            <w:r>
+              <w:rPr>
+                <w:rFonts w:eastAsia="MS Mincho" w:cs=""/>
+                <w:sz w:val="20"/>
+                <w:szCs w:val="20"/>
+                <w:lang w:val="es-ES" w:eastAsia="en-US" w:bidi="ar-SA"/>
               </w:rPr>
               <w:fldChar w:fldCharType="separate"/>
             </w:r>
             <w:r>
               <w:rPr>
-                <w:noProof/>
+                <w:rFonts w:eastAsia="MS Mincho" w:cs=""/>
+                <w:sz w:val="20"/>
+                <w:szCs w:val="20"/>
+                <w:lang w:val="es-ES" w:eastAsia="en-US" w:bidi="ar-SA"/>
               </w:rPr>
               <w:t>«cant_um»</w:t>
             </w:r>
             <w:r>
               <w:rPr>
-                <w:caps/>
-                <w:noProof/>
+                <w:rFonts w:eastAsia="MS Mincho" w:cs=""/>
+                <w:sz w:val="20"/>
+                <w:szCs w:val="20"/>
+                <w:lang w:val="es-ES" w:eastAsia="en-US" w:bidi="ar-SA"/>
               </w:rPr>
               <w:fldChar w:fldCharType="end"/>
             </w:r>
@@ -2378,13 +3116,24 @@
         </w:tc>
       </w:tr>
       <w:tr>
+        <w:trPr/>
         <w:tc>
           <w:tcPr>
-            <w:tcW w:w="1555" w:type="dxa"/>
-            <w:shd w:val="clear" w:color="auto" w:fill="404040" w:themeFill="text1" w:themeFillTint="BF"/>
+            <w:tcW w:w="1554" w:type="dxa"/>
+            <w:tcBorders>
+              <w:top w:val="single" w:sz="4" w:space="0" w:color="BFBFBF"/>
+              <w:start w:val="single" w:sz="4" w:space="0" w:color="BFBFBF"/>
+              <w:bottom w:val="single" w:sz="4" w:space="0" w:color="BFBFBF"/>
+              <w:end w:val="single" w:sz="4" w:space="0" w:color="BFBFBF"/>
+            </w:tcBorders>
+            <w:shd w:color="auto" w:fill="404040" w:themeFill="text1" w:themeFillTint="bf" w:val="clear"/>
           </w:tcPr>
           <w:p>
             <w:pPr>
+              <w:pStyle w:val="Normal"/>
+              <w:widowControl/>
+              <w:spacing w:before="40" w:after="0"/>
+              <w:jc w:val="start"/>
               <w:rPr>
                 <w:sz w:val="10"/>
                 <w:szCs w:val="10"/>
@@ -2392,7 +3141,11 @@
             </w:pPr>
             <w:r>
               <w:rPr>
-                <w:color w:val="FFFFFF" w:themeColor="background1"/>
+                <w:rFonts w:eastAsia="MS Mincho" w:cs=""/>
+                <w:color w:themeColor="background1" w:val="FFFFFF"/>
+                <w:sz w:val="20"/>
+                <w:szCs w:val="20"/>
+                <w:lang w:val="es-ES" w:eastAsia="en-US" w:bidi="ar-SA"/>
               </w:rPr>
               <w:t>Licencia</w:t>
             </w:r>
@@ -2400,10 +3153,20 @@
         </w:tc>
         <w:tc>
           <w:tcPr>
-            <w:tcW w:w="4053" w:type="dxa"/>
+            <w:tcW w:w="4054" w:type="dxa"/>
+            <w:tcBorders>
+              <w:top w:val="single" w:sz="4" w:space="0" w:color="BFBFBF"/>
+              <w:start w:val="single" w:sz="4" w:space="0" w:color="BFBFBF"/>
+              <w:bottom w:val="single" w:sz="4" w:space="0" w:color="BFBFBF"/>
+              <w:end w:val="single" w:sz="4" w:space="0" w:color="BFBFBF"/>
+            </w:tcBorders>
           </w:tcPr>
           <w:p>
             <w:pPr>
+              <w:pStyle w:val="Normal"/>
+              <w:widowControl/>
+              <w:spacing w:before="40" w:after="0"/>
+              <w:jc w:val="start"/>
               <w:rPr>
                 <w:sz w:val="10"/>
                 <w:szCs w:val="10"/>
@@ -2412,34 +3175,46 @@
             </w:pPr>
             <w:r>
               <w:rPr>
-                <w:caps/>
-                <w:noProof/>
+                <w:rFonts w:eastAsia="MS Mincho" w:cs=""/>
+                <w:sz w:val="20"/>
+                <w:szCs w:val="20"/>
+                <w:lang w:val="es-ES" w:eastAsia="en-US" w:bidi="ar-SA"/>
               </w:rPr>
               <w:fldChar w:fldCharType="begin"/>
             </w:r>
             <w:r>
               <w:rPr>
-                <w:noProof/>
-              </w:rPr>
-              <w:instrText xml:space="preserve"> MERGEFIELD  nro_licencia  \* MERGEFORMAT </w:instrText>
-            </w:r>
-            <w:r>
-              <w:rPr>
-                <w:caps/>
-                <w:noProof/>
+                <w:rFonts w:eastAsia="MS Mincho" w:cs=""/>
+                <w:sz w:val="20"/>
+                <w:szCs w:val="20"/>
+                <w:lang w:val="es-ES" w:eastAsia="en-US" w:bidi="ar-SA"/>
+              </w:rPr>
+              <w:instrText xml:space="preserve"> MERGEFIELD nro_licencia </w:instrText>
+            </w:r>
+            <w:r>
+              <w:rPr>
+                <w:rFonts w:eastAsia="MS Mincho" w:cs=""/>
+                <w:sz w:val="20"/>
+                <w:szCs w:val="20"/>
+                <w:lang w:val="es-ES" w:eastAsia="en-US" w:bidi="ar-SA"/>
               </w:rPr>
               <w:fldChar w:fldCharType="separate"/>
             </w:r>
             <w:r>
               <w:rPr>
-                <w:noProof/>
+                <w:rFonts w:eastAsia="MS Mincho" w:cs=""/>
+                <w:sz w:val="20"/>
+                <w:szCs w:val="20"/>
+                <w:lang w:val="es-ES" w:eastAsia="en-US" w:bidi="ar-SA"/>
               </w:rPr>
               <w:t>«nro_licencia»</w:t>
             </w:r>
             <w:r>
               <w:rPr>
-                <w:caps/>
-                <w:noProof/>
+                <w:rFonts w:eastAsia="MS Mincho" w:cs=""/>
+                <w:sz w:val="20"/>
+                <w:szCs w:val="20"/>
+                <w:lang w:val="es-ES" w:eastAsia="en-US" w:bidi="ar-SA"/>
               </w:rPr>
               <w:fldChar w:fldCharType="end"/>
             </w:r>
@@ -2447,11 +3222,21 @@
         </w:tc>
         <w:tc>
           <w:tcPr>
-            <w:tcW w:w="1758" w:type="dxa"/>
-            <w:shd w:val="clear" w:color="auto" w:fill="404040" w:themeFill="text1" w:themeFillTint="BF"/>
+            <w:tcW w:w="1757" w:type="dxa"/>
+            <w:tcBorders>
+              <w:top w:val="single" w:sz="4" w:space="0" w:color="BFBFBF"/>
+              <w:start w:val="single" w:sz="4" w:space="0" w:color="BFBFBF"/>
+              <w:bottom w:val="single" w:sz="4" w:space="0" w:color="BFBFBF"/>
+              <w:end w:val="single" w:sz="4" w:space="0" w:color="BFBFBF"/>
+            </w:tcBorders>
+            <w:shd w:color="auto" w:fill="404040" w:themeFill="text1" w:themeFillTint="bf" w:val="clear"/>
           </w:tcPr>
           <w:p>
             <w:pPr>
+              <w:pStyle w:val="Normal"/>
+              <w:widowControl/>
+              <w:spacing w:before="40" w:after="0"/>
+              <w:jc w:val="start"/>
               <w:rPr>
                 <w:sz w:val="10"/>
                 <w:szCs w:val="10"/>
@@ -2459,7 +3244,11 @@
             </w:pPr>
             <w:r>
               <w:rPr>
-                <w:color w:val="FFFFFF" w:themeColor="background1"/>
+                <w:rFonts w:eastAsia="MS Mincho" w:cs=""/>
+                <w:color w:themeColor="background1" w:val="FFFFFF"/>
+                <w:sz w:val="20"/>
+                <w:szCs w:val="20"/>
+                <w:lang w:val="es-ES" w:eastAsia="en-US" w:bidi="ar-SA"/>
               </w:rPr>
               <w:t>Obs.</w:t>
             </w:r>
@@ -2467,10 +3256,20 @@
         </w:tc>
         <w:tc>
           <w:tcPr>
-            <w:tcW w:w="3850" w:type="dxa"/>
+            <w:tcW w:w="3851" w:type="dxa"/>
+            <w:tcBorders>
+              <w:top w:val="single" w:sz="4" w:space="0" w:color="BFBFBF"/>
+              <w:start w:val="single" w:sz="4" w:space="0" w:color="BFBFBF"/>
+              <w:bottom w:val="single" w:sz="4" w:space="0" w:color="BFBFBF"/>
+              <w:end w:val="single" w:sz="4" w:space="0" w:color="BFBFBF"/>
+            </w:tcBorders>
           </w:tcPr>
           <w:p>
             <w:pPr>
+              <w:pStyle w:val="Normal"/>
+              <w:widowControl/>
+              <w:spacing w:before="40" w:after="0"/>
+              <w:jc w:val="start"/>
               <w:rPr>
                 <w:sz w:val="10"/>
                 <w:szCs w:val="10"/>
@@ -2478,34 +3277,46 @@
             </w:pPr>
             <w:r>
               <w:rPr>
-                <w:caps/>
-                <w:noProof/>
+                <w:rFonts w:eastAsia="MS Mincho" w:cs=""/>
+                <w:sz w:val="20"/>
+                <w:szCs w:val="20"/>
+                <w:lang w:val="es-ES" w:eastAsia="en-US" w:bidi="ar-SA"/>
               </w:rPr>
               <w:fldChar w:fldCharType="begin"/>
             </w:r>
             <w:r>
               <w:rPr>
-                <w:noProof/>
-              </w:rPr>
-              <w:instrText xml:space="preserve"> MERGEFIELD  observaciones  \* MERGEFORMAT </w:instrText>
-            </w:r>
-            <w:r>
-              <w:rPr>
-                <w:caps/>
-                <w:noProof/>
+                <w:rFonts w:eastAsia="MS Mincho" w:cs=""/>
+                <w:sz w:val="20"/>
+                <w:szCs w:val="20"/>
+                <w:lang w:val="es-ES" w:eastAsia="en-US" w:bidi="ar-SA"/>
+              </w:rPr>
+              <w:instrText xml:space="preserve"> MERGEFIELD observaciones </w:instrText>
+            </w:r>
+            <w:r>
+              <w:rPr>
+                <w:rFonts w:eastAsia="MS Mincho" w:cs=""/>
+                <w:sz w:val="20"/>
+                <w:szCs w:val="20"/>
+                <w:lang w:val="es-ES" w:eastAsia="en-US" w:bidi="ar-SA"/>
               </w:rPr>
               <w:fldChar w:fldCharType="separate"/>
             </w:r>
             <w:r>
               <w:rPr>
-                <w:noProof/>
+                <w:rFonts w:eastAsia="MS Mincho" w:cs=""/>
+                <w:sz w:val="20"/>
+                <w:szCs w:val="20"/>
+                <w:lang w:val="es-ES" w:eastAsia="en-US" w:bidi="ar-SA"/>
               </w:rPr>
               <w:t>«observaciones»</w:t>
             </w:r>
             <w:r>
               <w:rPr>
-                <w:caps/>
-                <w:noProof/>
+                <w:rFonts w:eastAsia="MS Mincho" w:cs=""/>
+                <w:sz w:val="20"/>
+                <w:szCs w:val="20"/>
+                <w:lang w:val="es-ES" w:eastAsia="en-US" w:bidi="ar-SA"/>
               </w:rPr>
               <w:fldChar w:fldCharType="end"/>
             </w:r>
@@ -2515,7 +3326,8 @@
     </w:tbl>
     <w:p>
       <w:pPr>
-        <w:spacing w:after="0"/>
+        <w:pStyle w:val="Normal"/>
+        <w:spacing w:before="40" w:after="0"/>
         <w:rPr>
           <w:sz w:val="10"/>
           <w:szCs w:val="10"/>
@@ -2533,7 +3345,7 @@
           <w:sz w:val="10"/>
           <w:szCs w:val="10"/>
         </w:rPr>
-        <w:instrText xml:space="preserve"> MERGEFIELD  TableEnd:ticket1  \* MERGEFORMAT </w:instrText>
+        <w:instrText xml:space="preserve"> MERGEFIELD TableEnd:ticket1 </w:instrText>
       </w:r>
       <w:r>
         <w:rPr>
@@ -2544,7 +3356,6 @@
       </w:r>
       <w:r>
         <w:rPr>
-          <w:noProof/>
           <w:sz w:val="10"/>
           <w:szCs w:val="10"/>
         </w:rPr>
@@ -2559,7 +3370,7 @@
       </w:r>
       <w:r>
         <w:rPr>
-          <w:rFonts w:ascii="Arial" w:eastAsia="Times New Roman" w:hAnsi="Arial"/>
+          <w:rFonts w:eastAsia="Times New Roman" w:ascii="Arial" w:hAnsi="Arial"/>
           <w:vanish/>
           <w:sz w:val="10"/>
           <w:szCs w:val="10"/>
@@ -2570,26 +3381,34 @@
     </w:p>
     <w:p>
       <w:pPr>
+        <w:pStyle w:val="Normal"/>
         <w:rPr>
           <w:sz w:val="10"/>
           <w:szCs w:val="10"/>
         </w:rPr>
       </w:pPr>
+      <w:r>
+        <w:rPr>
+          <w:sz w:val="10"/>
+          <w:szCs w:val="10"/>
+        </w:rPr>
+      </w:r>
     </w:p>
     <w:tbl>
       <w:tblPr>
         <w:tblStyle w:val="Tablaconcuadrcula"/>
-        <w:tblpPr w:leftFromText="141" w:rightFromText="141" w:vertAnchor="text" w:horzAnchor="margin" w:tblpY="82"/>
-        <w:tblW w:w="0" w:type="auto"/>
-        <w:tblBorders>
-          <w:top w:val="none" w:sz="0" w:space="0" w:color="auto"/>
-          <w:left w:val="none" w:sz="0" w:space="0" w:color="auto"/>
-          <w:bottom w:val="none" w:sz="0" w:space="0" w:color="auto"/>
-          <w:right w:val="none" w:sz="0" w:space="0" w:color="auto"/>
-          <w:insideH w:val="none" w:sz="0" w:space="0" w:color="auto"/>
-          <w:insideV w:val="none" w:sz="0" w:space="0" w:color="auto"/>
-        </w:tblBorders>
-        <w:tblLook w:val="04A0" w:firstRow="1" w:lastRow="0" w:firstColumn="1" w:lastColumn="0" w:noHBand="0" w:noVBand="1"/>
+        <w:tblpPr w:vertAnchor="text" w:horzAnchor="margin" w:leftFromText="141" w:rightFromText="141" w:tblpX="0" w:tblpY="82"/>
+        <w:tblW w:w="11216" w:type="dxa"/>
+        <w:jc w:val="start"/>
+        <w:tblInd w:w="0" w:type="dxa"/>
+        <w:tblLayout w:type="fixed"/>
+        <w:tblCellMar>
+          <w:top w:w="0" w:type="dxa"/>
+          <w:start w:w="108" w:type="dxa"/>
+          <w:bottom w:w="0" w:type="dxa"/>
+          <w:end w:w="108" w:type="dxa"/>
+        </w:tblCellMar>
+        <w:tblLook w:val="04a0" w:noHBand="0" w:noVBand="1" w:firstColumn="1" w:lastRow="0" w:lastColumn="0" w:firstRow="1"/>
       </w:tblPr>
       <w:tblGrid>
         <w:gridCol w:w="5608"/>
@@ -2597,48 +3416,70 @@
       </w:tblGrid>
       <w:tr>
         <w:trPr>
-          <w:trHeight w:val="695"/>
+          <w:trHeight w:val="695" w:hRule="atLeast"/>
         </w:trPr>
         <w:tc>
           <w:tcPr>
             <w:tcW w:w="5608" w:type="dxa"/>
+            <w:tcBorders>
+              <w:top w:val="nil"/>
+              <w:start w:val="nil"/>
+              <w:bottom w:val="nil"/>
+              <w:end w:val="nil"/>
+            </w:tcBorders>
           </w:tcPr>
           <w:p>
             <w:pPr>
+              <w:pStyle w:val="Normal"/>
+              <w:widowControl/>
+              <w:spacing w:before="40" w:after="0"/>
               <w:jc w:val="center"/>
+              <w:rPr>
+                <w:rFonts w:ascii="Franklin Gothic Book" w:hAnsi="Franklin Gothic Book" w:eastAsia="MS Mincho" w:cs=""/>
+                <w:sz w:val="20"/>
+                <w:szCs w:val="20"/>
+                <w:lang w:val="es-ES" w:eastAsia="en-US" w:bidi="ar-SA"/>
+              </w:rPr>
             </w:pPr>
             <w:r>
               <w:rPr>
-                <w:noProof/>
+                <w:rFonts w:eastAsia="MS Mincho" w:cs=""/>
+                <w:sz w:val="20"/>
+                <w:szCs w:val="20"/>
+                <w:lang w:val="es-ES" w:eastAsia="en-US" w:bidi="ar-SA"/>
               </w:rPr>
               <mc:AlternateContent>
                 <mc:Choice Requires="wps">
                   <w:drawing>
-                    <wp:anchor distT="0" distB="0" distL="114300" distR="114300" simplePos="0" relativeHeight="251666432" behindDoc="0" locked="0" layoutInCell="1" allowOverlap="1" wp14:anchorId="3014503E" wp14:editId="0C295EB3">
+                    <wp:anchor behindDoc="0" distT="0" distB="0" distL="0" distR="0" simplePos="0" locked="0" layoutInCell="1" allowOverlap="1" relativeHeight="5" wp14:anchorId="3014503E">
                       <wp:simplePos x="0" y="0"/>
                       <wp:positionH relativeFrom="column">
-                        <wp:posOffset>575309</wp:posOffset>
+                        <wp:posOffset>575310</wp:posOffset>
                       </wp:positionH>
                       <wp:positionV relativeFrom="paragraph">
                         <wp:posOffset>425450</wp:posOffset>
                       </wp:positionV>
                       <wp:extent cx="2333625" cy="0"/>
-                      <wp:effectExtent l="0" t="0" r="0" b="0"/>
+                      <wp:effectExtent l="635" t="3810" r="0" b="3810"/>
                       <wp:wrapNone/>
-                      <wp:docPr id="1967920146" name="Conector recto 1"/>
-                      <wp:cNvGraphicFramePr/>
+                      <wp:docPr id="2" name="Conector recto 2"/>
                       <a:graphic xmlns:a="http://schemas.openxmlformats.org/drawingml/2006/main">
                         <a:graphicData uri="http://schemas.microsoft.com/office/word/2010/wordprocessingShape">
                           <wps:wsp>
-                            <wps:cNvCnPr/>
+                            <wps:cNvSpPr/>
                             <wps:spPr>
                               <a:xfrm>
                                 <a:off x="0" y="0"/>
-                                <a:ext cx="2333625" cy="0"/>
+                                <a:ext cx="2333520" cy="0"/>
                               </a:xfrm>
                               <a:prstGeom prst="line">
                                 <a:avLst/>
                               </a:prstGeom>
+                              <a:ln>
+                                <a:solidFill>
+                                  <a:srgbClr val="7e97ad"/>
+                                </a:solidFill>
+                              </a:ln>
                             </wps:spPr>
                             <wps:style>
                               <a:lnRef idx="1">
@@ -2650,27 +3491,21 @@
                               <a:effectRef idx="0">
                                 <a:schemeClr val="accent1"/>
                               </a:effectRef>
-                              <a:fontRef idx="minor">
-                                <a:schemeClr val="tx1"/>
-                              </a:fontRef>
+                              <a:fontRef idx="minor"/>
                             </wps:style>
                             <wps:bodyPr/>
                           </wps:wsp>
                         </a:graphicData>
                       </a:graphic>
-                      <wp14:sizeRelH relativeFrom="margin">
-                        <wp14:pctWidth>0</wp14:pctWidth>
-                      </wp14:sizeRelH>
-                      <wp14:sizeRelV relativeFrom="margin">
-                        <wp14:pctHeight>0</wp14:pctHeight>
-                      </wp14:sizeRelV>
                     </wp:anchor>
                   </w:drawing>
                 </mc:Choice>
                 <mc:Fallback>
                   <w:pict>
-                    <v:line w14:anchorId="76288BD4" id="Conector recto 1" o:spid="_x0000_s1026" style="position:absolute;z-index:251666432;visibility:visible;mso-wrap-style:square;mso-width-percent:0;mso-height-percent:0;mso-wrap-distance-left:9pt;mso-wrap-distance-top:0;mso-wrap-distance-right:9pt;mso-wrap-distance-bottom:0;mso-position-horizontal:absolute;mso-position-horizontal-relative:text;mso-position-vertical:absolute;mso-position-vertical-relative:text;mso-width-percent:0;mso-height-percent:0;mso-width-relative:margin;mso-height-relative:margin" from="45.3pt,33.5pt" to="229.05pt,33.5pt" o:gfxdata="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" strokecolor="#7e97ad [3204]" strokeweight=".5pt">
-                      <v:stroke joinstyle="miter"/>
+                    <v:line id="shape_0" from="45.3pt,33.5pt" to="229pt,33.5pt" stroked="t" o:allowincell="t" style="position:absolute" wp14:anchorId="3014503E">
+                      <v:stroke color="#7e97ad" weight="6480" joinstyle="miter" endcap="flat"/>
+                      <v:fill o:detectmouseclick="t" on="false"/>
+                      <w10:wrap type="none"/>
                     </v:line>
                   </w:pict>
                 </mc:Fallback>
@@ -2681,43 +3516,65 @@
         <w:tc>
           <w:tcPr>
             <w:tcW w:w="5608" w:type="dxa"/>
+            <w:tcBorders>
+              <w:top w:val="nil"/>
+              <w:start w:val="nil"/>
+              <w:bottom w:val="nil"/>
+              <w:end w:val="nil"/>
+            </w:tcBorders>
           </w:tcPr>
           <w:p>
             <w:pPr>
+              <w:pStyle w:val="Normal"/>
+              <w:widowControl/>
+              <w:spacing w:before="40" w:after="0"/>
               <w:jc w:val="center"/>
+              <w:rPr>
+                <w:rFonts w:ascii="Franklin Gothic Book" w:hAnsi="Franklin Gothic Book" w:eastAsia="MS Mincho" w:cs=""/>
+                <w:sz w:val="20"/>
+                <w:szCs w:val="20"/>
+                <w:lang w:val="es-ES" w:eastAsia="en-US" w:bidi="ar-SA"/>
+              </w:rPr>
             </w:pPr>
             <w:r>
               <w:rPr>
-                <w:noProof/>
+                <w:rFonts w:eastAsia="MS Mincho" w:cs=""/>
+                <w:sz w:val="20"/>
+                <w:szCs w:val="20"/>
+                <w:lang w:val="es-ES" w:eastAsia="en-US" w:bidi="ar-SA"/>
               </w:rPr>
               <mc:AlternateContent>
                 <mc:Choice Requires="wps">
                   <w:drawing>
-                    <wp:anchor distT="0" distB="0" distL="114300" distR="114300" simplePos="0" relativeHeight="251667456" behindDoc="0" locked="0" layoutInCell="1" allowOverlap="1" wp14:anchorId="287E1C9C" wp14:editId="0AEE72BC">
+                    <wp:anchor behindDoc="0" distT="0" distB="36195" distL="0" distR="22860" simplePos="0" locked="0" layoutInCell="1" allowOverlap="1" relativeHeight="6" wp14:anchorId="287E1C9C">
                       <wp:simplePos x="0" y="0"/>
                       <wp:positionH relativeFrom="column">
                         <wp:posOffset>622300</wp:posOffset>
                       </wp:positionH>
                       <wp:positionV relativeFrom="paragraph">
-                        <wp:posOffset>425449</wp:posOffset>
+                        <wp:posOffset>425450</wp:posOffset>
                       </wp:positionV>
                       <wp:extent cx="2358390" cy="1905"/>
-                      <wp:effectExtent l="0" t="0" r="22860" b="36195"/>
+                      <wp:effectExtent l="0" t="3810" r="635" b="3175"/>
                       <wp:wrapNone/>
-                      <wp:docPr id="2114159470" name="Conector recto 1"/>
-                      <wp:cNvGraphicFramePr/>
+                      <wp:docPr id="3" name="Conector recto 3"/>
                       <a:graphic xmlns:a="http://schemas.openxmlformats.org/drawingml/2006/main">
                         <a:graphicData uri="http://schemas.microsoft.com/office/word/2010/wordprocessingShape">
                           <wps:wsp>
-                            <wps:cNvCnPr/>
+                            <wps:cNvSpPr/>
                             <wps:spPr>
                               <a:xfrm>
                                 <a:off x="0" y="0"/>
-                                <a:ext cx="2358390" cy="1905"/>
+                                <a:ext cx="2358360" cy="1800"/>
                               </a:xfrm>
                               <a:prstGeom prst="line">
                                 <a:avLst/>
                               </a:prstGeom>
+                              <a:ln>
+                                <a:solidFill>
+                                  <a:srgbClr val="7e97ad"/>
+                                </a:solidFill>
+                              </a:ln>
                             </wps:spPr>
                             <wps:style>
                               <a:lnRef idx="1">
@@ -2729,27 +3586,21 @@
                               <a:effectRef idx="0">
                                 <a:schemeClr val="accent1"/>
                               </a:effectRef>
-                              <a:fontRef idx="minor">
-                                <a:schemeClr val="tx1"/>
-                              </a:fontRef>
+                              <a:fontRef idx="minor"/>
                             </wps:style>
                             <wps:bodyPr/>
                           </wps:wsp>
                         </a:graphicData>
                       </a:graphic>
-                      <wp14:sizeRelH relativeFrom="margin">
-                        <wp14:pctWidth>0</wp14:pctWidth>
-                      </wp14:sizeRelH>
-                      <wp14:sizeRelV relativeFrom="margin">
-                        <wp14:pctHeight>0</wp14:pctHeight>
-                      </wp14:sizeRelV>
                     </wp:anchor>
                   </w:drawing>
                 </mc:Choice>
                 <mc:Fallback>
                   <w:pict>
-                    <v:line w14:anchorId="2CBA625B" id="Conector recto 1" o:spid="_x0000_s1026" style="position:absolute;z-index:251667456;visibility:visible;mso-wrap-style:square;mso-width-percent:0;mso-height-percent:0;mso-wrap-distance-left:9pt;mso-wrap-distance-top:0;mso-wrap-distance-right:9pt;mso-wrap-distance-bottom:0;mso-position-horizontal:absolute;mso-position-horizontal-relative:text;mso-position-vertical:absolute;mso-position-vertical-relative:text;mso-width-percent:0;mso-height-percent:0;mso-width-relative:margin;mso-height-relative:margin" from="49pt,33.5pt" to="234.7pt,33.65pt" o:gfxdata="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" strokecolor="#7e97ad [3204]" strokeweight=".5pt">
-                      <v:stroke joinstyle="miter"/>
+                    <v:line id="shape_0" from="49pt,33.5pt" to="234.65pt,33.6pt" stroked="t" o:allowincell="t" style="position:absolute" wp14:anchorId="287E1C9C">
+                      <v:stroke color="#7e97ad" weight="6480" joinstyle="miter" endcap="flat"/>
+                      <v:fill o:detectmouseclick="t" on="false"/>
+                      <w10:wrap type="none"/>
                     </v:line>
                   </w:pict>
                 </mc:Fallback>
@@ -2759,64 +3610,131 @@
         </w:tc>
       </w:tr>
       <w:tr>
+        <w:trPr/>
         <w:tc>
           <w:tcPr>
             <w:tcW w:w="5608" w:type="dxa"/>
+            <w:tcBorders>
+              <w:top w:val="nil"/>
+              <w:start w:val="nil"/>
+              <w:bottom w:val="nil"/>
+              <w:end w:val="nil"/>
+            </w:tcBorders>
           </w:tcPr>
           <w:p>
             <w:pPr>
+              <w:pStyle w:val="Normal"/>
+              <w:widowControl/>
+              <w:spacing w:before="40" w:after="0"/>
               <w:jc w:val="center"/>
+              <w:rPr>
+                <w:rFonts w:ascii="Franklin Gothic Book" w:hAnsi="Franklin Gothic Book" w:eastAsia="MS Mincho" w:cs=""/>
+                <w:sz w:val="20"/>
+                <w:szCs w:val="20"/>
+                <w:lang w:val="es-ES" w:eastAsia="en-US" w:bidi="ar-SA"/>
+              </w:rPr>
             </w:pPr>
-            <w:fldSimple w:instr=" MERGEFIELD  nom_proveedor  \* MERGEFORMAT ">
-              <w:r>
-                <w:rPr>
-                  <w:noProof/>
-                </w:rPr>
-                <w:t>«nom_proveedor»</w:t>
-              </w:r>
-            </w:fldSimple>
+            <w:r>
+              <w:rPr>
+                <w:rFonts w:eastAsia="MS Mincho" w:cs=""/>
+                <w:sz w:val="20"/>
+                <w:szCs w:val="20"/>
+                <w:lang w:val="es-ES" w:eastAsia="en-US" w:bidi="ar-SA"/>
+              </w:rPr>
+              <w:fldChar w:fldCharType="begin"/>
+            </w:r>
+            <w:r>
+              <w:rPr>
+                <w:rFonts w:eastAsia="MS Mincho" w:cs=""/>
+                <w:sz w:val="20"/>
+                <w:szCs w:val="20"/>
+                <w:lang w:val="es-ES" w:eastAsia="en-US" w:bidi="ar-SA"/>
+              </w:rPr>
+              <w:instrText xml:space="preserve"> MERGEFIELD nom_proveedor </w:instrText>
+            </w:r>
+            <w:r>
+              <w:rPr>
+                <w:rFonts w:eastAsia="MS Mincho" w:cs=""/>
+                <w:sz w:val="20"/>
+                <w:szCs w:val="20"/>
+                <w:lang w:val="es-ES" w:eastAsia="en-US" w:bidi="ar-SA"/>
+              </w:rPr>
+              <w:fldChar w:fldCharType="separate"/>
+            </w:r>
+            <w:r>
+              <w:rPr>
+                <w:rFonts w:eastAsia="MS Mincho" w:cs=""/>
+                <w:sz w:val="20"/>
+                <w:szCs w:val="20"/>
+                <w:lang w:val="es-ES" w:eastAsia="en-US" w:bidi="ar-SA"/>
+              </w:rPr>
+              <w:t>«nom_proveedor»</w:t>
+            </w:r>
+            <w:r>
+              <w:rPr>
+                <w:rFonts w:eastAsia="MS Mincho" w:cs=""/>
+                <w:sz w:val="20"/>
+                <w:szCs w:val="20"/>
+                <w:lang w:val="es-ES" w:eastAsia="en-US" w:bidi="ar-SA"/>
+              </w:rPr>
+              <w:fldChar w:fldCharType="end"/>
+            </w:r>
           </w:p>
           <w:p>
             <w:pPr>
+              <w:pStyle w:val="Normal"/>
+              <w:widowControl/>
+              <w:spacing w:before="40" w:after="0"/>
               <w:jc w:val="center"/>
+              <w:rPr>
+                <w:rFonts w:ascii="Franklin Gothic Book" w:hAnsi="Franklin Gothic Book" w:eastAsia="MS Mincho" w:cs=""/>
+                <w:sz w:val="20"/>
+                <w:szCs w:val="20"/>
+                <w:lang w:val="es-ES" w:eastAsia="en-US" w:bidi="ar-SA"/>
+              </w:rPr>
             </w:pPr>
             <w:r>
               <w:rPr>
-                <w:noProof/>
+                <w:rFonts w:eastAsia="MS Mincho" w:cs=""/>
                 <w:sz w:val="18"/>
                 <w:szCs w:val="18"/>
+                <w:lang w:val="es-ES" w:eastAsia="en-US" w:bidi="ar-SA"/>
               </w:rPr>
               <w:fldChar w:fldCharType="begin"/>
             </w:r>
             <w:r>
               <w:rPr>
-                <w:noProof/>
+                <w:rFonts w:eastAsia="MS Mincho" w:cs=""/>
                 <w:sz w:val="18"/>
                 <w:szCs w:val="18"/>
-              </w:rPr>
-              <w:instrText xml:space="preserve"> MERGEFIELD  ruc_proveedor  \* MERGEFORMAT </w:instrText>
-            </w:r>
-            <w:r>
-              <w:rPr>
-                <w:noProof/>
+                <w:lang w:val="es-ES" w:eastAsia="en-US" w:bidi="ar-SA"/>
+              </w:rPr>
+              <w:instrText xml:space="preserve"> MERGEFIELD ruc_proveedor </w:instrText>
+            </w:r>
+            <w:r>
+              <w:rPr>
+                <w:rFonts w:eastAsia="MS Mincho" w:cs=""/>
                 <w:sz w:val="18"/>
                 <w:szCs w:val="18"/>
+                <w:lang w:val="es-ES" w:eastAsia="en-US" w:bidi="ar-SA"/>
               </w:rPr>
               <w:fldChar w:fldCharType="separate"/>
             </w:r>
             <w:r>
               <w:rPr>
-                <w:noProof/>
+                <w:rFonts w:eastAsia="MS Mincho" w:cs=""/>
                 <w:sz w:val="18"/>
                 <w:szCs w:val="18"/>
+                <w:lang w:val="es-ES" w:eastAsia="en-US" w:bidi="ar-SA"/>
               </w:rPr>
               <w:t>«ruc_proveedor»</w:t>
             </w:r>
             <w:r>
               <w:rPr>
-                <w:noProof/>
+                <w:rFonts w:eastAsia="MS Mincho" w:cs=""/>
                 <w:sz w:val="18"/>
                 <w:szCs w:val="18"/>
+                <w:lang w:val="es-ES" w:eastAsia="en-US" w:bidi="ar-SA"/>
               </w:rPr>
               <w:fldChar w:fldCharType="end"/>
             </w:r>
@@ -2825,116 +3743,206 @@
         <w:tc>
           <w:tcPr>
             <w:tcW w:w="5608" w:type="dxa"/>
+            <w:tcBorders>
+              <w:top w:val="nil"/>
+              <w:start w:val="nil"/>
+              <w:bottom w:val="nil"/>
+              <w:end w:val="nil"/>
+            </w:tcBorders>
           </w:tcPr>
           <w:p>
             <w:pPr>
+              <w:pStyle w:val="Normal"/>
+              <w:widowControl/>
+              <w:spacing w:before="40" w:after="0"/>
               <w:jc w:val="center"/>
               <w:rPr>
-                <w:noProof/>
+                <w:rFonts w:ascii="Franklin Gothic Book" w:hAnsi="Franklin Gothic Book" w:eastAsia="MS Mincho" w:cs=""/>
+                <w:sz w:val="20"/>
+                <w:szCs w:val="20"/>
+                <w:lang w:val="es-ES" w:eastAsia="en-US" w:bidi="ar-SA"/>
               </w:rPr>
             </w:pPr>
-            <w:fldSimple w:instr=" MERGEFIELD  nom_usuario  \* MERGEFORMAT ">
-              <w:r>
-                <w:rPr>
-                  <w:noProof/>
-                </w:rPr>
-                <w:t>«nom_usuario»</w:t>
-              </w:r>
-            </w:fldSimple>
+            <w:r>
+              <w:rPr>
+                <w:rFonts w:eastAsia="MS Mincho" w:cs=""/>
+                <w:sz w:val="20"/>
+                <w:szCs w:val="20"/>
+                <w:lang w:val="es-ES" w:eastAsia="en-US" w:bidi="ar-SA"/>
+              </w:rPr>
+              <w:fldChar w:fldCharType="begin"/>
+            </w:r>
+            <w:r>
+              <w:rPr>
+                <w:rFonts w:eastAsia="MS Mincho" w:cs=""/>
+                <w:sz w:val="20"/>
+                <w:szCs w:val="20"/>
+                <w:lang w:val="es-ES" w:eastAsia="en-US" w:bidi="ar-SA"/>
+              </w:rPr>
+              <w:instrText xml:space="preserve"> MERGEFIELD nom_usuario </w:instrText>
+            </w:r>
+            <w:r>
+              <w:rPr>
+                <w:rFonts w:eastAsia="MS Mincho" w:cs=""/>
+                <w:sz w:val="20"/>
+                <w:szCs w:val="20"/>
+                <w:lang w:val="es-ES" w:eastAsia="en-US" w:bidi="ar-SA"/>
+              </w:rPr>
+              <w:fldChar w:fldCharType="separate"/>
+            </w:r>
+            <w:r>
+              <w:rPr>
+                <w:rFonts w:eastAsia="MS Mincho" w:cs=""/>
+                <w:sz w:val="20"/>
+                <w:szCs w:val="20"/>
+                <w:lang w:val="es-ES" w:eastAsia="en-US" w:bidi="ar-SA"/>
+              </w:rPr>
+              <w:t>«nom_usuario»</w:t>
+            </w:r>
+            <w:r>
+              <w:rPr>
+                <w:rFonts w:eastAsia="MS Mincho" w:cs=""/>
+                <w:sz w:val="20"/>
+                <w:szCs w:val="20"/>
+                <w:lang w:val="es-ES" w:eastAsia="en-US" w:bidi="ar-SA"/>
+              </w:rPr>
+              <w:fldChar w:fldCharType="end"/>
+            </w:r>
           </w:p>
           <w:p>
             <w:pPr>
+              <w:pStyle w:val="Normal"/>
+              <w:widowControl/>
+              <w:spacing w:before="40" w:after="0"/>
               <w:jc w:val="center"/>
               <w:rPr>
-                <w:noProof/>
+                <w:rFonts w:ascii="Franklin Gothic Book" w:hAnsi="Franklin Gothic Book" w:eastAsia="MS Mincho" w:cs=""/>
+                <w:sz w:val="20"/>
+                <w:szCs w:val="20"/>
+                <w:lang w:val="es-ES" w:eastAsia="en-US" w:bidi="ar-SA"/>
               </w:rPr>
             </w:pPr>
-            <w:fldSimple w:instr=" MERGEFIELD  cargo_usuario  \* MERGEFORMAT ">
-              <w:r>
-                <w:rPr>
-                  <w:noProof/>
-                </w:rPr>
-                <w:t>«cargo_usuario»</w:t>
-              </w:r>
-            </w:fldSimple>
+            <w:r>
+              <w:rPr>
+                <w:rFonts w:eastAsia="MS Mincho" w:cs=""/>
+                <w:sz w:val="20"/>
+                <w:szCs w:val="20"/>
+                <w:lang w:val="es-ES" w:eastAsia="en-US" w:bidi="ar-SA"/>
+              </w:rPr>
+              <w:fldChar w:fldCharType="begin"/>
+            </w:r>
+            <w:r>
+              <w:rPr>
+                <w:rFonts w:eastAsia="MS Mincho" w:cs=""/>
+                <w:sz w:val="20"/>
+                <w:szCs w:val="20"/>
+                <w:lang w:val="es-ES" w:eastAsia="en-US" w:bidi="ar-SA"/>
+              </w:rPr>
+              <w:instrText xml:space="preserve"> MERGEFIELD cargo_usuario </w:instrText>
+            </w:r>
+            <w:r>
+              <w:rPr>
+                <w:rFonts w:eastAsia="MS Mincho" w:cs=""/>
+                <w:sz w:val="20"/>
+                <w:szCs w:val="20"/>
+                <w:lang w:val="es-ES" w:eastAsia="en-US" w:bidi="ar-SA"/>
+              </w:rPr>
+              <w:fldChar w:fldCharType="separate"/>
+            </w:r>
+            <w:r>
+              <w:rPr>
+                <w:rFonts w:eastAsia="MS Mincho" w:cs=""/>
+                <w:sz w:val="20"/>
+                <w:szCs w:val="20"/>
+                <w:lang w:val="es-ES" w:eastAsia="en-US" w:bidi="ar-SA"/>
+              </w:rPr>
+              <w:t>«cargo_usuario»</w:t>
+            </w:r>
+            <w:r>
+              <w:rPr>
+                <w:rFonts w:eastAsia="MS Mincho" w:cs=""/>
+                <w:sz w:val="20"/>
+                <w:szCs w:val="20"/>
+                <w:lang w:val="es-ES" w:eastAsia="en-US" w:bidi="ar-SA"/>
+              </w:rPr>
+              <w:fldChar w:fldCharType="end"/>
+            </w:r>
           </w:p>
         </w:tc>
       </w:tr>
     </w:tbl>
     <w:p>
       <w:pPr>
+        <w:pStyle w:val="Normal"/>
         <w:tabs>
-          <w:tab w:val="left" w:pos="3281"/>
-          <w:tab w:val="left" w:pos="9598"/>
+          <w:tab w:val="clear" w:pos="720"/>
+          <w:tab w:val="left" w:pos="3281" w:leader="none"/>
+          <w:tab w:val="left" w:pos="9598" w:leader="none"/>
         </w:tabs>
+        <w:spacing w:before="40" w:after="40"/>
+        <w:rPr/>
       </w:pPr>
+      <w:r>
+        <w:rPr/>
+      </w:r>
     </w:p>
     <w:sectPr>
-      <w:footerReference w:type="default" r:id="rId10"/>
-      <w:footerReference w:type="first" r:id="rId11"/>
-      <w:pgSz w:w="11906" w:h="16838" w:code="9"/>
-      <w:pgMar w:top="357" w:right="340" w:bottom="709" w:left="340" w:header="862" w:footer="303" w:gutter="0"/>
-      <w:cols w:space="720"/>
+      <w:footerReference w:type="even" r:id="rId2"/>
+      <w:footerReference w:type="default" r:id="rId3"/>
+      <w:footerReference w:type="first" r:id="rId4"/>
+      <w:type w:val="nextPage"/>
+      <w:pgSz w:w="11906" w:h="16838"/>
+      <w:pgMar w:left="340" w:right="340" w:gutter="0" w:header="0" w:top="357" w:footer="303" w:bottom="709"/>
+      <w:pgNumType w:fmt="decimal"/>
+      <w:formProt w:val="false"/>
       <w:titlePg/>
-      <w:docGrid w:linePitch="360"/>
+      <w:textDirection w:val="lrTb"/>
+      <w:docGrid w:type="default" w:linePitch="360" w:charSpace="0"/>
     </w:sectPr>
   </w:body>
 </w:document>
 </file>
 
-<file path=word/endnotes.xml><?xml version="1.0" encoding="utf-8"?>
-<w:endnotes xmlns:wpc="http://schemas.microsoft.com/office/word/2010/wordprocessingCanvas" xmlns:cx="http://schemas.microsoft.com/office/drawing/2014/chartex" xmlns:cx1="http://schemas.microsoft.com/office/drawing/2015/9/8/chartex" xmlns:cx2="http://schemas.microsoft.com/office/drawing/2015/10/21/chartex" xmlns:cx3="http://schemas.microsoft.com/office/drawing/2016/5/9/chartex" xmlns:cx4="http://schemas.microsoft.com/office/drawing/2016/5/10/chartex" xmlns:cx5="http://schemas.microsoft.com/office/drawing/2016/5/11/chartex" xmlns:cx6="http://schemas.microsoft.com/office/drawing/2016/5/12/chartex" xmlns:cx7="http://schemas.microsoft.com/office/drawing/2016/5/13/chartex" xmlns:cx8="http://schemas.microsoft.com/office/drawing/2016/5/14/chartex" xmlns:mc="http://schemas.openxmlformats.org/markup-compatibility/2006" xmlns:aink="http://schemas.microsoft.com/office/drawing/2016/ink" xmlns:am3d="http://schemas.microsoft.com/office/drawing/2017/model3d" xmlns:o="urn:schemas-microsoft-com:office:office" xmlns:oel="http://schemas.microsoft.com/office/2019/extlst" xmlns:r="http://schemas.openxmlformats.org/officeDocument/2006/relationships" xmlns:m="http://schemas.openxmlformats.org/officeDocument/2006/math" xmlns:v="urn:schemas-microsoft-com:vml" xmlns:wp14="http://schemas.microsoft.com/office/word/2010/wordprocessingDrawing" xmlns:wp="http://schemas.openxmlformats.org/drawingml/2006/wordprocessingDrawing" xmlns:w10="urn:schemas-microsoft-com:office:word" xmlns:w="http://schemas.openxmlformats.org/wordprocessingml/2006/main" xmlns:w14="http://schemas.microsoft.com/office/word/2010/wordml" xmlns:w15="http://schemas.microsoft.com/office/word/2012/wordml" xmlns:w16cex="http://schemas.microsoft.com/office/word/2018/wordml/cex" xmlns:w16cid="http://schemas.microsoft.com/office/word/2016/wordml/cid" xmlns:w16="http://schemas.microsoft.com/office/word/2018/wordml" xmlns:w16du="http://schemas.microsoft.com/office/word/2023/wordml/word16du" xmlns:w16sdtdh="http://schemas.microsoft.com/office/word/2020/wordml/sdtdatahash" xmlns:w16sdtfl="http://schemas.microsoft.com/office/word/2024/wordml/sdtformatlock" xmlns:w16se="http://schemas.microsoft.com/office/word/2015/wordml/symex" xmlns:wpg="http://schemas.microsoft.com/office/word/2010/wordprocessingGroup" xmlns:wpi="http://schemas.microsoft.com/office/word/2010/wordprocessingInk" xmlns:wne="http://schemas.microsoft.com/office/word/2006/wordml" xmlns:wps="http://schemas.microsoft.com/office/word/2010/wordprocessingShape" mc:Ignorable="w14 w15 w16se w16cid w16 w16cex w16sdtdh w16sdtfl w16du wp14">
-  <w:endnote w:type="separator" w:id="-1">
-    <w:p>
-      <w:pPr>
-        <w:spacing w:after="0"/>
-      </w:pPr>
-      <w:r>
-        <w:separator/>
-      </w:r>
-    </w:p>
-    <w:p/>
-  </w:endnote>
-  <w:endnote w:type="continuationSeparator" w:id="0">
-    <w:p>
-      <w:pPr>
-        <w:spacing w:after="0"/>
-      </w:pPr>
-      <w:r>
-        <w:continuationSeparator/>
-      </w:r>
-    </w:p>
-    <w:p/>
-  </w:endnote>
-</w:endnotes>
+<file path=word/footer1.xml><?xml version="1.0" encoding="utf-8"?>
+<w:ftr xmlns:o="urn:schemas-microsoft-com:office:office" xmlns:r="http://schemas.openxmlformats.org/officeDocument/2006/relationships" xmlns:v="urn:schemas-microsoft-com:vml" xmlns:w="http://schemas.openxmlformats.org/wordprocessingml/2006/main" xmlns:w10="urn:schemas-microsoft-com:office:word" xmlns:wp="http://schemas.openxmlformats.org/drawingml/2006/wordprocessingDrawing" xmlns:pic="http://schemas.openxmlformats.org/drawingml/2006/picture" xmlns:wps="http://schemas.microsoft.com/office/word/2010/wordprocessingShape" xmlns:wpg="http://schemas.microsoft.com/office/word/2010/wordprocessingGroup" xmlns:mc="http://schemas.openxmlformats.org/markup-compatibility/2006" xmlns:wp14="http://schemas.microsoft.com/office/word/2010/wordprocessingDrawing" xmlns:w14="http://schemas.microsoft.com/office/word/2010/wordml" xmlns:w15="http://schemas.microsoft.com/office/word/2012/wordml" mc:Ignorable="w14 wp14 w15">
+  <w:p>
+    <w:pPr>
+      <w:pStyle w:val="Footer"/>
+      <w:pBdr>
+        <w:top w:val="single" w:sz="4" w:space="6" w:color="B1C0CD" w:themeColor="accent1" w:themeTint="99"/>
+      </w:pBdr>
+      <w:spacing w:before="40" w:after="0"/>
+      <w:rPr/>
+    </w:pPr>
+    <w:r>
+      <w:rPr/>
+    </w:r>
+  </w:p>
+</w:ftr>
 </file>
 
-<file path=word/footer1.xml><?xml version="1.0" encoding="utf-8"?>
-<w:ftr xmlns:wpc="http://schemas.microsoft.com/office/word/2010/wordprocessingCanvas" xmlns:cx="http://schemas.microsoft.com/office/drawing/2014/chartex" xmlns:cx1="http://schemas.microsoft.com/office/drawing/2015/9/8/chartex" xmlns:cx2="http://schemas.microsoft.com/office/drawing/2015/10/21/chartex" xmlns:cx3="http://schemas.microsoft.com/office/drawing/2016/5/9/chartex" xmlns:cx4="http://schemas.microsoft.com/office/drawing/2016/5/10/chartex" xmlns:cx5="http://schemas.microsoft.com/office/drawing/2016/5/11/chartex" xmlns:cx6="http://schemas.microsoft.com/office/drawing/2016/5/12/chartex" xmlns:cx7="http://schemas.microsoft.com/office/drawing/2016/5/13/chartex" xmlns:cx8="http://schemas.microsoft.com/office/drawing/2016/5/14/chartex" xmlns:mc="http://schemas.openxmlformats.org/markup-compatibility/2006" xmlns:aink="http://schemas.microsoft.com/office/drawing/2016/ink" xmlns:am3d="http://schemas.microsoft.com/office/drawing/2017/model3d" xmlns:o="urn:schemas-microsoft-com:office:office" xmlns:oel="http://schemas.microsoft.com/office/2019/extlst" xmlns:r="http://schemas.openxmlformats.org/officeDocument/2006/relationships" xmlns:m="http://schemas.openxmlformats.org/officeDocument/2006/math" xmlns:v="urn:schemas-microsoft-com:vml" xmlns:wp14="http://schemas.microsoft.com/office/word/2010/wordprocessingDrawing" xmlns:wp="http://schemas.openxmlformats.org/drawingml/2006/wordprocessingDrawing" xmlns:w10="urn:schemas-microsoft-com:office:word" xmlns:w="http://schemas.openxmlformats.org/wordprocessingml/2006/main" xmlns:w14="http://schemas.microsoft.com/office/word/2010/wordml" xmlns:w15="http://schemas.microsoft.com/office/word/2012/wordml" xmlns:w16cex="http://schemas.microsoft.com/office/word/2018/wordml/cex" xmlns:w16cid="http://schemas.microsoft.com/office/word/2016/wordml/cid" xmlns:w16="http://schemas.microsoft.com/office/word/2018/wordml" xmlns:w16du="http://schemas.microsoft.com/office/word/2023/wordml/word16du" xmlns:w16sdtdh="http://schemas.microsoft.com/office/word/2020/wordml/sdtdatahash" xmlns:w16sdtfl="http://schemas.microsoft.com/office/word/2024/wordml/sdtformatlock" xmlns:w16se="http://schemas.microsoft.com/office/word/2015/wordml/symex" xmlns:wpg="http://schemas.microsoft.com/office/word/2010/wordprocessingGroup" xmlns:wpi="http://schemas.microsoft.com/office/word/2010/wordprocessingInk" xmlns:wne="http://schemas.microsoft.com/office/word/2006/wordml" xmlns:wps="http://schemas.microsoft.com/office/word/2010/wordprocessingShape" mc:Ignorable="w14 w15 w16se w16cid w16 w16cex w16sdtdh w16sdtfl w16du wp14">
-  <w:p>
-    <w:pPr>
-      <w:pStyle w:val="Piedepgina"/>
-    </w:pPr>
-    <w:r>
-      <w:rPr>
-        <w:lang w:bidi="es-ES"/>
-      </w:rPr>
-      <w:t xml:space="preserve">Página </w:t>
-    </w:r>
-    <w:sdt>
-      <w:sdtPr>
-        <w:id w:val="633139463"/>
-        <w:docPartObj>
-          <w:docPartGallery w:val="Page Numbers (Bottom of Page)"/>
-          <w:docPartUnique/>
-        </w:docPartObj>
-      </w:sdtPr>
-      <w:sdtEndPr>
-        <w:rPr>
-          <w:noProof/>
-        </w:rPr>
-      </w:sdtEndPr>
-      <w:sdtContent>
+<file path=word/footer2.xml><?xml version="1.0" encoding="utf-8"?>
+<w:ftr xmlns:o="urn:schemas-microsoft-com:office:office" xmlns:r="http://schemas.openxmlformats.org/officeDocument/2006/relationships" xmlns:v="urn:schemas-microsoft-com:vml" xmlns:w="http://schemas.openxmlformats.org/wordprocessingml/2006/main" xmlns:w10="urn:schemas-microsoft-com:office:word" xmlns:wp="http://schemas.openxmlformats.org/drawingml/2006/wordprocessingDrawing" xmlns:pic="http://schemas.openxmlformats.org/drawingml/2006/picture" xmlns:wps="http://schemas.microsoft.com/office/word/2010/wordprocessingShape" xmlns:wpg="http://schemas.microsoft.com/office/word/2010/wordprocessingGroup" xmlns:mc="http://schemas.openxmlformats.org/markup-compatibility/2006" xmlns:wp14="http://schemas.microsoft.com/office/word/2010/wordprocessingDrawing" xmlns:w14="http://schemas.microsoft.com/office/word/2010/wordml" xmlns:w15="http://schemas.microsoft.com/office/word/2012/wordml" mc:Ignorable="w14 wp14 w15">
+  <w:sdt>
+    <w:sdtPr>
+      <w:docPartObj>
+        <w:docPartGallery w:val="Page Numbers (Bottom of Page)"/>
+        <w:docPartUnique w:val="true"/>
+      </w:docPartObj>
+    </w:sdtPr>
+    <w:sdtContent>
+      <w:p>
+        <w:pPr>
+          <w:pStyle w:val="Footer"/>
+          <w:spacing w:before="40" w:after="0"/>
+          <w:rPr/>
+        </w:pPr>
+        <w:r>
+          <w:rPr>
+            <w:lang w:bidi="es-ES"/>
+          </w:rPr>
+          <w:t xml:space="preserve">Página </w:t>
+        </w:r>
         <w:r>
           <w:rPr>
             <w:lang w:bidi="es-ES"/>
@@ -2945,7 +3953,7 @@
           <w:rPr>
             <w:lang w:bidi="es-ES"/>
           </w:rPr>
-          <w:instrText xml:space="preserve"> PAGE   \* MERGEFORMAT </w:instrText>
+          <w:instrText xml:space="preserve"> PAGE </w:instrText>
         </w:r>
         <w:r>
           <w:rPr>
@@ -2955,105 +3963,137 @@
         </w:r>
         <w:r>
           <w:rPr>
-            <w:noProof/>
             <w:lang w:bidi="es-ES"/>
           </w:rPr>
-          <w:t>2</w:t>
+          <w:t>0</w:t>
         </w:r>
         <w:r>
           <w:rPr>
-            <w:noProof/>
             <w:lang w:bidi="es-ES"/>
           </w:rPr>
           <w:fldChar w:fldCharType="end"/>
         </w:r>
-      </w:sdtContent>
-    </w:sdt>
-  </w:p>
-  <w:p/>
+      </w:p>
+      <w:p>
+        <w:pPr>
+          <w:pStyle w:val="Normal"/>
+          <w:widowControl/>
+          <w:bidi w:val="0"/>
+          <w:spacing w:before="40" w:after="40"/>
+          <w:jc w:val="start"/>
+          <w:rPr/>
+        </w:pPr>
+        <w:r>
+          <w:rPr/>
+        </w:r>
+      </w:p>
+    </w:sdtContent>
+  </w:sdt>
 </w:ftr>
 </file>
 
-<file path=word/footer2.xml><?xml version="1.0" encoding="utf-8"?>
-<w:ftr xmlns:wpc="http://schemas.microsoft.com/office/word/2010/wordprocessingCanvas" xmlns:cx="http://schemas.microsoft.com/office/drawing/2014/chartex" xmlns:cx1="http://schemas.microsoft.com/office/drawing/2015/9/8/chartex" xmlns:cx2="http://schemas.microsoft.com/office/drawing/2015/10/21/chartex" xmlns:cx3="http://schemas.microsoft.com/office/drawing/2016/5/9/chartex" xmlns:cx4="http://schemas.microsoft.com/office/drawing/2016/5/10/chartex" xmlns:cx5="http://schemas.microsoft.com/office/drawing/2016/5/11/chartex" xmlns:cx6="http://schemas.microsoft.com/office/drawing/2016/5/12/chartex" xmlns:cx7="http://schemas.microsoft.com/office/drawing/2016/5/13/chartex" xmlns:cx8="http://schemas.microsoft.com/office/drawing/2016/5/14/chartex" xmlns:mc="http://schemas.openxmlformats.org/markup-compatibility/2006" xmlns:aink="http://schemas.microsoft.com/office/drawing/2016/ink" xmlns:am3d="http://schemas.microsoft.com/office/drawing/2017/model3d" xmlns:o="urn:schemas-microsoft-com:office:office" xmlns:oel="http://schemas.microsoft.com/office/2019/extlst" xmlns:r="http://schemas.openxmlformats.org/officeDocument/2006/relationships" xmlns:m="http://schemas.openxmlformats.org/officeDocument/2006/math" xmlns:v="urn:schemas-microsoft-com:vml" xmlns:wp14="http://schemas.microsoft.com/office/word/2010/wordprocessingDrawing" xmlns:wp="http://schemas.openxmlformats.org/drawingml/2006/wordprocessingDrawing" xmlns:w10="urn:schemas-microsoft-com:office:word" xmlns:w="http://schemas.openxmlformats.org/wordprocessingml/2006/main" xmlns:w14="http://schemas.microsoft.com/office/word/2010/wordml" xmlns:w15="http://schemas.microsoft.com/office/word/2012/wordml" xmlns:w16cex="http://schemas.microsoft.com/office/word/2018/wordml/cex" xmlns:w16cid="http://schemas.microsoft.com/office/word/2016/wordml/cid" xmlns:w16="http://schemas.microsoft.com/office/word/2018/wordml" xmlns:w16du="http://schemas.microsoft.com/office/word/2023/wordml/word16du" xmlns:w16sdtdh="http://schemas.microsoft.com/office/word/2020/wordml/sdtdatahash" xmlns:w16sdtfl="http://schemas.microsoft.com/office/word/2024/wordml/sdtformatlock" xmlns:w16se="http://schemas.microsoft.com/office/word/2015/wordml/symex" xmlns:wpg="http://schemas.microsoft.com/office/word/2010/wordprocessingGroup" xmlns:wpi="http://schemas.microsoft.com/office/word/2010/wordprocessingInk" xmlns:wne="http://schemas.microsoft.com/office/word/2006/wordml" xmlns:wps="http://schemas.microsoft.com/office/word/2010/wordprocessingShape" mc:Ignorable="w14 w15 w16se w16cid w16 w16cex w16sdtdh w16sdtfl w16du wp14">
+<file path=word/footer3.xml><?xml version="1.0" encoding="utf-8"?>
+<w:ftr xmlns:o="urn:schemas-microsoft-com:office:office" xmlns:r="http://schemas.openxmlformats.org/officeDocument/2006/relationships" xmlns:v="urn:schemas-microsoft-com:vml" xmlns:w="http://schemas.openxmlformats.org/wordprocessingml/2006/main" xmlns:w10="urn:schemas-microsoft-com:office:word" xmlns:wp="http://schemas.openxmlformats.org/drawingml/2006/wordprocessingDrawing" xmlns:pic="http://schemas.openxmlformats.org/drawingml/2006/picture" xmlns:wps="http://schemas.microsoft.com/office/word/2010/wordprocessingShape" xmlns:wpg="http://schemas.microsoft.com/office/word/2010/wordprocessingGroup" xmlns:mc="http://schemas.openxmlformats.org/markup-compatibility/2006" xmlns:wp14="http://schemas.microsoft.com/office/word/2010/wordprocessingDrawing" xmlns:w14="http://schemas.microsoft.com/office/word/2010/wordml" xmlns:w15="http://schemas.microsoft.com/office/word/2012/wordml" mc:Ignorable="w14 wp14 w15">
   <w:tbl>
     <w:tblPr>
       <w:tblStyle w:val="Tablaconcuadrcula"/>
-      <w:tblW w:w="0" w:type="auto"/>
-      <w:tblBorders>
-        <w:left w:val="none" w:sz="0" w:space="0" w:color="auto"/>
-        <w:bottom w:val="none" w:sz="0" w:space="0" w:color="auto"/>
-        <w:right w:val="none" w:sz="0" w:space="0" w:color="auto"/>
-        <w:insideH w:val="none" w:sz="0" w:space="0" w:color="auto"/>
-        <w:insideV w:val="none" w:sz="0" w:space="0" w:color="auto"/>
-      </w:tblBorders>
-      <w:tblLook w:val="04A0" w:firstRow="1" w:lastRow="0" w:firstColumn="1" w:lastColumn="0" w:noHBand="0" w:noVBand="1"/>
+      <w:tblW w:w="11216" w:type="dxa"/>
+      <w:jc w:val="start"/>
+      <w:tblInd w:w="0" w:type="dxa"/>
+      <w:tblLayout w:type="fixed"/>
+      <w:tblCellMar>
+        <w:top w:w="0" w:type="dxa"/>
+        <w:start w:w="108" w:type="dxa"/>
+        <w:bottom w:w="0" w:type="dxa"/>
+        <w:end w:w="108" w:type="dxa"/>
+      </w:tblCellMar>
+      <w:tblLook w:val="04a0" w:noHBand="0" w:noVBand="1" w:firstColumn="1" w:lastRow="0" w:lastColumn="0" w:firstRow="1"/>
     </w:tblPr>
     <w:tblGrid>
       <w:gridCol w:w="5608"/>
       <w:gridCol w:w="5608"/>
     </w:tblGrid>
     <w:tr>
+      <w:trPr/>
       <w:tc>
         <w:tcPr>
           <w:tcW w:w="5608" w:type="dxa"/>
+          <w:tcBorders>
+            <w:start w:val="nil"/>
+            <w:bottom w:val="nil"/>
+            <w:end w:val="nil"/>
+          </w:tcBorders>
         </w:tcPr>
         <w:p>
           <w:pPr>
-            <w:pStyle w:val="Piedepgina"/>
+            <w:pStyle w:val="Footer"/>
+            <w:widowControl/>
             <w:pBdr>
-              <w:top w:val="none" w:sz="0" w:space="0" w:color="auto"/>
+              <w:top w:val="nil"/>
             </w:pBdr>
+            <w:spacing w:before="40" w:after="0"/>
+            <w:jc w:val="start"/>
             <w:rPr>
               <w:lang w:val="es-MX"/>
             </w:rPr>
           </w:pPr>
           <w:r>
             <w:rPr>
-              <w:color w:val="262626" w:themeColor="text1" w:themeTint="D9"/>
+              <w:rFonts w:eastAsia="MS Mincho" w:cs=""/>
+              <w:color w:themeColor="text1" w:themeTint="d9" w:val="262626"/>
               <w:sz w:val="18"/>
               <w:szCs w:val="18"/>
+              <w:lang w:val="es-ES" w:eastAsia="en-US" w:bidi="ar-SA"/>
             </w:rPr>
             <w:t xml:space="preserve">Usuario: </w:t>
           </w:r>
           <w:r>
             <w:rPr>
-              <w:color w:val="262626" w:themeColor="text1" w:themeTint="D9"/>
+              <w:rFonts w:eastAsia="MS Mincho" w:cs=""/>
+              <w:color w:themeColor="text1" w:themeTint="d9" w:val="262626"/>
               <w:sz w:val="18"/>
               <w:szCs w:val="18"/>
+              <w:lang w:val="es-ES" w:eastAsia="en-US" w:bidi="ar-SA"/>
             </w:rPr>
             <w:fldChar w:fldCharType="begin"/>
           </w:r>
           <w:r>
             <w:rPr>
-              <w:color w:val="262626" w:themeColor="text1" w:themeTint="D9"/>
+              <w:rFonts w:eastAsia="MS Mincho" w:cs=""/>
+              <w:color w:themeColor="text1" w:themeTint="d9" w:val="262626"/>
               <w:sz w:val="18"/>
               <w:szCs w:val="18"/>
+              <w:lang w:val="es-ES" w:eastAsia="en-US" w:bidi="ar-SA"/>
             </w:rPr>
-            <w:instrText xml:space="preserve"> MERGEFIELD  nom_usuario  \* MERGEFORMAT </w:instrText>
+            <w:instrText xml:space="preserve"> MERGEFIELD nom_usuario </w:instrText>
           </w:r>
           <w:r>
             <w:rPr>
-              <w:color w:val="262626" w:themeColor="text1" w:themeTint="D9"/>
+              <w:rFonts w:eastAsia="MS Mincho" w:cs=""/>
+              <w:color w:themeColor="text1" w:themeTint="d9" w:val="262626"/>
               <w:sz w:val="18"/>
               <w:szCs w:val="18"/>
+              <w:lang w:val="es-ES" w:eastAsia="en-US" w:bidi="ar-SA"/>
             </w:rPr>
             <w:fldChar w:fldCharType="separate"/>
           </w:r>
           <w:r>
             <w:rPr>
-              <w:noProof/>
-              <w:color w:val="262626" w:themeColor="text1" w:themeTint="D9"/>
+              <w:rFonts w:eastAsia="MS Mincho" w:cs=""/>
+              <w:color w:themeColor="text1" w:themeTint="d9" w:val="262626"/>
               <w:sz w:val="18"/>
               <w:szCs w:val="18"/>
+              <w:lang w:val="es-ES" w:eastAsia="en-US" w:bidi="ar-SA"/>
             </w:rPr>
             <w:t>«nom_usuario»</w:t>
           </w:r>
           <w:r>
             <w:rPr>
-              <w:color w:val="262626" w:themeColor="text1" w:themeTint="D9"/>
+              <w:rFonts w:eastAsia="MS Mincho" w:cs=""/>
+              <w:color w:themeColor="text1" w:themeTint="d9" w:val="262626"/>
               <w:sz w:val="18"/>
               <w:szCs w:val="18"/>
+              <w:lang w:val="es-ES" w:eastAsia="en-US" w:bidi="ar-SA"/>
             </w:rPr>
             <w:fldChar w:fldCharType="end"/>
           </w:r>
@@ -3062,64 +4102,82 @@
       <w:tc>
         <w:tcPr>
           <w:tcW w:w="5608" w:type="dxa"/>
+          <w:tcBorders>
+            <w:start w:val="nil"/>
+            <w:bottom w:val="nil"/>
+            <w:end w:val="nil"/>
+          </w:tcBorders>
         </w:tcPr>
         <w:p>
           <w:pPr>
-            <w:pStyle w:val="Piedepgina"/>
+            <w:pStyle w:val="Footer"/>
+            <w:widowControl/>
             <w:pBdr>
-              <w:top w:val="none" w:sz="0" w:space="0" w:color="auto"/>
+              <w:top w:val="nil"/>
             </w:pBdr>
-            <w:jc w:val="right"/>
+            <w:spacing w:before="40" w:after="0"/>
+            <w:jc w:val="end"/>
             <w:rPr>
               <w:lang w:val="es-MX"/>
             </w:rPr>
           </w:pPr>
           <w:r>
             <w:rPr>
-              <w:color w:val="262626" w:themeColor="text1" w:themeTint="D9"/>
+              <w:rFonts w:eastAsia="MS Mincho" w:cs=""/>
+              <w:color w:themeColor="text1" w:themeTint="d9" w:val="262626"/>
               <w:sz w:val="18"/>
               <w:szCs w:val="18"/>
+              <w:lang w:val="es-ES" w:eastAsia="en-US" w:bidi="ar-SA"/>
             </w:rPr>
             <w:t xml:space="preserve">Fecha impresión: </w:t>
           </w:r>
           <w:r>
             <w:rPr>
-              <w:color w:val="262626" w:themeColor="text1" w:themeTint="D9"/>
+              <w:rFonts w:eastAsia="MS Mincho" w:cs=""/>
+              <w:color w:themeColor="text1" w:themeTint="d9" w:val="262626"/>
               <w:sz w:val="18"/>
               <w:szCs w:val="18"/>
+              <w:lang w:val="es-ES" w:eastAsia="en-US" w:bidi="ar-SA"/>
             </w:rPr>
             <w:fldChar w:fldCharType="begin"/>
           </w:r>
           <w:r>
             <w:rPr>
-              <w:color w:val="262626" w:themeColor="text1" w:themeTint="D9"/>
+              <w:rFonts w:eastAsia="MS Mincho" w:cs=""/>
+              <w:color w:themeColor="text1" w:themeTint="d9" w:val="262626"/>
               <w:sz w:val="18"/>
               <w:szCs w:val="18"/>
+              <w:lang w:val="es-ES" w:eastAsia="en-US" w:bidi="ar-SA"/>
             </w:rPr>
-            <w:instrText xml:space="preserve"> MERGEFIELD  fecha_hora  \* MERGEFORMAT </w:instrText>
+            <w:instrText xml:space="preserve"> MERGEFIELD fecha_hora </w:instrText>
           </w:r>
           <w:r>
             <w:rPr>
-              <w:color w:val="262626" w:themeColor="text1" w:themeTint="D9"/>
+              <w:rFonts w:eastAsia="MS Mincho" w:cs=""/>
+              <w:color w:themeColor="text1" w:themeTint="d9" w:val="262626"/>
               <w:sz w:val="18"/>
               <w:szCs w:val="18"/>
+              <w:lang w:val="es-ES" w:eastAsia="en-US" w:bidi="ar-SA"/>
             </w:rPr>
             <w:fldChar w:fldCharType="separate"/>
           </w:r>
           <w:r>
             <w:rPr>
-              <w:noProof/>
-              <w:color w:val="262626" w:themeColor="text1" w:themeTint="D9"/>
+              <w:rFonts w:eastAsia="MS Mincho" w:cs=""/>
+              <w:color w:themeColor="text1" w:themeTint="d9" w:val="262626"/>
               <w:sz w:val="18"/>
               <w:szCs w:val="18"/>
+              <w:lang w:val="es-ES" w:eastAsia="en-US" w:bidi="ar-SA"/>
             </w:rPr>
             <w:t>«fecha_hora»</w:t>
           </w:r>
           <w:r>
             <w:rPr>
-              <w:color w:val="262626" w:themeColor="text1" w:themeTint="D9"/>
+              <w:rFonts w:eastAsia="MS Mincho" w:cs=""/>
+              <w:color w:themeColor="text1" w:themeTint="d9" w:val="262626"/>
               <w:sz w:val="18"/>
               <w:szCs w:val="18"/>
+              <w:lang w:val="es-ES" w:eastAsia="en-US" w:bidi="ar-SA"/>
             </w:rPr>
             <w:fldChar w:fldCharType="end"/>
           </w:r>
@@ -3129,174 +4187,47 @@
   </w:tbl>
   <w:p>
     <w:pPr>
-      <w:pStyle w:val="Piedepgina"/>
+      <w:pStyle w:val="Footer"/>
       <w:rPr>
         <w:lang w:val="es-MX"/>
       </w:rPr>
     </w:pPr>
+    <w:r>
+      <w:rPr>
+        <w:lang w:val="es-MX"/>
+      </w:rPr>
+    </w:r>
   </w:p>
 </w:ftr>
 </file>
 
-<file path=word/footnotes.xml><?xml version="1.0" encoding="utf-8"?>
-<w:footnotes xmlns:wpc="http://schemas.microsoft.com/office/word/2010/wordprocessingCanvas" xmlns:cx="http://schemas.microsoft.com/office/drawing/2014/chartex" xmlns:cx1="http://schemas.microsoft.com/office/drawing/2015/9/8/chartex" xmlns:cx2="http://schemas.microsoft.com/office/drawing/2015/10/21/chartex" xmlns:cx3="http://schemas.microsoft.com/office/drawing/2016/5/9/chartex" xmlns:cx4="http://schemas.microsoft.com/office/drawing/2016/5/10/chartex" xmlns:cx5="http://schemas.microsoft.com/office/drawing/2016/5/11/chartex" xmlns:cx6="http://schemas.microsoft.com/office/drawing/2016/5/12/chartex" xmlns:cx7="http://schemas.microsoft.com/office/drawing/2016/5/13/chartex" xmlns:cx8="http://schemas.microsoft.com/office/drawing/2016/5/14/chartex" xmlns:mc="http://schemas.openxmlformats.org/markup-compatibility/2006" xmlns:aink="http://schemas.microsoft.com/office/drawing/2016/ink" xmlns:am3d="http://schemas.microsoft.com/office/drawing/2017/model3d" xmlns:o="urn:schemas-microsoft-com:office:office" xmlns:oel="http://schemas.microsoft.com/office/2019/extlst" xmlns:r="http://schemas.openxmlformats.org/officeDocument/2006/relationships" xmlns:m="http://schemas.openxmlformats.org/officeDocument/2006/math" xmlns:v="urn:schemas-microsoft-com:vml" xmlns:wp14="http://schemas.microsoft.com/office/word/2010/wordprocessingDrawing" xmlns:wp="http://schemas.openxmlformats.org/drawingml/2006/wordprocessingDrawing" xmlns:w10="urn:schemas-microsoft-com:office:word" xmlns:w="http://schemas.openxmlformats.org/wordprocessingml/2006/main" xmlns:w14="http://schemas.microsoft.com/office/word/2010/wordml" xmlns:w15="http://schemas.microsoft.com/office/word/2012/wordml" xmlns:w16cex="http://schemas.microsoft.com/office/word/2018/wordml/cex" xmlns:w16cid="http://schemas.microsoft.com/office/word/2016/wordml/cid" xmlns:w16="http://schemas.microsoft.com/office/word/2018/wordml" xmlns:w16du="http://schemas.microsoft.com/office/word/2023/wordml/word16du" xmlns:w16sdtdh="http://schemas.microsoft.com/office/word/2020/wordml/sdtdatahash" xmlns:w16sdtfl="http://schemas.microsoft.com/office/word/2024/wordml/sdtformatlock" xmlns:w16se="http://schemas.microsoft.com/office/word/2015/wordml/symex" xmlns:wpg="http://schemas.microsoft.com/office/word/2010/wordprocessingGroup" xmlns:wpi="http://schemas.microsoft.com/office/word/2010/wordprocessingInk" xmlns:wne="http://schemas.microsoft.com/office/word/2006/wordml" xmlns:wps="http://schemas.microsoft.com/office/word/2010/wordprocessingShape" mc:Ignorable="w14 w15 w16se w16cid w16 w16cex w16sdtdh w16sdtfl w16du wp14">
-  <w:footnote w:type="separator" w:id="-1">
-    <w:p>
-      <w:pPr>
-        <w:spacing w:after="0"/>
-      </w:pPr>
-      <w:r>
-        <w:separator/>
-      </w:r>
-    </w:p>
-    <w:p/>
-  </w:footnote>
-  <w:footnote w:type="continuationSeparator" w:id="0">
-    <w:p>
-      <w:pPr>
-        <w:spacing w:after="0"/>
-      </w:pPr>
-      <w:r>
-        <w:continuationSeparator/>
-      </w:r>
-    </w:p>
-    <w:p/>
-  </w:footnote>
-</w:footnotes>
-</file>
-
-<file path=word/numbering.xml><?xml version="1.0" encoding="utf-8"?>
-<w:numbering xmlns:wpc="http://schemas.microsoft.com/office/word/2010/wordprocessingCanvas" xmlns:cx="http://schemas.microsoft.com/office/drawing/2014/chartex" xmlns:cx1="http://schemas.microsoft.com/office/drawing/2015/9/8/chartex" xmlns:cx2="http://schemas.microsoft.com/office/drawing/2015/10/21/chartex" xmlns:cx3="http://schemas.microsoft.com/office/drawing/2016/5/9/chartex" xmlns:cx4="http://schemas.microsoft.com/office/drawing/2016/5/10/chartex" xmlns:cx5="http://schemas.microsoft.com/office/drawing/2016/5/11/chartex" xmlns:cx6="http://schemas.microsoft.com/office/drawing/2016/5/12/chartex" xmlns:cx7="http://schemas.microsoft.com/office/drawing/2016/5/13/chartex" xmlns:cx8="http://schemas.microsoft.com/office/drawing/2016/5/14/chartex" xmlns:mc="http://schemas.openxmlformats.org/markup-compatibility/2006" xmlns:aink="http://schemas.microsoft.com/office/drawing/2016/ink" xmlns:am3d="http://schemas.microsoft.com/office/drawing/2017/model3d" xmlns:o="urn:schemas-microsoft-com:office:office" xmlns:oel="http://schemas.microsoft.com/office/2019/extlst" xmlns:r="http://schemas.openxmlformats.org/officeDocument/2006/relationships" xmlns:m="http://schemas.openxmlformats.org/officeDocument/2006/math" xmlns:v="urn:schemas-microsoft-com:vml" xmlns:wp14="http://schemas.microsoft.com/office/word/2010/wordprocessingDrawing" xmlns:wp="http://schemas.openxmlformats.org/drawingml/2006/wordprocessingDrawing" xmlns:w10="urn:schemas-microsoft-com:office:word" xmlns:w="http://schemas.openxmlformats.org/wordprocessingml/2006/main" xmlns:w14="http://schemas.microsoft.com/office/word/2010/wordml" xmlns:w15="http://schemas.microsoft.com/office/word/2012/wordml" xmlns:w16cex="http://schemas.microsoft.com/office/word/2018/wordml/cex" xmlns:w16cid="http://schemas.microsoft.com/office/word/2016/wordml/cid" xmlns:w16="http://schemas.microsoft.com/office/word/2018/wordml" xmlns:w16du="http://schemas.microsoft.com/office/word/2023/wordml/word16du" xmlns:w16sdtdh="http://schemas.microsoft.com/office/word/2020/wordml/sdtdatahash" xmlns:w16sdtfl="http://schemas.microsoft.com/office/word/2024/wordml/sdtformatlock" xmlns:w16se="http://schemas.microsoft.com/office/word/2015/wordml/symex" xmlns:wpg="http://schemas.microsoft.com/office/word/2010/wordprocessingGroup" xmlns:wpi="http://schemas.microsoft.com/office/word/2010/wordprocessingInk" xmlns:wne="http://schemas.microsoft.com/office/word/2006/wordml" xmlns:wps="http://schemas.microsoft.com/office/word/2010/wordprocessingShape" mc:Ignorable="w14 w15 w16se w16cid w16 w16cex w16sdtdh w16sdtfl w16du wp14">
-  <w:abstractNum w:abstractNumId="0" w15:restartNumberingAfterBreak="0">
-    <w:nsid w:val="FFFFFF7C"/>
-    <w:multiLevelType w:val="singleLevel"/>
-    <w:tmpl w:val="E91C573A"/>
-    <w:lvl w:ilvl="0">
-      <w:start w:val="1"/>
-      <w:numFmt w:val="decimal"/>
-      <w:lvlText w:val="%1."/>
-      <w:lvlJc w:val="left"/>
-      <w:pPr>
-        <w:tabs>
-          <w:tab w:val="num" w:pos="1800"/>
-        </w:tabs>
-        <w:ind w:left="1800" w:hanging="360"/>
-      </w:pPr>
-    </w:lvl>
-  </w:abstractNum>
-  <w:abstractNum w:abstractNumId="1" w15:restartNumberingAfterBreak="0">
-    <w:nsid w:val="FFFFFF7D"/>
-    <w:multiLevelType w:val="singleLevel"/>
-    <w:tmpl w:val="2716E47A"/>
-    <w:lvl w:ilvl="0">
-      <w:start w:val="1"/>
-      <w:numFmt w:val="decimal"/>
-      <w:lvlText w:val="%1."/>
-      <w:lvlJc w:val="left"/>
-      <w:pPr>
-        <w:tabs>
-          <w:tab w:val="num" w:pos="1440"/>
-        </w:tabs>
-        <w:ind w:left="1440" w:hanging="360"/>
-      </w:pPr>
-    </w:lvl>
-  </w:abstractNum>
-  <w:abstractNum w:abstractNumId="2" w15:restartNumberingAfterBreak="0">
-    <w:nsid w:val="FFFFFF7E"/>
-    <w:multiLevelType w:val="singleLevel"/>
-    <w:tmpl w:val="AB822B52"/>
-    <w:lvl w:ilvl="0">
-      <w:start w:val="1"/>
-      <w:numFmt w:val="decimal"/>
-      <w:lvlText w:val="%1."/>
-      <w:lvlJc w:val="left"/>
-      <w:pPr>
-        <w:tabs>
-          <w:tab w:val="num" w:pos="1080"/>
-        </w:tabs>
-        <w:ind w:left="1080" w:hanging="360"/>
-      </w:pPr>
-    </w:lvl>
-  </w:abstractNum>
-  <w:abstractNum w:abstractNumId="3" w15:restartNumberingAfterBreak="0">
-    <w:nsid w:val="FFFFFF7F"/>
-    <w:multiLevelType w:val="singleLevel"/>
-    <w:tmpl w:val="DC16B05C"/>
-    <w:lvl w:ilvl="0">
-      <w:start w:val="1"/>
-      <w:numFmt w:val="decimal"/>
-      <w:lvlText w:val="%1."/>
-      <w:lvlJc w:val="left"/>
-      <w:pPr>
-        <w:tabs>
-          <w:tab w:val="num" w:pos="720"/>
-        </w:tabs>
-        <w:ind w:left="720" w:hanging="360"/>
-      </w:pPr>
-    </w:lvl>
-  </w:abstractNum>
-  <w:abstractNum w:abstractNumId="4" w15:restartNumberingAfterBreak="0">
-    <w:nsid w:val="FFFFFF88"/>
-    <w:multiLevelType w:val="singleLevel"/>
-    <w:tmpl w:val="264ED794"/>
-    <w:lvl w:ilvl="0">
-      <w:start w:val="1"/>
-      <w:numFmt w:val="decimal"/>
-      <w:lvlText w:val="%1."/>
-      <w:lvlJc w:val="left"/>
-      <w:pPr>
-        <w:tabs>
-          <w:tab w:val="num" w:pos="360"/>
-        </w:tabs>
-        <w:ind w:left="360" w:hanging="360"/>
-      </w:pPr>
-    </w:lvl>
-  </w:abstractNum>
-  <w:num w:numId="1" w16cid:durableId="1517158555">
-    <w:abstractNumId w:val="4"/>
-  </w:num>
-  <w:num w:numId="2" w16cid:durableId="1595818176">
-    <w:abstractNumId w:val="3"/>
-  </w:num>
-  <w:num w:numId="3" w16cid:durableId="1812402236">
-    <w:abstractNumId w:val="2"/>
-  </w:num>
-  <w:num w:numId="4" w16cid:durableId="1744183662">
-    <w:abstractNumId w:val="1"/>
-  </w:num>
-  <w:num w:numId="5" w16cid:durableId="618147946">
-    <w:abstractNumId w:val="0"/>
-  </w:num>
-</w:numbering>
-</file>
-
 <file path=word/styles.xml><?xml version="1.0" encoding="utf-8"?>
-<w:styles xmlns:mc="http://schemas.openxmlformats.org/markup-compatibility/2006" xmlns:r="http://schemas.openxmlformats.org/officeDocument/2006/relationships" xmlns:w="http://schemas.openxmlformats.org/wordprocessingml/2006/main" xmlns:w14="http://schemas.microsoft.com/office/word/2010/wordml" xmlns:w15="http://schemas.microsoft.com/office/word/2012/wordml" xmlns:w16cex="http://schemas.microsoft.com/office/word/2018/wordml/cex" xmlns:w16cid="http://schemas.microsoft.com/office/word/2016/wordml/cid" xmlns:w16="http://schemas.microsoft.com/office/word/2018/wordml" xmlns:w16du="http://schemas.microsoft.com/office/word/2023/wordml/word16du" xmlns:w16sdtdh="http://schemas.microsoft.com/office/word/2020/wordml/sdtdatahash" xmlns:w16sdtfl="http://schemas.microsoft.com/office/word/2024/wordml/sdtformatlock" xmlns:w16se="http://schemas.microsoft.com/office/word/2015/wordml/symex" mc:Ignorable="w14 w15 w16se w16cid w16 w16cex w16sdtdh w16sdtfl w16du">
+<w:styles xmlns:w="http://schemas.openxmlformats.org/wordprocessingml/2006/main" xmlns:w14="http://schemas.microsoft.com/office/word/2010/wordml" xmlns:mc="http://schemas.openxmlformats.org/markup-compatibility/2006" mc:Ignorable="w14">
   <w:docDefaults>
     <w:rPrDefault>
       <w:rPr>
-        <w:rFonts w:asciiTheme="minorHAnsi" w:eastAsia="MS Mincho" w:hAnsiTheme="minorHAnsi" w:cstheme="minorBidi"/>
-        <w:color w:val="595959" w:themeColor="text1" w:themeTint="A6"/>
+        <w:rFonts w:ascii="Franklin Gothic Book" w:hAnsi="Franklin Gothic Book" w:eastAsia="MS Mincho" w:cs="" w:asciiTheme="minorHAnsi" w:cstheme="minorBidi" w:hAnsiTheme="minorHAnsi"/>
+        <w:color w:themeColor="text1" w:themeTint="a6" w:val="595959"/>
         <w:lang w:val="es-ES" w:eastAsia="en-US" w:bidi="ar-SA"/>
       </w:rPr>
     </w:rPrDefault>
     <w:pPrDefault>
       <w:pPr>
-        <w:spacing w:before="40" w:after="40"/>
+        <w:suppressAutoHyphens w:val="true"/>
       </w:pPr>
     </w:pPrDefault>
   </w:docDefaults>
   <w:latentStyles w:defLockedState="0" w:defUIPriority="99" w:defSemiHidden="0" w:defUnhideWhenUsed="0" w:defQFormat="0" w:count="376">
     <w:lsdException w:name="Normal" w:uiPriority="0" w:qFormat="1"/>
-    <w:lsdException w:name="heading 1" w:semiHidden="1" w:uiPriority="9" w:unhideWhenUsed="1" w:qFormat="1"/>
-    <w:lsdException w:name="heading 2" w:semiHidden="1" w:uiPriority="9" w:unhideWhenUsed="1" w:qFormat="1"/>
-    <w:lsdException w:name="heading 3" w:semiHidden="1" w:uiPriority="3" w:unhideWhenUsed="1" w:qFormat="1"/>
-    <w:lsdException w:name="heading 4" w:semiHidden="1" w:uiPriority="3" w:unhideWhenUsed="1" w:qFormat="1"/>
-    <w:lsdException w:name="heading 5" w:semiHidden="1" w:uiPriority="3" w:unhideWhenUsed="1" w:qFormat="1"/>
-    <w:lsdException w:name="heading 6" w:semiHidden="1" w:uiPriority="3" w:unhideWhenUsed="1" w:qFormat="1"/>
-    <w:lsdException w:name="heading 7" w:semiHidden="1" w:uiPriority="3" w:unhideWhenUsed="1" w:qFormat="1"/>
-    <w:lsdException w:name="heading 8" w:semiHidden="1" w:uiPriority="3" w:unhideWhenUsed="1" w:qFormat="1"/>
-    <w:lsdException w:name="heading 9" w:semiHidden="1" w:uiPriority="3" w:unhideWhenUsed="1" w:qFormat="1"/>
+    <w:lsdException w:name="heading 1" w:uiPriority="9" w:semiHidden="1" w:unhideWhenUsed="1" w:qFormat="1"/>
+    <w:lsdException w:name="heading 2" w:uiPriority="9" w:semiHidden="1" w:unhideWhenUsed="1" w:qFormat="1"/>
+    <w:lsdException w:name="heading 3" w:uiPriority="3" w:semiHidden="1" w:unhideWhenUsed="1" w:qFormat="1"/>
+    <w:lsdException w:name="heading 4" w:uiPriority="3" w:semiHidden="1" w:unhideWhenUsed="1" w:qFormat="1"/>
+    <w:lsdException w:name="heading 5" w:uiPriority="3" w:semiHidden="1" w:unhideWhenUsed="1" w:qFormat="1"/>
+    <w:lsdException w:name="heading 6" w:uiPriority="3" w:semiHidden="1" w:unhideWhenUsed="1" w:qFormat="1"/>
+    <w:lsdException w:name="heading 7" w:uiPriority="3" w:semiHidden="1" w:unhideWhenUsed="1" w:qFormat="1"/>
+    <w:lsdException w:name="heading 8" w:uiPriority="3" w:semiHidden="1" w:unhideWhenUsed="1" w:qFormat="1"/>
+    <w:lsdException w:name="heading 9" w:uiPriority="3" w:semiHidden="1" w:unhideWhenUsed="1" w:qFormat="1"/>
     <w:lsdException w:name="index 1" w:semiHidden="1" w:unhideWhenUsed="1"/>
     <w:lsdException w:name="index 2" w:semiHidden="1" w:unhideWhenUsed="1"/>
     <w:lsdException w:name="index 3" w:semiHidden="1" w:unhideWhenUsed="1"/>
@@ -3306,22 +4237,22 @@
     <w:lsdException w:name="index 7" w:semiHidden="1" w:unhideWhenUsed="1"/>
     <w:lsdException w:name="index 8" w:semiHidden="1" w:unhideWhenUsed="1"/>
     <w:lsdException w:name="index 9" w:semiHidden="1" w:unhideWhenUsed="1"/>
-    <w:lsdException w:name="toc 1" w:semiHidden="1" w:uiPriority="39" w:unhideWhenUsed="1"/>
-    <w:lsdException w:name="toc 2" w:semiHidden="1" w:uiPriority="39" w:unhideWhenUsed="1"/>
-    <w:lsdException w:name="toc 3" w:semiHidden="1" w:uiPriority="39" w:unhideWhenUsed="1"/>
-    <w:lsdException w:name="toc 4" w:semiHidden="1" w:uiPriority="39" w:unhideWhenUsed="1"/>
-    <w:lsdException w:name="toc 5" w:semiHidden="1" w:uiPriority="39" w:unhideWhenUsed="1"/>
-    <w:lsdException w:name="toc 6" w:semiHidden="1" w:uiPriority="39" w:unhideWhenUsed="1"/>
-    <w:lsdException w:name="toc 7" w:semiHidden="1" w:uiPriority="39" w:unhideWhenUsed="1"/>
-    <w:lsdException w:name="toc 8" w:semiHidden="1" w:uiPriority="39" w:unhideWhenUsed="1"/>
-    <w:lsdException w:name="toc 9" w:semiHidden="1" w:uiPriority="39" w:unhideWhenUsed="1"/>
+    <w:lsdException w:name="toc 1" w:uiPriority="39" w:semiHidden="1" w:unhideWhenUsed="1"/>
+    <w:lsdException w:name="toc 2" w:uiPriority="39" w:semiHidden="1" w:unhideWhenUsed="1"/>
+    <w:lsdException w:name="toc 3" w:uiPriority="39" w:semiHidden="1" w:unhideWhenUsed="1"/>
+    <w:lsdException w:name="toc 4" w:uiPriority="39" w:semiHidden="1" w:unhideWhenUsed="1"/>
+    <w:lsdException w:name="toc 5" w:uiPriority="39" w:semiHidden="1" w:unhideWhenUsed="1"/>
+    <w:lsdException w:name="toc 6" w:uiPriority="39" w:semiHidden="1" w:unhideWhenUsed="1"/>
+    <w:lsdException w:name="toc 7" w:uiPriority="39" w:semiHidden="1" w:unhideWhenUsed="1"/>
+    <w:lsdException w:name="toc 8" w:uiPriority="39" w:semiHidden="1" w:unhideWhenUsed="1"/>
+    <w:lsdException w:name="toc 9" w:uiPriority="39" w:semiHidden="1" w:unhideWhenUsed="1"/>
     <w:lsdException w:name="Normal Indent" w:semiHidden="1" w:unhideWhenUsed="1"/>
     <w:lsdException w:name="footnote text" w:semiHidden="1" w:unhideWhenUsed="1"/>
     <w:lsdException w:name="annotation text" w:semiHidden="1" w:unhideWhenUsed="1"/>
     <w:lsdException w:name="header" w:semiHidden="1" w:unhideWhenUsed="1"/>
     <w:lsdException w:name="footer" w:semiHidden="1" w:unhideWhenUsed="1"/>
     <w:lsdException w:name="index heading" w:semiHidden="1" w:unhideWhenUsed="1"/>
-    <w:lsdException w:name="caption" w:semiHidden="1" w:uiPriority="35" w:unhideWhenUsed="1" w:qFormat="1"/>
+    <w:lsdException w:name="caption" w:uiPriority="35" w:semiHidden="1" w:unhideWhenUsed="1" w:qFormat="1"/>
     <w:lsdException w:name="table of figures" w:semiHidden="1" w:unhideWhenUsed="1"/>
     <w:lsdException w:name="envelope address" w:semiHidden="1" w:unhideWhenUsed="1"/>
     <w:lsdException w:name="envelope return" w:semiHidden="1" w:unhideWhenUsed="1"/>
@@ -3349,10 +4280,10 @@
     <w:lsdException w:name="List Number 3" w:semiHidden="1" w:unhideWhenUsed="1"/>
     <w:lsdException w:name="List Number 4" w:semiHidden="1" w:unhideWhenUsed="1"/>
     <w:lsdException w:name="List Number 5" w:semiHidden="1" w:unhideWhenUsed="1"/>
-    <w:lsdException w:name="Title" w:semiHidden="1" w:uiPriority="10" w:unhideWhenUsed="1" w:qFormat="1"/>
+    <w:lsdException w:name="Title" w:uiPriority="10" w:semiHidden="1" w:unhideWhenUsed="1" w:qFormat="1"/>
     <w:lsdException w:name="Closing" w:semiHidden="1" w:unhideWhenUsed="1"/>
     <w:lsdException w:name="Signature" w:semiHidden="1" w:unhideWhenUsed="1"/>
-    <w:lsdException w:name="Default Paragraph Font" w:semiHidden="1" w:uiPriority="1" w:unhideWhenUsed="1"/>
+    <w:lsdException w:name="Default Paragraph Font" w:uiPriority="1" w:semiHidden="1" w:unhideWhenUsed="1"/>
     <w:lsdException w:name="Body Text" w:semiHidden="1" w:unhideWhenUsed="1"/>
     <w:lsdException w:name="Body Text Indent" w:semiHidden="1" w:unhideWhenUsed="1"/>
     <w:lsdException w:name="List Continue" w:semiHidden="1" w:unhideWhenUsed="1"/>
@@ -3361,7 +4292,7 @@
     <w:lsdException w:name="List Continue 4" w:semiHidden="1" w:unhideWhenUsed="1"/>
     <w:lsdException w:name="List Continue 5" w:semiHidden="1" w:unhideWhenUsed="1"/>
     <w:lsdException w:name="Message Header" w:semiHidden="1" w:unhideWhenUsed="1"/>
-    <w:lsdException w:name="Subtitle" w:semiHidden="1" w:uiPriority="11" w:unhideWhenUsed="1" w:qFormat="1"/>
+    <w:lsdException w:name="Subtitle" w:uiPriority="11" w:semiHidden="1" w:unhideWhenUsed="1" w:qFormat="1"/>
     <w:lsdException w:name="Salutation" w:semiHidden="1" w:unhideWhenUsed="1"/>
     <w:lsdException w:name="Date" w:semiHidden="1" w:unhideWhenUsed="1"/>
     <w:lsdException w:name="Body Text First Indent" w:semiHidden="1" w:unhideWhenUsed="1"/>
@@ -3374,8 +4305,8 @@
     <w:lsdException w:name="Block Text" w:semiHidden="1" w:unhideWhenUsed="1"/>
     <w:lsdException w:name="Hyperlink" w:semiHidden="1" w:unhideWhenUsed="1"/>
     <w:lsdException w:name="FollowedHyperlink" w:semiHidden="1" w:unhideWhenUsed="1"/>
-    <w:lsdException w:name="Strong" w:semiHidden="1" w:uiPriority="1" w:unhideWhenUsed="1" w:qFormat="1"/>
-    <w:lsdException w:name="Emphasis" w:semiHidden="1" w:uiPriority="20" w:unhideWhenUsed="1" w:qFormat="1"/>
+    <w:lsdException w:name="Strong" w:uiPriority="1" w:semiHidden="1" w:unhideWhenUsed="1" w:qFormat="1"/>
+    <w:lsdException w:name="Emphasis" w:uiPriority="20" w:semiHidden="1" w:unhideWhenUsed="1" w:qFormat="1"/>
     <w:lsdException w:name="Document Map" w:semiHidden="1" w:unhideWhenUsed="1"/>
     <w:lsdException w:name="Plain Text" w:semiHidden="1" w:unhideWhenUsed="1"/>
     <w:lsdException w:name="E-mail Signature" w:semiHidden="1" w:unhideWhenUsed="1"/>
@@ -3444,7 +4375,7 @@
     <w:lsdException w:name="Table Grid" w:uiPriority="39"/>
     <w:lsdException w:name="Table Theme" w:semiHidden="1" w:unhideWhenUsed="1"/>
     <w:lsdException w:name="Placeholder Text" w:semiHidden="1" w:unhideWhenUsed="1"/>
-    <w:lsdException w:name="No Spacing" w:semiHidden="1" w:uiPriority="1" w:unhideWhenUsed="1" w:qFormat="1"/>
+    <w:lsdException w:name="No Spacing" w:uiPriority="1" w:semiHidden="1" w:unhideWhenUsed="1" w:qFormat="1"/>
     <w:lsdException w:name="Light Shading" w:uiPriority="60"/>
     <w:lsdException w:name="Light List" w:uiPriority="61"/>
     <w:lsdException w:name="Light Grid" w:uiPriority="62"/>
@@ -3466,9 +4397,9 @@
     <w:lsdException w:name="Medium Shading 2 Accent 1" w:uiPriority="64"/>
     <w:lsdException w:name="Medium List 1 Accent 1" w:uiPriority="65"/>
     <w:lsdException w:name="Revision" w:semiHidden="1"/>
-    <w:lsdException w:name="List Paragraph" w:semiHidden="1" w:uiPriority="34" w:unhideWhenUsed="1" w:qFormat="1"/>
-    <w:lsdException w:name="Quote" w:semiHidden="1" w:uiPriority="29" w:unhideWhenUsed="1" w:qFormat="1"/>
-    <w:lsdException w:name="Intense Quote" w:semiHidden="1" w:uiPriority="30" w:unhideWhenUsed="1" w:qFormat="1"/>
+    <w:lsdException w:name="List Paragraph" w:uiPriority="34" w:semiHidden="1" w:unhideWhenUsed="1" w:qFormat="1"/>
+    <w:lsdException w:name="Quote" w:uiPriority="29" w:semiHidden="1" w:unhideWhenUsed="1" w:qFormat="1"/>
+    <w:lsdException w:name="Intense Quote" w:uiPriority="30" w:semiHidden="1" w:unhideWhenUsed="1" w:qFormat="1"/>
     <w:lsdException w:name="Medium List 2 Accent 1" w:uiPriority="66"/>
     <w:lsdException w:name="Medium Grid 1 Accent 1" w:uiPriority="67"/>
     <w:lsdException w:name="Medium Grid 2 Accent 1" w:uiPriority="68"/>
@@ -3547,13 +4478,13 @@
     <w:lsdException w:name="Colorful Shading Accent 6" w:uiPriority="71"/>
     <w:lsdException w:name="Colorful List Accent 6" w:uiPriority="72"/>
     <w:lsdException w:name="Colorful Grid Accent 6" w:uiPriority="73"/>
-    <w:lsdException w:name="Subtle Emphasis" w:semiHidden="1" w:uiPriority="19" w:unhideWhenUsed="1" w:qFormat="1"/>
-    <w:lsdException w:name="Intense Emphasis" w:semiHidden="1" w:uiPriority="21" w:unhideWhenUsed="1" w:qFormat="1"/>
-    <w:lsdException w:name="Subtle Reference" w:semiHidden="1" w:uiPriority="31" w:unhideWhenUsed="1" w:qFormat="1"/>
-    <w:lsdException w:name="Intense Reference" w:semiHidden="1" w:uiPriority="32" w:unhideWhenUsed="1" w:qFormat="1"/>
-    <w:lsdException w:name="Book Title" w:semiHidden="1" w:uiPriority="33" w:unhideWhenUsed="1" w:qFormat="1"/>
-    <w:lsdException w:name="Bibliography" w:semiHidden="1" w:uiPriority="37" w:unhideWhenUsed="1"/>
-    <w:lsdException w:name="TOC Heading" w:semiHidden="1" w:uiPriority="39" w:unhideWhenUsed="1" w:qFormat="1"/>
+    <w:lsdException w:name="Subtle Emphasis" w:uiPriority="19" w:semiHidden="1" w:unhideWhenUsed="1" w:qFormat="1"/>
+    <w:lsdException w:name="Intense Emphasis" w:uiPriority="21" w:semiHidden="1" w:unhideWhenUsed="1" w:qFormat="1"/>
+    <w:lsdException w:name="Subtle Reference" w:uiPriority="31" w:semiHidden="1" w:unhideWhenUsed="1" w:qFormat="1"/>
+    <w:lsdException w:name="Intense Reference" w:uiPriority="32" w:semiHidden="1" w:unhideWhenUsed="1" w:qFormat="1"/>
+    <w:lsdException w:name="Book Title" w:uiPriority="33" w:semiHidden="1" w:unhideWhenUsed="1" w:qFormat="1"/>
+    <w:lsdException w:name="Bibliography" w:uiPriority="37" w:semiHidden="1" w:unhideWhenUsed="1"/>
+    <w:lsdException w:name="TOC Heading" w:uiPriority="39" w:semiHidden="1" w:unhideWhenUsed="1" w:qFormat="1"/>
     <w:lsdException w:name="Plain Table 1" w:uiPriority="41"/>
     <w:lsdException w:name="Plain Table 2" w:uiPriority="42"/>
     <w:lsdException w:name="Plain Table 3" w:uiPriority="43"/>
@@ -3664,59 +4595,69 @@
     <w:lsdException w:name="Unresolved Mention" w:semiHidden="1" w:unhideWhenUsed="1"/>
     <w:lsdException w:name="Smart Link" w:semiHidden="1" w:unhideWhenUsed="1"/>
   </w:latentStyles>
-  <w:style w:type="paragraph" w:default="1" w:styleId="Normal">
+  <w:style w:type="paragraph" w:styleId="Normal" w:default="1">
     <w:name w:val="Normal"/>
     <w:unhideWhenUsed/>
     <w:qFormat/>
-    <w:rsid w:val="007F633E"/>
+    <w:rsid w:val="007f633e"/>
+    <w:pPr>
+      <w:widowControl/>
+      <w:bidi w:val="0"/>
+      <w:spacing w:before="40" w:after="40"/>
+      <w:jc w:val="start"/>
+    </w:pPr>
     <w:rPr>
+      <w:rFonts w:ascii="Franklin Gothic Book" w:hAnsi="Franklin Gothic Book" w:eastAsia="MS Mincho" w:cs=""/>
       <w:color w:val="auto"/>
-      <w:kern w:val="20"/>
+      <w:kern w:val="2"/>
+      <w:sz w:val="20"/>
+      <w:szCs w:val="20"/>
+      <w:lang w:val="es-ES" w:eastAsia="en-US" w:bidi="ar-SA"/>
     </w:rPr>
   </w:style>
-  <w:style w:type="paragraph" w:styleId="Ttulo1">
+  <w:style w:type="paragraph" w:styleId="Heading1">
     <w:name w:val="heading 1"/>
     <w:basedOn w:val="Normal"/>
     <w:link w:val="Ttulo1Car"/>
     <w:uiPriority w:val="2"/>
     <w:qFormat/>
-    <w:rsid w:val="001960E4"/>
+    <w:rsid w:val="001960e4"/>
     <w:pPr>
       <w:spacing w:before="0" w:after="60"/>
       <w:contextualSpacing/>
       <w:outlineLvl w:val="0"/>
     </w:pPr>
     <w:rPr>
-      <w:rFonts w:asciiTheme="majorHAnsi" w:eastAsiaTheme="majorEastAsia" w:hAnsiTheme="majorHAnsi" w:cstheme="majorBidi"/>
+      <w:rFonts w:ascii="Franklin Gothic Medium" w:hAnsi="Franklin Gothic Medium" w:eastAsia="隶书" w:cs="" w:asciiTheme="majorHAnsi" w:cstheme="majorBidi" w:eastAsiaTheme="majorEastAsia" w:hAnsiTheme="majorHAnsi"/>
       <w:b/>
       <w:caps/>
-      <w:color w:val="006666" w:themeColor="accent3"/>
+      <w:color w:themeColor="accent3" w:val="006666"/>
       <w:sz w:val="24"/>
       <w:szCs w:val="32"/>
     </w:rPr>
   </w:style>
-  <w:style w:type="paragraph" w:styleId="Ttulo2">
+  <w:style w:type="paragraph" w:styleId="Heading2">
     <w:name w:val="heading 2"/>
     <w:basedOn w:val="Normal"/>
     <w:link w:val="Ttulo2Car"/>
     <w:uiPriority w:val="3"/>
     <w:unhideWhenUsed/>
     <w:qFormat/>
-    <w:rsid w:val="001A58E9"/>
+    <w:rsid w:val="001a58e9"/>
     <w:pPr>
-      <w:keepNext/>
+      <w:keepNext w:val="true"/>
       <w:keepLines/>
-      <w:spacing w:after="0"/>
+      <w:spacing w:before="40" w:after="0"/>
       <w:outlineLvl w:val="1"/>
     </w:pPr>
     <w:rPr>
-      <w:rFonts w:eastAsiaTheme="majorEastAsia" w:cstheme="majorBidi"/>
+      <w:rFonts w:eastAsia="隶书" w:cs="" w:cstheme="majorBidi" w:eastAsiaTheme="majorEastAsia"/>
       <w:caps/>
-      <w:color w:val="FFFFFF" w:themeColor="background1"/>
+      <w:color w:themeColor="background1" w:val="FFFFFF"/>
       <w:szCs w:val="26"/>
     </w:rPr>
   </w:style>
-  <w:style w:type="paragraph" w:styleId="Ttulo3">
+  <w:style w:type="paragraph" w:styleId="Heading3">
     <w:name w:val="heading 3"/>
     <w:basedOn w:val="Normal"/>
     <w:next w:val="Normal"/>
@@ -3724,23 +4665,23 @@
     <w:uiPriority w:val="3"/>
     <w:unhideWhenUsed/>
     <w:qFormat/>
-    <w:rsid w:val="00C12475"/>
+    <w:rsid w:val="00c12475"/>
     <w:pPr>
-      <w:keepNext/>
+      <w:keepNext w:val="true"/>
       <w:keepLines/>
-      <w:spacing w:after="0"/>
+      <w:spacing w:before="40" w:after="0"/>
       <w:outlineLvl w:val="2"/>
     </w:pPr>
     <w:rPr>
-      <w:rFonts w:asciiTheme="majorHAnsi" w:eastAsiaTheme="majorEastAsia" w:hAnsiTheme="majorHAnsi" w:cstheme="majorBidi"/>
+      <w:rFonts w:ascii="Franklin Gothic Medium" w:hAnsi="Franklin Gothic Medium" w:eastAsia="隶书" w:cs="" w:asciiTheme="majorHAnsi" w:cstheme="majorBidi" w:eastAsiaTheme="majorEastAsia" w:hAnsiTheme="majorHAnsi"/>
       <w:b/>
       <w:i/>
-      <w:color w:val="654C16" w:themeColor="accent5" w:themeShade="80"/>
+      <w:color w:themeColor="accent5" w:themeShade="80" w:val="654C16"/>
       <w:sz w:val="22"/>
       <w:szCs w:val="24"/>
     </w:rPr>
   </w:style>
-  <w:style w:type="paragraph" w:styleId="Ttulo4">
+  <w:style w:type="paragraph" w:styleId="Heading4">
     <w:name w:val="heading 4"/>
     <w:basedOn w:val="Normal"/>
     <w:next w:val="Normal"/>
@@ -3749,23 +4690,23 @@
     <w:semiHidden/>
     <w:unhideWhenUsed/>
     <w:qFormat/>
-    <w:rsid w:val="00C12475"/>
+    <w:rsid w:val="00c12475"/>
     <w:pPr>
-      <w:keepNext/>
+      <w:keepNext w:val="true"/>
       <w:keepLines/>
-      <w:spacing w:after="0"/>
+      <w:spacing w:before="40" w:after="0"/>
       <w:outlineLvl w:val="3"/>
     </w:pPr>
     <w:rPr>
-      <w:rFonts w:asciiTheme="majorHAnsi" w:eastAsiaTheme="majorEastAsia" w:hAnsiTheme="majorHAnsi" w:cstheme="majorBidi"/>
+      <w:rFonts w:ascii="Franklin Gothic Medium" w:hAnsi="Franklin Gothic Medium" w:eastAsia="隶书" w:cs="" w:asciiTheme="majorHAnsi" w:cstheme="majorBidi" w:eastAsiaTheme="majorEastAsia" w:hAnsiTheme="majorHAnsi"/>
       <w:b/>
       <w:i/>
       <w:iCs/>
-      <w:color w:val="4F4A36" w:themeColor="accent6" w:themeShade="80"/>
+      <w:color w:themeColor="accent6" w:themeShade="80" w:val="4F4A36"/>
       <w:sz w:val="22"/>
     </w:rPr>
   </w:style>
-  <w:style w:type="paragraph" w:styleId="Ttulo5">
+  <w:style w:type="paragraph" w:styleId="Heading5">
     <w:name w:val="heading 5"/>
     <w:basedOn w:val="Normal"/>
     <w:next w:val="Normal"/>
@@ -3774,21 +4715,21 @@
     <w:semiHidden/>
     <w:unhideWhenUsed/>
     <w:qFormat/>
-    <w:rsid w:val="00C12475"/>
+    <w:rsid w:val="00c12475"/>
     <w:pPr>
-      <w:keepNext/>
+      <w:keepNext w:val="true"/>
       <w:keepLines/>
-      <w:spacing w:after="0"/>
+      <w:spacing w:before="40" w:after="0"/>
       <w:outlineLvl w:val="4"/>
     </w:pPr>
     <w:rPr>
-      <w:rFonts w:asciiTheme="majorHAnsi" w:eastAsiaTheme="majorEastAsia" w:hAnsiTheme="majorHAnsi" w:cstheme="majorBidi"/>
+      <w:rFonts w:ascii="Franklin Gothic Medium" w:hAnsi="Franklin Gothic Medium" w:eastAsia="隶书" w:cs="" w:asciiTheme="majorHAnsi" w:cstheme="majorBidi" w:eastAsiaTheme="majorEastAsia" w:hAnsiTheme="majorHAnsi"/>
       <w:b/>
-      <w:color w:val="726FCE" w:themeColor="text2" w:themeTint="80"/>
+      <w:color w:themeColor="text2" w:themeTint="80" w:val="726FCE"/>
       <w:sz w:val="22"/>
     </w:rPr>
   </w:style>
-  <w:style w:type="paragraph" w:styleId="Ttulo6">
+  <w:style w:type="paragraph" w:styleId="Heading6">
     <w:name w:val="heading 6"/>
     <w:basedOn w:val="Normal"/>
     <w:next w:val="Normal"/>
@@ -3797,20 +4738,20 @@
     <w:semiHidden/>
     <w:unhideWhenUsed/>
     <w:qFormat/>
-    <w:rsid w:val="00C12475"/>
+    <w:rsid w:val="00c12475"/>
     <w:pPr>
-      <w:keepNext/>
+      <w:keepNext w:val="true"/>
       <w:keepLines/>
-      <w:spacing w:after="0"/>
+      <w:spacing w:before="40" w:after="0"/>
       <w:outlineLvl w:val="5"/>
     </w:pPr>
     <w:rPr>
-      <w:rFonts w:asciiTheme="majorHAnsi" w:eastAsiaTheme="majorEastAsia" w:hAnsiTheme="majorHAnsi" w:cstheme="majorBidi"/>
-      <w:color w:val="577188" w:themeColor="accent1" w:themeShade="BF"/>
+      <w:rFonts w:ascii="Franklin Gothic Medium" w:hAnsi="Franklin Gothic Medium" w:eastAsia="隶书" w:cs="" w:asciiTheme="majorHAnsi" w:cstheme="majorBidi" w:eastAsiaTheme="majorEastAsia" w:hAnsiTheme="majorHAnsi"/>
+      <w:color w:themeColor="accent1" w:themeShade="bf" w:val="577188"/>
       <w:sz w:val="22"/>
     </w:rPr>
   </w:style>
-  <w:style w:type="paragraph" w:styleId="Ttulo7">
+  <w:style w:type="paragraph" w:styleId="Heading7">
     <w:name w:val="heading 7"/>
     <w:basedOn w:val="Normal"/>
     <w:next w:val="Normal"/>
@@ -3819,21 +4760,21 @@
     <w:semiHidden/>
     <w:unhideWhenUsed/>
     <w:qFormat/>
-    <w:rsid w:val="00C12475"/>
+    <w:rsid w:val="00c12475"/>
     <w:pPr>
-      <w:keepNext/>
+      <w:keepNext w:val="true"/>
       <w:keepLines/>
-      <w:spacing w:after="0"/>
+      <w:spacing w:before="40" w:after="0"/>
       <w:outlineLvl w:val="6"/>
     </w:pPr>
     <w:rPr>
-      <w:rFonts w:asciiTheme="majorHAnsi" w:eastAsiaTheme="majorEastAsia" w:hAnsiTheme="majorHAnsi" w:cstheme="majorBidi"/>
+      <w:rFonts w:ascii="Franklin Gothic Medium" w:hAnsi="Franklin Gothic Medium" w:eastAsia="隶书" w:cs="" w:asciiTheme="majorHAnsi" w:cstheme="majorBidi" w:eastAsiaTheme="majorEastAsia" w:hAnsiTheme="majorHAnsi"/>
       <w:iCs/>
-      <w:color w:val="404040" w:themeColor="text1" w:themeTint="BF"/>
+      <w:color w:themeColor="text1" w:themeTint="bf" w:val="404040"/>
       <w:sz w:val="22"/>
     </w:rPr>
   </w:style>
-  <w:style w:type="paragraph" w:styleId="Ttulo8">
+  <w:style w:type="paragraph" w:styleId="Heading8">
     <w:name w:val="heading 8"/>
     <w:basedOn w:val="Normal"/>
     <w:next w:val="Normal"/>
@@ -3842,23 +4783,23 @@
     <w:semiHidden/>
     <w:unhideWhenUsed/>
     <w:qFormat/>
-    <w:rsid w:val="00C12475"/>
+    <w:rsid w:val="00c12475"/>
     <w:pPr>
-      <w:keepNext/>
+      <w:keepNext w:val="true"/>
       <w:keepLines/>
-      <w:spacing w:after="0"/>
+      <w:spacing w:before="40" w:after="0"/>
       <w:outlineLvl w:val="7"/>
     </w:pPr>
     <w:rPr>
-      <w:rFonts w:asciiTheme="majorHAnsi" w:eastAsiaTheme="majorEastAsia" w:hAnsiTheme="majorHAnsi" w:cstheme="majorBidi"/>
+      <w:rFonts w:ascii="Franklin Gothic Medium" w:hAnsi="Franklin Gothic Medium" w:eastAsia="隶书" w:cs="" w:asciiTheme="majorHAnsi" w:cstheme="majorBidi" w:eastAsiaTheme="majorEastAsia" w:hAnsiTheme="majorHAnsi"/>
       <w:b/>
       <w:i/>
-      <w:color w:val="272727" w:themeColor="text1" w:themeTint="D8"/>
+      <w:color w:themeColor="text1" w:themeTint="d8" w:val="272727"/>
       <w:sz w:val="22"/>
       <w:szCs w:val="21"/>
     </w:rPr>
   </w:style>
-  <w:style w:type="paragraph" w:styleId="Ttulo9">
+  <w:style w:type="paragraph" w:styleId="Heading9">
     <w:name w:val="heading 9"/>
     <w:basedOn w:val="Normal"/>
     <w:next w:val="Normal"/>
@@ -3867,27 +4808,586 @@
     <w:semiHidden/>
     <w:unhideWhenUsed/>
     <w:qFormat/>
-    <w:rsid w:val="00C12475"/>
+    <w:rsid w:val="00c12475"/>
     <w:pPr>
-      <w:keepNext/>
+      <w:keepNext w:val="true"/>
       <w:keepLines/>
-      <w:spacing w:after="0"/>
+      <w:spacing w:before="40" w:after="0"/>
       <w:outlineLvl w:val="8"/>
     </w:pPr>
     <w:rPr>
-      <w:rFonts w:asciiTheme="majorHAnsi" w:eastAsiaTheme="majorEastAsia" w:hAnsiTheme="majorHAnsi" w:cstheme="majorBidi"/>
+      <w:rFonts w:ascii="Franklin Gothic Medium" w:hAnsi="Franklin Gothic Medium" w:eastAsia="隶书" w:cs="" w:asciiTheme="majorHAnsi" w:cstheme="majorBidi" w:eastAsiaTheme="majorEastAsia" w:hAnsiTheme="majorHAnsi"/>
       <w:i/>
       <w:iCs/>
-      <w:color w:val="0D0D0D" w:themeColor="text1" w:themeTint="F2"/>
+      <w:color w:themeColor="text1" w:themeTint="f2" w:val="0D0D0D"/>
       <w:sz w:val="22"/>
       <w:szCs w:val="21"/>
     </w:rPr>
   </w:style>
-  <w:style w:type="character" w:default="1" w:styleId="Fuentedeprrafopredeter">
+  <w:style w:type="character" w:styleId="DefaultParagraphFont" w:default="1">
     <w:name w:val="Default Paragraph Font"/>
     <w:uiPriority w:val="1"/>
     <w:semiHidden/>
     <w:unhideWhenUsed/>
+    <w:qFormat/>
+    <w:rPr/>
+  </w:style>
+  <w:style w:type="character" w:styleId="TtuloCar" w:customStyle="1">
+    <w:name w:val="Título Car"/>
+    <w:basedOn w:val="DefaultParagraphFont"/>
+    <w:link w:val="Title"/>
+    <w:uiPriority w:val="1"/>
+    <w:qFormat/>
+    <w:rsid w:val="00b90fed"/>
+    <w:rPr>
+      <w:rFonts w:ascii="Franklin Gothic Medium" w:hAnsi="Franklin Gothic Medium" w:eastAsia="隶书" w:cs="" w:asciiTheme="majorHAnsi" w:cstheme="majorBidi" w:eastAsiaTheme="majorEastAsia" w:hAnsiTheme="majorHAnsi"/>
+      <w:caps/>
+      <w:color w:themeColor="accent3" w:val="006666"/>
+      <w:kern w:val="2"/>
+      <w:sz w:val="72"/>
+      <w:szCs w:val="56"/>
+    </w:rPr>
+  </w:style>
+  <w:style w:type="character" w:styleId="SubttuloCar" w:customStyle="1">
+    <w:name w:val="Subtítulo Car"/>
+    <w:basedOn w:val="DefaultParagraphFont"/>
+    <w:link w:val="Subtitle"/>
+    <w:uiPriority w:val="11"/>
+    <w:semiHidden/>
+    <w:qFormat/>
+    <w:rsid w:val="008e3a9c"/>
+    <w:rPr>
+      <w:rFonts w:eastAsia="华文楷体" w:eastAsiaTheme="minorEastAsia"/>
+      <w:color w:themeColor="text1" w:themeTint="a5" w:val="5A5A5A"/>
+      <w:kern w:val="2"/>
+    </w:rPr>
+  </w:style>
+  <w:style w:type="character" w:styleId="EncabezadoCar" w:customStyle="1">
+    <w:name w:val="Encabezado Car"/>
+    <w:basedOn w:val="DefaultParagraphFont"/>
+    <w:link w:val="Header"/>
+    <w:uiPriority w:val="99"/>
+    <w:qFormat/>
+    <w:rsid w:val="00145d68"/>
+    <w:rPr>
+      <w:kern w:val="2"/>
+    </w:rPr>
+  </w:style>
+  <w:style w:type="character" w:styleId="PiedepginaCar" w:customStyle="1">
+    <w:name w:val="Pie de página Car"/>
+    <w:basedOn w:val="DefaultParagraphFont"/>
+    <w:link w:val="Footer"/>
+    <w:uiPriority w:val="6"/>
+    <w:qFormat/>
+    <w:rsid w:val="008e3a9c"/>
+    <w:rPr>
+      <w:kern w:val="2"/>
+    </w:rPr>
+  </w:style>
+  <w:style w:type="character" w:styleId="Ttulo1Car" w:customStyle="1">
+    <w:name w:val="Título 1 Car"/>
+    <w:basedOn w:val="DefaultParagraphFont"/>
+    <w:link w:val="Heading1"/>
+    <w:uiPriority w:val="2"/>
+    <w:qFormat/>
+    <w:rsid w:val="001960e4"/>
+    <w:rPr>
+      <w:rFonts w:ascii="Franklin Gothic Medium" w:hAnsi="Franklin Gothic Medium" w:eastAsia="隶书" w:cs="" w:asciiTheme="majorHAnsi" w:cstheme="majorBidi" w:eastAsiaTheme="majorEastAsia" w:hAnsiTheme="majorHAnsi"/>
+      <w:b/>
+      <w:caps/>
+      <w:color w:themeColor="accent3" w:val="006666"/>
+      <w:kern w:val="2"/>
+      <w:sz w:val="24"/>
+      <w:szCs w:val="32"/>
+    </w:rPr>
+  </w:style>
+  <w:style w:type="character" w:styleId="TextodegloboCar" w:customStyle="1">
+    <w:name w:val="Texto de globo Car"/>
+    <w:basedOn w:val="DefaultParagraphFont"/>
+    <w:link w:val="BalloonText"/>
+    <w:uiPriority w:val="99"/>
+    <w:semiHidden/>
+    <w:qFormat/>
+    <w:rsid w:val="00ca3293"/>
+    <w:rPr>
+      <w:rFonts w:ascii="Segoe UI" w:hAnsi="Segoe UI" w:cs="Segoe UI"/>
+      <w:sz w:val="18"/>
+      <w:szCs w:val="18"/>
+    </w:rPr>
+  </w:style>
+  <w:style w:type="character" w:styleId="Strong">
+    <w:name w:val="Strong"/>
+    <w:basedOn w:val="DefaultParagraphFont"/>
+    <w:uiPriority w:val="4"/>
+    <w:qFormat/>
+    <w:rsid w:val="00b90fed"/>
+    <w:rPr>
+      <w:rFonts w:ascii="Franklin Gothic Medium" w:hAnsi="Franklin Gothic Medium" w:asciiTheme="majorHAnsi" w:hAnsiTheme="majorHAnsi"/>
+      <w:b/>
+      <w:bCs/>
+      <w:color w:themeColor="accent2" w:val="FEDE00"/>
+      <w:sz w:val="24"/>
+    </w:rPr>
+  </w:style>
+  <w:style w:type="character" w:styleId="Ttulo2Car" w:customStyle="1">
+    <w:name w:val="Título 2 Car"/>
+    <w:basedOn w:val="DefaultParagraphFont"/>
+    <w:link w:val="Heading2"/>
+    <w:uiPriority w:val="3"/>
+    <w:qFormat/>
+    <w:rsid w:val="001a58e9"/>
+    <w:rPr>
+      <w:rFonts w:eastAsia="隶书" w:cs="" w:cstheme="majorBidi" w:eastAsiaTheme="majorEastAsia"/>
+      <w:caps/>
+      <w:color w:themeColor="background1" w:val="FFFFFF"/>
+      <w:kern w:val="2"/>
+      <w:szCs w:val="26"/>
+    </w:rPr>
+  </w:style>
+  <w:style w:type="character" w:styleId="PlaceholderText">
+    <w:name w:val="Placeholder Text"/>
+    <w:basedOn w:val="DefaultParagraphFont"/>
+    <w:uiPriority w:val="99"/>
+    <w:semiHidden/>
+    <w:qFormat/>
+    <w:rsid w:val="003c1fc0"/>
+    <w:rPr>
+      <w:color w:val="808080"/>
+    </w:rPr>
+  </w:style>
+  <w:style w:type="character" w:styleId="Ttulo3Car" w:customStyle="1">
+    <w:name w:val="Título 3 Car"/>
+    <w:basedOn w:val="DefaultParagraphFont"/>
+    <w:link w:val="Heading3"/>
+    <w:uiPriority w:val="3"/>
+    <w:qFormat/>
+    <w:rsid w:val="00c12475"/>
+    <w:rPr>
+      <w:rFonts w:ascii="Franklin Gothic Medium" w:hAnsi="Franklin Gothic Medium" w:eastAsia="隶书" w:cs="" w:asciiTheme="majorHAnsi" w:cstheme="majorBidi" w:eastAsiaTheme="majorEastAsia" w:hAnsiTheme="majorHAnsi"/>
+      <w:b/>
+      <w:i/>
+      <w:color w:themeColor="accent5" w:themeShade="80" w:val="654C16"/>
+      <w:kern w:val="2"/>
+      <w:sz w:val="22"/>
+      <w:szCs w:val="24"/>
+    </w:rPr>
+  </w:style>
+  <w:style w:type="character" w:styleId="Ttulo4Car" w:customStyle="1">
+    <w:name w:val="Título 4 Car"/>
+    <w:basedOn w:val="DefaultParagraphFont"/>
+    <w:link w:val="Heading4"/>
+    <w:uiPriority w:val="3"/>
+    <w:semiHidden/>
+    <w:qFormat/>
+    <w:rsid w:val="00c12475"/>
+    <w:rPr>
+      <w:rFonts w:ascii="Franklin Gothic Medium" w:hAnsi="Franklin Gothic Medium" w:eastAsia="隶书" w:cs="" w:asciiTheme="majorHAnsi" w:cstheme="majorBidi" w:eastAsiaTheme="majorEastAsia" w:hAnsiTheme="majorHAnsi"/>
+      <w:b/>
+      <w:i/>
+      <w:iCs/>
+      <w:color w:themeColor="accent6" w:themeShade="80" w:val="4F4A36"/>
+      <w:kern w:val="2"/>
+      <w:sz w:val="22"/>
+    </w:rPr>
+  </w:style>
+  <w:style w:type="character" w:styleId="Ttulo5Car" w:customStyle="1">
+    <w:name w:val="Título 5 Car"/>
+    <w:basedOn w:val="DefaultParagraphFont"/>
+    <w:link w:val="Heading5"/>
+    <w:uiPriority w:val="3"/>
+    <w:semiHidden/>
+    <w:qFormat/>
+    <w:rsid w:val="00c12475"/>
+    <w:rPr>
+      <w:rFonts w:ascii="Franklin Gothic Medium" w:hAnsi="Franklin Gothic Medium" w:eastAsia="隶书" w:cs="" w:asciiTheme="majorHAnsi" w:cstheme="majorBidi" w:eastAsiaTheme="majorEastAsia" w:hAnsiTheme="majorHAnsi"/>
+      <w:b/>
+      <w:color w:themeColor="text2" w:themeTint="80" w:val="726FCE"/>
+      <w:kern w:val="2"/>
+      <w:sz w:val="22"/>
+    </w:rPr>
+  </w:style>
+  <w:style w:type="character" w:styleId="Ttulo6Car" w:customStyle="1">
+    <w:name w:val="Título 6 Car"/>
+    <w:basedOn w:val="DefaultParagraphFont"/>
+    <w:link w:val="Heading6"/>
+    <w:uiPriority w:val="3"/>
+    <w:semiHidden/>
+    <w:qFormat/>
+    <w:rsid w:val="00c12475"/>
+    <w:rPr>
+      <w:rFonts w:ascii="Franklin Gothic Medium" w:hAnsi="Franklin Gothic Medium" w:eastAsia="隶书" w:cs="" w:asciiTheme="majorHAnsi" w:cstheme="majorBidi" w:eastAsiaTheme="majorEastAsia" w:hAnsiTheme="majorHAnsi"/>
+      <w:color w:themeColor="accent1" w:themeShade="bf" w:val="577188"/>
+      <w:kern w:val="2"/>
+      <w:sz w:val="22"/>
+    </w:rPr>
+  </w:style>
+  <w:style w:type="character" w:styleId="Ttulo7Car" w:customStyle="1">
+    <w:name w:val="Título 7 Car"/>
+    <w:basedOn w:val="DefaultParagraphFont"/>
+    <w:link w:val="Heading7"/>
+    <w:uiPriority w:val="3"/>
+    <w:semiHidden/>
+    <w:qFormat/>
+    <w:rsid w:val="00c12475"/>
+    <w:rPr>
+      <w:rFonts w:ascii="Franklin Gothic Medium" w:hAnsi="Franklin Gothic Medium" w:eastAsia="隶书" w:cs="" w:asciiTheme="majorHAnsi" w:cstheme="majorBidi" w:eastAsiaTheme="majorEastAsia" w:hAnsiTheme="majorHAnsi"/>
+      <w:iCs/>
+      <w:color w:themeColor="text1" w:themeTint="bf" w:val="404040"/>
+      <w:kern w:val="2"/>
+      <w:sz w:val="22"/>
+    </w:rPr>
+  </w:style>
+  <w:style w:type="character" w:styleId="Ttulo8Car" w:customStyle="1">
+    <w:name w:val="Título 8 Car"/>
+    <w:basedOn w:val="DefaultParagraphFont"/>
+    <w:link w:val="Heading8"/>
+    <w:uiPriority w:val="3"/>
+    <w:semiHidden/>
+    <w:qFormat/>
+    <w:rsid w:val="00c12475"/>
+    <w:rPr>
+      <w:rFonts w:ascii="Franklin Gothic Medium" w:hAnsi="Franklin Gothic Medium" w:eastAsia="隶书" w:cs="" w:asciiTheme="majorHAnsi" w:cstheme="majorBidi" w:eastAsiaTheme="majorEastAsia" w:hAnsiTheme="majorHAnsi"/>
+      <w:b/>
+      <w:i/>
+      <w:color w:themeColor="text1" w:themeTint="d8" w:val="272727"/>
+      <w:kern w:val="2"/>
+      <w:sz w:val="22"/>
+      <w:szCs w:val="21"/>
+    </w:rPr>
+  </w:style>
+  <w:style w:type="character" w:styleId="Ttulo9Car" w:customStyle="1">
+    <w:name w:val="Título 9 Car"/>
+    <w:basedOn w:val="DefaultParagraphFont"/>
+    <w:link w:val="Heading9"/>
+    <w:uiPriority w:val="3"/>
+    <w:semiHidden/>
+    <w:qFormat/>
+    <w:rsid w:val="00c12475"/>
+    <w:rPr>
+      <w:rFonts w:ascii="Franklin Gothic Medium" w:hAnsi="Franklin Gothic Medium" w:eastAsia="隶书" w:cs="" w:asciiTheme="majorHAnsi" w:cstheme="majorBidi" w:eastAsiaTheme="majorEastAsia" w:hAnsiTheme="majorHAnsi"/>
+      <w:i/>
+      <w:iCs/>
+      <w:color w:themeColor="text1" w:themeTint="f2" w:val="0D0D0D"/>
+      <w:kern w:val="2"/>
+      <w:sz w:val="22"/>
+      <w:szCs w:val="21"/>
+    </w:rPr>
+  </w:style>
+  <w:style w:type="character" w:styleId="CitaCar" w:customStyle="1">
+    <w:name w:val="Cita Car"/>
+    <w:basedOn w:val="DefaultParagraphFont"/>
+    <w:link w:val="Quote"/>
+    <w:uiPriority w:val="29"/>
+    <w:semiHidden/>
+    <w:qFormat/>
+    <w:rsid w:val="008e3a9c"/>
+    <w:rPr>
+      <w:i/>
+      <w:iCs/>
+      <w:color w:themeColor="text1" w:themeTint="bf" w:val="404040"/>
+      <w:kern w:val="2"/>
+    </w:rPr>
+  </w:style>
+  <w:style w:type="character" w:styleId="CitadestacadaCar" w:customStyle="1">
+    <w:name w:val="Cita destacada Car"/>
+    <w:basedOn w:val="DefaultParagraphFont"/>
+    <w:link w:val="IntenseQuote"/>
+    <w:uiPriority w:val="30"/>
+    <w:semiHidden/>
+    <w:qFormat/>
+    <w:rsid w:val="008e3a9c"/>
+    <w:rPr>
+      <w:i/>
+      <w:iCs/>
+      <w:color w:themeColor="accent1" w:val="7E97AD"/>
+      <w:kern w:val="2"/>
+    </w:rPr>
+  </w:style>
+  <w:style w:type="character" w:styleId="BookTitle">
+    <w:name w:val="Book Title"/>
+    <w:basedOn w:val="DefaultParagraphFont"/>
+    <w:uiPriority w:val="33"/>
+    <w:semiHidden/>
+    <w:unhideWhenUsed/>
+    <w:qFormat/>
+    <w:rsid w:val="008e3a9c"/>
+    <w:rPr>
+      <w:b/>
+      <w:bCs/>
+      <w:i/>
+      <w:iCs/>
+      <w:spacing w:val="0"/>
+    </w:rPr>
+  </w:style>
+  <w:style w:type="character" w:styleId="IntenseReference">
+    <w:name w:val="Intense Reference"/>
+    <w:basedOn w:val="DefaultParagraphFont"/>
+    <w:uiPriority w:val="32"/>
+    <w:semiHidden/>
+    <w:unhideWhenUsed/>
+    <w:qFormat/>
+    <w:rsid w:val="008e3a9c"/>
+    <w:rPr>
+      <w:b/>
+      <w:bCs/>
+      <w:smallCaps/>
+      <w:color w:themeColor="accent1" w:val="7E97AD"/>
+      <w:spacing w:val="0"/>
+    </w:rPr>
+  </w:style>
+  <w:style w:type="paragraph" w:styleId="Heading">
+    <w:name w:val="Heading"/>
+    <w:basedOn w:val="Normal"/>
+    <w:next w:val="BodyText"/>
+    <w:qFormat/>
+    <w:pPr>
+      <w:keepNext w:val="true"/>
+      <w:spacing w:before="240" w:after="120"/>
+    </w:pPr>
+    <w:rPr>
+      <w:rFonts w:ascii="Liberation Sans" w:hAnsi="Liberation Sans" w:eastAsia="Noto Sans CJK SC" w:cs="Noto Sans Devanagari"/>
+      <w:sz w:val="28"/>
+      <w:szCs w:val="28"/>
+    </w:rPr>
+  </w:style>
+  <w:style w:type="paragraph" w:styleId="BodyText">
+    <w:name w:val="Body Text"/>
+    <w:basedOn w:val="Normal"/>
+    <w:pPr>
+      <w:spacing w:lineRule="auto" w:line="276" w:before="0" w:after="140"/>
+    </w:pPr>
+    <w:rPr/>
+  </w:style>
+  <w:style w:type="paragraph" w:styleId="List">
+    <w:name w:val="List"/>
+    <w:basedOn w:val="BodyText"/>
+    <w:pPr/>
+    <w:rPr>
+      <w:rFonts w:cs="Noto Sans Devanagari"/>
+    </w:rPr>
+  </w:style>
+  <w:style w:type="paragraph" w:styleId="Caption">
+    <w:name w:val="caption"/>
+    <w:basedOn w:val="Normal"/>
+    <w:qFormat/>
+    <w:pPr>
+      <w:suppressLineNumbers/>
+      <w:spacing w:before="120" w:after="120"/>
+    </w:pPr>
+    <w:rPr>
+      <w:rFonts w:cs="Noto Sans Devanagari"/>
+      <w:i/>
+      <w:iCs/>
+      <w:sz w:val="24"/>
+      <w:szCs w:val="24"/>
+    </w:rPr>
+  </w:style>
+  <w:style w:type="paragraph" w:styleId="Index">
+    <w:name w:val="Index"/>
+    <w:basedOn w:val="Normal"/>
+    <w:qFormat/>
+    <w:pPr>
+      <w:suppressLineNumbers/>
+    </w:pPr>
+    <w:rPr>
+      <w:rFonts w:cs="Noto Sans Devanagari"/>
+    </w:rPr>
+  </w:style>
+  <w:style w:type="paragraph" w:styleId="Title">
+    <w:name w:val="Title"/>
+    <w:basedOn w:val="Normal"/>
+    <w:link w:val="TtuloCar"/>
+    <w:uiPriority w:val="1"/>
+    <w:qFormat/>
+    <w:rsid w:val="00b90fed"/>
+    <w:pPr>
+      <w:spacing w:before="400" w:after="160"/>
+      <w:contextualSpacing/>
+      <w:jc w:val="center"/>
+    </w:pPr>
+    <w:rPr>
+      <w:rFonts w:ascii="Franklin Gothic Medium" w:hAnsi="Franklin Gothic Medium" w:eastAsia="隶书" w:cs="" w:asciiTheme="majorHAnsi" w:cstheme="majorBidi" w:eastAsiaTheme="majorEastAsia" w:hAnsiTheme="majorHAnsi"/>
+      <w:caps/>
+      <w:color w:themeColor="accent3" w:val="006666"/>
+      <w:kern w:val="2"/>
+      <w:sz w:val="72"/>
+      <w:szCs w:val="56"/>
+    </w:rPr>
+  </w:style>
+  <w:style w:type="paragraph" w:styleId="Subtitle">
+    <w:name w:val="Subtitle"/>
+    <w:basedOn w:val="Normal"/>
+    <w:link w:val="SubttuloCar"/>
+    <w:uiPriority w:val="11"/>
+    <w:semiHidden/>
+    <w:unhideWhenUsed/>
+    <w:qFormat/>
+    <w:rsid w:val="008e3a9c"/>
+    <w:pPr/>
+    <w:rPr>
+      <w:rFonts w:eastAsia="华文楷体" w:eastAsiaTheme="minorEastAsia"/>
+      <w:color w:themeColor="text1" w:themeTint="a5" w:val="5A5A5A"/>
+    </w:rPr>
+  </w:style>
+  <w:style w:type="paragraph" w:styleId="HeaderandFooter">
+    <w:name w:val="Header and Footer"/>
+    <w:basedOn w:val="Normal"/>
+    <w:qFormat/>
+    <w:pPr/>
+    <w:rPr/>
+  </w:style>
+  <w:style w:type="paragraph" w:styleId="Header">
+    <w:name w:val="header"/>
+    <w:basedOn w:val="Normal"/>
+    <w:link w:val="EncabezadoCar"/>
+    <w:uiPriority w:val="99"/>
+    <w:rsid w:val="00145d68"/>
+    <w:pPr/>
+    <w:rPr/>
+  </w:style>
+  <w:style w:type="paragraph" w:styleId="Footer">
+    <w:name w:val="footer"/>
+    <w:basedOn w:val="Normal"/>
+    <w:link w:val="PiedepginaCar"/>
+    <w:uiPriority w:val="6"/>
+    <w:unhideWhenUsed/>
+    <w:rsid w:val="008e3a9c"/>
+    <w:pPr>
+      <w:pBdr>
+        <w:top w:val="single" w:sz="4" w:space="6" w:color="B1C0CD" w:themeColor="accent1" w:themeTint="99"/>
+      </w:pBdr>
+      <w:spacing w:before="40" w:after="0"/>
+    </w:pPr>
+    <w:rPr/>
+  </w:style>
+  <w:style w:type="paragraph" w:styleId="BalloonText">
+    <w:name w:val="Balloon Text"/>
+    <w:basedOn w:val="Normal"/>
+    <w:link w:val="TextodegloboCar"/>
+    <w:uiPriority w:val="99"/>
+    <w:semiHidden/>
+    <w:unhideWhenUsed/>
+    <w:qFormat/>
+    <w:rsid w:val="00ca3293"/>
+    <w:pPr>
+      <w:spacing w:before="0" w:after="0"/>
+    </w:pPr>
+    <w:rPr>
+      <w:rFonts w:ascii="Segoe UI" w:hAnsi="Segoe UI" w:cs="Segoe UI"/>
+      <w:sz w:val="18"/>
+      <w:szCs w:val="18"/>
+    </w:rPr>
+  </w:style>
+  <w:style w:type="paragraph" w:styleId="Grfico" w:customStyle="1">
+    <w:name w:val="Gráfico"/>
+    <w:basedOn w:val="Normal"/>
+    <w:uiPriority w:val="5"/>
+    <w:qFormat/>
+    <w:rsid w:val="00bb4cb0"/>
+    <w:pPr>
+      <w:spacing w:before="40" w:after="0"/>
+      <w:ind w:end="14"/>
+      <w:jc w:val="end"/>
+    </w:pPr>
+    <w:rPr/>
+  </w:style>
+  <w:style w:type="paragraph" w:styleId="IndexHeading">
+    <w:name w:val="index heading"/>
+    <w:basedOn w:val="Heading"/>
+    <w:pPr/>
+    <w:rPr/>
+  </w:style>
+  <w:style w:type="paragraph" w:styleId="TOCHeading">
+    <w:name w:val="TOC Heading"/>
+    <w:basedOn w:val="Heading1"/>
+    <w:next w:val="Normal"/>
+    <w:uiPriority w:val="39"/>
+    <w:semiHidden/>
+    <w:unhideWhenUsed/>
+    <w:qFormat/>
+    <w:rsid w:val="00c73764"/>
+    <w:pPr>
+      <w:pBdr>
+        <w:top w:val="single" w:sz="4" w:space="1" w:color="7E97AD" w:themeColor="accent1"/>
+        <w:left w:val="single" w:sz="4" w:space="4" w:color="7E97AD" w:themeColor="accent1"/>
+        <w:bottom w:val="single" w:sz="4" w:space="1" w:color="7E97AD" w:themeColor="accent1"/>
+        <w:right w:val="single" w:sz="4" w:space="4" w:color="7E97AD" w:themeColor="accent1"/>
+      </w:pBdr>
+    </w:pPr>
+    <w:rPr/>
+  </w:style>
+  <w:style w:type="paragraph" w:styleId="Quote">
+    <w:name w:val="Quote"/>
+    <w:basedOn w:val="Normal"/>
+    <w:next w:val="Normal"/>
+    <w:link w:val="CitaCar"/>
+    <w:uiPriority w:val="29"/>
+    <w:semiHidden/>
+    <w:unhideWhenUsed/>
+    <w:qFormat/>
+    <w:rsid w:val="008e3a9c"/>
+    <w:pPr>
+      <w:spacing w:before="200" w:after="160"/>
+      <w:jc w:val="center"/>
+    </w:pPr>
+    <w:rPr>
+      <w:i/>
+      <w:iCs/>
+      <w:color w:themeColor="text1" w:themeTint="bf" w:val="404040"/>
+    </w:rPr>
+  </w:style>
+  <w:style w:type="paragraph" w:styleId="IntenseQuote">
+    <w:name w:val="Intense Quote"/>
+    <w:basedOn w:val="Normal"/>
+    <w:next w:val="Normal"/>
+    <w:link w:val="CitadestacadaCar"/>
+    <w:uiPriority w:val="30"/>
+    <w:semiHidden/>
+    <w:unhideWhenUsed/>
+    <w:qFormat/>
+    <w:rsid w:val="008e3a9c"/>
+    <w:pPr>
+      <w:pBdr>
+        <w:top w:val="single" w:sz="4" w:space="10" w:color="7E97AD" w:themeColor="accent1"/>
+        <w:bottom w:val="single" w:sz="4" w:space="10" w:color="7E97AD" w:themeColor="accent1"/>
+      </w:pBdr>
+      <w:spacing w:before="360" w:after="360"/>
+      <w:jc w:val="center"/>
+    </w:pPr>
+    <w:rPr>
+      <w:i/>
+      <w:iCs/>
+      <w:color w:themeColor="accent1" w:val="7E97AD"/>
+    </w:rPr>
+  </w:style>
+  <w:style w:type="paragraph" w:styleId="Informacindecontacto" w:customStyle="1">
+    <w:name w:val="Información de contacto"/>
+    <w:basedOn w:val="Normal"/>
+    <w:uiPriority w:val="1"/>
+    <w:qFormat/>
+    <w:rsid w:val="00356bb9"/>
+    <w:pPr>
+      <w:spacing w:before="40" w:after="0"/>
+    </w:pPr>
+    <w:rPr>
+      <w:b/>
+      <w:color w:themeColor="accent2" w:val="FEDE00"/>
+      <w:sz w:val="24"/>
+    </w:rPr>
+  </w:style>
+  <w:style w:type="paragraph" w:styleId="FrameContents">
+    <w:name w:val="Frame Contents"/>
+    <w:basedOn w:val="Normal"/>
+    <w:qFormat/>
+    <w:pPr/>
+    <w:rPr/>
+  </w:style>
+  <w:style w:type="numbering" w:styleId="NoList" w:default="1">
+    <w:name w:val="No List"/>
+    <w:uiPriority w:val="99"/>
+    <w:semiHidden/>
+    <w:unhideWhenUsed/>
+    <w:qFormat/>
   </w:style>
   <w:style w:type="table" w:default="1" w:styleId="Tablanormal">
     <w:name w:val="Normal Table"/>
@@ -3895,7 +5395,6 @@
     <w:semiHidden/>
     <w:unhideWhenUsed/>
     <w:tblPr>
-      <w:tblInd w:w="0" w:type="dxa"/>
       <w:tblCellMar>
         <w:top w:w="0" w:type="dxa"/>
         <w:left w:w="108" w:type="dxa"/>
@@ -3904,168 +5403,37 @@
       </w:tblCellMar>
     </w:tblPr>
   </w:style>
-  <w:style w:type="numbering" w:default="1" w:styleId="Sinlista">
-    <w:name w:val="No List"/>
-    <w:uiPriority w:val="99"/>
-    <w:semiHidden/>
-    <w:unhideWhenUsed/>
-  </w:style>
-  <w:style w:type="paragraph" w:styleId="Ttulo">
-    <w:name w:val="Title"/>
-    <w:basedOn w:val="Normal"/>
-    <w:link w:val="TtuloCar"/>
-    <w:uiPriority w:val="1"/>
-    <w:qFormat/>
-    <w:rsid w:val="00B90FED"/>
-    <w:pPr>
-      <w:spacing w:before="400" w:after="160"/>
-      <w:contextualSpacing/>
-      <w:jc w:val="center"/>
-    </w:pPr>
-    <w:rPr>
-      <w:rFonts w:asciiTheme="majorHAnsi" w:eastAsiaTheme="majorEastAsia" w:hAnsiTheme="majorHAnsi" w:cstheme="majorBidi"/>
-      <w:caps/>
-      <w:color w:val="006666" w:themeColor="accent3"/>
-      <w:kern w:val="28"/>
-      <w:sz w:val="72"/>
-      <w:szCs w:val="56"/>
-    </w:rPr>
-  </w:style>
-  <w:style w:type="character" w:customStyle="1" w:styleId="TtuloCar">
-    <w:name w:val="Título Car"/>
-    <w:basedOn w:val="Fuentedeprrafopredeter"/>
-    <w:link w:val="Ttulo"/>
-    <w:uiPriority w:val="1"/>
-    <w:rsid w:val="00B90FED"/>
-    <w:rPr>
-      <w:rFonts w:asciiTheme="majorHAnsi" w:eastAsiaTheme="majorEastAsia" w:hAnsiTheme="majorHAnsi" w:cstheme="majorBidi"/>
-      <w:caps/>
-      <w:color w:val="006666" w:themeColor="accent3"/>
-      <w:kern w:val="28"/>
-      <w:sz w:val="72"/>
-      <w:szCs w:val="56"/>
-    </w:rPr>
-  </w:style>
-  <w:style w:type="paragraph" w:styleId="Subttulo">
-    <w:name w:val="Subtitle"/>
-    <w:basedOn w:val="Normal"/>
-    <w:link w:val="SubttuloCar"/>
-    <w:uiPriority w:val="11"/>
-    <w:semiHidden/>
-    <w:unhideWhenUsed/>
-    <w:qFormat/>
-    <w:rsid w:val="008E3A9C"/>
-    <w:pPr>
-      <w:numPr>
-        <w:ilvl w:val="1"/>
-      </w:numPr>
-    </w:pPr>
-    <w:rPr>
-      <w:rFonts w:eastAsiaTheme="minorEastAsia"/>
-      <w:color w:val="5A5A5A" w:themeColor="text1" w:themeTint="A5"/>
-    </w:rPr>
-  </w:style>
-  <w:style w:type="character" w:customStyle="1" w:styleId="SubttuloCar">
-    <w:name w:val="Subtítulo Car"/>
-    <w:basedOn w:val="Fuentedeprrafopredeter"/>
-    <w:link w:val="Subttulo"/>
-    <w:uiPriority w:val="11"/>
-    <w:semiHidden/>
-    <w:rsid w:val="008E3A9C"/>
-    <w:rPr>
-      <w:rFonts w:eastAsiaTheme="minorEastAsia"/>
-      <w:color w:val="5A5A5A" w:themeColor="text1" w:themeTint="A5"/>
-      <w:kern w:val="20"/>
-    </w:rPr>
-  </w:style>
-  <w:style w:type="paragraph" w:styleId="Encabezado">
-    <w:name w:val="header"/>
-    <w:basedOn w:val="Normal"/>
-    <w:link w:val="EncabezadoCar"/>
-    <w:uiPriority w:val="99"/>
-    <w:rsid w:val="00145D68"/>
-  </w:style>
-  <w:style w:type="character" w:customStyle="1" w:styleId="EncabezadoCar">
-    <w:name w:val="Encabezado Car"/>
-    <w:basedOn w:val="Fuentedeprrafopredeter"/>
-    <w:link w:val="Encabezado"/>
-    <w:uiPriority w:val="99"/>
-    <w:rsid w:val="00145D68"/>
-    <w:rPr>
-      <w:kern w:val="20"/>
-    </w:rPr>
-  </w:style>
-  <w:style w:type="paragraph" w:styleId="Piedepgina">
-    <w:name w:val="footer"/>
-    <w:basedOn w:val="Normal"/>
-    <w:link w:val="PiedepginaCar"/>
-    <w:uiPriority w:val="6"/>
-    <w:unhideWhenUsed/>
-    <w:rsid w:val="008E3A9C"/>
-    <w:pPr>
-      <w:pBdr>
-        <w:top w:val="single" w:sz="4" w:space="6" w:color="B1C0CD" w:themeColor="accent1" w:themeTint="99"/>
-      </w:pBdr>
-      <w:spacing w:after="0"/>
-    </w:pPr>
-  </w:style>
-  <w:style w:type="character" w:customStyle="1" w:styleId="PiedepginaCar">
-    <w:name w:val="Pie de página Car"/>
-    <w:basedOn w:val="Fuentedeprrafopredeter"/>
-    <w:link w:val="Piedepgina"/>
-    <w:uiPriority w:val="6"/>
-    <w:rsid w:val="008E3A9C"/>
-    <w:rPr>
-      <w:kern w:val="20"/>
-    </w:rPr>
-  </w:style>
   <w:style w:type="table" w:styleId="Tablaconcuadrcula">
     <w:name w:val="Table Grid"/>
     <w:basedOn w:val="Tablanormal"/>
     <w:uiPriority w:val="39"/>
-    <w:rsid w:val="00E02929"/>
+    <w:rsid w:val="00e02929"/>
     <w:pPr>
       <w:spacing w:after="0"/>
     </w:pPr>
     <w:tblPr>
       <w:tblBorders>
-        <w:top w:val="single" w:sz="4" w:space="0" w:color="auto"/>
-        <w:left w:val="single" w:sz="4" w:space="0" w:color="auto"/>
-        <w:bottom w:val="single" w:sz="4" w:space="0" w:color="auto"/>
-        <w:right w:val="single" w:sz="4" w:space="0" w:color="auto"/>
-        <w:insideH w:val="single" w:sz="4" w:space="0" w:color="auto"/>
-        <w:insideV w:val="single" w:sz="4" w:space="0" w:color="auto"/>
+        <w:top w:val="single" w:color="auto" w:sz="4" w:space="0"/>
+        <w:left w:val="single" w:color="auto" w:sz="4" w:space="0"/>
+        <w:bottom w:val="single" w:color="auto" w:sz="4" w:space="0"/>
+        <w:right w:val="single" w:color="auto" w:sz="4" w:space="0"/>
+        <w:insideH w:val="single" w:color="auto" w:sz="4" w:space="0"/>
+        <w:insideV w:val="single" w:color="auto" w:sz="4" w:space="0"/>
       </w:tblBorders>
     </w:tblPr>
-  </w:style>
-  <w:style w:type="character" w:customStyle="1" w:styleId="Ttulo1Car">
-    <w:name w:val="Título 1 Car"/>
-    <w:basedOn w:val="Fuentedeprrafopredeter"/>
-    <w:link w:val="Ttulo1"/>
-    <w:uiPriority w:val="2"/>
-    <w:rsid w:val="001960E4"/>
-    <w:rPr>
-      <w:rFonts w:asciiTheme="majorHAnsi" w:eastAsiaTheme="majorEastAsia" w:hAnsiTheme="majorHAnsi" w:cstheme="majorBidi"/>
-      <w:b/>
-      <w:caps/>
-      <w:color w:val="006666" w:themeColor="accent3"/>
-      <w:kern w:val="20"/>
-      <w:sz w:val="24"/>
-      <w:szCs w:val="32"/>
-    </w:rPr>
   </w:style>
   <w:style w:type="table" w:customStyle="1" w:styleId="Tabladeinformedeestado">
     <w:name w:val="Tabla de informe de estado"/>
     <w:basedOn w:val="Tablanormal"/>
     <w:uiPriority w:val="99"/>
-    <w:rsid w:val="004257E0"/>
+    <w:rsid w:val="004257e0"/>
     <w:rPr>
-      <w:color w:val="FFFFFF" w:themeColor="background1"/>
+      <w:color w:val="ffffff" w:themeColor="background1"/>
     </w:rPr>
     <w:tblPr>
       <w:tblBorders>
-        <w:insideH w:val="single" w:sz="12" w:space="0" w:color="FFFFFF" w:themeColor="background1"/>
-        <w:insideV w:val="single" w:sz="12" w:space="0" w:color="FFFFFF" w:themeColor="background1"/>
+        <w:insideH w:val="single" w:color="FFFFFF" w:themeColor="background1" w:sz="12" w:space="0"/>
+        <w:insideV w:val="single" w:color="FFFFFF" w:themeColor="background1" w:sz="12" w:space="0"/>
       </w:tblBorders>
     </w:tblPr>
     <w:tcPr>
@@ -4081,7 +5449,7 @@
         <w:i w:val="0"/>
         <w:caps w:val="0"/>
         <w:smallCaps w:val="0"/>
-        <w:color w:val="FFFFFF" w:themeColor="background1"/>
+        <w:color w:val="ffffff" w:themeColor="background1"/>
         <w:sz w:val="20"/>
       </w:rPr>
       <w:tblPr/>
@@ -4091,8 +5459,8 @@
           <w:left w:val="nil"/>
           <w:bottom w:val="nil"/>
           <w:right w:val="nil"/>
-          <w:insideH w:val="single" w:sz="12" w:space="0" w:color="FFFFFF" w:themeColor="background1"/>
-          <w:insideV w:val="single" w:sz="12" w:space="0" w:color="FFFFFF" w:themeColor="background1"/>
+          <w:insideH w:val="single" w:color="FFFFFF" w:themeColor="background1" w:sz="12" w:space="0"/>
+          <w:insideV w:val="single" w:color="FFFFFF" w:themeColor="background1" w:sz="12" w:space="0"/>
           <w:tl2br w:val="nil"/>
           <w:tr2bl w:val="nil"/>
         </w:tcBorders>
@@ -4100,328 +5468,11 @@
       </w:tcPr>
     </w:tblStylePr>
   </w:style>
-  <w:style w:type="paragraph" w:styleId="Textodeglobo">
-    <w:name w:val="Balloon Text"/>
-    <w:basedOn w:val="Normal"/>
-    <w:link w:val="TextodegloboCar"/>
-    <w:uiPriority w:val="99"/>
-    <w:semiHidden/>
-    <w:unhideWhenUsed/>
-    <w:rsid w:val="00CA3293"/>
-    <w:pPr>
-      <w:spacing w:before="0" w:after="0"/>
-    </w:pPr>
-    <w:rPr>
-      <w:rFonts w:ascii="Segoe UI" w:hAnsi="Segoe UI" w:cs="Segoe UI"/>
-      <w:sz w:val="18"/>
-      <w:szCs w:val="18"/>
-    </w:rPr>
-  </w:style>
-  <w:style w:type="character" w:customStyle="1" w:styleId="TextodegloboCar">
-    <w:name w:val="Texto de globo Car"/>
-    <w:basedOn w:val="Fuentedeprrafopredeter"/>
-    <w:link w:val="Textodeglobo"/>
-    <w:uiPriority w:val="99"/>
-    <w:semiHidden/>
-    <w:rsid w:val="00CA3293"/>
-    <w:rPr>
-      <w:rFonts w:ascii="Segoe UI" w:hAnsi="Segoe UI" w:cs="Segoe UI"/>
-      <w:sz w:val="18"/>
-      <w:szCs w:val="18"/>
-    </w:rPr>
-  </w:style>
-  <w:style w:type="character" w:styleId="Fuerte">
-    <w:name w:val="Strong"/>
-    <w:basedOn w:val="Fuentedeprrafopredeter"/>
-    <w:uiPriority w:val="4"/>
-    <w:qFormat/>
-    <w:rsid w:val="00B90FED"/>
-    <w:rPr>
-      <w:rFonts w:asciiTheme="majorHAnsi" w:hAnsiTheme="majorHAnsi"/>
-      <w:b/>
-      <w:bCs/>
-      <w:color w:val="FEDE00" w:themeColor="accent2"/>
-      <w:sz w:val="24"/>
-    </w:rPr>
-  </w:style>
-  <w:style w:type="character" w:customStyle="1" w:styleId="Ttulo2Car">
-    <w:name w:val="Título 2 Car"/>
-    <w:basedOn w:val="Fuentedeprrafopredeter"/>
-    <w:link w:val="Ttulo2"/>
-    <w:uiPriority w:val="3"/>
-    <w:rsid w:val="001A58E9"/>
-    <w:rPr>
-      <w:rFonts w:eastAsiaTheme="majorEastAsia" w:cstheme="majorBidi"/>
-      <w:caps/>
-      <w:color w:val="FFFFFF" w:themeColor="background1"/>
-      <w:kern w:val="20"/>
-      <w:szCs w:val="26"/>
-    </w:rPr>
-  </w:style>
-  <w:style w:type="paragraph" w:customStyle="1" w:styleId="Grfico">
-    <w:name w:val="Gráfico"/>
-    <w:basedOn w:val="Normal"/>
-    <w:uiPriority w:val="5"/>
-    <w:qFormat/>
-    <w:rsid w:val="00BB4CB0"/>
-    <w:pPr>
-      <w:spacing w:after="0"/>
-      <w:ind w:right="14"/>
-      <w:jc w:val="right"/>
-    </w:pPr>
-    <w:rPr>
-      <w:noProof/>
-    </w:rPr>
-  </w:style>
-  <w:style w:type="character" w:styleId="Textodelmarcadordeposicin">
-    <w:name w:val="Placeholder Text"/>
-    <w:basedOn w:val="Fuentedeprrafopredeter"/>
-    <w:uiPriority w:val="99"/>
-    <w:semiHidden/>
-    <w:rsid w:val="003C1FC0"/>
-    <w:rPr>
-      <w:color w:val="808080"/>
-    </w:rPr>
-  </w:style>
-  <w:style w:type="paragraph" w:styleId="TtuloTDC">
-    <w:name w:val="TOC Heading"/>
-    <w:basedOn w:val="Ttulo1"/>
-    <w:next w:val="Normal"/>
-    <w:uiPriority w:val="39"/>
-    <w:semiHidden/>
-    <w:unhideWhenUsed/>
-    <w:qFormat/>
-    <w:rsid w:val="00C73764"/>
-    <w:pPr>
-      <w:pBdr>
-        <w:top w:val="single" w:sz="4" w:space="1" w:color="7E97AD" w:themeColor="accent1"/>
-        <w:left w:val="single" w:sz="4" w:space="4" w:color="7E97AD" w:themeColor="accent1"/>
-        <w:bottom w:val="single" w:sz="4" w:space="1" w:color="7E97AD" w:themeColor="accent1"/>
-        <w:right w:val="single" w:sz="4" w:space="4" w:color="7E97AD" w:themeColor="accent1"/>
-      </w:pBdr>
-    </w:pPr>
-  </w:style>
-  <w:style w:type="character" w:customStyle="1" w:styleId="Ttulo3Car">
-    <w:name w:val="Título 3 Car"/>
-    <w:basedOn w:val="Fuentedeprrafopredeter"/>
-    <w:link w:val="Ttulo3"/>
-    <w:uiPriority w:val="3"/>
-    <w:rsid w:val="00C12475"/>
-    <w:rPr>
-      <w:rFonts w:asciiTheme="majorHAnsi" w:eastAsiaTheme="majorEastAsia" w:hAnsiTheme="majorHAnsi" w:cstheme="majorBidi"/>
-      <w:b/>
-      <w:i/>
-      <w:color w:val="654C16" w:themeColor="accent5" w:themeShade="80"/>
-      <w:kern w:val="20"/>
-      <w:sz w:val="22"/>
-      <w:szCs w:val="24"/>
-    </w:rPr>
-  </w:style>
-  <w:style w:type="character" w:customStyle="1" w:styleId="Ttulo4Car">
-    <w:name w:val="Título 4 Car"/>
-    <w:basedOn w:val="Fuentedeprrafopredeter"/>
-    <w:link w:val="Ttulo4"/>
-    <w:uiPriority w:val="3"/>
-    <w:semiHidden/>
-    <w:rsid w:val="00C12475"/>
-    <w:rPr>
-      <w:rFonts w:asciiTheme="majorHAnsi" w:eastAsiaTheme="majorEastAsia" w:hAnsiTheme="majorHAnsi" w:cstheme="majorBidi"/>
-      <w:b/>
-      <w:i/>
-      <w:iCs/>
-      <w:color w:val="4F4A36" w:themeColor="accent6" w:themeShade="80"/>
-      <w:kern w:val="20"/>
-      <w:sz w:val="22"/>
-    </w:rPr>
-  </w:style>
-  <w:style w:type="character" w:customStyle="1" w:styleId="Ttulo5Car">
-    <w:name w:val="Título 5 Car"/>
-    <w:basedOn w:val="Fuentedeprrafopredeter"/>
-    <w:link w:val="Ttulo5"/>
-    <w:uiPriority w:val="3"/>
-    <w:semiHidden/>
-    <w:rsid w:val="00C12475"/>
-    <w:rPr>
-      <w:rFonts w:asciiTheme="majorHAnsi" w:eastAsiaTheme="majorEastAsia" w:hAnsiTheme="majorHAnsi" w:cstheme="majorBidi"/>
-      <w:b/>
-      <w:color w:val="726FCE" w:themeColor="text2" w:themeTint="80"/>
-      <w:kern w:val="20"/>
-      <w:sz w:val="22"/>
-    </w:rPr>
-  </w:style>
-  <w:style w:type="character" w:customStyle="1" w:styleId="Ttulo6Car">
-    <w:name w:val="Título 6 Car"/>
-    <w:basedOn w:val="Fuentedeprrafopredeter"/>
-    <w:link w:val="Ttulo6"/>
-    <w:uiPriority w:val="3"/>
-    <w:semiHidden/>
-    <w:rsid w:val="00C12475"/>
-    <w:rPr>
-      <w:rFonts w:asciiTheme="majorHAnsi" w:eastAsiaTheme="majorEastAsia" w:hAnsiTheme="majorHAnsi" w:cstheme="majorBidi"/>
-      <w:color w:val="577188" w:themeColor="accent1" w:themeShade="BF"/>
-      <w:kern w:val="20"/>
-      <w:sz w:val="22"/>
-    </w:rPr>
-  </w:style>
-  <w:style w:type="character" w:customStyle="1" w:styleId="Ttulo7Car">
-    <w:name w:val="Título 7 Car"/>
-    <w:basedOn w:val="Fuentedeprrafopredeter"/>
-    <w:link w:val="Ttulo7"/>
-    <w:uiPriority w:val="3"/>
-    <w:semiHidden/>
-    <w:rsid w:val="00C12475"/>
-    <w:rPr>
-      <w:rFonts w:asciiTheme="majorHAnsi" w:eastAsiaTheme="majorEastAsia" w:hAnsiTheme="majorHAnsi" w:cstheme="majorBidi"/>
-      <w:iCs/>
-      <w:color w:val="404040" w:themeColor="text1" w:themeTint="BF"/>
-      <w:kern w:val="20"/>
-      <w:sz w:val="22"/>
-    </w:rPr>
-  </w:style>
-  <w:style w:type="character" w:customStyle="1" w:styleId="Ttulo8Car">
-    <w:name w:val="Título 8 Car"/>
-    <w:basedOn w:val="Fuentedeprrafopredeter"/>
-    <w:link w:val="Ttulo8"/>
-    <w:uiPriority w:val="3"/>
-    <w:semiHidden/>
-    <w:rsid w:val="00C12475"/>
-    <w:rPr>
-      <w:rFonts w:asciiTheme="majorHAnsi" w:eastAsiaTheme="majorEastAsia" w:hAnsiTheme="majorHAnsi" w:cstheme="majorBidi"/>
-      <w:b/>
-      <w:i/>
-      <w:color w:val="272727" w:themeColor="text1" w:themeTint="D8"/>
-      <w:kern w:val="20"/>
-      <w:sz w:val="22"/>
-      <w:szCs w:val="21"/>
-    </w:rPr>
-  </w:style>
-  <w:style w:type="character" w:customStyle="1" w:styleId="Ttulo9Car">
-    <w:name w:val="Título 9 Car"/>
-    <w:basedOn w:val="Fuentedeprrafopredeter"/>
-    <w:link w:val="Ttulo9"/>
-    <w:uiPriority w:val="3"/>
-    <w:semiHidden/>
-    <w:rsid w:val="00C12475"/>
-    <w:rPr>
-      <w:rFonts w:asciiTheme="majorHAnsi" w:eastAsiaTheme="majorEastAsia" w:hAnsiTheme="majorHAnsi" w:cstheme="majorBidi"/>
-      <w:i/>
-      <w:iCs/>
-      <w:color w:val="0D0D0D" w:themeColor="text1" w:themeTint="F2"/>
-      <w:kern w:val="20"/>
-      <w:sz w:val="22"/>
-      <w:szCs w:val="21"/>
-    </w:rPr>
-  </w:style>
-  <w:style w:type="paragraph" w:styleId="Cita">
-    <w:name w:val="Quote"/>
-    <w:basedOn w:val="Normal"/>
-    <w:next w:val="Normal"/>
-    <w:link w:val="CitaCar"/>
-    <w:uiPriority w:val="29"/>
-    <w:semiHidden/>
-    <w:unhideWhenUsed/>
-    <w:qFormat/>
-    <w:rsid w:val="008E3A9C"/>
-    <w:pPr>
-      <w:spacing w:before="200" w:after="160"/>
-      <w:jc w:val="center"/>
-    </w:pPr>
-    <w:rPr>
-      <w:i/>
-      <w:iCs/>
-      <w:color w:val="404040" w:themeColor="text1" w:themeTint="BF"/>
-    </w:rPr>
-  </w:style>
-  <w:style w:type="character" w:customStyle="1" w:styleId="CitaCar">
-    <w:name w:val="Cita Car"/>
-    <w:basedOn w:val="Fuentedeprrafopredeter"/>
-    <w:link w:val="Cita"/>
-    <w:uiPriority w:val="29"/>
-    <w:semiHidden/>
-    <w:rsid w:val="008E3A9C"/>
-    <w:rPr>
-      <w:i/>
-      <w:iCs/>
-      <w:color w:val="404040" w:themeColor="text1" w:themeTint="BF"/>
-      <w:kern w:val="20"/>
-    </w:rPr>
-  </w:style>
-  <w:style w:type="paragraph" w:styleId="Citadestacada">
-    <w:name w:val="Intense Quote"/>
-    <w:basedOn w:val="Normal"/>
-    <w:next w:val="Normal"/>
-    <w:link w:val="CitadestacadaCar"/>
-    <w:uiPriority w:val="30"/>
-    <w:semiHidden/>
-    <w:unhideWhenUsed/>
-    <w:qFormat/>
-    <w:rsid w:val="008E3A9C"/>
-    <w:pPr>
-      <w:pBdr>
-        <w:top w:val="single" w:sz="4" w:space="10" w:color="7E97AD" w:themeColor="accent1"/>
-        <w:bottom w:val="single" w:sz="4" w:space="10" w:color="7E97AD" w:themeColor="accent1"/>
-      </w:pBdr>
-      <w:spacing w:before="360" w:after="360"/>
-      <w:jc w:val="center"/>
-    </w:pPr>
-    <w:rPr>
-      <w:i/>
-      <w:iCs/>
-      <w:color w:val="7E97AD" w:themeColor="accent1"/>
-    </w:rPr>
-  </w:style>
-  <w:style w:type="character" w:customStyle="1" w:styleId="CitadestacadaCar">
-    <w:name w:val="Cita destacada Car"/>
-    <w:basedOn w:val="Fuentedeprrafopredeter"/>
-    <w:link w:val="Citadestacada"/>
-    <w:uiPriority w:val="30"/>
-    <w:semiHidden/>
-    <w:rsid w:val="008E3A9C"/>
-    <w:rPr>
-      <w:i/>
-      <w:iCs/>
-      <w:color w:val="7E97AD" w:themeColor="accent1"/>
-      <w:kern w:val="20"/>
-    </w:rPr>
-  </w:style>
-  <w:style w:type="character" w:styleId="Ttulodellibro">
-    <w:name w:val="Book Title"/>
-    <w:basedOn w:val="Fuentedeprrafopredeter"/>
-    <w:uiPriority w:val="33"/>
-    <w:semiHidden/>
-    <w:unhideWhenUsed/>
-    <w:qFormat/>
-    <w:rsid w:val="008E3A9C"/>
-    <w:rPr>
-      <w:b/>
-      <w:bCs/>
-      <w:i/>
-      <w:iCs/>
-      <w:spacing w:val="0"/>
-    </w:rPr>
-  </w:style>
-  <w:style w:type="character" w:styleId="Referenciaintensa">
-    <w:name w:val="Intense Reference"/>
-    <w:basedOn w:val="Fuentedeprrafopredeter"/>
-    <w:uiPriority w:val="32"/>
-    <w:semiHidden/>
-    <w:unhideWhenUsed/>
-    <w:qFormat/>
-    <w:rsid w:val="008E3A9C"/>
-    <w:rPr>
-      <w:b/>
-      <w:bCs/>
-      <w:caps w:val="0"/>
-      <w:smallCaps/>
-      <w:color w:val="7E97AD" w:themeColor="accent1"/>
-      <w:spacing w:val="0"/>
-    </w:rPr>
-  </w:style>
   <w:style w:type="table" w:styleId="Tablanormal3">
     <w:name w:val="Plain Table 3"/>
     <w:basedOn w:val="Tablanormal"/>
     <w:uiPriority w:val="43"/>
-    <w:rsid w:val="00A1749D"/>
+    <w:rsid w:val="00a1749d"/>
     <w:pPr>
       <w:spacing w:after="0"/>
     </w:pPr>
@@ -4438,7 +5489,7 @@
       <w:tblPr/>
       <w:tcPr>
         <w:tcBorders>
-          <w:bottom w:val="single" w:sz="4" w:space="0" w:color="7F7F7F" w:themeColor="text1" w:themeTint="80"/>
+          <w:bottom w:val="single" w:color="7F7F7F" w:themeColor="text1" w:sz="4" w:space="0"/>
         </w:tcBorders>
       </w:tcPr>
     </w:tblStylePr>
@@ -4464,7 +5515,7 @@
       <w:tblPr/>
       <w:tcPr>
         <w:tcBorders>
-          <w:right w:val="single" w:sz="4" w:space="0" w:color="7F7F7F" w:themeColor="text1" w:themeTint="80"/>
+          <w:right w:val="single" w:color="7F7F7F" w:themeColor="text1" w:sz="4" w:space="0"/>
         </w:tcBorders>
       </w:tcPr>
     </w:tblStylePr>
@@ -4484,13 +5535,13 @@
     <w:tblStylePr w:type="band1Vert">
       <w:tblPr/>
       <w:tcPr>
-        <w:shd w:val="clear" w:color="auto" w:fill="F2F2F2" w:themeFill="background1" w:themeFillShade="F2"/>
+        <w:shd w:val="clear" w:color="auto" w:fill="F2F2F2" w:themeFill="background1" w:themeFillShade="f2"/>
       </w:tcPr>
     </w:tblStylePr>
     <w:tblStylePr w:type="band1Horz">
       <w:tblPr/>
       <w:tcPr>
-        <w:shd w:val="clear" w:color="auto" w:fill="F2F2F2" w:themeFill="background1" w:themeFillShade="F2"/>
+        <w:shd w:val="clear" w:color="auto" w:fill="F2F2F2" w:themeFill="background1" w:themeFillShade="f2"/>
       </w:tcPr>
     </w:tblStylePr>
     <w:tblStylePr w:type="neCell">
@@ -4514,7 +5565,7 @@
     <w:name w:val="Grid Table 1 Light Accent 3"/>
     <w:basedOn w:val="Tablanormal"/>
     <w:uiPriority w:val="46"/>
-    <w:rsid w:val="006B7FF7"/>
+    <w:rsid w:val="006b7ff7"/>
     <w:pPr>
       <w:spacing w:after="0"/>
     </w:pPr>
@@ -4522,12 +5573,12 @@
       <w:tblStyleRowBandSize w:val="1"/>
       <w:tblStyleColBandSize w:val="1"/>
       <w:tblBorders>
-        <w:top w:val="single" w:sz="4" w:space="0" w:color="5BFFFF" w:themeColor="accent3" w:themeTint="66"/>
-        <w:left w:val="single" w:sz="4" w:space="0" w:color="5BFFFF" w:themeColor="accent3" w:themeTint="66"/>
-        <w:bottom w:val="single" w:sz="4" w:space="0" w:color="5BFFFF" w:themeColor="accent3" w:themeTint="66"/>
-        <w:right w:val="single" w:sz="4" w:space="0" w:color="5BFFFF" w:themeColor="accent3" w:themeTint="66"/>
-        <w:insideH w:val="single" w:sz="4" w:space="0" w:color="5BFFFF" w:themeColor="accent3" w:themeTint="66"/>
-        <w:insideV w:val="single" w:sz="4" w:space="0" w:color="5BFFFF" w:themeColor="accent3" w:themeTint="66"/>
+        <w:top w:val="single" w:color="5BFFFF" w:themeColor="accent3" w:themeTint="66" w:sz="4" w:space="0"/>
+        <w:left w:val="single" w:color="5BFFFF" w:themeColor="accent3" w:themeTint="66" w:sz="4" w:space="0"/>
+        <w:bottom w:val="single" w:color="5BFFFF" w:themeColor="accent3" w:themeTint="66" w:sz="4" w:space="0"/>
+        <w:right w:val="single" w:color="5BFFFF" w:themeColor="accent3" w:themeTint="66" w:sz="4" w:space="0"/>
+        <w:insideH w:val="single" w:color="5BFFFF" w:themeColor="accent3" w:themeTint="66" w:sz="4" w:space="0"/>
+        <w:insideV w:val="single" w:color="5BFFFF" w:themeColor="accent3" w:themeTint="66" w:sz="4" w:space="0"/>
       </w:tblBorders>
     </w:tblPr>
     <w:tblStylePr w:type="firstRow">
@@ -4538,7 +5589,7 @@
       <w:tblPr/>
       <w:tcPr>
         <w:tcBorders>
-          <w:bottom w:val="single" w:sz="12" w:space="0" w:color="0AFFFF" w:themeColor="accent3" w:themeTint="99"/>
+          <w:bottom w:val="single" w:color="0AFFFF" w:themeColor="accent3" w:sz="12" w:space="0"/>
         </w:tcBorders>
       </w:tcPr>
     </w:tblStylePr>
@@ -4550,7 +5601,7 @@
       <w:tblPr/>
       <w:tcPr>
         <w:tcBorders>
-          <w:top w:val="double" w:sz="2" w:space="0" w:color="0AFFFF" w:themeColor="accent3" w:themeTint="99"/>
+          <w:top w:val="double" w:color="0AFFFF" w:themeColor="accent3" w:sz="2" w:space="0"/>
         </w:tcBorders>
       </w:tcPr>
     </w:tblStylePr>
@@ -4559,34 +5610,21 @@
         <w:b/>
         <w:bCs/>
       </w:rPr>
+      <w:tblPr/>
     </w:tblStylePr>
     <w:tblStylePr w:type="lastCol">
       <w:rPr>
         <w:b/>
         <w:bCs/>
       </w:rPr>
+      <w:tblPr/>
     </w:tblStylePr>
-  </w:style>
-  <w:style w:type="paragraph" w:customStyle="1" w:styleId="Informacindecontacto">
-    <w:name w:val="Información de contacto"/>
-    <w:basedOn w:val="Normal"/>
-    <w:uiPriority w:val="1"/>
-    <w:qFormat/>
-    <w:rsid w:val="00356BB9"/>
-    <w:pPr>
-      <w:spacing w:after="0"/>
-    </w:pPr>
-    <w:rPr>
-      <w:b/>
-      <w:color w:val="FEDE00" w:themeColor="accent2"/>
-      <w:sz w:val="24"/>
-    </w:rPr>
   </w:style>
   <w:style w:type="table" w:styleId="Tablanormal2">
     <w:name w:val="Plain Table 2"/>
     <w:basedOn w:val="Tablanormal"/>
     <w:uiPriority w:val="42"/>
-    <w:rsid w:val="009A07A1"/>
+    <w:rsid w:val="009a07a1"/>
     <w:pPr>
       <w:spacing w:after="0"/>
     </w:pPr>
@@ -4594,8 +5632,8 @@
       <w:tblStyleRowBandSize w:val="1"/>
       <w:tblStyleColBandSize w:val="1"/>
       <w:tblBorders>
-        <w:top w:val="single" w:sz="4" w:space="0" w:color="7F7F7F" w:themeColor="text1" w:themeTint="80"/>
-        <w:bottom w:val="single" w:sz="4" w:space="0" w:color="7F7F7F" w:themeColor="text1" w:themeTint="80"/>
+        <w:top w:val="single" w:color="7F7F7F" w:themeColor="text1" w:themeTint="80" w:sz="4" w:space="0"/>
+        <w:bottom w:val="single" w:color="7F7F7F" w:themeColor="text1" w:themeTint="80" w:sz="4" w:space="0"/>
       </w:tblBorders>
     </w:tblPr>
     <w:tblStylePr w:type="firstRow">
@@ -4606,7 +5644,7 @@
       <w:tblPr/>
       <w:tcPr>
         <w:tcBorders>
-          <w:bottom w:val="single" w:sz="4" w:space="0" w:color="7F7F7F" w:themeColor="text1" w:themeTint="80"/>
+          <w:bottom w:val="single" w:color="7F7F7F" w:themeColor="text1" w:sz="4" w:space="0"/>
         </w:tcBorders>
       </w:tcPr>
     </w:tblStylePr>
@@ -4618,7 +5656,7 @@
       <w:tblPr/>
       <w:tcPr>
         <w:tcBorders>
-          <w:top w:val="single" w:sz="4" w:space="0" w:color="7F7F7F" w:themeColor="text1" w:themeTint="80"/>
+          <w:top w:val="single" w:color="7F7F7F" w:themeColor="text1" w:sz="4" w:space="0"/>
         </w:tcBorders>
       </w:tcPr>
     </w:tblStylePr>
@@ -4627,19 +5665,21 @@
         <w:b/>
         <w:bCs/>
       </w:rPr>
+      <w:tblPr/>
     </w:tblStylePr>
     <w:tblStylePr w:type="lastCol">
       <w:rPr>
         <w:b/>
         <w:bCs/>
       </w:rPr>
+      <w:tblPr/>
     </w:tblStylePr>
     <w:tblStylePr w:type="band1Vert">
       <w:tblPr/>
       <w:tcPr>
         <w:tcBorders>
-          <w:left w:val="single" w:sz="4" w:space="0" w:color="7F7F7F" w:themeColor="text1" w:themeTint="80"/>
-          <w:right w:val="single" w:sz="4" w:space="0" w:color="7F7F7F" w:themeColor="text1" w:themeTint="80"/>
+          <w:left w:val="single" w:color="7F7F7F" w:themeColor="text1" w:sz="4" w:space="0"/>
+          <w:right w:val="single" w:color="7F7F7F" w:themeColor="text1" w:sz="4" w:space="0"/>
         </w:tcBorders>
       </w:tcPr>
     </w:tblStylePr>
@@ -4647,8 +5687,8 @@
       <w:tblPr/>
       <w:tcPr>
         <w:tcBorders>
-          <w:left w:val="single" w:sz="4" w:space="0" w:color="7F7F7F" w:themeColor="text1" w:themeTint="80"/>
-          <w:right w:val="single" w:sz="4" w:space="0" w:color="7F7F7F" w:themeColor="text1" w:themeTint="80"/>
+          <w:left w:val="single" w:color="7F7F7F" w:themeColor="text1" w:sz="4" w:space="0"/>
+          <w:right w:val="single" w:color="7F7F7F" w:themeColor="text1" w:sz="4" w:space="0"/>
         </w:tcBorders>
       </w:tcPr>
     </w:tblStylePr>
@@ -4656,8 +5696,8 @@
       <w:tblPr/>
       <w:tcPr>
         <w:tcBorders>
-          <w:top w:val="single" w:sz="4" w:space="0" w:color="7F7F7F" w:themeColor="text1" w:themeTint="80"/>
-          <w:bottom w:val="single" w:sz="4" w:space="0" w:color="7F7F7F" w:themeColor="text1" w:themeTint="80"/>
+          <w:top w:val="single" w:color="7F7F7F" w:themeColor="text1" w:sz="4" w:space="0"/>
+          <w:bottom w:val="single" w:color="7F7F7F" w:themeColor="text1" w:sz="4" w:space="0"/>
         </w:tcBorders>
       </w:tcPr>
     </w:tblStylePr>
@@ -4666,19 +5706,19 @@
     <w:name w:val="Grid Table Light"/>
     <w:basedOn w:val="Tablanormal"/>
     <w:uiPriority w:val="40"/>
-    <w:rsid w:val="009A07A1"/>
+    <w:rsid w:val="009a07a1"/>
     <w:pPr>
       <w:spacing w:after="0"/>
     </w:pPr>
     <w:tblPr>
       <w:tblStyleColBandSize w:val="1"/>
       <w:tblBorders>
-        <w:top w:val="single" w:sz="4" w:space="0" w:color="BFBFBF" w:themeColor="background1" w:themeShade="BF"/>
-        <w:left w:val="single" w:sz="4" w:space="0" w:color="BFBFBF" w:themeColor="background1" w:themeShade="BF"/>
-        <w:bottom w:val="single" w:sz="4" w:space="0" w:color="BFBFBF" w:themeColor="background1" w:themeShade="BF"/>
-        <w:right w:val="single" w:sz="4" w:space="0" w:color="BFBFBF" w:themeColor="background1" w:themeShade="BF"/>
-        <w:insideH w:val="single" w:sz="4" w:space="0" w:color="BFBFBF" w:themeColor="background1" w:themeShade="BF"/>
-        <w:insideV w:val="single" w:sz="4" w:space="0" w:color="BFBFBF" w:themeColor="background1" w:themeShade="BF"/>
+        <w:top w:val="single" w:color="BFBFBF" w:themeColor="background1" w:sz="4" w:space="0"/>
+        <w:left w:val="single" w:color="BFBFBF" w:themeColor="background1" w:sz="4" w:space="0"/>
+        <w:bottom w:val="single" w:color="BFBFBF" w:themeColor="background1" w:sz="4" w:space="0"/>
+        <w:right w:val="single" w:color="BFBFBF" w:themeColor="background1" w:sz="4" w:space="0"/>
+        <w:insideH w:val="single" w:color="BFBFBF" w:themeColor="background1" w:sz="4" w:space="0"/>
+        <w:insideV w:val="single" w:color="BFBFBF" w:themeColor="background1" w:sz="4" w:space="0"/>
       </w:tblBorders>
     </w:tblPr>
     <w:tcPr>
@@ -4686,7 +5726,7 @@
     </w:tcPr>
     <w:tblStylePr w:type="band1Vert">
       <w:rPr>
-        <w:color w:val="FFFFFF" w:themeColor="background1"/>
+        <w:color w:val="ffffff" w:themeColor="background1"/>
       </w:rPr>
       <w:tblPr/>
       <w:tcPr>
@@ -4698,7 +5738,7 @@
     <w:name w:val="List Table 3"/>
     <w:basedOn w:val="Tablanormal"/>
     <w:uiPriority w:val="48"/>
-    <w:rsid w:val="00A43845"/>
+    <w:rsid w:val="00a43845"/>
     <w:pPr>
       <w:spacing w:after="0"/>
     </w:pPr>
@@ -4706,17 +5746,17 @@
       <w:tblStyleRowBandSize w:val="1"/>
       <w:tblStyleColBandSize w:val="1"/>
       <w:tblBorders>
-        <w:top w:val="single" w:sz="4" w:space="0" w:color="000000" w:themeColor="text1"/>
-        <w:left w:val="single" w:sz="4" w:space="0" w:color="000000" w:themeColor="text1"/>
-        <w:bottom w:val="single" w:sz="4" w:space="0" w:color="000000" w:themeColor="text1"/>
-        <w:right w:val="single" w:sz="4" w:space="0" w:color="000000" w:themeColor="text1"/>
+        <w:top w:val="single" w:color="000000" w:themeColor="text1" w:sz="4" w:space="0"/>
+        <w:left w:val="single" w:color="000000" w:themeColor="text1" w:sz="4" w:space="0"/>
+        <w:bottom w:val="single" w:color="000000" w:themeColor="text1" w:sz="4" w:space="0"/>
+        <w:right w:val="single" w:color="000000" w:themeColor="text1" w:sz="4" w:space="0"/>
       </w:tblBorders>
     </w:tblPr>
     <w:tblStylePr w:type="firstRow">
       <w:rPr>
         <w:b/>
         <w:bCs/>
-        <w:color w:val="FFFFFF" w:themeColor="background1"/>
+        <w:color w:val="ffffff" w:themeColor="background1"/>
       </w:rPr>
       <w:tblPr/>
       <w:tcPr>
@@ -4731,7 +5771,7 @@
       <w:tblPr/>
       <w:tcPr>
         <w:tcBorders>
-          <w:top w:val="double" w:sz="4" w:space="0" w:color="000000" w:themeColor="text1"/>
+          <w:top w:val="double" w:color="000000" w:themeColor="text1" w:sz="4" w:space="0"/>
         </w:tcBorders>
         <w:shd w:val="clear" w:color="auto" w:fill="FFFFFF" w:themeFill="background1"/>
       </w:tcPr>
@@ -4766,8 +5806,8 @@
       <w:tblPr/>
       <w:tcPr>
         <w:tcBorders>
-          <w:left w:val="single" w:sz="4" w:space="0" w:color="000000" w:themeColor="text1"/>
-          <w:right w:val="single" w:sz="4" w:space="0" w:color="000000" w:themeColor="text1"/>
+          <w:left w:val="single" w:color="000000" w:themeColor="text1" w:sz="4" w:space="0"/>
+          <w:right w:val="single" w:color="000000" w:themeColor="text1" w:sz="4" w:space="0"/>
         </w:tcBorders>
       </w:tcPr>
     </w:tblStylePr>
@@ -4775,8 +5815,8 @@
       <w:tblPr/>
       <w:tcPr>
         <w:tcBorders>
-          <w:top w:val="single" w:sz="4" w:space="0" w:color="000000" w:themeColor="text1"/>
-          <w:bottom w:val="single" w:sz="4" w:space="0" w:color="000000" w:themeColor="text1"/>
+          <w:top w:val="single" w:color="000000" w:themeColor="text1" w:sz="4" w:space="0"/>
+          <w:bottom w:val="single" w:color="000000" w:themeColor="text1" w:sz="4" w:space="0"/>
           <w:insideH w:val="nil"/>
         </w:tcBorders>
       </w:tcPr>
@@ -4803,7 +5843,7 @@
       <w:tblPr/>
       <w:tcPr>
         <w:tcBorders>
-          <w:top w:val="double" w:sz="4" w:space="0" w:color="000000" w:themeColor="text1"/>
+          <w:top w:val="double" w:color="000000" w:themeColor="text1" w:sz="4" w:space="0"/>
           <w:left w:val="nil"/>
         </w:tcBorders>
       </w:tcPr>
@@ -4812,7 +5852,7 @@
       <w:tblPr/>
       <w:tcPr>
         <w:tcBorders>
-          <w:top w:val="double" w:sz="4" w:space="0" w:color="000000" w:themeColor="text1"/>
+          <w:top w:val="double" w:color="000000" w:themeColor="text1" w:sz="4" w:space="0"/>
           <w:right w:val="nil"/>
         </w:tcBorders>
       </w:tcPr>
@@ -5571,38 +6611,38 @@
 </file>
 
 <file path=word/theme/theme1.xml><?xml version="1.0" encoding="utf-8"?>
-<a:theme xmlns:a="http://schemas.openxmlformats.org/drawingml/2006/main" name="Office Theme">
+<a:theme xmlns:a="http://schemas.openxmlformats.org/drawingml/2006/main" xmlns:r="http://schemas.openxmlformats.org/officeDocument/2006/relationships" name="Office Theme">
   <a:themeElements>
     <a:clrScheme name="Custom 231">
       <a:dk1>
         <a:srgbClr val="000000"/>
       </a:dk1>
       <a:lt1>
-        <a:srgbClr val="FFFFFF"/>
+        <a:srgbClr val="ffffff"/>
       </a:lt1>
       <a:dk2>
-        <a:srgbClr val="22205F"/>
+        <a:srgbClr val="22205f"/>
       </a:dk2>
       <a:lt2>
-        <a:srgbClr val="DC9E1F"/>
+        <a:srgbClr val="dc9e1f"/>
       </a:lt2>
       <a:accent1>
-        <a:srgbClr val="7E97AD"/>
+        <a:srgbClr val="7e97ad"/>
       </a:accent1>
       <a:accent2>
-        <a:srgbClr val="FEDE00"/>
+        <a:srgbClr val="fede00"/>
       </a:accent2>
       <a:accent3>
         <a:srgbClr val="006666"/>
       </a:accent3>
       <a:accent4>
-        <a:srgbClr val="00679A"/>
+        <a:srgbClr val="00679a"/>
       </a:accent4>
       <a:accent5>
-        <a:srgbClr val="CA992C"/>
+        <a:srgbClr val="ca992c"/>
       </a:accent5>
       <a:accent6>
-        <a:srgbClr val="9D936F"/>
+        <a:srgbClr val="9d936f"/>
       </a:accent6>
       <a:hlink>
         <a:srgbClr val="646464"/>
@@ -5613,119 +6653,55 @@
     </a:clrScheme>
     <a:fontScheme name="Franklin Gothic">
       <a:majorFont>
-        <a:latin typeface="Franklin Gothic Medium" panose="020B0603020102020204"/>
+        <a:latin typeface="Franklin Gothic Medium" panose="020B0603020102020204" pitchFamily="0" charset="1"/>
         <a:ea typeface=""/>
         <a:cs typeface=""/>
-        <a:font script="Jpan" typeface="HG創英角ｺﾞｼｯｸUB"/>
-        <a:font script="Hang" typeface="돋움"/>
-        <a:font script="Hans" typeface="隶书"/>
-        <a:font script="Hant" typeface="微軟正黑體"/>
-        <a:font script="Arab" typeface="Tahoma"/>
-        <a:font script="Hebr" typeface="Aharoni"/>
-        <a:font script="Thai" typeface="LilyUPC"/>
-        <a:font script="Ethi" typeface="Nyala"/>
-        <a:font script="Beng" typeface="Vrinda"/>
-        <a:font script="Gujr" typeface="Shruti"/>
-        <a:font script="Khmr" typeface="DaunPenh"/>
-        <a:font script="Knda" typeface="Tunga"/>
-        <a:font script="Guru" typeface="Raavi"/>
-        <a:font script="Cans" typeface="Euphemia"/>
-        <a:font script="Cher" typeface="Plantagenet Cherokee"/>
-        <a:font script="Yiii" typeface="Microsoft Yi Baiti"/>
-        <a:font script="Tibt" typeface="Microsoft Himalaya"/>
-        <a:font script="Thaa" typeface="MV Boli"/>
-        <a:font script="Deva" typeface="Mangal"/>
-        <a:font script="Telu" typeface="Gautami"/>
-        <a:font script="Taml" typeface="Latha"/>
-        <a:font script="Syrc" typeface="Estrangelo Edessa"/>
-        <a:font script="Orya" typeface="Kalinga"/>
-        <a:font script="Mlym" typeface="Kartika"/>
-        <a:font script="Laoo" typeface="DokChampa"/>
-        <a:font script="Sinh" typeface="Iskoola Pota"/>
-        <a:font script="Mong" typeface="Mongolian Baiti"/>
-        <a:font script="Viet" typeface="Arial"/>
-        <a:font script="Uigh" typeface="Microsoft Uighur"/>
-        <a:font script="Geor" typeface="Sylfaen"/>
       </a:majorFont>
       <a:minorFont>
-        <a:latin typeface="Franklin Gothic Book" panose="020B0503020102020204"/>
+        <a:latin typeface="Franklin Gothic Book" panose="020B0503020102020204" pitchFamily="0" charset="1"/>
         <a:ea typeface=""/>
         <a:cs typeface=""/>
-        <a:font script="Jpan" typeface="HGｺﾞｼｯｸE"/>
-        <a:font script="Hang" typeface="돋움"/>
-        <a:font script="Hans" typeface="华文楷体"/>
-        <a:font script="Hant" typeface="微軟正黑體"/>
-        <a:font script="Arab" typeface="Tahoma"/>
-        <a:font script="Hebr" typeface="Aharoni"/>
-        <a:font script="Thai" typeface="LilyUPC"/>
-        <a:font script="Ethi" typeface="Nyala"/>
-        <a:font script="Beng" typeface="Vrinda"/>
-        <a:font script="Gujr" typeface="Shruti"/>
-        <a:font script="Khmr" typeface="DaunPenh"/>
-        <a:font script="Knda" typeface="Tunga"/>
-        <a:font script="Guru" typeface="Raavi"/>
-        <a:font script="Cans" typeface="Euphemia"/>
-        <a:font script="Cher" typeface="Plantagenet Cherokee"/>
-        <a:font script="Yiii" typeface="Microsoft Yi Baiti"/>
-        <a:font script="Tibt" typeface="Microsoft Himalaya"/>
-        <a:font script="Thaa" typeface="MV Boli"/>
-        <a:font script="Deva" typeface="Mangal"/>
-        <a:font script="Telu" typeface="Gautami"/>
-        <a:font script="Taml" typeface="Latha"/>
-        <a:font script="Syrc" typeface="Estrangelo Edessa"/>
-        <a:font script="Orya" typeface="Kalinga"/>
-        <a:font script="Mlym" typeface="Kartika"/>
-        <a:font script="Laoo" typeface="DokChampa"/>
-        <a:font script="Sinh" typeface="Iskoola Pota"/>
-        <a:font script="Mong" typeface="Mongolian Baiti"/>
-        <a:font script="Viet" typeface="Tahoma"/>
-        <a:font script="Uigh" typeface="Microsoft Uighur"/>
-        <a:font script="Geor" typeface="Sylfaen"/>
       </a:minorFont>
     </a:fontScheme>
-    <a:fmtScheme name="Office">
+    <a:fmtScheme>
       <a:fillStyleLst>
         <a:solidFill>
           <a:schemeClr val="phClr"/>
         </a:solidFill>
-        <a:gradFill rotWithShape="1">
+        <a:gradFill>
           <a:gsLst>
             <a:gs pos="0">
               <a:schemeClr val="phClr">
                 <a:lumMod val="110000"/>
-                <a:satMod val="105000"/>
                 <a:tint val="67000"/>
               </a:schemeClr>
             </a:gs>
             <a:gs pos="50000">
               <a:schemeClr val="phClr">
                 <a:lumMod val="105000"/>
-                <a:satMod val="103000"/>
                 <a:tint val="73000"/>
               </a:schemeClr>
             </a:gs>
             <a:gs pos="100000">
               <a:schemeClr val="phClr">
                 <a:lumMod val="105000"/>
-                <a:satMod val="109000"/>
                 <a:tint val="81000"/>
               </a:schemeClr>
             </a:gs>
           </a:gsLst>
           <a:lin ang="5400000" scaled="0"/>
+          <a:tileRect l="0" t="0" r="0" b="0"/>
         </a:gradFill>
-        <a:gradFill rotWithShape="1">
+        <a:gradFill>
           <a:gsLst>
             <a:gs pos="0">
               <a:schemeClr val="phClr">
-                <a:satMod val="103000"/>
                 <a:lumMod val="102000"/>
                 <a:tint val="94000"/>
               </a:schemeClr>
             </a:gs>
             <a:gs pos="50000">
               <a:schemeClr val="phClr">
-                <a:satMod val="110000"/>
                 <a:lumMod val="100000"/>
                 <a:shade val="100000"/>
               </a:schemeClr>
@@ -5733,33 +6709,24 @@
             <a:gs pos="100000">
               <a:schemeClr val="phClr">
                 <a:lumMod val="99000"/>
-                <a:satMod val="120000"/>
                 <a:shade val="78000"/>
               </a:schemeClr>
             </a:gs>
           </a:gsLst>
           <a:lin ang="5400000" scaled="0"/>
+          <a:tileRect l="0" t="0" r="0" b="0"/>
         </a:gradFill>
       </a:fillStyleLst>
       <a:lnStyleLst>
         <a:ln w="6350" cap="flat" cmpd="sng" algn="ctr">
-          <a:solidFill>
-            <a:schemeClr val="phClr"/>
-          </a:solidFill>
           <a:prstDash val="solid"/>
           <a:miter lim="800000"/>
         </a:ln>
         <a:ln w="12700" cap="flat" cmpd="sng" algn="ctr">
-          <a:solidFill>
-            <a:schemeClr val="phClr"/>
-          </a:solidFill>
           <a:prstDash val="solid"/>
           <a:miter lim="800000"/>
         </a:ln>
         <a:ln w="19050" cap="flat" cmpd="sng" algn="ctr">
-          <a:solidFill>
-            <a:schemeClr val="phClr"/>
-          </a:solidFill>
           <a:prstDash val="solid"/>
           <a:miter lim="800000"/>
         </a:ln>
@@ -5772,13 +6739,7 @@
           <a:effectLst/>
         </a:effectStyle>
         <a:effectStyle>
-          <a:effectLst>
-            <a:outerShdw blurRad="57150" dist="19050" dir="5400000" algn="ctr" rotWithShape="0">
-              <a:srgbClr val="000000">
-                <a:alpha val="63000"/>
-              </a:srgbClr>
-            </a:outerShdw>
-          </a:effectLst>
+          <a:effectLst/>
         </a:effectStyle>
       </a:effectStyleLst>
       <a:bgFillStyleLst>
@@ -5788,15 +6749,13 @@
         <a:solidFill>
           <a:schemeClr val="phClr">
             <a:tint val="95000"/>
-            <a:satMod val="170000"/>
           </a:schemeClr>
         </a:solidFill>
-        <a:gradFill rotWithShape="1">
+        <a:gradFill>
           <a:gsLst>
             <a:gs pos="0">
               <a:schemeClr val="phClr">
                 <a:tint val="93000"/>
-                <a:satMod val="150000"/>
                 <a:shade val="98000"/>
                 <a:lumMod val="102000"/>
               </a:schemeClr>
@@ -5804,7 +6763,6 @@
             <a:gs pos="50000">
               <a:schemeClr val="phClr">
                 <a:tint val="98000"/>
-                <a:satMod val="130000"/>
                 <a:shade val="90000"/>
                 <a:lumMod val="103000"/>
               </a:schemeClr>
@@ -5812,43 +6770,19 @@
             <a:gs pos="100000">
               <a:schemeClr val="phClr">
                 <a:shade val="63000"/>
-                <a:satMod val="120000"/>
               </a:schemeClr>
             </a:gs>
           </a:gsLst>
           <a:lin ang="5400000" scaled="0"/>
+          <a:tileRect l="0" t="0" r="0" b="0"/>
         </a:gradFill>
       </a:bgFillStyleLst>
     </a:fmtScheme>
   </a:themeElements>
-  <a:objectDefaults/>
-  <a:extraClrSchemeLst/>
-  <a:extLst>
-    <a:ext uri="{05A4C25C-085E-4340-85A3-A5531E510DB2}">
-      <thm15:themeFamily xmlns:thm15="http://schemas.microsoft.com/office/thememl/2012/main" name="Office Theme" id="{62F939B6-93AF-4DB8-9C6B-D6C7DFDC589F}" vid="{4A3C46E8-61CC-4603-A589-7422A47A8E4A}"/>
-    </a:ext>
-  </a:extLst>
 </a:theme>
 </file>
 
 <file path=customXml/item1.xml><?xml version="1.0" encoding="utf-8"?>
-<p:properties xmlns:p="http://schemas.microsoft.com/office/2006/metadata/properties" xmlns:xsi="http://www.w3.org/2001/XMLSchema-instance" xmlns:pc="http://schemas.microsoft.com/office/infopath/2007/PartnerControls">
-  <documentManagement>
-    <MediaServiceKeyPoints xmlns="71af3243-3dd4-4a8d-8c0d-dd76da1f02a5" xsi:nil="true"/>
-  </documentManagement>
-</p:properties>
-</file>
-
-<file path=customXml/item2.xml><?xml version="1.0" encoding="utf-8"?>
-<?mso-contentType ?>
-<FormTemplates xmlns="http://schemas.microsoft.com/sharepoint/v3/contenttype/forms">
-  <Display>DocumentLibraryForm</Display>
-  <Edit>DocumentLibraryForm</Edit>
-  <New>DocumentLibraryForm</New>
-</FormTemplates>
-</file>
-
-<file path=customXml/item3.xml><?xml version="1.0" encoding="utf-8"?>
 <ct:contentTypeSchema xmlns:ct="http://schemas.microsoft.com/office/2006/metadata/contentType" xmlns:ma="http://schemas.microsoft.com/office/2006/metadata/properties/metaAttributes" ct:_="" ma:_="" ma:contentTypeName="Document" ma:contentTypeID="0x01010079F111ED35F8CC479449609E8A0923A6" ma:contentTypeVersion="11" ma:contentTypeDescription="Create a new document." ma:contentTypeScope="" ma:versionID="1c2eb7a32e66fb6e4260f3771546a5e2">
   <xsd:schema xmlns:xsd="http://www.w3.org/2001/XMLSchema" xmlns:xs="http://www.w3.org/2001/XMLSchema" xmlns:p="http://schemas.microsoft.com/office/2006/metadata/properties" xmlns:ns2="71af3243-3dd4-4a8d-8c0d-dd76da1f02a5" xmlns:ns3="16c05727-aa75-4e4a-9b5f-8a80a1165891" targetNamespace="http://schemas.microsoft.com/office/2006/metadata/properties" ma:root="true" ma:fieldsID="04e1f6479c48b08974ba73b5ca973489" ns2:_="" ns3:_="">
     <xsd:import namespace="71af3243-3dd4-4a8d-8c0d-dd76da1f02a5"/>
@@ -6059,25 +6993,24 @@
 </ct:contentTypeSchema>
 </file>
 
-<file path=customXml/itemProps1.xml><?xml version="1.0" encoding="utf-8"?>
-<ds:datastoreItem xmlns:ds="http://schemas.openxmlformats.org/officeDocument/2006/customXml" ds:itemID="{B550BB7C-2FBC-4612-9ECE-2EA076035D14}">
-  <ds:schemaRefs>
-    <ds:schemaRef ds:uri="http://schemas.microsoft.com/office/2006/metadata/properties"/>
-    <ds:schemaRef ds:uri="http://schemas.microsoft.com/office/infopath/2007/PartnerControls"/>
-    <ds:schemaRef ds:uri="71af3243-3dd4-4a8d-8c0d-dd76da1f02a5"/>
-  </ds:schemaRefs>
-</ds:datastoreItem>
+<file path=customXml/item2.xml><?xml version="1.0" encoding="utf-8"?>
+<?mso-contentType ?>
+<FormTemplates xmlns="http://schemas.microsoft.com/sharepoint/v3/contenttype/forms">
+  <Display>DocumentLibraryForm</Display>
+  <Edit>DocumentLibraryForm</Edit>
+  <New>DocumentLibraryForm</New>
+</FormTemplates>
 </file>
 
-<file path=customXml/itemProps2.xml><?xml version="1.0" encoding="utf-8"?>
-<ds:datastoreItem xmlns:ds="http://schemas.openxmlformats.org/officeDocument/2006/customXml" ds:itemID="{BEA6D05B-AD60-405F-B8DB-FC61ABCDF8E2}">
-  <ds:schemaRefs>
-    <ds:schemaRef ds:uri="http://schemas.microsoft.com/sharepoint/v3/contenttype/forms"/>
-  </ds:schemaRefs>
-</ds:datastoreItem>
+<file path=customXml/item3.xml><?xml version="1.0" encoding="utf-8"?>
+<p:properties xmlns:p="http://schemas.microsoft.com/office/2006/metadata/properties" xmlns:xsi="http://www.w3.org/2001/XMLSchema-instance" xmlns:pc="http://schemas.microsoft.com/office/infopath/2007/PartnerControls">
+  <documentManagement>
+    <MediaServiceKeyPoints xmlns="71af3243-3dd4-4a8d-8c0d-dd76da1f02a5" xsi:nil="true"/>
+  </documentManagement>
+</p:properties>
 </file>
 
-<file path=customXml/itemProps3.xml><?xml version="1.0" encoding="utf-8"?>
+<file path=customXml/itemProps1.xml><?xml version="1.0" encoding="utf-8"?>
 <ds:datastoreItem xmlns:ds="http://schemas.openxmlformats.org/officeDocument/2006/customXml" ds:itemID="{23573660-FE3A-4463-827C-CAE2430F8500}">
   <ds:schemaRefs>
     <ds:schemaRef ds:uri="http://schemas.microsoft.com/office/2006/metadata/contentType"/>
@@ -6094,4 +7027,22 @@
     <ds:schemaRef ds:uri="http://schemas.microsoft.com/internal/obd"/>
   </ds:schemaRefs>
 </ds:datastoreItem>
+</file>
+
+<file path=customXml/itemProps2.xml><?xml version="1.0" encoding="utf-8"?>
+<ds:datastoreItem xmlns:ds="http://schemas.openxmlformats.org/officeDocument/2006/customXml" ds:itemID="{BEA6D05B-AD60-405F-B8DB-FC61ABCDF8E2}">
+  <ds:schemaRefs>
+    <ds:schemaRef ds:uri="http://schemas.microsoft.com/sharepoint/v3/contenttype/forms"/>
+  </ds:schemaRefs>
+</ds:datastoreItem>
+</file>
+
+<file path=customXml/itemProps3.xml><?xml version="1.0" encoding="utf-8"?>
+<ds:datastoreItem xmlns:ds="http://schemas.openxmlformats.org/officeDocument/2006/customXml" ds:itemID="{B550BB7C-2FBC-4612-9ECE-2EA076035D14}">
+  <ds:schemaRefs>
+    <ds:schemaRef ds:uri="http://schemas.microsoft.com/office/2006/metadata/properties"/>
+    <ds:schemaRef ds:uri="http://schemas.microsoft.com/office/infopath/2007/PartnerControls"/>
+    <ds:schemaRef ds:uri="71af3243-3dd4-4a8d-8c0d-dd76da1f02a5"/>
+  </ds:schemaRefs>
+</ds:datastoreItem>
 </file>
--- a/pesaje/analytica/Report/PrintRecepcionGuiaRecepcionV2.docx
+++ b/pesaje/analytica/Report/PrintRecepcionGuiaRecepcionV2.docx
@@ -697,7 +697,6 @@
                 <w:szCs w:val="16"/>
               </w:rPr>
             </w:pPr>
-            <w:proofErr w:type="gramStart"/>
             <w:r>
               <w:rPr>
                 <w:rFonts w:ascii="Arial" w:hAnsi="Arial"/>
@@ -707,19 +706,7 @@
                 <w:szCs w:val="16"/>
                 <w:lang w:val="es-PE"/>
               </w:rPr>
-              <w:t>Ticket</w:t>
-            </w:r>
-            <w:proofErr w:type="gramEnd"/>
-            <w:r>
-              <w:rPr>
-                <w:rFonts w:ascii="Arial" w:hAnsi="Arial"/>
-                <w:b/>
-                <w:color w:val="000000" w:themeColor="text1"/>
-                <w:sz w:val="16"/>
-                <w:szCs w:val="16"/>
-                <w:lang w:val="es-PE"/>
-              </w:rPr>
-              <w:t xml:space="preserve"> de Pesaje</w:t>
+              <w:t>Ticket de Pesaje</w:t>
             </w:r>
             <w:r>
               <w:rPr>
@@ -2468,7 +2455,7 @@
     </w:tbl>
     <w:tbl>
       <w:tblPr>
-        <w:tblW w:w="11616" w:type="dxa"/>
+        <w:tblW w:w="11492" w:type="dxa"/>
         <w:tblInd w:w="-10" w:type="dxa"/>
         <w:shd w:val="clear" w:color="auto" w:fill="538135" w:themeFill="accent6" w:themeFillShade="BF"/>
         <w:tblLayout w:type="fixed"/>
@@ -2480,11 +2467,13 @@
         <w:tblDescription w:val="Tabla de diseño de encabezado"/>
       </w:tblPr>
       <w:tblGrid>
-        <w:gridCol w:w="3385"/>
-        <w:gridCol w:w="2432"/>
-        <w:gridCol w:w="1401"/>
+        <w:gridCol w:w="1711"/>
+        <w:gridCol w:w="1843"/>
+        <w:gridCol w:w="1701"/>
+        <w:gridCol w:w="1985"/>
+        <w:gridCol w:w="1134"/>
         <w:gridCol w:w="1434"/>
-        <w:gridCol w:w="2964"/>
+        <w:gridCol w:w="1684"/>
       </w:tblGrid>
       <w:tr>
         <w:trPr>
@@ -2492,7 +2481,7 @@
         </w:trPr>
         <w:tc>
           <w:tcPr>
-            <w:tcW w:w="3385" w:type="dxa"/>
+            <w:tcW w:w="1711" w:type="dxa"/>
             <w:tcBorders>
               <w:top w:val="single" w:sz="4" w:space="0" w:color="auto"/>
               <w:bottom w:val="single" w:sz="4" w:space="0" w:color="auto"/>
@@ -2528,7 +2517,7 @@
         </w:tc>
         <w:tc>
           <w:tcPr>
-            <w:tcW w:w="2432" w:type="dxa"/>
+            <w:tcW w:w="1843" w:type="dxa"/>
             <w:tcBorders>
               <w:top w:val="single" w:sz="4" w:space="0" w:color="auto"/>
               <w:bottom w:val="single" w:sz="4" w:space="0" w:color="auto"/>
@@ -2537,6 +2526,40 @@
           </w:tcPr>
           <w:p>
             <w:pPr>
+              <w:ind w:left="-114" w:firstLine="114"/>
+              <w:rPr>
+                <w:rFonts w:ascii="Arial" w:hAnsi="Arial"/>
+                <w:b/>
+                <w:color w:val="000000" w:themeColor="text1"/>
+                <w:w w:val="96"/>
+                <w:sz w:val="16"/>
+                <w:szCs w:val="16"/>
+              </w:rPr>
+            </w:pPr>
+            <w:r>
+              <w:rPr>
+                <w:rFonts w:ascii="Arial" w:hAnsi="Arial"/>
+                <w:b/>
+                <w:color w:val="000000" w:themeColor="text1"/>
+                <w:w w:val="96"/>
+                <w:sz w:val="16"/>
+                <w:szCs w:val="16"/>
+              </w:rPr>
+              <w:t>Código Unico</w:t>
+            </w:r>
+          </w:p>
+        </w:tc>
+        <w:tc>
+          <w:tcPr>
+            <w:tcW w:w="1701" w:type="dxa"/>
+            <w:tcBorders>
+              <w:top w:val="single" w:sz="4" w:space="0" w:color="auto"/>
+              <w:bottom w:val="single" w:sz="4" w:space="0" w:color="auto"/>
+            </w:tcBorders>
+            <w:vAlign w:val="center"/>
+          </w:tcPr>
+          <w:p>
+            <w:pPr>
               <w:spacing w:line="0" w:lineRule="atLeast"/>
               <w:rPr>
                 <w:rFonts w:ascii="Arial" w:hAnsi="Arial"/>
@@ -2547,7 +2570,6 @@
                 <w:szCs w:val="16"/>
               </w:rPr>
             </w:pPr>
-            <w:proofErr w:type="spellStart"/>
             <w:r>
               <w:rPr>
                 <w:rFonts w:ascii="Arial" w:hAnsi="Arial"/>
@@ -2557,14 +2579,47 @@
                 <w:sz w:val="16"/>
                 <w:szCs w:val="16"/>
               </w:rPr>
-              <w:t>Procedencia</w:t>
-            </w:r>
-            <w:proofErr w:type="spellEnd"/>
-          </w:p>
-        </w:tc>
-        <w:tc>
-          <w:tcPr>
-            <w:tcW w:w="1401" w:type="dxa"/>
+              <w:t>Concesión</w:t>
+            </w:r>
+          </w:p>
+        </w:tc>
+        <w:tc>
+          <w:tcPr>
+            <w:tcW w:w="1985" w:type="dxa"/>
+            <w:tcBorders>
+              <w:top w:val="single" w:sz="4" w:space="0" w:color="auto"/>
+              <w:bottom w:val="single" w:sz="4" w:space="0" w:color="auto"/>
+            </w:tcBorders>
+            <w:vAlign w:val="center"/>
+          </w:tcPr>
+          <w:p>
+            <w:pPr>
+              <w:spacing w:line="0" w:lineRule="atLeast"/>
+              <w:rPr>
+                <w:rFonts w:ascii="Arial" w:hAnsi="Arial"/>
+                <w:b/>
+                <w:color w:val="000000" w:themeColor="text1"/>
+                <w:w w:val="96"/>
+                <w:sz w:val="16"/>
+                <w:szCs w:val="16"/>
+              </w:rPr>
+            </w:pPr>
+            <w:r>
+              <w:rPr>
+                <w:rFonts w:ascii="Arial" w:hAnsi="Arial"/>
+                <w:b/>
+                <w:color w:val="000000" w:themeColor="text1"/>
+                <w:w w:val="96"/>
+                <w:sz w:val="16"/>
+                <w:szCs w:val="16"/>
+              </w:rPr>
+              <w:t>Ubicación Concesión</w:t>
+            </w:r>
+          </w:p>
+        </w:tc>
+        <w:tc>
+          <w:tcPr>
+            <w:tcW w:w="1134" w:type="dxa"/>
             <w:tcBorders>
               <w:top w:val="single" w:sz="4" w:space="0" w:color="auto"/>
               <w:bottom w:val="single" w:sz="4" w:space="0" w:color="auto"/>
@@ -2636,7 +2691,7 @@
         </w:tc>
         <w:tc>
           <w:tcPr>
-            <w:tcW w:w="2964" w:type="dxa"/>
+            <w:tcW w:w="1684" w:type="dxa"/>
             <w:tcBorders>
               <w:top w:val="single" w:sz="4" w:space="0" w:color="auto"/>
               <w:bottom w:val="single" w:sz="4" w:space="0" w:color="auto"/>
@@ -2646,6 +2701,7 @@
           <w:p>
             <w:pPr>
               <w:spacing w:line="0" w:lineRule="atLeast"/>
+              <w:ind w:right="141"/>
               <w:rPr>
                 <w:rFonts w:ascii="Arial" w:hAnsi="Arial"/>
                 <w:b/>
@@ -2675,7 +2731,7 @@
         </w:trPr>
         <w:tc>
           <w:tcPr>
-            <w:tcW w:w="3385" w:type="dxa"/>
+            <w:tcW w:w="1711" w:type="dxa"/>
             <w:tcBorders>
               <w:top w:val="single" w:sz="4" w:space="0" w:color="auto"/>
             </w:tcBorders>
@@ -2748,7 +2804,7 @@
         </w:tc>
         <w:tc>
           <w:tcPr>
-            <w:tcW w:w="2432" w:type="dxa"/>
+            <w:tcW w:w="1843" w:type="dxa"/>
             <w:tcBorders>
               <w:top w:val="single" w:sz="4" w:space="0" w:color="auto"/>
             </w:tcBorders>
@@ -2759,9 +2815,8 @@
               <w:spacing w:line="0" w:lineRule="atLeast"/>
               <w:rPr>
                 <w:rFonts w:ascii="Arial" w:hAnsi="Arial"/>
-                <w:b/>
-                <w:color w:val="000000" w:themeColor="text1"/>
-                <w:w w:val="96"/>
+                <w:bCs/>
+                <w:color w:val="000000" w:themeColor="text1"/>
                 <w:sz w:val="14"/>
                 <w:szCs w:val="14"/>
               </w:rPr>
@@ -2784,7 +2839,7 @@
                 <w:sz w:val="14"/>
                 <w:szCs w:val="14"/>
               </w:rPr>
-              <w:instrText xml:space="preserve"> MERGEFIELD  </w:instrText>
+              <w:instrText xml:space="preserve"> MERGEFIELD  procedencia_cod  \* MERGEFORMAT </w:instrText>
             </w:r>
             <w:r>
               <w:rPr>
@@ -2794,17 +2849,18 @@
                 <w:sz w:val="14"/>
                 <w:szCs w:val="14"/>
               </w:rPr>
-              <w:instrText>procedencia_nom</w:instrText>
-            </w:r>
-            <w:r>
-              <w:rPr>
-                <w:rFonts w:ascii="Arial" w:hAnsi="Arial"/>
-                <w:bCs/>
+              <w:fldChar w:fldCharType="separate"/>
+            </w:r>
+            <w:r>
+              <w:rPr>
+                <w:rFonts w:ascii="Arial" w:hAnsi="Arial"/>
+                <w:bCs/>
+                <w:noProof/>
                 <w:color w:val="000000" w:themeColor="text1"/>
                 <w:sz w:val="14"/>
                 <w:szCs w:val="14"/>
               </w:rPr>
-              <w:instrText xml:space="preserve">  \* MERGEFORMAT </w:instrText>
+              <w:t>«procedencia_cod»</w:t>
             </w:r>
             <w:r>
               <w:rPr>
@@ -2814,34 +2870,13 @@
                 <w:sz w:val="14"/>
                 <w:szCs w:val="14"/>
               </w:rPr>
-              <w:fldChar w:fldCharType="separate"/>
-            </w:r>
-            <w:r>
-              <w:rPr>
-                <w:rFonts w:ascii="Arial" w:hAnsi="Arial"/>
-                <w:bCs/>
-                <w:noProof/>
-                <w:color w:val="000000" w:themeColor="text1"/>
-                <w:sz w:val="14"/>
-                <w:szCs w:val="14"/>
-              </w:rPr>
-              <w:t>«procedencia_nom»</w:t>
-            </w:r>
-            <w:r>
-              <w:rPr>
-                <w:rFonts w:ascii="Arial" w:hAnsi="Arial"/>
-                <w:bCs/>
-                <w:color w:val="000000" w:themeColor="text1"/>
-                <w:sz w:val="14"/>
-                <w:szCs w:val="14"/>
-              </w:rPr>
               <w:fldChar w:fldCharType="end"/>
             </w:r>
           </w:p>
         </w:tc>
         <w:tc>
           <w:tcPr>
-            <w:tcW w:w="1401" w:type="dxa"/>
+            <w:tcW w:w="1701" w:type="dxa"/>
             <w:tcBorders>
               <w:top w:val="single" w:sz="4" w:space="0" w:color="auto"/>
             </w:tcBorders>
@@ -2852,6 +2887,78 @@
               <w:spacing w:line="0" w:lineRule="atLeast"/>
               <w:rPr>
                 <w:rFonts w:ascii="Arial" w:hAnsi="Arial"/>
+                <w:bCs/>
+                <w:color w:val="000000" w:themeColor="text1"/>
+                <w:sz w:val="14"/>
+                <w:szCs w:val="14"/>
+              </w:rPr>
+            </w:pPr>
+            <w:r>
+              <w:rPr>
+                <w:rFonts w:ascii="Arial" w:hAnsi="Arial"/>
+                <w:bCs/>
+                <w:color w:val="000000" w:themeColor="text1"/>
+                <w:sz w:val="14"/>
+                <w:szCs w:val="14"/>
+              </w:rPr>
+              <w:fldChar w:fldCharType="begin"/>
+            </w:r>
+            <w:r>
+              <w:rPr>
+                <w:rFonts w:ascii="Arial" w:hAnsi="Arial"/>
+                <w:bCs/>
+                <w:color w:val="000000" w:themeColor="text1"/>
+                <w:sz w:val="14"/>
+                <w:szCs w:val="14"/>
+              </w:rPr>
+              <w:instrText xml:space="preserve"> MERGEFIELD  procedencia_nom  \* MERGEFORMAT </w:instrText>
+            </w:r>
+            <w:r>
+              <w:rPr>
+                <w:rFonts w:ascii="Arial" w:hAnsi="Arial"/>
+                <w:bCs/>
+                <w:color w:val="000000" w:themeColor="text1"/>
+                <w:sz w:val="14"/>
+                <w:szCs w:val="14"/>
+              </w:rPr>
+              <w:fldChar w:fldCharType="separate"/>
+            </w:r>
+            <w:r>
+              <w:rPr>
+                <w:rFonts w:ascii="Arial" w:hAnsi="Arial"/>
+                <w:bCs/>
+                <w:noProof/>
+                <w:color w:val="000000" w:themeColor="text1"/>
+                <w:sz w:val="14"/>
+                <w:szCs w:val="14"/>
+              </w:rPr>
+              <w:t>«procedencia_nom»</w:t>
+            </w:r>
+            <w:r>
+              <w:rPr>
+                <w:rFonts w:ascii="Arial" w:hAnsi="Arial"/>
+                <w:bCs/>
+                <w:color w:val="000000" w:themeColor="text1"/>
+                <w:sz w:val="14"/>
+                <w:szCs w:val="14"/>
+              </w:rPr>
+              <w:fldChar w:fldCharType="end"/>
+            </w:r>
+          </w:p>
+        </w:tc>
+        <w:tc>
+          <w:tcPr>
+            <w:tcW w:w="1985" w:type="dxa"/>
+            <w:tcBorders>
+              <w:top w:val="single" w:sz="4" w:space="0" w:color="auto"/>
+            </w:tcBorders>
+            <w:vAlign w:val="center"/>
+          </w:tcPr>
+          <w:p>
+            <w:pPr>
+              <w:spacing w:line="0" w:lineRule="atLeast"/>
+              <w:rPr>
+                <w:rFonts w:ascii="Arial" w:hAnsi="Arial"/>
                 <w:b/>
                 <w:color w:val="000000" w:themeColor="text1"/>
                 <w:w w:val="96"/>
@@ -2877,7 +2984,7 @@
                 <w:sz w:val="14"/>
                 <w:szCs w:val="14"/>
               </w:rPr>
-              <w:instrText xml:space="preserve"> MERGEFIELD  </w:instrText>
+              <w:instrText xml:space="preserve"> MERGEFIELD  procedencia_ubicacion  \* MERGEFORMAT </w:instrText>
             </w:r>
             <w:r>
               <w:rPr>
@@ -2887,17 +2994,70 @@
                 <w:sz w:val="14"/>
                 <w:szCs w:val="14"/>
               </w:rPr>
-              <w:instrText>present</w:instrText>
-            </w:r>
-            <w:r>
-              <w:rPr>
-                <w:rFonts w:ascii="Arial" w:hAnsi="Arial"/>
-                <w:bCs/>
+              <w:fldChar w:fldCharType="separate"/>
+            </w:r>
+            <w:r>
+              <w:rPr>
+                <w:rFonts w:ascii="Arial" w:hAnsi="Arial"/>
+                <w:bCs/>
+                <w:noProof/>
                 <w:color w:val="000000" w:themeColor="text1"/>
                 <w:sz w:val="14"/>
                 <w:szCs w:val="14"/>
               </w:rPr>
-              <w:instrText xml:space="preserve">  \* MERGEFORMAT </w:instrText>
+              <w:t>«procedencia_ubicacion»</w:t>
+            </w:r>
+            <w:r>
+              <w:rPr>
+                <w:rFonts w:ascii="Arial" w:hAnsi="Arial"/>
+                <w:bCs/>
+                <w:color w:val="000000" w:themeColor="text1"/>
+                <w:sz w:val="14"/>
+                <w:szCs w:val="14"/>
+              </w:rPr>
+              <w:fldChar w:fldCharType="end"/>
+            </w:r>
+          </w:p>
+        </w:tc>
+        <w:tc>
+          <w:tcPr>
+            <w:tcW w:w="1134" w:type="dxa"/>
+            <w:tcBorders>
+              <w:top w:val="single" w:sz="4" w:space="0" w:color="auto"/>
+            </w:tcBorders>
+            <w:vAlign w:val="center"/>
+          </w:tcPr>
+          <w:p>
+            <w:pPr>
+              <w:spacing w:line="0" w:lineRule="atLeast"/>
+              <w:rPr>
+                <w:rFonts w:ascii="Arial" w:hAnsi="Arial"/>
+                <w:b/>
+                <w:color w:val="000000" w:themeColor="text1"/>
+                <w:w w:val="96"/>
+                <w:sz w:val="14"/>
+                <w:szCs w:val="14"/>
+              </w:rPr>
+            </w:pPr>
+            <w:r>
+              <w:rPr>
+                <w:rFonts w:ascii="Arial" w:hAnsi="Arial"/>
+                <w:bCs/>
+                <w:color w:val="000000" w:themeColor="text1"/>
+                <w:sz w:val="14"/>
+                <w:szCs w:val="14"/>
+              </w:rPr>
+              <w:fldChar w:fldCharType="begin"/>
+            </w:r>
+            <w:r>
+              <w:rPr>
+                <w:rFonts w:ascii="Arial" w:hAnsi="Arial"/>
+                <w:bCs/>
+                <w:color w:val="000000" w:themeColor="text1"/>
+                <w:sz w:val="14"/>
+                <w:szCs w:val="14"/>
+              </w:rPr>
+              <w:instrText xml:space="preserve"> MERGEFIELD  present  \* MERGEFORMAT </w:instrText>
             </w:r>
             <w:r>
               <w:rPr>
@@ -3007,7 +3167,7 @@
         </w:tc>
         <w:tc>
           <w:tcPr>
-            <w:tcW w:w="2964" w:type="dxa"/>
+            <w:tcW w:w="1684" w:type="dxa"/>
             <w:tcBorders>
               <w:top w:val="single" w:sz="4" w:space="0" w:color="auto"/>
             </w:tcBorders>
@@ -3798,12 +3958,22 @@
             <w:pPr>
               <w:rPr>
                 <w:rFonts w:ascii="Arial" w:hAnsi="Arial"/>
-                <w:bCs/>
-                <w:color w:val="000000" w:themeColor="text1"/>
-                <w:sz w:val="16"/>
-                <w:szCs w:val="16"/>
-              </w:rPr>
-            </w:pPr>
+                <w:b/>
+                <w:color w:val="000000" w:themeColor="text1"/>
+                <w:sz w:val="16"/>
+                <w:szCs w:val="16"/>
+              </w:rPr>
+            </w:pPr>
+            <w:r>
+              <w:rPr>
+                <w:rFonts w:ascii="Arial" w:hAnsi="Arial"/>
+                <w:b/>
+                <w:color w:val="000000" w:themeColor="text1"/>
+                <w:sz w:val="16"/>
+                <w:szCs w:val="16"/>
+              </w:rPr>
+              <w:t>Guardia</w:t>
+            </w:r>
           </w:p>
         </w:tc>
         <w:tc>
@@ -3820,6 +3990,57 @@
                 <w:szCs w:val="16"/>
               </w:rPr>
             </w:pPr>
+            <w:r>
+              <w:rPr>
+                <w:rFonts w:ascii="Arial" w:hAnsi="Arial"/>
+                <w:bCs/>
+                <w:color w:val="000000" w:themeColor="text1"/>
+                <w:sz w:val="16"/>
+                <w:szCs w:val="16"/>
+              </w:rPr>
+              <w:fldChar w:fldCharType="begin"/>
+            </w:r>
+            <w:r>
+              <w:rPr>
+                <w:rFonts w:ascii="Arial" w:hAnsi="Arial"/>
+                <w:bCs/>
+                <w:color w:val="000000" w:themeColor="text1"/>
+                <w:sz w:val="16"/>
+                <w:szCs w:val="16"/>
+              </w:rPr>
+              <w:instrText xml:space="preserve"> MERGEFIELD  guardia  \* MERGEFORMAT </w:instrText>
+            </w:r>
+            <w:r>
+              <w:rPr>
+                <w:rFonts w:ascii="Arial" w:hAnsi="Arial"/>
+                <w:bCs/>
+                <w:color w:val="000000" w:themeColor="text1"/>
+                <w:sz w:val="16"/>
+                <w:szCs w:val="16"/>
+              </w:rPr>
+              <w:fldChar w:fldCharType="separate"/>
+            </w:r>
+            <w:r>
+              <w:rPr>
+                <w:rFonts w:ascii="Arial" w:hAnsi="Arial"/>
+                <w:bCs/>
+                <w:noProof/>
+                <w:color w:val="000000" w:themeColor="text1"/>
+                <w:sz w:val="16"/>
+                <w:szCs w:val="16"/>
+              </w:rPr>
+              <w:t>«guardia»</w:t>
+            </w:r>
+            <w:r>
+              <w:rPr>
+                <w:rFonts w:ascii="Arial" w:hAnsi="Arial"/>
+                <w:bCs/>
+                <w:color w:val="000000" w:themeColor="text1"/>
+                <w:sz w:val="16"/>
+                <w:szCs w:val="16"/>
+              </w:rPr>
+              <w:fldChar w:fldCharType="end"/>
+            </w:r>
           </w:p>
         </w:tc>
       </w:tr>

--- a/pesaje/analytica/Report/PrintRecepcionGuiaRecepcionV2.docx
+++ b/pesaje/analytica/Report/PrintRecepcionGuiaRecepcionV2.docx
@@ -697,6 +697,7 @@
                 <w:szCs w:val="16"/>
               </w:rPr>
             </w:pPr>
+            <w:proofErr w:type="gramStart"/>
             <w:r>
               <w:rPr>
                 <w:rFonts w:ascii="Arial" w:hAnsi="Arial"/>
@@ -706,7 +707,19 @@
                 <w:szCs w:val="16"/>
                 <w:lang w:val="es-PE"/>
               </w:rPr>
-              <w:t>Ticket de Pesaje</w:t>
+              <w:t>Ticket</w:t>
+            </w:r>
+            <w:proofErr w:type="gramEnd"/>
+            <w:r>
+              <w:rPr>
+                <w:rFonts w:ascii="Arial" w:hAnsi="Arial"/>
+                <w:b/>
+                <w:color w:val="000000" w:themeColor="text1"/>
+                <w:sz w:val="16"/>
+                <w:szCs w:val="16"/>
+                <w:lang w:val="es-PE"/>
+              </w:rPr>
+              <w:t xml:space="preserve"> de Pesaje</w:t>
             </w:r>
             <w:r>
               <w:rPr>
@@ -4008,7 +4021,7 @@
                 <w:sz w:val="16"/>
                 <w:szCs w:val="16"/>
               </w:rPr>
-              <w:instrText xml:space="preserve"> MERGEFIELD  guardia  \* MERGEFORMAT </w:instrText>
+              <w:instrText xml:space="preserve"> MERGEFIELD  nombre_guardia  \* MERGEFORMAT </w:instrText>
             </w:r>
             <w:r>
               <w:rPr>
@@ -4029,7 +4042,7 @@
                 <w:sz w:val="16"/>
                 <w:szCs w:val="16"/>
               </w:rPr>
-              <w:t>«guardia»</w:t>
+              <w:t>«nombre_guardia»</w:t>
             </w:r>
             <w:r>
               <w:rPr>

--- a/pesaje/analytica/Report/PrintRecepcionGuiaRecepcionV2.docx
+++ b/pesaje/analytica/Report/PrintRecepcionGuiaRecepcionV2.docx
@@ -566,7 +566,7 @@
       </w:tblGrid>
       <w:tr>
         <w:trPr>
-          <w:trHeight w:val="375"/>
+          <w:trHeight w:val="202"/>
         </w:trPr>
         <w:tc>
           <w:tcPr>
@@ -576,17 +576,19 @@
             <w:pPr>
               <w:rPr>
                 <w:rFonts w:ascii="Arial" w:hAnsi="Arial"/>
-                <w:bCs/>
-                <w:color w:val="000000" w:themeColor="text1"/>
-                <w:sz w:val="16"/>
-                <w:szCs w:val="16"/>
-              </w:rPr>
-            </w:pPr>
-            <w:r>
-              <w:rPr>
-                <w:rFonts w:ascii="Arial" w:hAnsi="Arial"/>
-                <w:b/>
-                <w:color w:val="000000" w:themeColor="text1"/>
+                <w:b/>
+                <w:bCs/>
+                <w:color w:val="auto"/>
+                <w:sz w:val="16"/>
+                <w:szCs w:val="16"/>
+              </w:rPr>
+            </w:pPr>
+            <w:r>
+              <w:rPr>
+                <w:rFonts w:ascii="Arial" w:hAnsi="Arial"/>
+                <w:b/>
+                <w:bCs/>
+                <w:color w:val="auto"/>
                 <w:sz w:val="16"/>
                 <w:szCs w:val="16"/>
                 <w:lang w:val="es-PE"/>
@@ -603,17 +605,14 @@
             <w:pPr>
               <w:rPr>
                 <w:rFonts w:ascii="Arial" w:hAnsi="Arial"/>
-                <w:bCs/>
-                <w:color w:val="000000" w:themeColor="text1"/>
-                <w:sz w:val="16"/>
-                <w:szCs w:val="16"/>
-              </w:rPr>
-            </w:pPr>
-            <w:r>
-              <w:rPr>
-                <w:rFonts w:ascii="Arial" w:hAnsi="Arial"/>
-                <w:bCs/>
-                <w:color w:val="000000" w:themeColor="text1"/>
+                <w:color w:val="auto"/>
+                <w:sz w:val="16"/>
+                <w:szCs w:val="16"/>
+              </w:rPr>
+            </w:pPr>
+            <w:r>
+              <w:rPr>
+                <w:rFonts w:ascii="Arial" w:hAnsi="Arial"/>
                 <w:sz w:val="16"/>
                 <w:szCs w:val="16"/>
               </w:rPr>
@@ -622,8 +621,7 @@
             <w:r>
               <w:rPr>
                 <w:rFonts w:ascii="Arial" w:hAnsi="Arial"/>
-                <w:bCs/>
-                <w:color w:val="000000" w:themeColor="text1"/>
+                <w:color w:val="auto"/>
                 <w:sz w:val="16"/>
                 <w:szCs w:val="16"/>
               </w:rPr>
@@ -632,9 +630,7 @@
             <w:r>
               <w:rPr>
                 <w:rFonts w:ascii="Arial" w:hAnsi="Arial"/>
-                <w:bCs/>
-                <w:noProof/>
-                <w:color w:val="000000" w:themeColor="text1"/>
+                <w:color w:val="auto"/>
                 <w:sz w:val="16"/>
                 <w:szCs w:val="16"/>
               </w:rPr>
@@ -643,8 +639,7 @@
             <w:r>
               <w:rPr>
                 <w:rFonts w:ascii="Arial" w:hAnsi="Arial"/>
-                <w:bCs/>
-                <w:color w:val="000000" w:themeColor="text1"/>
+                <w:color w:val="auto"/>
                 <w:sz w:val="16"/>
                 <w:szCs w:val="16"/>
               </w:rPr>
@@ -653,8 +648,6 @@
             <w:r>
               <w:rPr>
                 <w:rFonts w:ascii="Arial" w:hAnsi="Arial"/>
-                <w:bCs/>
-                <w:color w:val="000000" w:themeColor="text1"/>
                 <w:sz w:val="16"/>
                 <w:szCs w:val="16"/>
               </w:rPr>
@@ -663,9 +656,7 @@
             <w:r>
               <w:rPr>
                 <w:rFonts w:ascii="Arial" w:hAnsi="Arial"/>
-                <w:bCs/>
-                <w:noProof/>
-                <w:color w:val="000000" w:themeColor="text1"/>
+                <w:color w:val="auto"/>
                 <w:sz w:val="16"/>
                 <w:szCs w:val="16"/>
               </w:rPr>
@@ -674,8 +665,6 @@
             <w:r>
               <w:rPr>
                 <w:rFonts w:ascii="Arial" w:hAnsi="Arial"/>
-                <w:bCs/>
-                <w:color w:val="000000" w:themeColor="text1"/>
                 <w:sz w:val="16"/>
                 <w:szCs w:val="16"/>
               </w:rPr>
@@ -691,8 +680,9 @@
             <w:pPr>
               <w:rPr>
                 <w:rFonts w:ascii="Arial" w:hAnsi="Arial"/>
-                <w:bCs/>
-                <w:color w:val="000000" w:themeColor="text1"/>
+                <w:b/>
+                <w:bCs/>
+                <w:color w:val="auto"/>
                 <w:sz w:val="16"/>
                 <w:szCs w:val="16"/>
               </w:rPr>
@@ -702,7 +692,8 @@
               <w:rPr>
                 <w:rFonts w:ascii="Arial" w:hAnsi="Arial"/>
                 <w:b/>
-                <w:color w:val="000000" w:themeColor="text1"/>
+                <w:bCs/>
+                <w:color w:val="auto"/>
                 <w:sz w:val="16"/>
                 <w:szCs w:val="16"/>
                 <w:lang w:val="es-PE"/>
@@ -714,7 +705,8 @@
               <w:rPr>
                 <w:rFonts w:ascii="Arial" w:hAnsi="Arial"/>
                 <w:b/>
-                <w:color w:val="000000" w:themeColor="text1"/>
+                <w:bCs/>
+                <w:color w:val="auto"/>
                 <w:sz w:val="16"/>
                 <w:szCs w:val="16"/>
                 <w:lang w:val="es-PE"/>
@@ -725,7 +717,8 @@
               <w:rPr>
                 <w:rFonts w:ascii="Arial" w:hAnsi="Arial"/>
                 <w:b/>
-                <w:color w:val="000000" w:themeColor="text1"/>
+                <w:bCs/>
+                <w:color w:val="auto"/>
                 <w:sz w:val="16"/>
                 <w:szCs w:val="16"/>
                 <w:lang w:val="es-PE"/>
@@ -736,7 +729,8 @@
               <w:rPr>
                 <w:rFonts w:ascii="Arial" w:hAnsi="Arial"/>
                 <w:b/>
-                <w:color w:val="000000" w:themeColor="text1"/>
+                <w:bCs/>
+                <w:color w:val="auto"/>
                 <w:sz w:val="16"/>
                 <w:szCs w:val="16"/>
                 <w:lang w:val="es-PE"/>
@@ -748,7 +742,8 @@
               <w:rPr>
                 <w:rFonts w:ascii="Arial" w:hAnsi="Arial"/>
                 <w:b/>
-                <w:color w:val="000000" w:themeColor="text1"/>
+                <w:bCs/>
+                <w:color w:val="auto"/>
                 <w:sz w:val="16"/>
                 <w:szCs w:val="16"/>
                 <w:lang w:val="es-PE"/>
@@ -766,18 +761,14 @@
             <w:pPr>
               <w:rPr>
                 <w:rFonts w:ascii="Arial" w:hAnsi="Arial"/>
-                <w:bCs/>
-                <w:color w:val="000000" w:themeColor="text1"/>
-                <w:sz w:val="16"/>
-                <w:szCs w:val="16"/>
-              </w:rPr>
-            </w:pPr>
-            <w:r>
-              <w:rPr>
-                <w:rFonts w:ascii="Arial" w:hAnsi="Arial"/>
-                <w:bCs/>
-                <w:noProof/>
-                <w:color w:val="000000" w:themeColor="text1"/>
+                <w:color w:val="auto"/>
+                <w:sz w:val="16"/>
+                <w:szCs w:val="16"/>
+              </w:rPr>
+            </w:pPr>
+            <w:r>
+              <w:rPr>
+                <w:rFonts w:ascii="Arial" w:hAnsi="Arial"/>
                 <w:sz w:val="16"/>
                 <w:szCs w:val="16"/>
               </w:rPr>
@@ -786,9 +777,7 @@
             <w:r>
               <w:rPr>
                 <w:rFonts w:ascii="Arial" w:hAnsi="Arial"/>
-                <w:bCs/>
-                <w:noProof/>
-                <w:color w:val="000000" w:themeColor="text1"/>
+                <w:color w:val="auto"/>
                 <w:sz w:val="16"/>
                 <w:szCs w:val="16"/>
               </w:rPr>
@@ -797,9 +786,6 @@
             <w:r>
               <w:rPr>
                 <w:rFonts w:ascii="Arial" w:hAnsi="Arial"/>
-                <w:bCs/>
-                <w:noProof/>
-                <w:color w:val="000000" w:themeColor="text1"/>
                 <w:sz w:val="16"/>
                 <w:szCs w:val="16"/>
               </w:rPr>
@@ -808,9 +794,7 @@
             <w:r>
               <w:rPr>
                 <w:rFonts w:ascii="Arial" w:hAnsi="Arial"/>
-                <w:bCs/>
-                <w:noProof/>
-                <w:color w:val="000000" w:themeColor="text1"/>
+                <w:color w:val="auto"/>
                 <w:sz w:val="16"/>
                 <w:szCs w:val="16"/>
               </w:rPr>
@@ -819,9 +803,6 @@
             <w:r>
               <w:rPr>
                 <w:rFonts w:ascii="Arial" w:hAnsi="Arial"/>
-                <w:bCs/>
-                <w:noProof/>
-                <w:color w:val="000000" w:themeColor="text1"/>
                 <w:sz w:val="16"/>
                 <w:szCs w:val="16"/>
               </w:rPr>
@@ -832,7 +813,7 @@
       </w:tr>
       <w:tr>
         <w:trPr>
-          <w:trHeight w:val="375"/>
+          <w:trHeight w:val="257"/>
         </w:trPr>
         <w:tc>
           <w:tcPr>
@@ -842,17 +823,19 @@
             <w:pPr>
               <w:rPr>
                 <w:rFonts w:ascii="Arial" w:hAnsi="Arial"/>
-                <w:bCs/>
-                <w:color w:val="000000" w:themeColor="text1"/>
-                <w:sz w:val="16"/>
-                <w:szCs w:val="16"/>
-              </w:rPr>
-            </w:pPr>
-            <w:r>
-              <w:rPr>
-                <w:rFonts w:ascii="Arial" w:hAnsi="Arial"/>
-                <w:b/>
-                <w:color w:val="000000" w:themeColor="text1"/>
+                <w:b/>
+                <w:bCs/>
+                <w:color w:val="auto"/>
+                <w:sz w:val="16"/>
+                <w:szCs w:val="16"/>
+              </w:rPr>
+            </w:pPr>
+            <w:r>
+              <w:rPr>
+                <w:rFonts w:ascii="Arial" w:hAnsi="Arial"/>
+                <w:b/>
+                <w:bCs/>
+                <w:color w:val="auto"/>
                 <w:sz w:val="16"/>
                 <w:szCs w:val="16"/>
                 <w:lang w:val="es-PE"/>
@@ -869,18 +852,14 @@
             <w:pPr>
               <w:rPr>
                 <w:rFonts w:ascii="Arial" w:hAnsi="Arial"/>
-                <w:bCs/>
-                <w:color w:val="000000" w:themeColor="text1"/>
-                <w:sz w:val="16"/>
-                <w:szCs w:val="16"/>
-              </w:rPr>
-            </w:pPr>
-            <w:r>
-              <w:rPr>
-                <w:rFonts w:ascii="Arial" w:hAnsi="Arial"/>
-                <w:bCs/>
-                <w:noProof/>
-                <w:color w:val="000000" w:themeColor="text1"/>
+                <w:color w:val="auto"/>
+                <w:sz w:val="16"/>
+                <w:szCs w:val="16"/>
+              </w:rPr>
+            </w:pPr>
+            <w:r>
+              <w:rPr>
+                <w:rFonts w:ascii="Arial" w:hAnsi="Arial"/>
                 <w:sz w:val="16"/>
                 <w:szCs w:val="16"/>
               </w:rPr>
@@ -889,9 +868,7 @@
             <w:r>
               <w:rPr>
                 <w:rFonts w:ascii="Arial" w:hAnsi="Arial"/>
-                <w:bCs/>
-                <w:noProof/>
-                <w:color w:val="000000" w:themeColor="text1"/>
+                <w:color w:val="auto"/>
                 <w:sz w:val="16"/>
                 <w:szCs w:val="16"/>
               </w:rPr>
@@ -900,9 +877,6 @@
             <w:r>
               <w:rPr>
                 <w:rFonts w:ascii="Arial" w:hAnsi="Arial"/>
-                <w:bCs/>
-                <w:noProof/>
-                <w:color w:val="000000" w:themeColor="text1"/>
                 <w:sz w:val="16"/>
                 <w:szCs w:val="16"/>
               </w:rPr>
@@ -911,9 +885,7 @@
             <w:r>
               <w:rPr>
                 <w:rFonts w:ascii="Arial" w:hAnsi="Arial"/>
-                <w:bCs/>
-                <w:noProof/>
-                <w:color w:val="000000" w:themeColor="text1"/>
+                <w:color w:val="auto"/>
                 <w:sz w:val="16"/>
                 <w:szCs w:val="16"/>
               </w:rPr>
@@ -922,9 +894,6 @@
             <w:r>
               <w:rPr>
                 <w:rFonts w:ascii="Arial" w:hAnsi="Arial"/>
-                <w:bCs/>
-                <w:noProof/>
-                <w:color w:val="000000" w:themeColor="text1"/>
                 <w:sz w:val="16"/>
                 <w:szCs w:val="16"/>
               </w:rPr>
@@ -940,17 +909,19 @@
             <w:pPr>
               <w:rPr>
                 <w:rFonts w:ascii="Arial" w:hAnsi="Arial"/>
-                <w:bCs/>
-                <w:color w:val="000000" w:themeColor="text1"/>
-                <w:sz w:val="16"/>
-                <w:szCs w:val="16"/>
-              </w:rPr>
-            </w:pPr>
-            <w:r>
-              <w:rPr>
-                <w:rFonts w:ascii="Arial" w:hAnsi="Arial"/>
-                <w:b/>
-                <w:color w:val="000000" w:themeColor="text1"/>
+                <w:b/>
+                <w:bCs/>
+                <w:color w:val="auto"/>
+                <w:sz w:val="16"/>
+                <w:szCs w:val="16"/>
+              </w:rPr>
+            </w:pPr>
+            <w:r>
+              <w:rPr>
+                <w:rFonts w:ascii="Arial" w:hAnsi="Arial"/>
+                <w:b/>
+                <w:bCs/>
+                <w:color w:val="auto"/>
                 <w:sz w:val="16"/>
                 <w:szCs w:val="16"/>
                 <w:lang w:val="es-PE"/>
@@ -967,17 +938,14 @@
             <w:pPr>
               <w:rPr>
                 <w:rFonts w:ascii="Arial" w:hAnsi="Arial"/>
-                <w:bCs/>
-                <w:color w:val="000000" w:themeColor="text1"/>
-                <w:sz w:val="16"/>
-                <w:szCs w:val="16"/>
-              </w:rPr>
-            </w:pPr>
-            <w:r>
-              <w:rPr>
-                <w:rFonts w:ascii="Arial" w:hAnsi="Arial"/>
-                <w:bCs/>
-                <w:color w:val="000000" w:themeColor="text1"/>
+                <w:color w:val="auto"/>
+                <w:sz w:val="16"/>
+                <w:szCs w:val="16"/>
+              </w:rPr>
+            </w:pPr>
+            <w:r>
+              <w:rPr>
+                <w:rFonts w:ascii="Arial" w:hAnsi="Arial"/>
                 <w:sz w:val="16"/>
                 <w:szCs w:val="16"/>
               </w:rPr>
@@ -986,8 +954,7 @@
             <w:r>
               <w:rPr>
                 <w:rFonts w:ascii="Arial" w:hAnsi="Arial"/>
-                <w:bCs/>
-                <w:color w:val="000000" w:themeColor="text1"/>
+                <w:color w:val="auto"/>
                 <w:sz w:val="16"/>
                 <w:szCs w:val="16"/>
               </w:rPr>
@@ -996,8 +963,7 @@
             <w:r>
               <w:rPr>
                 <w:rFonts w:ascii="Arial" w:hAnsi="Arial"/>
-                <w:bCs/>
-                <w:color w:val="000000" w:themeColor="text1"/>
+                <w:color w:val="auto"/>
                 <w:sz w:val="16"/>
                 <w:szCs w:val="16"/>
               </w:rPr>
@@ -1006,8 +972,7 @@
             <w:r>
               <w:rPr>
                 <w:rFonts w:ascii="Arial" w:hAnsi="Arial"/>
-                <w:bCs/>
-                <w:color w:val="000000" w:themeColor="text1"/>
+                <w:color w:val="auto"/>
                 <w:sz w:val="16"/>
                 <w:szCs w:val="16"/>
               </w:rPr>
@@ -1016,8 +981,6 @@
             <w:r>
               <w:rPr>
                 <w:rFonts w:ascii="Arial" w:hAnsi="Arial"/>
-                <w:bCs/>
-                <w:color w:val="000000" w:themeColor="text1"/>
                 <w:sz w:val="16"/>
                 <w:szCs w:val="16"/>
               </w:rPr>
@@ -1026,9 +989,7 @@
             <w:r>
               <w:rPr>
                 <w:rFonts w:ascii="Arial" w:hAnsi="Arial"/>
-                <w:bCs/>
-                <w:noProof/>
-                <w:color w:val="000000" w:themeColor="text1"/>
+                <w:color w:val="auto"/>
                 <w:sz w:val="16"/>
                 <w:szCs w:val="16"/>
               </w:rPr>
@@ -1037,8 +998,6 @@
             <w:r>
               <w:rPr>
                 <w:rFonts w:ascii="Arial" w:hAnsi="Arial"/>
-                <w:bCs/>
-                <w:color w:val="000000" w:themeColor="text1"/>
                 <w:sz w:val="16"/>
                 <w:szCs w:val="16"/>
               </w:rPr>
@@ -1049,7 +1008,7 @@
       </w:tr>
       <w:tr>
         <w:trPr>
-          <w:trHeight w:val="375"/>
+          <w:trHeight w:val="149"/>
         </w:trPr>
         <w:tc>
           <w:tcPr>
@@ -1060,7 +1019,8 @@
               <w:rPr>
                 <w:rFonts w:ascii="Arial" w:hAnsi="Arial"/>
                 <w:b/>
-                <w:color w:val="000000" w:themeColor="text1"/>
+                <w:bCs/>
+                <w:color w:val="auto"/>
                 <w:sz w:val="16"/>
                 <w:szCs w:val="16"/>
                 <w:lang w:val="es-PE"/>
@@ -1070,7 +1030,8 @@
               <w:rPr>
                 <w:rFonts w:ascii="Arial" w:hAnsi="Arial"/>
                 <w:b/>
-                <w:color w:val="000000" w:themeColor="text1"/>
+                <w:bCs/>
+                <w:color w:val="auto"/>
                 <w:sz w:val="16"/>
                 <w:szCs w:val="16"/>
                 <w:lang w:val="es-PE"/>
@@ -1087,17 +1048,14 @@
             <w:pPr>
               <w:rPr>
                 <w:rFonts w:ascii="Arial" w:hAnsi="Arial"/>
-                <w:bCs/>
-                <w:color w:val="000000" w:themeColor="text1"/>
-                <w:sz w:val="16"/>
-                <w:szCs w:val="16"/>
-              </w:rPr>
-            </w:pPr>
-            <w:r>
-              <w:rPr>
-                <w:rFonts w:ascii="Arial" w:hAnsi="Arial"/>
-                <w:bCs/>
-                <w:color w:val="000000" w:themeColor="text1"/>
+                <w:color w:val="auto"/>
+                <w:sz w:val="16"/>
+                <w:szCs w:val="16"/>
+              </w:rPr>
+            </w:pPr>
+            <w:r>
+              <w:rPr>
+                <w:rFonts w:ascii="Arial" w:hAnsi="Arial"/>
                 <w:sz w:val="16"/>
                 <w:szCs w:val="16"/>
               </w:rPr>
@@ -1106,8 +1064,7 @@
             <w:r>
               <w:rPr>
                 <w:rFonts w:ascii="Arial" w:hAnsi="Arial"/>
-                <w:bCs/>
-                <w:color w:val="000000" w:themeColor="text1"/>
+                <w:color w:val="auto"/>
                 <w:sz w:val="16"/>
                 <w:szCs w:val="16"/>
               </w:rPr>
@@ -1116,8 +1073,6 @@
             <w:r>
               <w:rPr>
                 <w:rFonts w:ascii="Arial" w:hAnsi="Arial"/>
-                <w:bCs/>
-                <w:color w:val="000000" w:themeColor="text1"/>
                 <w:sz w:val="16"/>
                 <w:szCs w:val="16"/>
               </w:rPr>
@@ -1126,9 +1081,7 @@
             <w:r>
               <w:rPr>
                 <w:rFonts w:ascii="Arial" w:hAnsi="Arial"/>
-                <w:bCs/>
-                <w:noProof/>
-                <w:color w:val="000000" w:themeColor="text1"/>
+                <w:color w:val="auto"/>
                 <w:sz w:val="16"/>
                 <w:szCs w:val="16"/>
               </w:rPr>
@@ -1137,8 +1090,6 @@
             <w:r>
               <w:rPr>
                 <w:rFonts w:ascii="Arial" w:hAnsi="Arial"/>
-                <w:bCs/>
-                <w:color w:val="000000" w:themeColor="text1"/>
                 <w:sz w:val="16"/>
                 <w:szCs w:val="16"/>
               </w:rPr>
@@ -1155,7 +1106,8 @@
               <w:rPr>
                 <w:rFonts w:ascii="Arial" w:hAnsi="Arial"/>
                 <w:b/>
-                <w:color w:val="000000" w:themeColor="text1"/>
+                <w:bCs/>
+                <w:color w:val="auto"/>
                 <w:sz w:val="16"/>
                 <w:szCs w:val="16"/>
                 <w:lang w:val="es-PE"/>
@@ -1165,7 +1117,8 @@
               <w:rPr>
                 <w:rFonts w:ascii="Arial" w:hAnsi="Arial"/>
                 <w:b/>
-                <w:color w:val="000000" w:themeColor="text1"/>
+                <w:bCs/>
+                <w:color w:val="auto"/>
                 <w:sz w:val="16"/>
                 <w:szCs w:val="16"/>
                 <w:lang w:val="es-PE"/>
@@ -1182,17 +1135,14 @@
             <w:pPr>
               <w:rPr>
                 <w:rFonts w:ascii="Arial" w:hAnsi="Arial"/>
-                <w:bCs/>
-                <w:color w:val="000000" w:themeColor="text1"/>
-                <w:sz w:val="16"/>
-                <w:szCs w:val="16"/>
-              </w:rPr>
-            </w:pPr>
-            <w:r>
-              <w:rPr>
-                <w:rFonts w:ascii="Arial" w:hAnsi="Arial"/>
-                <w:bCs/>
-                <w:color w:val="000000" w:themeColor="text1"/>
+                <w:color w:val="auto"/>
+                <w:sz w:val="16"/>
+                <w:szCs w:val="16"/>
+              </w:rPr>
+            </w:pPr>
+            <w:r>
+              <w:rPr>
+                <w:rFonts w:ascii="Arial" w:hAnsi="Arial"/>
                 <w:sz w:val="16"/>
                 <w:szCs w:val="16"/>
               </w:rPr>
@@ -1201,8 +1151,7 @@
             <w:r>
               <w:rPr>
                 <w:rFonts w:ascii="Arial" w:hAnsi="Arial"/>
-                <w:bCs/>
-                <w:color w:val="000000" w:themeColor="text1"/>
+                <w:color w:val="auto"/>
                 <w:sz w:val="16"/>
                 <w:szCs w:val="16"/>
               </w:rPr>
@@ -1211,8 +1160,7 @@
             <w:r>
               <w:rPr>
                 <w:rFonts w:ascii="Arial" w:hAnsi="Arial"/>
-                <w:bCs/>
-                <w:color w:val="000000" w:themeColor="text1"/>
+                <w:color w:val="auto"/>
                 <w:sz w:val="16"/>
                 <w:szCs w:val="16"/>
               </w:rPr>
@@ -1221,8 +1169,7 @@
             <w:r>
               <w:rPr>
                 <w:rFonts w:ascii="Arial" w:hAnsi="Arial"/>
-                <w:bCs/>
-                <w:color w:val="000000" w:themeColor="text1"/>
+                <w:color w:val="auto"/>
                 <w:sz w:val="16"/>
                 <w:szCs w:val="16"/>
               </w:rPr>
@@ -1231,8 +1178,6 @@
             <w:r>
               <w:rPr>
                 <w:rFonts w:ascii="Arial" w:hAnsi="Arial"/>
-                <w:bCs/>
-                <w:color w:val="000000" w:themeColor="text1"/>
                 <w:sz w:val="16"/>
                 <w:szCs w:val="16"/>
               </w:rPr>
@@ -1241,9 +1186,7 @@
             <w:r>
               <w:rPr>
                 <w:rFonts w:ascii="Arial" w:hAnsi="Arial"/>
-                <w:bCs/>
-                <w:noProof/>
-                <w:color w:val="000000" w:themeColor="text1"/>
+                <w:color w:val="auto"/>
                 <w:sz w:val="16"/>
                 <w:szCs w:val="16"/>
               </w:rPr>
@@ -1252,8 +1195,6 @@
             <w:r>
               <w:rPr>
                 <w:rFonts w:ascii="Arial" w:hAnsi="Arial"/>
-                <w:bCs/>
-                <w:color w:val="000000" w:themeColor="text1"/>
                 <w:sz w:val="16"/>
                 <w:szCs w:val="16"/>
               </w:rPr>
@@ -1262,8 +1203,7 @@
             <w:r>
               <w:rPr>
                 <w:rFonts w:ascii="Arial" w:hAnsi="Arial"/>
-                <w:bCs/>
-                <w:color w:val="000000" w:themeColor="text1"/>
+                <w:color w:val="auto"/>
                 <w:sz w:val="16"/>
                 <w:szCs w:val="16"/>
               </w:rPr>
@@ -1274,7 +1214,7 @@
       </w:tr>
       <w:tr>
         <w:trPr>
-          <w:trHeight w:val="375"/>
+          <w:trHeight w:val="179"/>
         </w:trPr>
         <w:tc>
           <w:tcPr>
@@ -1285,7 +1225,8 @@
               <w:rPr>
                 <w:rFonts w:ascii="Arial" w:hAnsi="Arial"/>
                 <w:b/>
-                <w:color w:val="000000" w:themeColor="text1"/>
+                <w:bCs/>
+                <w:color w:val="auto"/>
                 <w:sz w:val="16"/>
                 <w:szCs w:val="16"/>
                 <w:lang w:val="es-PE"/>
@@ -1295,7 +1236,8 @@
               <w:rPr>
                 <w:rFonts w:ascii="Arial" w:hAnsi="Arial"/>
                 <w:b/>
-                <w:color w:val="000000" w:themeColor="text1"/>
+                <w:bCs/>
+                <w:color w:val="auto"/>
                 <w:sz w:val="16"/>
                 <w:szCs w:val="16"/>
                 <w:lang w:val="es-PE"/>
@@ -1312,17 +1254,14 @@
             <w:pPr>
               <w:rPr>
                 <w:rFonts w:ascii="Arial" w:hAnsi="Arial"/>
-                <w:bCs/>
-                <w:color w:val="000000" w:themeColor="text1"/>
-                <w:sz w:val="16"/>
-                <w:szCs w:val="16"/>
-              </w:rPr>
-            </w:pPr>
-            <w:r>
-              <w:rPr>
-                <w:rFonts w:ascii="Arial" w:hAnsi="Arial"/>
-                <w:bCs/>
-                <w:color w:val="000000" w:themeColor="text1"/>
+                <w:color w:val="auto"/>
+                <w:sz w:val="16"/>
+                <w:szCs w:val="16"/>
+              </w:rPr>
+            </w:pPr>
+            <w:r>
+              <w:rPr>
+                <w:rFonts w:ascii="Arial" w:hAnsi="Arial"/>
                 <w:sz w:val="16"/>
                 <w:szCs w:val="16"/>
               </w:rPr>
@@ -1331,39 +1270,15 @@
             <w:r>
               <w:rPr>
                 <w:rFonts w:ascii="Arial" w:hAnsi="Arial"/>
-                <w:bCs/>
-                <w:color w:val="000000" w:themeColor="text1"/>
-                <w:sz w:val="16"/>
-                <w:szCs w:val="16"/>
-              </w:rPr>
-              <w:instrText xml:space="preserve"> MERGEFIELD  </w:instrText>
-            </w:r>
-            <w:r>
-              <w:rPr>
-                <w:rFonts w:ascii="Arial" w:hAnsi="Arial"/>
-                <w:bCs/>
-                <w:noProof/>
-                <w:color w:val="000000" w:themeColor="text1"/>
-                <w:sz w:val="16"/>
-                <w:szCs w:val="16"/>
-              </w:rPr>
-              <w:instrText>telefono_empresa</w:instrText>
-            </w:r>
-            <w:r>
-              <w:rPr>
-                <w:rFonts w:ascii="Arial" w:hAnsi="Arial"/>
-                <w:bCs/>
-                <w:color w:val="000000" w:themeColor="text1"/>
-                <w:sz w:val="16"/>
-                <w:szCs w:val="16"/>
-              </w:rPr>
-              <w:instrText xml:space="preserve">  \* MERGEFORMAT </w:instrText>
-            </w:r>
-            <w:r>
-              <w:rPr>
-                <w:rFonts w:ascii="Arial" w:hAnsi="Arial"/>
-                <w:bCs/>
-                <w:color w:val="000000" w:themeColor="text1"/>
+                <w:color w:val="auto"/>
+                <w:sz w:val="16"/>
+                <w:szCs w:val="16"/>
+              </w:rPr>
+              <w:instrText xml:space="preserve"> MERGEFIELD  telefono_empresa  \* MERGEFORMAT </w:instrText>
+            </w:r>
+            <w:r>
+              <w:rPr>
+                <w:rFonts w:ascii="Arial" w:hAnsi="Arial"/>
                 <w:sz w:val="16"/>
                 <w:szCs w:val="16"/>
               </w:rPr>
@@ -1372,9 +1287,7 @@
             <w:r>
               <w:rPr>
                 <w:rFonts w:ascii="Arial" w:hAnsi="Arial"/>
-                <w:bCs/>
-                <w:noProof/>
-                <w:color w:val="000000" w:themeColor="text1"/>
+                <w:color w:val="auto"/>
                 <w:sz w:val="16"/>
                 <w:szCs w:val="16"/>
               </w:rPr>
@@ -1383,8 +1296,6 @@
             <w:r>
               <w:rPr>
                 <w:rFonts w:ascii="Arial" w:hAnsi="Arial"/>
-                <w:bCs/>
-                <w:color w:val="000000" w:themeColor="text1"/>
                 <w:sz w:val="16"/>
                 <w:szCs w:val="16"/>
               </w:rPr>
@@ -1400,8 +1311,7 @@
             <w:pPr>
               <w:rPr>
                 <w:rFonts w:ascii="Arial" w:hAnsi="Arial"/>
-                <w:b/>
-                <w:color w:val="000000" w:themeColor="text1"/>
+                <w:color w:val="auto"/>
                 <w:sz w:val="16"/>
                 <w:szCs w:val="16"/>
                 <w:lang w:val="es-PE"/>
@@ -1417,10 +1327,141 @@
             <w:pPr>
               <w:rPr>
                 <w:rFonts w:ascii="Arial" w:hAnsi="Arial"/>
-                <w:bCs/>
-                <w:color w:val="000000" w:themeColor="text1"/>
-                <w:sz w:val="16"/>
-                <w:szCs w:val="16"/>
+                <w:color w:val="auto"/>
+                <w:sz w:val="16"/>
+                <w:szCs w:val="16"/>
+              </w:rPr>
+            </w:pPr>
+          </w:p>
+        </w:tc>
+      </w:tr>
+      <w:tr>
+        <w:trPr>
+          <w:trHeight w:val="97"/>
+        </w:trPr>
+        <w:tc>
+          <w:tcPr>
+            <w:tcW w:w="1849" w:type="dxa"/>
+            <w:tcBorders>
+              <w:bottom w:val="single" w:sz="6" w:space="0" w:color="auto"/>
+            </w:tcBorders>
+          </w:tcPr>
+          <w:p>
+            <w:pPr>
+              <w:rPr>
+                <w:rFonts w:ascii="Arial" w:hAnsi="Arial"/>
+                <w:b/>
+                <w:color w:val="auto"/>
+                <w:sz w:val="16"/>
+                <w:szCs w:val="16"/>
+                <w:lang w:val="es-PE"/>
+              </w:rPr>
+            </w:pPr>
+          </w:p>
+        </w:tc>
+        <w:tc>
+          <w:tcPr>
+            <w:tcW w:w="3945" w:type="dxa"/>
+            <w:tcBorders>
+              <w:bottom w:val="single" w:sz="6" w:space="0" w:color="auto"/>
+            </w:tcBorders>
+          </w:tcPr>
+          <w:p>
+            <w:pPr>
+              <w:rPr>
+                <w:rFonts w:ascii="Arial" w:hAnsi="Arial"/>
+                <w:bCs/>
+                <w:color w:val="auto"/>
+                <w:sz w:val="16"/>
+                <w:szCs w:val="16"/>
+              </w:rPr>
+            </w:pPr>
+          </w:p>
+        </w:tc>
+        <w:tc>
+          <w:tcPr>
+            <w:tcW w:w="2896" w:type="dxa"/>
+            <w:tcBorders>
+              <w:bottom w:val="single" w:sz="6" w:space="0" w:color="auto"/>
+            </w:tcBorders>
+          </w:tcPr>
+          <w:p>
+            <w:pPr>
+              <w:rPr>
+                <w:rFonts w:ascii="Arial" w:hAnsi="Arial"/>
+                <w:b/>
+                <w:color w:val="auto"/>
+                <w:sz w:val="16"/>
+                <w:szCs w:val="16"/>
+                <w:lang w:val="es-PE"/>
+              </w:rPr>
+            </w:pPr>
+          </w:p>
+        </w:tc>
+        <w:tc>
+          <w:tcPr>
+            <w:tcW w:w="2898" w:type="dxa"/>
+            <w:tcBorders>
+              <w:bottom w:val="single" w:sz="6" w:space="0" w:color="auto"/>
+            </w:tcBorders>
+          </w:tcPr>
+          <w:p>
+            <w:pPr>
+              <w:rPr>
+                <w:rFonts w:ascii="Arial" w:hAnsi="Arial"/>
+                <w:bCs/>
+                <w:color w:val="auto"/>
+                <w:sz w:val="16"/>
+                <w:szCs w:val="16"/>
+              </w:rPr>
+            </w:pPr>
+          </w:p>
+        </w:tc>
+      </w:tr>
+      <w:tr>
+        <w:trPr>
+          <w:trHeight w:val="134"/>
+        </w:trPr>
+        <w:tc>
+          <w:tcPr>
+            <w:tcW w:w="5794" w:type="dxa"/>
+            <w:gridSpan w:val="2"/>
+            <w:tcBorders>
+              <w:top w:val="single" w:sz="6" w:space="0" w:color="auto"/>
+            </w:tcBorders>
+          </w:tcPr>
+          <w:p>
+            <w:pPr>
+              <w:rPr>
+                <w:rFonts w:ascii="Arial" w:hAnsi="Arial"/>
+                <w:b/>
+                <w:bCs/>
+                <w:color w:val="auto"/>
+                <w:sz w:val="16"/>
+                <w:szCs w:val="16"/>
+                <w:u w:val="single"/>
+                <w:lang w:val="es-PE"/>
+              </w:rPr>
+            </w:pPr>
+          </w:p>
+        </w:tc>
+        <w:tc>
+          <w:tcPr>
+            <w:tcW w:w="5794" w:type="dxa"/>
+            <w:gridSpan w:val="2"/>
+            <w:tcBorders>
+              <w:top w:val="single" w:sz="6" w:space="0" w:color="auto"/>
+            </w:tcBorders>
+          </w:tcPr>
+          <w:p>
+            <w:pPr>
+              <w:rPr>
+                <w:rFonts w:ascii="Arial" w:hAnsi="Arial"/>
+                <w:b/>
+                <w:color w:val="auto"/>
+                <w:sz w:val="16"/>
+                <w:szCs w:val="16"/>
+                <w:u w:val="single"/>
               </w:rPr>
             </w:pPr>
           </w:p>
@@ -1440,17 +1481,17 @@
               <w:rPr>
                 <w:rFonts w:ascii="Arial" w:hAnsi="Arial"/>
                 <w:bCs/>
-                <w:color w:val="000000" w:themeColor="text1"/>
-                <w:sz w:val="16"/>
-                <w:szCs w:val="16"/>
-              </w:rPr>
-            </w:pPr>
-            <w:r>
-              <w:rPr>
-                <w:rFonts w:ascii="Arial" w:hAnsi="Arial"/>
-                <w:b/>
-                <w:bCs/>
-                <w:color w:val="000000" w:themeColor="text1"/>
+                <w:color w:val="auto"/>
+                <w:sz w:val="16"/>
+                <w:szCs w:val="16"/>
+              </w:rPr>
+            </w:pPr>
+            <w:r>
+              <w:rPr>
+                <w:rFonts w:ascii="Arial" w:hAnsi="Arial"/>
+                <w:b/>
+                <w:bCs/>
+                <w:color w:val="auto"/>
                 <w:sz w:val="16"/>
                 <w:szCs w:val="16"/>
                 <w:u w:val="single"/>
@@ -1463,7 +1504,7 @@
                 <w:rFonts w:ascii="Arial" w:hAnsi="Arial"/>
                 <w:b/>
                 <w:bCs/>
-                <w:color w:val="000000" w:themeColor="text1"/>
+                <w:color w:val="auto"/>
                 <w:sz w:val="16"/>
                 <w:szCs w:val="16"/>
                 <w:u w:val="single"/>
@@ -1483,7 +1524,7 @@
               <w:rPr>
                 <w:rFonts w:ascii="Arial" w:hAnsi="Arial"/>
                 <w:b/>
-                <w:color w:val="000000" w:themeColor="text1"/>
+                <w:color w:val="auto"/>
                 <w:sz w:val="16"/>
                 <w:szCs w:val="16"/>
                 <w:u w:val="single"/>
@@ -1493,7 +1534,7 @@
               <w:rPr>
                 <w:rFonts w:ascii="Arial" w:hAnsi="Arial"/>
                 <w:b/>
-                <w:color w:val="000000" w:themeColor="text1"/>
+                <w:color w:val="auto"/>
                 <w:sz w:val="16"/>
                 <w:szCs w:val="16"/>
                 <w:u w:val="single"/>
@@ -1504,7 +1545,7 @@
               <w:rPr>
                 <w:rFonts w:ascii="Arial" w:hAnsi="Arial"/>
                 <w:b/>
-                <w:color w:val="000000" w:themeColor="text1"/>
+                <w:color w:val="auto"/>
                 <w:sz w:val="16"/>
                 <w:szCs w:val="16"/>
                 <w:u w:val="single"/>
@@ -1516,7 +1557,7 @@
       </w:tr>
       <w:tr>
         <w:trPr>
-          <w:trHeight w:val="454"/>
+          <w:trHeight w:val="254"/>
         </w:trPr>
         <w:tc>
           <w:tcPr>
@@ -1526,17 +1567,19 @@
             <w:pPr>
               <w:rPr>
                 <w:rFonts w:ascii="Arial" w:hAnsi="Arial"/>
-                <w:bCs/>
-                <w:color w:val="000000" w:themeColor="text1"/>
-                <w:sz w:val="16"/>
-                <w:szCs w:val="16"/>
-              </w:rPr>
-            </w:pPr>
-            <w:r>
-              <w:rPr>
-                <w:rFonts w:ascii="Arial" w:hAnsi="Arial"/>
-                <w:b/>
-                <w:color w:val="000000" w:themeColor="text1"/>
+                <w:b/>
+                <w:bCs/>
+                <w:color w:val="auto"/>
+                <w:sz w:val="16"/>
+                <w:szCs w:val="16"/>
+              </w:rPr>
+            </w:pPr>
+            <w:r>
+              <w:rPr>
+                <w:rFonts w:ascii="Arial" w:hAnsi="Arial"/>
+                <w:b/>
+                <w:bCs/>
+                <w:color w:val="auto"/>
                 <w:sz w:val="16"/>
                 <w:szCs w:val="16"/>
                 <w:lang w:val="es-PE"/>
@@ -1547,7 +1590,8 @@
               <w:rPr>
                 <w:rFonts w:ascii="Arial" w:hAnsi="Arial"/>
                 <w:b/>
-                <w:color w:val="000000" w:themeColor="text1"/>
+                <w:bCs/>
+                <w:color w:val="auto"/>
                 <w:sz w:val="16"/>
                 <w:szCs w:val="16"/>
                 <w:lang w:val="es-PE"/>
@@ -1564,18 +1608,14 @@
             <w:pPr>
               <w:rPr>
                 <w:rFonts w:ascii="Arial" w:hAnsi="Arial"/>
-                <w:bCs/>
-                <w:color w:val="000000" w:themeColor="text1"/>
-                <w:sz w:val="16"/>
-                <w:szCs w:val="16"/>
-              </w:rPr>
-            </w:pPr>
-            <w:r>
-              <w:rPr>
-                <w:rFonts w:ascii="Arial" w:hAnsi="Arial"/>
-                <w:bCs/>
-                <w:noProof/>
-                <w:color w:val="000000" w:themeColor="text1"/>
+                <w:color w:val="auto"/>
+                <w:sz w:val="16"/>
+                <w:szCs w:val="16"/>
+              </w:rPr>
+            </w:pPr>
+            <w:r>
+              <w:rPr>
+                <w:rFonts w:ascii="Arial" w:hAnsi="Arial"/>
                 <w:sz w:val="16"/>
                 <w:szCs w:val="16"/>
               </w:rPr>
@@ -1584,9 +1624,7 @@
             <w:r>
               <w:rPr>
                 <w:rFonts w:ascii="Arial" w:hAnsi="Arial"/>
-                <w:bCs/>
-                <w:noProof/>
-                <w:color w:val="000000" w:themeColor="text1"/>
+                <w:color w:val="auto"/>
                 <w:sz w:val="16"/>
                 <w:szCs w:val="16"/>
               </w:rPr>
@@ -1595,9 +1633,6 @@
             <w:r>
               <w:rPr>
                 <w:rFonts w:ascii="Arial" w:hAnsi="Arial"/>
-                <w:bCs/>
-                <w:noProof/>
-                <w:color w:val="000000" w:themeColor="text1"/>
                 <w:sz w:val="16"/>
                 <w:szCs w:val="16"/>
               </w:rPr>
@@ -1606,9 +1641,7 @@
             <w:r>
               <w:rPr>
                 <w:rFonts w:ascii="Arial" w:hAnsi="Arial"/>
-                <w:bCs/>
-                <w:noProof/>
-                <w:color w:val="000000" w:themeColor="text1"/>
+                <w:color w:val="auto"/>
                 <w:sz w:val="16"/>
                 <w:szCs w:val="16"/>
               </w:rPr>
@@ -1617,9 +1650,6 @@
             <w:r>
               <w:rPr>
                 <w:rFonts w:ascii="Arial" w:hAnsi="Arial"/>
-                <w:bCs/>
-                <w:noProof/>
-                <w:color w:val="000000" w:themeColor="text1"/>
                 <w:sz w:val="16"/>
                 <w:szCs w:val="16"/>
               </w:rPr>
@@ -1635,17 +1665,19 @@
             <w:pPr>
               <w:rPr>
                 <w:rFonts w:ascii="Arial" w:hAnsi="Arial"/>
-                <w:bCs/>
-                <w:color w:val="000000" w:themeColor="text1"/>
-                <w:sz w:val="16"/>
-                <w:szCs w:val="16"/>
-              </w:rPr>
-            </w:pPr>
-            <w:r>
-              <w:rPr>
-                <w:rFonts w:ascii="Arial" w:hAnsi="Arial"/>
-                <w:b/>
-                <w:color w:val="000000" w:themeColor="text1"/>
+                <w:b/>
+                <w:bCs/>
+                <w:color w:val="auto"/>
+                <w:sz w:val="16"/>
+                <w:szCs w:val="16"/>
+              </w:rPr>
+            </w:pPr>
+            <w:r>
+              <w:rPr>
+                <w:rFonts w:ascii="Arial" w:hAnsi="Arial"/>
+                <w:b/>
+                <w:bCs/>
+                <w:color w:val="auto"/>
                 <w:sz w:val="16"/>
                 <w:szCs w:val="16"/>
                 <w:lang w:val="es-PE"/>
@@ -1662,17 +1694,14 @@
             <w:pPr>
               <w:rPr>
                 <w:rFonts w:ascii="Arial" w:hAnsi="Arial"/>
-                <w:bCs/>
-                <w:color w:val="000000" w:themeColor="text1"/>
-                <w:sz w:val="16"/>
-                <w:szCs w:val="16"/>
-              </w:rPr>
-            </w:pPr>
-            <w:r>
-              <w:rPr>
-                <w:rFonts w:ascii="Arial" w:hAnsi="Arial"/>
-                <w:bCs/>
-                <w:color w:val="000000" w:themeColor="text1"/>
+                <w:color w:val="auto"/>
+                <w:sz w:val="16"/>
+                <w:szCs w:val="16"/>
+              </w:rPr>
+            </w:pPr>
+            <w:r>
+              <w:rPr>
+                <w:rFonts w:ascii="Arial" w:hAnsi="Arial"/>
                 <w:sz w:val="16"/>
                 <w:szCs w:val="16"/>
               </w:rPr>
@@ -1681,8 +1710,7 @@
             <w:r>
               <w:rPr>
                 <w:rFonts w:ascii="Arial" w:hAnsi="Arial"/>
-                <w:bCs/>
-                <w:color w:val="000000" w:themeColor="text1"/>
+                <w:color w:val="auto"/>
                 <w:sz w:val="16"/>
                 <w:szCs w:val="16"/>
               </w:rPr>
@@ -1691,8 +1719,6 @@
             <w:r>
               <w:rPr>
                 <w:rFonts w:ascii="Arial" w:hAnsi="Arial"/>
-                <w:bCs/>
-                <w:color w:val="000000" w:themeColor="text1"/>
                 <w:sz w:val="16"/>
                 <w:szCs w:val="16"/>
               </w:rPr>
@@ -1701,9 +1727,7 @@
             <w:r>
               <w:rPr>
                 <w:rFonts w:ascii="Arial" w:hAnsi="Arial"/>
-                <w:bCs/>
-                <w:noProof/>
-                <w:color w:val="000000" w:themeColor="text1"/>
+                <w:color w:val="auto"/>
                 <w:sz w:val="16"/>
                 <w:szCs w:val="16"/>
               </w:rPr>
@@ -1712,8 +1736,6 @@
             <w:r>
               <w:rPr>
                 <w:rFonts w:ascii="Arial" w:hAnsi="Arial"/>
-                <w:bCs/>
-                <w:color w:val="000000" w:themeColor="text1"/>
                 <w:sz w:val="16"/>
                 <w:szCs w:val="16"/>
               </w:rPr>
@@ -1724,7 +1746,7 @@
       </w:tr>
       <w:tr>
         <w:trPr>
-          <w:trHeight w:val="434"/>
+          <w:trHeight w:val="257"/>
         </w:trPr>
         <w:tc>
           <w:tcPr>
@@ -1734,17 +1756,19 @@
             <w:pPr>
               <w:rPr>
                 <w:rFonts w:ascii="Arial" w:hAnsi="Arial"/>
-                <w:bCs/>
-                <w:color w:val="000000" w:themeColor="text1"/>
-                <w:sz w:val="16"/>
-                <w:szCs w:val="16"/>
-              </w:rPr>
-            </w:pPr>
-            <w:r>
-              <w:rPr>
-                <w:rFonts w:ascii="Arial" w:hAnsi="Arial"/>
-                <w:b/>
-                <w:color w:val="000000" w:themeColor="text1"/>
+                <w:b/>
+                <w:bCs/>
+                <w:color w:val="auto"/>
+                <w:sz w:val="16"/>
+                <w:szCs w:val="16"/>
+              </w:rPr>
+            </w:pPr>
+            <w:r>
+              <w:rPr>
+                <w:rFonts w:ascii="Arial" w:hAnsi="Arial"/>
+                <w:b/>
+                <w:bCs/>
+                <w:color w:val="auto"/>
                 <w:sz w:val="16"/>
                 <w:szCs w:val="16"/>
                 <w:lang w:val="es-PE"/>
@@ -1755,7 +1779,8 @@
               <w:rPr>
                 <w:rFonts w:ascii="Arial" w:hAnsi="Arial"/>
                 <w:b/>
-                <w:color w:val="000000" w:themeColor="text1"/>
+                <w:bCs/>
+                <w:color w:val="auto"/>
                 <w:sz w:val="16"/>
                 <w:szCs w:val="16"/>
                 <w:lang w:val="es-PE"/>
@@ -1772,17 +1797,14 @@
             <w:pPr>
               <w:rPr>
                 <w:rFonts w:ascii="Arial" w:hAnsi="Arial"/>
-                <w:bCs/>
-                <w:color w:val="000000" w:themeColor="text1"/>
-                <w:sz w:val="16"/>
-                <w:szCs w:val="16"/>
-              </w:rPr>
-            </w:pPr>
-            <w:r>
-              <w:rPr>
-                <w:rFonts w:ascii="Arial" w:hAnsi="Arial"/>
-                <w:bCs/>
-                <w:color w:val="000000" w:themeColor="text1"/>
+                <w:color w:val="auto"/>
+                <w:sz w:val="16"/>
+                <w:szCs w:val="16"/>
+              </w:rPr>
+            </w:pPr>
+            <w:r>
+              <w:rPr>
+                <w:rFonts w:ascii="Arial" w:hAnsi="Arial"/>
                 <w:sz w:val="16"/>
                 <w:szCs w:val="16"/>
               </w:rPr>
@@ -1791,8 +1813,7 @@
             <w:r>
               <w:rPr>
                 <w:rFonts w:ascii="Arial" w:hAnsi="Arial"/>
-                <w:bCs/>
-                <w:color w:val="000000" w:themeColor="text1"/>
+                <w:color w:val="auto"/>
                 <w:sz w:val="16"/>
                 <w:szCs w:val="16"/>
               </w:rPr>
@@ -1801,8 +1822,6 @@
             <w:r>
               <w:rPr>
                 <w:rFonts w:ascii="Arial" w:hAnsi="Arial"/>
-                <w:bCs/>
-                <w:color w:val="000000" w:themeColor="text1"/>
                 <w:sz w:val="16"/>
                 <w:szCs w:val="16"/>
               </w:rPr>
@@ -1811,9 +1830,7 @@
             <w:r>
               <w:rPr>
                 <w:rFonts w:ascii="Arial" w:hAnsi="Arial"/>
-                <w:bCs/>
-                <w:noProof/>
-                <w:color w:val="000000" w:themeColor="text1"/>
+                <w:color w:val="auto"/>
                 <w:sz w:val="16"/>
                 <w:szCs w:val="16"/>
               </w:rPr>
@@ -1822,8 +1839,6 @@
             <w:r>
               <w:rPr>
                 <w:rFonts w:ascii="Arial" w:hAnsi="Arial"/>
-                <w:bCs/>
-                <w:color w:val="000000" w:themeColor="text1"/>
                 <w:sz w:val="16"/>
                 <w:szCs w:val="16"/>
               </w:rPr>
@@ -1839,17 +1854,19 @@
             <w:pPr>
               <w:rPr>
                 <w:rFonts w:ascii="Arial" w:hAnsi="Arial"/>
-                <w:bCs/>
-                <w:color w:val="000000" w:themeColor="text1"/>
-                <w:sz w:val="16"/>
-                <w:szCs w:val="16"/>
-              </w:rPr>
-            </w:pPr>
-            <w:r>
-              <w:rPr>
-                <w:rFonts w:ascii="Arial" w:hAnsi="Arial"/>
-                <w:b/>
-                <w:color w:val="000000" w:themeColor="text1"/>
+                <w:b/>
+                <w:bCs/>
+                <w:color w:val="auto"/>
+                <w:sz w:val="16"/>
+                <w:szCs w:val="16"/>
+              </w:rPr>
+            </w:pPr>
+            <w:r>
+              <w:rPr>
+                <w:rFonts w:ascii="Arial" w:hAnsi="Arial"/>
+                <w:b/>
+                <w:bCs/>
+                <w:color w:val="auto"/>
                 <w:sz w:val="16"/>
                 <w:szCs w:val="16"/>
                 <w:lang w:val="es-PE"/>
@@ -1866,17 +1883,14 @@
             <w:pPr>
               <w:rPr>
                 <w:rFonts w:ascii="Arial" w:hAnsi="Arial"/>
-                <w:bCs/>
-                <w:color w:val="000000" w:themeColor="text1"/>
-                <w:sz w:val="16"/>
-                <w:szCs w:val="16"/>
-              </w:rPr>
-            </w:pPr>
-            <w:r>
-              <w:rPr>
-                <w:rFonts w:ascii="Arial" w:hAnsi="Arial"/>
-                <w:bCs/>
-                <w:color w:val="000000" w:themeColor="text1"/>
+                <w:color w:val="auto"/>
+                <w:sz w:val="16"/>
+                <w:szCs w:val="16"/>
+              </w:rPr>
+            </w:pPr>
+            <w:r>
+              <w:rPr>
+                <w:rFonts w:ascii="Arial" w:hAnsi="Arial"/>
                 <w:sz w:val="16"/>
                 <w:szCs w:val="16"/>
               </w:rPr>
@@ -1885,8 +1899,7 @@
             <w:r>
               <w:rPr>
                 <w:rFonts w:ascii="Arial" w:hAnsi="Arial"/>
-                <w:bCs/>
-                <w:color w:val="000000" w:themeColor="text1"/>
+                <w:color w:val="auto"/>
                 <w:sz w:val="16"/>
                 <w:szCs w:val="16"/>
               </w:rPr>
@@ -1895,8 +1908,6 @@
             <w:r>
               <w:rPr>
                 <w:rFonts w:ascii="Arial" w:hAnsi="Arial"/>
-                <w:bCs/>
-                <w:color w:val="000000" w:themeColor="text1"/>
                 <w:sz w:val="16"/>
                 <w:szCs w:val="16"/>
               </w:rPr>
@@ -1905,9 +1916,7 @@
             <w:r>
               <w:rPr>
                 <w:rFonts w:ascii="Arial" w:hAnsi="Arial"/>
-                <w:bCs/>
-                <w:noProof/>
-                <w:color w:val="000000" w:themeColor="text1"/>
+                <w:color w:val="auto"/>
                 <w:sz w:val="16"/>
                 <w:szCs w:val="16"/>
               </w:rPr>
@@ -1916,8 +1925,6 @@
             <w:r>
               <w:rPr>
                 <w:rFonts w:ascii="Arial" w:hAnsi="Arial"/>
-                <w:bCs/>
-                <w:color w:val="000000" w:themeColor="text1"/>
                 <w:sz w:val="16"/>
                 <w:szCs w:val="16"/>
               </w:rPr>
@@ -1928,7 +1935,7 @@
       </w:tr>
       <w:tr>
         <w:trPr>
-          <w:trHeight w:val="390"/>
+          <w:trHeight w:val="276"/>
         </w:trPr>
         <w:tc>
           <w:tcPr>
@@ -1938,8 +1945,9 @@
             <w:pPr>
               <w:rPr>
                 <w:rFonts w:ascii="Arial" w:hAnsi="Arial"/>
-                <w:bCs/>
-                <w:color w:val="000000" w:themeColor="text1"/>
+                <w:b/>
+                <w:bCs/>
+                <w:color w:val="auto"/>
                 <w:sz w:val="16"/>
                 <w:szCs w:val="16"/>
               </w:rPr>
@@ -1949,7 +1957,8 @@
               <w:rPr>
                 <w:rFonts w:ascii="Arial" w:hAnsi="Arial"/>
                 <w:b/>
-                <w:color w:val="000000" w:themeColor="text1"/>
+                <w:bCs/>
+                <w:color w:val="auto"/>
                 <w:sz w:val="16"/>
                 <w:szCs w:val="16"/>
                 <w:lang w:val="es-PE"/>
@@ -1961,7 +1970,8 @@
               <w:rPr>
                 <w:rFonts w:ascii="Arial" w:hAnsi="Arial"/>
                 <w:b/>
-                <w:color w:val="000000" w:themeColor="text1"/>
+                <w:bCs/>
+                <w:color w:val="auto"/>
                 <w:sz w:val="16"/>
                 <w:szCs w:val="16"/>
                 <w:lang w:val="es-PE"/>
@@ -1972,7 +1982,8 @@
               <w:rPr>
                 <w:rFonts w:ascii="Arial" w:hAnsi="Arial"/>
                 <w:b/>
-                <w:color w:val="000000" w:themeColor="text1"/>
+                <w:bCs/>
+                <w:color w:val="auto"/>
                 <w:sz w:val="16"/>
                 <w:szCs w:val="16"/>
                 <w:lang w:val="es-PE"/>
@@ -1983,7 +1994,8 @@
               <w:rPr>
                 <w:rFonts w:ascii="Arial" w:hAnsi="Arial"/>
                 <w:b/>
-                <w:color w:val="000000" w:themeColor="text1"/>
+                <w:bCs/>
+                <w:color w:val="auto"/>
                 <w:sz w:val="16"/>
                 <w:szCs w:val="16"/>
                 <w:lang w:val="es-PE"/>
@@ -2000,17 +2012,14 @@
             <w:pPr>
               <w:rPr>
                 <w:rFonts w:ascii="Arial" w:hAnsi="Arial"/>
-                <w:bCs/>
-                <w:color w:val="000000" w:themeColor="text1"/>
-                <w:sz w:val="16"/>
-                <w:szCs w:val="16"/>
-              </w:rPr>
-            </w:pPr>
-            <w:r>
-              <w:rPr>
-                <w:rFonts w:ascii="Arial" w:hAnsi="Arial"/>
-                <w:bCs/>
-                <w:color w:val="000000" w:themeColor="text1"/>
+                <w:color w:val="auto"/>
+                <w:sz w:val="16"/>
+                <w:szCs w:val="16"/>
+              </w:rPr>
+            </w:pPr>
+            <w:r>
+              <w:rPr>
+                <w:rFonts w:ascii="Arial" w:hAnsi="Arial"/>
                 <w:sz w:val="16"/>
                 <w:szCs w:val="16"/>
               </w:rPr>
@@ -2019,8 +2028,7 @@
             <w:r>
               <w:rPr>
                 <w:rFonts w:ascii="Arial" w:hAnsi="Arial"/>
-                <w:bCs/>
-                <w:color w:val="000000" w:themeColor="text1"/>
+                <w:color w:val="auto"/>
                 <w:sz w:val="16"/>
                 <w:szCs w:val="16"/>
               </w:rPr>
@@ -2029,8 +2037,6 @@
             <w:r>
               <w:rPr>
                 <w:rFonts w:ascii="Arial" w:hAnsi="Arial"/>
-                <w:bCs/>
-                <w:color w:val="000000" w:themeColor="text1"/>
                 <w:sz w:val="16"/>
                 <w:szCs w:val="16"/>
               </w:rPr>
@@ -2039,9 +2045,7 @@
             <w:r>
               <w:rPr>
                 <w:rFonts w:ascii="Arial" w:hAnsi="Arial"/>
-                <w:bCs/>
-                <w:noProof/>
-                <w:color w:val="000000" w:themeColor="text1"/>
+                <w:color w:val="auto"/>
                 <w:sz w:val="16"/>
                 <w:szCs w:val="16"/>
               </w:rPr>
@@ -2050,8 +2054,6 @@
             <w:r>
               <w:rPr>
                 <w:rFonts w:ascii="Arial" w:hAnsi="Arial"/>
-                <w:bCs/>
-                <w:color w:val="000000" w:themeColor="text1"/>
                 <w:sz w:val="16"/>
                 <w:szCs w:val="16"/>
               </w:rPr>
@@ -2067,17 +2069,19 @@
             <w:pPr>
               <w:rPr>
                 <w:rFonts w:ascii="Arial" w:hAnsi="Arial"/>
-                <w:bCs/>
-                <w:color w:val="000000" w:themeColor="text1"/>
-                <w:sz w:val="16"/>
-                <w:szCs w:val="16"/>
-              </w:rPr>
-            </w:pPr>
-            <w:r>
-              <w:rPr>
-                <w:rFonts w:ascii="Arial" w:hAnsi="Arial"/>
-                <w:b/>
-                <w:color w:val="000000" w:themeColor="text1"/>
+                <w:b/>
+                <w:bCs/>
+                <w:color w:val="auto"/>
+                <w:sz w:val="16"/>
+                <w:szCs w:val="16"/>
+              </w:rPr>
+            </w:pPr>
+            <w:r>
+              <w:rPr>
+                <w:rFonts w:ascii="Arial" w:hAnsi="Arial"/>
+                <w:b/>
+                <w:bCs/>
+                <w:color w:val="auto"/>
                 <w:sz w:val="16"/>
                 <w:szCs w:val="16"/>
                 <w:lang w:val="es-PE"/>
@@ -2094,17 +2098,14 @@
             <w:pPr>
               <w:rPr>
                 <w:rFonts w:ascii="Arial" w:hAnsi="Arial"/>
-                <w:bCs/>
-                <w:color w:val="000000" w:themeColor="text1"/>
-                <w:sz w:val="16"/>
-                <w:szCs w:val="16"/>
-              </w:rPr>
-            </w:pPr>
-            <w:r>
-              <w:rPr>
-                <w:rFonts w:ascii="Arial" w:hAnsi="Arial"/>
-                <w:bCs/>
-                <w:color w:val="000000" w:themeColor="text1"/>
+                <w:color w:val="auto"/>
+                <w:sz w:val="16"/>
+                <w:szCs w:val="16"/>
+              </w:rPr>
+            </w:pPr>
+            <w:r>
+              <w:rPr>
+                <w:rFonts w:ascii="Arial" w:hAnsi="Arial"/>
                 <w:sz w:val="16"/>
                 <w:szCs w:val="16"/>
               </w:rPr>
@@ -2113,8 +2114,7 @@
             <w:r>
               <w:rPr>
                 <w:rFonts w:ascii="Arial" w:hAnsi="Arial"/>
-                <w:bCs/>
-                <w:color w:val="000000" w:themeColor="text1"/>
+                <w:color w:val="auto"/>
                 <w:sz w:val="16"/>
                 <w:szCs w:val="16"/>
               </w:rPr>
@@ -2123,8 +2123,6 @@
             <w:r>
               <w:rPr>
                 <w:rFonts w:ascii="Arial" w:hAnsi="Arial"/>
-                <w:bCs/>
-                <w:color w:val="000000" w:themeColor="text1"/>
                 <w:sz w:val="16"/>
                 <w:szCs w:val="16"/>
               </w:rPr>
@@ -2133,9 +2131,7 @@
             <w:r>
               <w:rPr>
                 <w:rFonts w:ascii="Arial" w:hAnsi="Arial"/>
-                <w:bCs/>
-                <w:noProof/>
-                <w:color w:val="000000" w:themeColor="text1"/>
+                <w:color w:val="auto"/>
                 <w:sz w:val="16"/>
                 <w:szCs w:val="16"/>
               </w:rPr>
@@ -2144,12 +2140,212 @@
             <w:r>
               <w:rPr>
                 <w:rFonts w:ascii="Arial" w:hAnsi="Arial"/>
-                <w:bCs/>
-                <w:color w:val="000000" w:themeColor="text1"/>
                 <w:sz w:val="16"/>
                 <w:szCs w:val="16"/>
               </w:rPr>
               <w:fldChar w:fldCharType="end"/>
+            </w:r>
+          </w:p>
+        </w:tc>
+      </w:tr>
+      <w:tr>
+        <w:trPr>
+          <w:trHeight w:val="123"/>
+        </w:trPr>
+        <w:tc>
+          <w:tcPr>
+            <w:tcW w:w="1849" w:type="dxa"/>
+          </w:tcPr>
+          <w:p>
+            <w:pPr>
+              <w:rPr>
+                <w:rFonts w:ascii="Arial" w:hAnsi="Arial"/>
+                <w:b/>
+                <w:bCs/>
+                <w:color w:val="auto"/>
+                <w:sz w:val="16"/>
+                <w:szCs w:val="16"/>
+                <w:lang w:val="es-PE"/>
+              </w:rPr>
+            </w:pPr>
+            <w:proofErr w:type="spellStart"/>
+            <w:r>
+              <w:rPr>
+                <w:rFonts w:ascii="Arial" w:hAnsi="Arial"/>
+                <w:b/>
+                <w:bCs/>
+                <w:color w:val="auto"/>
+                <w:sz w:val="16"/>
+                <w:szCs w:val="16"/>
+                <w:lang w:val="es-PE"/>
+              </w:rPr>
+              <w:t>N°</w:t>
+            </w:r>
+            <w:proofErr w:type="spellEnd"/>
+            <w:r>
+              <w:rPr>
+                <w:rFonts w:ascii="Arial" w:hAnsi="Arial"/>
+                <w:b/>
+                <w:bCs/>
+                <w:color w:val="auto"/>
+                <w:sz w:val="16"/>
+                <w:szCs w:val="16"/>
+                <w:lang w:val="es-PE"/>
+              </w:rPr>
+              <w:t xml:space="preserve"> Doc / Guia T.</w:t>
+            </w:r>
+          </w:p>
+        </w:tc>
+        <w:tc>
+          <w:tcPr>
+            <w:tcW w:w="3945" w:type="dxa"/>
+          </w:tcPr>
+          <w:p>
+            <w:pPr>
+              <w:rPr>
+                <w:rFonts w:ascii="Arial" w:hAnsi="Arial"/>
+                <w:color w:val="auto"/>
+                <w:sz w:val="16"/>
+                <w:szCs w:val="16"/>
+              </w:rPr>
+            </w:pPr>
+            <w:r>
+              <w:rPr>
+                <w:rFonts w:ascii="Arial" w:hAnsi="Arial"/>
+                <w:sz w:val="16"/>
+                <w:szCs w:val="16"/>
+              </w:rPr>
+              <w:fldChar w:fldCharType="begin"/>
+            </w:r>
+            <w:r>
+              <w:rPr>
+                <w:rFonts w:ascii="Arial" w:hAnsi="Arial"/>
+                <w:color w:val="auto"/>
+                <w:sz w:val="16"/>
+                <w:szCs w:val="16"/>
+              </w:rPr>
+              <w:instrText xml:space="preserve"> MERGEFIELD  guia_gt  \* MERGEFORMAT </w:instrText>
+            </w:r>
+            <w:r>
+              <w:rPr>
+                <w:rFonts w:ascii="Arial" w:hAnsi="Arial"/>
+                <w:sz w:val="16"/>
+                <w:szCs w:val="16"/>
+              </w:rPr>
+              <w:fldChar w:fldCharType="separate"/>
+            </w:r>
+            <w:r>
+              <w:rPr>
+                <w:rFonts w:ascii="Arial" w:hAnsi="Arial"/>
+                <w:color w:val="auto"/>
+                <w:sz w:val="16"/>
+                <w:szCs w:val="16"/>
+              </w:rPr>
+              <w:t>«guia_gt»</w:t>
+            </w:r>
+            <w:r>
+              <w:rPr>
+                <w:rFonts w:ascii="Arial" w:hAnsi="Arial"/>
+                <w:sz w:val="16"/>
+                <w:szCs w:val="16"/>
+              </w:rPr>
+              <w:fldChar w:fldCharType="end"/>
+            </w:r>
+          </w:p>
+        </w:tc>
+        <w:tc>
+          <w:tcPr>
+            <w:tcW w:w="2896" w:type="dxa"/>
+          </w:tcPr>
+          <w:p>
+            <w:pPr>
+              <w:rPr>
+                <w:rFonts w:ascii="Arial" w:hAnsi="Arial"/>
+                <w:b/>
+                <w:bCs/>
+                <w:color w:val="auto"/>
+                <w:sz w:val="16"/>
+                <w:szCs w:val="16"/>
+                <w:lang w:val="es-PE"/>
+              </w:rPr>
+            </w:pPr>
+            <w:r>
+              <w:rPr>
+                <w:rFonts w:ascii="Arial" w:hAnsi="Arial"/>
+                <w:b/>
+                <w:bCs/>
+                <w:color w:val="auto"/>
+                <w:sz w:val="16"/>
+                <w:szCs w:val="16"/>
+                <w:lang w:val="es-PE"/>
+              </w:rPr>
+              <w:t>Placa</w:t>
+            </w:r>
+          </w:p>
+        </w:tc>
+        <w:tc>
+          <w:tcPr>
+            <w:tcW w:w="2898" w:type="dxa"/>
+          </w:tcPr>
+          <w:p>
+            <w:pPr>
+              <w:rPr>
+                <w:rFonts w:ascii="Arial" w:hAnsi="Arial"/>
+                <w:color w:val="auto"/>
+                <w:sz w:val="16"/>
+                <w:szCs w:val="16"/>
+              </w:rPr>
+            </w:pPr>
+            <w:r>
+              <w:rPr>
+                <w:rFonts w:ascii="Arial" w:hAnsi="Arial"/>
+                <w:sz w:val="16"/>
+                <w:szCs w:val="16"/>
+              </w:rPr>
+              <w:fldChar w:fldCharType="begin"/>
+            </w:r>
+            <w:r>
+              <w:rPr>
+                <w:rFonts w:ascii="Arial" w:hAnsi="Arial"/>
+                <w:color w:val="auto"/>
+                <w:sz w:val="16"/>
+                <w:szCs w:val="16"/>
+              </w:rPr>
+              <w:instrText xml:space="preserve"> MERGEFIELD  nro_placa  \* MERGEFORMAT </w:instrText>
+            </w:r>
+            <w:r>
+              <w:rPr>
+                <w:rFonts w:ascii="Arial" w:hAnsi="Arial"/>
+                <w:sz w:val="16"/>
+                <w:szCs w:val="16"/>
+              </w:rPr>
+              <w:fldChar w:fldCharType="separate"/>
+            </w:r>
+            <w:r>
+              <w:rPr>
+                <w:rFonts w:ascii="Arial" w:hAnsi="Arial"/>
+                <w:color w:val="auto"/>
+                <w:sz w:val="16"/>
+                <w:szCs w:val="16"/>
+              </w:rPr>
+              <w:t>«nro_placa»</w:t>
+            </w:r>
+            <w:r>
+              <w:rPr>
+                <w:rFonts w:ascii="Arial" w:hAnsi="Arial"/>
+                <w:sz w:val="16"/>
+                <w:szCs w:val="16"/>
+              </w:rPr>
+              <w:fldChar w:fldCharType="end"/>
+            </w:r>
+            <w:r>
+              <w:rPr>
+                <w:rFonts w:ascii="Arial" w:hAnsi="Arial"/>
+                <w:color w:val="auto"/>
+                <w:sz w:val="16"/>
+                <w:szCs w:val="16"/>
+              </w:rPr>
+              <w:t xml:space="preserve"> </w:t>
             </w:r>
           </w:p>
         </w:tc>
@@ -2167,153 +2363,42 @@
               <w:rPr>
                 <w:rFonts w:ascii="Arial" w:hAnsi="Arial"/>
                 <w:b/>
-                <w:color w:val="000000" w:themeColor="text1"/>
                 <w:sz w:val="16"/>
                 <w:szCs w:val="16"/>
                 <w:lang w:val="es-PE"/>
               </w:rPr>
             </w:pPr>
-            <w:proofErr w:type="spellStart"/>
-            <w:r>
-              <w:rPr>
-                <w:rFonts w:ascii="Arial" w:hAnsi="Arial"/>
-                <w:b/>
-                <w:color w:val="000000" w:themeColor="text1"/>
+          </w:p>
+        </w:tc>
+        <w:tc>
+          <w:tcPr>
+            <w:tcW w:w="3945" w:type="dxa"/>
+          </w:tcPr>
+          <w:p>
+            <w:pPr>
+              <w:rPr>
+                <w:rFonts w:ascii="Arial" w:hAnsi="Arial"/>
+                <w:bCs/>
+                <w:sz w:val="16"/>
+                <w:szCs w:val="16"/>
+              </w:rPr>
+            </w:pPr>
+          </w:p>
+        </w:tc>
+        <w:tc>
+          <w:tcPr>
+            <w:tcW w:w="2896" w:type="dxa"/>
+          </w:tcPr>
+          <w:p>
+            <w:pPr>
+              <w:rPr>
+                <w:rFonts w:ascii="Arial" w:hAnsi="Arial"/>
+                <w:b/>
                 <w:sz w:val="16"/>
                 <w:szCs w:val="16"/>
                 <w:lang w:val="es-PE"/>
               </w:rPr>
-              <w:t>N°</w:t>
-            </w:r>
-            <w:proofErr w:type="spellEnd"/>
-            <w:r>
-              <w:rPr>
-                <w:rFonts w:ascii="Arial" w:hAnsi="Arial"/>
-                <w:b/>
-                <w:color w:val="000000" w:themeColor="text1"/>
-                <w:sz w:val="16"/>
-                <w:szCs w:val="16"/>
-                <w:lang w:val="es-PE"/>
-              </w:rPr>
-              <w:t xml:space="preserve"> Doc / Guia </w:t>
-            </w:r>
-            <w:r>
-              <w:rPr>
-                <w:rFonts w:ascii="Arial" w:hAnsi="Arial"/>
-                <w:b/>
-                <w:color w:val="000000" w:themeColor="text1"/>
-                <w:sz w:val="16"/>
-                <w:szCs w:val="16"/>
-                <w:lang w:val="es-PE"/>
-              </w:rPr>
-              <w:t>T</w:t>
-            </w:r>
-            <w:r>
-              <w:rPr>
-                <w:rFonts w:ascii="Arial" w:hAnsi="Arial"/>
-                <w:b/>
-                <w:color w:val="000000" w:themeColor="text1"/>
-                <w:sz w:val="16"/>
-                <w:szCs w:val="16"/>
-                <w:lang w:val="es-PE"/>
-              </w:rPr>
-              <w:t>.</w:t>
-            </w:r>
-          </w:p>
-        </w:tc>
-        <w:tc>
-          <w:tcPr>
-            <w:tcW w:w="3945" w:type="dxa"/>
-          </w:tcPr>
-          <w:p>
-            <w:pPr>
-              <w:rPr>
-                <w:rFonts w:ascii="Arial" w:hAnsi="Arial"/>
-                <w:bCs/>
-                <w:color w:val="000000" w:themeColor="text1"/>
-                <w:sz w:val="16"/>
-                <w:szCs w:val="16"/>
-              </w:rPr>
-            </w:pPr>
-            <w:r>
-              <w:rPr>
-                <w:rFonts w:ascii="Arial" w:hAnsi="Arial"/>
-                <w:bCs/>
-                <w:color w:val="000000" w:themeColor="text1"/>
-                <w:sz w:val="16"/>
-                <w:szCs w:val="16"/>
-              </w:rPr>
-              <w:fldChar w:fldCharType="begin"/>
-            </w:r>
-            <w:r>
-              <w:rPr>
-                <w:rFonts w:ascii="Arial" w:hAnsi="Arial"/>
-                <w:bCs/>
-                <w:color w:val="000000" w:themeColor="text1"/>
-                <w:sz w:val="16"/>
-                <w:szCs w:val="16"/>
-              </w:rPr>
-              <w:instrText xml:space="preserve"> MERGEFIELD  guia_gt  \* MERGEFORMAT </w:instrText>
-            </w:r>
-            <w:r>
-              <w:rPr>
-                <w:rFonts w:ascii="Arial" w:hAnsi="Arial"/>
-                <w:bCs/>
-                <w:color w:val="000000" w:themeColor="text1"/>
-                <w:sz w:val="16"/>
-                <w:szCs w:val="16"/>
-              </w:rPr>
-              <w:fldChar w:fldCharType="separate"/>
-            </w:r>
-            <w:r>
-              <w:rPr>
-                <w:rFonts w:ascii="Arial" w:hAnsi="Arial"/>
-                <w:bCs/>
-                <w:noProof/>
-                <w:color w:val="000000" w:themeColor="text1"/>
-                <w:sz w:val="16"/>
-                <w:szCs w:val="16"/>
-              </w:rPr>
-              <w:t>«guia_gt»</w:t>
-            </w:r>
-            <w:r>
-              <w:rPr>
-                <w:rFonts w:ascii="Arial" w:hAnsi="Arial"/>
-                <w:bCs/>
-                <w:color w:val="000000" w:themeColor="text1"/>
-                <w:sz w:val="16"/>
-                <w:szCs w:val="16"/>
-              </w:rPr>
-              <w:fldChar w:fldCharType="end"/>
-            </w:r>
-          </w:p>
-        </w:tc>
-        <w:tc>
-          <w:tcPr>
-            <w:tcW w:w="2896" w:type="dxa"/>
-          </w:tcPr>
-          <w:p>
-            <w:pPr>
-              <w:rPr>
-                <w:rFonts w:ascii="Arial" w:hAnsi="Arial"/>
-                <w:b/>
-                <w:color w:val="000000" w:themeColor="text1"/>
-                <w:sz w:val="16"/>
-                <w:szCs w:val="16"/>
-                <w:lang w:val="es-PE"/>
-              </w:rPr>
-            </w:pPr>
-            <w:r>
-              <w:rPr>
-                <w:rFonts w:ascii="Arial" w:hAnsi="Arial"/>
-                <w:b/>
-                <w:color w:val="000000" w:themeColor="text1"/>
-                <w:sz w:val="16"/>
-                <w:szCs w:val="16"/>
-                <w:lang w:val="es-PE"/>
-              </w:rPr>
-              <w:t>Placa</w:t>
-            </w:r>
+            </w:pPr>
           </w:p>
         </w:tc>
         <w:tc>
@@ -2325,72 +2410,10 @@
               <w:rPr>
                 <w:rFonts w:ascii="Arial" w:hAnsi="Arial"/>
                 <w:bCs/>
-                <w:color w:val="000000" w:themeColor="text1"/>
-                <w:sz w:val="16"/>
-                <w:szCs w:val="16"/>
-              </w:rPr>
-            </w:pPr>
-            <w:r>
-              <w:rPr>
-                <w:rFonts w:ascii="Arial" w:hAnsi="Arial"/>
-                <w:bCs/>
-                <w:color w:val="000000" w:themeColor="text1"/>
-                <w:sz w:val="16"/>
-                <w:szCs w:val="16"/>
-              </w:rPr>
-              <w:fldChar w:fldCharType="begin"/>
-            </w:r>
-            <w:r>
-              <w:rPr>
-                <w:rFonts w:ascii="Arial" w:hAnsi="Arial"/>
-                <w:bCs/>
-                <w:color w:val="000000" w:themeColor="text1"/>
-                <w:sz w:val="16"/>
-                <w:szCs w:val="16"/>
-              </w:rPr>
-              <w:instrText xml:space="preserve"> MERGEFIELD  nro_placa  \* MERGEFORMAT </w:instrText>
-            </w:r>
-            <w:r>
-              <w:rPr>
-                <w:rFonts w:ascii="Arial" w:hAnsi="Arial"/>
-                <w:bCs/>
-                <w:color w:val="000000" w:themeColor="text1"/>
-                <w:sz w:val="16"/>
-                <w:szCs w:val="16"/>
-              </w:rPr>
-              <w:fldChar w:fldCharType="separate"/>
-            </w:r>
-            <w:r>
-              <w:rPr>
-                <w:rFonts w:ascii="Arial" w:hAnsi="Arial"/>
-                <w:bCs/>
-                <w:noProof/>
-                <w:color w:val="000000" w:themeColor="text1"/>
-                <w:sz w:val="16"/>
-                <w:szCs w:val="16"/>
-              </w:rPr>
-              <w:t>«nro_placa»</w:t>
-            </w:r>
-            <w:r>
-              <w:rPr>
-                <w:rFonts w:ascii="Arial" w:hAnsi="Arial"/>
-                <w:bCs/>
-                <w:color w:val="000000" w:themeColor="text1"/>
-                <w:sz w:val="16"/>
-                <w:szCs w:val="16"/>
-              </w:rPr>
-              <w:fldChar w:fldCharType="end"/>
-            </w:r>
-            <w:r>
-              <w:rPr>
-                <w:rFonts w:ascii="Arial" w:hAnsi="Arial"/>
-                <w:bCs/>
-                <w:color w:val="000000" w:themeColor="text1"/>
-                <w:sz w:val="16"/>
-                <w:szCs w:val="16"/>
-              </w:rPr>
-              <w:t xml:space="preserve"> </w:t>
-            </w:r>
+                <w:sz w:val="16"/>
+                <w:szCs w:val="16"/>
+              </w:rPr>
+            </w:pPr>
           </w:p>
         </w:tc>
       </w:tr>
@@ -2407,12 +2430,23 @@
               <w:rPr>
                 <w:rFonts w:ascii="Arial" w:hAnsi="Arial"/>
                 <w:b/>
-                <w:color w:val="000000" w:themeColor="text1"/>
+                <w:color w:val="auto"/>
                 <w:sz w:val="16"/>
                 <w:szCs w:val="16"/>
                 <w:lang w:val="es-PE"/>
               </w:rPr>
             </w:pPr>
+            <w:r>
+              <w:rPr>
+                <w:rFonts w:ascii="Arial" w:hAnsi="Arial"/>
+                <w:b/>
+                <w:color w:val="auto"/>
+                <w:sz w:val="16"/>
+                <w:szCs w:val="16"/>
+                <w:lang w:val="es-PE"/>
+              </w:rPr>
+              <w:t>Detalle</w:t>
+            </w:r>
           </w:p>
         </w:tc>
         <w:tc>
@@ -2424,7 +2458,7 @@
               <w:rPr>
                 <w:rFonts w:ascii="Arial" w:hAnsi="Arial"/>
                 <w:bCs/>
-                <w:color w:val="000000" w:themeColor="text1"/>
+                <w:color w:val="auto"/>
                 <w:sz w:val="16"/>
                 <w:szCs w:val="16"/>
               </w:rPr>
@@ -2440,7 +2474,7 @@
               <w:rPr>
                 <w:rFonts w:ascii="Arial" w:hAnsi="Arial"/>
                 <w:b/>
-                <w:color w:val="000000" w:themeColor="text1"/>
+                <w:color w:val="auto"/>
                 <w:sz w:val="16"/>
                 <w:szCs w:val="16"/>
                 <w:lang w:val="es-PE"/>
@@ -2457,7 +2491,7 @@
               <w:rPr>
                 <w:rFonts w:ascii="Arial" w:hAnsi="Arial"/>
                 <w:bCs/>
-                <w:color w:val="000000" w:themeColor="text1"/>
+                <w:color w:val="auto"/>
                 <w:sz w:val="16"/>
                 <w:szCs w:val="16"/>
               </w:rPr>
@@ -2496,8 +2530,8 @@
           <w:tcPr>
             <w:tcW w:w="1711" w:type="dxa"/>
             <w:tcBorders>
-              <w:top w:val="single" w:sz="4" w:space="0" w:color="auto"/>
-              <w:bottom w:val="single" w:sz="4" w:space="0" w:color="auto"/>
+              <w:top w:val="single" w:sz="6" w:space="0" w:color="auto"/>
+              <w:bottom w:val="single" w:sz="6" w:space="0" w:color="auto"/>
             </w:tcBorders>
             <w:vAlign w:val="center"/>
           </w:tcPr>
@@ -2507,7 +2541,6 @@
               <w:rPr>
                 <w:rFonts w:ascii="Arial" w:hAnsi="Arial"/>
                 <w:b/>
-                <w:color w:val="000000" w:themeColor="text1"/>
                 <w:w w:val="96"/>
                 <w:sz w:val="16"/>
                 <w:szCs w:val="16"/>
@@ -2518,7 +2551,6 @@
               <w:rPr>
                 <w:rFonts w:ascii="Arial" w:hAnsi="Arial"/>
                 <w:b/>
-                <w:color w:val="000000" w:themeColor="text1"/>
                 <w:w w:val="96"/>
                 <w:sz w:val="16"/>
                 <w:szCs w:val="16"/>
@@ -2532,8 +2564,8 @@
           <w:tcPr>
             <w:tcW w:w="1843" w:type="dxa"/>
             <w:tcBorders>
-              <w:top w:val="single" w:sz="4" w:space="0" w:color="auto"/>
-              <w:bottom w:val="single" w:sz="4" w:space="0" w:color="auto"/>
+              <w:top w:val="single" w:sz="6" w:space="0" w:color="auto"/>
+              <w:bottom w:val="single" w:sz="6" w:space="0" w:color="auto"/>
             </w:tcBorders>
             <w:vAlign w:val="center"/>
           </w:tcPr>
@@ -2543,7 +2575,6 @@
               <w:rPr>
                 <w:rFonts w:ascii="Arial" w:hAnsi="Arial"/>
                 <w:b/>
-                <w:color w:val="000000" w:themeColor="text1"/>
                 <w:w w:val="96"/>
                 <w:sz w:val="16"/>
                 <w:szCs w:val="16"/>
@@ -2553,7 +2584,6 @@
               <w:rPr>
                 <w:rFonts w:ascii="Arial" w:hAnsi="Arial"/>
                 <w:b/>
-                <w:color w:val="000000" w:themeColor="text1"/>
                 <w:w w:val="96"/>
                 <w:sz w:val="16"/>
                 <w:szCs w:val="16"/>
@@ -2566,8 +2596,8 @@
           <w:tcPr>
             <w:tcW w:w="1701" w:type="dxa"/>
             <w:tcBorders>
-              <w:top w:val="single" w:sz="4" w:space="0" w:color="auto"/>
-              <w:bottom w:val="single" w:sz="4" w:space="0" w:color="auto"/>
+              <w:top w:val="single" w:sz="6" w:space="0" w:color="auto"/>
+              <w:bottom w:val="single" w:sz="6" w:space="0" w:color="auto"/>
             </w:tcBorders>
             <w:vAlign w:val="center"/>
           </w:tcPr>
@@ -2577,7 +2607,6 @@
               <w:rPr>
                 <w:rFonts w:ascii="Arial" w:hAnsi="Arial"/>
                 <w:b/>
-                <w:color w:val="000000" w:themeColor="text1"/>
                 <w:w w:val="96"/>
                 <w:sz w:val="16"/>
                 <w:szCs w:val="16"/>
@@ -2587,7 +2616,6 @@
               <w:rPr>
                 <w:rFonts w:ascii="Arial" w:hAnsi="Arial"/>
                 <w:b/>
-                <w:color w:val="000000" w:themeColor="text1"/>
                 <w:w w:val="96"/>
                 <w:sz w:val="16"/>
                 <w:szCs w:val="16"/>
@@ -2600,8 +2628,8 @@
           <w:tcPr>
             <w:tcW w:w="1985" w:type="dxa"/>
             <w:tcBorders>
-              <w:top w:val="single" w:sz="4" w:space="0" w:color="auto"/>
-              <w:bottom w:val="single" w:sz="4" w:space="0" w:color="auto"/>
+              <w:top w:val="single" w:sz="6" w:space="0" w:color="auto"/>
+              <w:bottom w:val="single" w:sz="6" w:space="0" w:color="auto"/>
             </w:tcBorders>
             <w:vAlign w:val="center"/>
           </w:tcPr>
@@ -2611,7 +2639,6 @@
               <w:rPr>
                 <w:rFonts w:ascii="Arial" w:hAnsi="Arial"/>
                 <w:b/>
-                <w:color w:val="000000" w:themeColor="text1"/>
                 <w:w w:val="96"/>
                 <w:sz w:val="16"/>
                 <w:szCs w:val="16"/>
@@ -2621,7 +2648,6 @@
               <w:rPr>
                 <w:rFonts w:ascii="Arial" w:hAnsi="Arial"/>
                 <w:b/>
-                <w:color w:val="000000" w:themeColor="text1"/>
                 <w:w w:val="96"/>
                 <w:sz w:val="16"/>
                 <w:szCs w:val="16"/>
@@ -2634,8 +2660,8 @@
           <w:tcPr>
             <w:tcW w:w="1134" w:type="dxa"/>
             <w:tcBorders>
-              <w:top w:val="single" w:sz="4" w:space="0" w:color="auto"/>
-              <w:bottom w:val="single" w:sz="4" w:space="0" w:color="auto"/>
+              <w:top w:val="single" w:sz="6" w:space="0" w:color="auto"/>
+              <w:bottom w:val="single" w:sz="6" w:space="0" w:color="auto"/>
             </w:tcBorders>
             <w:vAlign w:val="center"/>
           </w:tcPr>
@@ -2645,7 +2671,6 @@
               <w:rPr>
                 <w:rFonts w:ascii="Arial" w:hAnsi="Arial"/>
                 <w:b/>
-                <w:color w:val="000000" w:themeColor="text1"/>
                 <w:w w:val="96"/>
                 <w:sz w:val="16"/>
                 <w:szCs w:val="16"/>
@@ -2656,7 +2681,6 @@
               <w:rPr>
                 <w:rFonts w:ascii="Arial" w:hAnsi="Arial"/>
                 <w:b/>
-                <w:color w:val="000000" w:themeColor="text1"/>
                 <w:w w:val="96"/>
                 <w:sz w:val="16"/>
                 <w:szCs w:val="16"/>
@@ -2670,8 +2694,8 @@
           <w:tcPr>
             <w:tcW w:w="1434" w:type="dxa"/>
             <w:tcBorders>
-              <w:top w:val="single" w:sz="4" w:space="0" w:color="auto"/>
-              <w:bottom w:val="single" w:sz="4" w:space="0" w:color="auto"/>
+              <w:top w:val="single" w:sz="6" w:space="0" w:color="auto"/>
+              <w:bottom w:val="single" w:sz="6" w:space="0" w:color="auto"/>
             </w:tcBorders>
             <w:vAlign w:val="center"/>
           </w:tcPr>
@@ -2681,7 +2705,6 @@
               <w:rPr>
                 <w:rFonts w:ascii="Arial" w:hAnsi="Arial"/>
                 <w:b/>
-                <w:color w:val="000000" w:themeColor="text1"/>
                 <w:w w:val="96"/>
                 <w:sz w:val="16"/>
                 <w:szCs w:val="16"/>
@@ -2692,7 +2715,6 @@
               <w:rPr>
                 <w:rFonts w:ascii="Arial" w:hAnsi="Arial"/>
                 <w:b/>
-                <w:color w:val="000000" w:themeColor="text1"/>
                 <w:w w:val="96"/>
                 <w:sz w:val="16"/>
                 <w:szCs w:val="16"/>
@@ -2706,8 +2728,8 @@
           <w:tcPr>
             <w:tcW w:w="1684" w:type="dxa"/>
             <w:tcBorders>
-              <w:top w:val="single" w:sz="4" w:space="0" w:color="auto"/>
-              <w:bottom w:val="single" w:sz="4" w:space="0" w:color="auto"/>
+              <w:top w:val="single" w:sz="6" w:space="0" w:color="auto"/>
+              <w:bottom w:val="single" w:sz="6" w:space="0" w:color="auto"/>
             </w:tcBorders>
             <w:vAlign w:val="center"/>
           </w:tcPr>
@@ -2718,7 +2740,6 @@
               <w:rPr>
                 <w:rFonts w:ascii="Arial" w:hAnsi="Arial"/>
                 <w:b/>
-                <w:color w:val="000000" w:themeColor="text1"/>
                 <w:w w:val="96"/>
                 <w:sz w:val="16"/>
                 <w:szCs w:val="16"/>
@@ -2728,7 +2749,6 @@
               <w:rPr>
                 <w:rFonts w:ascii="Arial" w:hAnsi="Arial"/>
                 <w:b/>
-                <w:color w:val="000000" w:themeColor="text1"/>
                 <w:w w:val="96"/>
                 <w:sz w:val="16"/>
                 <w:szCs w:val="16"/>
@@ -2746,7 +2766,7 @@
           <w:tcPr>
             <w:tcW w:w="1711" w:type="dxa"/>
             <w:tcBorders>
-              <w:top w:val="single" w:sz="4" w:space="0" w:color="auto"/>
+              <w:top w:val="single" w:sz="6" w:space="0" w:color="auto"/>
             </w:tcBorders>
             <w:vAlign w:val="center"/>
           </w:tcPr>
@@ -2756,7 +2776,6 @@
               <w:rPr>
                 <w:rFonts w:ascii="Arial" w:hAnsi="Arial"/>
                 <w:b/>
-                <w:color w:val="000000" w:themeColor="text1"/>
                 <w:w w:val="96"/>
                 <w:sz w:val="14"/>
                 <w:szCs w:val="14"/>
@@ -2766,7 +2785,6 @@
               <w:rPr>
                 <w:rFonts w:ascii="Arial" w:hAnsi="Arial"/>
                 <w:bCs/>
-                <w:color w:val="000000" w:themeColor="text1"/>
                 <w:sz w:val="14"/>
                 <w:szCs w:val="14"/>
               </w:rPr>
@@ -2776,7 +2794,6 @@
               <w:rPr>
                 <w:rFonts w:ascii="Arial" w:hAnsi="Arial"/>
                 <w:bCs/>
-                <w:color w:val="000000" w:themeColor="text1"/>
                 <w:sz w:val="14"/>
                 <w:szCs w:val="14"/>
               </w:rPr>
@@ -2786,7 +2803,6 @@
               <w:rPr>
                 <w:rFonts w:ascii="Arial" w:hAnsi="Arial"/>
                 <w:bCs/>
-                <w:color w:val="000000" w:themeColor="text1"/>
                 <w:sz w:val="14"/>
                 <w:szCs w:val="14"/>
               </w:rPr>
@@ -2797,7 +2813,6 @@
                 <w:rFonts w:ascii="Arial" w:hAnsi="Arial"/>
                 <w:bCs/>
                 <w:noProof/>
-                <w:color w:val="000000" w:themeColor="text1"/>
                 <w:sz w:val="14"/>
                 <w:szCs w:val="14"/>
               </w:rPr>
@@ -2807,7 +2822,6 @@
               <w:rPr>
                 <w:rFonts w:ascii="Arial" w:hAnsi="Arial"/>
                 <w:bCs/>
-                <w:color w:val="000000" w:themeColor="text1"/>
                 <w:sz w:val="14"/>
                 <w:szCs w:val="14"/>
               </w:rPr>
@@ -2819,7 +2833,7 @@
           <w:tcPr>
             <w:tcW w:w="1843" w:type="dxa"/>
             <w:tcBorders>
-              <w:top w:val="single" w:sz="4" w:space="0" w:color="auto"/>
+              <w:top w:val="single" w:sz="6" w:space="0" w:color="auto"/>
             </w:tcBorders>
             <w:vAlign w:val="center"/>
           </w:tcPr>
@@ -2829,7 +2843,6 @@
               <w:rPr>
                 <w:rFonts w:ascii="Arial" w:hAnsi="Arial"/>
                 <w:bCs/>
-                <w:color w:val="000000" w:themeColor="text1"/>
                 <w:sz w:val="14"/>
                 <w:szCs w:val="14"/>
               </w:rPr>
@@ -2838,7 +2851,6 @@
               <w:rPr>
                 <w:rFonts w:ascii="Arial" w:hAnsi="Arial"/>
                 <w:bCs/>
-                <w:color w:val="000000" w:themeColor="text1"/>
                 <w:sz w:val="14"/>
                 <w:szCs w:val="14"/>
               </w:rPr>
@@ -2848,7 +2860,6 @@
               <w:rPr>
                 <w:rFonts w:ascii="Arial" w:hAnsi="Arial"/>
                 <w:bCs/>
-                <w:color w:val="000000" w:themeColor="text1"/>
                 <w:sz w:val="14"/>
                 <w:szCs w:val="14"/>
               </w:rPr>
@@ -2858,7 +2869,6 @@
               <w:rPr>
                 <w:rFonts w:ascii="Arial" w:hAnsi="Arial"/>
                 <w:bCs/>
-                <w:color w:val="000000" w:themeColor="text1"/>
                 <w:sz w:val="14"/>
                 <w:szCs w:val="14"/>
               </w:rPr>
@@ -2869,7 +2879,6 @@
                 <w:rFonts w:ascii="Arial" w:hAnsi="Arial"/>
                 <w:bCs/>
                 <w:noProof/>
-                <w:color w:val="000000" w:themeColor="text1"/>
                 <w:sz w:val="14"/>
                 <w:szCs w:val="14"/>
               </w:rPr>
@@ -2879,7 +2888,6 @@
               <w:rPr>
                 <w:rFonts w:ascii="Arial" w:hAnsi="Arial"/>
                 <w:bCs/>
-                <w:color w:val="000000" w:themeColor="text1"/>
                 <w:sz w:val="14"/>
                 <w:szCs w:val="14"/>
               </w:rPr>
@@ -2891,7 +2899,7 @@
           <w:tcPr>
             <w:tcW w:w="1701" w:type="dxa"/>
             <w:tcBorders>
-              <w:top w:val="single" w:sz="4" w:space="0" w:color="auto"/>
+              <w:top w:val="single" w:sz="6" w:space="0" w:color="auto"/>
             </w:tcBorders>
             <w:vAlign w:val="center"/>
           </w:tcPr>
@@ -2901,7 +2909,6 @@
               <w:rPr>
                 <w:rFonts w:ascii="Arial" w:hAnsi="Arial"/>
                 <w:bCs/>
-                <w:color w:val="000000" w:themeColor="text1"/>
                 <w:sz w:val="14"/>
                 <w:szCs w:val="14"/>
               </w:rPr>
@@ -2910,7 +2917,6 @@
               <w:rPr>
                 <w:rFonts w:ascii="Arial" w:hAnsi="Arial"/>
                 <w:bCs/>
-                <w:color w:val="000000" w:themeColor="text1"/>
                 <w:sz w:val="14"/>
                 <w:szCs w:val="14"/>
               </w:rPr>
@@ -2920,7 +2926,6 @@
               <w:rPr>
                 <w:rFonts w:ascii="Arial" w:hAnsi="Arial"/>
                 <w:bCs/>
-                <w:color w:val="000000" w:themeColor="text1"/>
                 <w:sz w:val="14"/>
                 <w:szCs w:val="14"/>
               </w:rPr>
@@ -2930,7 +2935,6 @@
               <w:rPr>
                 <w:rFonts w:ascii="Arial" w:hAnsi="Arial"/>
                 <w:bCs/>
-                <w:color w:val="000000" w:themeColor="text1"/>
                 <w:sz w:val="14"/>
                 <w:szCs w:val="14"/>
               </w:rPr>
@@ -2941,7 +2945,6 @@
                 <w:rFonts w:ascii="Arial" w:hAnsi="Arial"/>
                 <w:bCs/>
                 <w:noProof/>
-                <w:color w:val="000000" w:themeColor="text1"/>
                 <w:sz w:val="14"/>
                 <w:szCs w:val="14"/>
               </w:rPr>
@@ -2951,7 +2954,6 @@
               <w:rPr>
                 <w:rFonts w:ascii="Arial" w:hAnsi="Arial"/>
                 <w:bCs/>
-                <w:color w:val="000000" w:themeColor="text1"/>
                 <w:sz w:val="14"/>
                 <w:szCs w:val="14"/>
               </w:rPr>
@@ -2963,7 +2965,7 @@
           <w:tcPr>
             <w:tcW w:w="1985" w:type="dxa"/>
             <w:tcBorders>
-              <w:top w:val="single" w:sz="4" w:space="0" w:color="auto"/>
+              <w:top w:val="single" w:sz="6" w:space="0" w:color="auto"/>
             </w:tcBorders>
             <w:vAlign w:val="center"/>
           </w:tcPr>
@@ -2973,7 +2975,6 @@
               <w:rPr>
                 <w:rFonts w:ascii="Arial" w:hAnsi="Arial"/>
                 <w:b/>
-                <w:color w:val="000000" w:themeColor="text1"/>
                 <w:w w:val="96"/>
                 <w:sz w:val="14"/>
                 <w:szCs w:val="14"/>
@@ -2983,7 +2984,6 @@
               <w:rPr>
                 <w:rFonts w:ascii="Arial" w:hAnsi="Arial"/>
                 <w:bCs/>
-                <w:color w:val="000000" w:themeColor="text1"/>
                 <w:sz w:val="14"/>
                 <w:szCs w:val="14"/>
               </w:rPr>
@@ -2993,7 +2993,6 @@
               <w:rPr>
                 <w:rFonts w:ascii="Arial" w:hAnsi="Arial"/>
                 <w:bCs/>
-                <w:color w:val="000000" w:themeColor="text1"/>
                 <w:sz w:val="14"/>
                 <w:szCs w:val="14"/>
               </w:rPr>
@@ -3003,7 +3002,6 @@
               <w:rPr>
                 <w:rFonts w:ascii="Arial" w:hAnsi="Arial"/>
                 <w:bCs/>
-                <w:color w:val="000000" w:themeColor="text1"/>
                 <w:sz w:val="14"/>
                 <w:szCs w:val="14"/>
               </w:rPr>
@@ -3014,7 +3012,6 @@
                 <w:rFonts w:ascii="Arial" w:hAnsi="Arial"/>
                 <w:bCs/>
                 <w:noProof/>
-                <w:color w:val="000000" w:themeColor="text1"/>
                 <w:sz w:val="14"/>
                 <w:szCs w:val="14"/>
               </w:rPr>
@@ -3024,7 +3021,6 @@
               <w:rPr>
                 <w:rFonts w:ascii="Arial" w:hAnsi="Arial"/>
                 <w:bCs/>
-                <w:color w:val="000000" w:themeColor="text1"/>
                 <w:sz w:val="14"/>
                 <w:szCs w:val="14"/>
               </w:rPr>
@@ -3036,7 +3032,7 @@
           <w:tcPr>
             <w:tcW w:w="1134" w:type="dxa"/>
             <w:tcBorders>
-              <w:top w:val="single" w:sz="4" w:space="0" w:color="auto"/>
+              <w:top w:val="single" w:sz="6" w:space="0" w:color="auto"/>
             </w:tcBorders>
             <w:vAlign w:val="center"/>
           </w:tcPr>
@@ -3046,7 +3042,6 @@
               <w:rPr>
                 <w:rFonts w:ascii="Arial" w:hAnsi="Arial"/>
                 <w:b/>
-                <w:color w:val="000000" w:themeColor="text1"/>
                 <w:w w:val="96"/>
                 <w:sz w:val="14"/>
                 <w:szCs w:val="14"/>
@@ -3056,7 +3051,6 @@
               <w:rPr>
                 <w:rFonts w:ascii="Arial" w:hAnsi="Arial"/>
                 <w:bCs/>
-                <w:color w:val="000000" w:themeColor="text1"/>
                 <w:sz w:val="14"/>
                 <w:szCs w:val="14"/>
               </w:rPr>
@@ -3066,7 +3060,6 @@
               <w:rPr>
                 <w:rFonts w:ascii="Arial" w:hAnsi="Arial"/>
                 <w:bCs/>
-                <w:color w:val="000000" w:themeColor="text1"/>
                 <w:sz w:val="14"/>
                 <w:szCs w:val="14"/>
               </w:rPr>
@@ -3076,7 +3069,6 @@
               <w:rPr>
                 <w:rFonts w:ascii="Arial" w:hAnsi="Arial"/>
                 <w:bCs/>
-                <w:color w:val="000000" w:themeColor="text1"/>
                 <w:sz w:val="14"/>
                 <w:szCs w:val="14"/>
               </w:rPr>
@@ -3087,7 +3079,6 @@
                 <w:rFonts w:ascii="Arial" w:hAnsi="Arial"/>
                 <w:bCs/>
                 <w:noProof/>
-                <w:color w:val="000000" w:themeColor="text1"/>
                 <w:sz w:val="14"/>
                 <w:szCs w:val="14"/>
               </w:rPr>
@@ -3097,7 +3088,6 @@
               <w:rPr>
                 <w:rFonts w:ascii="Arial" w:hAnsi="Arial"/>
                 <w:bCs/>
-                <w:color w:val="000000" w:themeColor="text1"/>
                 <w:sz w:val="14"/>
                 <w:szCs w:val="14"/>
               </w:rPr>
@@ -3109,7 +3099,7 @@
           <w:tcPr>
             <w:tcW w:w="1434" w:type="dxa"/>
             <w:tcBorders>
-              <w:top w:val="single" w:sz="4" w:space="0" w:color="auto"/>
+              <w:top w:val="single" w:sz="6" w:space="0" w:color="auto"/>
             </w:tcBorders>
             <w:vAlign w:val="center"/>
           </w:tcPr>
@@ -3119,7 +3109,6 @@
               <w:rPr>
                 <w:rFonts w:ascii="Arial" w:hAnsi="Arial"/>
                 <w:b/>
-                <w:color w:val="000000" w:themeColor="text1"/>
                 <w:w w:val="96"/>
                 <w:sz w:val="14"/>
                 <w:szCs w:val="14"/>
@@ -3129,7 +3118,6 @@
               <w:rPr>
                 <w:rFonts w:ascii="Arial" w:hAnsi="Arial"/>
                 <w:bCs/>
-                <w:color w:val="000000" w:themeColor="text1"/>
                 <w:sz w:val="14"/>
                 <w:szCs w:val="14"/>
               </w:rPr>
@@ -3139,7 +3127,6 @@
               <w:rPr>
                 <w:rFonts w:ascii="Arial" w:hAnsi="Arial"/>
                 <w:bCs/>
-                <w:color w:val="000000" w:themeColor="text1"/>
                 <w:sz w:val="14"/>
                 <w:szCs w:val="14"/>
               </w:rPr>
@@ -3149,7 +3136,6 @@
               <w:rPr>
                 <w:rFonts w:ascii="Arial" w:hAnsi="Arial"/>
                 <w:bCs/>
-                <w:color w:val="000000" w:themeColor="text1"/>
                 <w:sz w:val="14"/>
                 <w:szCs w:val="14"/>
               </w:rPr>
@@ -3160,7 +3146,6 @@
                 <w:rFonts w:ascii="Arial" w:hAnsi="Arial"/>
                 <w:bCs/>
                 <w:noProof/>
-                <w:color w:val="000000" w:themeColor="text1"/>
                 <w:sz w:val="14"/>
                 <w:szCs w:val="14"/>
               </w:rPr>
@@ -3170,7 +3155,6 @@
               <w:rPr>
                 <w:rFonts w:ascii="Arial" w:hAnsi="Arial"/>
                 <w:bCs/>
-                <w:color w:val="000000" w:themeColor="text1"/>
                 <w:sz w:val="14"/>
                 <w:szCs w:val="14"/>
               </w:rPr>
@@ -3182,7 +3166,7 @@
           <w:tcPr>
             <w:tcW w:w="1684" w:type="dxa"/>
             <w:tcBorders>
-              <w:top w:val="single" w:sz="4" w:space="0" w:color="auto"/>
+              <w:top w:val="single" w:sz="6" w:space="0" w:color="auto"/>
             </w:tcBorders>
             <w:vAlign w:val="center"/>
           </w:tcPr>
@@ -3192,7 +3176,6 @@
               <w:rPr>
                 <w:rFonts w:ascii="Arial" w:hAnsi="Arial"/>
                 <w:b/>
-                <w:color w:val="000000" w:themeColor="text1"/>
                 <w:w w:val="96"/>
                 <w:sz w:val="14"/>
                 <w:szCs w:val="14"/>
@@ -3202,7 +3185,6 @@
               <w:rPr>
                 <w:rFonts w:ascii="Arial" w:hAnsi="Arial"/>
                 <w:bCs/>
-                <w:color w:val="000000" w:themeColor="text1"/>
                 <w:sz w:val="14"/>
                 <w:szCs w:val="14"/>
               </w:rPr>
@@ -3212,7 +3194,6 @@
               <w:rPr>
                 <w:rFonts w:ascii="Arial" w:hAnsi="Arial"/>
                 <w:bCs/>
-                <w:color w:val="000000" w:themeColor="text1"/>
                 <w:sz w:val="14"/>
                 <w:szCs w:val="14"/>
               </w:rPr>
@@ -3223,7 +3204,6 @@
                 <w:rFonts w:ascii="Arial" w:hAnsi="Arial"/>
                 <w:bCs/>
                 <w:noProof/>
-                <w:color w:val="000000" w:themeColor="text1"/>
                 <w:sz w:val="14"/>
                 <w:szCs w:val="14"/>
               </w:rPr>
@@ -3233,7 +3213,6 @@
               <w:rPr>
                 <w:rFonts w:ascii="Arial" w:hAnsi="Arial"/>
                 <w:bCs/>
-                <w:color w:val="000000" w:themeColor="text1"/>
                 <w:sz w:val="14"/>
                 <w:szCs w:val="14"/>
               </w:rPr>
@@ -3243,7 +3222,6 @@
               <w:rPr>
                 <w:rFonts w:ascii="Arial" w:hAnsi="Arial"/>
                 <w:bCs/>
-                <w:color w:val="000000" w:themeColor="text1"/>
                 <w:sz w:val="14"/>
                 <w:szCs w:val="14"/>
               </w:rPr>
@@ -3254,7 +3232,6 @@
                 <w:rFonts w:ascii="Arial" w:hAnsi="Arial"/>
                 <w:bCs/>
                 <w:noProof/>
-                <w:color w:val="000000" w:themeColor="text1"/>
                 <w:sz w:val="14"/>
                 <w:szCs w:val="14"/>
               </w:rPr>
@@ -3264,7 +3241,6 @@
               <w:rPr>
                 <w:rFonts w:ascii="Arial" w:hAnsi="Arial"/>
                 <w:bCs/>
-                <w:color w:val="000000" w:themeColor="text1"/>
                 <w:sz w:val="14"/>
                 <w:szCs w:val="14"/>
               </w:rPr>
@@ -3334,7 +3310,8 @@
               <w:rPr>
                 <w:rFonts w:ascii="Arial" w:hAnsi="Arial"/>
                 <w:b/>
-                <w:color w:val="000000" w:themeColor="text1"/>
+                <w:bCs/>
+                <w:color w:val="auto"/>
                 <w:sz w:val="16"/>
                 <w:szCs w:val="16"/>
                 <w:lang w:val="es-PE"/>
@@ -3344,7 +3321,8 @@
               <w:rPr>
                 <w:rFonts w:ascii="Arial" w:hAnsi="Arial"/>
                 <w:b/>
-                <w:color w:val="000000" w:themeColor="text1"/>
+                <w:bCs/>
+                <w:color w:val="auto"/>
                 <w:sz w:val="16"/>
                 <w:szCs w:val="16"/>
                 <w:lang w:val="es-PE"/>
@@ -3361,8 +3339,7 @@
             <w:pPr>
               <w:rPr>
                 <w:rFonts w:ascii="Arial" w:hAnsi="Arial"/>
-                <w:bCs/>
-                <w:color w:val="000000" w:themeColor="text1"/>
+                <w:color w:val="auto"/>
                 <w:sz w:val="16"/>
                 <w:szCs w:val="16"/>
               </w:rPr>
@@ -3377,8 +3354,7 @@
             <w:pPr>
               <w:rPr>
                 <w:rFonts w:ascii="Arial" w:hAnsi="Arial"/>
-                <w:b/>
-                <w:color w:val="000000" w:themeColor="text1"/>
+                <w:color w:val="auto"/>
                 <w:sz w:val="16"/>
                 <w:szCs w:val="16"/>
                 <w:lang w:val="es-PE"/>
@@ -3395,7 +3371,8 @@
               <w:rPr>
                 <w:rFonts w:ascii="Arial" w:hAnsi="Arial"/>
                 <w:b/>
-                <w:color w:val="000000" w:themeColor="text1"/>
+                <w:bCs/>
+                <w:color w:val="auto"/>
                 <w:sz w:val="16"/>
                 <w:szCs w:val="16"/>
                 <w:lang w:val="es-PE"/>
@@ -3405,7 +3382,8 @@
               <w:rPr>
                 <w:rFonts w:ascii="Arial" w:hAnsi="Arial"/>
                 <w:b/>
-                <w:color w:val="000000" w:themeColor="text1"/>
+                <w:bCs/>
+                <w:color w:val="auto"/>
                 <w:sz w:val="16"/>
                 <w:szCs w:val="16"/>
                 <w:lang w:val="es-PE"/>
@@ -3416,7 +3394,8 @@
               <w:rPr>
                 <w:rFonts w:ascii="Arial" w:hAnsi="Arial"/>
                 <w:b/>
-                <w:color w:val="000000" w:themeColor="text1"/>
+                <w:bCs/>
+                <w:color w:val="auto"/>
                 <w:sz w:val="16"/>
                 <w:szCs w:val="16"/>
                 <w:lang w:val="es-PE"/>
@@ -3433,18 +3412,14 @@
             <w:pPr>
               <w:rPr>
                 <w:rFonts w:ascii="Arial" w:hAnsi="Arial"/>
-                <w:bCs/>
-                <w:color w:val="000000" w:themeColor="text1"/>
-                <w:sz w:val="16"/>
-                <w:szCs w:val="16"/>
-              </w:rPr>
-            </w:pPr>
-            <w:r>
-              <w:rPr>
-                <w:rFonts w:ascii="Arial" w:hAnsi="Arial"/>
-                <w:bCs/>
-                <w:noProof/>
-                <w:color w:val="000000" w:themeColor="text1"/>
+                <w:color w:val="auto"/>
+                <w:sz w:val="16"/>
+                <w:szCs w:val="16"/>
+              </w:rPr>
+            </w:pPr>
+            <w:r>
+              <w:rPr>
+                <w:rFonts w:ascii="Arial" w:hAnsi="Arial"/>
                 <w:sz w:val="16"/>
                 <w:szCs w:val="16"/>
               </w:rPr>
@@ -3453,9 +3428,7 @@
             <w:r>
               <w:rPr>
                 <w:rFonts w:ascii="Arial" w:hAnsi="Arial"/>
-                <w:bCs/>
-                <w:noProof/>
-                <w:color w:val="000000" w:themeColor="text1"/>
+                <w:color w:val="auto"/>
                 <w:sz w:val="16"/>
                 <w:szCs w:val="16"/>
               </w:rPr>
@@ -3464,9 +3437,6 @@
             <w:r>
               <w:rPr>
                 <w:rFonts w:ascii="Arial" w:hAnsi="Arial"/>
-                <w:bCs/>
-                <w:noProof/>
-                <w:color w:val="000000" w:themeColor="text1"/>
                 <w:sz w:val="16"/>
                 <w:szCs w:val="16"/>
               </w:rPr>
@@ -3475,9 +3445,7 @@
             <w:r>
               <w:rPr>
                 <w:rFonts w:ascii="Arial" w:hAnsi="Arial"/>
-                <w:bCs/>
-                <w:noProof/>
-                <w:color w:val="000000" w:themeColor="text1"/>
+                <w:color w:val="auto"/>
                 <w:sz w:val="16"/>
                 <w:szCs w:val="16"/>
               </w:rPr>
@@ -3486,9 +3454,6 @@
             <w:r>
               <w:rPr>
                 <w:rFonts w:ascii="Arial" w:hAnsi="Arial"/>
-                <w:bCs/>
-                <w:noProof/>
-                <w:color w:val="000000" w:themeColor="text1"/>
                 <w:sz w:val="16"/>
                 <w:szCs w:val="16"/>
               </w:rPr>
@@ -3499,7 +3464,7 @@
       </w:tr>
       <w:tr>
         <w:trPr>
-          <w:trHeight w:val="438"/>
+          <w:trHeight w:val="303"/>
         </w:trPr>
         <w:tc>
           <w:tcPr>
@@ -3509,17 +3474,19 @@
             <w:pPr>
               <w:rPr>
                 <w:rFonts w:ascii="Arial" w:hAnsi="Arial"/>
-                <w:bCs/>
-                <w:color w:val="000000" w:themeColor="text1"/>
-                <w:sz w:val="16"/>
-                <w:szCs w:val="16"/>
-              </w:rPr>
-            </w:pPr>
-            <w:r>
-              <w:rPr>
-                <w:rFonts w:ascii="Arial" w:hAnsi="Arial"/>
-                <w:b/>
-                <w:color w:val="000000" w:themeColor="text1"/>
+                <w:b/>
+                <w:bCs/>
+                <w:color w:val="auto"/>
+                <w:sz w:val="16"/>
+                <w:szCs w:val="16"/>
+              </w:rPr>
+            </w:pPr>
+            <w:r>
+              <w:rPr>
+                <w:rFonts w:ascii="Arial" w:hAnsi="Arial"/>
+                <w:b/>
+                <w:bCs/>
+                <w:color w:val="auto"/>
                 <w:sz w:val="16"/>
                 <w:szCs w:val="16"/>
                 <w:lang w:val="es-PE"/>
@@ -3536,17 +3503,14 @@
             <w:pPr>
               <w:rPr>
                 <w:rFonts w:ascii="Arial" w:hAnsi="Arial"/>
-                <w:bCs/>
-                <w:color w:val="000000" w:themeColor="text1"/>
-                <w:sz w:val="16"/>
-                <w:szCs w:val="16"/>
-              </w:rPr>
-            </w:pPr>
-            <w:r>
-              <w:rPr>
-                <w:rFonts w:ascii="Arial" w:hAnsi="Arial"/>
-                <w:bCs/>
-                <w:color w:val="000000" w:themeColor="text1"/>
+                <w:color w:val="auto"/>
+                <w:sz w:val="16"/>
+                <w:szCs w:val="16"/>
+              </w:rPr>
+            </w:pPr>
+            <w:r>
+              <w:rPr>
+                <w:rFonts w:ascii="Arial" w:hAnsi="Arial"/>
                 <w:sz w:val="16"/>
                 <w:szCs w:val="16"/>
               </w:rPr>
@@ -3555,8 +3519,7 @@
             <w:r>
               <w:rPr>
                 <w:rFonts w:ascii="Arial" w:hAnsi="Arial"/>
-                <w:bCs/>
-                <w:color w:val="000000" w:themeColor="text1"/>
+                <w:color w:val="auto"/>
                 <w:sz w:val="16"/>
                 <w:szCs w:val="16"/>
               </w:rPr>
@@ -3565,8 +3528,6 @@
             <w:r>
               <w:rPr>
                 <w:rFonts w:ascii="Arial" w:hAnsi="Arial"/>
-                <w:bCs/>
-                <w:color w:val="000000" w:themeColor="text1"/>
                 <w:sz w:val="16"/>
                 <w:szCs w:val="16"/>
               </w:rPr>
@@ -3575,9 +3536,7 @@
             <w:r>
               <w:rPr>
                 <w:rFonts w:ascii="Arial" w:hAnsi="Arial"/>
-                <w:bCs/>
-                <w:noProof/>
-                <w:color w:val="000000" w:themeColor="text1"/>
+                <w:color w:val="auto"/>
                 <w:sz w:val="16"/>
                 <w:szCs w:val="16"/>
               </w:rPr>
@@ -3586,8 +3545,6 @@
             <w:r>
               <w:rPr>
                 <w:rFonts w:ascii="Arial" w:hAnsi="Arial"/>
-                <w:bCs/>
-                <w:color w:val="000000" w:themeColor="text1"/>
                 <w:sz w:val="16"/>
                 <w:szCs w:val="16"/>
               </w:rPr>
@@ -3596,12 +3553,20 @@
             <w:r>
               <w:rPr>
                 <w:rFonts w:ascii="Arial" w:hAnsi="Arial"/>
-                <w:bCs/>
-                <w:color w:val="000000" w:themeColor="text1"/>
-                <w:sz w:val="16"/>
-                <w:szCs w:val="16"/>
-              </w:rPr>
-              <w:t xml:space="preserve"> KG  </w:t>
+                <w:color w:val="auto"/>
+                <w:sz w:val="16"/>
+                <w:szCs w:val="16"/>
+              </w:rPr>
+              <w:t xml:space="preserve"> </w:t>
+            </w:r>
+            <w:r>
+              <w:rPr>
+                <w:rFonts w:ascii="Arial" w:hAnsi="Arial"/>
+                <w:color w:val="auto"/>
+                <w:sz w:val="14"/>
+                <w:szCs w:val="14"/>
+              </w:rPr>
+              <w:t xml:space="preserve">KG  </w:t>
             </w:r>
           </w:p>
         </w:tc>
@@ -3613,8 +3578,7 @@
             <w:pPr>
               <w:rPr>
                 <w:rFonts w:ascii="Arial" w:hAnsi="Arial"/>
-                <w:b/>
-                <w:color w:val="000000" w:themeColor="text1"/>
+                <w:color w:val="auto"/>
                 <w:sz w:val="16"/>
                 <w:szCs w:val="16"/>
                 <w:lang w:val="es-PE"/>
@@ -3623,8 +3587,7 @@
             <w:r>
               <w:rPr>
                 <w:rFonts w:ascii="Arial" w:hAnsi="Arial"/>
-                <w:bCs/>
-                <w:color w:val="000000" w:themeColor="text1"/>
+                <w:color w:val="auto"/>
                 <w:sz w:val="16"/>
                 <w:szCs w:val="16"/>
               </w:rPr>
@@ -3633,8 +3596,6 @@
             <w:r>
               <w:rPr>
                 <w:rFonts w:ascii="Arial" w:hAnsi="Arial"/>
-                <w:bCs/>
-                <w:color w:val="000000" w:themeColor="text1"/>
                 <w:sz w:val="16"/>
                 <w:szCs w:val="16"/>
               </w:rPr>
@@ -3643,8 +3604,7 @@
             <w:r>
               <w:rPr>
                 <w:rFonts w:ascii="Arial" w:hAnsi="Arial"/>
-                <w:bCs/>
-                <w:color w:val="000000" w:themeColor="text1"/>
+                <w:color w:val="auto"/>
                 <w:sz w:val="16"/>
                 <w:szCs w:val="16"/>
               </w:rPr>
@@ -3653,8 +3613,6 @@
             <w:r>
               <w:rPr>
                 <w:rFonts w:ascii="Arial" w:hAnsi="Arial"/>
-                <w:bCs/>
-                <w:color w:val="000000" w:themeColor="text1"/>
                 <w:sz w:val="16"/>
                 <w:szCs w:val="16"/>
               </w:rPr>
@@ -3663,9 +3621,7 @@
             <w:r>
               <w:rPr>
                 <w:rFonts w:ascii="Arial" w:hAnsi="Arial"/>
-                <w:bCs/>
-                <w:noProof/>
-                <w:color w:val="000000" w:themeColor="text1"/>
+                <w:color w:val="auto"/>
                 <w:sz w:val="16"/>
                 <w:szCs w:val="16"/>
               </w:rPr>
@@ -3674,8 +3630,6 @@
             <w:r>
               <w:rPr>
                 <w:rFonts w:ascii="Arial" w:hAnsi="Arial"/>
-                <w:bCs/>
-                <w:color w:val="000000" w:themeColor="text1"/>
                 <w:sz w:val="16"/>
                 <w:szCs w:val="16"/>
               </w:rPr>
@@ -3691,17 +3645,19 @@
             <w:pPr>
               <w:rPr>
                 <w:rFonts w:ascii="Arial" w:hAnsi="Arial"/>
-                <w:bCs/>
-                <w:color w:val="000000" w:themeColor="text1"/>
-                <w:sz w:val="16"/>
-                <w:szCs w:val="16"/>
-              </w:rPr>
-            </w:pPr>
-            <w:r>
-              <w:rPr>
-                <w:rFonts w:ascii="Arial" w:hAnsi="Arial"/>
-                <w:b/>
-                <w:color w:val="000000" w:themeColor="text1"/>
+                <w:b/>
+                <w:bCs/>
+                <w:color w:val="auto"/>
+                <w:sz w:val="16"/>
+                <w:szCs w:val="16"/>
+              </w:rPr>
+            </w:pPr>
+            <w:r>
+              <w:rPr>
+                <w:rFonts w:ascii="Arial" w:hAnsi="Arial"/>
+                <w:b/>
+                <w:bCs/>
+                <w:color w:val="auto"/>
                 <w:sz w:val="16"/>
                 <w:szCs w:val="16"/>
                 <w:lang w:val="es-PE"/>
@@ -3718,17 +3674,14 @@
             <w:pPr>
               <w:rPr>
                 <w:rFonts w:ascii="Arial" w:hAnsi="Arial"/>
-                <w:bCs/>
-                <w:color w:val="000000" w:themeColor="text1"/>
-                <w:sz w:val="16"/>
-                <w:szCs w:val="16"/>
-              </w:rPr>
-            </w:pPr>
-            <w:r>
-              <w:rPr>
-                <w:rFonts w:ascii="Arial" w:hAnsi="Arial"/>
-                <w:bCs/>
-                <w:color w:val="000000" w:themeColor="text1"/>
+                <w:color w:val="auto"/>
+                <w:sz w:val="16"/>
+                <w:szCs w:val="16"/>
+              </w:rPr>
+            </w:pPr>
+            <w:r>
+              <w:rPr>
+                <w:rFonts w:ascii="Arial" w:hAnsi="Arial"/>
                 <w:sz w:val="16"/>
                 <w:szCs w:val="16"/>
               </w:rPr>
@@ -3737,8 +3690,7 @@
             <w:r>
               <w:rPr>
                 <w:rFonts w:ascii="Arial" w:hAnsi="Arial"/>
-                <w:bCs/>
-                <w:color w:val="000000" w:themeColor="text1"/>
+                <w:color w:val="auto"/>
                 <w:sz w:val="16"/>
                 <w:szCs w:val="16"/>
               </w:rPr>
@@ -3747,8 +3699,6 @@
             <w:r>
               <w:rPr>
                 <w:rFonts w:ascii="Arial" w:hAnsi="Arial"/>
-                <w:bCs/>
-                <w:color w:val="000000" w:themeColor="text1"/>
                 <w:sz w:val="16"/>
                 <w:szCs w:val="16"/>
               </w:rPr>
@@ -3757,9 +3707,7 @@
             <w:r>
               <w:rPr>
                 <w:rFonts w:ascii="Arial" w:hAnsi="Arial"/>
-                <w:bCs/>
-                <w:noProof/>
-                <w:color w:val="000000" w:themeColor="text1"/>
+                <w:color w:val="auto"/>
                 <w:sz w:val="16"/>
                 <w:szCs w:val="16"/>
               </w:rPr>
@@ -3768,8 +3716,6 @@
             <w:r>
               <w:rPr>
                 <w:rFonts w:ascii="Arial" w:hAnsi="Arial"/>
-                <w:bCs/>
-                <w:color w:val="000000" w:themeColor="text1"/>
                 <w:sz w:val="16"/>
                 <w:szCs w:val="16"/>
               </w:rPr>
@@ -3780,7 +3726,7 @@
       </w:tr>
       <w:tr>
         <w:trPr>
-          <w:trHeight w:val="274"/>
+          <w:trHeight w:val="139"/>
         </w:trPr>
         <w:tc>
           <w:tcPr>
@@ -3790,17 +3736,19 @@
             <w:pPr>
               <w:rPr>
                 <w:rFonts w:ascii="Arial" w:hAnsi="Arial"/>
-                <w:bCs/>
-                <w:color w:val="000000" w:themeColor="text1"/>
-                <w:sz w:val="16"/>
-                <w:szCs w:val="16"/>
-              </w:rPr>
-            </w:pPr>
-            <w:r>
-              <w:rPr>
-                <w:rFonts w:ascii="Arial" w:hAnsi="Arial"/>
-                <w:b/>
-                <w:color w:val="000000" w:themeColor="text1"/>
+                <w:b/>
+                <w:bCs/>
+                <w:color w:val="auto"/>
+                <w:sz w:val="16"/>
+                <w:szCs w:val="16"/>
+              </w:rPr>
+            </w:pPr>
+            <w:r>
+              <w:rPr>
+                <w:rFonts w:ascii="Arial" w:hAnsi="Arial"/>
+                <w:b/>
+                <w:bCs/>
+                <w:color w:val="auto"/>
                 <w:sz w:val="16"/>
                 <w:szCs w:val="16"/>
                 <w:lang w:val="es-PE"/>
@@ -3817,17 +3765,14 @@
             <w:pPr>
               <w:rPr>
                 <w:rFonts w:ascii="Arial" w:hAnsi="Arial"/>
-                <w:bCs/>
-                <w:color w:val="000000" w:themeColor="text1"/>
-                <w:sz w:val="16"/>
-                <w:szCs w:val="16"/>
-              </w:rPr>
-            </w:pPr>
-            <w:r>
-              <w:rPr>
-                <w:rFonts w:ascii="Arial" w:hAnsi="Arial"/>
-                <w:bCs/>
-                <w:color w:val="000000" w:themeColor="text1"/>
+                <w:color w:val="auto"/>
+                <w:sz w:val="16"/>
+                <w:szCs w:val="16"/>
+              </w:rPr>
+            </w:pPr>
+            <w:r>
+              <w:rPr>
+                <w:rFonts w:ascii="Arial" w:hAnsi="Arial"/>
                 <w:sz w:val="16"/>
                 <w:szCs w:val="16"/>
               </w:rPr>
@@ -3836,8 +3781,7 @@
             <w:r>
               <w:rPr>
                 <w:rFonts w:ascii="Arial" w:hAnsi="Arial"/>
-                <w:bCs/>
-                <w:color w:val="000000" w:themeColor="text1"/>
+                <w:color w:val="auto"/>
                 <w:sz w:val="16"/>
                 <w:szCs w:val="16"/>
               </w:rPr>
@@ -3846,8 +3790,6 @@
             <w:r>
               <w:rPr>
                 <w:rFonts w:ascii="Arial" w:hAnsi="Arial"/>
-                <w:bCs/>
-                <w:color w:val="000000" w:themeColor="text1"/>
                 <w:sz w:val="16"/>
                 <w:szCs w:val="16"/>
               </w:rPr>
@@ -3856,9 +3798,7 @@
             <w:r>
               <w:rPr>
                 <w:rFonts w:ascii="Arial" w:hAnsi="Arial"/>
-                <w:bCs/>
-                <w:noProof/>
-                <w:color w:val="000000" w:themeColor="text1"/>
+                <w:color w:val="auto"/>
                 <w:sz w:val="16"/>
                 <w:szCs w:val="16"/>
               </w:rPr>
@@ -3867,8 +3807,6 @@
             <w:r>
               <w:rPr>
                 <w:rFonts w:ascii="Arial" w:hAnsi="Arial"/>
-                <w:bCs/>
-                <w:color w:val="000000" w:themeColor="text1"/>
                 <w:sz w:val="16"/>
                 <w:szCs w:val="16"/>
               </w:rPr>
@@ -3877,12 +3815,20 @@
             <w:r>
               <w:rPr>
                 <w:rFonts w:ascii="Arial" w:hAnsi="Arial"/>
-                <w:bCs/>
-                <w:color w:val="000000" w:themeColor="text1"/>
-                <w:sz w:val="16"/>
-                <w:szCs w:val="16"/>
-              </w:rPr>
-              <w:t xml:space="preserve"> KG</w:t>
+                <w:color w:val="auto"/>
+                <w:sz w:val="16"/>
+                <w:szCs w:val="16"/>
+              </w:rPr>
+              <w:t xml:space="preserve"> </w:t>
+            </w:r>
+            <w:r>
+              <w:rPr>
+                <w:rFonts w:ascii="Arial" w:hAnsi="Arial"/>
+                <w:color w:val="auto"/>
+                <w:sz w:val="14"/>
+                <w:szCs w:val="14"/>
+              </w:rPr>
+              <w:t>KG</w:t>
             </w:r>
           </w:p>
         </w:tc>
@@ -3894,17 +3840,15 @@
             <w:pPr>
               <w:rPr>
                 <w:rFonts w:ascii="Arial" w:hAnsi="Arial"/>
-                <w:bCs/>
-                <w:color w:val="000000" w:themeColor="text1"/>
-                <w:sz w:val="16"/>
-                <w:szCs w:val="16"/>
-              </w:rPr>
-            </w:pPr>
-            <w:r>
-              <w:rPr>
-                <w:rFonts w:ascii="Arial" w:hAnsi="Arial"/>
-                <w:bCs/>
-                <w:color w:val="000000" w:themeColor="text1"/>
+                <w:color w:val="auto"/>
+                <w:sz w:val="16"/>
+                <w:szCs w:val="16"/>
+              </w:rPr>
+            </w:pPr>
+            <w:r>
+              <w:rPr>
+                <w:rFonts w:ascii="Arial" w:hAnsi="Arial"/>
+                <w:color w:val="auto"/>
                 <w:sz w:val="16"/>
                 <w:szCs w:val="16"/>
               </w:rPr>
@@ -3913,8 +3857,6 @@
             <w:r>
               <w:rPr>
                 <w:rFonts w:ascii="Arial" w:hAnsi="Arial"/>
-                <w:bCs/>
-                <w:color w:val="000000" w:themeColor="text1"/>
                 <w:sz w:val="16"/>
                 <w:szCs w:val="16"/>
               </w:rPr>
@@ -3923,8 +3865,7 @@
             <w:r>
               <w:rPr>
                 <w:rFonts w:ascii="Arial" w:hAnsi="Arial"/>
-                <w:bCs/>
-                <w:color w:val="000000" w:themeColor="text1"/>
+                <w:color w:val="auto"/>
                 <w:sz w:val="16"/>
                 <w:szCs w:val="16"/>
               </w:rPr>
@@ -3933,8 +3874,6 @@
             <w:r>
               <w:rPr>
                 <w:rFonts w:ascii="Arial" w:hAnsi="Arial"/>
-                <w:bCs/>
-                <w:color w:val="000000" w:themeColor="text1"/>
                 <w:sz w:val="16"/>
                 <w:szCs w:val="16"/>
               </w:rPr>
@@ -3943,9 +3882,7 @@
             <w:r>
               <w:rPr>
                 <w:rFonts w:ascii="Arial" w:hAnsi="Arial"/>
-                <w:bCs/>
-                <w:noProof/>
-                <w:color w:val="000000" w:themeColor="text1"/>
+                <w:color w:val="auto"/>
                 <w:sz w:val="16"/>
                 <w:szCs w:val="16"/>
               </w:rPr>
@@ -3954,8 +3891,6 @@
             <w:r>
               <w:rPr>
                 <w:rFonts w:ascii="Arial" w:hAnsi="Arial"/>
-                <w:bCs/>
-                <w:color w:val="000000" w:themeColor="text1"/>
                 <w:sz w:val="16"/>
                 <w:szCs w:val="16"/>
               </w:rPr>
@@ -3972,16 +3907,18 @@
               <w:rPr>
                 <w:rFonts w:ascii="Arial" w:hAnsi="Arial"/>
                 <w:b/>
-                <w:color w:val="000000" w:themeColor="text1"/>
-                <w:sz w:val="16"/>
-                <w:szCs w:val="16"/>
-              </w:rPr>
-            </w:pPr>
-            <w:r>
-              <w:rPr>
-                <w:rFonts w:ascii="Arial" w:hAnsi="Arial"/>
-                <w:b/>
-                <w:color w:val="000000" w:themeColor="text1"/>
+                <w:bCs/>
+                <w:color w:val="auto"/>
+                <w:sz w:val="16"/>
+                <w:szCs w:val="16"/>
+              </w:rPr>
+            </w:pPr>
+            <w:r>
+              <w:rPr>
+                <w:rFonts w:ascii="Arial" w:hAnsi="Arial"/>
+                <w:b/>
+                <w:bCs/>
+                <w:color w:val="auto"/>
                 <w:sz w:val="16"/>
                 <w:szCs w:val="16"/>
               </w:rPr>
@@ -3997,17 +3934,14 @@
             <w:pPr>
               <w:rPr>
                 <w:rFonts w:ascii="Arial" w:hAnsi="Arial"/>
-                <w:bCs/>
-                <w:color w:val="000000" w:themeColor="text1"/>
-                <w:sz w:val="16"/>
-                <w:szCs w:val="16"/>
-              </w:rPr>
-            </w:pPr>
-            <w:r>
-              <w:rPr>
-                <w:rFonts w:ascii="Arial" w:hAnsi="Arial"/>
-                <w:bCs/>
-                <w:color w:val="000000" w:themeColor="text1"/>
+                <w:color w:val="auto"/>
+                <w:sz w:val="16"/>
+                <w:szCs w:val="16"/>
+              </w:rPr>
+            </w:pPr>
+            <w:r>
+              <w:rPr>
+                <w:rFonts w:ascii="Arial" w:hAnsi="Arial"/>
                 <w:sz w:val="16"/>
                 <w:szCs w:val="16"/>
               </w:rPr>
@@ -4016,8 +3950,7 @@
             <w:r>
               <w:rPr>
                 <w:rFonts w:ascii="Arial" w:hAnsi="Arial"/>
-                <w:bCs/>
-                <w:color w:val="000000" w:themeColor="text1"/>
+                <w:color w:val="auto"/>
                 <w:sz w:val="16"/>
                 <w:szCs w:val="16"/>
               </w:rPr>
@@ -4026,8 +3959,6 @@
             <w:r>
               <w:rPr>
                 <w:rFonts w:ascii="Arial" w:hAnsi="Arial"/>
-                <w:bCs/>
-                <w:color w:val="000000" w:themeColor="text1"/>
                 <w:sz w:val="16"/>
                 <w:szCs w:val="16"/>
               </w:rPr>
@@ -4036,9 +3967,7 @@
             <w:r>
               <w:rPr>
                 <w:rFonts w:ascii="Arial" w:hAnsi="Arial"/>
-                <w:bCs/>
-                <w:noProof/>
-                <w:color w:val="000000" w:themeColor="text1"/>
+                <w:color w:val="auto"/>
                 <w:sz w:val="16"/>
                 <w:szCs w:val="16"/>
               </w:rPr>
@@ -4047,8 +3976,6 @@
             <w:r>
               <w:rPr>
                 <w:rFonts w:ascii="Arial" w:hAnsi="Arial"/>
-                <w:bCs/>
-                <w:color w:val="000000" w:themeColor="text1"/>
                 <w:sz w:val="16"/>
                 <w:szCs w:val="16"/>
               </w:rPr>
@@ -4059,7 +3986,7 @@
       </w:tr>
       <w:tr>
         <w:trPr>
-          <w:trHeight w:val="294"/>
+          <w:trHeight w:val="185"/>
         </w:trPr>
         <w:tc>
           <w:tcPr>
@@ -4069,17 +3996,19 @@
             <w:pPr>
               <w:rPr>
                 <w:rFonts w:ascii="Arial" w:hAnsi="Arial"/>
-                <w:bCs/>
-                <w:color w:val="000000" w:themeColor="text1"/>
-                <w:sz w:val="16"/>
-                <w:szCs w:val="16"/>
-              </w:rPr>
-            </w:pPr>
-            <w:r>
-              <w:rPr>
-                <w:rFonts w:ascii="Arial" w:hAnsi="Arial"/>
-                <w:b/>
-                <w:color w:val="000000" w:themeColor="text1"/>
+                <w:b/>
+                <w:bCs/>
+                <w:color w:val="auto"/>
+                <w:sz w:val="16"/>
+                <w:szCs w:val="16"/>
+              </w:rPr>
+            </w:pPr>
+            <w:r>
+              <w:rPr>
+                <w:rFonts w:ascii="Arial" w:hAnsi="Arial"/>
+                <w:b/>
+                <w:bCs/>
+                <w:color w:val="auto"/>
                 <w:sz w:val="16"/>
                 <w:szCs w:val="16"/>
                 <w:lang w:val="es-PE"/>
@@ -4096,17 +4025,14 @@
             <w:pPr>
               <w:rPr>
                 <w:rFonts w:ascii="Arial" w:hAnsi="Arial"/>
-                <w:bCs/>
-                <w:color w:val="000000" w:themeColor="text1"/>
-                <w:sz w:val="16"/>
-                <w:szCs w:val="16"/>
-              </w:rPr>
-            </w:pPr>
-            <w:r>
-              <w:rPr>
-                <w:rFonts w:ascii="Arial" w:hAnsi="Arial"/>
-                <w:bCs/>
-                <w:color w:val="000000" w:themeColor="text1"/>
+                <w:color w:val="auto"/>
+                <w:sz w:val="16"/>
+                <w:szCs w:val="16"/>
+              </w:rPr>
+            </w:pPr>
+            <w:r>
+              <w:rPr>
+                <w:rFonts w:ascii="Arial" w:hAnsi="Arial"/>
                 <w:sz w:val="16"/>
                 <w:szCs w:val="16"/>
               </w:rPr>
@@ -4115,8 +4041,7 @@
             <w:r>
               <w:rPr>
                 <w:rFonts w:ascii="Arial" w:hAnsi="Arial"/>
-                <w:bCs/>
-                <w:color w:val="000000" w:themeColor="text1"/>
+                <w:color w:val="auto"/>
                 <w:sz w:val="16"/>
                 <w:szCs w:val="16"/>
               </w:rPr>
@@ -4125,8 +4050,6 @@
             <w:r>
               <w:rPr>
                 <w:rFonts w:ascii="Arial" w:hAnsi="Arial"/>
-                <w:bCs/>
-                <w:color w:val="000000" w:themeColor="text1"/>
                 <w:sz w:val="16"/>
                 <w:szCs w:val="16"/>
               </w:rPr>
@@ -4135,9 +4058,7 @@
             <w:r>
               <w:rPr>
                 <w:rFonts w:ascii="Arial" w:hAnsi="Arial"/>
-                <w:bCs/>
-                <w:noProof/>
-                <w:color w:val="000000" w:themeColor="text1"/>
+                <w:color w:val="auto"/>
                 <w:sz w:val="16"/>
                 <w:szCs w:val="16"/>
               </w:rPr>
@@ -4146,8 +4067,6 @@
             <w:r>
               <w:rPr>
                 <w:rFonts w:ascii="Arial" w:hAnsi="Arial"/>
-                <w:bCs/>
-                <w:color w:val="000000" w:themeColor="text1"/>
                 <w:sz w:val="16"/>
                 <w:szCs w:val="16"/>
               </w:rPr>
@@ -4156,12 +4075,20 @@
             <w:r>
               <w:rPr>
                 <w:rFonts w:ascii="Arial" w:hAnsi="Arial"/>
-                <w:bCs/>
-                <w:color w:val="000000" w:themeColor="text1"/>
-                <w:sz w:val="16"/>
-                <w:szCs w:val="16"/>
-              </w:rPr>
-              <w:t xml:space="preserve"> KG</w:t>
+                <w:color w:val="auto"/>
+                <w:sz w:val="16"/>
+                <w:szCs w:val="16"/>
+              </w:rPr>
+              <w:t xml:space="preserve"> </w:t>
+            </w:r>
+            <w:r>
+              <w:rPr>
+                <w:rFonts w:ascii="Arial" w:hAnsi="Arial"/>
+                <w:color w:val="auto"/>
+                <w:sz w:val="14"/>
+                <w:szCs w:val="14"/>
+              </w:rPr>
+              <w:t>KG</w:t>
             </w:r>
           </w:p>
         </w:tc>
@@ -4173,8 +4100,7 @@
             <w:pPr>
               <w:rPr>
                 <w:rFonts w:ascii="Arial" w:hAnsi="Arial"/>
-                <w:b/>
-                <w:color w:val="000000" w:themeColor="text1"/>
+                <w:color w:val="auto"/>
                 <w:sz w:val="16"/>
                 <w:szCs w:val="16"/>
                 <w:lang w:val="es-PE"/>
@@ -4190,17 +4116,19 @@
             <w:pPr>
               <w:rPr>
                 <w:rFonts w:ascii="Arial" w:hAnsi="Arial"/>
-                <w:bCs/>
-                <w:color w:val="000000" w:themeColor="text1"/>
-                <w:sz w:val="16"/>
-                <w:szCs w:val="16"/>
-              </w:rPr>
-            </w:pPr>
-            <w:r>
-              <w:rPr>
-                <w:rFonts w:ascii="Arial" w:hAnsi="Arial"/>
-                <w:b/>
-                <w:color w:val="000000" w:themeColor="text1"/>
+                <w:b/>
+                <w:bCs/>
+                <w:color w:val="auto"/>
+                <w:sz w:val="16"/>
+                <w:szCs w:val="16"/>
+              </w:rPr>
+            </w:pPr>
+            <w:r>
+              <w:rPr>
+                <w:rFonts w:ascii="Arial" w:hAnsi="Arial"/>
+                <w:b/>
+                <w:bCs/>
+                <w:color w:val="auto"/>
                 <w:sz w:val="16"/>
                 <w:szCs w:val="16"/>
                 <w:lang w:val="es-PE"/>
@@ -4217,17 +4145,14 @@
             <w:pPr>
               <w:rPr>
                 <w:rFonts w:ascii="Arial" w:hAnsi="Arial"/>
-                <w:bCs/>
-                <w:color w:val="000000" w:themeColor="text1"/>
-                <w:sz w:val="16"/>
-                <w:szCs w:val="16"/>
-              </w:rPr>
-            </w:pPr>
-            <w:r>
-              <w:rPr>
-                <w:rFonts w:ascii="Arial" w:hAnsi="Arial"/>
-                <w:bCs/>
-                <w:color w:val="000000" w:themeColor="text1"/>
+                <w:color w:val="auto"/>
+                <w:sz w:val="16"/>
+                <w:szCs w:val="16"/>
+              </w:rPr>
+            </w:pPr>
+            <w:r>
+              <w:rPr>
+                <w:rFonts w:ascii="Arial" w:hAnsi="Arial"/>
                 <w:sz w:val="16"/>
                 <w:szCs w:val="16"/>
               </w:rPr>
@@ -4236,8 +4161,7 @@
             <w:r>
               <w:rPr>
                 <w:rFonts w:ascii="Arial" w:hAnsi="Arial"/>
-                <w:bCs/>
-                <w:color w:val="000000" w:themeColor="text1"/>
+                <w:color w:val="auto"/>
                 <w:sz w:val="16"/>
                 <w:szCs w:val="16"/>
               </w:rPr>
@@ -4246,8 +4170,6 @@
             <w:r>
               <w:rPr>
                 <w:rFonts w:ascii="Arial" w:hAnsi="Arial"/>
-                <w:bCs/>
-                <w:color w:val="000000" w:themeColor="text1"/>
                 <w:sz w:val="16"/>
                 <w:szCs w:val="16"/>
               </w:rPr>
@@ -4256,9 +4178,7 @@
             <w:r>
               <w:rPr>
                 <w:rFonts w:ascii="Arial" w:hAnsi="Arial"/>
-                <w:bCs/>
-                <w:noProof/>
-                <w:color w:val="000000" w:themeColor="text1"/>
+                <w:color w:val="auto"/>
                 <w:sz w:val="16"/>
                 <w:szCs w:val="16"/>
               </w:rPr>
@@ -4267,8 +4187,6 @@
             <w:r>
               <w:rPr>
                 <w:rFonts w:ascii="Arial" w:hAnsi="Arial"/>
-                <w:bCs/>
-                <w:color w:val="000000" w:themeColor="text1"/>
                 <w:sz w:val="16"/>
                 <w:szCs w:val="16"/>
               </w:rPr>

--- a/pesaje/analytica/Report/PrintRecepcionGuiaRecepcionV2.docx
+++ b/pesaje/analytica/Report/PrintRecepcionGuiaRecepcionV2.docx
@@ -578,17 +578,17 @@
                 <w:rFonts w:ascii="Arial" w:hAnsi="Arial"/>
                 <w:b/>
                 <w:bCs/>
-                <w:color w:val="auto"/>
-                <w:sz w:val="16"/>
-                <w:szCs w:val="16"/>
-              </w:rPr>
-            </w:pPr>
-            <w:r>
-              <w:rPr>
-                <w:rFonts w:ascii="Arial" w:hAnsi="Arial"/>
-                <w:b/>
-                <w:bCs/>
-                <w:color w:val="auto"/>
+                <w:color w:val="000000" w:themeColor="text1"/>
+                <w:sz w:val="16"/>
+                <w:szCs w:val="16"/>
+              </w:rPr>
+            </w:pPr>
+            <w:r>
+              <w:rPr>
+                <w:rFonts w:ascii="Arial" w:hAnsi="Arial"/>
+                <w:b/>
+                <w:bCs/>
+                <w:color w:val="000000" w:themeColor="text1"/>
                 <w:sz w:val="16"/>
                 <w:szCs w:val="16"/>
                 <w:lang w:val="es-PE"/>
@@ -605,14 +605,15 @@
             <w:pPr>
               <w:rPr>
                 <w:rFonts w:ascii="Arial" w:hAnsi="Arial"/>
-                <w:color w:val="auto"/>
-                <w:sz w:val="16"/>
-                <w:szCs w:val="16"/>
-              </w:rPr>
-            </w:pPr>
-            <w:r>
-              <w:rPr>
-                <w:rFonts w:ascii="Arial" w:hAnsi="Arial"/>
+                <w:color w:val="000000" w:themeColor="text1"/>
+                <w:sz w:val="16"/>
+                <w:szCs w:val="16"/>
+              </w:rPr>
+            </w:pPr>
+            <w:r>
+              <w:rPr>
+                <w:rFonts w:ascii="Arial" w:hAnsi="Arial"/>
+                <w:color w:val="000000" w:themeColor="text1"/>
                 <w:sz w:val="16"/>
                 <w:szCs w:val="16"/>
               </w:rPr>
@@ -621,7 +622,7 @@
             <w:r>
               <w:rPr>
                 <w:rFonts w:ascii="Arial" w:hAnsi="Arial"/>
-                <w:color w:val="auto"/>
+                <w:color w:val="000000" w:themeColor="text1"/>
                 <w:sz w:val="16"/>
                 <w:szCs w:val="16"/>
               </w:rPr>
@@ -630,7 +631,7 @@
             <w:r>
               <w:rPr>
                 <w:rFonts w:ascii="Arial" w:hAnsi="Arial"/>
-                <w:color w:val="auto"/>
+                <w:color w:val="000000" w:themeColor="text1"/>
                 <w:sz w:val="16"/>
                 <w:szCs w:val="16"/>
               </w:rPr>
@@ -639,7 +640,7 @@
             <w:r>
               <w:rPr>
                 <w:rFonts w:ascii="Arial" w:hAnsi="Arial"/>
-                <w:color w:val="auto"/>
+                <w:color w:val="000000" w:themeColor="text1"/>
                 <w:sz w:val="16"/>
                 <w:szCs w:val="16"/>
               </w:rPr>
@@ -648,6 +649,7 @@
             <w:r>
               <w:rPr>
                 <w:rFonts w:ascii="Arial" w:hAnsi="Arial"/>
+                <w:color w:val="000000" w:themeColor="text1"/>
                 <w:sz w:val="16"/>
                 <w:szCs w:val="16"/>
               </w:rPr>
@@ -656,7 +658,7 @@
             <w:r>
               <w:rPr>
                 <w:rFonts w:ascii="Arial" w:hAnsi="Arial"/>
-                <w:color w:val="auto"/>
+                <w:color w:val="000000" w:themeColor="text1"/>
                 <w:sz w:val="16"/>
                 <w:szCs w:val="16"/>
               </w:rPr>
@@ -665,6 +667,7 @@
             <w:r>
               <w:rPr>
                 <w:rFonts w:ascii="Arial" w:hAnsi="Arial"/>
+                <w:color w:val="000000" w:themeColor="text1"/>
                 <w:sz w:val="16"/>
                 <w:szCs w:val="16"/>
               </w:rPr>
@@ -682,7 +685,7 @@
                 <w:rFonts w:ascii="Arial" w:hAnsi="Arial"/>
                 <w:b/>
                 <w:bCs/>
-                <w:color w:val="auto"/>
+                <w:color w:val="000000" w:themeColor="text1"/>
                 <w:sz w:val="16"/>
                 <w:szCs w:val="16"/>
               </w:rPr>
@@ -693,7 +696,7 @@
                 <w:rFonts w:ascii="Arial" w:hAnsi="Arial"/>
                 <w:b/>
                 <w:bCs/>
-                <w:color w:val="auto"/>
+                <w:color w:val="000000" w:themeColor="text1"/>
                 <w:sz w:val="16"/>
                 <w:szCs w:val="16"/>
                 <w:lang w:val="es-PE"/>
@@ -706,7 +709,7 @@
                 <w:rFonts w:ascii="Arial" w:hAnsi="Arial"/>
                 <w:b/>
                 <w:bCs/>
-                <w:color w:val="auto"/>
+                <w:color w:val="000000" w:themeColor="text1"/>
                 <w:sz w:val="16"/>
                 <w:szCs w:val="16"/>
                 <w:lang w:val="es-PE"/>
@@ -718,7 +721,7 @@
                 <w:rFonts w:ascii="Arial" w:hAnsi="Arial"/>
                 <w:b/>
                 <w:bCs/>
-                <w:color w:val="auto"/>
+                <w:color w:val="000000" w:themeColor="text1"/>
                 <w:sz w:val="16"/>
                 <w:szCs w:val="16"/>
                 <w:lang w:val="es-PE"/>
@@ -730,7 +733,7 @@
                 <w:rFonts w:ascii="Arial" w:hAnsi="Arial"/>
                 <w:b/>
                 <w:bCs/>
-                <w:color w:val="auto"/>
+                <w:color w:val="000000" w:themeColor="text1"/>
                 <w:sz w:val="16"/>
                 <w:szCs w:val="16"/>
                 <w:lang w:val="es-PE"/>
@@ -743,7 +746,7 @@
                 <w:rFonts w:ascii="Arial" w:hAnsi="Arial"/>
                 <w:b/>
                 <w:bCs/>
-                <w:color w:val="auto"/>
+                <w:color w:val="000000" w:themeColor="text1"/>
                 <w:sz w:val="16"/>
                 <w:szCs w:val="16"/>
                 <w:lang w:val="es-PE"/>
@@ -761,14 +764,15 @@
             <w:pPr>
               <w:rPr>
                 <w:rFonts w:ascii="Arial" w:hAnsi="Arial"/>
-                <w:color w:val="auto"/>
-                <w:sz w:val="16"/>
-                <w:szCs w:val="16"/>
-              </w:rPr>
-            </w:pPr>
-            <w:r>
-              <w:rPr>
-                <w:rFonts w:ascii="Arial" w:hAnsi="Arial"/>
+                <w:color w:val="000000" w:themeColor="text1"/>
+                <w:sz w:val="16"/>
+                <w:szCs w:val="16"/>
+              </w:rPr>
+            </w:pPr>
+            <w:r>
+              <w:rPr>
+                <w:rFonts w:ascii="Arial" w:hAnsi="Arial"/>
+                <w:color w:val="000000" w:themeColor="text1"/>
                 <w:sz w:val="16"/>
                 <w:szCs w:val="16"/>
               </w:rPr>
@@ -777,7 +781,7 @@
             <w:r>
               <w:rPr>
                 <w:rFonts w:ascii="Arial" w:hAnsi="Arial"/>
-                <w:color w:val="auto"/>
+                <w:color w:val="000000" w:themeColor="text1"/>
                 <w:sz w:val="16"/>
                 <w:szCs w:val="16"/>
               </w:rPr>
@@ -786,6 +790,7 @@
             <w:r>
               <w:rPr>
                 <w:rFonts w:ascii="Arial" w:hAnsi="Arial"/>
+                <w:color w:val="000000" w:themeColor="text1"/>
                 <w:sz w:val="16"/>
                 <w:szCs w:val="16"/>
               </w:rPr>
@@ -794,7 +799,7 @@
             <w:r>
               <w:rPr>
                 <w:rFonts w:ascii="Arial" w:hAnsi="Arial"/>
-                <w:color w:val="auto"/>
+                <w:color w:val="000000" w:themeColor="text1"/>
                 <w:sz w:val="16"/>
                 <w:szCs w:val="16"/>
               </w:rPr>
@@ -803,6 +808,7 @@
             <w:r>
               <w:rPr>
                 <w:rFonts w:ascii="Arial" w:hAnsi="Arial"/>
+                <w:color w:val="000000" w:themeColor="text1"/>
                 <w:sz w:val="16"/>
                 <w:szCs w:val="16"/>
               </w:rPr>
@@ -825,17 +831,17 @@
                 <w:rFonts w:ascii="Arial" w:hAnsi="Arial"/>
                 <w:b/>
                 <w:bCs/>
-                <w:color w:val="auto"/>
-                <w:sz w:val="16"/>
-                <w:szCs w:val="16"/>
-              </w:rPr>
-            </w:pPr>
-            <w:r>
-              <w:rPr>
-                <w:rFonts w:ascii="Arial" w:hAnsi="Arial"/>
-                <w:b/>
-                <w:bCs/>
-                <w:color w:val="auto"/>
+                <w:color w:val="000000" w:themeColor="text1"/>
+                <w:sz w:val="16"/>
+                <w:szCs w:val="16"/>
+              </w:rPr>
+            </w:pPr>
+            <w:r>
+              <w:rPr>
+                <w:rFonts w:ascii="Arial" w:hAnsi="Arial"/>
+                <w:b/>
+                <w:bCs/>
+                <w:color w:val="000000" w:themeColor="text1"/>
                 <w:sz w:val="16"/>
                 <w:szCs w:val="16"/>
                 <w:lang w:val="es-PE"/>
@@ -852,14 +858,15 @@
             <w:pPr>
               <w:rPr>
                 <w:rFonts w:ascii="Arial" w:hAnsi="Arial"/>
-                <w:color w:val="auto"/>
-                <w:sz w:val="16"/>
-                <w:szCs w:val="16"/>
-              </w:rPr>
-            </w:pPr>
-            <w:r>
-              <w:rPr>
-                <w:rFonts w:ascii="Arial" w:hAnsi="Arial"/>
+                <w:color w:val="000000" w:themeColor="text1"/>
+                <w:sz w:val="16"/>
+                <w:szCs w:val="16"/>
+              </w:rPr>
+            </w:pPr>
+            <w:r>
+              <w:rPr>
+                <w:rFonts w:ascii="Arial" w:hAnsi="Arial"/>
+                <w:color w:val="000000" w:themeColor="text1"/>
                 <w:sz w:val="16"/>
                 <w:szCs w:val="16"/>
               </w:rPr>
@@ -868,7 +875,7 @@
             <w:r>
               <w:rPr>
                 <w:rFonts w:ascii="Arial" w:hAnsi="Arial"/>
-                <w:color w:val="auto"/>
+                <w:color w:val="000000" w:themeColor="text1"/>
                 <w:sz w:val="16"/>
                 <w:szCs w:val="16"/>
               </w:rPr>
@@ -877,6 +884,7 @@
             <w:r>
               <w:rPr>
                 <w:rFonts w:ascii="Arial" w:hAnsi="Arial"/>
+                <w:color w:val="000000" w:themeColor="text1"/>
                 <w:sz w:val="16"/>
                 <w:szCs w:val="16"/>
               </w:rPr>
@@ -885,7 +893,7 @@
             <w:r>
               <w:rPr>
                 <w:rFonts w:ascii="Arial" w:hAnsi="Arial"/>
-                <w:color w:val="auto"/>
+                <w:color w:val="000000" w:themeColor="text1"/>
                 <w:sz w:val="16"/>
                 <w:szCs w:val="16"/>
               </w:rPr>
@@ -894,6 +902,7 @@
             <w:r>
               <w:rPr>
                 <w:rFonts w:ascii="Arial" w:hAnsi="Arial"/>
+                <w:color w:val="000000" w:themeColor="text1"/>
                 <w:sz w:val="16"/>
                 <w:szCs w:val="16"/>
               </w:rPr>
@@ -911,17 +920,17 @@
                 <w:rFonts w:ascii="Arial" w:hAnsi="Arial"/>
                 <w:b/>
                 <w:bCs/>
-                <w:color w:val="auto"/>
-                <w:sz w:val="16"/>
-                <w:szCs w:val="16"/>
-              </w:rPr>
-            </w:pPr>
-            <w:r>
-              <w:rPr>
-                <w:rFonts w:ascii="Arial" w:hAnsi="Arial"/>
-                <w:b/>
-                <w:bCs/>
-                <w:color w:val="auto"/>
+                <w:color w:val="000000" w:themeColor="text1"/>
+                <w:sz w:val="16"/>
+                <w:szCs w:val="16"/>
+              </w:rPr>
+            </w:pPr>
+            <w:r>
+              <w:rPr>
+                <w:rFonts w:ascii="Arial" w:hAnsi="Arial"/>
+                <w:b/>
+                <w:bCs/>
+                <w:color w:val="000000" w:themeColor="text1"/>
                 <w:sz w:val="16"/>
                 <w:szCs w:val="16"/>
                 <w:lang w:val="es-PE"/>
@@ -938,14 +947,15 @@
             <w:pPr>
               <w:rPr>
                 <w:rFonts w:ascii="Arial" w:hAnsi="Arial"/>
-                <w:color w:val="auto"/>
-                <w:sz w:val="16"/>
-                <w:szCs w:val="16"/>
-              </w:rPr>
-            </w:pPr>
-            <w:r>
-              <w:rPr>
-                <w:rFonts w:ascii="Arial" w:hAnsi="Arial"/>
+                <w:color w:val="000000" w:themeColor="text1"/>
+                <w:sz w:val="16"/>
+                <w:szCs w:val="16"/>
+              </w:rPr>
+            </w:pPr>
+            <w:r>
+              <w:rPr>
+                <w:rFonts w:ascii="Arial" w:hAnsi="Arial"/>
+                <w:color w:val="000000" w:themeColor="text1"/>
                 <w:sz w:val="16"/>
                 <w:szCs w:val="16"/>
               </w:rPr>
@@ -954,7 +964,7 @@
             <w:r>
               <w:rPr>
                 <w:rFonts w:ascii="Arial" w:hAnsi="Arial"/>
-                <w:color w:val="auto"/>
+                <w:color w:val="000000" w:themeColor="text1"/>
                 <w:sz w:val="16"/>
                 <w:szCs w:val="16"/>
               </w:rPr>
@@ -963,7 +973,7 @@
             <w:r>
               <w:rPr>
                 <w:rFonts w:ascii="Arial" w:hAnsi="Arial"/>
-                <w:color w:val="auto"/>
+                <w:color w:val="000000" w:themeColor="text1"/>
                 <w:sz w:val="16"/>
                 <w:szCs w:val="16"/>
               </w:rPr>
@@ -972,7 +982,7 @@
             <w:r>
               <w:rPr>
                 <w:rFonts w:ascii="Arial" w:hAnsi="Arial"/>
-                <w:color w:val="auto"/>
+                <w:color w:val="000000" w:themeColor="text1"/>
                 <w:sz w:val="16"/>
                 <w:szCs w:val="16"/>
               </w:rPr>
@@ -981,6 +991,7 @@
             <w:r>
               <w:rPr>
                 <w:rFonts w:ascii="Arial" w:hAnsi="Arial"/>
+                <w:color w:val="000000" w:themeColor="text1"/>
                 <w:sz w:val="16"/>
                 <w:szCs w:val="16"/>
               </w:rPr>
@@ -989,7 +1000,7 @@
             <w:r>
               <w:rPr>
                 <w:rFonts w:ascii="Arial" w:hAnsi="Arial"/>
-                <w:color w:val="auto"/>
+                <w:color w:val="000000" w:themeColor="text1"/>
                 <w:sz w:val="16"/>
                 <w:szCs w:val="16"/>
               </w:rPr>
@@ -998,6 +1009,7 @@
             <w:r>
               <w:rPr>
                 <w:rFonts w:ascii="Arial" w:hAnsi="Arial"/>
+                <w:color w:val="000000" w:themeColor="text1"/>
                 <w:sz w:val="16"/>
                 <w:szCs w:val="16"/>
               </w:rPr>
@@ -1020,7 +1032,7 @@
                 <w:rFonts w:ascii="Arial" w:hAnsi="Arial"/>
                 <w:b/>
                 <w:bCs/>
-                <w:color w:val="auto"/>
+                <w:color w:val="000000" w:themeColor="text1"/>
                 <w:sz w:val="16"/>
                 <w:szCs w:val="16"/>
                 <w:lang w:val="es-PE"/>
@@ -1031,7 +1043,7 @@
                 <w:rFonts w:ascii="Arial" w:hAnsi="Arial"/>
                 <w:b/>
                 <w:bCs/>
-                <w:color w:val="auto"/>
+                <w:color w:val="000000" w:themeColor="text1"/>
                 <w:sz w:val="16"/>
                 <w:szCs w:val="16"/>
                 <w:lang w:val="es-PE"/>
@@ -1048,14 +1060,15 @@
             <w:pPr>
               <w:rPr>
                 <w:rFonts w:ascii="Arial" w:hAnsi="Arial"/>
-                <w:color w:val="auto"/>
-                <w:sz w:val="16"/>
-                <w:szCs w:val="16"/>
-              </w:rPr>
-            </w:pPr>
-            <w:r>
-              <w:rPr>
-                <w:rFonts w:ascii="Arial" w:hAnsi="Arial"/>
+                <w:color w:val="000000" w:themeColor="text1"/>
+                <w:sz w:val="16"/>
+                <w:szCs w:val="16"/>
+              </w:rPr>
+            </w:pPr>
+            <w:r>
+              <w:rPr>
+                <w:rFonts w:ascii="Arial" w:hAnsi="Arial"/>
+                <w:color w:val="000000" w:themeColor="text1"/>
                 <w:sz w:val="16"/>
                 <w:szCs w:val="16"/>
               </w:rPr>
@@ -1064,7 +1077,7 @@
             <w:r>
               <w:rPr>
                 <w:rFonts w:ascii="Arial" w:hAnsi="Arial"/>
-                <w:color w:val="auto"/>
+                <w:color w:val="000000" w:themeColor="text1"/>
                 <w:sz w:val="16"/>
                 <w:szCs w:val="16"/>
               </w:rPr>
@@ -1073,6 +1086,7 @@
             <w:r>
               <w:rPr>
                 <w:rFonts w:ascii="Arial" w:hAnsi="Arial"/>
+                <w:color w:val="000000" w:themeColor="text1"/>
                 <w:sz w:val="16"/>
                 <w:szCs w:val="16"/>
               </w:rPr>
@@ -1081,7 +1095,7 @@
             <w:r>
               <w:rPr>
                 <w:rFonts w:ascii="Arial" w:hAnsi="Arial"/>
-                <w:color w:val="auto"/>
+                <w:color w:val="000000" w:themeColor="text1"/>
                 <w:sz w:val="16"/>
                 <w:szCs w:val="16"/>
               </w:rPr>
@@ -1090,6 +1104,7 @@
             <w:r>
               <w:rPr>
                 <w:rFonts w:ascii="Arial" w:hAnsi="Arial"/>
+                <w:color w:val="000000" w:themeColor="text1"/>
                 <w:sz w:val="16"/>
                 <w:szCs w:val="16"/>
               </w:rPr>
@@ -1107,7 +1122,7 @@
                 <w:rFonts w:ascii="Arial" w:hAnsi="Arial"/>
                 <w:b/>
                 <w:bCs/>
-                <w:color w:val="auto"/>
+                <w:color w:val="000000" w:themeColor="text1"/>
                 <w:sz w:val="16"/>
                 <w:szCs w:val="16"/>
                 <w:lang w:val="es-PE"/>
@@ -1118,7 +1133,7 @@
                 <w:rFonts w:ascii="Arial" w:hAnsi="Arial"/>
                 <w:b/>
                 <w:bCs/>
-                <w:color w:val="auto"/>
+                <w:color w:val="000000" w:themeColor="text1"/>
                 <w:sz w:val="16"/>
                 <w:szCs w:val="16"/>
                 <w:lang w:val="es-PE"/>
@@ -1135,14 +1150,15 @@
             <w:pPr>
               <w:rPr>
                 <w:rFonts w:ascii="Arial" w:hAnsi="Arial"/>
-                <w:color w:val="auto"/>
-                <w:sz w:val="16"/>
-                <w:szCs w:val="16"/>
-              </w:rPr>
-            </w:pPr>
-            <w:r>
-              <w:rPr>
-                <w:rFonts w:ascii="Arial" w:hAnsi="Arial"/>
+                <w:color w:val="000000" w:themeColor="text1"/>
+                <w:sz w:val="16"/>
+                <w:szCs w:val="16"/>
+              </w:rPr>
+            </w:pPr>
+            <w:r>
+              <w:rPr>
+                <w:rFonts w:ascii="Arial" w:hAnsi="Arial"/>
+                <w:color w:val="000000" w:themeColor="text1"/>
                 <w:sz w:val="16"/>
                 <w:szCs w:val="16"/>
               </w:rPr>
@@ -1151,7 +1167,7 @@
             <w:r>
               <w:rPr>
                 <w:rFonts w:ascii="Arial" w:hAnsi="Arial"/>
-                <w:color w:val="auto"/>
+                <w:color w:val="000000" w:themeColor="text1"/>
                 <w:sz w:val="16"/>
                 <w:szCs w:val="16"/>
               </w:rPr>
@@ -1160,7 +1176,7 @@
             <w:r>
               <w:rPr>
                 <w:rFonts w:ascii="Arial" w:hAnsi="Arial"/>
-                <w:color w:val="auto"/>
+                <w:color w:val="000000" w:themeColor="text1"/>
                 <w:sz w:val="16"/>
                 <w:szCs w:val="16"/>
               </w:rPr>
@@ -1169,7 +1185,7 @@
             <w:r>
               <w:rPr>
                 <w:rFonts w:ascii="Arial" w:hAnsi="Arial"/>
-                <w:color w:val="auto"/>
+                <w:color w:val="000000" w:themeColor="text1"/>
                 <w:sz w:val="16"/>
                 <w:szCs w:val="16"/>
               </w:rPr>
@@ -1178,6 +1194,7 @@
             <w:r>
               <w:rPr>
                 <w:rFonts w:ascii="Arial" w:hAnsi="Arial"/>
+                <w:color w:val="000000" w:themeColor="text1"/>
                 <w:sz w:val="16"/>
                 <w:szCs w:val="16"/>
               </w:rPr>
@@ -1186,7 +1203,7 @@
             <w:r>
               <w:rPr>
                 <w:rFonts w:ascii="Arial" w:hAnsi="Arial"/>
-                <w:color w:val="auto"/>
+                <w:color w:val="000000" w:themeColor="text1"/>
                 <w:sz w:val="16"/>
                 <w:szCs w:val="16"/>
               </w:rPr>
@@ -1195,6 +1212,7 @@
             <w:r>
               <w:rPr>
                 <w:rFonts w:ascii="Arial" w:hAnsi="Arial"/>
+                <w:color w:val="000000" w:themeColor="text1"/>
                 <w:sz w:val="16"/>
                 <w:szCs w:val="16"/>
               </w:rPr>
@@ -1203,7 +1221,7 @@
             <w:r>
               <w:rPr>
                 <w:rFonts w:ascii="Arial" w:hAnsi="Arial"/>
-                <w:color w:val="auto"/>
+                <w:color w:val="000000" w:themeColor="text1"/>
                 <w:sz w:val="16"/>
                 <w:szCs w:val="16"/>
               </w:rPr>
@@ -1226,7 +1244,7 @@
                 <w:rFonts w:ascii="Arial" w:hAnsi="Arial"/>
                 <w:b/>
                 <w:bCs/>
-                <w:color w:val="auto"/>
+                <w:color w:val="000000" w:themeColor="text1"/>
                 <w:sz w:val="16"/>
                 <w:szCs w:val="16"/>
                 <w:lang w:val="es-PE"/>
@@ -1237,7 +1255,7 @@
                 <w:rFonts w:ascii="Arial" w:hAnsi="Arial"/>
                 <w:b/>
                 <w:bCs/>
-                <w:color w:val="auto"/>
+                <w:color w:val="000000" w:themeColor="text1"/>
                 <w:sz w:val="16"/>
                 <w:szCs w:val="16"/>
                 <w:lang w:val="es-PE"/>
@@ -1254,14 +1272,15 @@
             <w:pPr>
               <w:rPr>
                 <w:rFonts w:ascii="Arial" w:hAnsi="Arial"/>
-                <w:color w:val="auto"/>
-                <w:sz w:val="16"/>
-                <w:szCs w:val="16"/>
-              </w:rPr>
-            </w:pPr>
-            <w:r>
-              <w:rPr>
-                <w:rFonts w:ascii="Arial" w:hAnsi="Arial"/>
+                <w:color w:val="000000" w:themeColor="text1"/>
+                <w:sz w:val="16"/>
+                <w:szCs w:val="16"/>
+              </w:rPr>
+            </w:pPr>
+            <w:r>
+              <w:rPr>
+                <w:rFonts w:ascii="Arial" w:hAnsi="Arial"/>
+                <w:color w:val="000000" w:themeColor="text1"/>
                 <w:sz w:val="16"/>
                 <w:szCs w:val="16"/>
               </w:rPr>
@@ -1270,7 +1289,7 @@
             <w:r>
               <w:rPr>
                 <w:rFonts w:ascii="Arial" w:hAnsi="Arial"/>
-                <w:color w:val="auto"/>
+                <w:color w:val="000000" w:themeColor="text1"/>
                 <w:sz w:val="16"/>
                 <w:szCs w:val="16"/>
               </w:rPr>
@@ -1279,6 +1298,7 @@
             <w:r>
               <w:rPr>
                 <w:rFonts w:ascii="Arial" w:hAnsi="Arial"/>
+                <w:color w:val="000000" w:themeColor="text1"/>
                 <w:sz w:val="16"/>
                 <w:szCs w:val="16"/>
               </w:rPr>
@@ -1287,7 +1307,7 @@
             <w:r>
               <w:rPr>
                 <w:rFonts w:ascii="Arial" w:hAnsi="Arial"/>
-                <w:color w:val="auto"/>
+                <w:color w:val="000000" w:themeColor="text1"/>
                 <w:sz w:val="16"/>
                 <w:szCs w:val="16"/>
               </w:rPr>
@@ -1296,6 +1316,7 @@
             <w:r>
               <w:rPr>
                 <w:rFonts w:ascii="Arial" w:hAnsi="Arial"/>
+                <w:color w:val="000000" w:themeColor="text1"/>
                 <w:sz w:val="16"/>
                 <w:szCs w:val="16"/>
               </w:rPr>
@@ -1311,7 +1332,7 @@
             <w:pPr>
               <w:rPr>
                 <w:rFonts w:ascii="Arial" w:hAnsi="Arial"/>
-                <w:color w:val="auto"/>
+                <w:color w:val="000000" w:themeColor="text1"/>
                 <w:sz w:val="16"/>
                 <w:szCs w:val="16"/>
                 <w:lang w:val="es-PE"/>
@@ -1327,7 +1348,7 @@
             <w:pPr>
               <w:rPr>
                 <w:rFonts w:ascii="Arial" w:hAnsi="Arial"/>
-                <w:color w:val="auto"/>
+                <w:color w:val="000000" w:themeColor="text1"/>
                 <w:sz w:val="16"/>
                 <w:szCs w:val="16"/>
               </w:rPr>
@@ -1351,7 +1372,7 @@
               <w:rPr>
                 <w:rFonts w:ascii="Arial" w:hAnsi="Arial"/>
                 <w:b/>
-                <w:color w:val="auto"/>
+                <w:color w:val="000000" w:themeColor="text1"/>
                 <w:sz w:val="16"/>
                 <w:szCs w:val="16"/>
                 <w:lang w:val="es-PE"/>
@@ -1371,7 +1392,7 @@
               <w:rPr>
                 <w:rFonts w:ascii="Arial" w:hAnsi="Arial"/>
                 <w:bCs/>
-                <w:color w:val="auto"/>
+                <w:color w:val="000000" w:themeColor="text1"/>
                 <w:sz w:val="16"/>
                 <w:szCs w:val="16"/>
               </w:rPr>
@@ -1390,7 +1411,7 @@
               <w:rPr>
                 <w:rFonts w:ascii="Arial" w:hAnsi="Arial"/>
                 <w:b/>
-                <w:color w:val="auto"/>
+                <w:color w:val="000000" w:themeColor="text1"/>
                 <w:sz w:val="16"/>
                 <w:szCs w:val="16"/>
                 <w:lang w:val="es-PE"/>
@@ -1410,7 +1431,7 @@
               <w:rPr>
                 <w:rFonts w:ascii="Arial" w:hAnsi="Arial"/>
                 <w:bCs/>
-                <w:color w:val="auto"/>
+                <w:color w:val="000000" w:themeColor="text1"/>
                 <w:sz w:val="16"/>
                 <w:szCs w:val="16"/>
               </w:rPr>
@@ -1436,7 +1457,7 @@
                 <w:rFonts w:ascii="Arial" w:hAnsi="Arial"/>
                 <w:b/>
                 <w:bCs/>
-                <w:color w:val="auto"/>
+                <w:color w:val="000000" w:themeColor="text1"/>
                 <w:sz w:val="16"/>
                 <w:szCs w:val="16"/>
                 <w:u w:val="single"/>
@@ -1458,7 +1479,7 @@
               <w:rPr>
                 <w:rFonts w:ascii="Arial" w:hAnsi="Arial"/>
                 <w:b/>
-                <w:color w:val="auto"/>
+                <w:color w:val="000000" w:themeColor="text1"/>
                 <w:sz w:val="16"/>
                 <w:szCs w:val="16"/>
                 <w:u w:val="single"/>
@@ -1481,17 +1502,17 @@
               <w:rPr>
                 <w:rFonts w:ascii="Arial" w:hAnsi="Arial"/>
                 <w:bCs/>
-                <w:color w:val="auto"/>
-                <w:sz w:val="16"/>
-                <w:szCs w:val="16"/>
-              </w:rPr>
-            </w:pPr>
-            <w:r>
-              <w:rPr>
-                <w:rFonts w:ascii="Arial" w:hAnsi="Arial"/>
-                <w:b/>
-                <w:bCs/>
-                <w:color w:val="auto"/>
+                <w:color w:val="000000" w:themeColor="text1"/>
+                <w:sz w:val="16"/>
+                <w:szCs w:val="16"/>
+              </w:rPr>
+            </w:pPr>
+            <w:r>
+              <w:rPr>
+                <w:rFonts w:ascii="Arial" w:hAnsi="Arial"/>
+                <w:b/>
+                <w:bCs/>
+                <w:color w:val="000000" w:themeColor="text1"/>
                 <w:sz w:val="16"/>
                 <w:szCs w:val="16"/>
                 <w:u w:val="single"/>
@@ -1504,7 +1525,7 @@
                 <w:rFonts w:ascii="Arial" w:hAnsi="Arial"/>
                 <w:b/>
                 <w:bCs/>
-                <w:color w:val="auto"/>
+                <w:color w:val="000000" w:themeColor="text1"/>
                 <w:sz w:val="16"/>
                 <w:szCs w:val="16"/>
                 <w:u w:val="single"/>
@@ -1524,7 +1545,7 @@
               <w:rPr>
                 <w:rFonts w:ascii="Arial" w:hAnsi="Arial"/>
                 <w:b/>
-                <w:color w:val="auto"/>
+                <w:color w:val="000000" w:themeColor="text1"/>
                 <w:sz w:val="16"/>
                 <w:szCs w:val="16"/>
                 <w:u w:val="single"/>
@@ -1534,7 +1555,7 @@
               <w:rPr>
                 <w:rFonts w:ascii="Arial" w:hAnsi="Arial"/>
                 <w:b/>
-                <w:color w:val="auto"/>
+                <w:color w:val="000000" w:themeColor="text1"/>
                 <w:sz w:val="16"/>
                 <w:szCs w:val="16"/>
                 <w:u w:val="single"/>
@@ -1545,7 +1566,7 @@
               <w:rPr>
                 <w:rFonts w:ascii="Arial" w:hAnsi="Arial"/>
                 <w:b/>
-                <w:color w:val="auto"/>
+                <w:color w:val="000000" w:themeColor="text1"/>
                 <w:sz w:val="16"/>
                 <w:szCs w:val="16"/>
                 <w:u w:val="single"/>
@@ -1569,17 +1590,17 @@
                 <w:rFonts w:ascii="Arial" w:hAnsi="Arial"/>
                 <w:b/>
                 <w:bCs/>
-                <w:color w:val="auto"/>
-                <w:sz w:val="16"/>
-                <w:szCs w:val="16"/>
-              </w:rPr>
-            </w:pPr>
-            <w:r>
-              <w:rPr>
-                <w:rFonts w:ascii="Arial" w:hAnsi="Arial"/>
-                <w:b/>
-                <w:bCs/>
-                <w:color w:val="auto"/>
+                <w:color w:val="000000" w:themeColor="text1"/>
+                <w:sz w:val="16"/>
+                <w:szCs w:val="16"/>
+              </w:rPr>
+            </w:pPr>
+            <w:r>
+              <w:rPr>
+                <w:rFonts w:ascii="Arial" w:hAnsi="Arial"/>
+                <w:b/>
+                <w:bCs/>
+                <w:color w:val="000000" w:themeColor="text1"/>
                 <w:sz w:val="16"/>
                 <w:szCs w:val="16"/>
                 <w:lang w:val="es-PE"/>
@@ -1591,7 +1612,7 @@
                 <w:rFonts w:ascii="Arial" w:hAnsi="Arial"/>
                 <w:b/>
                 <w:bCs/>
-                <w:color w:val="auto"/>
+                <w:color w:val="000000" w:themeColor="text1"/>
                 <w:sz w:val="16"/>
                 <w:szCs w:val="16"/>
                 <w:lang w:val="es-PE"/>
@@ -1608,14 +1629,15 @@
             <w:pPr>
               <w:rPr>
                 <w:rFonts w:ascii="Arial" w:hAnsi="Arial"/>
-                <w:color w:val="auto"/>
-                <w:sz w:val="16"/>
-                <w:szCs w:val="16"/>
-              </w:rPr>
-            </w:pPr>
-            <w:r>
-              <w:rPr>
-                <w:rFonts w:ascii="Arial" w:hAnsi="Arial"/>
+                <w:color w:val="000000" w:themeColor="text1"/>
+                <w:sz w:val="16"/>
+                <w:szCs w:val="16"/>
+              </w:rPr>
+            </w:pPr>
+            <w:r>
+              <w:rPr>
+                <w:rFonts w:ascii="Arial" w:hAnsi="Arial"/>
+                <w:color w:val="000000" w:themeColor="text1"/>
                 <w:sz w:val="16"/>
                 <w:szCs w:val="16"/>
               </w:rPr>
@@ -1624,7 +1646,7 @@
             <w:r>
               <w:rPr>
                 <w:rFonts w:ascii="Arial" w:hAnsi="Arial"/>
-                <w:color w:val="auto"/>
+                <w:color w:val="000000" w:themeColor="text1"/>
                 <w:sz w:val="16"/>
                 <w:szCs w:val="16"/>
               </w:rPr>
@@ -1633,6 +1655,7 @@
             <w:r>
               <w:rPr>
                 <w:rFonts w:ascii="Arial" w:hAnsi="Arial"/>
+                <w:color w:val="000000" w:themeColor="text1"/>
                 <w:sz w:val="16"/>
                 <w:szCs w:val="16"/>
               </w:rPr>
@@ -1641,7 +1664,7 @@
             <w:r>
               <w:rPr>
                 <w:rFonts w:ascii="Arial" w:hAnsi="Arial"/>
-                <w:color w:val="auto"/>
+                <w:color w:val="000000" w:themeColor="text1"/>
                 <w:sz w:val="16"/>
                 <w:szCs w:val="16"/>
               </w:rPr>
@@ -1650,6 +1673,7 @@
             <w:r>
               <w:rPr>
                 <w:rFonts w:ascii="Arial" w:hAnsi="Arial"/>
+                <w:color w:val="000000" w:themeColor="text1"/>
                 <w:sz w:val="16"/>
                 <w:szCs w:val="16"/>
               </w:rPr>
@@ -1667,17 +1691,17 @@
                 <w:rFonts w:ascii="Arial" w:hAnsi="Arial"/>
                 <w:b/>
                 <w:bCs/>
-                <w:color w:val="auto"/>
-                <w:sz w:val="16"/>
-                <w:szCs w:val="16"/>
-              </w:rPr>
-            </w:pPr>
-            <w:r>
-              <w:rPr>
-                <w:rFonts w:ascii="Arial" w:hAnsi="Arial"/>
-                <w:b/>
-                <w:bCs/>
-                <w:color w:val="auto"/>
+                <w:color w:val="000000" w:themeColor="text1"/>
+                <w:sz w:val="16"/>
+                <w:szCs w:val="16"/>
+              </w:rPr>
+            </w:pPr>
+            <w:r>
+              <w:rPr>
+                <w:rFonts w:ascii="Arial" w:hAnsi="Arial"/>
+                <w:b/>
+                <w:bCs/>
+                <w:color w:val="000000" w:themeColor="text1"/>
                 <w:sz w:val="16"/>
                 <w:szCs w:val="16"/>
                 <w:lang w:val="es-PE"/>
@@ -1694,14 +1718,15 @@
             <w:pPr>
               <w:rPr>
                 <w:rFonts w:ascii="Arial" w:hAnsi="Arial"/>
-                <w:color w:val="auto"/>
-                <w:sz w:val="16"/>
-                <w:szCs w:val="16"/>
-              </w:rPr>
-            </w:pPr>
-            <w:r>
-              <w:rPr>
-                <w:rFonts w:ascii="Arial" w:hAnsi="Arial"/>
+                <w:color w:val="000000" w:themeColor="text1"/>
+                <w:sz w:val="16"/>
+                <w:szCs w:val="16"/>
+              </w:rPr>
+            </w:pPr>
+            <w:r>
+              <w:rPr>
+                <w:rFonts w:ascii="Arial" w:hAnsi="Arial"/>
+                <w:color w:val="000000" w:themeColor="text1"/>
                 <w:sz w:val="16"/>
                 <w:szCs w:val="16"/>
               </w:rPr>
@@ -1710,7 +1735,7 @@
             <w:r>
               <w:rPr>
                 <w:rFonts w:ascii="Arial" w:hAnsi="Arial"/>
-                <w:color w:val="auto"/>
+                <w:color w:val="000000" w:themeColor="text1"/>
                 <w:sz w:val="16"/>
                 <w:szCs w:val="16"/>
               </w:rPr>
@@ -1719,6 +1744,7 @@
             <w:r>
               <w:rPr>
                 <w:rFonts w:ascii="Arial" w:hAnsi="Arial"/>
+                <w:color w:val="000000" w:themeColor="text1"/>
                 <w:sz w:val="16"/>
                 <w:szCs w:val="16"/>
               </w:rPr>
@@ -1727,7 +1753,7 @@
             <w:r>
               <w:rPr>
                 <w:rFonts w:ascii="Arial" w:hAnsi="Arial"/>
-                <w:color w:val="auto"/>
+                <w:color w:val="000000" w:themeColor="text1"/>
                 <w:sz w:val="16"/>
                 <w:szCs w:val="16"/>
               </w:rPr>
@@ -1736,6 +1762,7 @@
             <w:r>
               <w:rPr>
                 <w:rFonts w:ascii="Arial" w:hAnsi="Arial"/>
+                <w:color w:val="000000" w:themeColor="text1"/>
                 <w:sz w:val="16"/>
                 <w:szCs w:val="16"/>
               </w:rPr>
@@ -1758,17 +1785,17 @@
                 <w:rFonts w:ascii="Arial" w:hAnsi="Arial"/>
                 <w:b/>
                 <w:bCs/>
-                <w:color w:val="auto"/>
-                <w:sz w:val="16"/>
-                <w:szCs w:val="16"/>
-              </w:rPr>
-            </w:pPr>
-            <w:r>
-              <w:rPr>
-                <w:rFonts w:ascii="Arial" w:hAnsi="Arial"/>
-                <w:b/>
-                <w:bCs/>
-                <w:color w:val="auto"/>
+                <w:color w:val="000000" w:themeColor="text1"/>
+                <w:sz w:val="16"/>
+                <w:szCs w:val="16"/>
+              </w:rPr>
+            </w:pPr>
+            <w:r>
+              <w:rPr>
+                <w:rFonts w:ascii="Arial" w:hAnsi="Arial"/>
+                <w:b/>
+                <w:bCs/>
+                <w:color w:val="000000" w:themeColor="text1"/>
                 <w:sz w:val="16"/>
                 <w:szCs w:val="16"/>
                 <w:lang w:val="es-PE"/>
@@ -1780,7 +1807,7 @@
                 <w:rFonts w:ascii="Arial" w:hAnsi="Arial"/>
                 <w:b/>
                 <w:bCs/>
-                <w:color w:val="auto"/>
+                <w:color w:val="000000" w:themeColor="text1"/>
                 <w:sz w:val="16"/>
                 <w:szCs w:val="16"/>
                 <w:lang w:val="es-PE"/>
@@ -1797,14 +1824,15 @@
             <w:pPr>
               <w:rPr>
                 <w:rFonts w:ascii="Arial" w:hAnsi="Arial"/>
-                <w:color w:val="auto"/>
-                <w:sz w:val="16"/>
-                <w:szCs w:val="16"/>
-              </w:rPr>
-            </w:pPr>
-            <w:r>
-              <w:rPr>
-                <w:rFonts w:ascii="Arial" w:hAnsi="Arial"/>
+                <w:color w:val="000000" w:themeColor="text1"/>
+                <w:sz w:val="16"/>
+                <w:szCs w:val="16"/>
+              </w:rPr>
+            </w:pPr>
+            <w:r>
+              <w:rPr>
+                <w:rFonts w:ascii="Arial" w:hAnsi="Arial"/>
+                <w:color w:val="000000" w:themeColor="text1"/>
                 <w:sz w:val="16"/>
                 <w:szCs w:val="16"/>
               </w:rPr>
@@ -1813,7 +1841,7 @@
             <w:r>
               <w:rPr>
                 <w:rFonts w:ascii="Arial" w:hAnsi="Arial"/>
-                <w:color w:val="auto"/>
+                <w:color w:val="000000" w:themeColor="text1"/>
                 <w:sz w:val="16"/>
                 <w:szCs w:val="16"/>
               </w:rPr>
@@ -1822,6 +1850,7 @@
             <w:r>
               <w:rPr>
                 <w:rFonts w:ascii="Arial" w:hAnsi="Arial"/>
+                <w:color w:val="000000" w:themeColor="text1"/>
                 <w:sz w:val="16"/>
                 <w:szCs w:val="16"/>
               </w:rPr>
@@ -1830,7 +1859,7 @@
             <w:r>
               <w:rPr>
                 <w:rFonts w:ascii="Arial" w:hAnsi="Arial"/>
-                <w:color w:val="auto"/>
+                <w:color w:val="000000" w:themeColor="text1"/>
                 <w:sz w:val="16"/>
                 <w:szCs w:val="16"/>
               </w:rPr>
@@ -1839,6 +1868,7 @@
             <w:r>
               <w:rPr>
                 <w:rFonts w:ascii="Arial" w:hAnsi="Arial"/>
+                <w:color w:val="000000" w:themeColor="text1"/>
                 <w:sz w:val="16"/>
                 <w:szCs w:val="16"/>
               </w:rPr>
@@ -1856,17 +1886,17 @@
                 <w:rFonts w:ascii="Arial" w:hAnsi="Arial"/>
                 <w:b/>
                 <w:bCs/>
-                <w:color w:val="auto"/>
-                <w:sz w:val="16"/>
-                <w:szCs w:val="16"/>
-              </w:rPr>
-            </w:pPr>
-            <w:r>
-              <w:rPr>
-                <w:rFonts w:ascii="Arial" w:hAnsi="Arial"/>
-                <w:b/>
-                <w:bCs/>
-                <w:color w:val="auto"/>
+                <w:color w:val="000000" w:themeColor="text1"/>
+                <w:sz w:val="16"/>
+                <w:szCs w:val="16"/>
+              </w:rPr>
+            </w:pPr>
+            <w:r>
+              <w:rPr>
+                <w:rFonts w:ascii="Arial" w:hAnsi="Arial"/>
+                <w:b/>
+                <w:bCs/>
+                <w:color w:val="000000" w:themeColor="text1"/>
                 <w:sz w:val="16"/>
                 <w:szCs w:val="16"/>
                 <w:lang w:val="es-PE"/>
@@ -1883,14 +1913,15 @@
             <w:pPr>
               <w:rPr>
                 <w:rFonts w:ascii="Arial" w:hAnsi="Arial"/>
-                <w:color w:val="auto"/>
-                <w:sz w:val="16"/>
-                <w:szCs w:val="16"/>
-              </w:rPr>
-            </w:pPr>
-            <w:r>
-              <w:rPr>
-                <w:rFonts w:ascii="Arial" w:hAnsi="Arial"/>
+                <w:color w:val="000000" w:themeColor="text1"/>
+                <w:sz w:val="16"/>
+                <w:szCs w:val="16"/>
+              </w:rPr>
+            </w:pPr>
+            <w:r>
+              <w:rPr>
+                <w:rFonts w:ascii="Arial" w:hAnsi="Arial"/>
+                <w:color w:val="000000" w:themeColor="text1"/>
                 <w:sz w:val="16"/>
                 <w:szCs w:val="16"/>
               </w:rPr>
@@ -1899,7 +1930,7 @@
             <w:r>
               <w:rPr>
                 <w:rFonts w:ascii="Arial" w:hAnsi="Arial"/>
-                <w:color w:val="auto"/>
+                <w:color w:val="000000" w:themeColor="text1"/>
                 <w:sz w:val="16"/>
                 <w:szCs w:val="16"/>
               </w:rPr>
@@ -1908,6 +1939,7 @@
             <w:r>
               <w:rPr>
                 <w:rFonts w:ascii="Arial" w:hAnsi="Arial"/>
+                <w:color w:val="000000" w:themeColor="text1"/>
                 <w:sz w:val="16"/>
                 <w:szCs w:val="16"/>
               </w:rPr>
@@ -1916,7 +1948,7 @@
             <w:r>
               <w:rPr>
                 <w:rFonts w:ascii="Arial" w:hAnsi="Arial"/>
-                <w:color w:val="auto"/>
+                <w:color w:val="000000" w:themeColor="text1"/>
                 <w:sz w:val="16"/>
                 <w:szCs w:val="16"/>
               </w:rPr>
@@ -1925,6 +1957,7 @@
             <w:r>
               <w:rPr>
                 <w:rFonts w:ascii="Arial" w:hAnsi="Arial"/>
+                <w:color w:val="000000" w:themeColor="text1"/>
                 <w:sz w:val="16"/>
                 <w:szCs w:val="16"/>
               </w:rPr>
@@ -1947,7 +1980,7 @@
                 <w:rFonts w:ascii="Arial" w:hAnsi="Arial"/>
                 <w:b/>
                 <w:bCs/>
-                <w:color w:val="auto"/>
+                <w:color w:val="000000" w:themeColor="text1"/>
                 <w:sz w:val="16"/>
                 <w:szCs w:val="16"/>
               </w:rPr>
@@ -1958,7 +1991,7 @@
                 <w:rFonts w:ascii="Arial" w:hAnsi="Arial"/>
                 <w:b/>
                 <w:bCs/>
-                <w:color w:val="auto"/>
+                <w:color w:val="000000" w:themeColor="text1"/>
                 <w:sz w:val="16"/>
                 <w:szCs w:val="16"/>
                 <w:lang w:val="es-PE"/>
@@ -1971,7 +2004,7 @@
                 <w:rFonts w:ascii="Arial" w:hAnsi="Arial"/>
                 <w:b/>
                 <w:bCs/>
-                <w:color w:val="auto"/>
+                <w:color w:val="000000" w:themeColor="text1"/>
                 <w:sz w:val="16"/>
                 <w:szCs w:val="16"/>
                 <w:lang w:val="es-PE"/>
@@ -1983,7 +2016,7 @@
                 <w:rFonts w:ascii="Arial" w:hAnsi="Arial"/>
                 <w:b/>
                 <w:bCs/>
-                <w:color w:val="auto"/>
+                <w:color w:val="000000" w:themeColor="text1"/>
                 <w:sz w:val="16"/>
                 <w:szCs w:val="16"/>
                 <w:lang w:val="es-PE"/>
@@ -1995,7 +2028,7 @@
                 <w:rFonts w:ascii="Arial" w:hAnsi="Arial"/>
                 <w:b/>
                 <w:bCs/>
-                <w:color w:val="auto"/>
+                <w:color w:val="000000" w:themeColor="text1"/>
                 <w:sz w:val="16"/>
                 <w:szCs w:val="16"/>
                 <w:lang w:val="es-PE"/>
@@ -2012,14 +2045,15 @@
             <w:pPr>
               <w:rPr>
                 <w:rFonts w:ascii="Arial" w:hAnsi="Arial"/>
-                <w:color w:val="auto"/>
-                <w:sz w:val="16"/>
-                <w:szCs w:val="16"/>
-              </w:rPr>
-            </w:pPr>
-            <w:r>
-              <w:rPr>
-                <w:rFonts w:ascii="Arial" w:hAnsi="Arial"/>
+                <w:color w:val="000000" w:themeColor="text1"/>
+                <w:sz w:val="16"/>
+                <w:szCs w:val="16"/>
+              </w:rPr>
+            </w:pPr>
+            <w:r>
+              <w:rPr>
+                <w:rFonts w:ascii="Arial" w:hAnsi="Arial"/>
+                <w:color w:val="000000" w:themeColor="text1"/>
                 <w:sz w:val="16"/>
                 <w:szCs w:val="16"/>
               </w:rPr>
@@ -2028,7 +2062,7 @@
             <w:r>
               <w:rPr>
                 <w:rFonts w:ascii="Arial" w:hAnsi="Arial"/>
-                <w:color w:val="auto"/>
+                <w:color w:val="000000" w:themeColor="text1"/>
                 <w:sz w:val="16"/>
                 <w:szCs w:val="16"/>
               </w:rPr>
@@ -2037,6 +2071,7 @@
             <w:r>
               <w:rPr>
                 <w:rFonts w:ascii="Arial" w:hAnsi="Arial"/>
+                <w:color w:val="000000" w:themeColor="text1"/>
                 <w:sz w:val="16"/>
                 <w:szCs w:val="16"/>
               </w:rPr>
@@ -2045,7 +2080,7 @@
             <w:r>
               <w:rPr>
                 <w:rFonts w:ascii="Arial" w:hAnsi="Arial"/>
-                <w:color w:val="auto"/>
+                <w:color w:val="000000" w:themeColor="text1"/>
                 <w:sz w:val="16"/>
                 <w:szCs w:val="16"/>
               </w:rPr>
@@ -2054,6 +2089,7 @@
             <w:r>
               <w:rPr>
                 <w:rFonts w:ascii="Arial" w:hAnsi="Arial"/>
+                <w:color w:val="000000" w:themeColor="text1"/>
                 <w:sz w:val="16"/>
                 <w:szCs w:val="16"/>
               </w:rPr>
@@ -2071,17 +2107,17 @@
                 <w:rFonts w:ascii="Arial" w:hAnsi="Arial"/>
                 <w:b/>
                 <w:bCs/>
-                <w:color w:val="auto"/>
-                <w:sz w:val="16"/>
-                <w:szCs w:val="16"/>
-              </w:rPr>
-            </w:pPr>
-            <w:r>
-              <w:rPr>
-                <w:rFonts w:ascii="Arial" w:hAnsi="Arial"/>
-                <w:b/>
-                <w:bCs/>
-                <w:color w:val="auto"/>
+                <w:color w:val="000000" w:themeColor="text1"/>
+                <w:sz w:val="16"/>
+                <w:szCs w:val="16"/>
+              </w:rPr>
+            </w:pPr>
+            <w:r>
+              <w:rPr>
+                <w:rFonts w:ascii="Arial" w:hAnsi="Arial"/>
+                <w:b/>
+                <w:bCs/>
+                <w:color w:val="000000" w:themeColor="text1"/>
                 <w:sz w:val="16"/>
                 <w:szCs w:val="16"/>
                 <w:lang w:val="es-PE"/>
@@ -2098,14 +2134,15 @@
             <w:pPr>
               <w:rPr>
                 <w:rFonts w:ascii="Arial" w:hAnsi="Arial"/>
-                <w:color w:val="auto"/>
-                <w:sz w:val="16"/>
-                <w:szCs w:val="16"/>
-              </w:rPr>
-            </w:pPr>
-            <w:r>
-              <w:rPr>
-                <w:rFonts w:ascii="Arial" w:hAnsi="Arial"/>
+                <w:color w:val="000000" w:themeColor="text1"/>
+                <w:sz w:val="16"/>
+                <w:szCs w:val="16"/>
+              </w:rPr>
+            </w:pPr>
+            <w:r>
+              <w:rPr>
+                <w:rFonts w:ascii="Arial" w:hAnsi="Arial"/>
+                <w:color w:val="000000" w:themeColor="text1"/>
                 <w:sz w:val="16"/>
                 <w:szCs w:val="16"/>
               </w:rPr>
@@ -2114,7 +2151,7 @@
             <w:r>
               <w:rPr>
                 <w:rFonts w:ascii="Arial" w:hAnsi="Arial"/>
-                <w:color w:val="auto"/>
+                <w:color w:val="000000" w:themeColor="text1"/>
                 <w:sz w:val="16"/>
                 <w:szCs w:val="16"/>
               </w:rPr>
@@ -2123,6 +2160,7 @@
             <w:r>
               <w:rPr>
                 <w:rFonts w:ascii="Arial" w:hAnsi="Arial"/>
+                <w:color w:val="000000" w:themeColor="text1"/>
                 <w:sz w:val="16"/>
                 <w:szCs w:val="16"/>
               </w:rPr>
@@ -2131,7 +2169,7 @@
             <w:r>
               <w:rPr>
                 <w:rFonts w:ascii="Arial" w:hAnsi="Arial"/>
-                <w:color w:val="auto"/>
+                <w:color w:val="000000" w:themeColor="text1"/>
                 <w:sz w:val="16"/>
                 <w:szCs w:val="16"/>
               </w:rPr>
@@ -2140,6 +2178,7 @@
             <w:r>
               <w:rPr>
                 <w:rFonts w:ascii="Arial" w:hAnsi="Arial"/>
+                <w:color w:val="000000" w:themeColor="text1"/>
                 <w:sz w:val="16"/>
                 <w:szCs w:val="16"/>
               </w:rPr>
@@ -2162,7 +2201,7 @@
                 <w:rFonts w:ascii="Arial" w:hAnsi="Arial"/>
                 <w:b/>
                 <w:bCs/>
-                <w:color w:val="auto"/>
+                <w:color w:val="000000" w:themeColor="text1"/>
                 <w:sz w:val="16"/>
                 <w:szCs w:val="16"/>
                 <w:lang w:val="es-PE"/>
@@ -2174,7 +2213,7 @@
                 <w:rFonts w:ascii="Arial" w:hAnsi="Arial"/>
                 <w:b/>
                 <w:bCs/>
-                <w:color w:val="auto"/>
+                <w:color w:val="000000" w:themeColor="text1"/>
                 <w:sz w:val="16"/>
                 <w:szCs w:val="16"/>
                 <w:lang w:val="es-PE"/>
@@ -2187,7 +2226,7 @@
                 <w:rFonts w:ascii="Arial" w:hAnsi="Arial"/>
                 <w:b/>
                 <w:bCs/>
-                <w:color w:val="auto"/>
+                <w:color w:val="000000" w:themeColor="text1"/>
                 <w:sz w:val="16"/>
                 <w:szCs w:val="16"/>
                 <w:lang w:val="es-PE"/>
@@ -2204,14 +2243,15 @@
             <w:pPr>
               <w:rPr>
                 <w:rFonts w:ascii="Arial" w:hAnsi="Arial"/>
-                <w:color w:val="auto"/>
-                <w:sz w:val="16"/>
-                <w:szCs w:val="16"/>
-              </w:rPr>
-            </w:pPr>
-            <w:r>
-              <w:rPr>
-                <w:rFonts w:ascii="Arial" w:hAnsi="Arial"/>
+                <w:color w:val="000000" w:themeColor="text1"/>
+                <w:sz w:val="16"/>
+                <w:szCs w:val="16"/>
+              </w:rPr>
+            </w:pPr>
+            <w:r>
+              <w:rPr>
+                <w:rFonts w:ascii="Arial" w:hAnsi="Arial"/>
+                <w:color w:val="000000" w:themeColor="text1"/>
                 <w:sz w:val="16"/>
                 <w:szCs w:val="16"/>
               </w:rPr>
@@ -2220,7 +2260,7 @@
             <w:r>
               <w:rPr>
                 <w:rFonts w:ascii="Arial" w:hAnsi="Arial"/>
-                <w:color w:val="auto"/>
+                <w:color w:val="000000" w:themeColor="text1"/>
                 <w:sz w:val="16"/>
                 <w:szCs w:val="16"/>
               </w:rPr>
@@ -2229,6 +2269,7 @@
             <w:r>
               <w:rPr>
                 <w:rFonts w:ascii="Arial" w:hAnsi="Arial"/>
+                <w:color w:val="000000" w:themeColor="text1"/>
                 <w:sz w:val="16"/>
                 <w:szCs w:val="16"/>
               </w:rPr>
@@ -2237,7 +2278,7 @@
             <w:r>
               <w:rPr>
                 <w:rFonts w:ascii="Arial" w:hAnsi="Arial"/>
-                <w:color w:val="auto"/>
+                <w:color w:val="000000" w:themeColor="text1"/>
                 <w:sz w:val="16"/>
                 <w:szCs w:val="16"/>
               </w:rPr>
@@ -2246,6 +2287,7 @@
             <w:r>
               <w:rPr>
                 <w:rFonts w:ascii="Arial" w:hAnsi="Arial"/>
+                <w:color w:val="000000" w:themeColor="text1"/>
                 <w:sz w:val="16"/>
                 <w:szCs w:val="16"/>
               </w:rPr>
@@ -2263,7 +2305,7 @@
                 <w:rFonts w:ascii="Arial" w:hAnsi="Arial"/>
                 <w:b/>
                 <w:bCs/>
-                <w:color w:val="auto"/>
+                <w:color w:val="000000" w:themeColor="text1"/>
                 <w:sz w:val="16"/>
                 <w:szCs w:val="16"/>
                 <w:lang w:val="es-PE"/>
@@ -2274,7 +2316,7 @@
                 <w:rFonts w:ascii="Arial" w:hAnsi="Arial"/>
                 <w:b/>
                 <w:bCs/>
-                <w:color w:val="auto"/>
+                <w:color w:val="000000" w:themeColor="text1"/>
                 <w:sz w:val="16"/>
                 <w:szCs w:val="16"/>
                 <w:lang w:val="es-PE"/>
@@ -2291,14 +2333,15 @@
             <w:pPr>
               <w:rPr>
                 <w:rFonts w:ascii="Arial" w:hAnsi="Arial"/>
-                <w:color w:val="auto"/>
-                <w:sz w:val="16"/>
-                <w:szCs w:val="16"/>
-              </w:rPr>
-            </w:pPr>
-            <w:r>
-              <w:rPr>
-                <w:rFonts w:ascii="Arial" w:hAnsi="Arial"/>
+                <w:color w:val="000000" w:themeColor="text1"/>
+                <w:sz w:val="16"/>
+                <w:szCs w:val="16"/>
+              </w:rPr>
+            </w:pPr>
+            <w:r>
+              <w:rPr>
+                <w:rFonts w:ascii="Arial" w:hAnsi="Arial"/>
+                <w:color w:val="000000" w:themeColor="text1"/>
                 <w:sz w:val="16"/>
                 <w:szCs w:val="16"/>
               </w:rPr>
@@ -2307,7 +2350,7 @@
             <w:r>
               <w:rPr>
                 <w:rFonts w:ascii="Arial" w:hAnsi="Arial"/>
-                <w:color w:val="auto"/>
+                <w:color w:val="000000" w:themeColor="text1"/>
                 <w:sz w:val="16"/>
                 <w:szCs w:val="16"/>
               </w:rPr>
@@ -2316,6 +2359,7 @@
             <w:r>
               <w:rPr>
                 <w:rFonts w:ascii="Arial" w:hAnsi="Arial"/>
+                <w:color w:val="000000" w:themeColor="text1"/>
                 <w:sz w:val="16"/>
                 <w:szCs w:val="16"/>
               </w:rPr>
@@ -2324,7 +2368,7 @@
             <w:r>
               <w:rPr>
                 <w:rFonts w:ascii="Arial" w:hAnsi="Arial"/>
-                <w:color w:val="auto"/>
+                <w:color w:val="000000" w:themeColor="text1"/>
                 <w:sz w:val="16"/>
                 <w:szCs w:val="16"/>
               </w:rPr>
@@ -2333,6 +2377,7 @@
             <w:r>
               <w:rPr>
                 <w:rFonts w:ascii="Arial" w:hAnsi="Arial"/>
+                <w:color w:val="000000" w:themeColor="text1"/>
                 <w:sz w:val="16"/>
                 <w:szCs w:val="16"/>
               </w:rPr>
@@ -2341,7 +2386,7 @@
             <w:r>
               <w:rPr>
                 <w:rFonts w:ascii="Arial" w:hAnsi="Arial"/>
-                <w:color w:val="auto"/>
+                <w:color w:val="000000" w:themeColor="text1"/>
                 <w:sz w:val="16"/>
                 <w:szCs w:val="16"/>
               </w:rPr>
@@ -2363,6 +2408,7 @@
               <w:rPr>
                 <w:rFonts w:ascii="Arial" w:hAnsi="Arial"/>
                 <w:b/>
+                <w:color w:val="000000" w:themeColor="text1"/>
                 <w:sz w:val="16"/>
                 <w:szCs w:val="16"/>
                 <w:lang w:val="es-PE"/>
@@ -2379,6 +2425,7 @@
               <w:rPr>
                 <w:rFonts w:ascii="Arial" w:hAnsi="Arial"/>
                 <w:bCs/>
+                <w:color w:val="000000" w:themeColor="text1"/>
                 <w:sz w:val="16"/>
                 <w:szCs w:val="16"/>
               </w:rPr>
@@ -2394,6 +2441,7 @@
               <w:rPr>
                 <w:rFonts w:ascii="Arial" w:hAnsi="Arial"/>
                 <w:b/>
+                <w:color w:val="000000" w:themeColor="text1"/>
                 <w:sz w:val="16"/>
                 <w:szCs w:val="16"/>
                 <w:lang w:val="es-PE"/>
@@ -2410,6 +2458,7 @@
               <w:rPr>
                 <w:rFonts w:ascii="Arial" w:hAnsi="Arial"/>
                 <w:bCs/>
+                <w:color w:val="000000" w:themeColor="text1"/>
                 <w:sz w:val="16"/>
                 <w:szCs w:val="16"/>
               </w:rPr>
@@ -2430,7 +2479,7 @@
               <w:rPr>
                 <w:rFonts w:ascii="Arial" w:hAnsi="Arial"/>
                 <w:b/>
-                <w:color w:val="auto"/>
+                <w:color w:val="000000" w:themeColor="text1"/>
                 <w:sz w:val="16"/>
                 <w:szCs w:val="16"/>
                 <w:lang w:val="es-PE"/>
@@ -2440,7 +2489,7 @@
               <w:rPr>
                 <w:rFonts w:ascii="Arial" w:hAnsi="Arial"/>
                 <w:b/>
-                <w:color w:val="auto"/>
+                <w:color w:val="000000" w:themeColor="text1"/>
                 <w:sz w:val="16"/>
                 <w:szCs w:val="16"/>
                 <w:lang w:val="es-PE"/>
@@ -2458,7 +2507,7 @@
               <w:rPr>
                 <w:rFonts w:ascii="Arial" w:hAnsi="Arial"/>
                 <w:bCs/>
-                <w:color w:val="auto"/>
+                <w:color w:val="000000" w:themeColor="text1"/>
                 <w:sz w:val="16"/>
                 <w:szCs w:val="16"/>
               </w:rPr>
@@ -2474,7 +2523,7 @@
               <w:rPr>
                 <w:rFonts w:ascii="Arial" w:hAnsi="Arial"/>
                 <w:b/>
-                <w:color w:val="auto"/>
+                <w:color w:val="000000" w:themeColor="text1"/>
                 <w:sz w:val="16"/>
                 <w:szCs w:val="16"/>
                 <w:lang w:val="es-PE"/>
@@ -2491,7 +2540,7 @@
               <w:rPr>
                 <w:rFonts w:ascii="Arial" w:hAnsi="Arial"/>
                 <w:bCs/>
-                <w:color w:val="auto"/>
+                <w:color w:val="000000" w:themeColor="text1"/>
                 <w:sz w:val="16"/>
                 <w:szCs w:val="16"/>
               </w:rPr>
@@ -2541,6 +2590,7 @@
               <w:rPr>
                 <w:rFonts w:ascii="Arial" w:hAnsi="Arial"/>
                 <w:b/>
+                <w:color w:val="000000" w:themeColor="text1"/>
                 <w:w w:val="96"/>
                 <w:sz w:val="16"/>
                 <w:szCs w:val="16"/>
@@ -2551,6 +2601,7 @@
               <w:rPr>
                 <w:rFonts w:ascii="Arial" w:hAnsi="Arial"/>
                 <w:b/>
+                <w:color w:val="000000" w:themeColor="text1"/>
                 <w:w w:val="96"/>
                 <w:sz w:val="16"/>
                 <w:szCs w:val="16"/>
@@ -2575,6 +2626,7 @@
               <w:rPr>
                 <w:rFonts w:ascii="Arial" w:hAnsi="Arial"/>
                 <w:b/>
+                <w:color w:val="000000" w:themeColor="text1"/>
                 <w:w w:val="96"/>
                 <w:sz w:val="16"/>
                 <w:szCs w:val="16"/>
@@ -2584,6 +2636,7 @@
               <w:rPr>
                 <w:rFonts w:ascii="Arial" w:hAnsi="Arial"/>
                 <w:b/>
+                <w:color w:val="000000" w:themeColor="text1"/>
                 <w:w w:val="96"/>
                 <w:sz w:val="16"/>
                 <w:szCs w:val="16"/>
@@ -2607,6 +2660,7 @@
               <w:rPr>
                 <w:rFonts w:ascii="Arial" w:hAnsi="Arial"/>
                 <w:b/>
+                <w:color w:val="000000" w:themeColor="text1"/>
                 <w:w w:val="96"/>
                 <w:sz w:val="16"/>
                 <w:szCs w:val="16"/>
@@ -2616,6 +2670,7 @@
               <w:rPr>
                 <w:rFonts w:ascii="Arial" w:hAnsi="Arial"/>
                 <w:b/>
+                <w:color w:val="000000" w:themeColor="text1"/>
                 <w:w w:val="96"/>
                 <w:sz w:val="16"/>
                 <w:szCs w:val="16"/>
@@ -2639,6 +2694,7 @@
               <w:rPr>
                 <w:rFonts w:ascii="Arial" w:hAnsi="Arial"/>
                 <w:b/>
+                <w:color w:val="000000" w:themeColor="text1"/>
                 <w:w w:val="96"/>
                 <w:sz w:val="16"/>
                 <w:szCs w:val="16"/>
@@ -2648,6 +2704,7 @@
               <w:rPr>
                 <w:rFonts w:ascii="Arial" w:hAnsi="Arial"/>
                 <w:b/>
+                <w:color w:val="000000" w:themeColor="text1"/>
                 <w:w w:val="96"/>
                 <w:sz w:val="16"/>
                 <w:szCs w:val="16"/>
@@ -2671,6 +2728,7 @@
               <w:rPr>
                 <w:rFonts w:ascii="Arial" w:hAnsi="Arial"/>
                 <w:b/>
+                <w:color w:val="000000" w:themeColor="text1"/>
                 <w:w w:val="96"/>
                 <w:sz w:val="16"/>
                 <w:szCs w:val="16"/>
@@ -2681,6 +2739,7 @@
               <w:rPr>
                 <w:rFonts w:ascii="Arial" w:hAnsi="Arial"/>
                 <w:b/>
+                <w:color w:val="000000" w:themeColor="text1"/>
                 <w:w w:val="96"/>
                 <w:sz w:val="16"/>
                 <w:szCs w:val="16"/>
@@ -2705,6 +2764,7 @@
               <w:rPr>
                 <w:rFonts w:ascii="Arial" w:hAnsi="Arial"/>
                 <w:b/>
+                <w:color w:val="000000" w:themeColor="text1"/>
                 <w:w w:val="96"/>
                 <w:sz w:val="16"/>
                 <w:szCs w:val="16"/>
@@ -2715,6 +2775,7 @@
               <w:rPr>
                 <w:rFonts w:ascii="Arial" w:hAnsi="Arial"/>
                 <w:b/>
+                <w:color w:val="000000" w:themeColor="text1"/>
                 <w:w w:val="96"/>
                 <w:sz w:val="16"/>
                 <w:szCs w:val="16"/>
@@ -2740,6 +2801,7 @@
               <w:rPr>
                 <w:rFonts w:ascii="Arial" w:hAnsi="Arial"/>
                 <w:b/>
+                <w:color w:val="000000" w:themeColor="text1"/>
                 <w:w w:val="96"/>
                 <w:sz w:val="16"/>
                 <w:szCs w:val="16"/>
@@ -2749,6 +2811,7 @@
               <w:rPr>
                 <w:rFonts w:ascii="Arial" w:hAnsi="Arial"/>
                 <w:b/>
+                <w:color w:val="000000" w:themeColor="text1"/>
                 <w:w w:val="96"/>
                 <w:sz w:val="16"/>
                 <w:szCs w:val="16"/>
@@ -2776,6 +2839,7 @@
               <w:rPr>
                 <w:rFonts w:ascii="Arial" w:hAnsi="Arial"/>
                 <w:b/>
+                <w:color w:val="000000" w:themeColor="text1"/>
                 <w:w w:val="96"/>
                 <w:sz w:val="14"/>
                 <w:szCs w:val="14"/>
@@ -2785,6 +2849,7 @@
               <w:rPr>
                 <w:rFonts w:ascii="Arial" w:hAnsi="Arial"/>
                 <w:bCs/>
+                <w:color w:val="000000" w:themeColor="text1"/>
                 <w:sz w:val="14"/>
                 <w:szCs w:val="14"/>
               </w:rPr>
@@ -2794,6 +2859,7 @@
               <w:rPr>
                 <w:rFonts w:ascii="Arial" w:hAnsi="Arial"/>
                 <w:bCs/>
+                <w:color w:val="000000" w:themeColor="text1"/>
                 <w:sz w:val="14"/>
                 <w:szCs w:val="14"/>
               </w:rPr>
@@ -2803,6 +2869,7 @@
               <w:rPr>
                 <w:rFonts w:ascii="Arial" w:hAnsi="Arial"/>
                 <w:bCs/>
+                <w:color w:val="000000" w:themeColor="text1"/>
                 <w:sz w:val="14"/>
                 <w:szCs w:val="14"/>
               </w:rPr>
@@ -2813,6 +2880,7 @@
                 <w:rFonts w:ascii="Arial" w:hAnsi="Arial"/>
                 <w:bCs/>
                 <w:noProof/>
+                <w:color w:val="000000" w:themeColor="text1"/>
                 <w:sz w:val="14"/>
                 <w:szCs w:val="14"/>
               </w:rPr>
@@ -2822,6 +2890,7 @@
               <w:rPr>
                 <w:rFonts w:ascii="Arial" w:hAnsi="Arial"/>
                 <w:bCs/>
+                <w:color w:val="000000" w:themeColor="text1"/>
                 <w:sz w:val="14"/>
                 <w:szCs w:val="14"/>
               </w:rPr>
@@ -2843,6 +2912,7 @@
               <w:rPr>
                 <w:rFonts w:ascii="Arial" w:hAnsi="Arial"/>
                 <w:bCs/>
+                <w:color w:val="000000" w:themeColor="text1"/>
                 <w:sz w:val="14"/>
                 <w:szCs w:val="14"/>
               </w:rPr>
@@ -2851,6 +2921,7 @@
               <w:rPr>
                 <w:rFonts w:ascii="Arial" w:hAnsi="Arial"/>
                 <w:bCs/>
+                <w:color w:val="000000" w:themeColor="text1"/>
                 <w:sz w:val="14"/>
                 <w:szCs w:val="14"/>
               </w:rPr>
@@ -2860,6 +2931,7 @@
               <w:rPr>
                 <w:rFonts w:ascii="Arial" w:hAnsi="Arial"/>
                 <w:bCs/>
+                <w:color w:val="000000" w:themeColor="text1"/>
                 <w:sz w:val="14"/>
                 <w:szCs w:val="14"/>
               </w:rPr>
@@ -2869,6 +2941,7 @@
               <w:rPr>
                 <w:rFonts w:ascii="Arial" w:hAnsi="Arial"/>
                 <w:bCs/>
+                <w:color w:val="000000" w:themeColor="text1"/>
                 <w:sz w:val="14"/>
                 <w:szCs w:val="14"/>
               </w:rPr>
@@ -2879,6 +2952,7 @@
                 <w:rFonts w:ascii="Arial" w:hAnsi="Arial"/>
                 <w:bCs/>
                 <w:noProof/>
+                <w:color w:val="000000" w:themeColor="text1"/>
                 <w:sz w:val="14"/>
                 <w:szCs w:val="14"/>
               </w:rPr>
@@ -2888,6 +2962,7 @@
               <w:rPr>
                 <w:rFonts w:ascii="Arial" w:hAnsi="Arial"/>
                 <w:bCs/>
+                <w:color w:val="000000" w:themeColor="text1"/>
                 <w:sz w:val="14"/>
                 <w:szCs w:val="14"/>
               </w:rPr>
@@ -2909,6 +2984,7 @@
               <w:rPr>
                 <w:rFonts w:ascii="Arial" w:hAnsi="Arial"/>
                 <w:bCs/>
+                <w:color w:val="000000" w:themeColor="text1"/>
                 <w:sz w:val="14"/>
                 <w:szCs w:val="14"/>
               </w:rPr>
@@ -2917,6 +2993,7 @@
               <w:rPr>
                 <w:rFonts w:ascii="Arial" w:hAnsi="Arial"/>
                 <w:bCs/>
+                <w:color w:val="000000" w:themeColor="text1"/>
                 <w:sz w:val="14"/>
                 <w:szCs w:val="14"/>
               </w:rPr>
@@ -2926,6 +3003,7 @@
               <w:rPr>
                 <w:rFonts w:ascii="Arial" w:hAnsi="Arial"/>
                 <w:bCs/>
+                <w:color w:val="000000" w:themeColor="text1"/>
                 <w:sz w:val="14"/>
                 <w:szCs w:val="14"/>
               </w:rPr>
@@ -2935,6 +3013,7 @@
               <w:rPr>
                 <w:rFonts w:ascii="Arial" w:hAnsi="Arial"/>
                 <w:bCs/>
+                <w:color w:val="000000" w:themeColor="text1"/>
                 <w:sz w:val="14"/>
                 <w:szCs w:val="14"/>
               </w:rPr>
@@ -2945,6 +3024,7 @@
                 <w:rFonts w:ascii="Arial" w:hAnsi="Arial"/>
                 <w:bCs/>
                 <w:noProof/>
+                <w:color w:val="000000" w:themeColor="text1"/>
                 <w:sz w:val="14"/>
                 <w:szCs w:val="14"/>
               </w:rPr>
@@ -2954,6 +3034,7 @@
               <w:rPr>
                 <w:rFonts w:ascii="Arial" w:hAnsi="Arial"/>
                 <w:bCs/>
+                <w:color w:val="000000" w:themeColor="text1"/>
                 <w:sz w:val="14"/>
                 <w:szCs w:val="14"/>
               </w:rPr>
@@ -2975,6 +3056,7 @@
               <w:rPr>
                 <w:rFonts w:ascii="Arial" w:hAnsi="Arial"/>
                 <w:b/>
+                <w:color w:val="000000" w:themeColor="text1"/>
                 <w:w w:val="96"/>
                 <w:sz w:val="14"/>
                 <w:szCs w:val="14"/>
@@ -2984,6 +3066,7 @@
               <w:rPr>
                 <w:rFonts w:ascii="Arial" w:hAnsi="Arial"/>
                 <w:bCs/>
+                <w:color w:val="000000" w:themeColor="text1"/>
                 <w:sz w:val="14"/>
                 <w:szCs w:val="14"/>
               </w:rPr>
@@ -2993,6 +3076,7 @@
               <w:rPr>
                 <w:rFonts w:ascii="Arial" w:hAnsi="Arial"/>
                 <w:bCs/>
+                <w:color w:val="000000" w:themeColor="text1"/>
                 <w:sz w:val="14"/>
                 <w:szCs w:val="14"/>
               </w:rPr>
@@ -3002,6 +3086,7 @@
               <w:rPr>
                 <w:rFonts w:ascii="Arial" w:hAnsi="Arial"/>
                 <w:bCs/>
+                <w:color w:val="000000" w:themeColor="text1"/>
                 <w:sz w:val="14"/>
                 <w:szCs w:val="14"/>
               </w:rPr>
@@ -3012,6 +3097,7 @@
                 <w:rFonts w:ascii="Arial" w:hAnsi="Arial"/>
                 <w:bCs/>
                 <w:noProof/>
+                <w:color w:val="000000" w:themeColor="text1"/>
                 <w:sz w:val="14"/>
                 <w:szCs w:val="14"/>
               </w:rPr>
@@ -3021,6 +3107,7 @@
               <w:rPr>
                 <w:rFonts w:ascii="Arial" w:hAnsi="Arial"/>
                 <w:bCs/>
+                <w:color w:val="000000" w:themeColor="text1"/>
                 <w:sz w:val="14"/>
                 <w:szCs w:val="14"/>
               </w:rPr>
@@ -3042,6 +3129,7 @@
               <w:rPr>
                 <w:rFonts w:ascii="Arial" w:hAnsi="Arial"/>
                 <w:b/>
+                <w:color w:val="000000" w:themeColor="text1"/>
                 <w:w w:val="96"/>
                 <w:sz w:val="14"/>
                 <w:szCs w:val="14"/>
@@ -3051,6 +3139,7 @@
               <w:rPr>
                 <w:rFonts w:ascii="Arial" w:hAnsi="Arial"/>
                 <w:bCs/>
+                <w:color w:val="000000" w:themeColor="text1"/>
                 <w:sz w:val="14"/>
                 <w:szCs w:val="14"/>
               </w:rPr>
@@ -3060,6 +3149,7 @@
               <w:rPr>
                 <w:rFonts w:ascii="Arial" w:hAnsi="Arial"/>
                 <w:bCs/>
+                <w:color w:val="000000" w:themeColor="text1"/>
                 <w:sz w:val="14"/>
                 <w:szCs w:val="14"/>
               </w:rPr>
@@ -3069,6 +3159,7 @@
               <w:rPr>
                 <w:rFonts w:ascii="Arial" w:hAnsi="Arial"/>
                 <w:bCs/>
+                <w:color w:val="000000" w:themeColor="text1"/>
                 <w:sz w:val="14"/>
                 <w:szCs w:val="14"/>
               </w:rPr>
@@ -3079,6 +3170,7 @@
                 <w:rFonts w:ascii="Arial" w:hAnsi="Arial"/>
                 <w:bCs/>
                 <w:noProof/>
+                <w:color w:val="000000" w:themeColor="text1"/>
                 <w:sz w:val="14"/>
                 <w:szCs w:val="14"/>
               </w:rPr>
@@ -3088,6 +3180,7 @@
               <w:rPr>
                 <w:rFonts w:ascii="Arial" w:hAnsi="Arial"/>
                 <w:bCs/>
+                <w:color w:val="000000" w:themeColor="text1"/>
                 <w:sz w:val="14"/>
                 <w:szCs w:val="14"/>
               </w:rPr>
@@ -3109,6 +3202,7 @@
               <w:rPr>
                 <w:rFonts w:ascii="Arial" w:hAnsi="Arial"/>
                 <w:b/>
+                <w:color w:val="000000" w:themeColor="text1"/>
                 <w:w w:val="96"/>
                 <w:sz w:val="14"/>
                 <w:szCs w:val="14"/>
@@ -3118,6 +3212,7 @@
               <w:rPr>
                 <w:rFonts w:ascii="Arial" w:hAnsi="Arial"/>
                 <w:bCs/>
+                <w:color w:val="000000" w:themeColor="text1"/>
                 <w:sz w:val="14"/>
                 <w:szCs w:val="14"/>
               </w:rPr>
@@ -3127,6 +3222,7 @@
               <w:rPr>
                 <w:rFonts w:ascii="Arial" w:hAnsi="Arial"/>
                 <w:bCs/>
+                <w:color w:val="000000" w:themeColor="text1"/>
                 <w:sz w:val="14"/>
                 <w:szCs w:val="14"/>
               </w:rPr>
@@ -3136,6 +3232,7 @@
               <w:rPr>
                 <w:rFonts w:ascii="Arial" w:hAnsi="Arial"/>
                 <w:bCs/>
+                <w:color w:val="000000" w:themeColor="text1"/>
                 <w:sz w:val="14"/>
                 <w:szCs w:val="14"/>
               </w:rPr>
@@ -3146,6 +3243,7 @@
                 <w:rFonts w:ascii="Arial" w:hAnsi="Arial"/>
                 <w:bCs/>
                 <w:noProof/>
+                <w:color w:val="000000" w:themeColor="text1"/>
                 <w:sz w:val="14"/>
                 <w:szCs w:val="14"/>
               </w:rPr>
@@ -3155,6 +3253,7 @@
               <w:rPr>
                 <w:rFonts w:ascii="Arial" w:hAnsi="Arial"/>
                 <w:bCs/>
+                <w:color w:val="000000" w:themeColor="text1"/>
                 <w:sz w:val="14"/>
                 <w:szCs w:val="14"/>
               </w:rPr>
@@ -3176,6 +3275,7 @@
               <w:rPr>
                 <w:rFonts w:ascii="Arial" w:hAnsi="Arial"/>
                 <w:b/>
+                <w:color w:val="000000" w:themeColor="text1"/>
                 <w:w w:val="96"/>
                 <w:sz w:val="14"/>
                 <w:szCs w:val="14"/>
@@ -3185,6 +3285,7 @@
               <w:rPr>
                 <w:rFonts w:ascii="Arial" w:hAnsi="Arial"/>
                 <w:bCs/>
+                <w:color w:val="000000" w:themeColor="text1"/>
                 <w:sz w:val="14"/>
                 <w:szCs w:val="14"/>
               </w:rPr>
@@ -3194,6 +3295,7 @@
               <w:rPr>
                 <w:rFonts w:ascii="Arial" w:hAnsi="Arial"/>
                 <w:bCs/>
+                <w:color w:val="000000" w:themeColor="text1"/>
                 <w:sz w:val="14"/>
                 <w:szCs w:val="14"/>
               </w:rPr>
@@ -3204,6 +3306,7 @@
                 <w:rFonts w:ascii="Arial" w:hAnsi="Arial"/>
                 <w:bCs/>
                 <w:noProof/>
+                <w:color w:val="000000" w:themeColor="text1"/>
                 <w:sz w:val="14"/>
                 <w:szCs w:val="14"/>
               </w:rPr>
@@ -3213,6 +3316,7 @@
               <w:rPr>
                 <w:rFonts w:ascii="Arial" w:hAnsi="Arial"/>
                 <w:bCs/>
+                <w:color w:val="000000" w:themeColor="text1"/>
                 <w:sz w:val="14"/>
                 <w:szCs w:val="14"/>
               </w:rPr>
@@ -3222,6 +3326,7 @@
               <w:rPr>
                 <w:rFonts w:ascii="Arial" w:hAnsi="Arial"/>
                 <w:bCs/>
+                <w:color w:val="000000" w:themeColor="text1"/>
                 <w:sz w:val="14"/>
                 <w:szCs w:val="14"/>
               </w:rPr>
@@ -3232,6 +3337,7 @@
                 <w:rFonts w:ascii="Arial" w:hAnsi="Arial"/>
                 <w:bCs/>
                 <w:noProof/>
+                <w:color w:val="000000" w:themeColor="text1"/>
                 <w:sz w:val="14"/>
                 <w:szCs w:val="14"/>
               </w:rPr>
@@ -3241,6 +3347,7 @@
               <w:rPr>
                 <w:rFonts w:ascii="Arial" w:hAnsi="Arial"/>
                 <w:bCs/>
+                <w:color w:val="000000" w:themeColor="text1"/>
                 <w:sz w:val="14"/>
                 <w:szCs w:val="14"/>
               </w:rPr>
@@ -3311,7 +3418,7 @@
                 <w:rFonts w:ascii="Arial" w:hAnsi="Arial"/>
                 <w:b/>
                 <w:bCs/>
-                <w:color w:val="auto"/>
+                <w:color w:val="000000" w:themeColor="text1"/>
                 <w:sz w:val="16"/>
                 <w:szCs w:val="16"/>
                 <w:lang w:val="es-PE"/>
@@ -3322,7 +3429,7 @@
                 <w:rFonts w:ascii="Arial" w:hAnsi="Arial"/>
                 <w:b/>
                 <w:bCs/>
-                <w:color w:val="auto"/>
+                <w:color w:val="000000" w:themeColor="text1"/>
                 <w:sz w:val="16"/>
                 <w:szCs w:val="16"/>
                 <w:lang w:val="es-PE"/>
@@ -3339,7 +3446,7 @@
             <w:pPr>
               <w:rPr>
                 <w:rFonts w:ascii="Arial" w:hAnsi="Arial"/>
-                <w:color w:val="auto"/>
+                <w:color w:val="000000" w:themeColor="text1"/>
                 <w:sz w:val="16"/>
                 <w:szCs w:val="16"/>
               </w:rPr>
@@ -3354,7 +3461,7 @@
             <w:pPr>
               <w:rPr>
                 <w:rFonts w:ascii="Arial" w:hAnsi="Arial"/>
-                <w:color w:val="auto"/>
+                <w:color w:val="000000" w:themeColor="text1"/>
                 <w:sz w:val="16"/>
                 <w:szCs w:val="16"/>
                 <w:lang w:val="es-PE"/>
@@ -3372,7 +3479,7 @@
                 <w:rFonts w:ascii="Arial" w:hAnsi="Arial"/>
                 <w:b/>
                 <w:bCs/>
-                <w:color w:val="auto"/>
+                <w:color w:val="000000" w:themeColor="text1"/>
                 <w:sz w:val="16"/>
                 <w:szCs w:val="16"/>
                 <w:lang w:val="es-PE"/>
@@ -3383,7 +3490,7 @@
                 <w:rFonts w:ascii="Arial" w:hAnsi="Arial"/>
                 <w:b/>
                 <w:bCs/>
-                <w:color w:val="auto"/>
+                <w:color w:val="000000" w:themeColor="text1"/>
                 <w:sz w:val="16"/>
                 <w:szCs w:val="16"/>
                 <w:lang w:val="es-PE"/>
@@ -3395,7 +3502,7 @@
                 <w:rFonts w:ascii="Arial" w:hAnsi="Arial"/>
                 <w:b/>
                 <w:bCs/>
-                <w:color w:val="auto"/>
+                <w:color w:val="000000" w:themeColor="text1"/>
                 <w:sz w:val="16"/>
                 <w:szCs w:val="16"/>
                 <w:lang w:val="es-PE"/>
@@ -3412,14 +3519,15 @@
             <w:pPr>
               <w:rPr>
                 <w:rFonts w:ascii="Arial" w:hAnsi="Arial"/>
-                <w:color w:val="auto"/>
-                <w:sz w:val="16"/>
-                <w:szCs w:val="16"/>
-              </w:rPr>
-            </w:pPr>
-            <w:r>
-              <w:rPr>
-                <w:rFonts w:ascii="Arial" w:hAnsi="Arial"/>
+                <w:color w:val="000000" w:themeColor="text1"/>
+                <w:sz w:val="16"/>
+                <w:szCs w:val="16"/>
+              </w:rPr>
+            </w:pPr>
+            <w:r>
+              <w:rPr>
+                <w:rFonts w:ascii="Arial" w:hAnsi="Arial"/>
+                <w:color w:val="000000" w:themeColor="text1"/>
                 <w:sz w:val="16"/>
                 <w:szCs w:val="16"/>
               </w:rPr>
@@ -3428,7 +3536,7 @@
             <w:r>
               <w:rPr>
                 <w:rFonts w:ascii="Arial" w:hAnsi="Arial"/>
-                <w:color w:val="auto"/>
+                <w:color w:val="000000" w:themeColor="text1"/>
                 <w:sz w:val="16"/>
                 <w:szCs w:val="16"/>
               </w:rPr>
@@ -3437,6 +3545,7 @@
             <w:r>
               <w:rPr>
                 <w:rFonts w:ascii="Arial" w:hAnsi="Arial"/>
+                <w:color w:val="000000" w:themeColor="text1"/>
                 <w:sz w:val="16"/>
                 <w:szCs w:val="16"/>
               </w:rPr>
@@ -3445,7 +3554,7 @@
             <w:r>
               <w:rPr>
                 <w:rFonts w:ascii="Arial" w:hAnsi="Arial"/>
-                <w:color w:val="auto"/>
+                <w:color w:val="000000" w:themeColor="text1"/>
                 <w:sz w:val="16"/>
                 <w:szCs w:val="16"/>
               </w:rPr>
@@ -3454,6 +3563,7 @@
             <w:r>
               <w:rPr>
                 <w:rFonts w:ascii="Arial" w:hAnsi="Arial"/>
+                <w:color w:val="000000" w:themeColor="text1"/>
                 <w:sz w:val="16"/>
                 <w:szCs w:val="16"/>
               </w:rPr>
@@ -3476,17 +3586,17 @@
                 <w:rFonts w:ascii="Arial" w:hAnsi="Arial"/>
                 <w:b/>
                 <w:bCs/>
-                <w:color w:val="auto"/>
-                <w:sz w:val="16"/>
-                <w:szCs w:val="16"/>
-              </w:rPr>
-            </w:pPr>
-            <w:r>
-              <w:rPr>
-                <w:rFonts w:ascii="Arial" w:hAnsi="Arial"/>
-                <w:b/>
-                <w:bCs/>
-                <w:color w:val="auto"/>
+                <w:color w:val="000000" w:themeColor="text1"/>
+                <w:sz w:val="16"/>
+                <w:szCs w:val="16"/>
+              </w:rPr>
+            </w:pPr>
+            <w:r>
+              <w:rPr>
+                <w:rFonts w:ascii="Arial" w:hAnsi="Arial"/>
+                <w:b/>
+                <w:bCs/>
+                <w:color w:val="000000" w:themeColor="text1"/>
                 <w:sz w:val="16"/>
                 <w:szCs w:val="16"/>
                 <w:lang w:val="es-PE"/>
@@ -3503,14 +3613,15 @@
             <w:pPr>
               <w:rPr>
                 <w:rFonts w:ascii="Arial" w:hAnsi="Arial"/>
-                <w:color w:val="auto"/>
-                <w:sz w:val="16"/>
-                <w:szCs w:val="16"/>
-              </w:rPr>
-            </w:pPr>
-            <w:r>
-              <w:rPr>
-                <w:rFonts w:ascii="Arial" w:hAnsi="Arial"/>
+                <w:color w:val="000000" w:themeColor="text1"/>
+                <w:sz w:val="16"/>
+                <w:szCs w:val="16"/>
+              </w:rPr>
+            </w:pPr>
+            <w:r>
+              <w:rPr>
+                <w:rFonts w:ascii="Arial" w:hAnsi="Arial"/>
+                <w:color w:val="000000" w:themeColor="text1"/>
                 <w:sz w:val="16"/>
                 <w:szCs w:val="16"/>
               </w:rPr>
@@ -3519,7 +3630,7 @@
             <w:r>
               <w:rPr>
                 <w:rFonts w:ascii="Arial" w:hAnsi="Arial"/>
-                <w:color w:val="auto"/>
+                <w:color w:val="000000" w:themeColor="text1"/>
                 <w:sz w:val="16"/>
                 <w:szCs w:val="16"/>
               </w:rPr>
@@ -3528,6 +3639,7 @@
             <w:r>
               <w:rPr>
                 <w:rFonts w:ascii="Arial" w:hAnsi="Arial"/>
+                <w:color w:val="000000" w:themeColor="text1"/>
                 <w:sz w:val="16"/>
                 <w:szCs w:val="16"/>
               </w:rPr>
@@ -3536,7 +3648,7 @@
             <w:r>
               <w:rPr>
                 <w:rFonts w:ascii="Arial" w:hAnsi="Arial"/>
-                <w:color w:val="auto"/>
+                <w:color w:val="000000" w:themeColor="text1"/>
                 <w:sz w:val="16"/>
                 <w:szCs w:val="16"/>
               </w:rPr>
@@ -3545,6 +3657,7 @@
             <w:r>
               <w:rPr>
                 <w:rFonts w:ascii="Arial" w:hAnsi="Arial"/>
+                <w:color w:val="000000" w:themeColor="text1"/>
                 <w:sz w:val="16"/>
                 <w:szCs w:val="16"/>
               </w:rPr>
@@ -3553,7 +3666,7 @@
             <w:r>
               <w:rPr>
                 <w:rFonts w:ascii="Arial" w:hAnsi="Arial"/>
-                <w:color w:val="auto"/>
+                <w:color w:val="000000" w:themeColor="text1"/>
                 <w:sz w:val="16"/>
                 <w:szCs w:val="16"/>
               </w:rPr>
@@ -3562,7 +3675,7 @@
             <w:r>
               <w:rPr>
                 <w:rFonts w:ascii="Arial" w:hAnsi="Arial"/>
-                <w:color w:val="auto"/>
+                <w:color w:val="000000" w:themeColor="text1"/>
                 <w:sz w:val="14"/>
                 <w:szCs w:val="14"/>
               </w:rPr>
@@ -3578,7 +3691,7 @@
             <w:pPr>
               <w:rPr>
                 <w:rFonts w:ascii="Arial" w:hAnsi="Arial"/>
-                <w:color w:val="auto"/>
+                <w:color w:val="000000" w:themeColor="text1"/>
                 <w:sz w:val="16"/>
                 <w:szCs w:val="16"/>
                 <w:lang w:val="es-PE"/>
@@ -3587,7 +3700,7 @@
             <w:r>
               <w:rPr>
                 <w:rFonts w:ascii="Arial" w:hAnsi="Arial"/>
-                <w:color w:val="auto"/>
+                <w:color w:val="000000" w:themeColor="text1"/>
                 <w:sz w:val="16"/>
                 <w:szCs w:val="16"/>
               </w:rPr>
@@ -3596,6 +3709,7 @@
             <w:r>
               <w:rPr>
                 <w:rFonts w:ascii="Arial" w:hAnsi="Arial"/>
+                <w:color w:val="000000" w:themeColor="text1"/>
                 <w:sz w:val="16"/>
                 <w:szCs w:val="16"/>
               </w:rPr>
@@ -3604,7 +3718,7 @@
             <w:r>
               <w:rPr>
                 <w:rFonts w:ascii="Arial" w:hAnsi="Arial"/>
-                <w:color w:val="auto"/>
+                <w:color w:val="000000" w:themeColor="text1"/>
                 <w:sz w:val="16"/>
                 <w:szCs w:val="16"/>
               </w:rPr>
@@ -3613,6 +3727,7 @@
             <w:r>
               <w:rPr>
                 <w:rFonts w:ascii="Arial" w:hAnsi="Arial"/>
+                <w:color w:val="000000" w:themeColor="text1"/>
                 <w:sz w:val="16"/>
                 <w:szCs w:val="16"/>
               </w:rPr>
@@ -3621,7 +3736,7 @@
             <w:r>
               <w:rPr>
                 <w:rFonts w:ascii="Arial" w:hAnsi="Arial"/>
-                <w:color w:val="auto"/>
+                <w:color w:val="000000" w:themeColor="text1"/>
                 <w:sz w:val="16"/>
                 <w:szCs w:val="16"/>
               </w:rPr>
@@ -3630,6 +3745,7 @@
             <w:r>
               <w:rPr>
                 <w:rFonts w:ascii="Arial" w:hAnsi="Arial"/>
+                <w:color w:val="000000" w:themeColor="text1"/>
                 <w:sz w:val="16"/>
                 <w:szCs w:val="16"/>
               </w:rPr>
@@ -3647,17 +3763,17 @@
                 <w:rFonts w:ascii="Arial" w:hAnsi="Arial"/>
                 <w:b/>
                 <w:bCs/>
-                <w:color w:val="auto"/>
-                <w:sz w:val="16"/>
-                <w:szCs w:val="16"/>
-              </w:rPr>
-            </w:pPr>
-            <w:r>
-              <w:rPr>
-                <w:rFonts w:ascii="Arial" w:hAnsi="Arial"/>
-                <w:b/>
-                <w:bCs/>
-                <w:color w:val="auto"/>
+                <w:color w:val="000000" w:themeColor="text1"/>
+                <w:sz w:val="16"/>
+                <w:szCs w:val="16"/>
+              </w:rPr>
+            </w:pPr>
+            <w:r>
+              <w:rPr>
+                <w:rFonts w:ascii="Arial" w:hAnsi="Arial"/>
+                <w:b/>
+                <w:bCs/>
+                <w:color w:val="000000" w:themeColor="text1"/>
                 <w:sz w:val="16"/>
                 <w:szCs w:val="16"/>
                 <w:lang w:val="es-PE"/>
@@ -3674,14 +3790,15 @@
             <w:pPr>
               <w:rPr>
                 <w:rFonts w:ascii="Arial" w:hAnsi="Arial"/>
-                <w:color w:val="auto"/>
-                <w:sz w:val="16"/>
-                <w:szCs w:val="16"/>
-              </w:rPr>
-            </w:pPr>
-            <w:r>
-              <w:rPr>
-                <w:rFonts w:ascii="Arial" w:hAnsi="Arial"/>
+                <w:color w:val="000000" w:themeColor="text1"/>
+                <w:sz w:val="16"/>
+                <w:szCs w:val="16"/>
+              </w:rPr>
+            </w:pPr>
+            <w:r>
+              <w:rPr>
+                <w:rFonts w:ascii="Arial" w:hAnsi="Arial"/>
+                <w:color w:val="000000" w:themeColor="text1"/>
                 <w:sz w:val="16"/>
                 <w:szCs w:val="16"/>
               </w:rPr>
@@ -3690,7 +3807,7 @@
             <w:r>
               <w:rPr>
                 <w:rFonts w:ascii="Arial" w:hAnsi="Arial"/>
-                <w:color w:val="auto"/>
+                <w:color w:val="000000" w:themeColor="text1"/>
                 <w:sz w:val="16"/>
                 <w:szCs w:val="16"/>
               </w:rPr>
@@ -3699,6 +3816,7 @@
             <w:r>
               <w:rPr>
                 <w:rFonts w:ascii="Arial" w:hAnsi="Arial"/>
+                <w:color w:val="000000" w:themeColor="text1"/>
                 <w:sz w:val="16"/>
                 <w:szCs w:val="16"/>
               </w:rPr>
@@ -3707,7 +3825,7 @@
             <w:r>
               <w:rPr>
                 <w:rFonts w:ascii="Arial" w:hAnsi="Arial"/>
-                <w:color w:val="auto"/>
+                <w:color w:val="000000" w:themeColor="text1"/>
                 <w:sz w:val="16"/>
                 <w:szCs w:val="16"/>
               </w:rPr>
@@ -3716,6 +3834,7 @@
             <w:r>
               <w:rPr>
                 <w:rFonts w:ascii="Arial" w:hAnsi="Arial"/>
+                <w:color w:val="000000" w:themeColor="text1"/>
                 <w:sz w:val="16"/>
                 <w:szCs w:val="16"/>
               </w:rPr>
@@ -3738,17 +3857,17 @@
                 <w:rFonts w:ascii="Arial" w:hAnsi="Arial"/>
                 <w:b/>
                 <w:bCs/>
-                <w:color w:val="auto"/>
-                <w:sz w:val="16"/>
-                <w:szCs w:val="16"/>
-              </w:rPr>
-            </w:pPr>
-            <w:r>
-              <w:rPr>
-                <w:rFonts w:ascii="Arial" w:hAnsi="Arial"/>
-                <w:b/>
-                <w:bCs/>
-                <w:color w:val="auto"/>
+                <w:color w:val="000000" w:themeColor="text1"/>
+                <w:sz w:val="16"/>
+                <w:szCs w:val="16"/>
+              </w:rPr>
+            </w:pPr>
+            <w:r>
+              <w:rPr>
+                <w:rFonts w:ascii="Arial" w:hAnsi="Arial"/>
+                <w:b/>
+                <w:bCs/>
+                <w:color w:val="000000" w:themeColor="text1"/>
                 <w:sz w:val="16"/>
                 <w:szCs w:val="16"/>
                 <w:lang w:val="es-PE"/>
@@ -3765,14 +3884,15 @@
             <w:pPr>
               <w:rPr>
                 <w:rFonts w:ascii="Arial" w:hAnsi="Arial"/>
-                <w:color w:val="auto"/>
-                <w:sz w:val="16"/>
-                <w:szCs w:val="16"/>
-              </w:rPr>
-            </w:pPr>
-            <w:r>
-              <w:rPr>
-                <w:rFonts w:ascii="Arial" w:hAnsi="Arial"/>
+                <w:color w:val="000000" w:themeColor="text1"/>
+                <w:sz w:val="16"/>
+                <w:szCs w:val="16"/>
+              </w:rPr>
+            </w:pPr>
+            <w:r>
+              <w:rPr>
+                <w:rFonts w:ascii="Arial" w:hAnsi="Arial"/>
+                <w:color w:val="000000" w:themeColor="text1"/>
                 <w:sz w:val="16"/>
                 <w:szCs w:val="16"/>
               </w:rPr>
@@ -3781,7 +3901,7 @@
             <w:r>
               <w:rPr>
                 <w:rFonts w:ascii="Arial" w:hAnsi="Arial"/>
-                <w:color w:val="auto"/>
+                <w:color w:val="000000" w:themeColor="text1"/>
                 <w:sz w:val="16"/>
                 <w:szCs w:val="16"/>
               </w:rPr>
@@ -3790,6 +3910,7 @@
             <w:r>
               <w:rPr>
                 <w:rFonts w:ascii="Arial" w:hAnsi="Arial"/>
+                <w:color w:val="000000" w:themeColor="text1"/>
                 <w:sz w:val="16"/>
                 <w:szCs w:val="16"/>
               </w:rPr>
@@ -3798,7 +3919,7 @@
             <w:r>
               <w:rPr>
                 <w:rFonts w:ascii="Arial" w:hAnsi="Arial"/>
-                <w:color w:val="auto"/>
+                <w:color w:val="000000" w:themeColor="text1"/>
                 <w:sz w:val="16"/>
                 <w:szCs w:val="16"/>
               </w:rPr>
@@ -3807,6 +3928,7 @@
             <w:r>
               <w:rPr>
                 <w:rFonts w:ascii="Arial" w:hAnsi="Arial"/>
+                <w:color w:val="000000" w:themeColor="text1"/>
                 <w:sz w:val="16"/>
                 <w:szCs w:val="16"/>
               </w:rPr>
@@ -3815,7 +3937,7 @@
             <w:r>
               <w:rPr>
                 <w:rFonts w:ascii="Arial" w:hAnsi="Arial"/>
-                <w:color w:val="auto"/>
+                <w:color w:val="000000" w:themeColor="text1"/>
                 <w:sz w:val="16"/>
                 <w:szCs w:val="16"/>
               </w:rPr>
@@ -3824,7 +3946,7 @@
             <w:r>
               <w:rPr>
                 <w:rFonts w:ascii="Arial" w:hAnsi="Arial"/>
-                <w:color w:val="auto"/>
+                <w:color w:val="000000" w:themeColor="text1"/>
                 <w:sz w:val="14"/>
                 <w:szCs w:val="14"/>
               </w:rPr>
@@ -3840,15 +3962,15 @@
             <w:pPr>
               <w:rPr>
                 <w:rFonts w:ascii="Arial" w:hAnsi="Arial"/>
-                <w:color w:val="auto"/>
-                <w:sz w:val="16"/>
-                <w:szCs w:val="16"/>
-              </w:rPr>
-            </w:pPr>
-            <w:r>
-              <w:rPr>
-                <w:rFonts w:ascii="Arial" w:hAnsi="Arial"/>
-                <w:color w:val="auto"/>
+                <w:color w:val="000000" w:themeColor="text1"/>
+                <w:sz w:val="16"/>
+                <w:szCs w:val="16"/>
+              </w:rPr>
+            </w:pPr>
+            <w:r>
+              <w:rPr>
+                <w:rFonts w:ascii="Arial" w:hAnsi="Arial"/>
+                <w:color w:val="000000" w:themeColor="text1"/>
                 <w:sz w:val="16"/>
                 <w:szCs w:val="16"/>
               </w:rPr>
@@ -3857,6 +3979,7 @@
             <w:r>
               <w:rPr>
                 <w:rFonts w:ascii="Arial" w:hAnsi="Arial"/>
+                <w:color w:val="000000" w:themeColor="text1"/>
                 <w:sz w:val="16"/>
                 <w:szCs w:val="16"/>
               </w:rPr>
@@ -3865,7 +3988,7 @@
             <w:r>
               <w:rPr>
                 <w:rFonts w:ascii="Arial" w:hAnsi="Arial"/>
-                <w:color w:val="auto"/>
+                <w:color w:val="000000" w:themeColor="text1"/>
                 <w:sz w:val="16"/>
                 <w:szCs w:val="16"/>
               </w:rPr>
@@ -3874,6 +3997,7 @@
             <w:r>
               <w:rPr>
                 <w:rFonts w:ascii="Arial" w:hAnsi="Arial"/>
+                <w:color w:val="000000" w:themeColor="text1"/>
                 <w:sz w:val="16"/>
                 <w:szCs w:val="16"/>
               </w:rPr>
@@ -3882,7 +4006,7 @@
             <w:r>
               <w:rPr>
                 <w:rFonts w:ascii="Arial" w:hAnsi="Arial"/>
-                <w:color w:val="auto"/>
+                <w:color w:val="000000" w:themeColor="text1"/>
                 <w:sz w:val="16"/>
                 <w:szCs w:val="16"/>
               </w:rPr>
@@ -3891,6 +4015,7 @@
             <w:r>
               <w:rPr>
                 <w:rFonts w:ascii="Arial" w:hAnsi="Arial"/>
+                <w:color w:val="000000" w:themeColor="text1"/>
                 <w:sz w:val="16"/>
                 <w:szCs w:val="16"/>
               </w:rPr>
@@ -3908,17 +4033,17 @@
                 <w:rFonts w:ascii="Arial" w:hAnsi="Arial"/>
                 <w:b/>
                 <w:bCs/>
-                <w:color w:val="auto"/>
-                <w:sz w:val="16"/>
-                <w:szCs w:val="16"/>
-              </w:rPr>
-            </w:pPr>
-            <w:r>
-              <w:rPr>
-                <w:rFonts w:ascii="Arial" w:hAnsi="Arial"/>
-                <w:b/>
-                <w:bCs/>
-                <w:color w:val="auto"/>
+                <w:color w:val="000000" w:themeColor="text1"/>
+                <w:sz w:val="16"/>
+                <w:szCs w:val="16"/>
+              </w:rPr>
+            </w:pPr>
+            <w:r>
+              <w:rPr>
+                <w:rFonts w:ascii="Arial" w:hAnsi="Arial"/>
+                <w:b/>
+                <w:bCs/>
+                <w:color w:val="000000" w:themeColor="text1"/>
                 <w:sz w:val="16"/>
                 <w:szCs w:val="16"/>
               </w:rPr>
@@ -3934,14 +4059,15 @@
             <w:pPr>
               <w:rPr>
                 <w:rFonts w:ascii="Arial" w:hAnsi="Arial"/>
-                <w:color w:val="auto"/>
-                <w:sz w:val="16"/>
-                <w:szCs w:val="16"/>
-              </w:rPr>
-            </w:pPr>
-            <w:r>
-              <w:rPr>
-                <w:rFonts w:ascii="Arial" w:hAnsi="Arial"/>
+                <w:color w:val="000000" w:themeColor="text1"/>
+                <w:sz w:val="16"/>
+                <w:szCs w:val="16"/>
+              </w:rPr>
+            </w:pPr>
+            <w:r>
+              <w:rPr>
+                <w:rFonts w:ascii="Arial" w:hAnsi="Arial"/>
+                <w:color w:val="000000" w:themeColor="text1"/>
                 <w:sz w:val="16"/>
                 <w:szCs w:val="16"/>
               </w:rPr>
@@ -3950,7 +4076,7 @@
             <w:r>
               <w:rPr>
                 <w:rFonts w:ascii="Arial" w:hAnsi="Arial"/>
-                <w:color w:val="auto"/>
+                <w:color w:val="000000" w:themeColor="text1"/>
                 <w:sz w:val="16"/>
                 <w:szCs w:val="16"/>
               </w:rPr>
@@ -3959,6 +4085,7 @@
             <w:r>
               <w:rPr>
                 <w:rFonts w:ascii="Arial" w:hAnsi="Arial"/>
+                <w:color w:val="000000" w:themeColor="text1"/>
                 <w:sz w:val="16"/>
                 <w:szCs w:val="16"/>
               </w:rPr>
@@ -3967,7 +4094,7 @@
             <w:r>
               <w:rPr>
                 <w:rFonts w:ascii="Arial" w:hAnsi="Arial"/>
-                <w:color w:val="auto"/>
+                <w:color w:val="000000" w:themeColor="text1"/>
                 <w:sz w:val="16"/>
                 <w:szCs w:val="16"/>
               </w:rPr>
@@ -3976,6 +4103,7 @@
             <w:r>
               <w:rPr>
                 <w:rFonts w:ascii="Arial" w:hAnsi="Arial"/>
+                <w:color w:val="000000" w:themeColor="text1"/>
                 <w:sz w:val="16"/>
                 <w:szCs w:val="16"/>
               </w:rPr>
@@ -3998,17 +4126,17 @@
                 <w:rFonts w:ascii="Arial" w:hAnsi="Arial"/>
                 <w:b/>
                 <w:bCs/>
-                <w:color w:val="auto"/>
-                <w:sz w:val="16"/>
-                <w:szCs w:val="16"/>
-              </w:rPr>
-            </w:pPr>
-            <w:r>
-              <w:rPr>
-                <w:rFonts w:ascii="Arial" w:hAnsi="Arial"/>
-                <w:b/>
-                <w:bCs/>
-                <w:color w:val="auto"/>
+                <w:color w:val="000000" w:themeColor="text1"/>
+                <w:sz w:val="16"/>
+                <w:szCs w:val="16"/>
+              </w:rPr>
+            </w:pPr>
+            <w:r>
+              <w:rPr>
+                <w:rFonts w:ascii="Arial" w:hAnsi="Arial"/>
+                <w:b/>
+                <w:bCs/>
+                <w:color w:val="000000" w:themeColor="text1"/>
                 <w:sz w:val="16"/>
                 <w:szCs w:val="16"/>
                 <w:lang w:val="es-PE"/>
@@ -4025,14 +4153,15 @@
             <w:pPr>
               <w:rPr>
                 <w:rFonts w:ascii="Arial" w:hAnsi="Arial"/>
-                <w:color w:val="auto"/>
-                <w:sz w:val="16"/>
-                <w:szCs w:val="16"/>
-              </w:rPr>
-            </w:pPr>
-            <w:r>
-              <w:rPr>
-                <w:rFonts w:ascii="Arial" w:hAnsi="Arial"/>
+                <w:color w:val="000000" w:themeColor="text1"/>
+                <w:sz w:val="16"/>
+                <w:szCs w:val="16"/>
+              </w:rPr>
+            </w:pPr>
+            <w:r>
+              <w:rPr>
+                <w:rFonts w:ascii="Arial" w:hAnsi="Arial"/>
+                <w:color w:val="000000" w:themeColor="text1"/>
                 <w:sz w:val="16"/>
                 <w:szCs w:val="16"/>
               </w:rPr>
@@ -4041,7 +4170,7 @@
             <w:r>
               <w:rPr>
                 <w:rFonts w:ascii="Arial" w:hAnsi="Arial"/>
-                <w:color w:val="auto"/>
+                <w:color w:val="000000" w:themeColor="text1"/>
                 <w:sz w:val="16"/>
                 <w:szCs w:val="16"/>
               </w:rPr>
@@ -4050,6 +4179,7 @@
             <w:r>
               <w:rPr>
                 <w:rFonts w:ascii="Arial" w:hAnsi="Arial"/>
+                <w:color w:val="000000" w:themeColor="text1"/>
                 <w:sz w:val="16"/>
                 <w:szCs w:val="16"/>
               </w:rPr>
@@ -4058,7 +4188,7 @@
             <w:r>
               <w:rPr>
                 <w:rFonts w:ascii="Arial" w:hAnsi="Arial"/>
-                <w:color w:val="auto"/>
+                <w:color w:val="000000" w:themeColor="text1"/>
                 <w:sz w:val="16"/>
                 <w:szCs w:val="16"/>
               </w:rPr>
@@ -4067,6 +4197,7 @@
             <w:r>
               <w:rPr>
                 <w:rFonts w:ascii="Arial" w:hAnsi="Arial"/>
+                <w:color w:val="000000" w:themeColor="text1"/>
                 <w:sz w:val="16"/>
                 <w:szCs w:val="16"/>
               </w:rPr>
@@ -4075,7 +4206,7 @@
             <w:r>
               <w:rPr>
                 <w:rFonts w:ascii="Arial" w:hAnsi="Arial"/>
-                <w:color w:val="auto"/>
+                <w:color w:val="000000" w:themeColor="text1"/>
                 <w:sz w:val="16"/>
                 <w:szCs w:val="16"/>
               </w:rPr>
@@ -4084,7 +4215,7 @@
             <w:r>
               <w:rPr>
                 <w:rFonts w:ascii="Arial" w:hAnsi="Arial"/>
-                <w:color w:val="auto"/>
+                <w:color w:val="000000" w:themeColor="text1"/>
                 <w:sz w:val="14"/>
                 <w:szCs w:val="14"/>
               </w:rPr>
@@ -4100,7 +4231,7 @@
             <w:pPr>
               <w:rPr>
                 <w:rFonts w:ascii="Arial" w:hAnsi="Arial"/>
-                <w:color w:val="auto"/>
+                <w:color w:val="000000" w:themeColor="text1"/>
                 <w:sz w:val="16"/>
                 <w:szCs w:val="16"/>
                 <w:lang w:val="es-PE"/>
@@ -4118,17 +4249,17 @@
                 <w:rFonts w:ascii="Arial" w:hAnsi="Arial"/>
                 <w:b/>
                 <w:bCs/>
-                <w:color w:val="auto"/>
-                <w:sz w:val="16"/>
-                <w:szCs w:val="16"/>
-              </w:rPr>
-            </w:pPr>
-            <w:r>
-              <w:rPr>
-                <w:rFonts w:ascii="Arial" w:hAnsi="Arial"/>
-                <w:b/>
-                <w:bCs/>
-                <w:color w:val="auto"/>
+                <w:color w:val="000000" w:themeColor="text1"/>
+                <w:sz w:val="16"/>
+                <w:szCs w:val="16"/>
+              </w:rPr>
+            </w:pPr>
+            <w:r>
+              <w:rPr>
+                <w:rFonts w:ascii="Arial" w:hAnsi="Arial"/>
+                <w:b/>
+                <w:bCs/>
+                <w:color w:val="000000" w:themeColor="text1"/>
                 <w:sz w:val="16"/>
                 <w:szCs w:val="16"/>
                 <w:lang w:val="es-PE"/>
@@ -4145,14 +4276,15 @@
             <w:pPr>
               <w:rPr>
                 <w:rFonts w:ascii="Arial" w:hAnsi="Arial"/>
-                <w:color w:val="auto"/>
-                <w:sz w:val="16"/>
-                <w:szCs w:val="16"/>
-              </w:rPr>
-            </w:pPr>
-            <w:r>
-              <w:rPr>
-                <w:rFonts w:ascii="Arial" w:hAnsi="Arial"/>
+                <w:color w:val="000000" w:themeColor="text1"/>
+                <w:sz w:val="16"/>
+                <w:szCs w:val="16"/>
+              </w:rPr>
+            </w:pPr>
+            <w:r>
+              <w:rPr>
+                <w:rFonts w:ascii="Arial" w:hAnsi="Arial"/>
+                <w:color w:val="000000" w:themeColor="text1"/>
                 <w:sz w:val="16"/>
                 <w:szCs w:val="16"/>
               </w:rPr>
@@ -4161,7 +4293,7 @@
             <w:r>
               <w:rPr>
                 <w:rFonts w:ascii="Arial" w:hAnsi="Arial"/>
-                <w:color w:val="auto"/>
+                <w:color w:val="000000" w:themeColor="text1"/>
                 <w:sz w:val="16"/>
                 <w:szCs w:val="16"/>
               </w:rPr>
@@ -4170,6 +4302,7 @@
             <w:r>
               <w:rPr>
                 <w:rFonts w:ascii="Arial" w:hAnsi="Arial"/>
+                <w:color w:val="000000" w:themeColor="text1"/>
                 <w:sz w:val="16"/>
                 <w:szCs w:val="16"/>
               </w:rPr>
@@ -4178,7 +4311,7 @@
             <w:r>
               <w:rPr>
                 <w:rFonts w:ascii="Arial" w:hAnsi="Arial"/>
-                <w:color w:val="auto"/>
+                <w:color w:val="000000" w:themeColor="text1"/>
                 <w:sz w:val="16"/>
                 <w:szCs w:val="16"/>
               </w:rPr>
@@ -4187,6 +4320,7 @@
             <w:r>
               <w:rPr>
                 <w:rFonts w:ascii="Arial" w:hAnsi="Arial"/>
+                <w:color w:val="000000" w:themeColor="text1"/>
                 <w:sz w:val="16"/>
                 <w:szCs w:val="16"/>
               </w:rPr>

--- a/pesaje/analytica/Report/PrintRecepcionGuiaRecepcionV2.docx
+++ b/pesaje/analytica/Report/PrintRecepcionGuiaRecepcionV2.docx
@@ -4174,7 +4174,7 @@
                 <w:sz w:val="16"/>
                 <w:szCs w:val="16"/>
               </w:rPr>
-              <w:instrText xml:space="preserve"> MERGEFIELD  pero_neto  \* MERGEFORMAT </w:instrText>
+              <w:instrText xml:space="preserve"> MERGEFIELD  peso_neto  \* MERGEFORMAT </w:instrText>
             </w:r>
             <w:r>
               <w:rPr>
@@ -4188,11 +4188,12 @@
             <w:r>
               <w:rPr>
                 <w:rFonts w:ascii="Arial" w:hAnsi="Arial"/>
-                <w:color w:val="000000" w:themeColor="text1"/>
-                <w:sz w:val="16"/>
-                <w:szCs w:val="16"/>
-              </w:rPr>
-              <w:t>«pero_neto»</w:t>
+                <w:noProof/>
+                <w:color w:val="000000" w:themeColor="text1"/>
+                <w:sz w:val="16"/>
+                <w:szCs w:val="16"/>
+              </w:rPr>
+              <w:t>«peso_neto»</w:t>
             </w:r>
             <w:r>
               <w:rPr>

--- a/pesaje/analytica/Report/PrintRecepcionGuiaRecepcionV2.docx
+++ b/pesaje/analytica/Report/PrintRecepcionGuiaRecepcionV2.docx
@@ -1,6 +1,6 @@
 
 <file path=word/document.xml><?xml version="1.0" encoding="utf-8"?>
-<w:document xmlns:wpc="http://schemas.microsoft.com/office/word/2010/wordprocessingCanvas" xmlns:cx="http://schemas.microsoft.com/office/drawing/2014/chartex" xmlns:cx1="http://schemas.microsoft.com/office/drawing/2015/9/8/chartex" xmlns:cx2="http://schemas.microsoft.com/office/drawing/2015/10/21/chartex" xmlns:cx3="http://schemas.microsoft.com/office/drawing/2016/5/9/chartex" xmlns:cx4="http://schemas.microsoft.com/office/drawing/2016/5/10/chartex" xmlns:cx5="http://schemas.microsoft.com/office/drawing/2016/5/11/chartex" xmlns:cx6="http://schemas.microsoft.com/office/drawing/2016/5/12/chartex" xmlns:cx7="http://schemas.microsoft.com/office/drawing/2016/5/13/chartex" xmlns:cx8="http://schemas.microsoft.com/office/drawing/2016/5/14/chartex" xmlns:mc="http://schemas.openxmlformats.org/markup-compatibility/2006" xmlns:aink="http://schemas.microsoft.com/office/drawing/2016/ink" xmlns:am3d="http://schemas.microsoft.com/office/drawing/2017/model3d" xmlns:o="urn:schemas-microsoft-com:office:office" xmlns:oel="http://schemas.microsoft.com/office/2019/extlst" xmlns:r="http://schemas.openxmlformats.org/officeDocument/2006/relationships" xmlns:m="http://schemas.openxmlformats.org/officeDocument/2006/math" xmlns:v="urn:schemas-microsoft-com:vml" xmlns:wp14="http://schemas.microsoft.com/office/word/2010/wordprocessingDrawing" xmlns:wp="http://schemas.openxmlformats.org/drawingml/2006/wordprocessingDrawing" xmlns:w10="urn:schemas-microsoft-com:office:word" xmlns:w="http://schemas.openxmlformats.org/wordprocessingml/2006/main" xmlns:w14="http://schemas.microsoft.com/office/word/2010/wordml" xmlns:w15="http://schemas.microsoft.com/office/word/2012/wordml" xmlns:w16cex="http://schemas.microsoft.com/office/word/2018/wordml/cex" xmlns:w16cid="http://schemas.microsoft.com/office/word/2016/wordml/cid" xmlns:w16="http://schemas.microsoft.com/office/word/2018/wordml" xmlns:w16du="http://schemas.microsoft.com/office/word/2023/wordml/word16du" xmlns:w16sdtdh="http://schemas.microsoft.com/office/word/2020/wordml/sdtdatahash" xmlns:w16sdtfl="http://schemas.microsoft.com/office/word/2024/wordml/sdtformatlock" xmlns:w16se="http://schemas.microsoft.com/office/word/2015/wordml/symex" xmlns:wpg="http://schemas.microsoft.com/office/word/2010/wordprocessingGroup" xmlns:wpi="http://schemas.microsoft.com/office/word/2010/wordprocessingInk" xmlns:wne="http://schemas.microsoft.com/office/word/2006/wordml" xmlns:wps="http://schemas.microsoft.com/office/word/2010/wordprocessingShape" mc:Ignorable="w14 w15 w16se w16cid w16 w16cex w16sdtdh w16sdtfl w16du wp14">
+<w:document xmlns:wpc="http://schemas.microsoft.com/office/word/2010/wordprocessingCanvas" xmlns:cx="http://schemas.microsoft.com/office/drawing/2014/chartex" xmlns:cx1="http://schemas.microsoft.com/office/drawing/2015/9/8/chartex" xmlns:cx2="http://schemas.microsoft.com/office/drawing/2015/10/21/chartex" xmlns:cx3="http://schemas.microsoft.com/office/drawing/2016/5/9/chartex" xmlns:cx4="http://schemas.microsoft.com/office/drawing/2016/5/10/chartex" xmlns:cx5="http://schemas.microsoft.com/office/drawing/2016/5/11/chartex" xmlns:cx6="http://schemas.microsoft.com/office/drawing/2016/5/12/chartex" xmlns:cx7="http://schemas.microsoft.com/office/drawing/2016/5/13/chartex" xmlns:cx8="http://schemas.microsoft.com/office/drawing/2016/5/14/chartex" xmlns:mc="http://schemas.openxmlformats.org/markup-compatibility/2006" xmlns:aink="http://schemas.microsoft.com/office/drawing/2016/ink" xmlns:am3d="http://schemas.microsoft.com/office/drawing/2017/model3d" xmlns:o="urn:schemas-microsoft-com:office:office" xmlns:oel="http://schemas.microsoft.com/office/2019/extlst" xmlns:r="http://schemas.openxmlformats.org/officeDocument/2006/relationships" xmlns:m="http://schemas.openxmlformats.org/officeDocument/2006/math" xmlns:v="urn:schemas-microsoft-com:vml" xmlns:wp14="http://schemas.microsoft.com/office/word/2010/wordprocessingDrawing" xmlns:wp="http://schemas.openxmlformats.org/drawingml/2006/wordprocessingDrawing" xmlns:w10="urn:schemas-microsoft-com:office:word" xmlns:w="http://schemas.openxmlformats.org/wordprocessingml/2006/main" xmlns:w14="http://schemas.microsoft.com/office/word/2010/wordml" xmlns:w15="http://schemas.microsoft.com/office/word/2012/wordml" xmlns:w16cei="http://schemas.microsoft.com/office/word/2026/wordml/cei" xmlns:w16cex="http://schemas.microsoft.com/office/word/2018/wordml/cex" xmlns:w16cid="http://schemas.microsoft.com/office/word/2016/wordml/cid" xmlns:w16="http://schemas.microsoft.com/office/word/2018/wordml" xmlns:w16du="http://schemas.microsoft.com/office/word/2023/wordml/word16du" xmlns:w16sdtdh="http://schemas.microsoft.com/office/word/2020/wordml/sdtdatahash" xmlns:w16sdtfl="http://schemas.microsoft.com/office/word/2024/wordml/sdtformatlock" xmlns:w16se="http://schemas.microsoft.com/office/word/2015/wordml/symex" xmlns:wpg="http://schemas.microsoft.com/office/word/2010/wordprocessingGroup" xmlns:wpi="http://schemas.microsoft.com/office/word/2010/wordprocessingInk" xmlns:wne="http://schemas.microsoft.com/office/word/2006/wordml" xmlns:wps="http://schemas.microsoft.com/office/word/2010/wordprocessingShape" mc:Ignorable="w14 w15 w16se w16cid w16 w16cex w16sdtdh w16sdtfl w16du wp14">
   <w:body>
     <w:tbl>
       <w:tblPr>
@@ -578,17 +578,17 @@
                 <w:rFonts w:ascii="Arial" w:hAnsi="Arial"/>
                 <w:b/>
                 <w:bCs/>
-                <w:color w:val="000000" w:themeColor="text1"/>
-                <w:sz w:val="16"/>
-                <w:szCs w:val="16"/>
-              </w:rPr>
-            </w:pPr>
-            <w:r>
-              <w:rPr>
-                <w:rFonts w:ascii="Arial" w:hAnsi="Arial"/>
-                <w:b/>
-                <w:bCs/>
-                <w:color w:val="000000" w:themeColor="text1"/>
+                <w:color w:val="auto"/>
+                <w:sz w:val="16"/>
+                <w:szCs w:val="16"/>
+              </w:rPr>
+            </w:pPr>
+            <w:r>
+              <w:rPr>
+                <w:rFonts w:ascii="Arial" w:hAnsi="Arial"/>
+                <w:b/>
+                <w:bCs/>
+                <w:color w:val="auto"/>
                 <w:sz w:val="16"/>
                 <w:szCs w:val="16"/>
                 <w:lang w:val="es-PE"/>
@@ -605,15 +605,15 @@
             <w:pPr>
               <w:rPr>
                 <w:rFonts w:ascii="Arial" w:hAnsi="Arial"/>
-                <w:color w:val="000000" w:themeColor="text1"/>
-                <w:sz w:val="16"/>
-                <w:szCs w:val="16"/>
-              </w:rPr>
-            </w:pPr>
-            <w:r>
-              <w:rPr>
-                <w:rFonts w:ascii="Arial" w:hAnsi="Arial"/>
-                <w:color w:val="000000" w:themeColor="text1"/>
+                <w:color w:val="auto"/>
+                <w:sz w:val="16"/>
+                <w:szCs w:val="16"/>
+              </w:rPr>
+            </w:pPr>
+            <w:r>
+              <w:rPr>
+                <w:rFonts w:ascii="Arial" w:hAnsi="Arial"/>
+                <w:color w:val="auto"/>
                 <w:sz w:val="16"/>
                 <w:szCs w:val="16"/>
               </w:rPr>
@@ -622,7 +622,7 @@
             <w:r>
               <w:rPr>
                 <w:rFonts w:ascii="Arial" w:hAnsi="Arial"/>
-                <w:color w:val="000000" w:themeColor="text1"/>
+                <w:color w:val="auto"/>
                 <w:sz w:val="16"/>
                 <w:szCs w:val="16"/>
               </w:rPr>
@@ -631,7 +631,7 @@
             <w:r>
               <w:rPr>
                 <w:rFonts w:ascii="Arial" w:hAnsi="Arial"/>
-                <w:color w:val="000000" w:themeColor="text1"/>
+                <w:color w:val="auto"/>
                 <w:sz w:val="16"/>
                 <w:szCs w:val="16"/>
               </w:rPr>
@@ -640,7 +640,7 @@
             <w:r>
               <w:rPr>
                 <w:rFonts w:ascii="Arial" w:hAnsi="Arial"/>
-                <w:color w:val="000000" w:themeColor="text1"/>
+                <w:color w:val="auto"/>
                 <w:sz w:val="16"/>
                 <w:szCs w:val="16"/>
               </w:rPr>
@@ -649,7 +649,7 @@
             <w:r>
               <w:rPr>
                 <w:rFonts w:ascii="Arial" w:hAnsi="Arial"/>
-                <w:color w:val="000000" w:themeColor="text1"/>
+                <w:color w:val="auto"/>
                 <w:sz w:val="16"/>
                 <w:szCs w:val="16"/>
               </w:rPr>
@@ -658,7 +658,7 @@
             <w:r>
               <w:rPr>
                 <w:rFonts w:ascii="Arial" w:hAnsi="Arial"/>
-                <w:color w:val="000000" w:themeColor="text1"/>
+                <w:color w:val="auto"/>
                 <w:sz w:val="16"/>
                 <w:szCs w:val="16"/>
               </w:rPr>
@@ -667,7 +667,7 @@
             <w:r>
               <w:rPr>
                 <w:rFonts w:ascii="Arial" w:hAnsi="Arial"/>
-                <w:color w:val="000000" w:themeColor="text1"/>
+                <w:color w:val="auto"/>
                 <w:sz w:val="16"/>
                 <w:szCs w:val="16"/>
               </w:rPr>
@@ -685,7 +685,7 @@
                 <w:rFonts w:ascii="Arial" w:hAnsi="Arial"/>
                 <w:b/>
                 <w:bCs/>
-                <w:color w:val="000000" w:themeColor="text1"/>
+                <w:color w:val="auto"/>
                 <w:sz w:val="16"/>
                 <w:szCs w:val="16"/>
               </w:rPr>
@@ -696,7 +696,7 @@
                 <w:rFonts w:ascii="Arial" w:hAnsi="Arial"/>
                 <w:b/>
                 <w:bCs/>
-                <w:color w:val="000000" w:themeColor="text1"/>
+                <w:color w:val="auto"/>
                 <w:sz w:val="16"/>
                 <w:szCs w:val="16"/>
                 <w:lang w:val="es-PE"/>
@@ -709,7 +709,7 @@
                 <w:rFonts w:ascii="Arial" w:hAnsi="Arial"/>
                 <w:b/>
                 <w:bCs/>
-                <w:color w:val="000000" w:themeColor="text1"/>
+                <w:color w:val="auto"/>
                 <w:sz w:val="16"/>
                 <w:szCs w:val="16"/>
                 <w:lang w:val="es-PE"/>
@@ -721,7 +721,7 @@
                 <w:rFonts w:ascii="Arial" w:hAnsi="Arial"/>
                 <w:b/>
                 <w:bCs/>
-                <w:color w:val="000000" w:themeColor="text1"/>
+                <w:color w:val="auto"/>
                 <w:sz w:val="16"/>
                 <w:szCs w:val="16"/>
                 <w:lang w:val="es-PE"/>
@@ -733,7 +733,7 @@
                 <w:rFonts w:ascii="Arial" w:hAnsi="Arial"/>
                 <w:b/>
                 <w:bCs/>
-                <w:color w:val="000000" w:themeColor="text1"/>
+                <w:color w:val="auto"/>
                 <w:sz w:val="16"/>
                 <w:szCs w:val="16"/>
                 <w:lang w:val="es-PE"/>
@@ -746,7 +746,7 @@
                 <w:rFonts w:ascii="Arial" w:hAnsi="Arial"/>
                 <w:b/>
                 <w:bCs/>
-                <w:color w:val="000000" w:themeColor="text1"/>
+                <w:color w:val="auto"/>
                 <w:sz w:val="16"/>
                 <w:szCs w:val="16"/>
                 <w:lang w:val="es-PE"/>
@@ -764,15 +764,15 @@
             <w:pPr>
               <w:rPr>
                 <w:rFonts w:ascii="Arial" w:hAnsi="Arial"/>
-                <w:color w:val="000000" w:themeColor="text1"/>
-                <w:sz w:val="16"/>
-                <w:szCs w:val="16"/>
-              </w:rPr>
-            </w:pPr>
-            <w:r>
-              <w:rPr>
-                <w:rFonts w:ascii="Arial" w:hAnsi="Arial"/>
-                <w:color w:val="000000" w:themeColor="text1"/>
+                <w:color w:val="auto"/>
+                <w:sz w:val="16"/>
+                <w:szCs w:val="16"/>
+              </w:rPr>
+            </w:pPr>
+            <w:r>
+              <w:rPr>
+                <w:rFonts w:ascii="Arial" w:hAnsi="Arial"/>
+                <w:color w:val="auto"/>
                 <w:sz w:val="16"/>
                 <w:szCs w:val="16"/>
               </w:rPr>
@@ -781,7 +781,7 @@
             <w:r>
               <w:rPr>
                 <w:rFonts w:ascii="Arial" w:hAnsi="Arial"/>
-                <w:color w:val="000000" w:themeColor="text1"/>
+                <w:color w:val="auto"/>
                 <w:sz w:val="16"/>
                 <w:szCs w:val="16"/>
               </w:rPr>
@@ -790,7 +790,7 @@
             <w:r>
               <w:rPr>
                 <w:rFonts w:ascii="Arial" w:hAnsi="Arial"/>
-                <w:color w:val="000000" w:themeColor="text1"/>
+                <w:color w:val="auto"/>
                 <w:sz w:val="16"/>
                 <w:szCs w:val="16"/>
               </w:rPr>
@@ -799,7 +799,7 @@
             <w:r>
               <w:rPr>
                 <w:rFonts w:ascii="Arial" w:hAnsi="Arial"/>
-                <w:color w:val="000000" w:themeColor="text1"/>
+                <w:color w:val="auto"/>
                 <w:sz w:val="16"/>
                 <w:szCs w:val="16"/>
               </w:rPr>
@@ -808,7 +808,7 @@
             <w:r>
               <w:rPr>
                 <w:rFonts w:ascii="Arial" w:hAnsi="Arial"/>
-                <w:color w:val="000000" w:themeColor="text1"/>
+                <w:color w:val="auto"/>
                 <w:sz w:val="16"/>
                 <w:szCs w:val="16"/>
               </w:rPr>
@@ -831,17 +831,17 @@
                 <w:rFonts w:ascii="Arial" w:hAnsi="Arial"/>
                 <w:b/>
                 <w:bCs/>
-                <w:color w:val="000000" w:themeColor="text1"/>
-                <w:sz w:val="16"/>
-                <w:szCs w:val="16"/>
-              </w:rPr>
-            </w:pPr>
-            <w:r>
-              <w:rPr>
-                <w:rFonts w:ascii="Arial" w:hAnsi="Arial"/>
-                <w:b/>
-                <w:bCs/>
-                <w:color w:val="000000" w:themeColor="text1"/>
+                <w:color w:val="auto"/>
+                <w:sz w:val="16"/>
+                <w:szCs w:val="16"/>
+              </w:rPr>
+            </w:pPr>
+            <w:r>
+              <w:rPr>
+                <w:rFonts w:ascii="Arial" w:hAnsi="Arial"/>
+                <w:b/>
+                <w:bCs/>
+                <w:color w:val="auto"/>
                 <w:sz w:val="16"/>
                 <w:szCs w:val="16"/>
                 <w:lang w:val="es-PE"/>
@@ -858,15 +858,15 @@
             <w:pPr>
               <w:rPr>
                 <w:rFonts w:ascii="Arial" w:hAnsi="Arial"/>
-                <w:color w:val="000000" w:themeColor="text1"/>
-                <w:sz w:val="16"/>
-                <w:szCs w:val="16"/>
-              </w:rPr>
-            </w:pPr>
-            <w:r>
-              <w:rPr>
-                <w:rFonts w:ascii="Arial" w:hAnsi="Arial"/>
-                <w:color w:val="000000" w:themeColor="text1"/>
+                <w:color w:val="auto"/>
+                <w:sz w:val="16"/>
+                <w:szCs w:val="16"/>
+              </w:rPr>
+            </w:pPr>
+            <w:r>
+              <w:rPr>
+                <w:rFonts w:ascii="Arial" w:hAnsi="Arial"/>
+                <w:color w:val="auto"/>
                 <w:sz w:val="16"/>
                 <w:szCs w:val="16"/>
               </w:rPr>
@@ -875,7 +875,7 @@
             <w:r>
               <w:rPr>
                 <w:rFonts w:ascii="Arial" w:hAnsi="Arial"/>
-                <w:color w:val="000000" w:themeColor="text1"/>
+                <w:color w:val="auto"/>
                 <w:sz w:val="16"/>
                 <w:szCs w:val="16"/>
               </w:rPr>
@@ -884,7 +884,7 @@
             <w:r>
               <w:rPr>
                 <w:rFonts w:ascii="Arial" w:hAnsi="Arial"/>
-                <w:color w:val="000000" w:themeColor="text1"/>
+                <w:color w:val="auto"/>
                 <w:sz w:val="16"/>
                 <w:szCs w:val="16"/>
               </w:rPr>
@@ -893,7 +893,7 @@
             <w:r>
               <w:rPr>
                 <w:rFonts w:ascii="Arial" w:hAnsi="Arial"/>
-                <w:color w:val="000000" w:themeColor="text1"/>
+                <w:color w:val="auto"/>
                 <w:sz w:val="16"/>
                 <w:szCs w:val="16"/>
               </w:rPr>
@@ -902,7 +902,7 @@
             <w:r>
               <w:rPr>
                 <w:rFonts w:ascii="Arial" w:hAnsi="Arial"/>
-                <w:color w:val="000000" w:themeColor="text1"/>
+                <w:color w:val="auto"/>
                 <w:sz w:val="16"/>
                 <w:szCs w:val="16"/>
               </w:rPr>
@@ -920,17 +920,17 @@
                 <w:rFonts w:ascii="Arial" w:hAnsi="Arial"/>
                 <w:b/>
                 <w:bCs/>
-                <w:color w:val="000000" w:themeColor="text1"/>
-                <w:sz w:val="16"/>
-                <w:szCs w:val="16"/>
-              </w:rPr>
-            </w:pPr>
-            <w:r>
-              <w:rPr>
-                <w:rFonts w:ascii="Arial" w:hAnsi="Arial"/>
-                <w:b/>
-                <w:bCs/>
-                <w:color w:val="000000" w:themeColor="text1"/>
+                <w:color w:val="auto"/>
+                <w:sz w:val="16"/>
+                <w:szCs w:val="16"/>
+              </w:rPr>
+            </w:pPr>
+            <w:r>
+              <w:rPr>
+                <w:rFonts w:ascii="Arial" w:hAnsi="Arial"/>
+                <w:b/>
+                <w:bCs/>
+                <w:color w:val="auto"/>
                 <w:sz w:val="16"/>
                 <w:szCs w:val="16"/>
                 <w:lang w:val="es-PE"/>
@@ -947,15 +947,15 @@
             <w:pPr>
               <w:rPr>
                 <w:rFonts w:ascii="Arial" w:hAnsi="Arial"/>
-                <w:color w:val="000000" w:themeColor="text1"/>
-                <w:sz w:val="16"/>
-                <w:szCs w:val="16"/>
-              </w:rPr>
-            </w:pPr>
-            <w:r>
-              <w:rPr>
-                <w:rFonts w:ascii="Arial" w:hAnsi="Arial"/>
-                <w:color w:val="000000" w:themeColor="text1"/>
+                <w:color w:val="auto"/>
+                <w:sz w:val="16"/>
+                <w:szCs w:val="16"/>
+              </w:rPr>
+            </w:pPr>
+            <w:r>
+              <w:rPr>
+                <w:rFonts w:ascii="Arial" w:hAnsi="Arial"/>
+                <w:color w:val="auto"/>
                 <w:sz w:val="16"/>
                 <w:szCs w:val="16"/>
               </w:rPr>
@@ -964,7 +964,7 @@
             <w:r>
               <w:rPr>
                 <w:rFonts w:ascii="Arial" w:hAnsi="Arial"/>
-                <w:color w:val="000000" w:themeColor="text1"/>
+                <w:color w:val="auto"/>
                 <w:sz w:val="16"/>
                 <w:szCs w:val="16"/>
               </w:rPr>
@@ -973,7 +973,7 @@
             <w:r>
               <w:rPr>
                 <w:rFonts w:ascii="Arial" w:hAnsi="Arial"/>
-                <w:color w:val="000000" w:themeColor="text1"/>
+                <w:color w:val="auto"/>
                 <w:sz w:val="16"/>
                 <w:szCs w:val="16"/>
               </w:rPr>
@@ -982,7 +982,7 @@
             <w:r>
               <w:rPr>
                 <w:rFonts w:ascii="Arial" w:hAnsi="Arial"/>
-                <w:color w:val="000000" w:themeColor="text1"/>
+                <w:color w:val="auto"/>
                 <w:sz w:val="16"/>
                 <w:szCs w:val="16"/>
               </w:rPr>
@@ -991,7 +991,7 @@
             <w:r>
               <w:rPr>
                 <w:rFonts w:ascii="Arial" w:hAnsi="Arial"/>
-                <w:color w:val="000000" w:themeColor="text1"/>
+                <w:color w:val="auto"/>
                 <w:sz w:val="16"/>
                 <w:szCs w:val="16"/>
               </w:rPr>
@@ -1000,7 +1000,7 @@
             <w:r>
               <w:rPr>
                 <w:rFonts w:ascii="Arial" w:hAnsi="Arial"/>
-                <w:color w:val="000000" w:themeColor="text1"/>
+                <w:color w:val="auto"/>
                 <w:sz w:val="16"/>
                 <w:szCs w:val="16"/>
               </w:rPr>
@@ -1009,7 +1009,7 @@
             <w:r>
               <w:rPr>
                 <w:rFonts w:ascii="Arial" w:hAnsi="Arial"/>
-                <w:color w:val="000000" w:themeColor="text1"/>
+                <w:color w:val="auto"/>
                 <w:sz w:val="16"/>
                 <w:szCs w:val="16"/>
               </w:rPr>
@@ -1032,7 +1032,7 @@
                 <w:rFonts w:ascii="Arial" w:hAnsi="Arial"/>
                 <w:b/>
                 <w:bCs/>
-                <w:color w:val="000000" w:themeColor="text1"/>
+                <w:color w:val="auto"/>
                 <w:sz w:val="16"/>
                 <w:szCs w:val="16"/>
                 <w:lang w:val="es-PE"/>
@@ -1043,7 +1043,7 @@
                 <w:rFonts w:ascii="Arial" w:hAnsi="Arial"/>
                 <w:b/>
                 <w:bCs/>
-                <w:color w:val="000000" w:themeColor="text1"/>
+                <w:color w:val="auto"/>
                 <w:sz w:val="16"/>
                 <w:szCs w:val="16"/>
                 <w:lang w:val="es-PE"/>
@@ -1060,15 +1060,15 @@
             <w:pPr>
               <w:rPr>
                 <w:rFonts w:ascii="Arial" w:hAnsi="Arial"/>
-                <w:color w:val="000000" w:themeColor="text1"/>
-                <w:sz w:val="16"/>
-                <w:szCs w:val="16"/>
-              </w:rPr>
-            </w:pPr>
-            <w:r>
-              <w:rPr>
-                <w:rFonts w:ascii="Arial" w:hAnsi="Arial"/>
-                <w:color w:val="000000" w:themeColor="text1"/>
+                <w:color w:val="auto"/>
+                <w:sz w:val="16"/>
+                <w:szCs w:val="16"/>
+              </w:rPr>
+            </w:pPr>
+            <w:r>
+              <w:rPr>
+                <w:rFonts w:ascii="Arial" w:hAnsi="Arial"/>
+                <w:color w:val="auto"/>
                 <w:sz w:val="16"/>
                 <w:szCs w:val="16"/>
               </w:rPr>
@@ -1077,7 +1077,7 @@
             <w:r>
               <w:rPr>
                 <w:rFonts w:ascii="Arial" w:hAnsi="Arial"/>
-                <w:color w:val="000000" w:themeColor="text1"/>
+                <w:color w:val="auto"/>
                 <w:sz w:val="16"/>
                 <w:szCs w:val="16"/>
               </w:rPr>
@@ -1086,7 +1086,7 @@
             <w:r>
               <w:rPr>
                 <w:rFonts w:ascii="Arial" w:hAnsi="Arial"/>
-                <w:color w:val="000000" w:themeColor="text1"/>
+                <w:color w:val="auto"/>
                 <w:sz w:val="16"/>
                 <w:szCs w:val="16"/>
               </w:rPr>
@@ -1095,7 +1095,7 @@
             <w:r>
               <w:rPr>
                 <w:rFonts w:ascii="Arial" w:hAnsi="Arial"/>
-                <w:color w:val="000000" w:themeColor="text1"/>
+                <w:color w:val="auto"/>
                 <w:sz w:val="16"/>
                 <w:szCs w:val="16"/>
               </w:rPr>
@@ -1104,7 +1104,7 @@
             <w:r>
               <w:rPr>
                 <w:rFonts w:ascii="Arial" w:hAnsi="Arial"/>
-                <w:color w:val="000000" w:themeColor="text1"/>
+                <w:color w:val="auto"/>
                 <w:sz w:val="16"/>
                 <w:szCs w:val="16"/>
               </w:rPr>
@@ -1122,7 +1122,7 @@
                 <w:rFonts w:ascii="Arial" w:hAnsi="Arial"/>
                 <w:b/>
                 <w:bCs/>
-                <w:color w:val="000000" w:themeColor="text1"/>
+                <w:color w:val="auto"/>
                 <w:sz w:val="16"/>
                 <w:szCs w:val="16"/>
                 <w:lang w:val="es-PE"/>
@@ -1133,7 +1133,7 @@
                 <w:rFonts w:ascii="Arial" w:hAnsi="Arial"/>
                 <w:b/>
                 <w:bCs/>
-                <w:color w:val="000000" w:themeColor="text1"/>
+                <w:color w:val="auto"/>
                 <w:sz w:val="16"/>
                 <w:szCs w:val="16"/>
                 <w:lang w:val="es-PE"/>
@@ -1150,15 +1150,15 @@
             <w:pPr>
               <w:rPr>
                 <w:rFonts w:ascii="Arial" w:hAnsi="Arial"/>
-                <w:color w:val="000000" w:themeColor="text1"/>
-                <w:sz w:val="16"/>
-                <w:szCs w:val="16"/>
-              </w:rPr>
-            </w:pPr>
-            <w:r>
-              <w:rPr>
-                <w:rFonts w:ascii="Arial" w:hAnsi="Arial"/>
-                <w:color w:val="000000" w:themeColor="text1"/>
+                <w:color w:val="auto"/>
+                <w:sz w:val="16"/>
+                <w:szCs w:val="16"/>
+              </w:rPr>
+            </w:pPr>
+            <w:r>
+              <w:rPr>
+                <w:rFonts w:ascii="Arial" w:hAnsi="Arial"/>
+                <w:color w:val="auto"/>
                 <w:sz w:val="16"/>
                 <w:szCs w:val="16"/>
               </w:rPr>
@@ -1167,7 +1167,7 @@
             <w:r>
               <w:rPr>
                 <w:rFonts w:ascii="Arial" w:hAnsi="Arial"/>
-                <w:color w:val="000000" w:themeColor="text1"/>
+                <w:color w:val="auto"/>
                 <w:sz w:val="16"/>
                 <w:szCs w:val="16"/>
               </w:rPr>
@@ -1176,7 +1176,7 @@
             <w:r>
               <w:rPr>
                 <w:rFonts w:ascii="Arial" w:hAnsi="Arial"/>
-                <w:color w:val="000000" w:themeColor="text1"/>
+                <w:color w:val="auto"/>
                 <w:sz w:val="16"/>
                 <w:szCs w:val="16"/>
               </w:rPr>
@@ -1185,7 +1185,7 @@
             <w:r>
               <w:rPr>
                 <w:rFonts w:ascii="Arial" w:hAnsi="Arial"/>
-                <w:color w:val="000000" w:themeColor="text1"/>
+                <w:color w:val="auto"/>
                 <w:sz w:val="16"/>
                 <w:szCs w:val="16"/>
               </w:rPr>
@@ -1194,7 +1194,7 @@
             <w:r>
               <w:rPr>
                 <w:rFonts w:ascii="Arial" w:hAnsi="Arial"/>
-                <w:color w:val="000000" w:themeColor="text1"/>
+                <w:color w:val="auto"/>
                 <w:sz w:val="16"/>
                 <w:szCs w:val="16"/>
               </w:rPr>
@@ -1203,7 +1203,7 @@
             <w:r>
               <w:rPr>
                 <w:rFonts w:ascii="Arial" w:hAnsi="Arial"/>
-                <w:color w:val="000000" w:themeColor="text1"/>
+                <w:color w:val="auto"/>
                 <w:sz w:val="16"/>
                 <w:szCs w:val="16"/>
               </w:rPr>
@@ -1212,7 +1212,7 @@
             <w:r>
               <w:rPr>
                 <w:rFonts w:ascii="Arial" w:hAnsi="Arial"/>
-                <w:color w:val="000000" w:themeColor="text1"/>
+                <w:color w:val="auto"/>
                 <w:sz w:val="16"/>
                 <w:szCs w:val="16"/>
               </w:rPr>
@@ -1221,7 +1221,7 @@
             <w:r>
               <w:rPr>
                 <w:rFonts w:ascii="Arial" w:hAnsi="Arial"/>
-                <w:color w:val="000000" w:themeColor="text1"/>
+                <w:color w:val="auto"/>
                 <w:sz w:val="16"/>
                 <w:szCs w:val="16"/>
               </w:rPr>
@@ -1244,7 +1244,7 @@
                 <w:rFonts w:ascii="Arial" w:hAnsi="Arial"/>
                 <w:b/>
                 <w:bCs/>
-                <w:color w:val="000000" w:themeColor="text1"/>
+                <w:color w:val="auto"/>
                 <w:sz w:val="16"/>
                 <w:szCs w:val="16"/>
                 <w:lang w:val="es-PE"/>
@@ -1255,7 +1255,7 @@
                 <w:rFonts w:ascii="Arial" w:hAnsi="Arial"/>
                 <w:b/>
                 <w:bCs/>
-                <w:color w:val="000000" w:themeColor="text1"/>
+                <w:color w:val="auto"/>
                 <w:sz w:val="16"/>
                 <w:szCs w:val="16"/>
                 <w:lang w:val="es-PE"/>
@@ -1272,15 +1272,15 @@
             <w:pPr>
               <w:rPr>
                 <w:rFonts w:ascii="Arial" w:hAnsi="Arial"/>
-                <w:color w:val="000000" w:themeColor="text1"/>
-                <w:sz w:val="16"/>
-                <w:szCs w:val="16"/>
-              </w:rPr>
-            </w:pPr>
-            <w:r>
-              <w:rPr>
-                <w:rFonts w:ascii="Arial" w:hAnsi="Arial"/>
-                <w:color w:val="000000" w:themeColor="text1"/>
+                <w:color w:val="auto"/>
+                <w:sz w:val="16"/>
+                <w:szCs w:val="16"/>
+              </w:rPr>
+            </w:pPr>
+            <w:r>
+              <w:rPr>
+                <w:rFonts w:ascii="Arial" w:hAnsi="Arial"/>
+                <w:color w:val="auto"/>
                 <w:sz w:val="16"/>
                 <w:szCs w:val="16"/>
               </w:rPr>
@@ -1289,7 +1289,7 @@
             <w:r>
               <w:rPr>
                 <w:rFonts w:ascii="Arial" w:hAnsi="Arial"/>
-                <w:color w:val="000000" w:themeColor="text1"/>
+                <w:color w:val="auto"/>
                 <w:sz w:val="16"/>
                 <w:szCs w:val="16"/>
               </w:rPr>
@@ -1298,7 +1298,7 @@
             <w:r>
               <w:rPr>
                 <w:rFonts w:ascii="Arial" w:hAnsi="Arial"/>
-                <w:color w:val="000000" w:themeColor="text1"/>
+                <w:color w:val="auto"/>
                 <w:sz w:val="16"/>
                 <w:szCs w:val="16"/>
               </w:rPr>
@@ -1307,7 +1307,7 @@
             <w:r>
               <w:rPr>
                 <w:rFonts w:ascii="Arial" w:hAnsi="Arial"/>
-                <w:color w:val="000000" w:themeColor="text1"/>
+                <w:color w:val="auto"/>
                 <w:sz w:val="16"/>
                 <w:szCs w:val="16"/>
               </w:rPr>
@@ -1316,7 +1316,7 @@
             <w:r>
               <w:rPr>
                 <w:rFonts w:ascii="Arial" w:hAnsi="Arial"/>
-                <w:color w:val="000000" w:themeColor="text1"/>
+                <w:color w:val="auto"/>
                 <w:sz w:val="16"/>
                 <w:szCs w:val="16"/>
               </w:rPr>
@@ -1332,7 +1332,7 @@
             <w:pPr>
               <w:rPr>
                 <w:rFonts w:ascii="Arial" w:hAnsi="Arial"/>
-                <w:color w:val="000000" w:themeColor="text1"/>
+                <w:color w:val="auto"/>
                 <w:sz w:val="16"/>
                 <w:szCs w:val="16"/>
                 <w:lang w:val="es-PE"/>
@@ -1348,7 +1348,7 @@
             <w:pPr>
               <w:rPr>
                 <w:rFonts w:ascii="Arial" w:hAnsi="Arial"/>
-                <w:color w:val="000000" w:themeColor="text1"/>
+                <w:color w:val="auto"/>
                 <w:sz w:val="16"/>
                 <w:szCs w:val="16"/>
               </w:rPr>
@@ -1372,7 +1372,7 @@
               <w:rPr>
                 <w:rFonts w:ascii="Arial" w:hAnsi="Arial"/>
                 <w:b/>
-                <w:color w:val="000000" w:themeColor="text1"/>
+                <w:color w:val="auto"/>
                 <w:sz w:val="16"/>
                 <w:szCs w:val="16"/>
                 <w:lang w:val="es-PE"/>
@@ -1392,7 +1392,7 @@
               <w:rPr>
                 <w:rFonts w:ascii="Arial" w:hAnsi="Arial"/>
                 <w:bCs/>
-                <w:color w:val="000000" w:themeColor="text1"/>
+                <w:color w:val="auto"/>
                 <w:sz w:val="16"/>
                 <w:szCs w:val="16"/>
               </w:rPr>
@@ -1411,7 +1411,7 @@
               <w:rPr>
                 <w:rFonts w:ascii="Arial" w:hAnsi="Arial"/>
                 <w:b/>
-                <w:color w:val="000000" w:themeColor="text1"/>
+                <w:color w:val="auto"/>
                 <w:sz w:val="16"/>
                 <w:szCs w:val="16"/>
                 <w:lang w:val="es-PE"/>
@@ -1431,7 +1431,7 @@
               <w:rPr>
                 <w:rFonts w:ascii="Arial" w:hAnsi="Arial"/>
                 <w:bCs/>
-                <w:color w:val="000000" w:themeColor="text1"/>
+                <w:color w:val="auto"/>
                 <w:sz w:val="16"/>
                 <w:szCs w:val="16"/>
               </w:rPr>
@@ -1457,7 +1457,7 @@
                 <w:rFonts w:ascii="Arial" w:hAnsi="Arial"/>
                 <w:b/>
                 <w:bCs/>
-                <w:color w:val="000000" w:themeColor="text1"/>
+                <w:color w:val="auto"/>
                 <w:sz w:val="16"/>
                 <w:szCs w:val="16"/>
                 <w:u w:val="single"/>
@@ -1479,7 +1479,7 @@
               <w:rPr>
                 <w:rFonts w:ascii="Arial" w:hAnsi="Arial"/>
                 <w:b/>
-                <w:color w:val="000000" w:themeColor="text1"/>
+                <w:color w:val="auto"/>
                 <w:sz w:val="16"/>
                 <w:szCs w:val="16"/>
                 <w:u w:val="single"/>
@@ -1502,17 +1502,17 @@
               <w:rPr>
                 <w:rFonts w:ascii="Arial" w:hAnsi="Arial"/>
                 <w:bCs/>
-                <w:color w:val="000000" w:themeColor="text1"/>
-                <w:sz w:val="16"/>
-                <w:szCs w:val="16"/>
-              </w:rPr>
-            </w:pPr>
-            <w:r>
-              <w:rPr>
-                <w:rFonts w:ascii="Arial" w:hAnsi="Arial"/>
-                <w:b/>
-                <w:bCs/>
-                <w:color w:val="000000" w:themeColor="text1"/>
+                <w:color w:val="auto"/>
+                <w:sz w:val="16"/>
+                <w:szCs w:val="16"/>
+              </w:rPr>
+            </w:pPr>
+            <w:r>
+              <w:rPr>
+                <w:rFonts w:ascii="Arial" w:hAnsi="Arial"/>
+                <w:b/>
+                <w:bCs/>
+                <w:color w:val="auto"/>
                 <w:sz w:val="16"/>
                 <w:szCs w:val="16"/>
                 <w:u w:val="single"/>
@@ -1525,7 +1525,7 @@
                 <w:rFonts w:ascii="Arial" w:hAnsi="Arial"/>
                 <w:b/>
                 <w:bCs/>
-                <w:color w:val="000000" w:themeColor="text1"/>
+                <w:color w:val="auto"/>
                 <w:sz w:val="16"/>
                 <w:szCs w:val="16"/>
                 <w:u w:val="single"/>
@@ -1545,7 +1545,7 @@
               <w:rPr>
                 <w:rFonts w:ascii="Arial" w:hAnsi="Arial"/>
                 <w:b/>
-                <w:color w:val="000000" w:themeColor="text1"/>
+                <w:color w:val="auto"/>
                 <w:sz w:val="16"/>
                 <w:szCs w:val="16"/>
                 <w:u w:val="single"/>
@@ -1555,7 +1555,7 @@
               <w:rPr>
                 <w:rFonts w:ascii="Arial" w:hAnsi="Arial"/>
                 <w:b/>
-                <w:color w:val="000000" w:themeColor="text1"/>
+                <w:color w:val="auto"/>
                 <w:sz w:val="16"/>
                 <w:szCs w:val="16"/>
                 <w:u w:val="single"/>
@@ -1566,7 +1566,7 @@
               <w:rPr>
                 <w:rFonts w:ascii="Arial" w:hAnsi="Arial"/>
                 <w:b/>
-                <w:color w:val="000000" w:themeColor="text1"/>
+                <w:color w:val="auto"/>
                 <w:sz w:val="16"/>
                 <w:szCs w:val="16"/>
                 <w:u w:val="single"/>
@@ -1590,17 +1590,17 @@
                 <w:rFonts w:ascii="Arial" w:hAnsi="Arial"/>
                 <w:b/>
                 <w:bCs/>
-                <w:color w:val="000000" w:themeColor="text1"/>
-                <w:sz w:val="16"/>
-                <w:szCs w:val="16"/>
-              </w:rPr>
-            </w:pPr>
-            <w:r>
-              <w:rPr>
-                <w:rFonts w:ascii="Arial" w:hAnsi="Arial"/>
-                <w:b/>
-                <w:bCs/>
-                <w:color w:val="000000" w:themeColor="text1"/>
+                <w:color w:val="auto"/>
+                <w:sz w:val="16"/>
+                <w:szCs w:val="16"/>
+              </w:rPr>
+            </w:pPr>
+            <w:r>
+              <w:rPr>
+                <w:rFonts w:ascii="Arial" w:hAnsi="Arial"/>
+                <w:b/>
+                <w:bCs/>
+                <w:color w:val="auto"/>
                 <w:sz w:val="16"/>
                 <w:szCs w:val="16"/>
                 <w:lang w:val="es-PE"/>
@@ -1612,7 +1612,7 @@
                 <w:rFonts w:ascii="Arial" w:hAnsi="Arial"/>
                 <w:b/>
                 <w:bCs/>
-                <w:color w:val="000000" w:themeColor="text1"/>
+                <w:color w:val="auto"/>
                 <w:sz w:val="16"/>
                 <w:szCs w:val="16"/>
                 <w:lang w:val="es-PE"/>
@@ -1629,15 +1629,15 @@
             <w:pPr>
               <w:rPr>
                 <w:rFonts w:ascii="Arial" w:hAnsi="Arial"/>
-                <w:color w:val="000000" w:themeColor="text1"/>
-                <w:sz w:val="16"/>
-                <w:szCs w:val="16"/>
-              </w:rPr>
-            </w:pPr>
-            <w:r>
-              <w:rPr>
-                <w:rFonts w:ascii="Arial" w:hAnsi="Arial"/>
-                <w:color w:val="000000" w:themeColor="text1"/>
+                <w:color w:val="auto"/>
+                <w:sz w:val="16"/>
+                <w:szCs w:val="16"/>
+              </w:rPr>
+            </w:pPr>
+            <w:r>
+              <w:rPr>
+                <w:rFonts w:ascii="Arial" w:hAnsi="Arial"/>
+                <w:color w:val="auto"/>
                 <w:sz w:val="16"/>
                 <w:szCs w:val="16"/>
               </w:rPr>
@@ -1646,7 +1646,7 @@
             <w:r>
               <w:rPr>
                 <w:rFonts w:ascii="Arial" w:hAnsi="Arial"/>
-                <w:color w:val="000000" w:themeColor="text1"/>
+                <w:color w:val="auto"/>
                 <w:sz w:val="16"/>
                 <w:szCs w:val="16"/>
               </w:rPr>
@@ -1655,7 +1655,7 @@
             <w:r>
               <w:rPr>
                 <w:rFonts w:ascii="Arial" w:hAnsi="Arial"/>
-                <w:color w:val="000000" w:themeColor="text1"/>
+                <w:color w:val="auto"/>
                 <w:sz w:val="16"/>
                 <w:szCs w:val="16"/>
               </w:rPr>
@@ -1664,7 +1664,7 @@
             <w:r>
               <w:rPr>
                 <w:rFonts w:ascii="Arial" w:hAnsi="Arial"/>
-                <w:color w:val="000000" w:themeColor="text1"/>
+                <w:color w:val="auto"/>
                 <w:sz w:val="16"/>
                 <w:szCs w:val="16"/>
               </w:rPr>
@@ -1673,7 +1673,7 @@
             <w:r>
               <w:rPr>
                 <w:rFonts w:ascii="Arial" w:hAnsi="Arial"/>
-                <w:color w:val="000000" w:themeColor="text1"/>
+                <w:color w:val="auto"/>
                 <w:sz w:val="16"/>
                 <w:szCs w:val="16"/>
               </w:rPr>
@@ -1691,17 +1691,17 @@
                 <w:rFonts w:ascii="Arial" w:hAnsi="Arial"/>
                 <w:b/>
                 <w:bCs/>
-                <w:color w:val="000000" w:themeColor="text1"/>
-                <w:sz w:val="16"/>
-                <w:szCs w:val="16"/>
-              </w:rPr>
-            </w:pPr>
-            <w:r>
-              <w:rPr>
-                <w:rFonts w:ascii="Arial" w:hAnsi="Arial"/>
-                <w:b/>
-                <w:bCs/>
-                <w:color w:val="000000" w:themeColor="text1"/>
+                <w:color w:val="auto"/>
+                <w:sz w:val="16"/>
+                <w:szCs w:val="16"/>
+              </w:rPr>
+            </w:pPr>
+            <w:r>
+              <w:rPr>
+                <w:rFonts w:ascii="Arial" w:hAnsi="Arial"/>
+                <w:b/>
+                <w:bCs/>
+                <w:color w:val="auto"/>
                 <w:sz w:val="16"/>
                 <w:szCs w:val="16"/>
                 <w:lang w:val="es-PE"/>
@@ -1718,15 +1718,15 @@
             <w:pPr>
               <w:rPr>
                 <w:rFonts w:ascii="Arial" w:hAnsi="Arial"/>
-                <w:color w:val="000000" w:themeColor="text1"/>
-                <w:sz w:val="16"/>
-                <w:szCs w:val="16"/>
-              </w:rPr>
-            </w:pPr>
-            <w:r>
-              <w:rPr>
-                <w:rFonts w:ascii="Arial" w:hAnsi="Arial"/>
-                <w:color w:val="000000" w:themeColor="text1"/>
+                <w:color w:val="auto"/>
+                <w:sz w:val="16"/>
+                <w:szCs w:val="16"/>
+              </w:rPr>
+            </w:pPr>
+            <w:r>
+              <w:rPr>
+                <w:rFonts w:ascii="Arial" w:hAnsi="Arial"/>
+                <w:color w:val="auto"/>
                 <w:sz w:val="16"/>
                 <w:szCs w:val="16"/>
               </w:rPr>
@@ -1735,7 +1735,7 @@
             <w:r>
               <w:rPr>
                 <w:rFonts w:ascii="Arial" w:hAnsi="Arial"/>
-                <w:color w:val="000000" w:themeColor="text1"/>
+                <w:color w:val="auto"/>
                 <w:sz w:val="16"/>
                 <w:szCs w:val="16"/>
               </w:rPr>
@@ -1744,7 +1744,7 @@
             <w:r>
               <w:rPr>
                 <w:rFonts w:ascii="Arial" w:hAnsi="Arial"/>
-                <w:color w:val="000000" w:themeColor="text1"/>
+                <w:color w:val="auto"/>
                 <w:sz w:val="16"/>
                 <w:szCs w:val="16"/>
               </w:rPr>
@@ -1753,7 +1753,7 @@
             <w:r>
               <w:rPr>
                 <w:rFonts w:ascii="Arial" w:hAnsi="Arial"/>
-                <w:color w:val="000000" w:themeColor="text1"/>
+                <w:color w:val="auto"/>
                 <w:sz w:val="16"/>
                 <w:szCs w:val="16"/>
               </w:rPr>
@@ -1762,7 +1762,7 @@
             <w:r>
               <w:rPr>
                 <w:rFonts w:ascii="Arial" w:hAnsi="Arial"/>
-                <w:color w:val="000000" w:themeColor="text1"/>
+                <w:color w:val="auto"/>
                 <w:sz w:val="16"/>
                 <w:szCs w:val="16"/>
               </w:rPr>
@@ -1785,17 +1785,17 @@
                 <w:rFonts w:ascii="Arial" w:hAnsi="Arial"/>
                 <w:b/>
                 <w:bCs/>
-                <w:color w:val="000000" w:themeColor="text1"/>
-                <w:sz w:val="16"/>
-                <w:szCs w:val="16"/>
-              </w:rPr>
-            </w:pPr>
-            <w:r>
-              <w:rPr>
-                <w:rFonts w:ascii="Arial" w:hAnsi="Arial"/>
-                <w:b/>
-                <w:bCs/>
-                <w:color w:val="000000" w:themeColor="text1"/>
+                <w:color w:val="auto"/>
+                <w:sz w:val="16"/>
+                <w:szCs w:val="16"/>
+              </w:rPr>
+            </w:pPr>
+            <w:r>
+              <w:rPr>
+                <w:rFonts w:ascii="Arial" w:hAnsi="Arial"/>
+                <w:b/>
+                <w:bCs/>
+                <w:color w:val="auto"/>
                 <w:sz w:val="16"/>
                 <w:szCs w:val="16"/>
                 <w:lang w:val="es-PE"/>
@@ -1807,7 +1807,7 @@
                 <w:rFonts w:ascii="Arial" w:hAnsi="Arial"/>
                 <w:b/>
                 <w:bCs/>
-                <w:color w:val="000000" w:themeColor="text1"/>
+                <w:color w:val="auto"/>
                 <w:sz w:val="16"/>
                 <w:szCs w:val="16"/>
                 <w:lang w:val="es-PE"/>
@@ -1824,15 +1824,15 @@
             <w:pPr>
               <w:rPr>
                 <w:rFonts w:ascii="Arial" w:hAnsi="Arial"/>
-                <w:color w:val="000000" w:themeColor="text1"/>
-                <w:sz w:val="16"/>
-                <w:szCs w:val="16"/>
-              </w:rPr>
-            </w:pPr>
-            <w:r>
-              <w:rPr>
-                <w:rFonts w:ascii="Arial" w:hAnsi="Arial"/>
-                <w:color w:val="000000" w:themeColor="text1"/>
+                <w:color w:val="auto"/>
+                <w:sz w:val="16"/>
+                <w:szCs w:val="16"/>
+              </w:rPr>
+            </w:pPr>
+            <w:r>
+              <w:rPr>
+                <w:rFonts w:ascii="Arial" w:hAnsi="Arial"/>
+                <w:color w:val="auto"/>
                 <w:sz w:val="16"/>
                 <w:szCs w:val="16"/>
               </w:rPr>
@@ -1841,7 +1841,7 @@
             <w:r>
               <w:rPr>
                 <w:rFonts w:ascii="Arial" w:hAnsi="Arial"/>
-                <w:color w:val="000000" w:themeColor="text1"/>
+                <w:color w:val="auto"/>
                 <w:sz w:val="16"/>
                 <w:szCs w:val="16"/>
               </w:rPr>
@@ -1850,7 +1850,7 @@
             <w:r>
               <w:rPr>
                 <w:rFonts w:ascii="Arial" w:hAnsi="Arial"/>
-                <w:color w:val="000000" w:themeColor="text1"/>
+                <w:color w:val="auto"/>
                 <w:sz w:val="16"/>
                 <w:szCs w:val="16"/>
               </w:rPr>
@@ -1859,7 +1859,7 @@
             <w:r>
               <w:rPr>
                 <w:rFonts w:ascii="Arial" w:hAnsi="Arial"/>
-                <w:color w:val="000000" w:themeColor="text1"/>
+                <w:color w:val="auto"/>
                 <w:sz w:val="16"/>
                 <w:szCs w:val="16"/>
               </w:rPr>
@@ -1868,7 +1868,7 @@
             <w:r>
               <w:rPr>
                 <w:rFonts w:ascii="Arial" w:hAnsi="Arial"/>
-                <w:color w:val="000000" w:themeColor="text1"/>
+                <w:color w:val="auto"/>
                 <w:sz w:val="16"/>
                 <w:szCs w:val="16"/>
               </w:rPr>
@@ -1886,17 +1886,17 @@
                 <w:rFonts w:ascii="Arial" w:hAnsi="Arial"/>
                 <w:b/>
                 <w:bCs/>
-                <w:color w:val="000000" w:themeColor="text1"/>
-                <w:sz w:val="16"/>
-                <w:szCs w:val="16"/>
-              </w:rPr>
-            </w:pPr>
-            <w:r>
-              <w:rPr>
-                <w:rFonts w:ascii="Arial" w:hAnsi="Arial"/>
-                <w:b/>
-                <w:bCs/>
-                <w:color w:val="000000" w:themeColor="text1"/>
+                <w:color w:val="auto"/>
+                <w:sz w:val="16"/>
+                <w:szCs w:val="16"/>
+              </w:rPr>
+            </w:pPr>
+            <w:r>
+              <w:rPr>
+                <w:rFonts w:ascii="Arial" w:hAnsi="Arial"/>
+                <w:b/>
+                <w:bCs/>
+                <w:color w:val="auto"/>
                 <w:sz w:val="16"/>
                 <w:szCs w:val="16"/>
                 <w:lang w:val="es-PE"/>
@@ -1913,15 +1913,15 @@
             <w:pPr>
               <w:rPr>
                 <w:rFonts w:ascii="Arial" w:hAnsi="Arial"/>
-                <w:color w:val="000000" w:themeColor="text1"/>
-                <w:sz w:val="16"/>
-                <w:szCs w:val="16"/>
-              </w:rPr>
-            </w:pPr>
-            <w:r>
-              <w:rPr>
-                <w:rFonts w:ascii="Arial" w:hAnsi="Arial"/>
-                <w:color w:val="000000" w:themeColor="text1"/>
+                <w:color w:val="auto"/>
+                <w:sz w:val="16"/>
+                <w:szCs w:val="16"/>
+              </w:rPr>
+            </w:pPr>
+            <w:r>
+              <w:rPr>
+                <w:rFonts w:ascii="Arial" w:hAnsi="Arial"/>
+                <w:color w:val="auto"/>
                 <w:sz w:val="16"/>
                 <w:szCs w:val="16"/>
               </w:rPr>
@@ -1930,7 +1930,7 @@
             <w:r>
               <w:rPr>
                 <w:rFonts w:ascii="Arial" w:hAnsi="Arial"/>
-                <w:color w:val="000000" w:themeColor="text1"/>
+                <w:color w:val="auto"/>
                 <w:sz w:val="16"/>
                 <w:szCs w:val="16"/>
               </w:rPr>
@@ -1939,7 +1939,7 @@
             <w:r>
               <w:rPr>
                 <w:rFonts w:ascii="Arial" w:hAnsi="Arial"/>
-                <w:color w:val="000000" w:themeColor="text1"/>
+                <w:color w:val="auto"/>
                 <w:sz w:val="16"/>
                 <w:szCs w:val="16"/>
               </w:rPr>
@@ -1948,7 +1948,7 @@
             <w:r>
               <w:rPr>
                 <w:rFonts w:ascii="Arial" w:hAnsi="Arial"/>
-                <w:color w:val="000000" w:themeColor="text1"/>
+                <w:color w:val="auto"/>
                 <w:sz w:val="16"/>
                 <w:szCs w:val="16"/>
               </w:rPr>
@@ -1957,7 +1957,7 @@
             <w:r>
               <w:rPr>
                 <w:rFonts w:ascii="Arial" w:hAnsi="Arial"/>
-                <w:color w:val="000000" w:themeColor="text1"/>
+                <w:color w:val="auto"/>
                 <w:sz w:val="16"/>
                 <w:szCs w:val="16"/>
               </w:rPr>
@@ -1980,7 +1980,7 @@
                 <w:rFonts w:ascii="Arial" w:hAnsi="Arial"/>
                 <w:b/>
                 <w:bCs/>
-                <w:color w:val="000000" w:themeColor="text1"/>
+                <w:color w:val="auto"/>
                 <w:sz w:val="16"/>
                 <w:szCs w:val="16"/>
               </w:rPr>
@@ -1991,7 +1991,7 @@
                 <w:rFonts w:ascii="Arial" w:hAnsi="Arial"/>
                 <w:b/>
                 <w:bCs/>
-                <w:color w:val="000000" w:themeColor="text1"/>
+                <w:color w:val="auto"/>
                 <w:sz w:val="16"/>
                 <w:szCs w:val="16"/>
                 <w:lang w:val="es-PE"/>
@@ -2004,7 +2004,7 @@
                 <w:rFonts w:ascii="Arial" w:hAnsi="Arial"/>
                 <w:b/>
                 <w:bCs/>
-                <w:color w:val="000000" w:themeColor="text1"/>
+                <w:color w:val="auto"/>
                 <w:sz w:val="16"/>
                 <w:szCs w:val="16"/>
                 <w:lang w:val="es-PE"/>
@@ -2016,7 +2016,7 @@
                 <w:rFonts w:ascii="Arial" w:hAnsi="Arial"/>
                 <w:b/>
                 <w:bCs/>
-                <w:color w:val="000000" w:themeColor="text1"/>
+                <w:color w:val="auto"/>
                 <w:sz w:val="16"/>
                 <w:szCs w:val="16"/>
                 <w:lang w:val="es-PE"/>
@@ -2028,7 +2028,7 @@
                 <w:rFonts w:ascii="Arial" w:hAnsi="Arial"/>
                 <w:b/>
                 <w:bCs/>
-                <w:color w:val="000000" w:themeColor="text1"/>
+                <w:color w:val="auto"/>
                 <w:sz w:val="16"/>
                 <w:szCs w:val="16"/>
                 <w:lang w:val="es-PE"/>
@@ -2045,15 +2045,15 @@
             <w:pPr>
               <w:rPr>
                 <w:rFonts w:ascii="Arial" w:hAnsi="Arial"/>
-                <w:color w:val="000000" w:themeColor="text1"/>
-                <w:sz w:val="16"/>
-                <w:szCs w:val="16"/>
-              </w:rPr>
-            </w:pPr>
-            <w:r>
-              <w:rPr>
-                <w:rFonts w:ascii="Arial" w:hAnsi="Arial"/>
-                <w:color w:val="000000" w:themeColor="text1"/>
+                <w:color w:val="auto"/>
+                <w:sz w:val="16"/>
+                <w:szCs w:val="16"/>
+              </w:rPr>
+            </w:pPr>
+            <w:r>
+              <w:rPr>
+                <w:rFonts w:ascii="Arial" w:hAnsi="Arial"/>
+                <w:color w:val="auto"/>
                 <w:sz w:val="16"/>
                 <w:szCs w:val="16"/>
               </w:rPr>
@@ -2062,7 +2062,7 @@
             <w:r>
               <w:rPr>
                 <w:rFonts w:ascii="Arial" w:hAnsi="Arial"/>
-                <w:color w:val="000000" w:themeColor="text1"/>
+                <w:color w:val="auto"/>
                 <w:sz w:val="16"/>
                 <w:szCs w:val="16"/>
               </w:rPr>
@@ -2071,7 +2071,7 @@
             <w:r>
               <w:rPr>
                 <w:rFonts w:ascii="Arial" w:hAnsi="Arial"/>
-                <w:color w:val="000000" w:themeColor="text1"/>
+                <w:color w:val="auto"/>
                 <w:sz w:val="16"/>
                 <w:szCs w:val="16"/>
               </w:rPr>
@@ -2080,7 +2080,7 @@
             <w:r>
               <w:rPr>
                 <w:rFonts w:ascii="Arial" w:hAnsi="Arial"/>
-                <w:color w:val="000000" w:themeColor="text1"/>
+                <w:color w:val="auto"/>
                 <w:sz w:val="16"/>
                 <w:szCs w:val="16"/>
               </w:rPr>
@@ -2089,7 +2089,7 @@
             <w:r>
               <w:rPr>
                 <w:rFonts w:ascii="Arial" w:hAnsi="Arial"/>
-                <w:color w:val="000000" w:themeColor="text1"/>
+                <w:color w:val="auto"/>
                 <w:sz w:val="16"/>
                 <w:szCs w:val="16"/>
               </w:rPr>
@@ -2107,17 +2107,17 @@
                 <w:rFonts w:ascii="Arial" w:hAnsi="Arial"/>
                 <w:b/>
                 <w:bCs/>
-                <w:color w:val="000000" w:themeColor="text1"/>
-                <w:sz w:val="16"/>
-                <w:szCs w:val="16"/>
-              </w:rPr>
-            </w:pPr>
-            <w:r>
-              <w:rPr>
-                <w:rFonts w:ascii="Arial" w:hAnsi="Arial"/>
-                <w:b/>
-                <w:bCs/>
-                <w:color w:val="000000" w:themeColor="text1"/>
+                <w:color w:val="auto"/>
+                <w:sz w:val="16"/>
+                <w:szCs w:val="16"/>
+              </w:rPr>
+            </w:pPr>
+            <w:r>
+              <w:rPr>
+                <w:rFonts w:ascii="Arial" w:hAnsi="Arial"/>
+                <w:b/>
+                <w:bCs/>
+                <w:color w:val="auto"/>
                 <w:sz w:val="16"/>
                 <w:szCs w:val="16"/>
                 <w:lang w:val="es-PE"/>
@@ -2134,15 +2134,15 @@
             <w:pPr>
               <w:rPr>
                 <w:rFonts w:ascii="Arial" w:hAnsi="Arial"/>
-                <w:color w:val="000000" w:themeColor="text1"/>
-                <w:sz w:val="16"/>
-                <w:szCs w:val="16"/>
-              </w:rPr>
-            </w:pPr>
-            <w:r>
-              <w:rPr>
-                <w:rFonts w:ascii="Arial" w:hAnsi="Arial"/>
-                <w:color w:val="000000" w:themeColor="text1"/>
+                <w:color w:val="auto"/>
+                <w:sz w:val="16"/>
+                <w:szCs w:val="16"/>
+              </w:rPr>
+            </w:pPr>
+            <w:r>
+              <w:rPr>
+                <w:rFonts w:ascii="Arial" w:hAnsi="Arial"/>
+                <w:color w:val="auto"/>
                 <w:sz w:val="16"/>
                 <w:szCs w:val="16"/>
               </w:rPr>
@@ -2151,7 +2151,7 @@
             <w:r>
               <w:rPr>
                 <w:rFonts w:ascii="Arial" w:hAnsi="Arial"/>
-                <w:color w:val="000000" w:themeColor="text1"/>
+                <w:color w:val="auto"/>
                 <w:sz w:val="16"/>
                 <w:szCs w:val="16"/>
               </w:rPr>
@@ -2160,7 +2160,7 @@
             <w:r>
               <w:rPr>
                 <w:rFonts w:ascii="Arial" w:hAnsi="Arial"/>
-                <w:color w:val="000000" w:themeColor="text1"/>
+                <w:color w:val="auto"/>
                 <w:sz w:val="16"/>
                 <w:szCs w:val="16"/>
               </w:rPr>
@@ -2169,7 +2169,7 @@
             <w:r>
               <w:rPr>
                 <w:rFonts w:ascii="Arial" w:hAnsi="Arial"/>
-                <w:color w:val="000000" w:themeColor="text1"/>
+                <w:color w:val="auto"/>
                 <w:sz w:val="16"/>
                 <w:szCs w:val="16"/>
               </w:rPr>
@@ -2178,7 +2178,7 @@
             <w:r>
               <w:rPr>
                 <w:rFonts w:ascii="Arial" w:hAnsi="Arial"/>
-                <w:color w:val="000000" w:themeColor="text1"/>
+                <w:color w:val="auto"/>
                 <w:sz w:val="16"/>
                 <w:szCs w:val="16"/>
               </w:rPr>
@@ -2201,7 +2201,7 @@
                 <w:rFonts w:ascii="Arial" w:hAnsi="Arial"/>
                 <w:b/>
                 <w:bCs/>
-                <w:color w:val="000000" w:themeColor="text1"/>
+                <w:color w:val="auto"/>
                 <w:sz w:val="16"/>
                 <w:szCs w:val="16"/>
                 <w:lang w:val="es-PE"/>
@@ -2213,7 +2213,7 @@
                 <w:rFonts w:ascii="Arial" w:hAnsi="Arial"/>
                 <w:b/>
                 <w:bCs/>
-                <w:color w:val="000000" w:themeColor="text1"/>
+                <w:color w:val="auto"/>
                 <w:sz w:val="16"/>
                 <w:szCs w:val="16"/>
                 <w:lang w:val="es-PE"/>
@@ -2226,7 +2226,7 @@
                 <w:rFonts w:ascii="Arial" w:hAnsi="Arial"/>
                 <w:b/>
                 <w:bCs/>
-                <w:color w:val="000000" w:themeColor="text1"/>
+                <w:color w:val="auto"/>
                 <w:sz w:val="16"/>
                 <w:szCs w:val="16"/>
                 <w:lang w:val="es-PE"/>
@@ -2243,15 +2243,15 @@
             <w:pPr>
               <w:rPr>
                 <w:rFonts w:ascii="Arial" w:hAnsi="Arial"/>
-                <w:color w:val="000000" w:themeColor="text1"/>
-                <w:sz w:val="16"/>
-                <w:szCs w:val="16"/>
-              </w:rPr>
-            </w:pPr>
-            <w:r>
-              <w:rPr>
-                <w:rFonts w:ascii="Arial" w:hAnsi="Arial"/>
-                <w:color w:val="000000" w:themeColor="text1"/>
+                <w:color w:val="auto"/>
+                <w:sz w:val="16"/>
+                <w:szCs w:val="16"/>
+              </w:rPr>
+            </w:pPr>
+            <w:r>
+              <w:rPr>
+                <w:rFonts w:ascii="Arial" w:hAnsi="Arial"/>
+                <w:color w:val="auto"/>
                 <w:sz w:val="16"/>
                 <w:szCs w:val="16"/>
               </w:rPr>
@@ -2260,7 +2260,7 @@
             <w:r>
               <w:rPr>
                 <w:rFonts w:ascii="Arial" w:hAnsi="Arial"/>
-                <w:color w:val="000000" w:themeColor="text1"/>
+                <w:color w:val="auto"/>
                 <w:sz w:val="16"/>
                 <w:szCs w:val="16"/>
               </w:rPr>
@@ -2269,7 +2269,7 @@
             <w:r>
               <w:rPr>
                 <w:rFonts w:ascii="Arial" w:hAnsi="Arial"/>
-                <w:color w:val="000000" w:themeColor="text1"/>
+                <w:color w:val="auto"/>
                 <w:sz w:val="16"/>
                 <w:szCs w:val="16"/>
               </w:rPr>
@@ -2278,7 +2278,7 @@
             <w:r>
               <w:rPr>
                 <w:rFonts w:ascii="Arial" w:hAnsi="Arial"/>
-                <w:color w:val="000000" w:themeColor="text1"/>
+                <w:color w:val="auto"/>
                 <w:sz w:val="16"/>
                 <w:szCs w:val="16"/>
               </w:rPr>
@@ -2287,7 +2287,7 @@
             <w:r>
               <w:rPr>
                 <w:rFonts w:ascii="Arial" w:hAnsi="Arial"/>
-                <w:color w:val="000000" w:themeColor="text1"/>
+                <w:color w:val="auto"/>
                 <w:sz w:val="16"/>
                 <w:szCs w:val="16"/>
               </w:rPr>
@@ -2305,7 +2305,7 @@
                 <w:rFonts w:ascii="Arial" w:hAnsi="Arial"/>
                 <w:b/>
                 <w:bCs/>
-                <w:color w:val="000000" w:themeColor="text1"/>
+                <w:color w:val="auto"/>
                 <w:sz w:val="16"/>
                 <w:szCs w:val="16"/>
                 <w:lang w:val="es-PE"/>
@@ -2316,7 +2316,7 @@
                 <w:rFonts w:ascii="Arial" w:hAnsi="Arial"/>
                 <w:b/>
                 <w:bCs/>
-                <w:color w:val="000000" w:themeColor="text1"/>
+                <w:color w:val="auto"/>
                 <w:sz w:val="16"/>
                 <w:szCs w:val="16"/>
                 <w:lang w:val="es-PE"/>
@@ -2333,15 +2333,15 @@
             <w:pPr>
               <w:rPr>
                 <w:rFonts w:ascii="Arial" w:hAnsi="Arial"/>
-                <w:color w:val="000000" w:themeColor="text1"/>
-                <w:sz w:val="16"/>
-                <w:szCs w:val="16"/>
-              </w:rPr>
-            </w:pPr>
-            <w:r>
-              <w:rPr>
-                <w:rFonts w:ascii="Arial" w:hAnsi="Arial"/>
-                <w:color w:val="000000" w:themeColor="text1"/>
+                <w:color w:val="auto"/>
+                <w:sz w:val="16"/>
+                <w:szCs w:val="16"/>
+              </w:rPr>
+            </w:pPr>
+            <w:r>
+              <w:rPr>
+                <w:rFonts w:ascii="Arial" w:hAnsi="Arial"/>
+                <w:color w:val="auto"/>
                 <w:sz w:val="16"/>
                 <w:szCs w:val="16"/>
               </w:rPr>
@@ -2350,7 +2350,7 @@
             <w:r>
               <w:rPr>
                 <w:rFonts w:ascii="Arial" w:hAnsi="Arial"/>
-                <w:color w:val="000000" w:themeColor="text1"/>
+                <w:color w:val="auto"/>
                 <w:sz w:val="16"/>
                 <w:szCs w:val="16"/>
               </w:rPr>
@@ -2359,7 +2359,7 @@
             <w:r>
               <w:rPr>
                 <w:rFonts w:ascii="Arial" w:hAnsi="Arial"/>
-                <w:color w:val="000000" w:themeColor="text1"/>
+                <w:color w:val="auto"/>
                 <w:sz w:val="16"/>
                 <w:szCs w:val="16"/>
               </w:rPr>
@@ -2368,7 +2368,7 @@
             <w:r>
               <w:rPr>
                 <w:rFonts w:ascii="Arial" w:hAnsi="Arial"/>
-                <w:color w:val="000000" w:themeColor="text1"/>
+                <w:color w:val="auto"/>
                 <w:sz w:val="16"/>
                 <w:szCs w:val="16"/>
               </w:rPr>
@@ -2377,7 +2377,7 @@
             <w:r>
               <w:rPr>
                 <w:rFonts w:ascii="Arial" w:hAnsi="Arial"/>
-                <w:color w:val="000000" w:themeColor="text1"/>
+                <w:color w:val="auto"/>
                 <w:sz w:val="16"/>
                 <w:szCs w:val="16"/>
               </w:rPr>
@@ -2386,7 +2386,7 @@
             <w:r>
               <w:rPr>
                 <w:rFonts w:ascii="Arial" w:hAnsi="Arial"/>
-                <w:color w:val="000000" w:themeColor="text1"/>
+                <w:color w:val="auto"/>
                 <w:sz w:val="16"/>
                 <w:szCs w:val="16"/>
               </w:rPr>
@@ -2408,7 +2408,7 @@
               <w:rPr>
                 <w:rFonts w:ascii="Arial" w:hAnsi="Arial"/>
                 <w:b/>
-                <w:color w:val="000000" w:themeColor="text1"/>
+                <w:color w:val="auto"/>
                 <w:sz w:val="16"/>
                 <w:szCs w:val="16"/>
                 <w:lang w:val="es-PE"/>
@@ -2425,7 +2425,7 @@
               <w:rPr>
                 <w:rFonts w:ascii="Arial" w:hAnsi="Arial"/>
                 <w:bCs/>
-                <w:color w:val="000000" w:themeColor="text1"/>
+                <w:color w:val="auto"/>
                 <w:sz w:val="16"/>
                 <w:szCs w:val="16"/>
               </w:rPr>
@@ -2441,7 +2441,7 @@
               <w:rPr>
                 <w:rFonts w:ascii="Arial" w:hAnsi="Arial"/>
                 <w:b/>
-                <w:color w:val="000000" w:themeColor="text1"/>
+                <w:color w:val="auto"/>
                 <w:sz w:val="16"/>
                 <w:szCs w:val="16"/>
                 <w:lang w:val="es-PE"/>
@@ -2458,7 +2458,7 @@
               <w:rPr>
                 <w:rFonts w:ascii="Arial" w:hAnsi="Arial"/>
                 <w:bCs/>
-                <w:color w:val="000000" w:themeColor="text1"/>
+                <w:color w:val="auto"/>
                 <w:sz w:val="16"/>
                 <w:szCs w:val="16"/>
               </w:rPr>
@@ -2479,7 +2479,7 @@
               <w:rPr>
                 <w:rFonts w:ascii="Arial" w:hAnsi="Arial"/>
                 <w:b/>
-                <w:color w:val="000000" w:themeColor="text1"/>
+                <w:color w:val="auto"/>
                 <w:sz w:val="16"/>
                 <w:szCs w:val="16"/>
                 <w:lang w:val="es-PE"/>
@@ -2489,7 +2489,7 @@
               <w:rPr>
                 <w:rFonts w:ascii="Arial" w:hAnsi="Arial"/>
                 <w:b/>
-                <w:color w:val="000000" w:themeColor="text1"/>
+                <w:color w:val="auto"/>
                 <w:sz w:val="16"/>
                 <w:szCs w:val="16"/>
                 <w:lang w:val="es-PE"/>
@@ -2507,7 +2507,7 @@
               <w:rPr>
                 <w:rFonts w:ascii="Arial" w:hAnsi="Arial"/>
                 <w:bCs/>
-                <w:color w:val="000000" w:themeColor="text1"/>
+                <w:color w:val="auto"/>
                 <w:sz w:val="16"/>
                 <w:szCs w:val="16"/>
               </w:rPr>
@@ -2523,7 +2523,7 @@
               <w:rPr>
                 <w:rFonts w:ascii="Arial" w:hAnsi="Arial"/>
                 <w:b/>
-                <w:color w:val="000000" w:themeColor="text1"/>
+                <w:color w:val="auto"/>
                 <w:sz w:val="16"/>
                 <w:szCs w:val="16"/>
                 <w:lang w:val="es-PE"/>
@@ -2540,7 +2540,7 @@
               <w:rPr>
                 <w:rFonts w:ascii="Arial" w:hAnsi="Arial"/>
                 <w:bCs/>
-                <w:color w:val="000000" w:themeColor="text1"/>
+                <w:color w:val="auto"/>
                 <w:sz w:val="16"/>
                 <w:szCs w:val="16"/>
               </w:rPr>
@@ -2590,7 +2590,6 @@
               <w:rPr>
                 <w:rFonts w:ascii="Arial" w:hAnsi="Arial"/>
                 <w:b/>
-                <w:color w:val="000000" w:themeColor="text1"/>
                 <w:w w:val="96"/>
                 <w:sz w:val="16"/>
                 <w:szCs w:val="16"/>
@@ -2601,7 +2600,6 @@
               <w:rPr>
                 <w:rFonts w:ascii="Arial" w:hAnsi="Arial"/>
                 <w:b/>
-                <w:color w:val="000000" w:themeColor="text1"/>
                 <w:w w:val="96"/>
                 <w:sz w:val="16"/>
                 <w:szCs w:val="16"/>
@@ -2626,7 +2624,6 @@
               <w:rPr>
                 <w:rFonts w:ascii="Arial" w:hAnsi="Arial"/>
                 <w:b/>
-                <w:color w:val="000000" w:themeColor="text1"/>
                 <w:w w:val="96"/>
                 <w:sz w:val="16"/>
                 <w:szCs w:val="16"/>
@@ -2636,7 +2633,6 @@
               <w:rPr>
                 <w:rFonts w:ascii="Arial" w:hAnsi="Arial"/>
                 <w:b/>
-                <w:color w:val="000000" w:themeColor="text1"/>
                 <w:w w:val="96"/>
                 <w:sz w:val="16"/>
                 <w:szCs w:val="16"/>
@@ -2660,7 +2656,6 @@
               <w:rPr>
                 <w:rFonts w:ascii="Arial" w:hAnsi="Arial"/>
                 <w:b/>
-                <w:color w:val="000000" w:themeColor="text1"/>
                 <w:w w:val="96"/>
                 <w:sz w:val="16"/>
                 <w:szCs w:val="16"/>
@@ -2670,7 +2665,6 @@
               <w:rPr>
                 <w:rFonts w:ascii="Arial" w:hAnsi="Arial"/>
                 <w:b/>
-                <w:color w:val="000000" w:themeColor="text1"/>
                 <w:w w:val="96"/>
                 <w:sz w:val="16"/>
                 <w:szCs w:val="16"/>
@@ -2694,7 +2688,6 @@
               <w:rPr>
                 <w:rFonts w:ascii="Arial" w:hAnsi="Arial"/>
                 <w:b/>
-                <w:color w:val="000000" w:themeColor="text1"/>
                 <w:w w:val="96"/>
                 <w:sz w:val="16"/>
                 <w:szCs w:val="16"/>
@@ -2704,7 +2697,6 @@
               <w:rPr>
                 <w:rFonts w:ascii="Arial" w:hAnsi="Arial"/>
                 <w:b/>
-                <w:color w:val="000000" w:themeColor="text1"/>
                 <w:w w:val="96"/>
                 <w:sz w:val="16"/>
                 <w:szCs w:val="16"/>
@@ -2728,7 +2720,6 @@
               <w:rPr>
                 <w:rFonts w:ascii="Arial" w:hAnsi="Arial"/>
                 <w:b/>
-                <w:color w:val="000000" w:themeColor="text1"/>
                 <w:w w:val="96"/>
                 <w:sz w:val="16"/>
                 <w:szCs w:val="16"/>
@@ -2739,7 +2730,6 @@
               <w:rPr>
                 <w:rFonts w:ascii="Arial" w:hAnsi="Arial"/>
                 <w:b/>
-                <w:color w:val="000000" w:themeColor="text1"/>
                 <w:w w:val="96"/>
                 <w:sz w:val="16"/>
                 <w:szCs w:val="16"/>
@@ -2764,7 +2754,6 @@
               <w:rPr>
                 <w:rFonts w:ascii="Arial" w:hAnsi="Arial"/>
                 <w:b/>
-                <w:color w:val="000000" w:themeColor="text1"/>
                 <w:w w:val="96"/>
                 <w:sz w:val="16"/>
                 <w:szCs w:val="16"/>
@@ -2775,7 +2764,6 @@
               <w:rPr>
                 <w:rFonts w:ascii="Arial" w:hAnsi="Arial"/>
                 <w:b/>
-                <w:color w:val="000000" w:themeColor="text1"/>
                 <w:w w:val="96"/>
                 <w:sz w:val="16"/>
                 <w:szCs w:val="16"/>
@@ -2801,7 +2789,6 @@
               <w:rPr>
                 <w:rFonts w:ascii="Arial" w:hAnsi="Arial"/>
                 <w:b/>
-                <w:color w:val="000000" w:themeColor="text1"/>
                 <w:w w:val="96"/>
                 <w:sz w:val="16"/>
                 <w:szCs w:val="16"/>
@@ -2811,7 +2798,6 @@
               <w:rPr>
                 <w:rFonts w:ascii="Arial" w:hAnsi="Arial"/>
                 <w:b/>
-                <w:color w:val="000000" w:themeColor="text1"/>
                 <w:w w:val="96"/>
                 <w:sz w:val="16"/>
                 <w:szCs w:val="16"/>
@@ -2839,7 +2825,6 @@
               <w:rPr>
                 <w:rFonts w:ascii="Arial" w:hAnsi="Arial"/>
                 <w:b/>
-                <w:color w:val="000000" w:themeColor="text1"/>
                 <w:w w:val="96"/>
                 <w:sz w:val="14"/>
                 <w:szCs w:val="14"/>
@@ -2849,7 +2834,6 @@
               <w:rPr>
                 <w:rFonts w:ascii="Arial" w:hAnsi="Arial"/>
                 <w:bCs/>
-                <w:color w:val="000000" w:themeColor="text1"/>
                 <w:sz w:val="14"/>
                 <w:szCs w:val="14"/>
               </w:rPr>
@@ -2859,7 +2843,6 @@
               <w:rPr>
                 <w:rFonts w:ascii="Arial" w:hAnsi="Arial"/>
                 <w:bCs/>
-                <w:color w:val="000000" w:themeColor="text1"/>
                 <w:sz w:val="14"/>
                 <w:szCs w:val="14"/>
               </w:rPr>
@@ -2869,7 +2852,6 @@
               <w:rPr>
                 <w:rFonts w:ascii="Arial" w:hAnsi="Arial"/>
                 <w:bCs/>
-                <w:color w:val="000000" w:themeColor="text1"/>
                 <w:sz w:val="14"/>
                 <w:szCs w:val="14"/>
               </w:rPr>
@@ -2880,7 +2862,6 @@
                 <w:rFonts w:ascii="Arial" w:hAnsi="Arial"/>
                 <w:bCs/>
                 <w:noProof/>
-                <w:color w:val="000000" w:themeColor="text1"/>
                 <w:sz w:val="14"/>
                 <w:szCs w:val="14"/>
               </w:rPr>
@@ -2890,7 +2871,6 @@
               <w:rPr>
                 <w:rFonts w:ascii="Arial" w:hAnsi="Arial"/>
                 <w:bCs/>
-                <w:color w:val="000000" w:themeColor="text1"/>
                 <w:sz w:val="14"/>
                 <w:szCs w:val="14"/>
               </w:rPr>
@@ -2912,7 +2892,6 @@
               <w:rPr>
                 <w:rFonts w:ascii="Arial" w:hAnsi="Arial"/>
                 <w:bCs/>
-                <w:color w:val="000000" w:themeColor="text1"/>
                 <w:sz w:val="14"/>
                 <w:szCs w:val="14"/>
               </w:rPr>
@@ -2921,7 +2900,6 @@
               <w:rPr>
                 <w:rFonts w:ascii="Arial" w:hAnsi="Arial"/>
                 <w:bCs/>
-                <w:color w:val="000000" w:themeColor="text1"/>
                 <w:sz w:val="14"/>
                 <w:szCs w:val="14"/>
               </w:rPr>
@@ -2931,7 +2909,6 @@
               <w:rPr>
                 <w:rFonts w:ascii="Arial" w:hAnsi="Arial"/>
                 <w:bCs/>
-                <w:color w:val="000000" w:themeColor="text1"/>
                 <w:sz w:val="14"/>
                 <w:szCs w:val="14"/>
               </w:rPr>
@@ -2941,7 +2918,6 @@
               <w:rPr>
                 <w:rFonts w:ascii="Arial" w:hAnsi="Arial"/>
                 <w:bCs/>
-                <w:color w:val="000000" w:themeColor="text1"/>
                 <w:sz w:val="14"/>
                 <w:szCs w:val="14"/>
               </w:rPr>
@@ -2952,7 +2928,6 @@
                 <w:rFonts w:ascii="Arial" w:hAnsi="Arial"/>
                 <w:bCs/>
                 <w:noProof/>
-                <w:color w:val="000000" w:themeColor="text1"/>
                 <w:sz w:val="14"/>
                 <w:szCs w:val="14"/>
               </w:rPr>
@@ -2962,7 +2937,6 @@
               <w:rPr>
                 <w:rFonts w:ascii="Arial" w:hAnsi="Arial"/>
                 <w:bCs/>
-                <w:color w:val="000000" w:themeColor="text1"/>
                 <w:sz w:val="14"/>
                 <w:szCs w:val="14"/>
               </w:rPr>
@@ -2984,7 +2958,6 @@
               <w:rPr>
                 <w:rFonts w:ascii="Arial" w:hAnsi="Arial"/>
                 <w:bCs/>
-                <w:color w:val="000000" w:themeColor="text1"/>
                 <w:sz w:val="14"/>
                 <w:szCs w:val="14"/>
               </w:rPr>
@@ -2993,7 +2966,6 @@
               <w:rPr>
                 <w:rFonts w:ascii="Arial" w:hAnsi="Arial"/>
                 <w:bCs/>
-                <w:color w:val="000000" w:themeColor="text1"/>
                 <w:sz w:val="14"/>
                 <w:szCs w:val="14"/>
               </w:rPr>
@@ -3003,7 +2975,6 @@
               <w:rPr>
                 <w:rFonts w:ascii="Arial" w:hAnsi="Arial"/>
                 <w:bCs/>
-                <w:color w:val="000000" w:themeColor="text1"/>
                 <w:sz w:val="14"/>
                 <w:szCs w:val="14"/>
               </w:rPr>
@@ -3013,7 +2984,6 @@
               <w:rPr>
                 <w:rFonts w:ascii="Arial" w:hAnsi="Arial"/>
                 <w:bCs/>
-                <w:color w:val="000000" w:themeColor="text1"/>
                 <w:sz w:val="14"/>
                 <w:szCs w:val="14"/>
               </w:rPr>
@@ -3024,7 +2994,6 @@
                 <w:rFonts w:ascii="Arial" w:hAnsi="Arial"/>
                 <w:bCs/>
                 <w:noProof/>
-                <w:color w:val="000000" w:themeColor="text1"/>
                 <w:sz w:val="14"/>
                 <w:szCs w:val="14"/>
               </w:rPr>
@@ -3034,7 +3003,6 @@
               <w:rPr>
                 <w:rFonts w:ascii="Arial" w:hAnsi="Arial"/>
                 <w:bCs/>
-                <w:color w:val="000000" w:themeColor="text1"/>
                 <w:sz w:val="14"/>
                 <w:szCs w:val="14"/>
               </w:rPr>
@@ -3056,7 +3024,6 @@
               <w:rPr>
                 <w:rFonts w:ascii="Arial" w:hAnsi="Arial"/>
                 <w:b/>
-                <w:color w:val="000000" w:themeColor="text1"/>
                 <w:w w:val="96"/>
                 <w:sz w:val="14"/>
                 <w:szCs w:val="14"/>
@@ -3066,7 +3033,6 @@
               <w:rPr>
                 <w:rFonts w:ascii="Arial" w:hAnsi="Arial"/>
                 <w:bCs/>
-                <w:color w:val="000000" w:themeColor="text1"/>
                 <w:sz w:val="14"/>
                 <w:szCs w:val="14"/>
               </w:rPr>
@@ -3076,7 +3042,6 @@
               <w:rPr>
                 <w:rFonts w:ascii="Arial" w:hAnsi="Arial"/>
                 <w:bCs/>
-                <w:color w:val="000000" w:themeColor="text1"/>
                 <w:sz w:val="14"/>
                 <w:szCs w:val="14"/>
               </w:rPr>
@@ -3086,7 +3051,6 @@
               <w:rPr>
                 <w:rFonts w:ascii="Arial" w:hAnsi="Arial"/>
                 <w:bCs/>
-                <w:color w:val="000000" w:themeColor="text1"/>
                 <w:sz w:val="14"/>
                 <w:szCs w:val="14"/>
               </w:rPr>
@@ -3097,7 +3061,6 @@
                 <w:rFonts w:ascii="Arial" w:hAnsi="Arial"/>
                 <w:bCs/>
                 <w:noProof/>
-                <w:color w:val="000000" w:themeColor="text1"/>
                 <w:sz w:val="14"/>
                 <w:szCs w:val="14"/>
               </w:rPr>
@@ -3107,7 +3070,6 @@
               <w:rPr>
                 <w:rFonts w:ascii="Arial" w:hAnsi="Arial"/>
                 <w:bCs/>
-                <w:color w:val="000000" w:themeColor="text1"/>
                 <w:sz w:val="14"/>
                 <w:szCs w:val="14"/>
               </w:rPr>
@@ -3129,7 +3091,6 @@
               <w:rPr>
                 <w:rFonts w:ascii="Arial" w:hAnsi="Arial"/>
                 <w:b/>
-                <w:color w:val="000000" w:themeColor="text1"/>
                 <w:w w:val="96"/>
                 <w:sz w:val="14"/>
                 <w:szCs w:val="14"/>
@@ -3139,7 +3100,6 @@
               <w:rPr>
                 <w:rFonts w:ascii="Arial" w:hAnsi="Arial"/>
                 <w:bCs/>
-                <w:color w:val="000000" w:themeColor="text1"/>
                 <w:sz w:val="14"/>
                 <w:szCs w:val="14"/>
               </w:rPr>
@@ -3149,7 +3109,6 @@
               <w:rPr>
                 <w:rFonts w:ascii="Arial" w:hAnsi="Arial"/>
                 <w:bCs/>
-                <w:color w:val="000000" w:themeColor="text1"/>
                 <w:sz w:val="14"/>
                 <w:szCs w:val="14"/>
               </w:rPr>
@@ -3159,7 +3118,6 @@
               <w:rPr>
                 <w:rFonts w:ascii="Arial" w:hAnsi="Arial"/>
                 <w:bCs/>
-                <w:color w:val="000000" w:themeColor="text1"/>
                 <w:sz w:val="14"/>
                 <w:szCs w:val="14"/>
               </w:rPr>
@@ -3170,7 +3128,6 @@
                 <w:rFonts w:ascii="Arial" w:hAnsi="Arial"/>
                 <w:bCs/>
                 <w:noProof/>
-                <w:color w:val="000000" w:themeColor="text1"/>
                 <w:sz w:val="14"/>
                 <w:szCs w:val="14"/>
               </w:rPr>
@@ -3180,7 +3137,6 @@
               <w:rPr>
                 <w:rFonts w:ascii="Arial" w:hAnsi="Arial"/>
                 <w:bCs/>
-                <w:color w:val="000000" w:themeColor="text1"/>
                 <w:sz w:val="14"/>
                 <w:szCs w:val="14"/>
               </w:rPr>
@@ -3202,7 +3158,6 @@
               <w:rPr>
                 <w:rFonts w:ascii="Arial" w:hAnsi="Arial"/>
                 <w:b/>
-                <w:color w:val="000000" w:themeColor="text1"/>
                 <w:w w:val="96"/>
                 <w:sz w:val="14"/>
                 <w:szCs w:val="14"/>
@@ -3212,7 +3167,6 @@
               <w:rPr>
                 <w:rFonts w:ascii="Arial" w:hAnsi="Arial"/>
                 <w:bCs/>
-                <w:color w:val="000000" w:themeColor="text1"/>
                 <w:sz w:val="14"/>
                 <w:szCs w:val="14"/>
               </w:rPr>
@@ -3222,7 +3176,6 @@
               <w:rPr>
                 <w:rFonts w:ascii="Arial" w:hAnsi="Arial"/>
                 <w:bCs/>
-                <w:color w:val="000000" w:themeColor="text1"/>
                 <w:sz w:val="14"/>
                 <w:szCs w:val="14"/>
               </w:rPr>
@@ -3232,7 +3185,6 @@
               <w:rPr>
                 <w:rFonts w:ascii="Arial" w:hAnsi="Arial"/>
                 <w:bCs/>
-                <w:color w:val="000000" w:themeColor="text1"/>
                 <w:sz w:val="14"/>
                 <w:szCs w:val="14"/>
               </w:rPr>
@@ -3243,7 +3195,6 @@
                 <w:rFonts w:ascii="Arial" w:hAnsi="Arial"/>
                 <w:bCs/>
                 <w:noProof/>
-                <w:color w:val="000000" w:themeColor="text1"/>
                 <w:sz w:val="14"/>
                 <w:szCs w:val="14"/>
               </w:rPr>
@@ -3253,7 +3204,6 @@
               <w:rPr>
                 <w:rFonts w:ascii="Arial" w:hAnsi="Arial"/>
                 <w:bCs/>
-                <w:color w:val="000000" w:themeColor="text1"/>
                 <w:sz w:val="14"/>
                 <w:szCs w:val="14"/>
               </w:rPr>
@@ -3275,7 +3225,6 @@
               <w:rPr>
                 <w:rFonts w:ascii="Arial" w:hAnsi="Arial"/>
                 <w:b/>
-                <w:color w:val="000000" w:themeColor="text1"/>
                 <w:w w:val="96"/>
                 <w:sz w:val="14"/>
                 <w:szCs w:val="14"/>
@@ -3285,7 +3234,6 @@
               <w:rPr>
                 <w:rFonts w:ascii="Arial" w:hAnsi="Arial"/>
                 <w:bCs/>
-                <w:color w:val="000000" w:themeColor="text1"/>
                 <w:sz w:val="14"/>
                 <w:szCs w:val="14"/>
               </w:rPr>
@@ -3295,7 +3243,6 @@
               <w:rPr>
                 <w:rFonts w:ascii="Arial" w:hAnsi="Arial"/>
                 <w:bCs/>
-                <w:color w:val="000000" w:themeColor="text1"/>
                 <w:sz w:val="14"/>
                 <w:szCs w:val="14"/>
               </w:rPr>
@@ -3306,7 +3253,6 @@
                 <w:rFonts w:ascii="Arial" w:hAnsi="Arial"/>
                 <w:bCs/>
                 <w:noProof/>
-                <w:color w:val="000000" w:themeColor="text1"/>
                 <w:sz w:val="14"/>
                 <w:szCs w:val="14"/>
               </w:rPr>
@@ -3316,7 +3262,6 @@
               <w:rPr>
                 <w:rFonts w:ascii="Arial" w:hAnsi="Arial"/>
                 <w:bCs/>
-                <w:color w:val="000000" w:themeColor="text1"/>
                 <w:sz w:val="14"/>
                 <w:szCs w:val="14"/>
               </w:rPr>
@@ -3326,7 +3271,6 @@
               <w:rPr>
                 <w:rFonts w:ascii="Arial" w:hAnsi="Arial"/>
                 <w:bCs/>
-                <w:color w:val="000000" w:themeColor="text1"/>
                 <w:sz w:val="14"/>
                 <w:szCs w:val="14"/>
               </w:rPr>
@@ -3337,7 +3281,6 @@
                 <w:rFonts w:ascii="Arial" w:hAnsi="Arial"/>
                 <w:bCs/>
                 <w:noProof/>
-                <w:color w:val="000000" w:themeColor="text1"/>
                 <w:sz w:val="14"/>
                 <w:szCs w:val="14"/>
               </w:rPr>
@@ -3347,7 +3290,6 @@
               <w:rPr>
                 <w:rFonts w:ascii="Arial" w:hAnsi="Arial"/>
                 <w:bCs/>
-                <w:color w:val="000000" w:themeColor="text1"/>
                 <w:sz w:val="14"/>
                 <w:szCs w:val="14"/>
               </w:rPr>
@@ -3418,7 +3360,7 @@
                 <w:rFonts w:ascii="Arial" w:hAnsi="Arial"/>
                 <w:b/>
                 <w:bCs/>
-                <w:color w:val="000000" w:themeColor="text1"/>
+                <w:color w:val="auto"/>
                 <w:sz w:val="16"/>
                 <w:szCs w:val="16"/>
                 <w:lang w:val="es-PE"/>
@@ -3429,7 +3371,7 @@
                 <w:rFonts w:ascii="Arial" w:hAnsi="Arial"/>
                 <w:b/>
                 <w:bCs/>
-                <w:color w:val="000000" w:themeColor="text1"/>
+                <w:color w:val="auto"/>
                 <w:sz w:val="16"/>
                 <w:szCs w:val="16"/>
                 <w:lang w:val="es-PE"/>
@@ -3446,7 +3388,7 @@
             <w:pPr>
               <w:rPr>
                 <w:rFonts w:ascii="Arial" w:hAnsi="Arial"/>
-                <w:color w:val="000000" w:themeColor="text1"/>
+                <w:color w:val="auto"/>
                 <w:sz w:val="16"/>
                 <w:szCs w:val="16"/>
               </w:rPr>
@@ -3461,7 +3403,7 @@
             <w:pPr>
               <w:rPr>
                 <w:rFonts w:ascii="Arial" w:hAnsi="Arial"/>
-                <w:color w:val="000000" w:themeColor="text1"/>
+                <w:color w:val="auto"/>
                 <w:sz w:val="16"/>
                 <w:szCs w:val="16"/>
                 <w:lang w:val="es-PE"/>
@@ -3479,7 +3421,7 @@
                 <w:rFonts w:ascii="Arial" w:hAnsi="Arial"/>
                 <w:b/>
                 <w:bCs/>
-                <w:color w:val="000000" w:themeColor="text1"/>
+                <w:color w:val="auto"/>
                 <w:sz w:val="16"/>
                 <w:szCs w:val="16"/>
                 <w:lang w:val="es-PE"/>
@@ -3490,7 +3432,7 @@
                 <w:rFonts w:ascii="Arial" w:hAnsi="Arial"/>
                 <w:b/>
                 <w:bCs/>
-                <w:color w:val="000000" w:themeColor="text1"/>
+                <w:color w:val="auto"/>
                 <w:sz w:val="16"/>
                 <w:szCs w:val="16"/>
                 <w:lang w:val="es-PE"/>
@@ -3502,7 +3444,7 @@
                 <w:rFonts w:ascii="Arial" w:hAnsi="Arial"/>
                 <w:b/>
                 <w:bCs/>
-                <w:color w:val="000000" w:themeColor="text1"/>
+                <w:color w:val="auto"/>
                 <w:sz w:val="16"/>
                 <w:szCs w:val="16"/>
                 <w:lang w:val="es-PE"/>
@@ -3519,15 +3461,15 @@
             <w:pPr>
               <w:rPr>
                 <w:rFonts w:ascii="Arial" w:hAnsi="Arial"/>
-                <w:color w:val="000000" w:themeColor="text1"/>
-                <w:sz w:val="16"/>
-                <w:szCs w:val="16"/>
-              </w:rPr>
-            </w:pPr>
-            <w:r>
-              <w:rPr>
-                <w:rFonts w:ascii="Arial" w:hAnsi="Arial"/>
-                <w:color w:val="000000" w:themeColor="text1"/>
+                <w:color w:val="auto"/>
+                <w:sz w:val="16"/>
+                <w:szCs w:val="16"/>
+              </w:rPr>
+            </w:pPr>
+            <w:r>
+              <w:rPr>
+                <w:rFonts w:ascii="Arial" w:hAnsi="Arial"/>
+                <w:color w:val="auto"/>
                 <w:sz w:val="16"/>
                 <w:szCs w:val="16"/>
               </w:rPr>
@@ -3536,7 +3478,7 @@
             <w:r>
               <w:rPr>
                 <w:rFonts w:ascii="Arial" w:hAnsi="Arial"/>
-                <w:color w:val="000000" w:themeColor="text1"/>
+                <w:color w:val="auto"/>
                 <w:sz w:val="16"/>
                 <w:szCs w:val="16"/>
               </w:rPr>
@@ -3545,7 +3487,7 @@
             <w:r>
               <w:rPr>
                 <w:rFonts w:ascii="Arial" w:hAnsi="Arial"/>
-                <w:color w:val="000000" w:themeColor="text1"/>
+                <w:color w:val="auto"/>
                 <w:sz w:val="16"/>
                 <w:szCs w:val="16"/>
               </w:rPr>
@@ -3554,7 +3496,7 @@
             <w:r>
               <w:rPr>
                 <w:rFonts w:ascii="Arial" w:hAnsi="Arial"/>
-                <w:color w:val="000000" w:themeColor="text1"/>
+                <w:color w:val="auto"/>
                 <w:sz w:val="16"/>
                 <w:szCs w:val="16"/>
               </w:rPr>
@@ -3563,7 +3505,7 @@
             <w:r>
               <w:rPr>
                 <w:rFonts w:ascii="Arial" w:hAnsi="Arial"/>
-                <w:color w:val="000000" w:themeColor="text1"/>
+                <w:color w:val="auto"/>
                 <w:sz w:val="16"/>
                 <w:szCs w:val="16"/>
               </w:rPr>
@@ -3586,17 +3528,17 @@
                 <w:rFonts w:ascii="Arial" w:hAnsi="Arial"/>
                 <w:b/>
                 <w:bCs/>
-                <w:color w:val="000000" w:themeColor="text1"/>
-                <w:sz w:val="16"/>
-                <w:szCs w:val="16"/>
-              </w:rPr>
-            </w:pPr>
-            <w:r>
-              <w:rPr>
-                <w:rFonts w:ascii="Arial" w:hAnsi="Arial"/>
-                <w:b/>
-                <w:bCs/>
-                <w:color w:val="000000" w:themeColor="text1"/>
+                <w:color w:val="auto"/>
+                <w:sz w:val="16"/>
+                <w:szCs w:val="16"/>
+              </w:rPr>
+            </w:pPr>
+            <w:r>
+              <w:rPr>
+                <w:rFonts w:ascii="Arial" w:hAnsi="Arial"/>
+                <w:b/>
+                <w:bCs/>
+                <w:color w:val="auto"/>
                 <w:sz w:val="16"/>
                 <w:szCs w:val="16"/>
                 <w:lang w:val="es-PE"/>
@@ -3613,15 +3555,15 @@
             <w:pPr>
               <w:rPr>
                 <w:rFonts w:ascii="Arial" w:hAnsi="Arial"/>
-                <w:color w:val="000000" w:themeColor="text1"/>
-                <w:sz w:val="16"/>
-                <w:szCs w:val="16"/>
-              </w:rPr>
-            </w:pPr>
-            <w:r>
-              <w:rPr>
-                <w:rFonts w:ascii="Arial" w:hAnsi="Arial"/>
-                <w:color w:val="000000" w:themeColor="text1"/>
+                <w:color w:val="auto"/>
+                <w:sz w:val="16"/>
+                <w:szCs w:val="16"/>
+              </w:rPr>
+            </w:pPr>
+            <w:r>
+              <w:rPr>
+                <w:rFonts w:ascii="Arial" w:hAnsi="Arial"/>
+                <w:color w:val="auto"/>
                 <w:sz w:val="16"/>
                 <w:szCs w:val="16"/>
               </w:rPr>
@@ -3630,7 +3572,7 @@
             <w:r>
               <w:rPr>
                 <w:rFonts w:ascii="Arial" w:hAnsi="Arial"/>
-                <w:color w:val="000000" w:themeColor="text1"/>
+                <w:color w:val="auto"/>
                 <w:sz w:val="16"/>
                 <w:szCs w:val="16"/>
               </w:rPr>
@@ -3639,7 +3581,7 @@
             <w:r>
               <w:rPr>
                 <w:rFonts w:ascii="Arial" w:hAnsi="Arial"/>
-                <w:color w:val="000000" w:themeColor="text1"/>
+                <w:color w:val="auto"/>
                 <w:sz w:val="16"/>
                 <w:szCs w:val="16"/>
               </w:rPr>
@@ -3648,7 +3590,7 @@
             <w:r>
               <w:rPr>
                 <w:rFonts w:ascii="Arial" w:hAnsi="Arial"/>
-                <w:color w:val="000000" w:themeColor="text1"/>
+                <w:color w:val="auto"/>
                 <w:sz w:val="16"/>
                 <w:szCs w:val="16"/>
               </w:rPr>
@@ -3657,7 +3599,7 @@
             <w:r>
               <w:rPr>
                 <w:rFonts w:ascii="Arial" w:hAnsi="Arial"/>
-                <w:color w:val="000000" w:themeColor="text1"/>
+                <w:color w:val="auto"/>
                 <w:sz w:val="16"/>
                 <w:szCs w:val="16"/>
               </w:rPr>
@@ -3666,7 +3608,7 @@
             <w:r>
               <w:rPr>
                 <w:rFonts w:ascii="Arial" w:hAnsi="Arial"/>
-                <w:color w:val="000000" w:themeColor="text1"/>
+                <w:color w:val="auto"/>
                 <w:sz w:val="16"/>
                 <w:szCs w:val="16"/>
               </w:rPr>
@@ -3675,7 +3617,7 @@
             <w:r>
               <w:rPr>
                 <w:rFonts w:ascii="Arial" w:hAnsi="Arial"/>
-                <w:color w:val="000000" w:themeColor="text1"/>
+                <w:color w:val="auto"/>
                 <w:sz w:val="14"/>
                 <w:szCs w:val="14"/>
               </w:rPr>
@@ -3691,7 +3633,7 @@
             <w:pPr>
               <w:rPr>
                 <w:rFonts w:ascii="Arial" w:hAnsi="Arial"/>
-                <w:color w:val="000000" w:themeColor="text1"/>
+                <w:color w:val="auto"/>
                 <w:sz w:val="16"/>
                 <w:szCs w:val="16"/>
                 <w:lang w:val="es-PE"/>
@@ -3700,7 +3642,7 @@
             <w:r>
               <w:rPr>
                 <w:rFonts w:ascii="Arial" w:hAnsi="Arial"/>
-                <w:color w:val="000000" w:themeColor="text1"/>
+                <w:color w:val="auto"/>
                 <w:sz w:val="16"/>
                 <w:szCs w:val="16"/>
               </w:rPr>
@@ -3709,7 +3651,7 @@
             <w:r>
               <w:rPr>
                 <w:rFonts w:ascii="Arial" w:hAnsi="Arial"/>
-                <w:color w:val="000000" w:themeColor="text1"/>
+                <w:color w:val="auto"/>
                 <w:sz w:val="16"/>
                 <w:szCs w:val="16"/>
               </w:rPr>
@@ -3718,7 +3660,7 @@
             <w:r>
               <w:rPr>
                 <w:rFonts w:ascii="Arial" w:hAnsi="Arial"/>
-                <w:color w:val="000000" w:themeColor="text1"/>
+                <w:color w:val="auto"/>
                 <w:sz w:val="16"/>
                 <w:szCs w:val="16"/>
               </w:rPr>
@@ -3727,7 +3669,7 @@
             <w:r>
               <w:rPr>
                 <w:rFonts w:ascii="Arial" w:hAnsi="Arial"/>
-                <w:color w:val="000000" w:themeColor="text1"/>
+                <w:color w:val="auto"/>
                 <w:sz w:val="16"/>
                 <w:szCs w:val="16"/>
               </w:rPr>
@@ -3736,7 +3678,7 @@
             <w:r>
               <w:rPr>
                 <w:rFonts w:ascii="Arial" w:hAnsi="Arial"/>
-                <w:color w:val="000000" w:themeColor="text1"/>
+                <w:color w:val="auto"/>
                 <w:sz w:val="16"/>
                 <w:szCs w:val="16"/>
               </w:rPr>
@@ -3745,7 +3687,7 @@
             <w:r>
               <w:rPr>
                 <w:rFonts w:ascii="Arial" w:hAnsi="Arial"/>
-                <w:color w:val="000000" w:themeColor="text1"/>
+                <w:color w:val="auto"/>
                 <w:sz w:val="16"/>
                 <w:szCs w:val="16"/>
               </w:rPr>
@@ -3763,17 +3705,17 @@
                 <w:rFonts w:ascii="Arial" w:hAnsi="Arial"/>
                 <w:b/>
                 <w:bCs/>
-                <w:color w:val="000000" w:themeColor="text1"/>
-                <w:sz w:val="16"/>
-                <w:szCs w:val="16"/>
-              </w:rPr>
-            </w:pPr>
-            <w:r>
-              <w:rPr>
-                <w:rFonts w:ascii="Arial" w:hAnsi="Arial"/>
-                <w:b/>
-                <w:bCs/>
-                <w:color w:val="000000" w:themeColor="text1"/>
+                <w:color w:val="auto"/>
+                <w:sz w:val="16"/>
+                <w:szCs w:val="16"/>
+              </w:rPr>
+            </w:pPr>
+            <w:r>
+              <w:rPr>
+                <w:rFonts w:ascii="Arial" w:hAnsi="Arial"/>
+                <w:b/>
+                <w:bCs/>
+                <w:color w:val="auto"/>
                 <w:sz w:val="16"/>
                 <w:szCs w:val="16"/>
                 <w:lang w:val="es-PE"/>
@@ -3790,15 +3732,15 @@
             <w:pPr>
               <w:rPr>
                 <w:rFonts w:ascii="Arial" w:hAnsi="Arial"/>
-                <w:color w:val="000000" w:themeColor="text1"/>
-                <w:sz w:val="16"/>
-                <w:szCs w:val="16"/>
-              </w:rPr>
-            </w:pPr>
-            <w:r>
-              <w:rPr>
-                <w:rFonts w:ascii="Arial" w:hAnsi="Arial"/>
-                <w:color w:val="000000" w:themeColor="text1"/>
+                <w:color w:val="auto"/>
+                <w:sz w:val="16"/>
+                <w:szCs w:val="16"/>
+              </w:rPr>
+            </w:pPr>
+            <w:r>
+              <w:rPr>
+                <w:rFonts w:ascii="Arial" w:hAnsi="Arial"/>
+                <w:color w:val="auto"/>
                 <w:sz w:val="16"/>
                 <w:szCs w:val="16"/>
               </w:rPr>
@@ -3807,7 +3749,7 @@
             <w:r>
               <w:rPr>
                 <w:rFonts w:ascii="Arial" w:hAnsi="Arial"/>
-                <w:color w:val="000000" w:themeColor="text1"/>
+                <w:color w:val="auto"/>
                 <w:sz w:val="16"/>
                 <w:szCs w:val="16"/>
               </w:rPr>
@@ -3816,7 +3758,7 @@
             <w:r>
               <w:rPr>
                 <w:rFonts w:ascii="Arial" w:hAnsi="Arial"/>
-                <w:color w:val="000000" w:themeColor="text1"/>
+                <w:color w:val="auto"/>
                 <w:sz w:val="16"/>
                 <w:szCs w:val="16"/>
               </w:rPr>
@@ -3825,7 +3767,7 @@
             <w:r>
               <w:rPr>
                 <w:rFonts w:ascii="Arial" w:hAnsi="Arial"/>
-                <w:color w:val="000000" w:themeColor="text1"/>
+                <w:color w:val="auto"/>
                 <w:sz w:val="16"/>
                 <w:szCs w:val="16"/>
               </w:rPr>
@@ -3834,7 +3776,7 @@
             <w:r>
               <w:rPr>
                 <w:rFonts w:ascii="Arial" w:hAnsi="Arial"/>
-                <w:color w:val="000000" w:themeColor="text1"/>
+                <w:color w:val="auto"/>
                 <w:sz w:val="16"/>
                 <w:szCs w:val="16"/>
               </w:rPr>
@@ -3857,17 +3799,17 @@
                 <w:rFonts w:ascii="Arial" w:hAnsi="Arial"/>
                 <w:b/>
                 <w:bCs/>
-                <w:color w:val="000000" w:themeColor="text1"/>
-                <w:sz w:val="16"/>
-                <w:szCs w:val="16"/>
-              </w:rPr>
-            </w:pPr>
-            <w:r>
-              <w:rPr>
-                <w:rFonts w:ascii="Arial" w:hAnsi="Arial"/>
-                <w:b/>
-                <w:bCs/>
-                <w:color w:val="000000" w:themeColor="text1"/>
+                <w:color w:val="auto"/>
+                <w:sz w:val="16"/>
+                <w:szCs w:val="16"/>
+              </w:rPr>
+            </w:pPr>
+            <w:r>
+              <w:rPr>
+                <w:rFonts w:ascii="Arial" w:hAnsi="Arial"/>
+                <w:b/>
+                <w:bCs/>
+                <w:color w:val="auto"/>
                 <w:sz w:val="16"/>
                 <w:szCs w:val="16"/>
                 <w:lang w:val="es-PE"/>
@@ -3884,15 +3826,15 @@
             <w:pPr>
               <w:rPr>
                 <w:rFonts w:ascii="Arial" w:hAnsi="Arial"/>
-                <w:color w:val="000000" w:themeColor="text1"/>
-                <w:sz w:val="16"/>
-                <w:szCs w:val="16"/>
-              </w:rPr>
-            </w:pPr>
-            <w:r>
-              <w:rPr>
-                <w:rFonts w:ascii="Arial" w:hAnsi="Arial"/>
-                <w:color w:val="000000" w:themeColor="text1"/>
+                <w:color w:val="auto"/>
+                <w:sz w:val="16"/>
+                <w:szCs w:val="16"/>
+              </w:rPr>
+            </w:pPr>
+            <w:r>
+              <w:rPr>
+                <w:rFonts w:ascii="Arial" w:hAnsi="Arial"/>
+                <w:color w:val="auto"/>
                 <w:sz w:val="16"/>
                 <w:szCs w:val="16"/>
               </w:rPr>
@@ -3901,7 +3843,7 @@
             <w:r>
               <w:rPr>
                 <w:rFonts w:ascii="Arial" w:hAnsi="Arial"/>
-                <w:color w:val="000000" w:themeColor="text1"/>
+                <w:color w:val="auto"/>
                 <w:sz w:val="16"/>
                 <w:szCs w:val="16"/>
               </w:rPr>
@@ -3910,7 +3852,7 @@
             <w:r>
               <w:rPr>
                 <w:rFonts w:ascii="Arial" w:hAnsi="Arial"/>
-                <w:color w:val="000000" w:themeColor="text1"/>
+                <w:color w:val="auto"/>
                 <w:sz w:val="16"/>
                 <w:szCs w:val="16"/>
               </w:rPr>
@@ -3919,7 +3861,7 @@
             <w:r>
               <w:rPr>
                 <w:rFonts w:ascii="Arial" w:hAnsi="Arial"/>
-                <w:color w:val="000000" w:themeColor="text1"/>
+                <w:color w:val="auto"/>
                 <w:sz w:val="16"/>
                 <w:szCs w:val="16"/>
               </w:rPr>
@@ -3928,7 +3870,7 @@
             <w:r>
               <w:rPr>
                 <w:rFonts w:ascii="Arial" w:hAnsi="Arial"/>
-                <w:color w:val="000000" w:themeColor="text1"/>
+                <w:color w:val="auto"/>
                 <w:sz w:val="16"/>
                 <w:szCs w:val="16"/>
               </w:rPr>
@@ -3937,7 +3879,7 @@
             <w:r>
               <w:rPr>
                 <w:rFonts w:ascii="Arial" w:hAnsi="Arial"/>
-                <w:color w:val="000000" w:themeColor="text1"/>
+                <w:color w:val="auto"/>
                 <w:sz w:val="16"/>
                 <w:szCs w:val="16"/>
               </w:rPr>
@@ -3946,7 +3888,7 @@
             <w:r>
               <w:rPr>
                 <w:rFonts w:ascii="Arial" w:hAnsi="Arial"/>
-                <w:color w:val="000000" w:themeColor="text1"/>
+                <w:color w:val="auto"/>
                 <w:sz w:val="14"/>
                 <w:szCs w:val="14"/>
               </w:rPr>
@@ -3962,15 +3904,15 @@
             <w:pPr>
               <w:rPr>
                 <w:rFonts w:ascii="Arial" w:hAnsi="Arial"/>
-                <w:color w:val="000000" w:themeColor="text1"/>
-                <w:sz w:val="16"/>
-                <w:szCs w:val="16"/>
-              </w:rPr>
-            </w:pPr>
-            <w:r>
-              <w:rPr>
-                <w:rFonts w:ascii="Arial" w:hAnsi="Arial"/>
-                <w:color w:val="000000" w:themeColor="text1"/>
+                <w:color w:val="auto"/>
+                <w:sz w:val="16"/>
+                <w:szCs w:val="16"/>
+              </w:rPr>
+            </w:pPr>
+            <w:r>
+              <w:rPr>
+                <w:rFonts w:ascii="Arial" w:hAnsi="Arial"/>
+                <w:color w:val="auto"/>
                 <w:sz w:val="16"/>
                 <w:szCs w:val="16"/>
               </w:rPr>
@@ -3979,7 +3921,7 @@
             <w:r>
               <w:rPr>
                 <w:rFonts w:ascii="Arial" w:hAnsi="Arial"/>
-                <w:color w:val="000000" w:themeColor="text1"/>
+                <w:color w:val="auto"/>
                 <w:sz w:val="16"/>
                 <w:szCs w:val="16"/>
               </w:rPr>
@@ -3988,7 +3930,7 @@
             <w:r>
               <w:rPr>
                 <w:rFonts w:ascii="Arial" w:hAnsi="Arial"/>
-                <w:color w:val="000000" w:themeColor="text1"/>
+                <w:color w:val="auto"/>
                 <w:sz w:val="16"/>
                 <w:szCs w:val="16"/>
               </w:rPr>
@@ -3997,7 +3939,7 @@
             <w:r>
               <w:rPr>
                 <w:rFonts w:ascii="Arial" w:hAnsi="Arial"/>
-                <w:color w:val="000000" w:themeColor="text1"/>
+                <w:color w:val="auto"/>
                 <w:sz w:val="16"/>
                 <w:szCs w:val="16"/>
               </w:rPr>
@@ -4006,7 +3948,7 @@
             <w:r>
               <w:rPr>
                 <w:rFonts w:ascii="Arial" w:hAnsi="Arial"/>
-                <w:color w:val="000000" w:themeColor="text1"/>
+                <w:color w:val="auto"/>
                 <w:sz w:val="16"/>
                 <w:szCs w:val="16"/>
               </w:rPr>
@@ -4015,7 +3957,7 @@
             <w:r>
               <w:rPr>
                 <w:rFonts w:ascii="Arial" w:hAnsi="Arial"/>
-                <w:color w:val="000000" w:themeColor="text1"/>
+                <w:color w:val="auto"/>
                 <w:sz w:val="16"/>
                 <w:szCs w:val="16"/>
               </w:rPr>
@@ -4033,17 +3975,17 @@
                 <w:rFonts w:ascii="Arial" w:hAnsi="Arial"/>
                 <w:b/>
                 <w:bCs/>
-                <w:color w:val="000000" w:themeColor="text1"/>
-                <w:sz w:val="16"/>
-                <w:szCs w:val="16"/>
-              </w:rPr>
-            </w:pPr>
-            <w:r>
-              <w:rPr>
-                <w:rFonts w:ascii="Arial" w:hAnsi="Arial"/>
-                <w:b/>
-                <w:bCs/>
-                <w:color w:val="000000" w:themeColor="text1"/>
+                <w:color w:val="auto"/>
+                <w:sz w:val="16"/>
+                <w:szCs w:val="16"/>
+              </w:rPr>
+            </w:pPr>
+            <w:r>
+              <w:rPr>
+                <w:rFonts w:ascii="Arial" w:hAnsi="Arial"/>
+                <w:b/>
+                <w:bCs/>
+                <w:color w:val="auto"/>
                 <w:sz w:val="16"/>
                 <w:szCs w:val="16"/>
               </w:rPr>
@@ -4059,15 +4001,15 @@
             <w:pPr>
               <w:rPr>
                 <w:rFonts w:ascii="Arial" w:hAnsi="Arial"/>
-                <w:color w:val="000000" w:themeColor="text1"/>
-                <w:sz w:val="16"/>
-                <w:szCs w:val="16"/>
-              </w:rPr>
-            </w:pPr>
-            <w:r>
-              <w:rPr>
-                <w:rFonts w:ascii="Arial" w:hAnsi="Arial"/>
-                <w:color w:val="000000" w:themeColor="text1"/>
+                <w:color w:val="auto"/>
+                <w:sz w:val="16"/>
+                <w:szCs w:val="16"/>
+              </w:rPr>
+            </w:pPr>
+            <w:r>
+              <w:rPr>
+                <w:rFonts w:ascii="Arial" w:hAnsi="Arial"/>
+                <w:color w:val="auto"/>
                 <w:sz w:val="16"/>
                 <w:szCs w:val="16"/>
               </w:rPr>
@@ -4076,7 +4018,7 @@
             <w:r>
               <w:rPr>
                 <w:rFonts w:ascii="Arial" w:hAnsi="Arial"/>
-                <w:color w:val="000000" w:themeColor="text1"/>
+                <w:color w:val="auto"/>
                 <w:sz w:val="16"/>
                 <w:szCs w:val="16"/>
               </w:rPr>
@@ -4085,7 +4027,7 @@
             <w:r>
               <w:rPr>
                 <w:rFonts w:ascii="Arial" w:hAnsi="Arial"/>
-                <w:color w:val="000000" w:themeColor="text1"/>
+                <w:color w:val="auto"/>
                 <w:sz w:val="16"/>
                 <w:szCs w:val="16"/>
               </w:rPr>
@@ -4094,7 +4036,7 @@
             <w:r>
               <w:rPr>
                 <w:rFonts w:ascii="Arial" w:hAnsi="Arial"/>
-                <w:color w:val="000000" w:themeColor="text1"/>
+                <w:color w:val="auto"/>
                 <w:sz w:val="16"/>
                 <w:szCs w:val="16"/>
               </w:rPr>
@@ -4103,7 +4045,7 @@
             <w:r>
               <w:rPr>
                 <w:rFonts w:ascii="Arial" w:hAnsi="Arial"/>
-                <w:color w:val="000000" w:themeColor="text1"/>
+                <w:color w:val="auto"/>
                 <w:sz w:val="16"/>
                 <w:szCs w:val="16"/>
               </w:rPr>
@@ -4126,17 +4068,17 @@
                 <w:rFonts w:ascii="Arial" w:hAnsi="Arial"/>
                 <w:b/>
                 <w:bCs/>
-                <w:color w:val="000000" w:themeColor="text1"/>
-                <w:sz w:val="16"/>
-                <w:szCs w:val="16"/>
-              </w:rPr>
-            </w:pPr>
-            <w:r>
-              <w:rPr>
-                <w:rFonts w:ascii="Arial" w:hAnsi="Arial"/>
-                <w:b/>
-                <w:bCs/>
-                <w:color w:val="000000" w:themeColor="text1"/>
+                <w:color w:val="auto"/>
+                <w:sz w:val="16"/>
+                <w:szCs w:val="16"/>
+              </w:rPr>
+            </w:pPr>
+            <w:r>
+              <w:rPr>
+                <w:rFonts w:ascii="Arial" w:hAnsi="Arial"/>
+                <w:b/>
+                <w:bCs/>
+                <w:color w:val="auto"/>
                 <w:sz w:val="16"/>
                 <w:szCs w:val="16"/>
                 <w:lang w:val="es-PE"/>
@@ -4153,15 +4095,15 @@
             <w:pPr>
               <w:rPr>
                 <w:rFonts w:ascii="Arial" w:hAnsi="Arial"/>
-                <w:color w:val="000000" w:themeColor="text1"/>
-                <w:sz w:val="16"/>
-                <w:szCs w:val="16"/>
-              </w:rPr>
-            </w:pPr>
-            <w:r>
-              <w:rPr>
-                <w:rFonts w:ascii="Arial" w:hAnsi="Arial"/>
-                <w:color w:val="000000" w:themeColor="text1"/>
+                <w:color w:val="auto"/>
+                <w:sz w:val="16"/>
+                <w:szCs w:val="16"/>
+              </w:rPr>
+            </w:pPr>
+            <w:r>
+              <w:rPr>
+                <w:rFonts w:ascii="Arial" w:hAnsi="Arial"/>
+                <w:color w:val="auto"/>
                 <w:sz w:val="16"/>
                 <w:szCs w:val="16"/>
               </w:rPr>
@@ -4170,7 +4112,7 @@
             <w:r>
               <w:rPr>
                 <w:rFonts w:ascii="Arial" w:hAnsi="Arial"/>
-                <w:color w:val="000000" w:themeColor="text1"/>
+                <w:color w:val="auto"/>
                 <w:sz w:val="16"/>
                 <w:szCs w:val="16"/>
               </w:rPr>
@@ -4179,7 +4121,7 @@
             <w:r>
               <w:rPr>
                 <w:rFonts w:ascii="Arial" w:hAnsi="Arial"/>
-                <w:color w:val="000000" w:themeColor="text1"/>
+                <w:color w:val="auto"/>
                 <w:sz w:val="16"/>
                 <w:szCs w:val="16"/>
               </w:rPr>
@@ -4189,7 +4131,7 @@
               <w:rPr>
                 <w:rFonts w:ascii="Arial" w:hAnsi="Arial"/>
                 <w:noProof/>
-                <w:color w:val="000000" w:themeColor="text1"/>
+                <w:color w:val="auto"/>
                 <w:sz w:val="16"/>
                 <w:szCs w:val="16"/>
               </w:rPr>
@@ -4198,7 +4140,7 @@
             <w:r>
               <w:rPr>
                 <w:rFonts w:ascii="Arial" w:hAnsi="Arial"/>
-                <w:color w:val="000000" w:themeColor="text1"/>
+                <w:color w:val="auto"/>
                 <w:sz w:val="16"/>
                 <w:szCs w:val="16"/>
               </w:rPr>
@@ -4207,7 +4149,7 @@
             <w:r>
               <w:rPr>
                 <w:rFonts w:ascii="Arial" w:hAnsi="Arial"/>
-                <w:color w:val="000000" w:themeColor="text1"/>
+                <w:color w:val="auto"/>
                 <w:sz w:val="16"/>
                 <w:szCs w:val="16"/>
               </w:rPr>
@@ -4216,7 +4158,7 @@
             <w:r>
               <w:rPr>
                 <w:rFonts w:ascii="Arial" w:hAnsi="Arial"/>
-                <w:color w:val="000000" w:themeColor="text1"/>
+                <w:color w:val="auto"/>
                 <w:sz w:val="14"/>
                 <w:szCs w:val="14"/>
               </w:rPr>
@@ -4232,7 +4174,7 @@
             <w:pPr>
               <w:rPr>
                 <w:rFonts w:ascii="Arial" w:hAnsi="Arial"/>
-                <w:color w:val="000000" w:themeColor="text1"/>
+                <w:color w:val="auto"/>
                 <w:sz w:val="16"/>
                 <w:szCs w:val="16"/>
                 <w:lang w:val="es-PE"/>
@@ -4250,17 +4192,17 @@
                 <w:rFonts w:ascii="Arial" w:hAnsi="Arial"/>
                 <w:b/>
                 <w:bCs/>
-                <w:color w:val="000000" w:themeColor="text1"/>
-                <w:sz w:val="16"/>
-                <w:szCs w:val="16"/>
-              </w:rPr>
-            </w:pPr>
-            <w:r>
-              <w:rPr>
-                <w:rFonts w:ascii="Arial" w:hAnsi="Arial"/>
-                <w:b/>
-                <w:bCs/>
-                <w:color w:val="000000" w:themeColor="text1"/>
+                <w:color w:val="auto"/>
+                <w:sz w:val="16"/>
+                <w:szCs w:val="16"/>
+              </w:rPr>
+            </w:pPr>
+            <w:r>
+              <w:rPr>
+                <w:rFonts w:ascii="Arial" w:hAnsi="Arial"/>
+                <w:b/>
+                <w:bCs/>
+                <w:color w:val="auto"/>
                 <w:sz w:val="16"/>
                 <w:szCs w:val="16"/>
                 <w:lang w:val="es-PE"/>
@@ -4277,15 +4219,15 @@
             <w:pPr>
               <w:rPr>
                 <w:rFonts w:ascii="Arial" w:hAnsi="Arial"/>
-                <w:color w:val="000000" w:themeColor="text1"/>
-                <w:sz w:val="16"/>
-                <w:szCs w:val="16"/>
-              </w:rPr>
-            </w:pPr>
-            <w:r>
-              <w:rPr>
-                <w:rFonts w:ascii="Arial" w:hAnsi="Arial"/>
-                <w:color w:val="000000" w:themeColor="text1"/>
+                <w:color w:val="auto"/>
+                <w:sz w:val="16"/>
+                <w:szCs w:val="16"/>
+              </w:rPr>
+            </w:pPr>
+            <w:r>
+              <w:rPr>
+                <w:rFonts w:ascii="Arial" w:hAnsi="Arial"/>
+                <w:color w:val="auto"/>
                 <w:sz w:val="16"/>
                 <w:szCs w:val="16"/>
               </w:rPr>
@@ -4294,7 +4236,7 @@
             <w:r>
               <w:rPr>
                 <w:rFonts w:ascii="Arial" w:hAnsi="Arial"/>
-                <w:color w:val="000000" w:themeColor="text1"/>
+                <w:color w:val="auto"/>
                 <w:sz w:val="16"/>
                 <w:szCs w:val="16"/>
               </w:rPr>
@@ -4303,7 +4245,7 @@
             <w:r>
               <w:rPr>
                 <w:rFonts w:ascii="Arial" w:hAnsi="Arial"/>
-                <w:color w:val="000000" w:themeColor="text1"/>
+                <w:color w:val="auto"/>
                 <w:sz w:val="16"/>
                 <w:szCs w:val="16"/>
               </w:rPr>
@@ -4312,7 +4254,7 @@
             <w:r>
               <w:rPr>
                 <w:rFonts w:ascii="Arial" w:hAnsi="Arial"/>
-                <w:color w:val="000000" w:themeColor="text1"/>
+                <w:color w:val="auto"/>
                 <w:sz w:val="16"/>
                 <w:szCs w:val="16"/>
               </w:rPr>
@@ -4321,7 +4263,7 @@
             <w:r>
               <w:rPr>
                 <w:rFonts w:ascii="Arial" w:hAnsi="Arial"/>
-                <w:color w:val="000000" w:themeColor="text1"/>
+                <w:color w:val="auto"/>
                 <w:sz w:val="16"/>
                 <w:szCs w:val="16"/>
               </w:rPr>
@@ -4363,7 +4305,7 @@
 </file>
 
 <file path=word/endnotes.xml><?xml version="1.0" encoding="utf-8"?>
-<w:endnotes xmlns:wpc="http://schemas.microsoft.com/office/word/2010/wordprocessingCanvas" xmlns:cx="http://schemas.microsoft.com/office/drawing/2014/chartex" xmlns:cx1="http://schemas.microsoft.com/office/drawing/2015/9/8/chartex" xmlns:cx2="http://schemas.microsoft.com/office/drawing/2015/10/21/chartex" xmlns:cx3="http://schemas.microsoft.com/office/drawing/2016/5/9/chartex" xmlns:cx4="http://schemas.microsoft.com/office/drawing/2016/5/10/chartex" xmlns:cx5="http://schemas.microsoft.com/office/drawing/2016/5/11/chartex" xmlns:cx6="http://schemas.microsoft.com/office/drawing/2016/5/12/chartex" xmlns:cx7="http://schemas.microsoft.com/office/drawing/2016/5/13/chartex" xmlns:cx8="http://schemas.microsoft.com/office/drawing/2016/5/14/chartex" xmlns:mc="http://schemas.openxmlformats.org/markup-compatibility/2006" xmlns:aink="http://schemas.microsoft.com/office/drawing/2016/ink" xmlns:am3d="http://schemas.microsoft.com/office/drawing/2017/model3d" xmlns:o="urn:schemas-microsoft-com:office:office" xmlns:oel="http://schemas.microsoft.com/office/2019/extlst" xmlns:r="http://schemas.openxmlformats.org/officeDocument/2006/relationships" xmlns:m="http://schemas.openxmlformats.org/officeDocument/2006/math" xmlns:v="urn:schemas-microsoft-com:vml" xmlns:wp14="http://schemas.microsoft.com/office/word/2010/wordprocessingDrawing" xmlns:wp="http://schemas.openxmlformats.org/drawingml/2006/wordprocessingDrawing" xmlns:w10="urn:schemas-microsoft-com:office:word" xmlns:w="http://schemas.openxmlformats.org/wordprocessingml/2006/main" xmlns:w14="http://schemas.microsoft.com/office/word/2010/wordml" xmlns:w15="http://schemas.microsoft.com/office/word/2012/wordml" xmlns:w16cex="http://schemas.microsoft.com/office/word/2018/wordml/cex" xmlns:w16cid="http://schemas.microsoft.com/office/word/2016/wordml/cid" xmlns:w16="http://schemas.microsoft.com/office/word/2018/wordml" xmlns:w16du="http://schemas.microsoft.com/office/word/2023/wordml/word16du" xmlns:w16sdtdh="http://schemas.microsoft.com/office/word/2020/wordml/sdtdatahash" xmlns:w16sdtfl="http://schemas.microsoft.com/office/word/2024/wordml/sdtformatlock" xmlns:w16se="http://schemas.microsoft.com/office/word/2015/wordml/symex" xmlns:wpg="http://schemas.microsoft.com/office/word/2010/wordprocessingGroup" xmlns:wpi="http://schemas.microsoft.com/office/word/2010/wordprocessingInk" xmlns:wne="http://schemas.microsoft.com/office/word/2006/wordml" xmlns:wps="http://schemas.microsoft.com/office/word/2010/wordprocessingShape" mc:Ignorable="w14 w15 w16se w16cid w16 w16cex w16sdtdh w16sdtfl w16du wp14">
+<w:endnotes xmlns:wpc="http://schemas.microsoft.com/office/word/2010/wordprocessingCanvas" xmlns:cx="http://schemas.microsoft.com/office/drawing/2014/chartex" xmlns:cx1="http://schemas.microsoft.com/office/drawing/2015/9/8/chartex" xmlns:cx2="http://schemas.microsoft.com/office/drawing/2015/10/21/chartex" xmlns:cx3="http://schemas.microsoft.com/office/drawing/2016/5/9/chartex" xmlns:cx4="http://schemas.microsoft.com/office/drawing/2016/5/10/chartex" xmlns:cx5="http://schemas.microsoft.com/office/drawing/2016/5/11/chartex" xmlns:cx6="http://schemas.microsoft.com/office/drawing/2016/5/12/chartex" xmlns:cx7="http://schemas.microsoft.com/office/drawing/2016/5/13/chartex" xmlns:cx8="http://schemas.microsoft.com/office/drawing/2016/5/14/chartex" xmlns:mc="http://schemas.openxmlformats.org/markup-compatibility/2006" xmlns:aink="http://schemas.microsoft.com/office/drawing/2016/ink" xmlns:am3d="http://schemas.microsoft.com/office/drawing/2017/model3d" xmlns:o="urn:schemas-microsoft-com:office:office" xmlns:oel="http://schemas.microsoft.com/office/2019/extlst" xmlns:r="http://schemas.openxmlformats.org/officeDocument/2006/relationships" xmlns:m="http://schemas.openxmlformats.org/officeDocument/2006/math" xmlns:v="urn:schemas-microsoft-com:vml" xmlns:wp14="http://schemas.microsoft.com/office/word/2010/wordprocessingDrawing" xmlns:wp="http://schemas.openxmlformats.org/drawingml/2006/wordprocessingDrawing" xmlns:w10="urn:schemas-microsoft-com:office:word" xmlns:w="http://schemas.openxmlformats.org/wordprocessingml/2006/main" xmlns:w14="http://schemas.microsoft.com/office/word/2010/wordml" xmlns:w15="http://schemas.microsoft.com/office/word/2012/wordml" xmlns:w16cei="http://schemas.microsoft.com/office/word/2026/wordml/cei" xmlns:w16cex="http://schemas.microsoft.com/office/word/2018/wordml/cex" xmlns:w16cid="http://schemas.microsoft.com/office/word/2016/wordml/cid" xmlns:w16="http://schemas.microsoft.com/office/word/2018/wordml" xmlns:w16du="http://schemas.microsoft.com/office/word/2023/wordml/word16du" xmlns:w16sdtdh="http://schemas.microsoft.com/office/word/2020/wordml/sdtdatahash" xmlns:w16sdtfl="http://schemas.microsoft.com/office/word/2024/wordml/sdtformatlock" xmlns:w16se="http://schemas.microsoft.com/office/word/2015/wordml/symex" xmlns:wpg="http://schemas.microsoft.com/office/word/2010/wordprocessingGroup" xmlns:wpi="http://schemas.microsoft.com/office/word/2010/wordprocessingInk" xmlns:wne="http://schemas.microsoft.com/office/word/2006/wordml" xmlns:wps="http://schemas.microsoft.com/office/word/2010/wordprocessingShape" mc:Ignorable="w14 w15 w16se w16cid w16 w16cex w16sdtdh w16sdtfl w16du wp14">
   <w:endnote w:type="separator" w:id="-1">
     <w:p>
       <w:r>
@@ -4382,7 +4324,7 @@
 </file>
 
 <file path=word/footer1.xml><?xml version="1.0" encoding="utf-8"?>
-<w:ftr xmlns:wpc="http://schemas.microsoft.com/office/word/2010/wordprocessingCanvas" xmlns:cx="http://schemas.microsoft.com/office/drawing/2014/chartex" xmlns:cx1="http://schemas.microsoft.com/office/drawing/2015/9/8/chartex" xmlns:cx2="http://schemas.microsoft.com/office/drawing/2015/10/21/chartex" xmlns:cx3="http://schemas.microsoft.com/office/drawing/2016/5/9/chartex" xmlns:cx4="http://schemas.microsoft.com/office/drawing/2016/5/10/chartex" xmlns:cx5="http://schemas.microsoft.com/office/drawing/2016/5/11/chartex" xmlns:cx6="http://schemas.microsoft.com/office/drawing/2016/5/12/chartex" xmlns:cx7="http://schemas.microsoft.com/office/drawing/2016/5/13/chartex" xmlns:cx8="http://schemas.microsoft.com/office/drawing/2016/5/14/chartex" xmlns:mc="http://schemas.openxmlformats.org/markup-compatibility/2006" xmlns:aink="http://schemas.microsoft.com/office/drawing/2016/ink" xmlns:am3d="http://schemas.microsoft.com/office/drawing/2017/model3d" xmlns:o="urn:schemas-microsoft-com:office:office" xmlns:oel="http://schemas.microsoft.com/office/2019/extlst" xmlns:r="http://schemas.openxmlformats.org/officeDocument/2006/relationships" xmlns:m="http://schemas.openxmlformats.org/officeDocument/2006/math" xmlns:v="urn:schemas-microsoft-com:vml" xmlns:wp14="http://schemas.microsoft.com/office/word/2010/wordprocessingDrawing" xmlns:wp="http://schemas.openxmlformats.org/drawingml/2006/wordprocessingDrawing" xmlns:w10="urn:schemas-microsoft-com:office:word" xmlns:w="http://schemas.openxmlformats.org/wordprocessingml/2006/main" xmlns:w14="http://schemas.microsoft.com/office/word/2010/wordml" xmlns:w15="http://schemas.microsoft.com/office/word/2012/wordml" xmlns:w16cex="http://schemas.microsoft.com/office/word/2018/wordml/cex" xmlns:w16cid="http://schemas.microsoft.com/office/word/2016/wordml/cid" xmlns:w16="http://schemas.microsoft.com/office/word/2018/wordml" xmlns:w16du="http://schemas.microsoft.com/office/word/2023/wordml/word16du" xmlns:w16sdtdh="http://schemas.microsoft.com/office/word/2020/wordml/sdtdatahash" xmlns:w16sdtfl="http://schemas.microsoft.com/office/word/2024/wordml/sdtformatlock" xmlns:w16se="http://schemas.microsoft.com/office/word/2015/wordml/symex" xmlns:wpg="http://schemas.microsoft.com/office/word/2010/wordprocessingGroup" xmlns:wpi="http://schemas.microsoft.com/office/word/2010/wordprocessingInk" xmlns:wne="http://schemas.microsoft.com/office/word/2006/wordml" xmlns:wps="http://schemas.microsoft.com/office/word/2010/wordprocessingShape" mc:Ignorable="w14 w15 w16se w16cid w16 w16cex w16sdtdh w16sdtfl w16du wp14">
+<w:ftr xmlns:wpc="http://schemas.microsoft.com/office/word/2010/wordprocessingCanvas" xmlns:cx="http://schemas.microsoft.com/office/drawing/2014/chartex" xmlns:cx1="http://schemas.microsoft.com/office/drawing/2015/9/8/chartex" xmlns:cx2="http://schemas.microsoft.com/office/drawing/2015/10/21/chartex" xmlns:cx3="http://schemas.microsoft.com/office/drawing/2016/5/9/chartex" xmlns:cx4="http://schemas.microsoft.com/office/drawing/2016/5/10/chartex" xmlns:cx5="http://schemas.microsoft.com/office/drawing/2016/5/11/chartex" xmlns:cx6="http://schemas.microsoft.com/office/drawing/2016/5/12/chartex" xmlns:cx7="http://schemas.microsoft.com/office/drawing/2016/5/13/chartex" xmlns:cx8="http://schemas.microsoft.com/office/drawing/2016/5/14/chartex" xmlns:mc="http://schemas.openxmlformats.org/markup-compatibility/2006" xmlns:aink="http://schemas.microsoft.com/office/drawing/2016/ink" xmlns:am3d="http://schemas.microsoft.com/office/drawing/2017/model3d" xmlns:o="urn:schemas-microsoft-com:office:office" xmlns:oel="http://schemas.microsoft.com/office/2019/extlst" xmlns:r="http://schemas.openxmlformats.org/officeDocument/2006/relationships" xmlns:m="http://schemas.openxmlformats.org/officeDocument/2006/math" xmlns:v="urn:schemas-microsoft-com:vml" xmlns:wp14="http://schemas.microsoft.com/office/word/2010/wordprocessingDrawing" xmlns:wp="http://schemas.openxmlformats.org/drawingml/2006/wordprocessingDrawing" xmlns:w10="urn:schemas-microsoft-com:office:word" xmlns:w="http://schemas.openxmlformats.org/wordprocessingml/2006/main" xmlns:w14="http://schemas.microsoft.com/office/word/2010/wordml" xmlns:w15="http://schemas.microsoft.com/office/word/2012/wordml" xmlns:w16cei="http://schemas.microsoft.com/office/word/2026/wordml/cei" xmlns:w16cex="http://schemas.microsoft.com/office/word/2018/wordml/cex" xmlns:w16cid="http://schemas.microsoft.com/office/word/2016/wordml/cid" xmlns:w16="http://schemas.microsoft.com/office/word/2018/wordml" xmlns:w16du="http://schemas.microsoft.com/office/word/2023/wordml/word16du" xmlns:w16sdtdh="http://schemas.microsoft.com/office/word/2020/wordml/sdtdatahash" xmlns:w16sdtfl="http://schemas.microsoft.com/office/word/2024/wordml/sdtformatlock" xmlns:w16se="http://schemas.microsoft.com/office/word/2015/wordml/symex" xmlns:wpg="http://schemas.microsoft.com/office/word/2010/wordprocessingGroup" xmlns:wpi="http://schemas.microsoft.com/office/word/2010/wordprocessingInk" xmlns:wne="http://schemas.microsoft.com/office/word/2006/wordml" xmlns:wps="http://schemas.microsoft.com/office/word/2010/wordprocessingShape" mc:Ignorable="w14 w15 w16se w16cid w16 w16cex w16sdtdh w16sdtfl w16du wp14">
   <w:p>
     <w:pPr>
       <w:tabs>
@@ -4680,7 +4622,7 @@
 </file>
 
 <file path=word/footnotes.xml><?xml version="1.0" encoding="utf-8"?>
-<w:footnotes xmlns:wpc="http://schemas.microsoft.com/office/word/2010/wordprocessingCanvas" xmlns:cx="http://schemas.microsoft.com/office/drawing/2014/chartex" xmlns:cx1="http://schemas.microsoft.com/office/drawing/2015/9/8/chartex" xmlns:cx2="http://schemas.microsoft.com/office/drawing/2015/10/21/chartex" xmlns:cx3="http://schemas.microsoft.com/office/drawing/2016/5/9/chartex" xmlns:cx4="http://schemas.microsoft.com/office/drawing/2016/5/10/chartex" xmlns:cx5="http://schemas.microsoft.com/office/drawing/2016/5/11/chartex" xmlns:cx6="http://schemas.microsoft.com/office/drawing/2016/5/12/chartex" xmlns:cx7="http://schemas.microsoft.com/office/drawing/2016/5/13/chartex" xmlns:cx8="http://schemas.microsoft.com/office/drawing/2016/5/14/chartex" xmlns:mc="http://schemas.openxmlformats.org/markup-compatibility/2006" xmlns:aink="http://schemas.microsoft.com/office/drawing/2016/ink" xmlns:am3d="http://schemas.microsoft.com/office/drawing/2017/model3d" xmlns:o="urn:schemas-microsoft-com:office:office" xmlns:oel="http://schemas.microsoft.com/office/2019/extlst" xmlns:r="http://schemas.openxmlformats.org/officeDocument/2006/relationships" xmlns:m="http://schemas.openxmlformats.org/officeDocument/2006/math" xmlns:v="urn:schemas-microsoft-com:vml" xmlns:wp14="http://schemas.microsoft.com/office/word/2010/wordprocessingDrawing" xmlns:wp="http://schemas.openxmlformats.org/drawingml/2006/wordprocessingDrawing" xmlns:w10="urn:schemas-microsoft-com:office:word" xmlns:w="http://schemas.openxmlformats.org/wordprocessingml/2006/main" xmlns:w14="http://schemas.microsoft.com/office/word/2010/wordml" xmlns:w15="http://schemas.microsoft.com/office/word/2012/wordml" xmlns:w16cex="http://schemas.microsoft.com/office/word/2018/wordml/cex" xmlns:w16cid="http://schemas.microsoft.com/office/word/2016/wordml/cid" xmlns:w16="http://schemas.microsoft.com/office/word/2018/wordml" xmlns:w16du="http://schemas.microsoft.com/office/word/2023/wordml/word16du" xmlns:w16sdtdh="http://schemas.microsoft.com/office/word/2020/wordml/sdtdatahash" xmlns:w16sdtfl="http://schemas.microsoft.com/office/word/2024/wordml/sdtformatlock" xmlns:w16se="http://schemas.microsoft.com/office/word/2015/wordml/symex" xmlns:wpg="http://schemas.microsoft.com/office/word/2010/wordprocessingGroup" xmlns:wpi="http://schemas.microsoft.com/office/word/2010/wordprocessingInk" xmlns:wne="http://schemas.microsoft.com/office/word/2006/wordml" xmlns:wps="http://schemas.microsoft.com/office/word/2010/wordprocessingShape" mc:Ignorable="w14 w15 w16se w16cid w16 w16cex w16sdtdh w16sdtfl w16du wp14">
+<w:footnotes xmlns:wpc="http://schemas.microsoft.com/office/word/2010/wordprocessingCanvas" xmlns:cx="http://schemas.microsoft.com/office/drawing/2014/chartex" xmlns:cx1="http://schemas.microsoft.com/office/drawing/2015/9/8/chartex" xmlns:cx2="http://schemas.microsoft.com/office/drawing/2015/10/21/chartex" xmlns:cx3="http://schemas.microsoft.com/office/drawing/2016/5/9/chartex" xmlns:cx4="http://schemas.microsoft.com/office/drawing/2016/5/10/chartex" xmlns:cx5="http://schemas.microsoft.com/office/drawing/2016/5/11/chartex" xmlns:cx6="http://schemas.microsoft.com/office/drawing/2016/5/12/chartex" xmlns:cx7="http://schemas.microsoft.com/office/drawing/2016/5/13/chartex" xmlns:cx8="http://schemas.microsoft.com/office/drawing/2016/5/14/chartex" xmlns:mc="http://schemas.openxmlformats.org/markup-compatibility/2006" xmlns:aink="http://schemas.microsoft.com/office/drawing/2016/ink" xmlns:am3d="http://schemas.microsoft.com/office/drawing/2017/model3d" xmlns:o="urn:schemas-microsoft-com:office:office" xmlns:oel="http://schemas.microsoft.com/office/2019/extlst" xmlns:r="http://schemas.openxmlformats.org/officeDocument/2006/relationships" xmlns:m="http://schemas.openxmlformats.org/officeDocument/2006/math" xmlns:v="urn:schemas-microsoft-com:vml" xmlns:wp14="http://schemas.microsoft.com/office/word/2010/wordprocessingDrawing" xmlns:wp="http://schemas.openxmlformats.org/drawingml/2006/wordprocessingDrawing" xmlns:w10="urn:schemas-microsoft-com:office:word" xmlns:w="http://schemas.openxmlformats.org/wordprocessingml/2006/main" xmlns:w14="http://schemas.microsoft.com/office/word/2010/wordml" xmlns:w15="http://schemas.microsoft.com/office/word/2012/wordml" xmlns:w16cei="http://schemas.microsoft.com/office/word/2026/wordml/cei" xmlns:w16cex="http://schemas.microsoft.com/office/word/2018/wordml/cex" xmlns:w16cid="http://schemas.microsoft.com/office/word/2016/wordml/cid" xmlns:w16="http://schemas.microsoft.com/office/word/2018/wordml" xmlns:w16du="http://schemas.microsoft.com/office/word/2023/wordml/word16du" xmlns:w16sdtdh="http://schemas.microsoft.com/office/word/2020/wordml/sdtdatahash" xmlns:w16sdtfl="http://schemas.microsoft.com/office/word/2024/wordml/sdtformatlock" xmlns:w16se="http://schemas.microsoft.com/office/word/2015/wordml/symex" xmlns:wpg="http://schemas.microsoft.com/office/word/2010/wordprocessingGroup" xmlns:wpi="http://schemas.microsoft.com/office/word/2010/wordprocessingInk" xmlns:wne="http://schemas.microsoft.com/office/word/2006/wordml" xmlns:wps="http://schemas.microsoft.com/office/word/2010/wordprocessingShape" mc:Ignorable="w14 w15 w16se w16cid w16 w16cex w16sdtdh w16sdtfl w16du wp14">
   <w:footnote w:type="separator" w:id="-1">
     <w:p>
       <w:r>

--- a/pesaje/analytica/Report/PrintRecepcionGuiaRecepcionV2.docx
+++ b/pesaje/analytica/Report/PrintRecepcionGuiaRecepcionV2.docx
@@ -613,7 +613,6 @@
             <w:r>
               <w:rPr>
                 <w:rFonts w:ascii="Arial" w:hAnsi="Arial"/>
-                <w:color w:val="auto"/>
                 <w:sz w:val="16"/>
                 <w:szCs w:val="16"/>
               </w:rPr>
@@ -649,7 +648,6 @@
             <w:r>
               <w:rPr>
                 <w:rFonts w:ascii="Arial" w:hAnsi="Arial"/>
-                <w:color w:val="auto"/>
                 <w:sz w:val="16"/>
                 <w:szCs w:val="16"/>
               </w:rPr>
@@ -667,7 +665,6 @@
             <w:r>
               <w:rPr>
                 <w:rFonts w:ascii="Arial" w:hAnsi="Arial"/>
-                <w:color w:val="auto"/>
                 <w:sz w:val="16"/>
                 <w:szCs w:val="16"/>
               </w:rPr>
@@ -772,7 +769,6 @@
             <w:r>
               <w:rPr>
                 <w:rFonts w:ascii="Arial" w:hAnsi="Arial"/>
-                <w:color w:val="auto"/>
                 <w:sz w:val="16"/>
                 <w:szCs w:val="16"/>
               </w:rPr>
@@ -790,7 +786,6 @@
             <w:r>
               <w:rPr>
                 <w:rFonts w:ascii="Arial" w:hAnsi="Arial"/>
-                <w:color w:val="auto"/>
                 <w:sz w:val="16"/>
                 <w:szCs w:val="16"/>
               </w:rPr>
@@ -808,7 +803,6 @@
             <w:r>
               <w:rPr>
                 <w:rFonts w:ascii="Arial" w:hAnsi="Arial"/>
-                <w:color w:val="auto"/>
                 <w:sz w:val="16"/>
                 <w:szCs w:val="16"/>
               </w:rPr>
@@ -866,7 +860,6 @@
             <w:r>
               <w:rPr>
                 <w:rFonts w:ascii="Arial" w:hAnsi="Arial"/>
-                <w:color w:val="auto"/>
                 <w:sz w:val="16"/>
                 <w:szCs w:val="16"/>
               </w:rPr>
@@ -884,7 +877,6 @@
             <w:r>
               <w:rPr>
                 <w:rFonts w:ascii="Arial" w:hAnsi="Arial"/>
-                <w:color w:val="auto"/>
                 <w:sz w:val="16"/>
                 <w:szCs w:val="16"/>
               </w:rPr>
@@ -902,7 +894,6 @@
             <w:r>
               <w:rPr>
                 <w:rFonts w:ascii="Arial" w:hAnsi="Arial"/>
-                <w:color w:val="auto"/>
                 <w:sz w:val="16"/>
                 <w:szCs w:val="16"/>
               </w:rPr>
@@ -955,7 +946,6 @@
             <w:r>
               <w:rPr>
                 <w:rFonts w:ascii="Arial" w:hAnsi="Arial"/>
-                <w:color w:val="auto"/>
                 <w:sz w:val="16"/>
                 <w:szCs w:val="16"/>
               </w:rPr>
@@ -991,7 +981,6 @@
             <w:r>
               <w:rPr>
                 <w:rFonts w:ascii="Arial" w:hAnsi="Arial"/>
-                <w:color w:val="auto"/>
                 <w:sz w:val="16"/>
                 <w:szCs w:val="16"/>
               </w:rPr>
@@ -1009,7 +998,6 @@
             <w:r>
               <w:rPr>
                 <w:rFonts w:ascii="Arial" w:hAnsi="Arial"/>
-                <w:color w:val="auto"/>
                 <w:sz w:val="16"/>
                 <w:szCs w:val="16"/>
               </w:rPr>
@@ -1068,7 +1056,6 @@
             <w:r>
               <w:rPr>
                 <w:rFonts w:ascii="Arial" w:hAnsi="Arial"/>
-                <w:color w:val="auto"/>
                 <w:sz w:val="16"/>
                 <w:szCs w:val="16"/>
               </w:rPr>
@@ -1086,7 +1073,6 @@
             <w:r>
               <w:rPr>
                 <w:rFonts w:ascii="Arial" w:hAnsi="Arial"/>
-                <w:color w:val="auto"/>
                 <w:sz w:val="16"/>
                 <w:szCs w:val="16"/>
               </w:rPr>
@@ -1104,7 +1090,6 @@
             <w:r>
               <w:rPr>
                 <w:rFonts w:ascii="Arial" w:hAnsi="Arial"/>
-                <w:color w:val="auto"/>
                 <w:sz w:val="16"/>
                 <w:szCs w:val="16"/>
               </w:rPr>
@@ -1158,7 +1143,6 @@
             <w:r>
               <w:rPr>
                 <w:rFonts w:ascii="Arial" w:hAnsi="Arial"/>
-                <w:color w:val="auto"/>
                 <w:sz w:val="16"/>
                 <w:szCs w:val="16"/>
               </w:rPr>
@@ -1194,7 +1178,6 @@
             <w:r>
               <w:rPr>
                 <w:rFonts w:ascii="Arial" w:hAnsi="Arial"/>
-                <w:color w:val="auto"/>
                 <w:sz w:val="16"/>
                 <w:szCs w:val="16"/>
               </w:rPr>
@@ -1212,7 +1195,6 @@
             <w:r>
               <w:rPr>
                 <w:rFonts w:ascii="Arial" w:hAnsi="Arial"/>
-                <w:color w:val="auto"/>
                 <w:sz w:val="16"/>
                 <w:szCs w:val="16"/>
               </w:rPr>
@@ -1280,7 +1262,6 @@
             <w:r>
               <w:rPr>
                 <w:rFonts w:ascii="Arial" w:hAnsi="Arial"/>
-                <w:color w:val="auto"/>
                 <w:sz w:val="16"/>
                 <w:szCs w:val="16"/>
               </w:rPr>
@@ -1298,7 +1279,6 @@
             <w:r>
               <w:rPr>
                 <w:rFonts w:ascii="Arial" w:hAnsi="Arial"/>
-                <w:color w:val="auto"/>
                 <w:sz w:val="16"/>
                 <w:szCs w:val="16"/>
               </w:rPr>
@@ -1316,7 +1296,6 @@
             <w:r>
               <w:rPr>
                 <w:rFonts w:ascii="Arial" w:hAnsi="Arial"/>
-                <w:color w:val="auto"/>
                 <w:sz w:val="16"/>
                 <w:szCs w:val="16"/>
               </w:rPr>
@@ -1637,7 +1616,6 @@
             <w:r>
               <w:rPr>
                 <w:rFonts w:ascii="Arial" w:hAnsi="Arial"/>
-                <w:color w:val="auto"/>
                 <w:sz w:val="16"/>
                 <w:szCs w:val="16"/>
               </w:rPr>
@@ -1655,7 +1633,6 @@
             <w:r>
               <w:rPr>
                 <w:rFonts w:ascii="Arial" w:hAnsi="Arial"/>
-                <w:color w:val="auto"/>
                 <w:sz w:val="16"/>
                 <w:szCs w:val="16"/>
               </w:rPr>
@@ -1673,7 +1650,6 @@
             <w:r>
               <w:rPr>
                 <w:rFonts w:ascii="Arial" w:hAnsi="Arial"/>
-                <w:color w:val="auto"/>
                 <w:sz w:val="16"/>
                 <w:szCs w:val="16"/>
               </w:rPr>
@@ -1726,7 +1702,6 @@
             <w:r>
               <w:rPr>
                 <w:rFonts w:ascii="Arial" w:hAnsi="Arial"/>
-                <w:color w:val="auto"/>
                 <w:sz w:val="16"/>
                 <w:szCs w:val="16"/>
               </w:rPr>
@@ -1744,7 +1719,6 @@
             <w:r>
               <w:rPr>
                 <w:rFonts w:ascii="Arial" w:hAnsi="Arial"/>
-                <w:color w:val="auto"/>
                 <w:sz w:val="16"/>
                 <w:szCs w:val="16"/>
               </w:rPr>
@@ -1762,7 +1736,6 @@
             <w:r>
               <w:rPr>
                 <w:rFonts w:ascii="Arial" w:hAnsi="Arial"/>
-                <w:color w:val="auto"/>
                 <w:sz w:val="16"/>
                 <w:szCs w:val="16"/>
               </w:rPr>
@@ -1832,7 +1805,6 @@
             <w:r>
               <w:rPr>
                 <w:rFonts w:ascii="Arial" w:hAnsi="Arial"/>
-                <w:color w:val="auto"/>
                 <w:sz w:val="16"/>
                 <w:szCs w:val="16"/>
               </w:rPr>
@@ -1850,7 +1822,6 @@
             <w:r>
               <w:rPr>
                 <w:rFonts w:ascii="Arial" w:hAnsi="Arial"/>
-                <w:color w:val="auto"/>
                 <w:sz w:val="16"/>
                 <w:szCs w:val="16"/>
               </w:rPr>
@@ -1868,7 +1839,6 @@
             <w:r>
               <w:rPr>
                 <w:rFonts w:ascii="Arial" w:hAnsi="Arial"/>
-                <w:color w:val="auto"/>
                 <w:sz w:val="16"/>
                 <w:szCs w:val="16"/>
               </w:rPr>
@@ -1921,7 +1891,6 @@
             <w:r>
               <w:rPr>
                 <w:rFonts w:ascii="Arial" w:hAnsi="Arial"/>
-                <w:color w:val="auto"/>
                 <w:sz w:val="16"/>
                 <w:szCs w:val="16"/>
               </w:rPr>
@@ -1939,7 +1908,6 @@
             <w:r>
               <w:rPr>
                 <w:rFonts w:ascii="Arial" w:hAnsi="Arial"/>
-                <w:color w:val="auto"/>
                 <w:sz w:val="16"/>
                 <w:szCs w:val="16"/>
               </w:rPr>
@@ -1957,7 +1925,6 @@
             <w:r>
               <w:rPr>
                 <w:rFonts w:ascii="Arial" w:hAnsi="Arial"/>
-                <w:color w:val="auto"/>
                 <w:sz w:val="16"/>
                 <w:szCs w:val="16"/>
               </w:rPr>
@@ -2053,7 +2020,6 @@
             <w:r>
               <w:rPr>
                 <w:rFonts w:ascii="Arial" w:hAnsi="Arial"/>
-                <w:color w:val="auto"/>
                 <w:sz w:val="16"/>
                 <w:szCs w:val="16"/>
               </w:rPr>
@@ -2071,7 +2037,6 @@
             <w:r>
               <w:rPr>
                 <w:rFonts w:ascii="Arial" w:hAnsi="Arial"/>
-                <w:color w:val="auto"/>
                 <w:sz w:val="16"/>
                 <w:szCs w:val="16"/>
               </w:rPr>
@@ -2089,7 +2054,6 @@
             <w:r>
               <w:rPr>
                 <w:rFonts w:ascii="Arial" w:hAnsi="Arial"/>
-                <w:color w:val="auto"/>
                 <w:sz w:val="16"/>
                 <w:szCs w:val="16"/>
               </w:rPr>
@@ -2142,7 +2106,6 @@
             <w:r>
               <w:rPr>
                 <w:rFonts w:ascii="Arial" w:hAnsi="Arial"/>
-                <w:color w:val="auto"/>
                 <w:sz w:val="16"/>
                 <w:szCs w:val="16"/>
               </w:rPr>
@@ -2160,7 +2123,6 @@
             <w:r>
               <w:rPr>
                 <w:rFonts w:ascii="Arial" w:hAnsi="Arial"/>
-                <w:color w:val="auto"/>
                 <w:sz w:val="16"/>
                 <w:szCs w:val="16"/>
               </w:rPr>
@@ -2178,7 +2140,6 @@
             <w:r>
               <w:rPr>
                 <w:rFonts w:ascii="Arial" w:hAnsi="Arial"/>
-                <w:color w:val="auto"/>
                 <w:sz w:val="16"/>
                 <w:szCs w:val="16"/>
               </w:rPr>
@@ -2251,7 +2212,6 @@
             <w:r>
               <w:rPr>
                 <w:rFonts w:ascii="Arial" w:hAnsi="Arial"/>
-                <w:color w:val="auto"/>
                 <w:sz w:val="16"/>
                 <w:szCs w:val="16"/>
               </w:rPr>
@@ -2269,7 +2229,6 @@
             <w:r>
               <w:rPr>
                 <w:rFonts w:ascii="Arial" w:hAnsi="Arial"/>
-                <w:color w:val="auto"/>
                 <w:sz w:val="16"/>
                 <w:szCs w:val="16"/>
               </w:rPr>
@@ -2287,7 +2246,6 @@
             <w:r>
               <w:rPr>
                 <w:rFonts w:ascii="Arial" w:hAnsi="Arial"/>
-                <w:color w:val="auto"/>
                 <w:sz w:val="16"/>
                 <w:szCs w:val="16"/>
               </w:rPr>
@@ -2341,7 +2299,6 @@
             <w:r>
               <w:rPr>
                 <w:rFonts w:ascii="Arial" w:hAnsi="Arial"/>
-                <w:color w:val="auto"/>
                 <w:sz w:val="16"/>
                 <w:szCs w:val="16"/>
               </w:rPr>
@@ -2359,7 +2316,6 @@
             <w:r>
               <w:rPr>
                 <w:rFonts w:ascii="Arial" w:hAnsi="Arial"/>
-                <w:color w:val="auto"/>
                 <w:sz w:val="16"/>
                 <w:szCs w:val="16"/>
               </w:rPr>
@@ -2377,7 +2333,6 @@
             <w:r>
               <w:rPr>
                 <w:rFonts w:ascii="Arial" w:hAnsi="Arial"/>
-                <w:color w:val="auto"/>
                 <w:sz w:val="16"/>
                 <w:szCs w:val="16"/>
               </w:rPr>
@@ -3246,7 +3201,16 @@
                 <w:sz w:val="14"/>
                 <w:szCs w:val="14"/>
               </w:rPr>
-              <w:instrText xml:space="preserve"> MERGEFIELD  </w:instrText>
+              <w:instrText xml:space="preserve"> MERGEFIELD  destino  \* MERGEFORMAT </w:instrText>
+            </w:r>
+            <w:r>
+              <w:rPr>
+                <w:rFonts w:ascii="Arial" w:hAnsi="Arial"/>
+                <w:bCs/>
+                <w:sz w:val="14"/>
+                <w:szCs w:val="14"/>
+              </w:rPr>
+              <w:fldChar w:fldCharType="separate"/>
             </w:r>
             <w:r>
               <w:rPr>
@@ -3256,35 +3220,7 @@
                 <w:sz w:val="14"/>
                 <w:szCs w:val="14"/>
               </w:rPr>
-              <w:instrText>sucursal_empresa</w:instrText>
-            </w:r>
-            <w:r>
-              <w:rPr>
-                <w:rFonts w:ascii="Arial" w:hAnsi="Arial"/>
-                <w:bCs/>
-                <w:sz w:val="14"/>
-                <w:szCs w:val="14"/>
-              </w:rPr>
-              <w:instrText xml:space="preserve">  \* MERGEFORMAT </w:instrText>
-            </w:r>
-            <w:r>
-              <w:rPr>
-                <w:rFonts w:ascii="Arial" w:hAnsi="Arial"/>
-                <w:bCs/>
-                <w:sz w:val="14"/>
-                <w:szCs w:val="14"/>
-              </w:rPr>
-              <w:fldChar w:fldCharType="separate"/>
-            </w:r>
-            <w:r>
-              <w:rPr>
-                <w:rFonts w:ascii="Arial" w:hAnsi="Arial"/>
-                <w:bCs/>
-                <w:noProof/>
-                <w:sz w:val="14"/>
-                <w:szCs w:val="14"/>
-              </w:rPr>
-              <w:t>«sucursal_empresa»</w:t>
+              <w:t>«destino»</w:t>
             </w:r>
             <w:r>
               <w:rPr>
@@ -3469,7 +3405,6 @@
             <w:r>
               <w:rPr>
                 <w:rFonts w:ascii="Arial" w:hAnsi="Arial"/>
-                <w:color w:val="auto"/>
                 <w:sz w:val="16"/>
                 <w:szCs w:val="16"/>
               </w:rPr>
@@ -3487,7 +3422,6 @@
             <w:r>
               <w:rPr>
                 <w:rFonts w:ascii="Arial" w:hAnsi="Arial"/>
-                <w:color w:val="auto"/>
                 <w:sz w:val="16"/>
                 <w:szCs w:val="16"/>
               </w:rPr>
@@ -3505,7 +3439,6 @@
             <w:r>
               <w:rPr>
                 <w:rFonts w:ascii="Arial" w:hAnsi="Arial"/>
-                <w:color w:val="auto"/>
                 <w:sz w:val="16"/>
                 <w:szCs w:val="16"/>
               </w:rPr>
@@ -3563,7 +3496,6 @@
             <w:r>
               <w:rPr>
                 <w:rFonts w:ascii="Arial" w:hAnsi="Arial"/>
-                <w:color w:val="auto"/>
                 <w:sz w:val="16"/>
                 <w:szCs w:val="16"/>
               </w:rPr>
@@ -3581,7 +3513,6 @@
             <w:r>
               <w:rPr>
                 <w:rFonts w:ascii="Arial" w:hAnsi="Arial"/>
-                <w:color w:val="auto"/>
                 <w:sz w:val="16"/>
                 <w:szCs w:val="16"/>
               </w:rPr>
@@ -3599,7 +3530,6 @@
             <w:r>
               <w:rPr>
                 <w:rFonts w:ascii="Arial" w:hAnsi="Arial"/>
-                <w:color w:val="auto"/>
                 <w:sz w:val="16"/>
                 <w:szCs w:val="16"/>
               </w:rPr>
@@ -3651,7 +3581,6 @@
             <w:r>
               <w:rPr>
                 <w:rFonts w:ascii="Arial" w:hAnsi="Arial"/>
-                <w:color w:val="auto"/>
                 <w:sz w:val="16"/>
                 <w:szCs w:val="16"/>
               </w:rPr>
@@ -3669,7 +3598,6 @@
             <w:r>
               <w:rPr>
                 <w:rFonts w:ascii="Arial" w:hAnsi="Arial"/>
-                <w:color w:val="auto"/>
                 <w:sz w:val="16"/>
                 <w:szCs w:val="16"/>
               </w:rPr>
@@ -3687,7 +3615,6 @@
             <w:r>
               <w:rPr>
                 <w:rFonts w:ascii="Arial" w:hAnsi="Arial"/>
-                <w:color w:val="auto"/>
                 <w:sz w:val="16"/>
                 <w:szCs w:val="16"/>
               </w:rPr>
@@ -3740,7 +3667,6 @@
             <w:r>
               <w:rPr>
                 <w:rFonts w:ascii="Arial" w:hAnsi="Arial"/>
-                <w:color w:val="auto"/>
                 <w:sz w:val="16"/>
                 <w:szCs w:val="16"/>
               </w:rPr>
@@ -3758,7 +3684,6 @@
             <w:r>
               <w:rPr>
                 <w:rFonts w:ascii="Arial" w:hAnsi="Arial"/>
-                <w:color w:val="auto"/>
                 <w:sz w:val="16"/>
                 <w:szCs w:val="16"/>
               </w:rPr>
@@ -3776,7 +3701,6 @@
             <w:r>
               <w:rPr>
                 <w:rFonts w:ascii="Arial" w:hAnsi="Arial"/>
-                <w:color w:val="auto"/>
                 <w:sz w:val="16"/>
                 <w:szCs w:val="16"/>
               </w:rPr>
@@ -3834,7 +3758,6 @@
             <w:r>
               <w:rPr>
                 <w:rFonts w:ascii="Arial" w:hAnsi="Arial"/>
-                <w:color w:val="auto"/>
                 <w:sz w:val="16"/>
                 <w:szCs w:val="16"/>
               </w:rPr>
@@ -3852,7 +3775,6 @@
             <w:r>
               <w:rPr>
                 <w:rFonts w:ascii="Arial" w:hAnsi="Arial"/>
-                <w:color w:val="auto"/>
                 <w:sz w:val="16"/>
                 <w:szCs w:val="16"/>
               </w:rPr>
@@ -3870,7 +3792,6 @@
             <w:r>
               <w:rPr>
                 <w:rFonts w:ascii="Arial" w:hAnsi="Arial"/>
-                <w:color w:val="auto"/>
                 <w:sz w:val="16"/>
                 <w:szCs w:val="16"/>
               </w:rPr>
@@ -3921,7 +3842,6 @@
             <w:r>
               <w:rPr>
                 <w:rFonts w:ascii="Arial" w:hAnsi="Arial"/>
-                <w:color w:val="auto"/>
                 <w:sz w:val="16"/>
                 <w:szCs w:val="16"/>
               </w:rPr>
@@ -3939,7 +3859,6 @@
             <w:r>
               <w:rPr>
                 <w:rFonts w:ascii="Arial" w:hAnsi="Arial"/>
-                <w:color w:val="auto"/>
                 <w:sz w:val="16"/>
                 <w:szCs w:val="16"/>
               </w:rPr>
@@ -3957,7 +3876,6 @@
             <w:r>
               <w:rPr>
                 <w:rFonts w:ascii="Arial" w:hAnsi="Arial"/>
-                <w:color w:val="auto"/>
                 <w:sz w:val="16"/>
                 <w:szCs w:val="16"/>
               </w:rPr>
@@ -4009,7 +3927,6 @@
             <w:r>
               <w:rPr>
                 <w:rFonts w:ascii="Arial" w:hAnsi="Arial"/>
-                <w:color w:val="auto"/>
                 <w:sz w:val="16"/>
                 <w:szCs w:val="16"/>
               </w:rPr>
@@ -4027,7 +3944,6 @@
             <w:r>
               <w:rPr>
                 <w:rFonts w:ascii="Arial" w:hAnsi="Arial"/>
-                <w:color w:val="auto"/>
                 <w:sz w:val="16"/>
                 <w:szCs w:val="16"/>
               </w:rPr>
@@ -4045,7 +3961,6 @@
             <w:r>
               <w:rPr>
                 <w:rFonts w:ascii="Arial" w:hAnsi="Arial"/>
-                <w:color w:val="auto"/>
                 <w:sz w:val="16"/>
                 <w:szCs w:val="16"/>
               </w:rPr>
@@ -4103,7 +4018,6 @@
             <w:r>
               <w:rPr>
                 <w:rFonts w:ascii="Arial" w:hAnsi="Arial"/>
-                <w:color w:val="auto"/>
                 <w:sz w:val="16"/>
                 <w:szCs w:val="16"/>
               </w:rPr>
@@ -4121,7 +4035,6 @@
             <w:r>
               <w:rPr>
                 <w:rFonts w:ascii="Arial" w:hAnsi="Arial"/>
-                <w:color w:val="auto"/>
                 <w:sz w:val="16"/>
                 <w:szCs w:val="16"/>
               </w:rPr>
@@ -4140,7 +4053,6 @@
             <w:r>
               <w:rPr>
                 <w:rFonts w:ascii="Arial" w:hAnsi="Arial"/>
-                <w:color w:val="auto"/>
                 <w:sz w:val="16"/>
                 <w:szCs w:val="16"/>
               </w:rPr>
@@ -4227,7 +4139,6 @@
             <w:r>
               <w:rPr>
                 <w:rFonts w:ascii="Arial" w:hAnsi="Arial"/>
-                <w:color w:val="auto"/>
                 <w:sz w:val="16"/>
                 <w:szCs w:val="16"/>
               </w:rPr>
@@ -4245,7 +4156,6 @@
             <w:r>
               <w:rPr>
                 <w:rFonts w:ascii="Arial" w:hAnsi="Arial"/>
-                <w:color w:val="auto"/>
                 <w:sz w:val="16"/>
                 <w:szCs w:val="16"/>
               </w:rPr>
@@ -4263,7 +4173,6 @@
             <w:r>
               <w:rPr>
                 <w:rFonts w:ascii="Arial" w:hAnsi="Arial"/>
-                <w:color w:val="auto"/>
                 <w:sz w:val="16"/>
                 <w:szCs w:val="16"/>
               </w:rPr>

--- a/pesaje/analytica/Report/PrintRecepcionGuiaRecepcionV2.docx
+++ b/pesaje/analytica/Report/PrintRecepcionGuiaRecepcionV2.docx
@@ -26,6 +26,9 @@
               <w:pStyle w:val="Encabezado"/>
               <w:ind w:left="142"/>
               <w:jc w:val="center"/>
+              <w:rPr>
+                <w:color w:val="000000" w:themeColor="text1"/>
+              </w:rPr>
             </w:pPr>
           </w:p>
         </w:tc>
@@ -40,6 +43,7 @@
                 <w:rFonts w:ascii="Arial" w:hAnsi="Arial"/>
                 <w:b/>
                 <w:bCs/>
+                <w:color w:val="000000" w:themeColor="text1"/>
                 <w:sz w:val="28"/>
                 <w:szCs w:val="28"/>
                 <w:lang w:val="it-IT"/>
@@ -49,6 +53,7 @@
               <w:rPr>
                 <w:rFonts w:ascii="Times New Roman" w:hAnsi="Times New Roman" w:cs="Times New Roman"/>
                 <w:noProof/>
+                <w:color w:val="000000" w:themeColor="text1"/>
                 <w:sz w:val="24"/>
                 <w:szCs w:val="24"/>
                 <w:lang w:val="es-PE" w:eastAsia="es-PE"/>
@@ -225,6 +230,7 @@
                 <w:rFonts w:ascii="Arial" w:hAnsi="Arial"/>
                 <w:b/>
                 <w:bCs/>
+                <w:color w:val="000000" w:themeColor="text1"/>
                 <w:sz w:val="28"/>
                 <w:szCs w:val="28"/>
                 <w:lang w:val="it-IT"/>
@@ -236,6 +242,7 @@
                 <w:rFonts w:ascii="Arial" w:hAnsi="Arial"/>
                 <w:b/>
                 <w:bCs/>
+                <w:color w:val="000000" w:themeColor="text1"/>
                 <w:sz w:val="28"/>
                 <w:szCs w:val="28"/>
                 <w:lang w:val="it-IT"/>
@@ -247,6 +254,7 @@
                 <w:rFonts w:ascii="Arial" w:hAnsi="Arial"/>
                 <w:b/>
                 <w:bCs/>
+                <w:color w:val="000000" w:themeColor="text1"/>
                 <w:sz w:val="28"/>
                 <w:szCs w:val="28"/>
                 <w:lang w:val="it-IT"/>
@@ -259,6 +267,7 @@
                 <w:b/>
                 <w:bCs/>
                 <w:noProof/>
+                <w:color w:val="000000" w:themeColor="text1"/>
                 <w:sz w:val="28"/>
                 <w:szCs w:val="28"/>
                 <w:lang w:val="it-IT"/>
@@ -270,6 +279,7 @@
                 <w:rFonts w:ascii="Arial" w:hAnsi="Arial"/>
                 <w:b/>
                 <w:bCs/>
+                <w:color w:val="000000" w:themeColor="text1"/>
                 <w:sz w:val="28"/>
                 <w:szCs w:val="28"/>
                 <w:lang w:val="it-IT"/>
@@ -286,6 +296,7 @@
                 <w:rFonts w:ascii="Arial" w:hAnsi="Arial"/>
                 <w:b/>
                 <w:bCs/>
+                <w:color w:val="000000" w:themeColor="text1"/>
                 <w:sz w:val="24"/>
                 <w:szCs w:val="24"/>
                 <w:lang w:val="it-IT"/>
@@ -296,6 +307,7 @@
                 <w:rFonts w:ascii="Arial" w:hAnsi="Arial"/>
                 <w:b/>
                 <w:bCs/>
+                <w:color w:val="000000" w:themeColor="text1"/>
                 <w:lang w:val="it-IT"/>
               </w:rPr>
               <w:fldChar w:fldCharType="begin"/>
@@ -305,6 +317,7 @@
                 <w:rFonts w:ascii="Arial" w:hAnsi="Arial"/>
                 <w:b/>
                 <w:bCs/>
+                <w:color w:val="000000" w:themeColor="text1"/>
                 <w:lang w:val="it-IT"/>
               </w:rPr>
               <w:instrText xml:space="preserve"> MERGEFIELD  </w:instrText>
@@ -315,6 +328,7 @@
                 <w:b/>
                 <w:bCs/>
                 <w:noProof/>
+                <w:color w:val="000000" w:themeColor="text1"/>
                 <w:lang w:val="it-IT"/>
               </w:rPr>
               <w:instrText>direc_empresa</w:instrText>
@@ -324,6 +338,7 @@
                 <w:rFonts w:ascii="Arial" w:hAnsi="Arial"/>
                 <w:b/>
                 <w:bCs/>
+                <w:color w:val="000000" w:themeColor="text1"/>
                 <w:lang w:val="it-IT"/>
               </w:rPr>
               <w:instrText xml:space="preserve">  \* MERGEFORMAT </w:instrText>
@@ -333,6 +348,7 @@
                 <w:rFonts w:ascii="Arial" w:hAnsi="Arial"/>
                 <w:b/>
                 <w:bCs/>
+                <w:color w:val="000000" w:themeColor="text1"/>
                 <w:lang w:val="it-IT"/>
               </w:rPr>
               <w:fldChar w:fldCharType="separate"/>
@@ -343,6 +359,7 @@
                 <w:b/>
                 <w:bCs/>
                 <w:noProof/>
+                <w:color w:val="000000" w:themeColor="text1"/>
                 <w:lang w:val="it-IT"/>
               </w:rPr>
               <w:t>«direc_empresa»</w:t>
@@ -352,6 +369,7 @@
                 <w:rFonts w:ascii="Arial" w:hAnsi="Arial"/>
                 <w:b/>
                 <w:bCs/>
+                <w:color w:val="000000" w:themeColor="text1"/>
                 <w:lang w:val="it-IT"/>
               </w:rPr>
               <w:fldChar w:fldCharType="end"/>
@@ -364,6 +382,7 @@
                 <w:rFonts w:ascii="Arial" w:hAnsi="Arial"/>
                 <w:b/>
                 <w:bCs/>
+                <w:color w:val="000000" w:themeColor="text1"/>
                 <w:sz w:val="28"/>
                 <w:szCs w:val="28"/>
                 <w:lang w:val="it-IT"/>
@@ -384,6 +403,7 @@
                 <w:b/>
                 <w:bCs/>
                 <w:noProof/>
+                <w:color w:val="000000" w:themeColor="text1"/>
                 <w:lang w:val="es-PE" w:eastAsia="es-PE"/>
               </w:rPr>
             </w:pPr>
@@ -392,6 +412,7 @@
                 <w:rFonts w:ascii="Arial" w:hAnsi="Arial"/>
                 <w:b/>
                 <w:noProof/>
+                <w:color w:val="000000" w:themeColor="text1"/>
                 <w:sz w:val="36"/>
                 <w:szCs w:val="36"/>
               </w:rPr>
@@ -402,6 +423,7 @@
                 <w:rFonts w:ascii="Arial" w:hAnsi="Arial"/>
                 <w:b/>
                 <w:noProof/>
+                <w:color w:val="000000" w:themeColor="text1"/>
                 <w:sz w:val="36"/>
                 <w:szCs w:val="36"/>
               </w:rPr>
@@ -412,6 +434,7 @@
                 <w:rFonts w:ascii="Arial" w:hAnsi="Arial"/>
                 <w:b/>
                 <w:noProof/>
+                <w:color w:val="000000" w:themeColor="text1"/>
                 <w:sz w:val="36"/>
                 <w:szCs w:val="36"/>
               </w:rPr>
@@ -422,6 +445,7 @@
                 <w:rFonts w:ascii="Arial" w:hAnsi="Arial"/>
                 <w:b/>
                 <w:noProof/>
+                <w:color w:val="000000" w:themeColor="text1"/>
                 <w:sz w:val="36"/>
                 <w:szCs w:val="36"/>
               </w:rPr>
@@ -432,6 +456,7 @@
                 <w:rFonts w:ascii="Arial" w:hAnsi="Arial"/>
                 <w:b/>
                 <w:noProof/>
+                <w:color w:val="000000" w:themeColor="text1"/>
                 <w:sz w:val="36"/>
                 <w:szCs w:val="36"/>
               </w:rPr>
@@ -578,17 +603,17 @@
                 <w:rFonts w:ascii="Arial" w:hAnsi="Arial"/>
                 <w:b/>
                 <w:bCs/>
-                <w:color w:val="auto"/>
-                <w:sz w:val="16"/>
-                <w:szCs w:val="16"/>
-              </w:rPr>
-            </w:pPr>
-            <w:r>
-              <w:rPr>
-                <w:rFonts w:ascii="Arial" w:hAnsi="Arial"/>
-                <w:b/>
-                <w:bCs/>
-                <w:color w:val="auto"/>
+                <w:color w:val="000000" w:themeColor="text1"/>
+                <w:sz w:val="16"/>
+                <w:szCs w:val="16"/>
+              </w:rPr>
+            </w:pPr>
+            <w:r>
+              <w:rPr>
+                <w:rFonts w:ascii="Arial" w:hAnsi="Arial"/>
+                <w:b/>
+                <w:bCs/>
+                <w:color w:val="000000" w:themeColor="text1"/>
                 <w:sz w:val="16"/>
                 <w:szCs w:val="16"/>
                 <w:lang w:val="es-PE"/>
@@ -605,14 +630,15 @@
             <w:pPr>
               <w:rPr>
                 <w:rFonts w:ascii="Arial" w:hAnsi="Arial"/>
-                <w:color w:val="auto"/>
-                <w:sz w:val="16"/>
-                <w:szCs w:val="16"/>
-              </w:rPr>
-            </w:pPr>
-            <w:r>
-              <w:rPr>
-                <w:rFonts w:ascii="Arial" w:hAnsi="Arial"/>
+                <w:color w:val="000000" w:themeColor="text1"/>
+                <w:sz w:val="16"/>
+                <w:szCs w:val="16"/>
+              </w:rPr>
+            </w:pPr>
+            <w:r>
+              <w:rPr>
+                <w:rFonts w:ascii="Arial" w:hAnsi="Arial"/>
+                <w:color w:val="000000" w:themeColor="text1"/>
                 <w:sz w:val="16"/>
                 <w:szCs w:val="16"/>
               </w:rPr>
@@ -621,7 +647,7 @@
             <w:r>
               <w:rPr>
                 <w:rFonts w:ascii="Arial" w:hAnsi="Arial"/>
-                <w:color w:val="auto"/>
+                <w:color w:val="000000" w:themeColor="text1"/>
                 <w:sz w:val="16"/>
                 <w:szCs w:val="16"/>
               </w:rPr>
@@ -630,7 +656,7 @@
             <w:r>
               <w:rPr>
                 <w:rFonts w:ascii="Arial" w:hAnsi="Arial"/>
-                <w:color w:val="auto"/>
+                <w:color w:val="000000" w:themeColor="text1"/>
                 <w:sz w:val="16"/>
                 <w:szCs w:val="16"/>
               </w:rPr>
@@ -639,7 +665,7 @@
             <w:r>
               <w:rPr>
                 <w:rFonts w:ascii="Arial" w:hAnsi="Arial"/>
-                <w:color w:val="auto"/>
+                <w:color w:val="000000" w:themeColor="text1"/>
                 <w:sz w:val="16"/>
                 <w:szCs w:val="16"/>
               </w:rPr>
@@ -648,6 +674,7 @@
             <w:r>
               <w:rPr>
                 <w:rFonts w:ascii="Arial" w:hAnsi="Arial"/>
+                <w:color w:val="000000" w:themeColor="text1"/>
                 <w:sz w:val="16"/>
                 <w:szCs w:val="16"/>
               </w:rPr>
@@ -656,7 +683,7 @@
             <w:r>
               <w:rPr>
                 <w:rFonts w:ascii="Arial" w:hAnsi="Arial"/>
-                <w:color w:val="auto"/>
+                <w:color w:val="000000" w:themeColor="text1"/>
                 <w:sz w:val="16"/>
                 <w:szCs w:val="16"/>
               </w:rPr>
@@ -665,6 +692,7 @@
             <w:r>
               <w:rPr>
                 <w:rFonts w:ascii="Arial" w:hAnsi="Arial"/>
+                <w:color w:val="000000" w:themeColor="text1"/>
                 <w:sz w:val="16"/>
                 <w:szCs w:val="16"/>
               </w:rPr>
@@ -682,7 +710,7 @@
                 <w:rFonts w:ascii="Arial" w:hAnsi="Arial"/>
                 <w:b/>
                 <w:bCs/>
-                <w:color w:val="auto"/>
+                <w:color w:val="000000" w:themeColor="text1"/>
                 <w:sz w:val="16"/>
                 <w:szCs w:val="16"/>
               </w:rPr>
@@ -693,7 +721,7 @@
                 <w:rFonts w:ascii="Arial" w:hAnsi="Arial"/>
                 <w:b/>
                 <w:bCs/>
-                <w:color w:val="auto"/>
+                <w:color w:val="000000" w:themeColor="text1"/>
                 <w:sz w:val="16"/>
                 <w:szCs w:val="16"/>
                 <w:lang w:val="es-PE"/>
@@ -706,7 +734,7 @@
                 <w:rFonts w:ascii="Arial" w:hAnsi="Arial"/>
                 <w:b/>
                 <w:bCs/>
-                <w:color w:val="auto"/>
+                <w:color w:val="000000" w:themeColor="text1"/>
                 <w:sz w:val="16"/>
                 <w:szCs w:val="16"/>
                 <w:lang w:val="es-PE"/>
@@ -718,7 +746,7 @@
                 <w:rFonts w:ascii="Arial" w:hAnsi="Arial"/>
                 <w:b/>
                 <w:bCs/>
-                <w:color w:val="auto"/>
+                <w:color w:val="000000" w:themeColor="text1"/>
                 <w:sz w:val="16"/>
                 <w:szCs w:val="16"/>
                 <w:lang w:val="es-PE"/>
@@ -730,7 +758,7 @@
                 <w:rFonts w:ascii="Arial" w:hAnsi="Arial"/>
                 <w:b/>
                 <w:bCs/>
-                <w:color w:val="auto"/>
+                <w:color w:val="000000" w:themeColor="text1"/>
                 <w:sz w:val="16"/>
                 <w:szCs w:val="16"/>
                 <w:lang w:val="es-PE"/>
@@ -743,7 +771,7 @@
                 <w:rFonts w:ascii="Arial" w:hAnsi="Arial"/>
                 <w:b/>
                 <w:bCs/>
-                <w:color w:val="auto"/>
+                <w:color w:val="000000" w:themeColor="text1"/>
                 <w:sz w:val="16"/>
                 <w:szCs w:val="16"/>
                 <w:lang w:val="es-PE"/>
@@ -761,14 +789,15 @@
             <w:pPr>
               <w:rPr>
                 <w:rFonts w:ascii="Arial" w:hAnsi="Arial"/>
-                <w:color w:val="auto"/>
-                <w:sz w:val="16"/>
-                <w:szCs w:val="16"/>
-              </w:rPr>
-            </w:pPr>
-            <w:r>
-              <w:rPr>
-                <w:rFonts w:ascii="Arial" w:hAnsi="Arial"/>
+                <w:color w:val="000000" w:themeColor="text1"/>
+                <w:sz w:val="16"/>
+                <w:szCs w:val="16"/>
+              </w:rPr>
+            </w:pPr>
+            <w:r>
+              <w:rPr>
+                <w:rFonts w:ascii="Arial" w:hAnsi="Arial"/>
+                <w:color w:val="000000" w:themeColor="text1"/>
                 <w:sz w:val="16"/>
                 <w:szCs w:val="16"/>
               </w:rPr>
@@ -777,7 +806,7 @@
             <w:r>
               <w:rPr>
                 <w:rFonts w:ascii="Arial" w:hAnsi="Arial"/>
-                <w:color w:val="auto"/>
+                <w:color w:val="000000" w:themeColor="text1"/>
                 <w:sz w:val="16"/>
                 <w:szCs w:val="16"/>
               </w:rPr>
@@ -786,6 +815,7 @@
             <w:r>
               <w:rPr>
                 <w:rFonts w:ascii="Arial" w:hAnsi="Arial"/>
+                <w:color w:val="000000" w:themeColor="text1"/>
                 <w:sz w:val="16"/>
                 <w:szCs w:val="16"/>
               </w:rPr>
@@ -794,7 +824,7 @@
             <w:r>
               <w:rPr>
                 <w:rFonts w:ascii="Arial" w:hAnsi="Arial"/>
-                <w:color w:val="auto"/>
+                <w:color w:val="000000" w:themeColor="text1"/>
                 <w:sz w:val="16"/>
                 <w:szCs w:val="16"/>
               </w:rPr>
@@ -803,6 +833,7 @@
             <w:r>
               <w:rPr>
                 <w:rFonts w:ascii="Arial" w:hAnsi="Arial"/>
+                <w:color w:val="000000" w:themeColor="text1"/>
                 <w:sz w:val="16"/>
                 <w:szCs w:val="16"/>
               </w:rPr>
@@ -825,17 +856,17 @@
                 <w:rFonts w:ascii="Arial" w:hAnsi="Arial"/>
                 <w:b/>
                 <w:bCs/>
-                <w:color w:val="auto"/>
-                <w:sz w:val="16"/>
-                <w:szCs w:val="16"/>
-              </w:rPr>
-            </w:pPr>
-            <w:r>
-              <w:rPr>
-                <w:rFonts w:ascii="Arial" w:hAnsi="Arial"/>
-                <w:b/>
-                <w:bCs/>
-                <w:color w:val="auto"/>
+                <w:color w:val="000000" w:themeColor="text1"/>
+                <w:sz w:val="16"/>
+                <w:szCs w:val="16"/>
+              </w:rPr>
+            </w:pPr>
+            <w:r>
+              <w:rPr>
+                <w:rFonts w:ascii="Arial" w:hAnsi="Arial"/>
+                <w:b/>
+                <w:bCs/>
+                <w:color w:val="000000" w:themeColor="text1"/>
                 <w:sz w:val="16"/>
                 <w:szCs w:val="16"/>
                 <w:lang w:val="es-PE"/>
@@ -852,14 +883,15 @@
             <w:pPr>
               <w:rPr>
                 <w:rFonts w:ascii="Arial" w:hAnsi="Arial"/>
-                <w:color w:val="auto"/>
-                <w:sz w:val="16"/>
-                <w:szCs w:val="16"/>
-              </w:rPr>
-            </w:pPr>
-            <w:r>
-              <w:rPr>
-                <w:rFonts w:ascii="Arial" w:hAnsi="Arial"/>
+                <w:color w:val="000000" w:themeColor="text1"/>
+                <w:sz w:val="16"/>
+                <w:szCs w:val="16"/>
+              </w:rPr>
+            </w:pPr>
+            <w:r>
+              <w:rPr>
+                <w:rFonts w:ascii="Arial" w:hAnsi="Arial"/>
+                <w:color w:val="000000" w:themeColor="text1"/>
                 <w:sz w:val="16"/>
                 <w:szCs w:val="16"/>
               </w:rPr>
@@ -868,7 +900,7 @@
             <w:r>
               <w:rPr>
                 <w:rFonts w:ascii="Arial" w:hAnsi="Arial"/>
-                <w:color w:val="auto"/>
+                <w:color w:val="000000" w:themeColor="text1"/>
                 <w:sz w:val="16"/>
                 <w:szCs w:val="16"/>
               </w:rPr>
@@ -877,6 +909,7 @@
             <w:r>
               <w:rPr>
                 <w:rFonts w:ascii="Arial" w:hAnsi="Arial"/>
+                <w:color w:val="000000" w:themeColor="text1"/>
                 <w:sz w:val="16"/>
                 <w:szCs w:val="16"/>
               </w:rPr>
@@ -885,7 +918,7 @@
             <w:r>
               <w:rPr>
                 <w:rFonts w:ascii="Arial" w:hAnsi="Arial"/>
-                <w:color w:val="auto"/>
+                <w:color w:val="000000" w:themeColor="text1"/>
                 <w:sz w:val="16"/>
                 <w:szCs w:val="16"/>
               </w:rPr>
@@ -894,6 +927,7 @@
             <w:r>
               <w:rPr>
                 <w:rFonts w:ascii="Arial" w:hAnsi="Arial"/>
+                <w:color w:val="000000" w:themeColor="text1"/>
                 <w:sz w:val="16"/>
                 <w:szCs w:val="16"/>
               </w:rPr>
@@ -911,17 +945,17 @@
                 <w:rFonts w:ascii="Arial" w:hAnsi="Arial"/>
                 <w:b/>
                 <w:bCs/>
-                <w:color w:val="auto"/>
-                <w:sz w:val="16"/>
-                <w:szCs w:val="16"/>
-              </w:rPr>
-            </w:pPr>
-            <w:r>
-              <w:rPr>
-                <w:rFonts w:ascii="Arial" w:hAnsi="Arial"/>
-                <w:b/>
-                <w:bCs/>
-                <w:color w:val="auto"/>
+                <w:color w:val="000000" w:themeColor="text1"/>
+                <w:sz w:val="16"/>
+                <w:szCs w:val="16"/>
+              </w:rPr>
+            </w:pPr>
+            <w:r>
+              <w:rPr>
+                <w:rFonts w:ascii="Arial" w:hAnsi="Arial"/>
+                <w:b/>
+                <w:bCs/>
+                <w:color w:val="000000" w:themeColor="text1"/>
                 <w:sz w:val="16"/>
                 <w:szCs w:val="16"/>
                 <w:lang w:val="es-PE"/>
@@ -938,14 +972,15 @@
             <w:pPr>
               <w:rPr>
                 <w:rFonts w:ascii="Arial" w:hAnsi="Arial"/>
-                <w:color w:val="auto"/>
-                <w:sz w:val="16"/>
-                <w:szCs w:val="16"/>
-              </w:rPr>
-            </w:pPr>
-            <w:r>
-              <w:rPr>
-                <w:rFonts w:ascii="Arial" w:hAnsi="Arial"/>
+                <w:color w:val="000000" w:themeColor="text1"/>
+                <w:sz w:val="16"/>
+                <w:szCs w:val="16"/>
+              </w:rPr>
+            </w:pPr>
+            <w:r>
+              <w:rPr>
+                <w:rFonts w:ascii="Arial" w:hAnsi="Arial"/>
+                <w:color w:val="000000" w:themeColor="text1"/>
                 <w:sz w:val="16"/>
                 <w:szCs w:val="16"/>
               </w:rPr>
@@ -954,7 +989,7 @@
             <w:r>
               <w:rPr>
                 <w:rFonts w:ascii="Arial" w:hAnsi="Arial"/>
-                <w:color w:val="auto"/>
+                <w:color w:val="000000" w:themeColor="text1"/>
                 <w:sz w:val="16"/>
                 <w:szCs w:val="16"/>
               </w:rPr>
@@ -963,7 +998,7 @@
             <w:r>
               <w:rPr>
                 <w:rFonts w:ascii="Arial" w:hAnsi="Arial"/>
-                <w:color w:val="auto"/>
+                <w:color w:val="000000" w:themeColor="text1"/>
                 <w:sz w:val="16"/>
                 <w:szCs w:val="16"/>
               </w:rPr>
@@ -972,7 +1007,7 @@
             <w:r>
               <w:rPr>
                 <w:rFonts w:ascii="Arial" w:hAnsi="Arial"/>
-                <w:color w:val="auto"/>
+                <w:color w:val="000000" w:themeColor="text1"/>
                 <w:sz w:val="16"/>
                 <w:szCs w:val="16"/>
               </w:rPr>
@@ -981,6 +1016,7 @@
             <w:r>
               <w:rPr>
                 <w:rFonts w:ascii="Arial" w:hAnsi="Arial"/>
+                <w:color w:val="000000" w:themeColor="text1"/>
                 <w:sz w:val="16"/>
                 <w:szCs w:val="16"/>
               </w:rPr>
@@ -989,7 +1025,7 @@
             <w:r>
               <w:rPr>
                 <w:rFonts w:ascii="Arial" w:hAnsi="Arial"/>
-                <w:color w:val="auto"/>
+                <w:color w:val="000000" w:themeColor="text1"/>
                 <w:sz w:val="16"/>
                 <w:szCs w:val="16"/>
               </w:rPr>
@@ -998,6 +1034,7 @@
             <w:r>
               <w:rPr>
                 <w:rFonts w:ascii="Arial" w:hAnsi="Arial"/>
+                <w:color w:val="000000" w:themeColor="text1"/>
                 <w:sz w:val="16"/>
                 <w:szCs w:val="16"/>
               </w:rPr>
@@ -1020,7 +1057,7 @@
                 <w:rFonts w:ascii="Arial" w:hAnsi="Arial"/>
                 <w:b/>
                 <w:bCs/>
-                <w:color w:val="auto"/>
+                <w:color w:val="000000" w:themeColor="text1"/>
                 <w:sz w:val="16"/>
                 <w:szCs w:val="16"/>
                 <w:lang w:val="es-PE"/>
@@ -1031,7 +1068,7 @@
                 <w:rFonts w:ascii="Arial" w:hAnsi="Arial"/>
                 <w:b/>
                 <w:bCs/>
-                <w:color w:val="auto"/>
+                <w:color w:val="000000" w:themeColor="text1"/>
                 <w:sz w:val="16"/>
                 <w:szCs w:val="16"/>
                 <w:lang w:val="es-PE"/>
@@ -1048,14 +1085,15 @@
             <w:pPr>
               <w:rPr>
                 <w:rFonts w:ascii="Arial" w:hAnsi="Arial"/>
-                <w:color w:val="auto"/>
-                <w:sz w:val="16"/>
-                <w:szCs w:val="16"/>
-              </w:rPr>
-            </w:pPr>
-            <w:r>
-              <w:rPr>
-                <w:rFonts w:ascii="Arial" w:hAnsi="Arial"/>
+                <w:color w:val="000000" w:themeColor="text1"/>
+                <w:sz w:val="16"/>
+                <w:szCs w:val="16"/>
+              </w:rPr>
+            </w:pPr>
+            <w:r>
+              <w:rPr>
+                <w:rFonts w:ascii="Arial" w:hAnsi="Arial"/>
+                <w:color w:val="000000" w:themeColor="text1"/>
                 <w:sz w:val="16"/>
                 <w:szCs w:val="16"/>
               </w:rPr>
@@ -1064,7 +1102,7 @@
             <w:r>
               <w:rPr>
                 <w:rFonts w:ascii="Arial" w:hAnsi="Arial"/>
-                <w:color w:val="auto"/>
+                <w:color w:val="000000" w:themeColor="text1"/>
                 <w:sz w:val="16"/>
                 <w:szCs w:val="16"/>
               </w:rPr>
@@ -1073,6 +1111,7 @@
             <w:r>
               <w:rPr>
                 <w:rFonts w:ascii="Arial" w:hAnsi="Arial"/>
+                <w:color w:val="000000" w:themeColor="text1"/>
                 <w:sz w:val="16"/>
                 <w:szCs w:val="16"/>
               </w:rPr>
@@ -1081,7 +1120,7 @@
             <w:r>
               <w:rPr>
                 <w:rFonts w:ascii="Arial" w:hAnsi="Arial"/>
-                <w:color w:val="auto"/>
+                <w:color w:val="000000" w:themeColor="text1"/>
                 <w:sz w:val="16"/>
                 <w:szCs w:val="16"/>
               </w:rPr>
@@ -1090,6 +1129,7 @@
             <w:r>
               <w:rPr>
                 <w:rFonts w:ascii="Arial" w:hAnsi="Arial"/>
+                <w:color w:val="000000" w:themeColor="text1"/>
                 <w:sz w:val="16"/>
                 <w:szCs w:val="16"/>
               </w:rPr>
@@ -1107,7 +1147,7 @@
                 <w:rFonts w:ascii="Arial" w:hAnsi="Arial"/>
                 <w:b/>
                 <w:bCs/>
-                <w:color w:val="auto"/>
+                <w:color w:val="000000" w:themeColor="text1"/>
                 <w:sz w:val="16"/>
                 <w:szCs w:val="16"/>
                 <w:lang w:val="es-PE"/>
@@ -1118,7 +1158,7 @@
                 <w:rFonts w:ascii="Arial" w:hAnsi="Arial"/>
                 <w:b/>
                 <w:bCs/>
-                <w:color w:val="auto"/>
+                <w:color w:val="000000" w:themeColor="text1"/>
                 <w:sz w:val="16"/>
                 <w:szCs w:val="16"/>
                 <w:lang w:val="es-PE"/>
@@ -1135,14 +1175,15 @@
             <w:pPr>
               <w:rPr>
                 <w:rFonts w:ascii="Arial" w:hAnsi="Arial"/>
-                <w:color w:val="auto"/>
-                <w:sz w:val="16"/>
-                <w:szCs w:val="16"/>
-              </w:rPr>
-            </w:pPr>
-            <w:r>
-              <w:rPr>
-                <w:rFonts w:ascii="Arial" w:hAnsi="Arial"/>
+                <w:color w:val="000000" w:themeColor="text1"/>
+                <w:sz w:val="16"/>
+                <w:szCs w:val="16"/>
+              </w:rPr>
+            </w:pPr>
+            <w:r>
+              <w:rPr>
+                <w:rFonts w:ascii="Arial" w:hAnsi="Arial"/>
+                <w:color w:val="000000" w:themeColor="text1"/>
                 <w:sz w:val="16"/>
                 <w:szCs w:val="16"/>
               </w:rPr>
@@ -1151,7 +1192,7 @@
             <w:r>
               <w:rPr>
                 <w:rFonts w:ascii="Arial" w:hAnsi="Arial"/>
-                <w:color w:val="auto"/>
+                <w:color w:val="000000" w:themeColor="text1"/>
                 <w:sz w:val="16"/>
                 <w:szCs w:val="16"/>
               </w:rPr>
@@ -1160,7 +1201,7 @@
             <w:r>
               <w:rPr>
                 <w:rFonts w:ascii="Arial" w:hAnsi="Arial"/>
-                <w:color w:val="auto"/>
+                <w:color w:val="000000" w:themeColor="text1"/>
                 <w:sz w:val="16"/>
                 <w:szCs w:val="16"/>
               </w:rPr>
@@ -1169,7 +1210,7 @@
             <w:r>
               <w:rPr>
                 <w:rFonts w:ascii="Arial" w:hAnsi="Arial"/>
-                <w:color w:val="auto"/>
+                <w:color w:val="000000" w:themeColor="text1"/>
                 <w:sz w:val="16"/>
                 <w:szCs w:val="16"/>
               </w:rPr>
@@ -1178,6 +1219,7 @@
             <w:r>
               <w:rPr>
                 <w:rFonts w:ascii="Arial" w:hAnsi="Arial"/>
+                <w:color w:val="000000" w:themeColor="text1"/>
                 <w:sz w:val="16"/>
                 <w:szCs w:val="16"/>
               </w:rPr>
@@ -1186,7 +1228,7 @@
             <w:r>
               <w:rPr>
                 <w:rFonts w:ascii="Arial" w:hAnsi="Arial"/>
-                <w:color w:val="auto"/>
+                <w:color w:val="000000" w:themeColor="text1"/>
                 <w:sz w:val="16"/>
                 <w:szCs w:val="16"/>
               </w:rPr>
@@ -1195,6 +1237,7 @@
             <w:r>
               <w:rPr>
                 <w:rFonts w:ascii="Arial" w:hAnsi="Arial"/>
+                <w:color w:val="000000" w:themeColor="text1"/>
                 <w:sz w:val="16"/>
                 <w:szCs w:val="16"/>
               </w:rPr>
@@ -1203,7 +1246,7 @@
             <w:r>
               <w:rPr>
                 <w:rFonts w:ascii="Arial" w:hAnsi="Arial"/>
-                <w:color w:val="auto"/>
+                <w:color w:val="000000" w:themeColor="text1"/>
                 <w:sz w:val="16"/>
                 <w:szCs w:val="16"/>
               </w:rPr>
@@ -1226,7 +1269,7 @@
                 <w:rFonts w:ascii="Arial" w:hAnsi="Arial"/>
                 <w:b/>
                 <w:bCs/>
-                <w:color w:val="auto"/>
+                <w:color w:val="000000" w:themeColor="text1"/>
                 <w:sz w:val="16"/>
                 <w:szCs w:val="16"/>
                 <w:lang w:val="es-PE"/>
@@ -1237,7 +1280,7 @@
                 <w:rFonts w:ascii="Arial" w:hAnsi="Arial"/>
                 <w:b/>
                 <w:bCs/>
-                <w:color w:val="auto"/>
+                <w:color w:val="000000" w:themeColor="text1"/>
                 <w:sz w:val="16"/>
                 <w:szCs w:val="16"/>
                 <w:lang w:val="es-PE"/>
@@ -1254,14 +1297,15 @@
             <w:pPr>
               <w:rPr>
                 <w:rFonts w:ascii="Arial" w:hAnsi="Arial"/>
-                <w:color w:val="auto"/>
-                <w:sz w:val="16"/>
-                <w:szCs w:val="16"/>
-              </w:rPr>
-            </w:pPr>
-            <w:r>
-              <w:rPr>
-                <w:rFonts w:ascii="Arial" w:hAnsi="Arial"/>
+                <w:color w:val="000000" w:themeColor="text1"/>
+                <w:sz w:val="16"/>
+                <w:szCs w:val="16"/>
+              </w:rPr>
+            </w:pPr>
+            <w:r>
+              <w:rPr>
+                <w:rFonts w:ascii="Arial" w:hAnsi="Arial"/>
+                <w:color w:val="000000" w:themeColor="text1"/>
                 <w:sz w:val="16"/>
                 <w:szCs w:val="16"/>
               </w:rPr>
@@ -1270,7 +1314,7 @@
             <w:r>
               <w:rPr>
                 <w:rFonts w:ascii="Arial" w:hAnsi="Arial"/>
-                <w:color w:val="auto"/>
+                <w:color w:val="000000" w:themeColor="text1"/>
                 <w:sz w:val="16"/>
                 <w:szCs w:val="16"/>
               </w:rPr>
@@ -1279,6 +1323,7 @@
             <w:r>
               <w:rPr>
                 <w:rFonts w:ascii="Arial" w:hAnsi="Arial"/>
+                <w:color w:val="000000" w:themeColor="text1"/>
                 <w:sz w:val="16"/>
                 <w:szCs w:val="16"/>
               </w:rPr>
@@ -1287,7 +1332,7 @@
             <w:r>
               <w:rPr>
                 <w:rFonts w:ascii="Arial" w:hAnsi="Arial"/>
-                <w:color w:val="auto"/>
+                <w:color w:val="000000" w:themeColor="text1"/>
                 <w:sz w:val="16"/>
                 <w:szCs w:val="16"/>
               </w:rPr>
@@ -1296,6 +1341,7 @@
             <w:r>
               <w:rPr>
                 <w:rFonts w:ascii="Arial" w:hAnsi="Arial"/>
+                <w:color w:val="000000" w:themeColor="text1"/>
                 <w:sz w:val="16"/>
                 <w:szCs w:val="16"/>
               </w:rPr>
@@ -1311,7 +1357,7 @@
             <w:pPr>
               <w:rPr>
                 <w:rFonts w:ascii="Arial" w:hAnsi="Arial"/>
-                <w:color w:val="auto"/>
+                <w:color w:val="000000" w:themeColor="text1"/>
                 <w:sz w:val="16"/>
                 <w:szCs w:val="16"/>
                 <w:lang w:val="es-PE"/>
@@ -1327,7 +1373,7 @@
             <w:pPr>
               <w:rPr>
                 <w:rFonts w:ascii="Arial" w:hAnsi="Arial"/>
-                <w:color w:val="auto"/>
+                <w:color w:val="000000" w:themeColor="text1"/>
                 <w:sz w:val="16"/>
                 <w:szCs w:val="16"/>
               </w:rPr>
@@ -1351,7 +1397,7 @@
               <w:rPr>
                 <w:rFonts w:ascii="Arial" w:hAnsi="Arial"/>
                 <w:b/>
-                <w:color w:val="auto"/>
+                <w:color w:val="000000" w:themeColor="text1"/>
                 <w:sz w:val="16"/>
                 <w:szCs w:val="16"/>
                 <w:lang w:val="es-PE"/>
@@ -1371,7 +1417,7 @@
               <w:rPr>
                 <w:rFonts w:ascii="Arial" w:hAnsi="Arial"/>
                 <w:bCs/>
-                <w:color w:val="auto"/>
+                <w:color w:val="000000" w:themeColor="text1"/>
                 <w:sz w:val="16"/>
                 <w:szCs w:val="16"/>
               </w:rPr>
@@ -1390,7 +1436,7 @@
               <w:rPr>
                 <w:rFonts w:ascii="Arial" w:hAnsi="Arial"/>
                 <w:b/>
-                <w:color w:val="auto"/>
+                <w:color w:val="000000" w:themeColor="text1"/>
                 <w:sz w:val="16"/>
                 <w:szCs w:val="16"/>
                 <w:lang w:val="es-PE"/>
@@ -1410,7 +1456,7 @@
               <w:rPr>
                 <w:rFonts w:ascii="Arial" w:hAnsi="Arial"/>
                 <w:bCs/>
-                <w:color w:val="auto"/>
+                <w:color w:val="000000" w:themeColor="text1"/>
                 <w:sz w:val="16"/>
                 <w:szCs w:val="16"/>
               </w:rPr>
@@ -1436,7 +1482,7 @@
                 <w:rFonts w:ascii="Arial" w:hAnsi="Arial"/>
                 <w:b/>
                 <w:bCs/>
-                <w:color w:val="auto"/>
+                <w:color w:val="000000" w:themeColor="text1"/>
                 <w:sz w:val="16"/>
                 <w:szCs w:val="16"/>
                 <w:u w:val="single"/>
@@ -1458,7 +1504,7 @@
               <w:rPr>
                 <w:rFonts w:ascii="Arial" w:hAnsi="Arial"/>
                 <w:b/>
-                <w:color w:val="auto"/>
+                <w:color w:val="000000" w:themeColor="text1"/>
                 <w:sz w:val="16"/>
                 <w:szCs w:val="16"/>
                 <w:u w:val="single"/>
@@ -1481,17 +1527,17 @@
               <w:rPr>
                 <w:rFonts w:ascii="Arial" w:hAnsi="Arial"/>
                 <w:bCs/>
-                <w:color w:val="auto"/>
-                <w:sz w:val="16"/>
-                <w:szCs w:val="16"/>
-              </w:rPr>
-            </w:pPr>
-            <w:r>
-              <w:rPr>
-                <w:rFonts w:ascii="Arial" w:hAnsi="Arial"/>
-                <w:b/>
-                <w:bCs/>
-                <w:color w:val="auto"/>
+                <w:color w:val="000000" w:themeColor="text1"/>
+                <w:sz w:val="16"/>
+                <w:szCs w:val="16"/>
+              </w:rPr>
+            </w:pPr>
+            <w:r>
+              <w:rPr>
+                <w:rFonts w:ascii="Arial" w:hAnsi="Arial"/>
+                <w:b/>
+                <w:bCs/>
+                <w:color w:val="000000" w:themeColor="text1"/>
                 <w:sz w:val="16"/>
                 <w:szCs w:val="16"/>
                 <w:u w:val="single"/>
@@ -1504,7 +1550,7 @@
                 <w:rFonts w:ascii="Arial" w:hAnsi="Arial"/>
                 <w:b/>
                 <w:bCs/>
-                <w:color w:val="auto"/>
+                <w:color w:val="000000" w:themeColor="text1"/>
                 <w:sz w:val="16"/>
                 <w:szCs w:val="16"/>
                 <w:u w:val="single"/>
@@ -1524,7 +1570,7 @@
               <w:rPr>
                 <w:rFonts w:ascii="Arial" w:hAnsi="Arial"/>
                 <w:b/>
-                <w:color w:val="auto"/>
+                <w:color w:val="000000" w:themeColor="text1"/>
                 <w:sz w:val="16"/>
                 <w:szCs w:val="16"/>
                 <w:u w:val="single"/>
@@ -1534,7 +1580,7 @@
               <w:rPr>
                 <w:rFonts w:ascii="Arial" w:hAnsi="Arial"/>
                 <w:b/>
-                <w:color w:val="auto"/>
+                <w:color w:val="000000" w:themeColor="text1"/>
                 <w:sz w:val="16"/>
                 <w:szCs w:val="16"/>
                 <w:u w:val="single"/>
@@ -1545,7 +1591,7 @@
               <w:rPr>
                 <w:rFonts w:ascii="Arial" w:hAnsi="Arial"/>
                 <w:b/>
-                <w:color w:val="auto"/>
+                <w:color w:val="000000" w:themeColor="text1"/>
                 <w:sz w:val="16"/>
                 <w:szCs w:val="16"/>
                 <w:u w:val="single"/>
@@ -1569,17 +1615,17 @@
                 <w:rFonts w:ascii="Arial" w:hAnsi="Arial"/>
                 <w:b/>
                 <w:bCs/>
-                <w:color w:val="auto"/>
-                <w:sz w:val="16"/>
-                <w:szCs w:val="16"/>
-              </w:rPr>
-            </w:pPr>
-            <w:r>
-              <w:rPr>
-                <w:rFonts w:ascii="Arial" w:hAnsi="Arial"/>
-                <w:b/>
-                <w:bCs/>
-                <w:color w:val="auto"/>
+                <w:color w:val="000000" w:themeColor="text1"/>
+                <w:sz w:val="16"/>
+                <w:szCs w:val="16"/>
+              </w:rPr>
+            </w:pPr>
+            <w:r>
+              <w:rPr>
+                <w:rFonts w:ascii="Arial" w:hAnsi="Arial"/>
+                <w:b/>
+                <w:bCs/>
+                <w:color w:val="000000" w:themeColor="text1"/>
                 <w:sz w:val="16"/>
                 <w:szCs w:val="16"/>
                 <w:lang w:val="es-PE"/>
@@ -1591,7 +1637,7 @@
                 <w:rFonts w:ascii="Arial" w:hAnsi="Arial"/>
                 <w:b/>
                 <w:bCs/>
-                <w:color w:val="auto"/>
+                <w:color w:val="000000" w:themeColor="text1"/>
                 <w:sz w:val="16"/>
                 <w:szCs w:val="16"/>
                 <w:lang w:val="es-PE"/>
@@ -1608,14 +1654,15 @@
             <w:pPr>
               <w:rPr>
                 <w:rFonts w:ascii="Arial" w:hAnsi="Arial"/>
-                <w:color w:val="auto"/>
-                <w:sz w:val="16"/>
-                <w:szCs w:val="16"/>
-              </w:rPr>
-            </w:pPr>
-            <w:r>
-              <w:rPr>
-                <w:rFonts w:ascii="Arial" w:hAnsi="Arial"/>
+                <w:color w:val="000000" w:themeColor="text1"/>
+                <w:sz w:val="16"/>
+                <w:szCs w:val="16"/>
+              </w:rPr>
+            </w:pPr>
+            <w:r>
+              <w:rPr>
+                <w:rFonts w:ascii="Arial" w:hAnsi="Arial"/>
+                <w:color w:val="000000" w:themeColor="text1"/>
                 <w:sz w:val="16"/>
                 <w:szCs w:val="16"/>
               </w:rPr>
@@ -1624,7 +1671,7 @@
             <w:r>
               <w:rPr>
                 <w:rFonts w:ascii="Arial" w:hAnsi="Arial"/>
-                <w:color w:val="auto"/>
+                <w:color w:val="000000" w:themeColor="text1"/>
                 <w:sz w:val="16"/>
                 <w:szCs w:val="16"/>
               </w:rPr>
@@ -1633,6 +1680,7 @@
             <w:r>
               <w:rPr>
                 <w:rFonts w:ascii="Arial" w:hAnsi="Arial"/>
+                <w:color w:val="000000" w:themeColor="text1"/>
                 <w:sz w:val="16"/>
                 <w:szCs w:val="16"/>
               </w:rPr>
@@ -1641,7 +1689,7 @@
             <w:r>
               <w:rPr>
                 <w:rFonts w:ascii="Arial" w:hAnsi="Arial"/>
-                <w:color w:val="auto"/>
+                <w:color w:val="000000" w:themeColor="text1"/>
                 <w:sz w:val="16"/>
                 <w:szCs w:val="16"/>
               </w:rPr>
@@ -1650,6 +1698,7 @@
             <w:r>
               <w:rPr>
                 <w:rFonts w:ascii="Arial" w:hAnsi="Arial"/>
+                <w:color w:val="000000" w:themeColor="text1"/>
                 <w:sz w:val="16"/>
                 <w:szCs w:val="16"/>
               </w:rPr>
@@ -1667,17 +1716,17 @@
                 <w:rFonts w:ascii="Arial" w:hAnsi="Arial"/>
                 <w:b/>
                 <w:bCs/>
-                <w:color w:val="auto"/>
-                <w:sz w:val="16"/>
-                <w:szCs w:val="16"/>
-              </w:rPr>
-            </w:pPr>
-            <w:r>
-              <w:rPr>
-                <w:rFonts w:ascii="Arial" w:hAnsi="Arial"/>
-                <w:b/>
-                <w:bCs/>
-                <w:color w:val="auto"/>
+                <w:color w:val="000000" w:themeColor="text1"/>
+                <w:sz w:val="16"/>
+                <w:szCs w:val="16"/>
+              </w:rPr>
+            </w:pPr>
+            <w:r>
+              <w:rPr>
+                <w:rFonts w:ascii="Arial" w:hAnsi="Arial"/>
+                <w:b/>
+                <w:bCs/>
+                <w:color w:val="000000" w:themeColor="text1"/>
                 <w:sz w:val="16"/>
                 <w:szCs w:val="16"/>
                 <w:lang w:val="es-PE"/>
@@ -1694,14 +1743,15 @@
             <w:pPr>
               <w:rPr>
                 <w:rFonts w:ascii="Arial" w:hAnsi="Arial"/>
-                <w:color w:val="auto"/>
-                <w:sz w:val="16"/>
-                <w:szCs w:val="16"/>
-              </w:rPr>
-            </w:pPr>
-            <w:r>
-              <w:rPr>
-                <w:rFonts w:ascii="Arial" w:hAnsi="Arial"/>
+                <w:color w:val="000000" w:themeColor="text1"/>
+                <w:sz w:val="16"/>
+                <w:szCs w:val="16"/>
+              </w:rPr>
+            </w:pPr>
+            <w:r>
+              <w:rPr>
+                <w:rFonts w:ascii="Arial" w:hAnsi="Arial"/>
+                <w:color w:val="000000" w:themeColor="text1"/>
                 <w:sz w:val="16"/>
                 <w:szCs w:val="16"/>
               </w:rPr>
@@ -1710,7 +1760,7 @@
             <w:r>
               <w:rPr>
                 <w:rFonts w:ascii="Arial" w:hAnsi="Arial"/>
-                <w:color w:val="auto"/>
+                <w:color w:val="000000" w:themeColor="text1"/>
                 <w:sz w:val="16"/>
                 <w:szCs w:val="16"/>
               </w:rPr>
@@ -1719,6 +1769,7 @@
             <w:r>
               <w:rPr>
                 <w:rFonts w:ascii="Arial" w:hAnsi="Arial"/>
+                <w:color w:val="000000" w:themeColor="text1"/>
                 <w:sz w:val="16"/>
                 <w:szCs w:val="16"/>
               </w:rPr>
@@ -1727,7 +1778,7 @@
             <w:r>
               <w:rPr>
                 <w:rFonts w:ascii="Arial" w:hAnsi="Arial"/>
-                <w:color w:val="auto"/>
+                <w:color w:val="000000" w:themeColor="text1"/>
                 <w:sz w:val="16"/>
                 <w:szCs w:val="16"/>
               </w:rPr>
@@ -1736,6 +1787,7 @@
             <w:r>
               <w:rPr>
                 <w:rFonts w:ascii="Arial" w:hAnsi="Arial"/>
+                <w:color w:val="000000" w:themeColor="text1"/>
                 <w:sz w:val="16"/>
                 <w:szCs w:val="16"/>
               </w:rPr>
@@ -1758,17 +1810,17 @@
                 <w:rFonts w:ascii="Arial" w:hAnsi="Arial"/>
                 <w:b/>
                 <w:bCs/>
-                <w:color w:val="auto"/>
-                <w:sz w:val="16"/>
-                <w:szCs w:val="16"/>
-              </w:rPr>
-            </w:pPr>
-            <w:r>
-              <w:rPr>
-                <w:rFonts w:ascii="Arial" w:hAnsi="Arial"/>
-                <w:b/>
-                <w:bCs/>
-                <w:color w:val="auto"/>
+                <w:color w:val="000000" w:themeColor="text1"/>
+                <w:sz w:val="16"/>
+                <w:szCs w:val="16"/>
+              </w:rPr>
+            </w:pPr>
+            <w:r>
+              <w:rPr>
+                <w:rFonts w:ascii="Arial" w:hAnsi="Arial"/>
+                <w:b/>
+                <w:bCs/>
+                <w:color w:val="000000" w:themeColor="text1"/>
                 <w:sz w:val="16"/>
                 <w:szCs w:val="16"/>
                 <w:lang w:val="es-PE"/>
@@ -1780,7 +1832,7 @@
                 <w:rFonts w:ascii="Arial" w:hAnsi="Arial"/>
                 <w:b/>
                 <w:bCs/>
-                <w:color w:val="auto"/>
+                <w:color w:val="000000" w:themeColor="text1"/>
                 <w:sz w:val="16"/>
                 <w:szCs w:val="16"/>
                 <w:lang w:val="es-PE"/>
@@ -1797,14 +1849,15 @@
             <w:pPr>
               <w:rPr>
                 <w:rFonts w:ascii="Arial" w:hAnsi="Arial"/>
-                <w:color w:val="auto"/>
-                <w:sz w:val="16"/>
-                <w:szCs w:val="16"/>
-              </w:rPr>
-            </w:pPr>
-            <w:r>
-              <w:rPr>
-                <w:rFonts w:ascii="Arial" w:hAnsi="Arial"/>
+                <w:color w:val="000000" w:themeColor="text1"/>
+                <w:sz w:val="16"/>
+                <w:szCs w:val="16"/>
+              </w:rPr>
+            </w:pPr>
+            <w:r>
+              <w:rPr>
+                <w:rFonts w:ascii="Arial" w:hAnsi="Arial"/>
+                <w:color w:val="000000" w:themeColor="text1"/>
                 <w:sz w:val="16"/>
                 <w:szCs w:val="16"/>
               </w:rPr>
@@ -1813,7 +1866,7 @@
             <w:r>
               <w:rPr>
                 <w:rFonts w:ascii="Arial" w:hAnsi="Arial"/>
-                <w:color w:val="auto"/>
+                <w:color w:val="000000" w:themeColor="text1"/>
                 <w:sz w:val="16"/>
                 <w:szCs w:val="16"/>
               </w:rPr>
@@ -1822,6 +1875,7 @@
             <w:r>
               <w:rPr>
                 <w:rFonts w:ascii="Arial" w:hAnsi="Arial"/>
+                <w:color w:val="000000" w:themeColor="text1"/>
                 <w:sz w:val="16"/>
                 <w:szCs w:val="16"/>
               </w:rPr>
@@ -1830,7 +1884,7 @@
             <w:r>
               <w:rPr>
                 <w:rFonts w:ascii="Arial" w:hAnsi="Arial"/>
-                <w:color w:val="auto"/>
+                <w:color w:val="000000" w:themeColor="text1"/>
                 <w:sz w:val="16"/>
                 <w:szCs w:val="16"/>
               </w:rPr>
@@ -1839,6 +1893,7 @@
             <w:r>
               <w:rPr>
                 <w:rFonts w:ascii="Arial" w:hAnsi="Arial"/>
+                <w:color w:val="000000" w:themeColor="text1"/>
                 <w:sz w:val="16"/>
                 <w:szCs w:val="16"/>
               </w:rPr>
@@ -1856,17 +1911,17 @@
                 <w:rFonts w:ascii="Arial" w:hAnsi="Arial"/>
                 <w:b/>
                 <w:bCs/>
-                <w:color w:val="auto"/>
-                <w:sz w:val="16"/>
-                <w:szCs w:val="16"/>
-              </w:rPr>
-            </w:pPr>
-            <w:r>
-              <w:rPr>
-                <w:rFonts w:ascii="Arial" w:hAnsi="Arial"/>
-                <w:b/>
-                <w:bCs/>
-                <w:color w:val="auto"/>
+                <w:color w:val="000000" w:themeColor="text1"/>
+                <w:sz w:val="16"/>
+                <w:szCs w:val="16"/>
+              </w:rPr>
+            </w:pPr>
+            <w:r>
+              <w:rPr>
+                <w:rFonts w:ascii="Arial" w:hAnsi="Arial"/>
+                <w:b/>
+                <w:bCs/>
+                <w:color w:val="000000" w:themeColor="text1"/>
                 <w:sz w:val="16"/>
                 <w:szCs w:val="16"/>
                 <w:lang w:val="es-PE"/>
@@ -1883,14 +1938,15 @@
             <w:pPr>
               <w:rPr>
                 <w:rFonts w:ascii="Arial" w:hAnsi="Arial"/>
-                <w:color w:val="auto"/>
-                <w:sz w:val="16"/>
-                <w:szCs w:val="16"/>
-              </w:rPr>
-            </w:pPr>
-            <w:r>
-              <w:rPr>
-                <w:rFonts w:ascii="Arial" w:hAnsi="Arial"/>
+                <w:color w:val="000000" w:themeColor="text1"/>
+                <w:sz w:val="16"/>
+                <w:szCs w:val="16"/>
+              </w:rPr>
+            </w:pPr>
+            <w:r>
+              <w:rPr>
+                <w:rFonts w:ascii="Arial" w:hAnsi="Arial"/>
+                <w:color w:val="000000" w:themeColor="text1"/>
                 <w:sz w:val="16"/>
                 <w:szCs w:val="16"/>
               </w:rPr>
@@ -1899,7 +1955,7 @@
             <w:r>
               <w:rPr>
                 <w:rFonts w:ascii="Arial" w:hAnsi="Arial"/>
-                <w:color w:val="auto"/>
+                <w:color w:val="000000" w:themeColor="text1"/>
                 <w:sz w:val="16"/>
                 <w:szCs w:val="16"/>
               </w:rPr>
@@ -1908,6 +1964,7 @@
             <w:r>
               <w:rPr>
                 <w:rFonts w:ascii="Arial" w:hAnsi="Arial"/>
+                <w:color w:val="000000" w:themeColor="text1"/>
                 <w:sz w:val="16"/>
                 <w:szCs w:val="16"/>
               </w:rPr>
@@ -1916,7 +1973,7 @@
             <w:r>
               <w:rPr>
                 <w:rFonts w:ascii="Arial" w:hAnsi="Arial"/>
-                <w:color w:val="auto"/>
+                <w:color w:val="000000" w:themeColor="text1"/>
                 <w:sz w:val="16"/>
                 <w:szCs w:val="16"/>
               </w:rPr>
@@ -1925,6 +1982,7 @@
             <w:r>
               <w:rPr>
                 <w:rFonts w:ascii="Arial" w:hAnsi="Arial"/>
+                <w:color w:val="000000" w:themeColor="text1"/>
                 <w:sz w:val="16"/>
                 <w:szCs w:val="16"/>
               </w:rPr>
@@ -1947,7 +2005,7 @@
                 <w:rFonts w:ascii="Arial" w:hAnsi="Arial"/>
                 <w:b/>
                 <w:bCs/>
-                <w:color w:val="auto"/>
+                <w:color w:val="000000" w:themeColor="text1"/>
                 <w:sz w:val="16"/>
                 <w:szCs w:val="16"/>
               </w:rPr>
@@ -1958,7 +2016,7 @@
                 <w:rFonts w:ascii="Arial" w:hAnsi="Arial"/>
                 <w:b/>
                 <w:bCs/>
-                <w:color w:val="auto"/>
+                <w:color w:val="000000" w:themeColor="text1"/>
                 <w:sz w:val="16"/>
                 <w:szCs w:val="16"/>
                 <w:lang w:val="es-PE"/>
@@ -1971,7 +2029,7 @@
                 <w:rFonts w:ascii="Arial" w:hAnsi="Arial"/>
                 <w:b/>
                 <w:bCs/>
-                <w:color w:val="auto"/>
+                <w:color w:val="000000" w:themeColor="text1"/>
                 <w:sz w:val="16"/>
                 <w:szCs w:val="16"/>
                 <w:lang w:val="es-PE"/>
@@ -1983,7 +2041,7 @@
                 <w:rFonts w:ascii="Arial" w:hAnsi="Arial"/>
                 <w:b/>
                 <w:bCs/>
-                <w:color w:val="auto"/>
+                <w:color w:val="000000" w:themeColor="text1"/>
                 <w:sz w:val="16"/>
                 <w:szCs w:val="16"/>
                 <w:lang w:val="es-PE"/>
@@ -1995,7 +2053,7 @@
                 <w:rFonts w:ascii="Arial" w:hAnsi="Arial"/>
                 <w:b/>
                 <w:bCs/>
-                <w:color w:val="auto"/>
+                <w:color w:val="000000" w:themeColor="text1"/>
                 <w:sz w:val="16"/>
                 <w:szCs w:val="16"/>
                 <w:lang w:val="es-PE"/>
@@ -2012,14 +2070,15 @@
             <w:pPr>
               <w:rPr>
                 <w:rFonts w:ascii="Arial" w:hAnsi="Arial"/>
-                <w:color w:val="auto"/>
-                <w:sz w:val="16"/>
-                <w:szCs w:val="16"/>
-              </w:rPr>
-            </w:pPr>
-            <w:r>
-              <w:rPr>
-                <w:rFonts w:ascii="Arial" w:hAnsi="Arial"/>
+                <w:color w:val="000000" w:themeColor="text1"/>
+                <w:sz w:val="16"/>
+                <w:szCs w:val="16"/>
+              </w:rPr>
+            </w:pPr>
+            <w:r>
+              <w:rPr>
+                <w:rFonts w:ascii="Arial" w:hAnsi="Arial"/>
+                <w:color w:val="000000" w:themeColor="text1"/>
                 <w:sz w:val="16"/>
                 <w:szCs w:val="16"/>
               </w:rPr>
@@ -2028,7 +2087,7 @@
             <w:r>
               <w:rPr>
                 <w:rFonts w:ascii="Arial" w:hAnsi="Arial"/>
-                <w:color w:val="auto"/>
+                <w:color w:val="000000" w:themeColor="text1"/>
                 <w:sz w:val="16"/>
                 <w:szCs w:val="16"/>
               </w:rPr>
@@ -2037,6 +2096,7 @@
             <w:r>
               <w:rPr>
                 <w:rFonts w:ascii="Arial" w:hAnsi="Arial"/>
+                <w:color w:val="000000" w:themeColor="text1"/>
                 <w:sz w:val="16"/>
                 <w:szCs w:val="16"/>
               </w:rPr>
@@ -2045,7 +2105,7 @@
             <w:r>
               <w:rPr>
                 <w:rFonts w:ascii="Arial" w:hAnsi="Arial"/>
-                <w:color w:val="auto"/>
+                <w:color w:val="000000" w:themeColor="text1"/>
                 <w:sz w:val="16"/>
                 <w:szCs w:val="16"/>
               </w:rPr>
@@ -2054,6 +2114,7 @@
             <w:r>
               <w:rPr>
                 <w:rFonts w:ascii="Arial" w:hAnsi="Arial"/>
+                <w:color w:val="000000" w:themeColor="text1"/>
                 <w:sz w:val="16"/>
                 <w:szCs w:val="16"/>
               </w:rPr>
@@ -2071,17 +2132,17 @@
                 <w:rFonts w:ascii="Arial" w:hAnsi="Arial"/>
                 <w:b/>
                 <w:bCs/>
-                <w:color w:val="auto"/>
-                <w:sz w:val="16"/>
-                <w:szCs w:val="16"/>
-              </w:rPr>
-            </w:pPr>
-            <w:r>
-              <w:rPr>
-                <w:rFonts w:ascii="Arial" w:hAnsi="Arial"/>
-                <w:b/>
-                <w:bCs/>
-                <w:color w:val="auto"/>
+                <w:color w:val="000000" w:themeColor="text1"/>
+                <w:sz w:val="16"/>
+                <w:szCs w:val="16"/>
+              </w:rPr>
+            </w:pPr>
+            <w:r>
+              <w:rPr>
+                <w:rFonts w:ascii="Arial" w:hAnsi="Arial"/>
+                <w:b/>
+                <w:bCs/>
+                <w:color w:val="000000" w:themeColor="text1"/>
                 <w:sz w:val="16"/>
                 <w:szCs w:val="16"/>
                 <w:lang w:val="es-PE"/>
@@ -2098,14 +2159,15 @@
             <w:pPr>
               <w:rPr>
                 <w:rFonts w:ascii="Arial" w:hAnsi="Arial"/>
-                <w:color w:val="auto"/>
-                <w:sz w:val="16"/>
-                <w:szCs w:val="16"/>
-              </w:rPr>
-            </w:pPr>
-            <w:r>
-              <w:rPr>
-                <w:rFonts w:ascii="Arial" w:hAnsi="Arial"/>
+                <w:color w:val="000000" w:themeColor="text1"/>
+                <w:sz w:val="16"/>
+                <w:szCs w:val="16"/>
+              </w:rPr>
+            </w:pPr>
+            <w:r>
+              <w:rPr>
+                <w:rFonts w:ascii="Arial" w:hAnsi="Arial"/>
+                <w:color w:val="000000" w:themeColor="text1"/>
                 <w:sz w:val="16"/>
                 <w:szCs w:val="16"/>
               </w:rPr>
@@ -2114,7 +2176,7 @@
             <w:r>
               <w:rPr>
                 <w:rFonts w:ascii="Arial" w:hAnsi="Arial"/>
-                <w:color w:val="auto"/>
+                <w:color w:val="000000" w:themeColor="text1"/>
                 <w:sz w:val="16"/>
                 <w:szCs w:val="16"/>
               </w:rPr>
@@ -2123,6 +2185,7 @@
             <w:r>
               <w:rPr>
                 <w:rFonts w:ascii="Arial" w:hAnsi="Arial"/>
+                <w:color w:val="000000" w:themeColor="text1"/>
                 <w:sz w:val="16"/>
                 <w:szCs w:val="16"/>
               </w:rPr>
@@ -2131,7 +2194,7 @@
             <w:r>
               <w:rPr>
                 <w:rFonts w:ascii="Arial" w:hAnsi="Arial"/>
-                <w:color w:val="auto"/>
+                <w:color w:val="000000" w:themeColor="text1"/>
                 <w:sz w:val="16"/>
                 <w:szCs w:val="16"/>
               </w:rPr>
@@ -2140,6 +2203,7 @@
             <w:r>
               <w:rPr>
                 <w:rFonts w:ascii="Arial" w:hAnsi="Arial"/>
+                <w:color w:val="000000" w:themeColor="text1"/>
                 <w:sz w:val="16"/>
                 <w:szCs w:val="16"/>
               </w:rPr>
@@ -2162,7 +2226,7 @@
                 <w:rFonts w:ascii="Arial" w:hAnsi="Arial"/>
                 <w:b/>
                 <w:bCs/>
-                <w:color w:val="auto"/>
+                <w:color w:val="000000" w:themeColor="text1"/>
                 <w:sz w:val="16"/>
                 <w:szCs w:val="16"/>
                 <w:lang w:val="es-PE"/>
@@ -2174,7 +2238,7 @@
                 <w:rFonts w:ascii="Arial" w:hAnsi="Arial"/>
                 <w:b/>
                 <w:bCs/>
-                <w:color w:val="auto"/>
+                <w:color w:val="000000" w:themeColor="text1"/>
                 <w:sz w:val="16"/>
                 <w:szCs w:val="16"/>
                 <w:lang w:val="es-PE"/>
@@ -2187,7 +2251,7 @@
                 <w:rFonts w:ascii="Arial" w:hAnsi="Arial"/>
                 <w:b/>
                 <w:bCs/>
-                <w:color w:val="auto"/>
+                <w:color w:val="000000" w:themeColor="text1"/>
                 <w:sz w:val="16"/>
                 <w:szCs w:val="16"/>
                 <w:lang w:val="es-PE"/>
@@ -2204,14 +2268,15 @@
             <w:pPr>
               <w:rPr>
                 <w:rFonts w:ascii="Arial" w:hAnsi="Arial"/>
-                <w:color w:val="auto"/>
-                <w:sz w:val="16"/>
-                <w:szCs w:val="16"/>
-              </w:rPr>
-            </w:pPr>
-            <w:r>
-              <w:rPr>
-                <w:rFonts w:ascii="Arial" w:hAnsi="Arial"/>
+                <w:color w:val="000000" w:themeColor="text1"/>
+                <w:sz w:val="16"/>
+                <w:szCs w:val="16"/>
+              </w:rPr>
+            </w:pPr>
+            <w:r>
+              <w:rPr>
+                <w:rFonts w:ascii="Arial" w:hAnsi="Arial"/>
+                <w:color w:val="000000" w:themeColor="text1"/>
                 <w:sz w:val="16"/>
                 <w:szCs w:val="16"/>
               </w:rPr>
@@ -2220,7 +2285,7 @@
             <w:r>
               <w:rPr>
                 <w:rFonts w:ascii="Arial" w:hAnsi="Arial"/>
-                <w:color w:val="auto"/>
+                <w:color w:val="000000" w:themeColor="text1"/>
                 <w:sz w:val="16"/>
                 <w:szCs w:val="16"/>
               </w:rPr>
@@ -2229,6 +2294,7 @@
             <w:r>
               <w:rPr>
                 <w:rFonts w:ascii="Arial" w:hAnsi="Arial"/>
+                <w:color w:val="000000" w:themeColor="text1"/>
                 <w:sz w:val="16"/>
                 <w:szCs w:val="16"/>
               </w:rPr>
@@ -2237,7 +2303,7 @@
             <w:r>
               <w:rPr>
                 <w:rFonts w:ascii="Arial" w:hAnsi="Arial"/>
-                <w:color w:val="auto"/>
+                <w:color w:val="000000" w:themeColor="text1"/>
                 <w:sz w:val="16"/>
                 <w:szCs w:val="16"/>
               </w:rPr>
@@ -2246,6 +2312,7 @@
             <w:r>
               <w:rPr>
                 <w:rFonts w:ascii="Arial" w:hAnsi="Arial"/>
+                <w:color w:val="000000" w:themeColor="text1"/>
                 <w:sz w:val="16"/>
                 <w:szCs w:val="16"/>
               </w:rPr>
@@ -2263,7 +2330,7 @@
                 <w:rFonts w:ascii="Arial" w:hAnsi="Arial"/>
                 <w:b/>
                 <w:bCs/>
-                <w:color w:val="auto"/>
+                <w:color w:val="000000" w:themeColor="text1"/>
                 <w:sz w:val="16"/>
                 <w:szCs w:val="16"/>
                 <w:lang w:val="es-PE"/>
@@ -2274,7 +2341,7 @@
                 <w:rFonts w:ascii="Arial" w:hAnsi="Arial"/>
                 <w:b/>
                 <w:bCs/>
-                <w:color w:val="auto"/>
+                <w:color w:val="000000" w:themeColor="text1"/>
                 <w:sz w:val="16"/>
                 <w:szCs w:val="16"/>
                 <w:lang w:val="es-PE"/>
@@ -2291,14 +2358,15 @@
             <w:pPr>
               <w:rPr>
                 <w:rFonts w:ascii="Arial" w:hAnsi="Arial"/>
-                <w:color w:val="auto"/>
-                <w:sz w:val="16"/>
-                <w:szCs w:val="16"/>
-              </w:rPr>
-            </w:pPr>
-            <w:r>
-              <w:rPr>
-                <w:rFonts w:ascii="Arial" w:hAnsi="Arial"/>
+                <w:color w:val="000000" w:themeColor="text1"/>
+                <w:sz w:val="16"/>
+                <w:szCs w:val="16"/>
+              </w:rPr>
+            </w:pPr>
+            <w:r>
+              <w:rPr>
+                <w:rFonts w:ascii="Arial" w:hAnsi="Arial"/>
+                <w:color w:val="000000" w:themeColor="text1"/>
                 <w:sz w:val="16"/>
                 <w:szCs w:val="16"/>
               </w:rPr>
@@ -2307,7 +2375,7 @@
             <w:r>
               <w:rPr>
                 <w:rFonts w:ascii="Arial" w:hAnsi="Arial"/>
-                <w:color w:val="auto"/>
+                <w:color w:val="000000" w:themeColor="text1"/>
                 <w:sz w:val="16"/>
                 <w:szCs w:val="16"/>
               </w:rPr>
@@ -2316,6 +2384,7 @@
             <w:r>
               <w:rPr>
                 <w:rFonts w:ascii="Arial" w:hAnsi="Arial"/>
+                <w:color w:val="000000" w:themeColor="text1"/>
                 <w:sz w:val="16"/>
                 <w:szCs w:val="16"/>
               </w:rPr>
@@ -2324,7 +2393,7 @@
             <w:r>
               <w:rPr>
                 <w:rFonts w:ascii="Arial" w:hAnsi="Arial"/>
-                <w:color w:val="auto"/>
+                <w:color w:val="000000" w:themeColor="text1"/>
                 <w:sz w:val="16"/>
                 <w:szCs w:val="16"/>
               </w:rPr>
@@ -2333,6 +2402,7 @@
             <w:r>
               <w:rPr>
                 <w:rFonts w:ascii="Arial" w:hAnsi="Arial"/>
+                <w:color w:val="000000" w:themeColor="text1"/>
                 <w:sz w:val="16"/>
                 <w:szCs w:val="16"/>
               </w:rPr>
@@ -2341,7 +2411,7 @@
             <w:r>
               <w:rPr>
                 <w:rFonts w:ascii="Arial" w:hAnsi="Arial"/>
-                <w:color w:val="auto"/>
+                <w:color w:val="000000" w:themeColor="text1"/>
                 <w:sz w:val="16"/>
                 <w:szCs w:val="16"/>
               </w:rPr>
@@ -2363,7 +2433,7 @@
               <w:rPr>
                 <w:rFonts w:ascii="Arial" w:hAnsi="Arial"/>
                 <w:b/>
-                <w:color w:val="auto"/>
+                <w:color w:val="000000" w:themeColor="text1"/>
                 <w:sz w:val="16"/>
                 <w:szCs w:val="16"/>
                 <w:lang w:val="es-PE"/>
@@ -2380,7 +2450,7 @@
               <w:rPr>
                 <w:rFonts w:ascii="Arial" w:hAnsi="Arial"/>
                 <w:bCs/>
-                <w:color w:val="auto"/>
+                <w:color w:val="000000" w:themeColor="text1"/>
                 <w:sz w:val="16"/>
                 <w:szCs w:val="16"/>
               </w:rPr>
@@ -2396,7 +2466,7 @@
               <w:rPr>
                 <w:rFonts w:ascii="Arial" w:hAnsi="Arial"/>
                 <w:b/>
-                <w:color w:val="auto"/>
+                <w:color w:val="000000" w:themeColor="text1"/>
                 <w:sz w:val="16"/>
                 <w:szCs w:val="16"/>
                 <w:lang w:val="es-PE"/>
@@ -2413,7 +2483,7 @@
               <w:rPr>
                 <w:rFonts w:ascii="Arial" w:hAnsi="Arial"/>
                 <w:bCs/>
-                <w:color w:val="auto"/>
+                <w:color w:val="000000" w:themeColor="text1"/>
                 <w:sz w:val="16"/>
                 <w:szCs w:val="16"/>
               </w:rPr>
@@ -2434,7 +2504,7 @@
               <w:rPr>
                 <w:rFonts w:ascii="Arial" w:hAnsi="Arial"/>
                 <w:b/>
-                <w:color w:val="auto"/>
+                <w:color w:val="000000" w:themeColor="text1"/>
                 <w:sz w:val="16"/>
                 <w:szCs w:val="16"/>
                 <w:lang w:val="es-PE"/>
@@ -2444,7 +2514,7 @@
               <w:rPr>
                 <w:rFonts w:ascii="Arial" w:hAnsi="Arial"/>
                 <w:b/>
-                <w:color w:val="auto"/>
+                <w:color w:val="000000" w:themeColor="text1"/>
                 <w:sz w:val="16"/>
                 <w:szCs w:val="16"/>
                 <w:lang w:val="es-PE"/>
@@ -2462,7 +2532,7 @@
               <w:rPr>
                 <w:rFonts w:ascii="Arial" w:hAnsi="Arial"/>
                 <w:bCs/>
-                <w:color w:val="auto"/>
+                <w:color w:val="000000" w:themeColor="text1"/>
                 <w:sz w:val="16"/>
                 <w:szCs w:val="16"/>
               </w:rPr>
@@ -2478,7 +2548,7 @@
               <w:rPr>
                 <w:rFonts w:ascii="Arial" w:hAnsi="Arial"/>
                 <w:b/>
-                <w:color w:val="auto"/>
+                <w:color w:val="000000" w:themeColor="text1"/>
                 <w:sz w:val="16"/>
                 <w:szCs w:val="16"/>
                 <w:lang w:val="es-PE"/>
@@ -2495,7 +2565,7 @@
               <w:rPr>
                 <w:rFonts w:ascii="Arial" w:hAnsi="Arial"/>
                 <w:bCs/>
-                <w:color w:val="auto"/>
+                <w:color w:val="000000" w:themeColor="text1"/>
                 <w:sz w:val="16"/>
                 <w:szCs w:val="16"/>
               </w:rPr>
@@ -2545,6 +2615,7 @@
               <w:rPr>
                 <w:rFonts w:ascii="Arial" w:hAnsi="Arial"/>
                 <w:b/>
+                <w:color w:val="000000" w:themeColor="text1"/>
                 <w:w w:val="96"/>
                 <w:sz w:val="16"/>
                 <w:szCs w:val="16"/>
@@ -2555,6 +2626,7 @@
               <w:rPr>
                 <w:rFonts w:ascii="Arial" w:hAnsi="Arial"/>
                 <w:b/>
+                <w:color w:val="000000" w:themeColor="text1"/>
                 <w:w w:val="96"/>
                 <w:sz w:val="16"/>
                 <w:szCs w:val="16"/>
@@ -2579,6 +2651,7 @@
               <w:rPr>
                 <w:rFonts w:ascii="Arial" w:hAnsi="Arial"/>
                 <w:b/>
+                <w:color w:val="000000" w:themeColor="text1"/>
                 <w:w w:val="96"/>
                 <w:sz w:val="16"/>
                 <w:szCs w:val="16"/>
@@ -2588,6 +2661,7 @@
               <w:rPr>
                 <w:rFonts w:ascii="Arial" w:hAnsi="Arial"/>
                 <w:b/>
+                <w:color w:val="000000" w:themeColor="text1"/>
                 <w:w w:val="96"/>
                 <w:sz w:val="16"/>
                 <w:szCs w:val="16"/>
@@ -2611,6 +2685,7 @@
               <w:rPr>
                 <w:rFonts w:ascii="Arial" w:hAnsi="Arial"/>
                 <w:b/>
+                <w:color w:val="000000" w:themeColor="text1"/>
                 <w:w w:val="96"/>
                 <w:sz w:val="16"/>
                 <w:szCs w:val="16"/>
@@ -2620,6 +2695,7 @@
               <w:rPr>
                 <w:rFonts w:ascii="Arial" w:hAnsi="Arial"/>
                 <w:b/>
+                <w:color w:val="000000" w:themeColor="text1"/>
                 <w:w w:val="96"/>
                 <w:sz w:val="16"/>
                 <w:szCs w:val="16"/>
@@ -2643,6 +2719,7 @@
               <w:rPr>
                 <w:rFonts w:ascii="Arial" w:hAnsi="Arial"/>
                 <w:b/>
+                <w:color w:val="000000" w:themeColor="text1"/>
                 <w:w w:val="96"/>
                 <w:sz w:val="16"/>
                 <w:szCs w:val="16"/>
@@ -2652,6 +2729,7 @@
               <w:rPr>
                 <w:rFonts w:ascii="Arial" w:hAnsi="Arial"/>
                 <w:b/>
+                <w:color w:val="000000" w:themeColor="text1"/>
                 <w:w w:val="96"/>
                 <w:sz w:val="16"/>
                 <w:szCs w:val="16"/>
@@ -2675,6 +2753,7 @@
               <w:rPr>
                 <w:rFonts w:ascii="Arial" w:hAnsi="Arial"/>
                 <w:b/>
+                <w:color w:val="000000" w:themeColor="text1"/>
                 <w:w w:val="96"/>
                 <w:sz w:val="16"/>
                 <w:szCs w:val="16"/>
@@ -2685,6 +2764,7 @@
               <w:rPr>
                 <w:rFonts w:ascii="Arial" w:hAnsi="Arial"/>
                 <w:b/>
+                <w:color w:val="000000" w:themeColor="text1"/>
                 <w:w w:val="96"/>
                 <w:sz w:val="16"/>
                 <w:szCs w:val="16"/>
@@ -2709,6 +2789,7 @@
               <w:rPr>
                 <w:rFonts w:ascii="Arial" w:hAnsi="Arial"/>
                 <w:b/>
+                <w:color w:val="000000" w:themeColor="text1"/>
                 <w:w w:val="96"/>
                 <w:sz w:val="16"/>
                 <w:szCs w:val="16"/>
@@ -2719,6 +2800,7 @@
               <w:rPr>
                 <w:rFonts w:ascii="Arial" w:hAnsi="Arial"/>
                 <w:b/>
+                <w:color w:val="000000" w:themeColor="text1"/>
                 <w:w w:val="96"/>
                 <w:sz w:val="16"/>
                 <w:szCs w:val="16"/>
@@ -2744,6 +2826,7 @@
               <w:rPr>
                 <w:rFonts w:ascii="Arial" w:hAnsi="Arial"/>
                 <w:b/>
+                <w:color w:val="000000" w:themeColor="text1"/>
                 <w:w w:val="96"/>
                 <w:sz w:val="16"/>
                 <w:szCs w:val="16"/>
@@ -2753,6 +2836,7 @@
               <w:rPr>
                 <w:rFonts w:ascii="Arial" w:hAnsi="Arial"/>
                 <w:b/>
+                <w:color w:val="000000" w:themeColor="text1"/>
                 <w:w w:val="96"/>
                 <w:sz w:val="16"/>
                 <w:szCs w:val="16"/>
@@ -2780,6 +2864,7 @@
               <w:rPr>
                 <w:rFonts w:ascii="Arial" w:hAnsi="Arial"/>
                 <w:b/>
+                <w:color w:val="000000" w:themeColor="text1"/>
                 <w:w w:val="96"/>
                 <w:sz w:val="14"/>
                 <w:szCs w:val="14"/>
@@ -2789,6 +2874,7 @@
               <w:rPr>
                 <w:rFonts w:ascii="Arial" w:hAnsi="Arial"/>
                 <w:bCs/>
+                <w:color w:val="000000" w:themeColor="text1"/>
                 <w:sz w:val="14"/>
                 <w:szCs w:val="14"/>
               </w:rPr>
@@ -2798,6 +2884,7 @@
               <w:rPr>
                 <w:rFonts w:ascii="Arial" w:hAnsi="Arial"/>
                 <w:bCs/>
+                <w:color w:val="000000" w:themeColor="text1"/>
                 <w:sz w:val="14"/>
                 <w:szCs w:val="14"/>
               </w:rPr>
@@ -2807,6 +2894,7 @@
               <w:rPr>
                 <w:rFonts w:ascii="Arial" w:hAnsi="Arial"/>
                 <w:bCs/>
+                <w:color w:val="000000" w:themeColor="text1"/>
                 <w:sz w:val="14"/>
                 <w:szCs w:val="14"/>
               </w:rPr>
@@ -2817,6 +2905,7 @@
                 <w:rFonts w:ascii="Arial" w:hAnsi="Arial"/>
                 <w:bCs/>
                 <w:noProof/>
+                <w:color w:val="000000" w:themeColor="text1"/>
                 <w:sz w:val="14"/>
                 <w:szCs w:val="14"/>
               </w:rPr>
@@ -2826,6 +2915,7 @@
               <w:rPr>
                 <w:rFonts w:ascii="Arial" w:hAnsi="Arial"/>
                 <w:bCs/>
+                <w:color w:val="000000" w:themeColor="text1"/>
                 <w:sz w:val="14"/>
                 <w:szCs w:val="14"/>
               </w:rPr>
@@ -2847,6 +2937,7 @@
               <w:rPr>
                 <w:rFonts w:ascii="Arial" w:hAnsi="Arial"/>
                 <w:bCs/>
+                <w:color w:val="000000" w:themeColor="text1"/>
                 <w:sz w:val="14"/>
                 <w:szCs w:val="14"/>
               </w:rPr>
@@ -2855,6 +2946,7 @@
               <w:rPr>
                 <w:rFonts w:ascii="Arial" w:hAnsi="Arial"/>
                 <w:bCs/>
+                <w:color w:val="000000" w:themeColor="text1"/>
                 <w:sz w:val="14"/>
                 <w:szCs w:val="14"/>
               </w:rPr>
@@ -2864,6 +2956,7 @@
               <w:rPr>
                 <w:rFonts w:ascii="Arial" w:hAnsi="Arial"/>
                 <w:bCs/>
+                <w:color w:val="000000" w:themeColor="text1"/>
                 <w:sz w:val="14"/>
                 <w:szCs w:val="14"/>
               </w:rPr>
@@ -2873,6 +2966,7 @@
               <w:rPr>
                 <w:rFonts w:ascii="Arial" w:hAnsi="Arial"/>
                 <w:bCs/>
+                <w:color w:val="000000" w:themeColor="text1"/>
                 <w:sz w:val="14"/>
                 <w:szCs w:val="14"/>
               </w:rPr>
@@ -2883,6 +2977,7 @@
                 <w:rFonts w:ascii="Arial" w:hAnsi="Arial"/>
                 <w:bCs/>
                 <w:noProof/>
+                <w:color w:val="000000" w:themeColor="text1"/>
                 <w:sz w:val="14"/>
                 <w:szCs w:val="14"/>
               </w:rPr>
@@ -2892,6 +2987,7 @@
               <w:rPr>
                 <w:rFonts w:ascii="Arial" w:hAnsi="Arial"/>
                 <w:bCs/>
+                <w:color w:val="000000" w:themeColor="text1"/>
                 <w:sz w:val="14"/>
                 <w:szCs w:val="14"/>
               </w:rPr>
@@ -2913,6 +3009,7 @@
               <w:rPr>
                 <w:rFonts w:ascii="Arial" w:hAnsi="Arial"/>
                 <w:bCs/>
+                <w:color w:val="000000" w:themeColor="text1"/>
                 <w:sz w:val="14"/>
                 <w:szCs w:val="14"/>
               </w:rPr>
@@ -2921,6 +3018,7 @@
               <w:rPr>
                 <w:rFonts w:ascii="Arial" w:hAnsi="Arial"/>
                 <w:bCs/>
+                <w:color w:val="000000" w:themeColor="text1"/>
                 <w:sz w:val="14"/>
                 <w:szCs w:val="14"/>
               </w:rPr>
@@ -2930,6 +3028,7 @@
               <w:rPr>
                 <w:rFonts w:ascii="Arial" w:hAnsi="Arial"/>
                 <w:bCs/>
+                <w:color w:val="000000" w:themeColor="text1"/>
                 <w:sz w:val="14"/>
                 <w:szCs w:val="14"/>
               </w:rPr>
@@ -2939,6 +3038,7 @@
               <w:rPr>
                 <w:rFonts w:ascii="Arial" w:hAnsi="Arial"/>
                 <w:bCs/>
+                <w:color w:val="000000" w:themeColor="text1"/>
                 <w:sz w:val="14"/>
                 <w:szCs w:val="14"/>
               </w:rPr>
@@ -2949,6 +3049,7 @@
                 <w:rFonts w:ascii="Arial" w:hAnsi="Arial"/>
                 <w:bCs/>
                 <w:noProof/>
+                <w:color w:val="000000" w:themeColor="text1"/>
                 <w:sz w:val="14"/>
                 <w:szCs w:val="14"/>
               </w:rPr>
@@ -2958,6 +3059,7 @@
               <w:rPr>
                 <w:rFonts w:ascii="Arial" w:hAnsi="Arial"/>
                 <w:bCs/>
+                <w:color w:val="000000" w:themeColor="text1"/>
                 <w:sz w:val="14"/>
                 <w:szCs w:val="14"/>
               </w:rPr>
@@ -2979,6 +3081,7 @@
               <w:rPr>
                 <w:rFonts w:ascii="Arial" w:hAnsi="Arial"/>
                 <w:b/>
+                <w:color w:val="000000" w:themeColor="text1"/>
                 <w:w w:val="96"/>
                 <w:sz w:val="14"/>
                 <w:szCs w:val="14"/>
@@ -2988,6 +3091,7 @@
               <w:rPr>
                 <w:rFonts w:ascii="Arial" w:hAnsi="Arial"/>
                 <w:bCs/>
+                <w:color w:val="000000" w:themeColor="text1"/>
                 <w:sz w:val="14"/>
                 <w:szCs w:val="14"/>
               </w:rPr>
@@ -2997,6 +3101,7 @@
               <w:rPr>
                 <w:rFonts w:ascii="Arial" w:hAnsi="Arial"/>
                 <w:bCs/>
+                <w:color w:val="000000" w:themeColor="text1"/>
                 <w:sz w:val="14"/>
                 <w:szCs w:val="14"/>
               </w:rPr>
@@ -3006,6 +3111,7 @@
               <w:rPr>
                 <w:rFonts w:ascii="Arial" w:hAnsi="Arial"/>
                 <w:bCs/>
+                <w:color w:val="000000" w:themeColor="text1"/>
                 <w:sz w:val="14"/>
                 <w:szCs w:val="14"/>
               </w:rPr>
@@ -3016,6 +3122,7 @@
                 <w:rFonts w:ascii="Arial" w:hAnsi="Arial"/>
                 <w:bCs/>
                 <w:noProof/>
+                <w:color w:val="000000" w:themeColor="text1"/>
                 <w:sz w:val="14"/>
                 <w:szCs w:val="14"/>
               </w:rPr>
@@ -3025,6 +3132,7 @@
               <w:rPr>
                 <w:rFonts w:ascii="Arial" w:hAnsi="Arial"/>
                 <w:bCs/>
+                <w:color w:val="000000" w:themeColor="text1"/>
                 <w:sz w:val="14"/>
                 <w:szCs w:val="14"/>
               </w:rPr>
@@ -3046,6 +3154,7 @@
               <w:rPr>
                 <w:rFonts w:ascii="Arial" w:hAnsi="Arial"/>
                 <w:b/>
+                <w:color w:val="000000" w:themeColor="text1"/>
                 <w:w w:val="96"/>
                 <w:sz w:val="14"/>
                 <w:szCs w:val="14"/>
@@ -3055,6 +3164,7 @@
               <w:rPr>
                 <w:rFonts w:ascii="Arial" w:hAnsi="Arial"/>
                 <w:bCs/>
+                <w:color w:val="000000" w:themeColor="text1"/>
                 <w:sz w:val="14"/>
                 <w:szCs w:val="14"/>
               </w:rPr>
@@ -3064,6 +3174,7 @@
               <w:rPr>
                 <w:rFonts w:ascii="Arial" w:hAnsi="Arial"/>
                 <w:bCs/>
+                <w:color w:val="000000" w:themeColor="text1"/>
                 <w:sz w:val="14"/>
                 <w:szCs w:val="14"/>
               </w:rPr>
@@ -3073,6 +3184,7 @@
               <w:rPr>
                 <w:rFonts w:ascii="Arial" w:hAnsi="Arial"/>
                 <w:bCs/>
+                <w:color w:val="000000" w:themeColor="text1"/>
                 <w:sz w:val="14"/>
                 <w:szCs w:val="14"/>
               </w:rPr>
@@ -3083,6 +3195,7 @@
                 <w:rFonts w:ascii="Arial" w:hAnsi="Arial"/>
                 <w:bCs/>
                 <w:noProof/>
+                <w:color w:val="000000" w:themeColor="text1"/>
                 <w:sz w:val="14"/>
                 <w:szCs w:val="14"/>
               </w:rPr>
@@ -3092,6 +3205,7 @@
               <w:rPr>
                 <w:rFonts w:ascii="Arial" w:hAnsi="Arial"/>
                 <w:bCs/>
+                <w:color w:val="000000" w:themeColor="text1"/>
                 <w:sz w:val="14"/>
                 <w:szCs w:val="14"/>
               </w:rPr>
@@ -3113,6 +3227,7 @@
               <w:rPr>
                 <w:rFonts w:ascii="Arial" w:hAnsi="Arial"/>
                 <w:b/>
+                <w:color w:val="000000" w:themeColor="text1"/>
                 <w:w w:val="96"/>
                 <w:sz w:val="14"/>
                 <w:szCs w:val="14"/>
@@ -3122,6 +3237,7 @@
               <w:rPr>
                 <w:rFonts w:ascii="Arial" w:hAnsi="Arial"/>
                 <w:bCs/>
+                <w:color w:val="000000" w:themeColor="text1"/>
                 <w:sz w:val="14"/>
                 <w:szCs w:val="14"/>
               </w:rPr>
@@ -3131,6 +3247,7 @@
               <w:rPr>
                 <w:rFonts w:ascii="Arial" w:hAnsi="Arial"/>
                 <w:bCs/>
+                <w:color w:val="000000" w:themeColor="text1"/>
                 <w:sz w:val="14"/>
                 <w:szCs w:val="14"/>
               </w:rPr>
@@ -3140,6 +3257,7 @@
               <w:rPr>
                 <w:rFonts w:ascii="Arial" w:hAnsi="Arial"/>
                 <w:bCs/>
+                <w:color w:val="000000" w:themeColor="text1"/>
                 <w:sz w:val="14"/>
                 <w:szCs w:val="14"/>
               </w:rPr>
@@ -3150,6 +3268,7 @@
                 <w:rFonts w:ascii="Arial" w:hAnsi="Arial"/>
                 <w:bCs/>
                 <w:noProof/>
+                <w:color w:val="000000" w:themeColor="text1"/>
                 <w:sz w:val="14"/>
                 <w:szCs w:val="14"/>
               </w:rPr>
@@ -3159,6 +3278,7 @@
               <w:rPr>
                 <w:rFonts w:ascii="Arial" w:hAnsi="Arial"/>
                 <w:bCs/>
+                <w:color w:val="000000" w:themeColor="text1"/>
                 <w:sz w:val="14"/>
                 <w:szCs w:val="14"/>
               </w:rPr>
@@ -3180,6 +3300,7 @@
               <w:rPr>
                 <w:rFonts w:ascii="Arial" w:hAnsi="Arial"/>
                 <w:b/>
+                <w:color w:val="000000" w:themeColor="text1"/>
                 <w:w w:val="96"/>
                 <w:sz w:val="14"/>
                 <w:szCs w:val="14"/>
@@ -3189,6 +3310,7 @@
               <w:rPr>
                 <w:rFonts w:ascii="Arial" w:hAnsi="Arial"/>
                 <w:bCs/>
+                <w:color w:val="000000" w:themeColor="text1"/>
                 <w:sz w:val="14"/>
                 <w:szCs w:val="14"/>
               </w:rPr>
@@ -3198,6 +3320,7 @@
               <w:rPr>
                 <w:rFonts w:ascii="Arial" w:hAnsi="Arial"/>
                 <w:bCs/>
+                <w:color w:val="000000" w:themeColor="text1"/>
                 <w:sz w:val="14"/>
                 <w:szCs w:val="14"/>
               </w:rPr>
@@ -3207,6 +3330,7 @@
               <w:rPr>
                 <w:rFonts w:ascii="Arial" w:hAnsi="Arial"/>
                 <w:bCs/>
+                <w:color w:val="000000" w:themeColor="text1"/>
                 <w:sz w:val="14"/>
                 <w:szCs w:val="14"/>
               </w:rPr>
@@ -3217,6 +3341,7 @@
                 <w:rFonts w:ascii="Arial" w:hAnsi="Arial"/>
                 <w:bCs/>
                 <w:noProof/>
+                <w:color w:val="000000" w:themeColor="text1"/>
                 <w:sz w:val="14"/>
                 <w:szCs w:val="14"/>
               </w:rPr>
@@ -3226,6 +3351,7 @@
               <w:rPr>
                 <w:rFonts w:ascii="Arial" w:hAnsi="Arial"/>
                 <w:bCs/>
+                <w:color w:val="000000" w:themeColor="text1"/>
                 <w:sz w:val="14"/>
                 <w:szCs w:val="14"/>
               </w:rPr>
@@ -3239,6 +3365,7 @@
       <w:pPr>
         <w:rPr>
           <w:rFonts w:ascii="Arial" w:hAnsi="Arial"/>
+          <w:color w:val="000000" w:themeColor="text1"/>
           <w:sz w:val="16"/>
           <w:szCs w:val="16"/>
         </w:rPr>
@@ -3247,6 +3374,7 @@
         <w:rPr>
           <w:rFonts w:ascii="Arial" w:eastAsia="Times New Roman" w:hAnsi="Arial"/>
           <w:vanish/>
+          <w:color w:val="000000" w:themeColor="text1"/>
           <w:sz w:val="16"/>
           <w:szCs w:val="16"/>
           <w:lang w:eastAsia="es-PE"/>
@@ -3296,7 +3424,7 @@
                 <w:rFonts w:ascii="Arial" w:hAnsi="Arial"/>
                 <w:b/>
                 <w:bCs/>
-                <w:color w:val="auto"/>
+                <w:color w:val="000000" w:themeColor="text1"/>
                 <w:sz w:val="16"/>
                 <w:szCs w:val="16"/>
                 <w:lang w:val="es-PE"/>
@@ -3307,7 +3435,7 @@
                 <w:rFonts w:ascii="Arial" w:hAnsi="Arial"/>
                 <w:b/>
                 <w:bCs/>
-                <w:color w:val="auto"/>
+                <w:color w:val="000000" w:themeColor="text1"/>
                 <w:sz w:val="16"/>
                 <w:szCs w:val="16"/>
                 <w:lang w:val="es-PE"/>
@@ -3324,7 +3452,7 @@
             <w:pPr>
               <w:rPr>
                 <w:rFonts w:ascii="Arial" w:hAnsi="Arial"/>
-                <w:color w:val="auto"/>
+                <w:color w:val="000000" w:themeColor="text1"/>
                 <w:sz w:val="16"/>
                 <w:szCs w:val="16"/>
               </w:rPr>
@@ -3339,7 +3467,7 @@
             <w:pPr>
               <w:rPr>
                 <w:rFonts w:ascii="Arial" w:hAnsi="Arial"/>
-                <w:color w:val="auto"/>
+                <w:color w:val="000000" w:themeColor="text1"/>
                 <w:sz w:val="16"/>
                 <w:szCs w:val="16"/>
                 <w:lang w:val="es-PE"/>
@@ -3357,7 +3485,7 @@
                 <w:rFonts w:ascii="Arial" w:hAnsi="Arial"/>
                 <w:b/>
                 <w:bCs/>
-                <w:color w:val="auto"/>
+                <w:color w:val="000000" w:themeColor="text1"/>
                 <w:sz w:val="16"/>
                 <w:szCs w:val="16"/>
                 <w:lang w:val="es-PE"/>
@@ -3368,7 +3496,7 @@
                 <w:rFonts w:ascii="Arial" w:hAnsi="Arial"/>
                 <w:b/>
                 <w:bCs/>
-                <w:color w:val="auto"/>
+                <w:color w:val="000000" w:themeColor="text1"/>
                 <w:sz w:val="16"/>
                 <w:szCs w:val="16"/>
                 <w:lang w:val="es-PE"/>
@@ -3380,7 +3508,7 @@
                 <w:rFonts w:ascii="Arial" w:hAnsi="Arial"/>
                 <w:b/>
                 <w:bCs/>
-                <w:color w:val="auto"/>
+                <w:color w:val="000000" w:themeColor="text1"/>
                 <w:sz w:val="16"/>
                 <w:szCs w:val="16"/>
                 <w:lang w:val="es-PE"/>
@@ -3397,14 +3525,15 @@
             <w:pPr>
               <w:rPr>
                 <w:rFonts w:ascii="Arial" w:hAnsi="Arial"/>
-                <w:color w:val="auto"/>
-                <w:sz w:val="16"/>
-                <w:szCs w:val="16"/>
-              </w:rPr>
-            </w:pPr>
-            <w:r>
-              <w:rPr>
-                <w:rFonts w:ascii="Arial" w:hAnsi="Arial"/>
+                <w:color w:val="000000" w:themeColor="text1"/>
+                <w:sz w:val="16"/>
+                <w:szCs w:val="16"/>
+              </w:rPr>
+            </w:pPr>
+            <w:r>
+              <w:rPr>
+                <w:rFonts w:ascii="Arial" w:hAnsi="Arial"/>
+                <w:color w:val="000000" w:themeColor="text1"/>
                 <w:sz w:val="16"/>
                 <w:szCs w:val="16"/>
               </w:rPr>
@@ -3413,7 +3542,7 @@
             <w:r>
               <w:rPr>
                 <w:rFonts w:ascii="Arial" w:hAnsi="Arial"/>
-                <w:color w:val="auto"/>
+                <w:color w:val="000000" w:themeColor="text1"/>
                 <w:sz w:val="16"/>
                 <w:szCs w:val="16"/>
               </w:rPr>
@@ -3422,6 +3551,7 @@
             <w:r>
               <w:rPr>
                 <w:rFonts w:ascii="Arial" w:hAnsi="Arial"/>
+                <w:color w:val="000000" w:themeColor="text1"/>
                 <w:sz w:val="16"/>
                 <w:szCs w:val="16"/>
               </w:rPr>
@@ -3430,7 +3560,7 @@
             <w:r>
               <w:rPr>
                 <w:rFonts w:ascii="Arial" w:hAnsi="Arial"/>
-                <w:color w:val="auto"/>
+                <w:color w:val="000000" w:themeColor="text1"/>
                 <w:sz w:val="16"/>
                 <w:szCs w:val="16"/>
               </w:rPr>
@@ -3439,6 +3569,7 @@
             <w:r>
               <w:rPr>
                 <w:rFonts w:ascii="Arial" w:hAnsi="Arial"/>
+                <w:color w:val="000000" w:themeColor="text1"/>
                 <w:sz w:val="16"/>
                 <w:szCs w:val="16"/>
               </w:rPr>
@@ -3461,17 +3592,17 @@
                 <w:rFonts w:ascii="Arial" w:hAnsi="Arial"/>
                 <w:b/>
                 <w:bCs/>
-                <w:color w:val="auto"/>
-                <w:sz w:val="16"/>
-                <w:szCs w:val="16"/>
-              </w:rPr>
-            </w:pPr>
-            <w:r>
-              <w:rPr>
-                <w:rFonts w:ascii="Arial" w:hAnsi="Arial"/>
-                <w:b/>
-                <w:bCs/>
-                <w:color w:val="auto"/>
+                <w:color w:val="000000" w:themeColor="text1"/>
+                <w:sz w:val="16"/>
+                <w:szCs w:val="16"/>
+              </w:rPr>
+            </w:pPr>
+            <w:r>
+              <w:rPr>
+                <w:rFonts w:ascii="Arial" w:hAnsi="Arial"/>
+                <w:b/>
+                <w:bCs/>
+                <w:color w:val="000000" w:themeColor="text1"/>
                 <w:sz w:val="16"/>
                 <w:szCs w:val="16"/>
                 <w:lang w:val="es-PE"/>
@@ -3488,14 +3619,15 @@
             <w:pPr>
               <w:rPr>
                 <w:rFonts w:ascii="Arial" w:hAnsi="Arial"/>
-                <w:color w:val="auto"/>
-                <w:sz w:val="16"/>
-                <w:szCs w:val="16"/>
-              </w:rPr>
-            </w:pPr>
-            <w:r>
-              <w:rPr>
-                <w:rFonts w:ascii="Arial" w:hAnsi="Arial"/>
+                <w:color w:val="000000" w:themeColor="text1"/>
+                <w:sz w:val="16"/>
+                <w:szCs w:val="16"/>
+              </w:rPr>
+            </w:pPr>
+            <w:r>
+              <w:rPr>
+                <w:rFonts w:ascii="Arial" w:hAnsi="Arial"/>
+                <w:color w:val="000000" w:themeColor="text1"/>
                 <w:sz w:val="16"/>
                 <w:szCs w:val="16"/>
               </w:rPr>
@@ -3504,7 +3636,7 @@
             <w:r>
               <w:rPr>
                 <w:rFonts w:ascii="Arial" w:hAnsi="Arial"/>
-                <w:color w:val="auto"/>
+                <w:color w:val="000000" w:themeColor="text1"/>
                 <w:sz w:val="16"/>
                 <w:szCs w:val="16"/>
               </w:rPr>
@@ -3513,6 +3645,7 @@
             <w:r>
               <w:rPr>
                 <w:rFonts w:ascii="Arial" w:hAnsi="Arial"/>
+                <w:color w:val="000000" w:themeColor="text1"/>
                 <w:sz w:val="16"/>
                 <w:szCs w:val="16"/>
               </w:rPr>
@@ -3521,7 +3654,7 @@
             <w:r>
               <w:rPr>
                 <w:rFonts w:ascii="Arial" w:hAnsi="Arial"/>
-                <w:color w:val="auto"/>
+                <w:color w:val="000000" w:themeColor="text1"/>
                 <w:sz w:val="16"/>
                 <w:szCs w:val="16"/>
               </w:rPr>
@@ -3530,6 +3663,7 @@
             <w:r>
               <w:rPr>
                 <w:rFonts w:ascii="Arial" w:hAnsi="Arial"/>
+                <w:color w:val="000000" w:themeColor="text1"/>
                 <w:sz w:val="16"/>
                 <w:szCs w:val="16"/>
               </w:rPr>
@@ -3538,7 +3672,7 @@
             <w:r>
               <w:rPr>
                 <w:rFonts w:ascii="Arial" w:hAnsi="Arial"/>
-                <w:color w:val="auto"/>
+                <w:color w:val="000000" w:themeColor="text1"/>
                 <w:sz w:val="16"/>
                 <w:szCs w:val="16"/>
               </w:rPr>
@@ -3547,7 +3681,7 @@
             <w:r>
               <w:rPr>
                 <w:rFonts w:ascii="Arial" w:hAnsi="Arial"/>
-                <w:color w:val="auto"/>
+                <w:color w:val="000000" w:themeColor="text1"/>
                 <w:sz w:val="14"/>
                 <w:szCs w:val="14"/>
               </w:rPr>
@@ -3563,7 +3697,7 @@
             <w:pPr>
               <w:rPr>
                 <w:rFonts w:ascii="Arial" w:hAnsi="Arial"/>
-                <w:color w:val="auto"/>
+                <w:color w:val="000000" w:themeColor="text1"/>
                 <w:sz w:val="16"/>
                 <w:szCs w:val="16"/>
                 <w:lang w:val="es-PE"/>
@@ -3572,7 +3706,7 @@
             <w:r>
               <w:rPr>
                 <w:rFonts w:ascii="Arial" w:hAnsi="Arial"/>
-                <w:color w:val="auto"/>
+                <w:color w:val="000000" w:themeColor="text1"/>
                 <w:sz w:val="16"/>
                 <w:szCs w:val="16"/>
               </w:rPr>
@@ -3581,6 +3715,7 @@
             <w:r>
               <w:rPr>
                 <w:rFonts w:ascii="Arial" w:hAnsi="Arial"/>
+                <w:color w:val="000000" w:themeColor="text1"/>
                 <w:sz w:val="16"/>
                 <w:szCs w:val="16"/>
               </w:rPr>
@@ -3589,7 +3724,7 @@
             <w:r>
               <w:rPr>
                 <w:rFonts w:ascii="Arial" w:hAnsi="Arial"/>
-                <w:color w:val="auto"/>
+                <w:color w:val="000000" w:themeColor="text1"/>
                 <w:sz w:val="16"/>
                 <w:szCs w:val="16"/>
               </w:rPr>
@@ -3598,6 +3733,7 @@
             <w:r>
               <w:rPr>
                 <w:rFonts w:ascii="Arial" w:hAnsi="Arial"/>
+                <w:color w:val="000000" w:themeColor="text1"/>
                 <w:sz w:val="16"/>
                 <w:szCs w:val="16"/>
               </w:rPr>
@@ -3606,7 +3742,7 @@
             <w:r>
               <w:rPr>
                 <w:rFonts w:ascii="Arial" w:hAnsi="Arial"/>
-                <w:color w:val="auto"/>
+                <w:color w:val="000000" w:themeColor="text1"/>
                 <w:sz w:val="16"/>
                 <w:szCs w:val="16"/>
               </w:rPr>
@@ -3615,6 +3751,7 @@
             <w:r>
               <w:rPr>
                 <w:rFonts w:ascii="Arial" w:hAnsi="Arial"/>
+                <w:color w:val="000000" w:themeColor="text1"/>
                 <w:sz w:val="16"/>
                 <w:szCs w:val="16"/>
               </w:rPr>
@@ -3632,17 +3769,17 @@
                 <w:rFonts w:ascii="Arial" w:hAnsi="Arial"/>
                 <w:b/>
                 <w:bCs/>
-                <w:color w:val="auto"/>
-                <w:sz w:val="16"/>
-                <w:szCs w:val="16"/>
-              </w:rPr>
-            </w:pPr>
-            <w:r>
-              <w:rPr>
-                <w:rFonts w:ascii="Arial" w:hAnsi="Arial"/>
-                <w:b/>
-                <w:bCs/>
-                <w:color w:val="auto"/>
+                <w:color w:val="000000" w:themeColor="text1"/>
+                <w:sz w:val="16"/>
+                <w:szCs w:val="16"/>
+              </w:rPr>
+            </w:pPr>
+            <w:r>
+              <w:rPr>
+                <w:rFonts w:ascii="Arial" w:hAnsi="Arial"/>
+                <w:b/>
+                <w:bCs/>
+                <w:color w:val="000000" w:themeColor="text1"/>
                 <w:sz w:val="16"/>
                 <w:szCs w:val="16"/>
                 <w:lang w:val="es-PE"/>
@@ -3659,14 +3796,15 @@
             <w:pPr>
               <w:rPr>
                 <w:rFonts w:ascii="Arial" w:hAnsi="Arial"/>
-                <w:color w:val="auto"/>
-                <w:sz w:val="16"/>
-                <w:szCs w:val="16"/>
-              </w:rPr>
-            </w:pPr>
-            <w:r>
-              <w:rPr>
-                <w:rFonts w:ascii="Arial" w:hAnsi="Arial"/>
+                <w:color w:val="000000" w:themeColor="text1"/>
+                <w:sz w:val="16"/>
+                <w:szCs w:val="16"/>
+              </w:rPr>
+            </w:pPr>
+            <w:r>
+              <w:rPr>
+                <w:rFonts w:ascii="Arial" w:hAnsi="Arial"/>
+                <w:color w:val="000000" w:themeColor="text1"/>
                 <w:sz w:val="16"/>
                 <w:szCs w:val="16"/>
               </w:rPr>
@@ -3675,7 +3813,7 @@
             <w:r>
               <w:rPr>
                 <w:rFonts w:ascii="Arial" w:hAnsi="Arial"/>
-                <w:color w:val="auto"/>
+                <w:color w:val="000000" w:themeColor="text1"/>
                 <w:sz w:val="16"/>
                 <w:szCs w:val="16"/>
               </w:rPr>
@@ -3684,6 +3822,7 @@
             <w:r>
               <w:rPr>
                 <w:rFonts w:ascii="Arial" w:hAnsi="Arial"/>
+                <w:color w:val="000000" w:themeColor="text1"/>
                 <w:sz w:val="16"/>
                 <w:szCs w:val="16"/>
               </w:rPr>
@@ -3692,7 +3831,7 @@
             <w:r>
               <w:rPr>
                 <w:rFonts w:ascii="Arial" w:hAnsi="Arial"/>
-                <w:color w:val="auto"/>
+                <w:color w:val="000000" w:themeColor="text1"/>
                 <w:sz w:val="16"/>
                 <w:szCs w:val="16"/>
               </w:rPr>
@@ -3701,6 +3840,7 @@
             <w:r>
               <w:rPr>
                 <w:rFonts w:ascii="Arial" w:hAnsi="Arial"/>
+                <w:color w:val="000000" w:themeColor="text1"/>
                 <w:sz w:val="16"/>
                 <w:szCs w:val="16"/>
               </w:rPr>
@@ -3723,17 +3863,17 @@
                 <w:rFonts w:ascii="Arial" w:hAnsi="Arial"/>
                 <w:b/>
                 <w:bCs/>
-                <w:color w:val="auto"/>
-                <w:sz w:val="16"/>
-                <w:szCs w:val="16"/>
-              </w:rPr>
-            </w:pPr>
-            <w:r>
-              <w:rPr>
-                <w:rFonts w:ascii="Arial" w:hAnsi="Arial"/>
-                <w:b/>
-                <w:bCs/>
-                <w:color w:val="auto"/>
+                <w:color w:val="000000" w:themeColor="text1"/>
+                <w:sz w:val="16"/>
+                <w:szCs w:val="16"/>
+              </w:rPr>
+            </w:pPr>
+            <w:r>
+              <w:rPr>
+                <w:rFonts w:ascii="Arial" w:hAnsi="Arial"/>
+                <w:b/>
+                <w:bCs/>
+                <w:color w:val="000000" w:themeColor="text1"/>
                 <w:sz w:val="16"/>
                 <w:szCs w:val="16"/>
                 <w:lang w:val="es-PE"/>
@@ -3750,14 +3890,15 @@
             <w:pPr>
               <w:rPr>
                 <w:rFonts w:ascii="Arial" w:hAnsi="Arial"/>
-                <w:color w:val="auto"/>
-                <w:sz w:val="16"/>
-                <w:szCs w:val="16"/>
-              </w:rPr>
-            </w:pPr>
-            <w:r>
-              <w:rPr>
-                <w:rFonts w:ascii="Arial" w:hAnsi="Arial"/>
+                <w:color w:val="000000" w:themeColor="text1"/>
+                <w:sz w:val="16"/>
+                <w:szCs w:val="16"/>
+              </w:rPr>
+            </w:pPr>
+            <w:r>
+              <w:rPr>
+                <w:rFonts w:ascii="Arial" w:hAnsi="Arial"/>
+                <w:color w:val="000000" w:themeColor="text1"/>
                 <w:sz w:val="16"/>
                 <w:szCs w:val="16"/>
               </w:rPr>
@@ -3766,7 +3907,7 @@
             <w:r>
               <w:rPr>
                 <w:rFonts w:ascii="Arial" w:hAnsi="Arial"/>
-                <w:color w:val="auto"/>
+                <w:color w:val="000000" w:themeColor="text1"/>
                 <w:sz w:val="16"/>
                 <w:szCs w:val="16"/>
               </w:rPr>
@@ -3775,6 +3916,7 @@
             <w:r>
               <w:rPr>
                 <w:rFonts w:ascii="Arial" w:hAnsi="Arial"/>
+                <w:color w:val="000000" w:themeColor="text1"/>
                 <w:sz w:val="16"/>
                 <w:szCs w:val="16"/>
               </w:rPr>
@@ -3783,7 +3925,7 @@
             <w:r>
               <w:rPr>
                 <w:rFonts w:ascii="Arial" w:hAnsi="Arial"/>
-                <w:color w:val="auto"/>
+                <w:color w:val="000000" w:themeColor="text1"/>
                 <w:sz w:val="16"/>
                 <w:szCs w:val="16"/>
               </w:rPr>
@@ -3792,6 +3934,7 @@
             <w:r>
               <w:rPr>
                 <w:rFonts w:ascii="Arial" w:hAnsi="Arial"/>
+                <w:color w:val="000000" w:themeColor="text1"/>
                 <w:sz w:val="16"/>
                 <w:szCs w:val="16"/>
               </w:rPr>
@@ -3800,7 +3943,7 @@
             <w:r>
               <w:rPr>
                 <w:rFonts w:ascii="Arial" w:hAnsi="Arial"/>
-                <w:color w:val="auto"/>
+                <w:color w:val="000000" w:themeColor="text1"/>
                 <w:sz w:val="16"/>
                 <w:szCs w:val="16"/>
               </w:rPr>
@@ -3809,7 +3952,7 @@
             <w:r>
               <w:rPr>
                 <w:rFonts w:ascii="Arial" w:hAnsi="Arial"/>
-                <w:color w:val="auto"/>
+                <w:color w:val="000000" w:themeColor="text1"/>
                 <w:sz w:val="14"/>
                 <w:szCs w:val="14"/>
               </w:rPr>
@@ -3825,15 +3968,15 @@
             <w:pPr>
               <w:rPr>
                 <w:rFonts w:ascii="Arial" w:hAnsi="Arial"/>
-                <w:color w:val="auto"/>
-                <w:sz w:val="16"/>
-                <w:szCs w:val="16"/>
-              </w:rPr>
-            </w:pPr>
-            <w:r>
-              <w:rPr>
-                <w:rFonts w:ascii="Arial" w:hAnsi="Arial"/>
-                <w:color w:val="auto"/>
+                <w:color w:val="000000" w:themeColor="text1"/>
+                <w:sz w:val="16"/>
+                <w:szCs w:val="16"/>
+              </w:rPr>
+            </w:pPr>
+            <w:r>
+              <w:rPr>
+                <w:rFonts w:ascii="Arial" w:hAnsi="Arial"/>
+                <w:color w:val="000000" w:themeColor="text1"/>
                 <w:sz w:val="16"/>
                 <w:szCs w:val="16"/>
               </w:rPr>
@@ -3842,6 +3985,7 @@
             <w:r>
               <w:rPr>
                 <w:rFonts w:ascii="Arial" w:hAnsi="Arial"/>
+                <w:color w:val="000000" w:themeColor="text1"/>
                 <w:sz w:val="16"/>
                 <w:szCs w:val="16"/>
               </w:rPr>
@@ -3850,7 +3994,7 @@
             <w:r>
               <w:rPr>
                 <w:rFonts w:ascii="Arial" w:hAnsi="Arial"/>
-                <w:color w:val="auto"/>
+                <w:color w:val="000000" w:themeColor="text1"/>
                 <w:sz w:val="16"/>
                 <w:szCs w:val="16"/>
               </w:rPr>
@@ -3859,6 +4003,7 @@
             <w:r>
               <w:rPr>
                 <w:rFonts w:ascii="Arial" w:hAnsi="Arial"/>
+                <w:color w:val="000000" w:themeColor="text1"/>
                 <w:sz w:val="16"/>
                 <w:szCs w:val="16"/>
               </w:rPr>
@@ -3867,7 +4012,7 @@
             <w:r>
               <w:rPr>
                 <w:rFonts w:ascii="Arial" w:hAnsi="Arial"/>
-                <w:color w:val="auto"/>
+                <w:color w:val="000000" w:themeColor="text1"/>
                 <w:sz w:val="16"/>
                 <w:szCs w:val="16"/>
               </w:rPr>
@@ -3876,6 +4021,7 @@
             <w:r>
               <w:rPr>
                 <w:rFonts w:ascii="Arial" w:hAnsi="Arial"/>
+                <w:color w:val="000000" w:themeColor="text1"/>
                 <w:sz w:val="16"/>
                 <w:szCs w:val="16"/>
               </w:rPr>
@@ -3893,17 +4039,17 @@
                 <w:rFonts w:ascii="Arial" w:hAnsi="Arial"/>
                 <w:b/>
                 <w:bCs/>
-                <w:color w:val="auto"/>
-                <w:sz w:val="16"/>
-                <w:szCs w:val="16"/>
-              </w:rPr>
-            </w:pPr>
-            <w:r>
-              <w:rPr>
-                <w:rFonts w:ascii="Arial" w:hAnsi="Arial"/>
-                <w:b/>
-                <w:bCs/>
-                <w:color w:val="auto"/>
+                <w:color w:val="000000" w:themeColor="text1"/>
+                <w:sz w:val="16"/>
+                <w:szCs w:val="16"/>
+              </w:rPr>
+            </w:pPr>
+            <w:r>
+              <w:rPr>
+                <w:rFonts w:ascii="Arial" w:hAnsi="Arial"/>
+                <w:b/>
+                <w:bCs/>
+                <w:color w:val="000000" w:themeColor="text1"/>
                 <w:sz w:val="16"/>
                 <w:szCs w:val="16"/>
               </w:rPr>
@@ -3919,14 +4065,15 @@
             <w:pPr>
               <w:rPr>
                 <w:rFonts w:ascii="Arial" w:hAnsi="Arial"/>
-                <w:color w:val="auto"/>
-                <w:sz w:val="16"/>
-                <w:szCs w:val="16"/>
-              </w:rPr>
-            </w:pPr>
-            <w:r>
-              <w:rPr>
-                <w:rFonts w:ascii="Arial" w:hAnsi="Arial"/>
+                <w:color w:val="000000" w:themeColor="text1"/>
+                <w:sz w:val="16"/>
+                <w:szCs w:val="16"/>
+              </w:rPr>
+            </w:pPr>
+            <w:r>
+              <w:rPr>
+                <w:rFonts w:ascii="Arial" w:hAnsi="Arial"/>
+                <w:color w:val="000000" w:themeColor="text1"/>
                 <w:sz w:val="16"/>
                 <w:szCs w:val="16"/>
               </w:rPr>
@@ -3935,7 +4082,7 @@
             <w:r>
               <w:rPr>
                 <w:rFonts w:ascii="Arial" w:hAnsi="Arial"/>
-                <w:color w:val="auto"/>
+                <w:color w:val="000000" w:themeColor="text1"/>
                 <w:sz w:val="16"/>
                 <w:szCs w:val="16"/>
               </w:rPr>
@@ -3944,6 +4091,7 @@
             <w:r>
               <w:rPr>
                 <w:rFonts w:ascii="Arial" w:hAnsi="Arial"/>
+                <w:color w:val="000000" w:themeColor="text1"/>
                 <w:sz w:val="16"/>
                 <w:szCs w:val="16"/>
               </w:rPr>
@@ -3952,7 +4100,7 @@
             <w:r>
               <w:rPr>
                 <w:rFonts w:ascii="Arial" w:hAnsi="Arial"/>
-                <w:color w:val="auto"/>
+                <w:color w:val="000000" w:themeColor="text1"/>
                 <w:sz w:val="16"/>
                 <w:szCs w:val="16"/>
               </w:rPr>
@@ -3961,6 +4109,7 @@
             <w:r>
               <w:rPr>
                 <w:rFonts w:ascii="Arial" w:hAnsi="Arial"/>
+                <w:color w:val="000000" w:themeColor="text1"/>
                 <w:sz w:val="16"/>
                 <w:szCs w:val="16"/>
               </w:rPr>
@@ -3983,17 +4132,17 @@
                 <w:rFonts w:ascii="Arial" w:hAnsi="Arial"/>
                 <w:b/>
                 <w:bCs/>
-                <w:color w:val="auto"/>
-                <w:sz w:val="16"/>
-                <w:szCs w:val="16"/>
-              </w:rPr>
-            </w:pPr>
-            <w:r>
-              <w:rPr>
-                <w:rFonts w:ascii="Arial" w:hAnsi="Arial"/>
-                <w:b/>
-                <w:bCs/>
-                <w:color w:val="auto"/>
+                <w:color w:val="000000" w:themeColor="text1"/>
+                <w:sz w:val="16"/>
+                <w:szCs w:val="16"/>
+              </w:rPr>
+            </w:pPr>
+            <w:r>
+              <w:rPr>
+                <w:rFonts w:ascii="Arial" w:hAnsi="Arial"/>
+                <w:b/>
+                <w:bCs/>
+                <w:color w:val="000000" w:themeColor="text1"/>
                 <w:sz w:val="16"/>
                 <w:szCs w:val="16"/>
                 <w:lang w:val="es-PE"/>
@@ -4010,14 +4159,15 @@
             <w:pPr>
               <w:rPr>
                 <w:rFonts w:ascii="Arial" w:hAnsi="Arial"/>
-                <w:color w:val="auto"/>
-                <w:sz w:val="16"/>
-                <w:szCs w:val="16"/>
-              </w:rPr>
-            </w:pPr>
-            <w:r>
-              <w:rPr>
-                <w:rFonts w:ascii="Arial" w:hAnsi="Arial"/>
+                <w:color w:val="000000" w:themeColor="text1"/>
+                <w:sz w:val="16"/>
+                <w:szCs w:val="16"/>
+              </w:rPr>
+            </w:pPr>
+            <w:r>
+              <w:rPr>
+                <w:rFonts w:ascii="Arial" w:hAnsi="Arial"/>
+                <w:color w:val="000000" w:themeColor="text1"/>
                 <w:sz w:val="16"/>
                 <w:szCs w:val="16"/>
               </w:rPr>
@@ -4026,7 +4176,7 @@
             <w:r>
               <w:rPr>
                 <w:rFonts w:ascii="Arial" w:hAnsi="Arial"/>
-                <w:color w:val="auto"/>
+                <w:color w:val="000000" w:themeColor="text1"/>
                 <w:sz w:val="16"/>
                 <w:szCs w:val="16"/>
               </w:rPr>
@@ -4035,6 +4185,7 @@
             <w:r>
               <w:rPr>
                 <w:rFonts w:ascii="Arial" w:hAnsi="Arial"/>
+                <w:color w:val="000000" w:themeColor="text1"/>
                 <w:sz w:val="16"/>
                 <w:szCs w:val="16"/>
               </w:rPr>
@@ -4044,7 +4195,7 @@
               <w:rPr>
                 <w:rFonts w:ascii="Arial" w:hAnsi="Arial"/>
                 <w:noProof/>
-                <w:color w:val="auto"/>
+                <w:color w:val="000000" w:themeColor="text1"/>
                 <w:sz w:val="16"/>
                 <w:szCs w:val="16"/>
               </w:rPr>
@@ -4053,6 +4204,7 @@
             <w:r>
               <w:rPr>
                 <w:rFonts w:ascii="Arial" w:hAnsi="Arial"/>
+                <w:color w:val="000000" w:themeColor="text1"/>
                 <w:sz w:val="16"/>
                 <w:szCs w:val="16"/>
               </w:rPr>
@@ -4061,7 +4213,7 @@
             <w:r>
               <w:rPr>
                 <w:rFonts w:ascii="Arial" w:hAnsi="Arial"/>
-                <w:color w:val="auto"/>
+                <w:color w:val="000000" w:themeColor="text1"/>
                 <w:sz w:val="16"/>
                 <w:szCs w:val="16"/>
               </w:rPr>
@@ -4070,7 +4222,7 @@
             <w:r>
               <w:rPr>
                 <w:rFonts w:ascii="Arial" w:hAnsi="Arial"/>
-                <w:color w:val="auto"/>
+                <w:color w:val="000000" w:themeColor="text1"/>
                 <w:sz w:val="14"/>
                 <w:szCs w:val="14"/>
               </w:rPr>
@@ -4086,7 +4238,7 @@
             <w:pPr>
               <w:rPr>
                 <w:rFonts w:ascii="Arial" w:hAnsi="Arial"/>
-                <w:color w:val="auto"/>
+                <w:color w:val="000000" w:themeColor="text1"/>
                 <w:sz w:val="16"/>
                 <w:szCs w:val="16"/>
                 <w:lang w:val="es-PE"/>
@@ -4104,17 +4256,17 @@
                 <w:rFonts w:ascii="Arial" w:hAnsi="Arial"/>
                 <w:b/>
                 <w:bCs/>
-                <w:color w:val="auto"/>
-                <w:sz w:val="16"/>
-                <w:szCs w:val="16"/>
-              </w:rPr>
-            </w:pPr>
-            <w:r>
-              <w:rPr>
-                <w:rFonts w:ascii="Arial" w:hAnsi="Arial"/>
-                <w:b/>
-                <w:bCs/>
-                <w:color w:val="auto"/>
+                <w:color w:val="000000" w:themeColor="text1"/>
+                <w:sz w:val="16"/>
+                <w:szCs w:val="16"/>
+              </w:rPr>
+            </w:pPr>
+            <w:r>
+              <w:rPr>
+                <w:rFonts w:ascii="Arial" w:hAnsi="Arial"/>
+                <w:b/>
+                <w:bCs/>
+                <w:color w:val="000000" w:themeColor="text1"/>
                 <w:sz w:val="16"/>
                 <w:szCs w:val="16"/>
                 <w:lang w:val="es-PE"/>
@@ -4131,14 +4283,15 @@
             <w:pPr>
               <w:rPr>
                 <w:rFonts w:ascii="Arial" w:hAnsi="Arial"/>
-                <w:color w:val="auto"/>
-                <w:sz w:val="16"/>
-                <w:szCs w:val="16"/>
-              </w:rPr>
-            </w:pPr>
-            <w:r>
-              <w:rPr>
-                <w:rFonts w:ascii="Arial" w:hAnsi="Arial"/>
+                <w:color w:val="000000" w:themeColor="text1"/>
+                <w:sz w:val="16"/>
+                <w:szCs w:val="16"/>
+              </w:rPr>
+            </w:pPr>
+            <w:r>
+              <w:rPr>
+                <w:rFonts w:ascii="Arial" w:hAnsi="Arial"/>
+                <w:color w:val="000000" w:themeColor="text1"/>
                 <w:sz w:val="16"/>
                 <w:szCs w:val="16"/>
               </w:rPr>
@@ -4147,7 +4300,7 @@
             <w:r>
               <w:rPr>
                 <w:rFonts w:ascii="Arial" w:hAnsi="Arial"/>
-                <w:color w:val="auto"/>
+                <w:color w:val="000000" w:themeColor="text1"/>
                 <w:sz w:val="16"/>
                 <w:szCs w:val="16"/>
               </w:rPr>
@@ -4156,6 +4309,7 @@
             <w:r>
               <w:rPr>
                 <w:rFonts w:ascii="Arial" w:hAnsi="Arial"/>
+                <w:color w:val="000000" w:themeColor="text1"/>
                 <w:sz w:val="16"/>
                 <w:szCs w:val="16"/>
               </w:rPr>
@@ -4164,7 +4318,7 @@
             <w:r>
               <w:rPr>
                 <w:rFonts w:ascii="Arial" w:hAnsi="Arial"/>
-                <w:color w:val="auto"/>
+                <w:color w:val="000000" w:themeColor="text1"/>
                 <w:sz w:val="16"/>
                 <w:szCs w:val="16"/>
               </w:rPr>
@@ -4173,6 +4327,7 @@
             <w:r>
               <w:rPr>
                 <w:rFonts w:ascii="Arial" w:hAnsi="Arial"/>
+                <w:color w:val="000000" w:themeColor="text1"/>
                 <w:sz w:val="16"/>
                 <w:szCs w:val="16"/>
               </w:rPr>
